--- a/docs/public/五行生克图.docx
+++ b/docs/public/五行生克图.docx
@@ -90,7 +90,7 @@
           </mc:Choice>
           <mc:Fallback>
             <w:pict>
-              <v:shape id="_x0000_s1026" o:spid="_x0000_s1026" o:spt="202" type="#_x0000_t202" style="position:absolute;left:0pt;margin-left:304.85pt;margin-top:-30.05pt;height:42.7pt;width:33pt;z-index:251679744;mso-width-relative:page;mso-height-relative:page;" filled="f" stroked="f" coordsize="21600,21600" o:gfxdata="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">
+              <v:shape id="_x0000_s1026" o:spid="_x0000_s1026" o:spt="202" type="#_x0000_t202" style="position:absolute;left:0pt;margin-left:304.85pt;margin-top:-30.05pt;height:42.7pt;width:33pt;z-index:251679744;mso-width-relative:page;mso-height-relative:page;" filled="f" stroked="f" coordsize="21600,21600" o:gfxdata="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">
                 <v:fill on="f" focussize="0,0"/>
                 <v:stroke on="f" weight="0.5pt"/>
                 <v:imagedata o:title=""/>
@@ -373,7 +373,7 @@
           </mc:Choice>
           <mc:Fallback>
             <w:pict>
-              <v:shape id="_x0000_s1026" o:spid="_x0000_s1026" o:spt="202" type="#_x0000_t202" style="position:absolute;left:0pt;margin-left:430.45pt;margin-top:11.1pt;height:34.55pt;width:48.3pt;z-index:251671552;mso-width-relative:page;mso-height-relative:page;" filled="f" stroked="f" coordsize="21600,21600" o:gfxdata="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">
+              <v:shape id="_x0000_s1026" o:spid="_x0000_s1026" o:spt="202" type="#_x0000_t202" style="position:absolute;left:0pt;margin-left:430.45pt;margin-top:11.1pt;height:34.55pt;width:48.3pt;z-index:251671552;mso-width-relative:page;mso-height-relative:page;" filled="f" stroked="f" coordsize="21600,21600" o:gfxdata="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">
                 <v:fill on="f" focussize="0,0"/>
                 <v:stroke on="f"/>
                 <v:imagedata o:title=""/>
@@ -464,6 +464,8 @@
       </w:r>
     </w:p>
     <w:p>
+      <w:bookmarkStart w:id="0" w:name="_GoBack"/>
+      <w:bookmarkEnd w:id="0"/>
       <w:r>
         <mc:AlternateContent>
           <mc:Choice Requires="wps">
@@ -523,8 +525,6 @@
       </w:r>
     </w:p>
     <w:p>
-      <w:bookmarkStart w:id="0" w:name="_GoBack"/>
-      <w:bookmarkEnd w:id="0"/>
       <w:r>
         <w:rPr>
           <w:sz w:val="21"/>
@@ -535,12 +535,12 @@
               <wp:anchor distT="0" distB="0" distL="114300" distR="114300" simplePos="0" relativeHeight="251680768" behindDoc="0" locked="0" layoutInCell="1" allowOverlap="1">
                 <wp:simplePos x="0" y="0"/>
                 <wp:positionH relativeFrom="column">
-                  <wp:posOffset>3710305</wp:posOffset>
+                  <wp:posOffset>3565525</wp:posOffset>
                 </wp:positionH>
                 <wp:positionV relativeFrom="paragraph">
                   <wp:posOffset>73660</wp:posOffset>
                 </wp:positionV>
-                <wp:extent cx="756920" cy="466725"/>
+                <wp:extent cx="1050290" cy="466725"/>
                 <wp:effectExtent l="0" t="0" r="0" b="0"/>
                 <wp:wrapNone/>
                 <wp:docPr id="4" name="文本框 4"/>
@@ -552,7 +552,7 @@
                       <wps:spPr>
                         <a:xfrm>
                           <a:off x="0" y="0"/>
-                          <a:ext cx="756920" cy="466725"/>
+                          <a:ext cx="1050290" cy="466725"/>
                         </a:xfrm>
                         <a:prstGeom prst="rect">
                           <a:avLst/>
@@ -581,7 +581,7 @@
                           <w:p>
                             <w:pPr>
                               <w:rPr>
-                                <w:rFonts w:hint="eastAsia" w:ascii="微软雅黑" w:hAnsi="微软雅黑" w:eastAsia="微软雅黑" w:cs="微软雅黑"/>
+                                <w:rFonts w:hint="default" w:ascii="微软雅黑" w:hAnsi="微软雅黑" w:eastAsia="微软雅黑" w:cs="微软雅黑"/>
                                 <w:color w:val="auto"/>
                                 <w:sz w:val="28"/>
                                 <w:szCs w:val="28"/>
@@ -596,7 +596,7 @@
                                 <w:szCs w:val="28"/>
                                 <w:lang w:val="en-US" w:eastAsia="zh-CN"/>
                               </w:rPr>
-                              <w:t>苦、喜</w:t>
+                              <w:t>苦、喜、嚯</w:t>
                             </w:r>
                           </w:p>
                         </w:txbxContent>
@@ -612,7 +612,7 @@
           </mc:Choice>
           <mc:Fallback>
             <w:pict>
-              <v:shape id="_x0000_s1026" o:spid="_x0000_s1026" o:spt="202" type="#_x0000_t202" style="position:absolute;left:0pt;margin-left:292.15pt;margin-top:5.8pt;height:36.75pt;width:59.6pt;z-index:251680768;mso-width-relative:page;mso-height-relative:page;" filled="f" stroked="f" coordsize="21600,21600" o:gfxdata="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">
+              <v:shape id="_x0000_s1026" o:spid="_x0000_s1026" o:spt="202" type="#_x0000_t202" style="position:absolute;left:0pt;margin-left:280.75pt;margin-top:5.8pt;height:36.75pt;width:82.7pt;z-index:251680768;mso-width-relative:page;mso-height-relative:page;" filled="f" stroked="f" coordsize="21600,21600" o:gfxdata="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">
                 <v:fill on="f" focussize="0,0"/>
                 <v:stroke on="f" weight="0.5pt"/>
                 <v:imagedata o:title=""/>
@@ -622,7 +622,7 @@
                     <w:p>
                       <w:pPr>
                         <w:rPr>
-                          <w:rFonts w:hint="eastAsia" w:ascii="微软雅黑" w:hAnsi="微软雅黑" w:eastAsia="微软雅黑" w:cs="微软雅黑"/>
+                          <w:rFonts w:hint="default" w:ascii="微软雅黑" w:hAnsi="微软雅黑" w:eastAsia="微软雅黑" w:cs="微软雅黑"/>
                           <w:color w:val="auto"/>
                           <w:sz w:val="28"/>
                           <w:szCs w:val="28"/>
@@ -637,7 +637,7 @@
                           <w:szCs w:val="28"/>
                           <w:lang w:val="en-US" w:eastAsia="zh-CN"/>
                         </w:rPr>
-                        <w:t>苦、喜</w:t>
+                        <w:t>苦、喜、嚯</w:t>
                       </w:r>
                     </w:p>
                   </w:txbxContent>
@@ -796,7 +796,7 @@
           </mc:Choice>
           <mc:Fallback>
             <w:pict>
-              <v:shape id="_x0000_s1026" o:spid="_x0000_s1026" o:spt="202" type="#_x0000_t202" style="position:absolute;left:0pt;margin-left:138.55pt;margin-top:9.5pt;height:42.7pt;width:35pt;z-index:251677696;mso-width-relative:page;mso-height-relative:page;" filled="f" stroked="f" coordsize="21600,21600" o:gfxdata="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">
+              <v:shape id="_x0000_s1026" o:spid="_x0000_s1026" o:spt="202" type="#_x0000_t202" style="position:absolute;left:0pt;margin-left:138.55pt;margin-top:9.5pt;height:42.7pt;width:35pt;z-index:251677696;mso-width-relative:page;mso-height-relative:page;" filled="f" stroked="f" coordsize="21600,21600" o:gfxdata="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">
                 <v:fill on="f" focussize="0,0"/>
                 <v:stroke on="f" weight="0.5pt"/>
                 <v:imagedata o:title=""/>
@@ -1032,7 +1032,7 @@
           </mc:Choice>
           <mc:Fallback>
             <w:pict>
-              <v:shape id="_x0000_s1026" o:spid="_x0000_s1026" o:spt="202" type="#_x0000_t202" style="position:absolute;left:0pt;margin-left:475.35pt;margin-top:8.5pt;height:41.75pt;width:34.5pt;z-index:251682816;mso-width-relative:page;mso-height-relative:page;" filled="f" stroked="f" coordsize="21600,21600" o:gfxdata="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">
+              <v:shape id="_x0000_s1026" o:spid="_x0000_s1026" o:spt="202" type="#_x0000_t202" style="position:absolute;left:0pt;margin-left:475.35pt;margin-top:8.5pt;height:41.75pt;width:34.5pt;z-index:251682816;mso-width-relative:page;mso-height-relative:page;" filled="f" stroked="f" coordsize="21600,21600" o:gfxdata="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">
                 <v:fill on="f" focussize="0,0"/>
                 <v:stroke on="f" weight="0.5pt"/>
                 <v:imagedata o:title=""/>
@@ -1475,7 +1475,7 @@
           </mc:Choice>
           <mc:Fallback>
             <w:pict>
-              <v:shape id="_x0000_s1026" o:spid="_x0000_s1026" o:spt="32" type="#_x0000_t32" style="position:absolute;left:0pt;margin-left:227.8pt;margin-top:11.2pt;height:1.35pt;width:196pt;z-index:251669504;mso-width-relative:page;mso-height-relative:page;" filled="f" stroked="t" coordsize="21600,21600" o:gfxdata="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">
+              <v:shape id="_x0000_s1026" o:spid="_x0000_s1026" o:spt="32" type="#_x0000_t32" style="position:absolute;left:0pt;margin-left:227.8pt;margin-top:11.2pt;height:1.35pt;width:196pt;z-index:251669504;mso-width-relative:page;mso-height-relative:page;" filled="f" stroked="t" coordsize="21600,21600" o:gfxdata="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">
                 <v:fill on="f" focussize="0,0"/>
                 <v:stroke weight="2pt" color="#000000" joinstyle="round" endarrow="block" endarrowwidth="wide" endarrowlength="long"/>
                 <v:imagedata o:title=""/>
@@ -1487,6 +1487,128 @@
       </w:r>
     </w:p>
     <w:p>
+      <w:r>
+        <w:rPr>
+          <w:sz w:val="21"/>
+        </w:rPr>
+        <mc:AlternateContent>
+          <mc:Choice Requires="wps">
+            <w:drawing>
+              <wp:anchor distT="0" distB="0" distL="114300" distR="114300" simplePos="0" relativeHeight="251681792" behindDoc="0" locked="0" layoutInCell="1" allowOverlap="1">
+                <wp:simplePos x="0" y="0"/>
+                <wp:positionH relativeFrom="column">
+                  <wp:posOffset>5728970</wp:posOffset>
+                </wp:positionH>
+                <wp:positionV relativeFrom="paragraph">
+                  <wp:posOffset>169545</wp:posOffset>
+                </wp:positionV>
+                <wp:extent cx="1121410" cy="466725"/>
+                <wp:effectExtent l="0" t="0" r="0" b="0"/>
+                <wp:wrapNone/>
+                <wp:docPr id="5" name="文本框 5"/>
+                <wp:cNvGraphicFramePr/>
+                <a:graphic xmlns:a="http://schemas.openxmlformats.org/drawingml/2006/main">
+                  <a:graphicData uri="http://schemas.microsoft.com/office/word/2010/wordprocessingShape">
+                    <wps:wsp>
+                      <wps:cNvSpPr txBox="1"/>
+                      <wps:spPr>
+                        <a:xfrm>
+                          <a:off x="0" y="0"/>
+                          <a:ext cx="1121410" cy="466725"/>
+                        </a:xfrm>
+                        <a:prstGeom prst="rect">
+                          <a:avLst/>
+                        </a:prstGeom>
+                        <a:noFill/>
+                        <a:ln w="6350">
+                          <a:noFill/>
+                        </a:ln>
+                      </wps:spPr>
+                      <wps:style>
+                        <a:lnRef idx="0">
+                          <a:schemeClr val="accent1"/>
+                        </a:lnRef>
+                        <a:fillRef idx="0">
+                          <a:schemeClr val="accent1"/>
+                        </a:fillRef>
+                        <a:effectRef idx="0">
+                          <a:schemeClr val="accent1"/>
+                        </a:effectRef>
+                        <a:fontRef idx="minor">
+                          <a:schemeClr val="dk1"/>
+                        </a:fontRef>
+                      </wps:style>
+                      <wps:txbx>
+                        <w:txbxContent>
+                          <w:p>
+                            <w:pPr>
+                              <w:rPr>
+                                <w:rFonts w:hint="default" w:ascii="微软雅黑" w:hAnsi="微软雅黑" w:eastAsia="微软雅黑" w:cs="微软雅黑"/>
+                                <w:color w:val="auto"/>
+                                <w:sz w:val="28"/>
+                                <w:szCs w:val="28"/>
+                                <w:lang w:val="en-US" w:eastAsia="zh-CN"/>
+                              </w:rPr>
+                            </w:pPr>
+                            <w:r>
+                              <w:rPr>
+                                <w:rFonts w:hint="eastAsia" w:ascii="微软雅黑" w:hAnsi="微软雅黑" w:eastAsia="微软雅黑" w:cs="微软雅黑"/>
+                                <w:color w:val="auto"/>
+                                <w:sz w:val="28"/>
+                                <w:szCs w:val="28"/>
+                                <w:lang w:val="en-US" w:eastAsia="zh-CN"/>
+                              </w:rPr>
+                              <w:t>甘、思、呼</w:t>
+                            </w:r>
+                          </w:p>
+                        </w:txbxContent>
+                      </wps:txbx>
+                      <wps:bodyPr rot="0" spcFirstLastPara="0" vertOverflow="overflow" horzOverflow="overflow" vert="horz" wrap="square" lIns="91440" tIns="45720" rIns="91440" bIns="45720" numCol="1" spcCol="0" rtlCol="0" fromWordArt="0" anchor="t" anchorCtr="0" forceAA="0" compatLnSpc="1">
+                        <a:noAutofit/>
+                      </wps:bodyPr>
+                    </wps:wsp>
+                  </a:graphicData>
+                </a:graphic>
+              </wp:anchor>
+            </w:drawing>
+          </mc:Choice>
+          <mc:Fallback>
+            <w:pict>
+              <v:shape id="_x0000_s1026" o:spid="_x0000_s1026" o:spt="202" type="#_x0000_t202" style="position:absolute;left:0pt;margin-left:451.1pt;margin-top:13.35pt;height:36.75pt;width:88.3pt;z-index:251681792;mso-width-relative:page;mso-height-relative:page;" filled="f" stroked="f" coordsize="21600,21600" o:gfxdata="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">
+                <v:fill on="f" focussize="0,0"/>
+                <v:stroke on="f" weight="0.5pt"/>
+                <v:imagedata o:title=""/>
+                <o:lock v:ext="edit" aspectratio="f"/>
+                <v:textbox>
+                  <w:txbxContent>
+                    <w:p>
+                      <w:pPr>
+                        <w:rPr>
+                          <w:rFonts w:hint="default" w:ascii="微软雅黑" w:hAnsi="微软雅黑" w:eastAsia="微软雅黑" w:cs="微软雅黑"/>
+                          <w:color w:val="auto"/>
+                          <w:sz w:val="28"/>
+                          <w:szCs w:val="28"/>
+                          <w:lang w:val="en-US" w:eastAsia="zh-CN"/>
+                        </w:rPr>
+                      </w:pPr>
+                      <w:r>
+                        <w:rPr>
+                          <w:rFonts w:hint="eastAsia" w:ascii="微软雅黑" w:hAnsi="微软雅黑" w:eastAsia="微软雅黑" w:cs="微软雅黑"/>
+                          <w:color w:val="auto"/>
+                          <w:sz w:val="28"/>
+                          <w:szCs w:val="28"/>
+                          <w:lang w:val="en-US" w:eastAsia="zh-CN"/>
+                        </w:rPr>
+                        <w:t>甘、思、呼</w:t>
+                      </w:r>
+                    </w:p>
+                  </w:txbxContent>
+                </v:textbox>
+              </v:shape>
+            </w:pict>
+          </mc:Fallback>
+        </mc:AlternateContent>
+      </w:r>
       <w:r>
         <mc:AlternateContent>
           <mc:Choice Requires="wps">
@@ -1551,7 +1673,7 @@
           </mc:Choice>
           <mc:Fallback>
             <w:pict>
-              <v:shape id="_x0000_s1026" o:spid="_x0000_s1026" o:spt="202" type="#_x0000_t202" style="position:absolute;left:0pt;margin-left:299.6pt;margin-top:6.3pt;height:40.55pt;width:51.55pt;z-index:251672576;mso-width-relative:page;mso-height-relative:page;" filled="f" stroked="f" coordsize="21600,21600" o:gfxdata="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">
+              <v:shape id="_x0000_s1026" o:spid="_x0000_s1026" o:spt="202" type="#_x0000_t202" style="position:absolute;left:0pt;margin-left:299.6pt;margin-top:6.3pt;height:40.55pt;width:51.55pt;z-index:251672576;mso-width-relative:page;mso-height-relative:page;" filled="f" stroked="f" coordsize="21600,21600" o:gfxdata="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">
                 <v:fill on="f" focussize="0,0"/>
                 <v:stroke on="f"/>
                 <v:imagedata o:title=""/>
@@ -1818,128 +1940,6 @@
           </mc:Fallback>
         </mc:AlternateContent>
       </w:r>
-      <w:r>
-        <w:rPr>
-          <w:sz w:val="21"/>
-        </w:rPr>
-        <mc:AlternateContent>
-          <mc:Choice Requires="wps">
-            <w:drawing>
-              <wp:anchor distT="0" distB="0" distL="114300" distR="114300" simplePos="0" relativeHeight="251681792" behindDoc="0" locked="0" layoutInCell="1" allowOverlap="1">
-                <wp:simplePos x="0" y="0"/>
-                <wp:positionH relativeFrom="column">
-                  <wp:posOffset>5896610</wp:posOffset>
-                </wp:positionH>
-                <wp:positionV relativeFrom="paragraph">
-                  <wp:posOffset>169545</wp:posOffset>
-                </wp:positionV>
-                <wp:extent cx="756920" cy="466725"/>
-                <wp:effectExtent l="0" t="0" r="0" b="0"/>
-                <wp:wrapNone/>
-                <wp:docPr id="5" name="文本框 5"/>
-                <wp:cNvGraphicFramePr/>
-                <a:graphic xmlns:a="http://schemas.openxmlformats.org/drawingml/2006/main">
-                  <a:graphicData uri="http://schemas.microsoft.com/office/word/2010/wordprocessingShape">
-                    <wps:wsp>
-                      <wps:cNvSpPr txBox="1"/>
-                      <wps:spPr>
-                        <a:xfrm>
-                          <a:off x="0" y="0"/>
-                          <a:ext cx="756920" cy="466725"/>
-                        </a:xfrm>
-                        <a:prstGeom prst="rect">
-                          <a:avLst/>
-                        </a:prstGeom>
-                        <a:noFill/>
-                        <a:ln w="6350">
-                          <a:noFill/>
-                        </a:ln>
-                      </wps:spPr>
-                      <wps:style>
-                        <a:lnRef idx="0">
-                          <a:schemeClr val="accent1"/>
-                        </a:lnRef>
-                        <a:fillRef idx="0">
-                          <a:schemeClr val="accent1"/>
-                        </a:fillRef>
-                        <a:effectRef idx="0">
-                          <a:schemeClr val="accent1"/>
-                        </a:effectRef>
-                        <a:fontRef idx="minor">
-                          <a:schemeClr val="dk1"/>
-                        </a:fontRef>
-                      </wps:style>
-                      <wps:txbx>
-                        <w:txbxContent>
-                          <w:p>
-                            <w:pPr>
-                              <w:rPr>
-                                <w:rFonts w:hint="eastAsia" w:ascii="微软雅黑" w:hAnsi="微软雅黑" w:eastAsia="微软雅黑" w:cs="微软雅黑"/>
-                                <w:color w:val="auto"/>
-                                <w:sz w:val="28"/>
-                                <w:szCs w:val="28"/>
-                                <w:lang w:val="en-US" w:eastAsia="zh-CN"/>
-                              </w:rPr>
-                            </w:pPr>
-                            <w:r>
-                              <w:rPr>
-                                <w:rFonts w:hint="eastAsia" w:ascii="微软雅黑" w:hAnsi="微软雅黑" w:eastAsia="微软雅黑" w:cs="微软雅黑"/>
-                                <w:color w:val="auto"/>
-                                <w:sz w:val="28"/>
-                                <w:szCs w:val="28"/>
-                                <w:lang w:val="en-US" w:eastAsia="zh-CN"/>
-                              </w:rPr>
-                              <w:t>甘、思</w:t>
-                            </w:r>
-                          </w:p>
-                        </w:txbxContent>
-                      </wps:txbx>
-                      <wps:bodyPr rot="0" spcFirstLastPara="0" vertOverflow="overflow" horzOverflow="overflow" vert="horz" wrap="square" lIns="91440" tIns="45720" rIns="91440" bIns="45720" numCol="1" spcCol="0" rtlCol="0" fromWordArt="0" anchor="t" anchorCtr="0" forceAA="0" compatLnSpc="1">
-                        <a:noAutofit/>
-                      </wps:bodyPr>
-                    </wps:wsp>
-                  </a:graphicData>
-                </a:graphic>
-              </wp:anchor>
-            </w:drawing>
-          </mc:Choice>
-          <mc:Fallback>
-            <w:pict>
-              <v:shape id="_x0000_s1026" o:spid="_x0000_s1026" o:spt="202" type="#_x0000_t202" style="position:absolute;left:0pt;margin-left:464.3pt;margin-top:13.35pt;height:36.75pt;width:59.6pt;z-index:251681792;mso-width-relative:page;mso-height-relative:page;" filled="f" stroked="f" coordsize="21600,21600" o:gfxdata="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">
-                <v:fill on="f" focussize="0,0"/>
-                <v:stroke on="f" weight="0.5pt"/>
-                <v:imagedata o:title=""/>
-                <o:lock v:ext="edit" aspectratio="f"/>
-                <v:textbox>
-                  <w:txbxContent>
-                    <w:p>
-                      <w:pPr>
-                        <w:rPr>
-                          <w:rFonts w:hint="eastAsia" w:ascii="微软雅黑" w:hAnsi="微软雅黑" w:eastAsia="微软雅黑" w:cs="微软雅黑"/>
-                          <w:color w:val="auto"/>
-                          <w:sz w:val="28"/>
-                          <w:szCs w:val="28"/>
-                          <w:lang w:val="en-US" w:eastAsia="zh-CN"/>
-                        </w:rPr>
-                      </w:pPr>
-                      <w:r>
-                        <w:rPr>
-                          <w:rFonts w:hint="eastAsia" w:ascii="微软雅黑" w:hAnsi="微软雅黑" w:eastAsia="微软雅黑" w:cs="微软雅黑"/>
-                          <w:color w:val="auto"/>
-                          <w:sz w:val="28"/>
-                          <w:szCs w:val="28"/>
-                          <w:lang w:val="en-US" w:eastAsia="zh-CN"/>
-                        </w:rPr>
-                        <w:t>甘、思</w:t>
-                      </w:r>
-                    </w:p>
-                  </w:txbxContent>
-                </v:textbox>
-              </v:shape>
-            </w:pict>
-          </mc:Fallback>
-        </mc:AlternateContent>
-      </w:r>
     </w:p>
     <w:p/>
     <w:p/>
@@ -2246,7 +2246,7 @@
           </mc:Choice>
           <mc:Fallback>
             <w:pict>
-              <v:shape id="_x0000_s1026" o:spid="_x0000_s1026" o:spt="202" type="#_x0000_t202" style="position:absolute;left:0pt;margin-left:195.25pt;margin-top:5.25pt;height:42.2pt;width:35.5pt;z-index:251685888;mso-width-relative:page;mso-height-relative:page;" filled="f" stroked="f" coordsize="21600,21600" o:gfxdata="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">
+              <v:shape id="_x0000_s1026" o:spid="_x0000_s1026" o:spt="202" type="#_x0000_t202" style="position:absolute;left:0pt;margin-left:195.25pt;margin-top:5.25pt;height:42.2pt;width:35.5pt;z-index:251685888;mso-width-relative:page;mso-height-relative:page;" filled="f" stroked="f" coordsize="21600,21600" o:gfxdata="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">
                 <v:fill on="f" focussize="0,0"/>
                 <v:stroke on="f" weight="0.5pt"/>
                 <v:imagedata o:title=""/>
@@ -2378,7 +2378,7 @@
           </mc:Choice>
           <mc:Fallback>
             <w:pict>
-              <v:shape id="_x0000_s1026" o:spid="_x0000_s1026" o:spt="202" type="#_x0000_t202" style="position:absolute;left:0pt;margin-left:394pt;margin-top:5.65pt;height:45.2pt;width:37pt;z-index:251683840;mso-width-relative:page;mso-height-relative:page;" filled="f" stroked="f" coordsize="21600,21600" o:gfxdata="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">
+              <v:shape id="_x0000_s1026" o:spid="_x0000_s1026" o:spt="202" type="#_x0000_t202" style="position:absolute;left:0pt;margin-left:394pt;margin-top:5.65pt;height:45.2pt;width:37pt;z-index:251683840;mso-width-relative:page;mso-height-relative:page;" filled="f" stroked="f" coordsize="21600,21600" o:gfxdata="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">
                 <v:fill on="f" focussize="0,0"/>
                 <v:stroke on="f" weight="0.5pt"/>
                 <v:imagedata o:title=""/>
@@ -2507,7 +2507,7 @@
           </mc:Choice>
           <mc:Fallback>
             <w:pict>
-              <v:shape id="_x0000_s1026" o:spid="_x0000_s1026" o:spt="3" type="#_x0000_t3" style="position:absolute;left:0pt;margin-left:346.65pt;margin-top:284.2pt;height:128.6pt;width:128.6pt;mso-position-vertical-relative:margin;z-index:251660288;mso-width-relative:page;mso-height-relative:page;" fillcolor="#FFFFFF" filled="t" stroked="t" coordsize="21600,21600" o:gfxdata="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">
+              <v:shape id="_x0000_s1026" o:spid="_x0000_s1026" o:spt="3" type="#_x0000_t3" style="position:absolute;left:0pt;margin-left:346.65pt;margin-top:284.2pt;height:128.6pt;width:128.6pt;mso-position-vertical-relative:margin;z-index:251660288;mso-width-relative:page;mso-height-relative:page;" fillcolor="#FFFFFF" filled="t" stroked="t" coordsize="21600,21600" o:gfxdata="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">
                 <v:fill on="t" focussize="0,0"/>
                 <v:stroke color="#000000" joinstyle="round"/>
                 <v:imagedata o:title=""/>
@@ -2849,12 +2849,12 @@
               <wp:anchor distT="0" distB="0" distL="114300" distR="114300" simplePos="0" relativeHeight="251686912" behindDoc="0" locked="0" layoutInCell="1" allowOverlap="1">
                 <wp:simplePos x="0" y="0"/>
                 <wp:positionH relativeFrom="column">
-                  <wp:posOffset>2315210</wp:posOffset>
+                  <wp:posOffset>2170430</wp:posOffset>
                 </wp:positionH>
                 <wp:positionV relativeFrom="paragraph">
                   <wp:posOffset>913765</wp:posOffset>
                 </wp:positionV>
-                <wp:extent cx="756920" cy="466725"/>
+                <wp:extent cx="1057910" cy="466725"/>
                 <wp:effectExtent l="0" t="0" r="0" b="0"/>
                 <wp:wrapNone/>
                 <wp:docPr id="10" name="文本框 10"/>
@@ -2866,7 +2866,7 @@
                       <wps:spPr>
                         <a:xfrm>
                           <a:off x="0" y="0"/>
-                          <a:ext cx="756920" cy="466725"/>
+                          <a:ext cx="1057910" cy="466725"/>
                         </a:xfrm>
                         <a:prstGeom prst="rect">
                           <a:avLst/>
@@ -2895,7 +2895,7 @@
                           <w:p>
                             <w:pPr>
                               <w:rPr>
-                                <w:rFonts w:hint="eastAsia" w:ascii="微软雅黑" w:hAnsi="微软雅黑" w:eastAsia="微软雅黑" w:cs="微软雅黑"/>
+                                <w:rFonts w:hint="default" w:ascii="微软雅黑" w:hAnsi="微软雅黑" w:eastAsia="微软雅黑" w:cs="微软雅黑"/>
                                 <w:color w:val="FFFFFF" w:themeColor="background1"/>
                                 <w:sz w:val="28"/>
                                 <w:szCs w:val="28"/>
@@ -2920,7 +2920,7 @@
                                   </w14:solidFill>
                                 </w14:textFill>
                               </w:rPr>
-                              <w:t>咸、恐</w:t>
+                              <w:t>咸、恐、吹</w:t>
                             </w:r>
                           </w:p>
                         </w:txbxContent>
@@ -2936,7 +2936,7 @@
           </mc:Choice>
           <mc:Fallback>
             <w:pict>
-              <v:shape id="_x0000_s1026" o:spid="_x0000_s1026" o:spt="202" type="#_x0000_t202" style="position:absolute;left:0pt;margin-left:182.3pt;margin-top:71.95pt;height:36.75pt;width:59.6pt;z-index:251686912;mso-width-relative:page;mso-height-relative:page;" filled="f" stroked="f" coordsize="21600,21600" o:gfxdata="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">
+              <v:shape id="_x0000_s1026" o:spid="_x0000_s1026" o:spt="202" type="#_x0000_t202" style="position:absolute;left:0pt;margin-left:170.9pt;margin-top:71.95pt;height:36.75pt;width:83.3pt;z-index:251686912;mso-width-relative:page;mso-height-relative:page;" filled="f" stroked="f" coordsize="21600,21600" o:gfxdata="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">
                 <v:fill on="f" focussize="0,0"/>
                 <v:stroke on="f" weight="0.5pt"/>
                 <v:imagedata o:title=""/>
@@ -2946,7 +2946,7 @@
                     <w:p>
                       <w:pPr>
                         <w:rPr>
-                          <w:rFonts w:hint="eastAsia" w:ascii="微软雅黑" w:hAnsi="微软雅黑" w:eastAsia="微软雅黑" w:cs="微软雅黑"/>
+                          <w:rFonts w:hint="default" w:ascii="微软雅黑" w:hAnsi="微软雅黑" w:eastAsia="微软雅黑" w:cs="微软雅黑"/>
                           <w:color w:val="FFFFFF" w:themeColor="background1"/>
                           <w:sz w:val="28"/>
                           <w:szCs w:val="28"/>
@@ -2971,7 +2971,7 @@
                             </w14:solidFill>
                           </w14:textFill>
                         </w:rPr>
-                        <w:t>咸、恐</w:t>
+                        <w:t>咸、恐、吹</w:t>
                       </w:r>
                     </w:p>
                   </w:txbxContent>
@@ -2991,12 +2991,12 @@
               <wp:anchor distT="0" distB="0" distL="114300" distR="114300" simplePos="0" relativeHeight="251684864" behindDoc="0" locked="0" layoutInCell="1" allowOverlap="1">
                 <wp:simplePos x="0" y="0"/>
                 <wp:positionH relativeFrom="column">
-                  <wp:posOffset>4839335</wp:posOffset>
+                  <wp:posOffset>4686935</wp:posOffset>
                 </wp:positionH>
                 <wp:positionV relativeFrom="paragraph">
                   <wp:posOffset>946785</wp:posOffset>
                 </wp:positionV>
-                <wp:extent cx="756920" cy="466725"/>
+                <wp:extent cx="1041400" cy="466725"/>
                 <wp:effectExtent l="0" t="0" r="0" b="0"/>
                 <wp:wrapNone/>
                 <wp:docPr id="8" name="文本框 8"/>
@@ -3008,7 +3008,7 @@
                       <wps:spPr>
                         <a:xfrm>
                           <a:off x="0" y="0"/>
-                          <a:ext cx="756920" cy="466725"/>
+                          <a:ext cx="1041400" cy="466725"/>
                         </a:xfrm>
                         <a:prstGeom prst="rect">
                           <a:avLst/>
@@ -3037,7 +3037,7 @@
                           <w:p>
                             <w:pPr>
                               <w:rPr>
-                                <w:rFonts w:hint="eastAsia" w:ascii="微软雅黑" w:hAnsi="微软雅黑" w:eastAsia="微软雅黑" w:cs="微软雅黑"/>
+                                <w:rFonts w:hint="default" w:ascii="微软雅黑" w:hAnsi="微软雅黑" w:eastAsia="微软雅黑" w:cs="微软雅黑"/>
                                 <w:color w:val="auto"/>
                                 <w:sz w:val="28"/>
                                 <w:szCs w:val="28"/>
@@ -3052,7 +3052,7 @@
                                 <w:szCs w:val="28"/>
                                 <w:lang w:val="en-US" w:eastAsia="zh-CN"/>
                               </w:rPr>
-                              <w:t>辛、忧</w:t>
+                              <w:t>辛、忧、呬</w:t>
                             </w:r>
                           </w:p>
                         </w:txbxContent>
@@ -3068,7 +3068,7 @@
           </mc:Choice>
           <mc:Fallback>
             <w:pict>
-              <v:shape id="_x0000_s1026" o:spid="_x0000_s1026" o:spt="202" type="#_x0000_t202" style="position:absolute;left:0pt;margin-left:381.05pt;margin-top:74.55pt;height:36.75pt;width:59.6pt;z-index:251684864;mso-width-relative:page;mso-height-relative:page;" filled="f" stroked="f" coordsize="21600,21600" o:gfxdata="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">
+              <v:shape id="_x0000_s1026" o:spid="_x0000_s1026" o:spt="202" type="#_x0000_t202" style="position:absolute;left:0pt;margin-left:369.05pt;margin-top:74.55pt;height:36.75pt;width:82pt;z-index:251684864;mso-width-relative:page;mso-height-relative:page;" filled="f" stroked="f" coordsize="21600,21600" o:gfxdata="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">
                 <v:fill on="f" focussize="0,0"/>
                 <v:stroke on="f" weight="0.5pt"/>
                 <v:imagedata o:title=""/>
@@ -3078,7 +3078,7 @@
                     <w:p>
                       <w:pPr>
                         <w:rPr>
-                          <w:rFonts w:hint="eastAsia" w:ascii="微软雅黑" w:hAnsi="微软雅黑" w:eastAsia="微软雅黑" w:cs="微软雅黑"/>
+                          <w:rFonts w:hint="default" w:ascii="微软雅黑" w:hAnsi="微软雅黑" w:eastAsia="微软雅黑" w:cs="微软雅黑"/>
                           <w:color w:val="auto"/>
                           <w:sz w:val="28"/>
                           <w:szCs w:val="28"/>
@@ -3093,7 +3093,7 @@
                           <w:szCs w:val="28"/>
                           <w:lang w:val="en-US" w:eastAsia="zh-CN"/>
                         </w:rPr>
-                        <w:t>辛、忧</w:t>
+                        <w:t>辛、忧、呬</w:t>
                       </w:r>
                     </w:p>
                   </w:txbxContent>

--- a/docs/public/五行生克图.docx
+++ b/docs/public/五行生克图.docx
@@ -3,6 +3,662 @@
 <w:document xmlns:wpc="http://schemas.microsoft.com/office/word/2010/wordprocessingCanvas" xmlns:mc="http://schemas.openxmlformats.org/markup-compatibility/2006" xmlns:o="urn:schemas-microsoft-com:office:office" xmlns:r="http://schemas.openxmlformats.org/officeDocument/2006/relationships" xmlns:m="http://schemas.openxmlformats.org/officeDocument/2006/math" xmlns:v="urn:schemas-microsoft-com:vml" xmlns:wp14="http://schemas.microsoft.com/office/word/2010/wordprocessingDrawing" xmlns:wp="http://schemas.openxmlformats.org/drawingml/2006/wordprocessingDrawing" xmlns:w="http://schemas.openxmlformats.org/wordprocessingml/2006/main" xmlns:w14="http://schemas.microsoft.com/office/word/2010/wordml" xmlns:w10="urn:schemas-microsoft-com:office:word" xmlns:w15="http://schemas.microsoft.com/office/word/2012/wordml" xmlns:wpg="http://schemas.microsoft.com/office/word/2010/wordprocessingGroup" xmlns:wpi="http://schemas.microsoft.com/office/word/2010/wordprocessingInk" xmlns:wne="http://schemas.microsoft.com/office/word/2006/wordml" xmlns:wps="http://schemas.microsoft.com/office/word/2010/wordprocessingShape" xmlns:wpsCustomData="http://www.wps.cn/officeDocument/2013/wpsCustomData" mc:Ignorable="w14 w15 wp14">
   <w:body>
     <w:p>
+      <w:r>
+        <w:rPr>
+          <w:sz w:val="21"/>
+        </w:rPr>
+        <mc:AlternateContent>
+          <mc:Choice Requires="wps">
+            <w:drawing>
+              <wp:anchor distT="0" distB="0" distL="114300" distR="114300" simplePos="0" relativeHeight="251701248" behindDoc="0" locked="0" layoutInCell="1" allowOverlap="1">
+                <wp:simplePos x="0" y="0"/>
+                <wp:positionH relativeFrom="column">
+                  <wp:posOffset>2299970</wp:posOffset>
+                </wp:positionH>
+                <wp:positionV relativeFrom="paragraph">
+                  <wp:posOffset>-758825</wp:posOffset>
+                </wp:positionV>
+                <wp:extent cx="1160780" cy="1649095"/>
+                <wp:effectExtent l="0" t="0" r="0" b="0"/>
+                <wp:wrapNone/>
+                <wp:docPr id="27" name="文本框 27"/>
+                <wp:cNvGraphicFramePr/>
+                <a:graphic xmlns:a="http://schemas.openxmlformats.org/drawingml/2006/main">
+                  <a:graphicData uri="http://schemas.microsoft.com/office/word/2010/wordprocessingShape">
+                    <wps:wsp>
+                      <wps:cNvSpPr txBox="1"/>
+                      <wps:spPr>
+                        <a:xfrm>
+                          <a:off x="0" y="0"/>
+                          <a:ext cx="1160780" cy="1649095"/>
+                        </a:xfrm>
+                        <a:prstGeom prst="rect">
+                          <a:avLst/>
+                        </a:prstGeom>
+                        <a:noFill/>
+                        <a:ln w="6350">
+                          <a:noFill/>
+                        </a:ln>
+                      </wps:spPr>
+                      <wps:style>
+                        <a:lnRef idx="0">
+                          <a:schemeClr val="accent1"/>
+                        </a:lnRef>
+                        <a:fillRef idx="0">
+                          <a:schemeClr val="accent1"/>
+                        </a:fillRef>
+                        <a:effectRef idx="0">
+                          <a:schemeClr val="accent1"/>
+                        </a:effectRef>
+                        <a:fontRef idx="minor">
+                          <a:schemeClr val="dk1"/>
+                        </a:fontRef>
+                      </wps:style>
+                      <wps:txbx>
+                        <w:txbxContent>
+                          <w:p>
+                            <w:pPr>
+                              <w:keepNext w:val="0"/>
+                              <w:keepLines w:val="0"/>
+                              <w:pageBreakBefore w:val="0"/>
+                              <w:widowControl w:val="0"/>
+                              <w:kinsoku/>
+                              <w:wordWrap/>
+                              <w:overflowPunct/>
+                              <w:topLinePunct w:val="0"/>
+                              <w:bidi w:val="0"/>
+                              <w:adjustRightInd/>
+                              <w:snapToGrid/>
+                              <w:spacing w:line="0" w:lineRule="atLeast"/>
+                              <w:jc w:val="left"/>
+                              <w:textAlignment w:val="auto"/>
+                              <w:rPr>
+                                <w:rFonts w:hint="default" w:ascii="微软雅黑" w:hAnsi="微软雅黑" w:eastAsia="微软雅黑" w:cs="微软雅黑"/>
+                                <w:color w:val="auto"/>
+                                <w:sz w:val="28"/>
+                                <w:szCs w:val="28"/>
+                                <w:lang w:val="en-US" w:eastAsia="zh-CN"/>
+                              </w:rPr>
+                            </w:pPr>
+                            <w:r>
+                              <w:rPr>
+                                <w:rFonts w:hint="eastAsia" w:ascii="微软雅黑" w:hAnsi="微软雅黑" w:eastAsia="微软雅黑" w:cs="微软雅黑"/>
+                                <w:color w:val="auto"/>
+                                <w:sz w:val="28"/>
+                                <w:szCs w:val="28"/>
+                                <w:lang w:val="en-US" w:eastAsia="zh-CN"/>
+                              </w:rPr>
+                              <w:t>开窍于耳</w:t>
+                            </w:r>
+                          </w:p>
+                          <w:p>
+                            <w:pPr>
+                              <w:keepNext w:val="0"/>
+                              <w:keepLines w:val="0"/>
+                              <w:pageBreakBefore w:val="0"/>
+                              <w:widowControl w:val="0"/>
+                              <w:kinsoku/>
+                              <w:wordWrap/>
+                              <w:overflowPunct/>
+                              <w:topLinePunct w:val="0"/>
+                              <w:bidi w:val="0"/>
+                              <w:adjustRightInd/>
+                              <w:snapToGrid/>
+                              <w:spacing w:line="0" w:lineRule="atLeast"/>
+                              <w:jc w:val="left"/>
+                              <w:textAlignment w:val="auto"/>
+                              <w:rPr>
+                                <w:rFonts w:hint="default" w:ascii="微软雅黑" w:hAnsi="微软雅黑" w:eastAsia="微软雅黑" w:cs="微软雅黑"/>
+                                <w:color w:val="auto"/>
+                                <w:sz w:val="28"/>
+                                <w:szCs w:val="28"/>
+                                <w:lang w:val="en-US" w:eastAsia="zh-CN"/>
+                              </w:rPr>
+                            </w:pPr>
+                            <w:r>
+                              <w:rPr>
+                                <w:rFonts w:hint="eastAsia" w:ascii="微软雅黑" w:hAnsi="微软雅黑" w:eastAsia="微软雅黑" w:cs="微软雅黑"/>
+                                <w:color w:val="auto"/>
+                                <w:sz w:val="28"/>
+                                <w:szCs w:val="28"/>
+                                <w:lang w:val="en-US" w:eastAsia="zh-CN"/>
+                              </w:rPr>
+                              <w:t>主脉</w:t>
+                            </w:r>
+                          </w:p>
+                          <w:p>
+                            <w:pPr>
+                              <w:keepNext w:val="0"/>
+                              <w:keepLines w:val="0"/>
+                              <w:pageBreakBefore w:val="0"/>
+                              <w:widowControl w:val="0"/>
+                              <w:kinsoku/>
+                              <w:wordWrap/>
+                              <w:overflowPunct/>
+                              <w:topLinePunct w:val="0"/>
+                              <w:bidi w:val="0"/>
+                              <w:adjustRightInd/>
+                              <w:snapToGrid/>
+                              <w:spacing w:line="0" w:lineRule="atLeast"/>
+                              <w:jc w:val="left"/>
+                              <w:textAlignment w:val="auto"/>
+                              <w:rPr>
+                                <w:rFonts w:hint="default" w:ascii="微软雅黑" w:hAnsi="微软雅黑" w:eastAsia="微软雅黑" w:cs="微软雅黑"/>
+                                <w:color w:val="auto"/>
+                                <w:sz w:val="28"/>
+                                <w:szCs w:val="28"/>
+                                <w:lang w:val="en-US" w:eastAsia="zh-CN"/>
+                              </w:rPr>
+                            </w:pPr>
+                            <w:r>
+                              <w:rPr>
+                                <w:rFonts w:hint="eastAsia" w:ascii="微软雅黑" w:hAnsi="微软雅黑" w:eastAsia="微软雅黑" w:cs="微软雅黑"/>
+                                <w:color w:val="auto"/>
+                                <w:sz w:val="28"/>
+                                <w:szCs w:val="28"/>
+                                <w:lang w:val="en-US" w:eastAsia="zh-CN"/>
+                              </w:rPr>
+                              <w:t>其华在面</w:t>
+                            </w:r>
+                          </w:p>
+                          <w:p>
+                            <w:pPr>
+                              <w:keepNext w:val="0"/>
+                              <w:keepLines w:val="0"/>
+                              <w:pageBreakBefore w:val="0"/>
+                              <w:widowControl w:val="0"/>
+                              <w:kinsoku/>
+                              <w:wordWrap/>
+                              <w:overflowPunct/>
+                              <w:topLinePunct w:val="0"/>
+                              <w:bidi w:val="0"/>
+                              <w:adjustRightInd/>
+                              <w:snapToGrid/>
+                              <w:spacing w:line="0" w:lineRule="atLeast"/>
+                              <w:jc w:val="left"/>
+                              <w:textAlignment w:val="auto"/>
+                              <w:rPr>
+                                <w:rFonts w:hint="default" w:ascii="微软雅黑" w:hAnsi="微软雅黑" w:eastAsia="微软雅黑" w:cs="微软雅黑"/>
+                                <w:color w:val="auto"/>
+                                <w:sz w:val="28"/>
+                                <w:szCs w:val="28"/>
+                                <w:lang w:val="en-US" w:eastAsia="zh-CN"/>
+                              </w:rPr>
+                            </w:pPr>
+                            <w:r>
+                              <w:rPr>
+                                <w:rFonts w:hint="eastAsia" w:ascii="微软雅黑" w:hAnsi="微软雅黑" w:eastAsia="微软雅黑" w:cs="微软雅黑"/>
+                                <w:color w:val="auto"/>
+                                <w:sz w:val="28"/>
+                                <w:szCs w:val="28"/>
+                                <w:lang w:val="en-US" w:eastAsia="zh-CN"/>
+                              </w:rPr>
+                              <w:t>病及五脏</w:t>
+                            </w:r>
+                          </w:p>
+                        </w:txbxContent>
+                      </wps:txbx>
+                      <wps:bodyPr rot="0" spcFirstLastPara="0" vertOverflow="overflow" horzOverflow="overflow" vert="horz" wrap="square" lIns="91440" tIns="45720" rIns="91440" bIns="45720" numCol="1" spcCol="0" rtlCol="0" fromWordArt="0" anchor="t" anchorCtr="0" forceAA="0" compatLnSpc="1">
+                        <a:noAutofit/>
+                      </wps:bodyPr>
+                    </wps:wsp>
+                  </a:graphicData>
+                </a:graphic>
+              </wp:anchor>
+            </w:drawing>
+          </mc:Choice>
+          <mc:Fallback>
+            <w:pict>
+              <v:shape id="_x0000_s1026" o:spid="_x0000_s1026" o:spt="202" type="#_x0000_t202" style="position:absolute;left:0pt;margin-left:181.1pt;margin-top:-59.75pt;height:129.85pt;width:91.4pt;z-index:251701248;mso-width-relative:page;mso-height-relative:page;" filled="f" stroked="f" coordsize="21600,21600" o:gfxdata="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">
+                <v:fill on="f" focussize="0,0"/>
+                <v:stroke on="f" weight="0.5pt"/>
+                <v:imagedata o:title=""/>
+                <o:lock v:ext="edit" aspectratio="f"/>
+                <v:textbox>
+                  <w:txbxContent>
+                    <w:p>
+                      <w:pPr>
+                        <w:keepNext w:val="0"/>
+                        <w:keepLines w:val="0"/>
+                        <w:pageBreakBefore w:val="0"/>
+                        <w:widowControl w:val="0"/>
+                        <w:kinsoku/>
+                        <w:wordWrap/>
+                        <w:overflowPunct/>
+                        <w:topLinePunct w:val="0"/>
+                        <w:bidi w:val="0"/>
+                        <w:adjustRightInd/>
+                        <w:snapToGrid/>
+                        <w:spacing w:line="0" w:lineRule="atLeast"/>
+                        <w:jc w:val="left"/>
+                        <w:textAlignment w:val="auto"/>
+                        <w:rPr>
+                          <w:rFonts w:hint="default" w:ascii="微软雅黑" w:hAnsi="微软雅黑" w:eastAsia="微软雅黑" w:cs="微软雅黑"/>
+                          <w:color w:val="auto"/>
+                          <w:sz w:val="28"/>
+                          <w:szCs w:val="28"/>
+                          <w:lang w:val="en-US" w:eastAsia="zh-CN"/>
+                        </w:rPr>
+                      </w:pPr>
+                      <w:r>
+                        <w:rPr>
+                          <w:rFonts w:hint="eastAsia" w:ascii="微软雅黑" w:hAnsi="微软雅黑" w:eastAsia="微软雅黑" w:cs="微软雅黑"/>
+                          <w:color w:val="auto"/>
+                          <w:sz w:val="28"/>
+                          <w:szCs w:val="28"/>
+                          <w:lang w:val="en-US" w:eastAsia="zh-CN"/>
+                        </w:rPr>
+                        <w:t>开窍于耳</w:t>
+                      </w:r>
+                    </w:p>
+                    <w:p>
+                      <w:pPr>
+                        <w:keepNext w:val="0"/>
+                        <w:keepLines w:val="0"/>
+                        <w:pageBreakBefore w:val="0"/>
+                        <w:widowControl w:val="0"/>
+                        <w:kinsoku/>
+                        <w:wordWrap/>
+                        <w:overflowPunct/>
+                        <w:topLinePunct w:val="0"/>
+                        <w:bidi w:val="0"/>
+                        <w:adjustRightInd/>
+                        <w:snapToGrid/>
+                        <w:spacing w:line="0" w:lineRule="atLeast"/>
+                        <w:jc w:val="left"/>
+                        <w:textAlignment w:val="auto"/>
+                        <w:rPr>
+                          <w:rFonts w:hint="default" w:ascii="微软雅黑" w:hAnsi="微软雅黑" w:eastAsia="微软雅黑" w:cs="微软雅黑"/>
+                          <w:color w:val="auto"/>
+                          <w:sz w:val="28"/>
+                          <w:szCs w:val="28"/>
+                          <w:lang w:val="en-US" w:eastAsia="zh-CN"/>
+                        </w:rPr>
+                      </w:pPr>
+                      <w:r>
+                        <w:rPr>
+                          <w:rFonts w:hint="eastAsia" w:ascii="微软雅黑" w:hAnsi="微软雅黑" w:eastAsia="微软雅黑" w:cs="微软雅黑"/>
+                          <w:color w:val="auto"/>
+                          <w:sz w:val="28"/>
+                          <w:szCs w:val="28"/>
+                          <w:lang w:val="en-US" w:eastAsia="zh-CN"/>
+                        </w:rPr>
+                        <w:t>主脉</w:t>
+                      </w:r>
+                    </w:p>
+                    <w:p>
+                      <w:pPr>
+                        <w:keepNext w:val="0"/>
+                        <w:keepLines w:val="0"/>
+                        <w:pageBreakBefore w:val="0"/>
+                        <w:widowControl w:val="0"/>
+                        <w:kinsoku/>
+                        <w:wordWrap/>
+                        <w:overflowPunct/>
+                        <w:topLinePunct w:val="0"/>
+                        <w:bidi w:val="0"/>
+                        <w:adjustRightInd/>
+                        <w:snapToGrid/>
+                        <w:spacing w:line="0" w:lineRule="atLeast"/>
+                        <w:jc w:val="left"/>
+                        <w:textAlignment w:val="auto"/>
+                        <w:rPr>
+                          <w:rFonts w:hint="default" w:ascii="微软雅黑" w:hAnsi="微软雅黑" w:eastAsia="微软雅黑" w:cs="微软雅黑"/>
+                          <w:color w:val="auto"/>
+                          <w:sz w:val="28"/>
+                          <w:szCs w:val="28"/>
+                          <w:lang w:val="en-US" w:eastAsia="zh-CN"/>
+                        </w:rPr>
+                      </w:pPr>
+                      <w:r>
+                        <w:rPr>
+                          <w:rFonts w:hint="eastAsia" w:ascii="微软雅黑" w:hAnsi="微软雅黑" w:eastAsia="微软雅黑" w:cs="微软雅黑"/>
+                          <w:color w:val="auto"/>
+                          <w:sz w:val="28"/>
+                          <w:szCs w:val="28"/>
+                          <w:lang w:val="en-US" w:eastAsia="zh-CN"/>
+                        </w:rPr>
+                        <w:t>其华在面</w:t>
+                      </w:r>
+                    </w:p>
+                    <w:p>
+                      <w:pPr>
+                        <w:keepNext w:val="0"/>
+                        <w:keepLines w:val="0"/>
+                        <w:pageBreakBefore w:val="0"/>
+                        <w:widowControl w:val="0"/>
+                        <w:kinsoku/>
+                        <w:wordWrap/>
+                        <w:overflowPunct/>
+                        <w:topLinePunct w:val="0"/>
+                        <w:bidi w:val="0"/>
+                        <w:adjustRightInd/>
+                        <w:snapToGrid/>
+                        <w:spacing w:line="0" w:lineRule="atLeast"/>
+                        <w:jc w:val="left"/>
+                        <w:textAlignment w:val="auto"/>
+                        <w:rPr>
+                          <w:rFonts w:hint="default" w:ascii="微软雅黑" w:hAnsi="微软雅黑" w:eastAsia="微软雅黑" w:cs="微软雅黑"/>
+                          <w:color w:val="auto"/>
+                          <w:sz w:val="28"/>
+                          <w:szCs w:val="28"/>
+                          <w:lang w:val="en-US" w:eastAsia="zh-CN"/>
+                        </w:rPr>
+                      </w:pPr>
+                      <w:r>
+                        <w:rPr>
+                          <w:rFonts w:hint="eastAsia" w:ascii="微软雅黑" w:hAnsi="微软雅黑" w:eastAsia="微软雅黑" w:cs="微软雅黑"/>
+                          <w:color w:val="auto"/>
+                          <w:sz w:val="28"/>
+                          <w:szCs w:val="28"/>
+                          <w:lang w:val="en-US" w:eastAsia="zh-CN"/>
+                        </w:rPr>
+                        <w:t>病及五脏</w:t>
+                      </w:r>
+                    </w:p>
+                  </w:txbxContent>
+                </v:textbox>
+              </v:shape>
+            </w:pict>
+          </mc:Fallback>
+        </mc:AlternateContent>
+      </w:r>
+      <w:r>
+        <w:rPr>
+          <w:sz w:val="21"/>
+        </w:rPr>
+        <mc:AlternateContent>
+          <mc:Choice Requires="wps">
+            <w:drawing>
+              <wp:anchor distT="0" distB="0" distL="114300" distR="114300" simplePos="0" relativeHeight="251696128" behindDoc="0" locked="0" layoutInCell="1" allowOverlap="1">
+                <wp:simplePos x="0" y="0"/>
+                <wp:positionH relativeFrom="column">
+                  <wp:posOffset>4384675</wp:posOffset>
+                </wp:positionH>
+                <wp:positionV relativeFrom="paragraph">
+                  <wp:posOffset>-254000</wp:posOffset>
+                </wp:positionV>
+                <wp:extent cx="359410" cy="387985"/>
+                <wp:effectExtent l="0" t="0" r="0" b="0"/>
+                <wp:wrapNone/>
+                <wp:docPr id="20" name="文本框 20"/>
+                <wp:cNvGraphicFramePr/>
+                <a:graphic xmlns:a="http://schemas.openxmlformats.org/drawingml/2006/main">
+                  <a:graphicData uri="http://schemas.microsoft.com/office/word/2010/wordprocessingShape">
+                    <wps:wsp>
+                      <wps:cNvSpPr txBox="1"/>
+                      <wps:spPr>
+                        <a:xfrm>
+                          <a:off x="0" y="0"/>
+                          <a:ext cx="359410" cy="387985"/>
+                        </a:xfrm>
+                        <a:prstGeom prst="rect">
+                          <a:avLst/>
+                        </a:prstGeom>
+                        <a:noFill/>
+                        <a:ln w="6350">
+                          <a:noFill/>
+                        </a:ln>
+                      </wps:spPr>
+                      <wps:style>
+                        <a:lnRef idx="0">
+                          <a:schemeClr val="accent1"/>
+                        </a:lnRef>
+                        <a:fillRef idx="0">
+                          <a:schemeClr val="accent1"/>
+                        </a:fillRef>
+                        <a:effectRef idx="0">
+                          <a:schemeClr val="accent1"/>
+                        </a:effectRef>
+                        <a:fontRef idx="minor">
+                          <a:schemeClr val="dk1"/>
+                        </a:fontRef>
+                      </wps:style>
+                      <wps:txbx>
+                        <w:txbxContent>
+                          <w:p>
+                            <w:pPr>
+                              <w:keepNext w:val="0"/>
+                              <w:keepLines w:val="0"/>
+                              <w:pageBreakBefore w:val="0"/>
+                              <w:widowControl w:val="0"/>
+                              <w:kinsoku/>
+                              <w:wordWrap/>
+                              <w:overflowPunct/>
+                              <w:topLinePunct w:val="0"/>
+                              <w:bidi w:val="0"/>
+                              <w:adjustRightInd/>
+                              <w:snapToGrid/>
+                              <w:spacing w:line="0" w:lineRule="atLeast"/>
+                              <w:textAlignment w:val="auto"/>
+                              <w:rPr>
+                                <w:rFonts w:hint="default" w:ascii="微软雅黑" w:hAnsi="微软雅黑" w:eastAsia="微软雅黑" w:cs="微软雅黑"/>
+                                <w:color w:val="auto"/>
+                                <w:sz w:val="28"/>
+                                <w:szCs w:val="28"/>
+                                <w:lang w:val="en-US" w:eastAsia="zh-CN"/>
+                              </w:rPr>
+                            </w:pPr>
+                            <w:r>
+                              <w:rPr>
+                                <w:rFonts w:hint="eastAsia" w:ascii="微软雅黑" w:hAnsi="微软雅黑" w:eastAsia="微软雅黑" w:cs="微软雅黑"/>
+                                <w:color w:val="auto"/>
+                                <w:sz w:val="28"/>
+                                <w:szCs w:val="28"/>
+                                <w:lang w:val="en-US" w:eastAsia="zh-CN"/>
+                              </w:rPr>
+                              <w:t>南</w:t>
+                            </w:r>
+                          </w:p>
+                        </w:txbxContent>
+                      </wps:txbx>
+                      <wps:bodyPr rot="0" spcFirstLastPara="0" vertOverflow="overflow" horzOverflow="overflow" vert="horz" wrap="square" lIns="91440" tIns="45720" rIns="91440" bIns="45720" numCol="1" spcCol="0" rtlCol="0" fromWordArt="0" anchor="t" anchorCtr="0" forceAA="0" compatLnSpc="1">
+                        <a:noAutofit/>
+                      </wps:bodyPr>
+                    </wps:wsp>
+                  </a:graphicData>
+                </a:graphic>
+              </wp:anchor>
+            </w:drawing>
+          </mc:Choice>
+          <mc:Fallback>
+            <w:pict>
+              <v:shape id="_x0000_s1026" o:spid="_x0000_s1026" o:spt="202" type="#_x0000_t202" style="position:absolute;left:0pt;margin-left:345.25pt;margin-top:-20pt;height:30.55pt;width:28.3pt;z-index:251696128;mso-width-relative:page;mso-height-relative:page;" filled="f" stroked="f" coordsize="21600,21600" o:gfxdata="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">
+                <v:fill on="f" focussize="0,0"/>
+                <v:stroke on="f" weight="0.5pt"/>
+                <v:imagedata o:title=""/>
+                <o:lock v:ext="edit" aspectratio="f"/>
+                <v:textbox>
+                  <w:txbxContent>
+                    <w:p>
+                      <w:pPr>
+                        <w:keepNext w:val="0"/>
+                        <w:keepLines w:val="0"/>
+                        <w:pageBreakBefore w:val="0"/>
+                        <w:widowControl w:val="0"/>
+                        <w:kinsoku/>
+                        <w:wordWrap/>
+                        <w:overflowPunct/>
+                        <w:topLinePunct w:val="0"/>
+                        <w:bidi w:val="0"/>
+                        <w:adjustRightInd/>
+                        <w:snapToGrid/>
+                        <w:spacing w:line="0" w:lineRule="atLeast"/>
+                        <w:textAlignment w:val="auto"/>
+                        <w:rPr>
+                          <w:rFonts w:hint="default" w:ascii="微软雅黑" w:hAnsi="微软雅黑" w:eastAsia="微软雅黑" w:cs="微软雅黑"/>
+                          <w:color w:val="auto"/>
+                          <w:sz w:val="28"/>
+                          <w:szCs w:val="28"/>
+                          <w:lang w:val="en-US" w:eastAsia="zh-CN"/>
+                        </w:rPr>
+                      </w:pPr>
+                      <w:r>
+                        <w:rPr>
+                          <w:rFonts w:hint="eastAsia" w:ascii="微软雅黑" w:hAnsi="微软雅黑" w:eastAsia="微软雅黑" w:cs="微软雅黑"/>
+                          <w:color w:val="auto"/>
+                          <w:sz w:val="28"/>
+                          <w:szCs w:val="28"/>
+                          <w:lang w:val="en-US" w:eastAsia="zh-CN"/>
+                        </w:rPr>
+                        <w:t>南</w:t>
+                      </w:r>
+                    </w:p>
+                  </w:txbxContent>
+                </v:textbox>
+              </v:shape>
+            </w:pict>
+          </mc:Fallback>
+        </mc:AlternateContent>
+      </w:r>
+      <w:r>
+        <w:rPr>
+          <w:sz w:val="21"/>
+        </w:rPr>
+        <mc:AlternateContent>
+          <mc:Choice Requires="wps">
+            <w:drawing>
+              <wp:anchor distT="0" distB="0" distL="114300" distR="114300" simplePos="0" relativeHeight="251688960" behindDoc="0" locked="0" layoutInCell="1" allowOverlap="1">
+                <wp:simplePos x="0" y="0"/>
+                <wp:positionH relativeFrom="column">
+                  <wp:posOffset>3444875</wp:posOffset>
+                </wp:positionH>
+                <wp:positionV relativeFrom="paragraph">
+                  <wp:posOffset>-255905</wp:posOffset>
+                </wp:positionV>
+                <wp:extent cx="359410" cy="387985"/>
+                <wp:effectExtent l="0" t="0" r="0" b="0"/>
+                <wp:wrapNone/>
+                <wp:docPr id="13" name="文本框 13"/>
+                <wp:cNvGraphicFramePr/>
+                <a:graphic xmlns:a="http://schemas.openxmlformats.org/drawingml/2006/main">
+                  <a:graphicData uri="http://schemas.microsoft.com/office/word/2010/wordprocessingShape">
+                    <wps:wsp>
+                      <wps:cNvSpPr txBox="1"/>
+                      <wps:spPr>
+                        <a:xfrm>
+                          <a:off x="0" y="0"/>
+                          <a:ext cx="359410" cy="387985"/>
+                        </a:xfrm>
+                        <a:prstGeom prst="rect">
+                          <a:avLst/>
+                        </a:prstGeom>
+                        <a:noFill/>
+                        <a:ln w="6350">
+                          <a:noFill/>
+                        </a:ln>
+                      </wps:spPr>
+                      <wps:style>
+                        <a:lnRef idx="0">
+                          <a:schemeClr val="accent1"/>
+                        </a:lnRef>
+                        <a:fillRef idx="0">
+                          <a:schemeClr val="accent1"/>
+                        </a:fillRef>
+                        <a:effectRef idx="0">
+                          <a:schemeClr val="accent1"/>
+                        </a:effectRef>
+                        <a:fontRef idx="minor">
+                          <a:schemeClr val="dk1"/>
+                        </a:fontRef>
+                      </wps:style>
+                      <wps:txbx>
+                        <w:txbxContent>
+                          <w:p>
+                            <w:pPr>
+                              <w:keepNext w:val="0"/>
+                              <w:keepLines w:val="0"/>
+                              <w:pageBreakBefore w:val="0"/>
+                              <w:widowControl w:val="0"/>
+                              <w:kinsoku/>
+                              <w:wordWrap/>
+                              <w:overflowPunct/>
+                              <w:topLinePunct w:val="0"/>
+                              <w:bidi w:val="0"/>
+                              <w:adjustRightInd/>
+                              <w:snapToGrid/>
+                              <w:spacing w:line="0" w:lineRule="atLeast"/>
+                              <w:textAlignment w:val="auto"/>
+                              <w:rPr>
+                                <w:rFonts w:hint="default" w:ascii="微软雅黑" w:hAnsi="微软雅黑" w:eastAsia="微软雅黑" w:cs="微软雅黑"/>
+                                <w:color w:val="auto"/>
+                                <w:sz w:val="28"/>
+                                <w:szCs w:val="28"/>
+                                <w:lang w:val="en-US" w:eastAsia="zh-CN"/>
+                              </w:rPr>
+                            </w:pPr>
+                            <w:r>
+                              <w:rPr>
+                                <w:rFonts w:hint="eastAsia" w:ascii="微软雅黑" w:hAnsi="微软雅黑" w:eastAsia="微软雅黑" w:cs="微软雅黑"/>
+                                <w:color w:val="auto"/>
+                                <w:sz w:val="28"/>
+                                <w:szCs w:val="28"/>
+                                <w:lang w:val="en-US" w:eastAsia="zh-CN"/>
+                              </w:rPr>
+                              <w:t>夏</w:t>
+                            </w:r>
+                          </w:p>
+                        </w:txbxContent>
+                      </wps:txbx>
+                      <wps:bodyPr rot="0" spcFirstLastPara="0" vertOverflow="overflow" horzOverflow="overflow" vert="horz" wrap="square" lIns="91440" tIns="45720" rIns="91440" bIns="45720" numCol="1" spcCol="0" rtlCol="0" fromWordArt="0" anchor="t" anchorCtr="0" forceAA="0" compatLnSpc="1">
+                        <a:noAutofit/>
+                      </wps:bodyPr>
+                    </wps:wsp>
+                  </a:graphicData>
+                </a:graphic>
+              </wp:anchor>
+            </w:drawing>
+          </mc:Choice>
+          <mc:Fallback>
+            <w:pict>
+              <v:shape id="_x0000_s1026" o:spid="_x0000_s1026" o:spt="202" type="#_x0000_t202" style="position:absolute;left:0pt;margin-left:271.25pt;margin-top:-20.15pt;height:30.55pt;width:28.3pt;z-index:251688960;mso-width-relative:page;mso-height-relative:page;" filled="f" stroked="f" coordsize="21600,21600" o:gfxdata="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">
+                <v:fill on="f" focussize="0,0"/>
+                <v:stroke on="f" weight="0.5pt"/>
+                <v:imagedata o:title=""/>
+                <o:lock v:ext="edit" aspectratio="f"/>
+                <v:textbox>
+                  <w:txbxContent>
+                    <w:p>
+                      <w:pPr>
+                        <w:keepNext w:val="0"/>
+                        <w:keepLines w:val="0"/>
+                        <w:pageBreakBefore w:val="0"/>
+                        <w:widowControl w:val="0"/>
+                        <w:kinsoku/>
+                        <w:wordWrap/>
+                        <w:overflowPunct/>
+                        <w:topLinePunct w:val="0"/>
+                        <w:bidi w:val="0"/>
+                        <w:adjustRightInd/>
+                        <w:snapToGrid/>
+                        <w:spacing w:line="0" w:lineRule="atLeast"/>
+                        <w:textAlignment w:val="auto"/>
+                        <w:rPr>
+                          <w:rFonts w:hint="default" w:ascii="微软雅黑" w:hAnsi="微软雅黑" w:eastAsia="微软雅黑" w:cs="微软雅黑"/>
+                          <w:color w:val="auto"/>
+                          <w:sz w:val="28"/>
+                          <w:szCs w:val="28"/>
+                          <w:lang w:val="en-US" w:eastAsia="zh-CN"/>
+                        </w:rPr>
+                      </w:pPr>
+                      <w:r>
+                        <w:rPr>
+                          <w:rFonts w:hint="eastAsia" w:ascii="微软雅黑" w:hAnsi="微软雅黑" w:eastAsia="微软雅黑" w:cs="微软雅黑"/>
+                          <w:color w:val="auto"/>
+                          <w:sz w:val="28"/>
+                          <w:szCs w:val="28"/>
+                          <w:lang w:val="en-US" w:eastAsia="zh-CN"/>
+                        </w:rPr>
+                        <w:t>夏</w:t>
+                      </w:r>
+                    </w:p>
+                  </w:txbxContent>
+                </v:textbox>
+              </v:shape>
+            </w:pict>
+          </mc:Fallback>
+        </mc:AlternateContent>
+      </w:r>
       <w:r>
         <w:rPr>
           <w:sz w:val="21"/>
@@ -464,8 +1120,6 @@
       </w:r>
     </w:p>
     <w:p>
-      <w:bookmarkStart w:id="0" w:name="_GoBack"/>
-      <w:bookmarkEnd w:id="0"/>
       <w:r>
         <mc:AlternateContent>
           <mc:Choice Requires="wps">
@@ -525,6 +1179,8 @@
       </w:r>
     </w:p>
     <w:p>
+      <w:bookmarkStart w:id="0" w:name="_GoBack"/>
+      <w:bookmarkEnd w:id="0"/>
       <w:r>
         <w:rPr>
           <w:sz w:val="21"/>
@@ -535,12 +1191,12 @@
               <wp:anchor distT="0" distB="0" distL="114300" distR="114300" simplePos="0" relativeHeight="251680768" behindDoc="0" locked="0" layoutInCell="1" allowOverlap="1">
                 <wp:simplePos x="0" y="0"/>
                 <wp:positionH relativeFrom="column">
-                  <wp:posOffset>3565525</wp:posOffset>
+                  <wp:posOffset>3367405</wp:posOffset>
                 </wp:positionH>
                 <wp:positionV relativeFrom="paragraph">
-                  <wp:posOffset>73660</wp:posOffset>
+                  <wp:posOffset>58420</wp:posOffset>
                 </wp:positionV>
-                <wp:extent cx="1050290" cy="466725"/>
+                <wp:extent cx="1421130" cy="624840"/>
                 <wp:effectExtent l="0" t="0" r="0" b="0"/>
                 <wp:wrapNone/>
                 <wp:docPr id="4" name="文本框 4"/>
@@ -552,7 +1208,7 @@
                       <wps:spPr>
                         <a:xfrm>
                           <a:off x="0" y="0"/>
-                          <a:ext cx="1050290" cy="466725"/>
+                          <a:ext cx="1421130" cy="624840"/>
                         </a:xfrm>
                         <a:prstGeom prst="rect">
                           <a:avLst/>
@@ -580,8 +1236,22 @@
                         <w:txbxContent>
                           <w:p>
                             <w:pPr>
-                              <w:rPr>
-                                <w:rFonts w:hint="default" w:ascii="微软雅黑" w:hAnsi="微软雅黑" w:eastAsia="微软雅黑" w:cs="微软雅黑"/>
+                              <w:keepNext w:val="0"/>
+                              <w:keepLines w:val="0"/>
+                              <w:pageBreakBefore w:val="0"/>
+                              <w:widowControl w:val="0"/>
+                              <w:kinsoku/>
+                              <w:wordWrap/>
+                              <w:overflowPunct/>
+                              <w:topLinePunct w:val="0"/>
+                              <w:bidi w:val="0"/>
+                              <w:adjustRightInd/>
+                              <w:snapToGrid/>
+                              <w:spacing w:line="0" w:lineRule="atLeast"/>
+                              <w:jc w:val="center"/>
+                              <w:textAlignment w:val="auto"/>
+                              <w:rPr>
+                                <w:rFonts w:hint="eastAsia" w:asciiTheme="minorEastAsia" w:hAnsiTheme="minorEastAsia" w:eastAsiaTheme="minorEastAsia" w:cstheme="minorEastAsia"/>
                                 <w:color w:val="auto"/>
                                 <w:sz w:val="28"/>
                                 <w:szCs w:val="28"/>
@@ -590,13 +1260,48 @@
                             </w:pPr>
                             <w:r>
                               <w:rPr>
-                                <w:rFonts w:hint="eastAsia" w:ascii="微软雅黑" w:hAnsi="微软雅黑" w:eastAsia="微软雅黑" w:cs="微软雅黑"/>
-                                <w:color w:val="auto"/>
-                                <w:sz w:val="28"/>
-                                <w:szCs w:val="28"/>
-                                <w:lang w:val="en-US" w:eastAsia="zh-CN"/>
-                              </w:rPr>
-                              <w:t>苦、喜、嚯</w:t>
+                                <w:rFonts w:hint="eastAsia" w:asciiTheme="minorEastAsia" w:hAnsiTheme="minorEastAsia" w:eastAsiaTheme="minorEastAsia" w:cstheme="minorEastAsia"/>
+                                <w:color w:val="auto"/>
+                                <w:sz w:val="28"/>
+                                <w:szCs w:val="28"/>
+                                <w:lang w:val="en-US" w:eastAsia="zh-CN"/>
+                              </w:rPr>
+                              <w:t>苦、焦、喜、嚯</w:t>
+                            </w:r>
+                          </w:p>
+                          <w:p>
+                            <w:pPr>
+                              <w:keepNext w:val="0"/>
+                              <w:keepLines w:val="0"/>
+                              <w:pageBreakBefore w:val="0"/>
+                              <w:widowControl w:val="0"/>
+                              <w:kinsoku/>
+                              <w:wordWrap/>
+                              <w:overflowPunct/>
+                              <w:topLinePunct w:val="0"/>
+                              <w:bidi w:val="0"/>
+                              <w:adjustRightInd/>
+                              <w:snapToGrid/>
+                              <w:spacing w:line="0" w:lineRule="atLeast"/>
+                              <w:jc w:val="center"/>
+                              <w:textAlignment w:val="auto"/>
+                              <w:rPr>
+                                <w:rFonts w:hint="eastAsia" w:asciiTheme="minorEastAsia" w:hAnsiTheme="minorEastAsia" w:eastAsiaTheme="minorEastAsia" w:cstheme="minorEastAsia"/>
+                                <w:color w:val="auto"/>
+                                <w:sz w:val="28"/>
+                                <w:szCs w:val="28"/>
+                                <w:lang w:val="en-US" w:eastAsia="zh-CN"/>
+                              </w:rPr>
+                            </w:pPr>
+                            <w:r>
+                              <w:rPr>
+                                <w:rFonts w:hint="eastAsia" w:asciiTheme="minorEastAsia" w:hAnsiTheme="minorEastAsia" w:eastAsiaTheme="minorEastAsia" w:cstheme="minorEastAsia"/>
+                                <w:color w:val="auto"/>
+                                <w:sz w:val="28"/>
+                                <w:szCs w:val="28"/>
+                                <w:lang w:val="en-US" w:eastAsia="zh-CN"/>
+                              </w:rPr>
+                              <w:t>羊、黍、七</w:t>
                             </w:r>
                           </w:p>
                         </w:txbxContent>
@@ -612,7 +1317,7 @@
           </mc:Choice>
           <mc:Fallback>
             <w:pict>
-              <v:shape id="_x0000_s1026" o:spid="_x0000_s1026" o:spt="202" type="#_x0000_t202" style="position:absolute;left:0pt;margin-left:280.75pt;margin-top:5.8pt;height:36.75pt;width:82.7pt;z-index:251680768;mso-width-relative:page;mso-height-relative:page;" filled="f" stroked="f" coordsize="21600,21600" o:gfxdata="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">
+              <v:shape id="_x0000_s1026" o:spid="_x0000_s1026" o:spt="202" type="#_x0000_t202" style="position:absolute;left:0pt;margin-left:265.15pt;margin-top:4.6pt;height:49.2pt;width:111.9pt;z-index:251680768;mso-width-relative:page;mso-height-relative:page;" filled="f" stroked="f" coordsize="21600,21600" o:gfxdata="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">
                 <v:fill on="f" focussize="0,0"/>
                 <v:stroke on="f" weight="0.5pt"/>
                 <v:imagedata o:title=""/>
@@ -621,8 +1326,22 @@
                   <w:txbxContent>
                     <w:p>
                       <w:pPr>
-                        <w:rPr>
-                          <w:rFonts w:hint="default" w:ascii="微软雅黑" w:hAnsi="微软雅黑" w:eastAsia="微软雅黑" w:cs="微软雅黑"/>
+                        <w:keepNext w:val="0"/>
+                        <w:keepLines w:val="0"/>
+                        <w:pageBreakBefore w:val="0"/>
+                        <w:widowControl w:val="0"/>
+                        <w:kinsoku/>
+                        <w:wordWrap/>
+                        <w:overflowPunct/>
+                        <w:topLinePunct w:val="0"/>
+                        <w:bidi w:val="0"/>
+                        <w:adjustRightInd/>
+                        <w:snapToGrid/>
+                        <w:spacing w:line="0" w:lineRule="atLeast"/>
+                        <w:jc w:val="center"/>
+                        <w:textAlignment w:val="auto"/>
+                        <w:rPr>
+                          <w:rFonts w:hint="eastAsia" w:asciiTheme="minorEastAsia" w:hAnsiTheme="minorEastAsia" w:eastAsiaTheme="minorEastAsia" w:cstheme="minorEastAsia"/>
                           <w:color w:val="auto"/>
                           <w:sz w:val="28"/>
                           <w:szCs w:val="28"/>
@@ -631,13 +1350,48 @@
                       </w:pPr>
                       <w:r>
                         <w:rPr>
-                          <w:rFonts w:hint="eastAsia" w:ascii="微软雅黑" w:hAnsi="微软雅黑" w:eastAsia="微软雅黑" w:cs="微软雅黑"/>
-                          <w:color w:val="auto"/>
-                          <w:sz w:val="28"/>
-                          <w:szCs w:val="28"/>
-                          <w:lang w:val="en-US" w:eastAsia="zh-CN"/>
-                        </w:rPr>
-                        <w:t>苦、喜、嚯</w:t>
+                          <w:rFonts w:hint="eastAsia" w:asciiTheme="minorEastAsia" w:hAnsiTheme="minorEastAsia" w:eastAsiaTheme="minorEastAsia" w:cstheme="minorEastAsia"/>
+                          <w:color w:val="auto"/>
+                          <w:sz w:val="28"/>
+                          <w:szCs w:val="28"/>
+                          <w:lang w:val="en-US" w:eastAsia="zh-CN"/>
+                        </w:rPr>
+                        <w:t>苦、焦、喜、嚯</w:t>
+                      </w:r>
+                    </w:p>
+                    <w:p>
+                      <w:pPr>
+                        <w:keepNext w:val="0"/>
+                        <w:keepLines w:val="0"/>
+                        <w:pageBreakBefore w:val="0"/>
+                        <w:widowControl w:val="0"/>
+                        <w:kinsoku/>
+                        <w:wordWrap/>
+                        <w:overflowPunct/>
+                        <w:topLinePunct w:val="0"/>
+                        <w:bidi w:val="0"/>
+                        <w:adjustRightInd/>
+                        <w:snapToGrid/>
+                        <w:spacing w:line="0" w:lineRule="atLeast"/>
+                        <w:jc w:val="center"/>
+                        <w:textAlignment w:val="auto"/>
+                        <w:rPr>
+                          <w:rFonts w:hint="eastAsia" w:asciiTheme="minorEastAsia" w:hAnsiTheme="minorEastAsia" w:eastAsiaTheme="minorEastAsia" w:cstheme="minorEastAsia"/>
+                          <w:color w:val="auto"/>
+                          <w:sz w:val="28"/>
+                          <w:szCs w:val="28"/>
+                          <w:lang w:val="en-US" w:eastAsia="zh-CN"/>
+                        </w:rPr>
+                      </w:pPr>
+                      <w:r>
+                        <w:rPr>
+                          <w:rFonts w:hint="eastAsia" w:asciiTheme="minorEastAsia" w:hAnsiTheme="minorEastAsia" w:eastAsiaTheme="minorEastAsia" w:cstheme="minorEastAsia"/>
+                          <w:color w:val="auto"/>
+                          <w:sz w:val="28"/>
+                          <w:szCs w:val="28"/>
+                          <w:lang w:val="en-US" w:eastAsia="zh-CN"/>
+                        </w:rPr>
+                        <w:t>羊、黍、七</w:t>
                       </w:r>
                     </w:p>
                   </w:txbxContent>
@@ -709,6 +1463,154 @@
       </w:r>
     </w:p>
     <w:p>
+      <w:r>
+        <w:rPr>
+          <w:sz w:val="21"/>
+        </w:rPr>
+        <mc:AlternateContent>
+          <mc:Choice Requires="wps">
+            <w:drawing>
+              <wp:anchor distT="0" distB="0" distL="114300" distR="114300" simplePos="0" relativeHeight="251687936" behindDoc="0" locked="0" layoutInCell="1" allowOverlap="1">
+                <wp:simplePos x="0" y="0"/>
+                <wp:positionH relativeFrom="column">
+                  <wp:posOffset>1379855</wp:posOffset>
+                </wp:positionH>
+                <wp:positionV relativeFrom="paragraph">
+                  <wp:posOffset>188595</wp:posOffset>
+                </wp:positionV>
+                <wp:extent cx="359410" cy="387985"/>
+                <wp:effectExtent l="0" t="0" r="0" b="0"/>
+                <wp:wrapNone/>
+                <wp:docPr id="12" name="文本框 12"/>
+                <wp:cNvGraphicFramePr/>
+                <a:graphic xmlns:a="http://schemas.openxmlformats.org/drawingml/2006/main">
+                  <a:graphicData uri="http://schemas.microsoft.com/office/word/2010/wordprocessingShape">
+                    <wps:wsp>
+                      <wps:cNvSpPr txBox="1"/>
+                      <wps:spPr>
+                        <a:xfrm>
+                          <a:off x="0" y="0"/>
+                          <a:ext cx="359410" cy="387985"/>
+                        </a:xfrm>
+                        <a:prstGeom prst="rect">
+                          <a:avLst/>
+                        </a:prstGeom>
+                        <a:noFill/>
+                        <a:ln w="6350">
+                          <a:noFill/>
+                        </a:ln>
+                      </wps:spPr>
+                      <wps:style>
+                        <a:lnRef idx="0">
+                          <a:schemeClr val="accent1"/>
+                        </a:lnRef>
+                        <a:fillRef idx="0">
+                          <a:schemeClr val="accent1"/>
+                        </a:fillRef>
+                        <a:effectRef idx="0">
+                          <a:schemeClr val="accent1"/>
+                        </a:effectRef>
+                        <a:fontRef idx="minor">
+                          <a:schemeClr val="dk1"/>
+                        </a:fontRef>
+                      </wps:style>
+                      <wps:txbx>
+                        <w:txbxContent>
+                          <w:p>
+                            <w:pPr>
+                              <w:keepNext w:val="0"/>
+                              <w:keepLines w:val="0"/>
+                              <w:pageBreakBefore w:val="0"/>
+                              <w:widowControl w:val="0"/>
+                              <w:kinsoku/>
+                              <w:wordWrap/>
+                              <w:overflowPunct/>
+                              <w:topLinePunct w:val="0"/>
+                              <w:bidi w:val="0"/>
+                              <w:adjustRightInd/>
+                              <w:snapToGrid/>
+                              <w:spacing w:line="0" w:lineRule="atLeast"/>
+                              <w:textAlignment w:val="auto"/>
+                              <w:rPr>
+                                <w:rFonts w:hint="default" w:ascii="微软雅黑" w:hAnsi="微软雅黑" w:eastAsia="微软雅黑" w:cs="微软雅黑"/>
+                                <w:color w:val="auto"/>
+                                <w:sz w:val="28"/>
+                                <w:szCs w:val="28"/>
+                                <w:lang w:val="en-US" w:eastAsia="zh-CN"/>
+                              </w:rPr>
+                            </w:pPr>
+                            <w:r>
+                              <w:rPr>
+                                <w:rFonts w:hint="eastAsia" w:ascii="微软雅黑" w:hAnsi="微软雅黑" w:eastAsia="微软雅黑" w:cs="微软雅黑"/>
+                                <w:color w:val="auto"/>
+                                <w:sz w:val="28"/>
+                                <w:szCs w:val="28"/>
+                                <w:lang w:val="en-US" w:eastAsia="zh-CN"/>
+                              </w:rPr>
+                              <w:t>春</w:t>
+                            </w:r>
+                          </w:p>
+                        </w:txbxContent>
+                      </wps:txbx>
+                      <wps:bodyPr rot="0" spcFirstLastPara="0" vertOverflow="overflow" horzOverflow="overflow" vert="horz" wrap="square" lIns="91440" tIns="45720" rIns="91440" bIns="45720" numCol="1" spcCol="0" rtlCol="0" fromWordArt="0" anchor="t" anchorCtr="0" forceAA="0" compatLnSpc="1">
+                        <a:noAutofit/>
+                      </wps:bodyPr>
+                    </wps:wsp>
+                  </a:graphicData>
+                </a:graphic>
+              </wp:anchor>
+            </w:drawing>
+          </mc:Choice>
+          <mc:Fallback>
+            <w:pict>
+              <v:shape id="_x0000_s1026" o:spid="_x0000_s1026" o:spt="202" type="#_x0000_t202" style="position:absolute;left:0pt;margin-left:108.65pt;margin-top:14.85pt;height:30.55pt;width:28.3pt;z-index:251687936;mso-width-relative:page;mso-height-relative:page;" filled="f" stroked="f" coordsize="21600,21600" o:gfxdata="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">
+                <v:fill on="f" focussize="0,0"/>
+                <v:stroke on="f" weight="0.5pt"/>
+                <v:imagedata o:title=""/>
+                <o:lock v:ext="edit" aspectratio="f"/>
+                <v:textbox>
+                  <w:txbxContent>
+                    <w:p>
+                      <w:pPr>
+                        <w:keepNext w:val="0"/>
+                        <w:keepLines w:val="0"/>
+                        <w:pageBreakBefore w:val="0"/>
+                        <w:widowControl w:val="0"/>
+                        <w:kinsoku/>
+                        <w:wordWrap/>
+                        <w:overflowPunct/>
+                        <w:topLinePunct w:val="0"/>
+                        <w:bidi w:val="0"/>
+                        <w:adjustRightInd/>
+                        <w:snapToGrid/>
+                        <w:spacing w:line="0" w:lineRule="atLeast"/>
+                        <w:textAlignment w:val="auto"/>
+                        <w:rPr>
+                          <w:rFonts w:hint="default" w:ascii="微软雅黑" w:hAnsi="微软雅黑" w:eastAsia="微软雅黑" w:cs="微软雅黑"/>
+                          <w:color w:val="auto"/>
+                          <w:sz w:val="28"/>
+                          <w:szCs w:val="28"/>
+                          <w:lang w:val="en-US" w:eastAsia="zh-CN"/>
+                        </w:rPr>
+                      </w:pPr>
+                      <w:r>
+                        <w:rPr>
+                          <w:rFonts w:hint="eastAsia" w:ascii="微软雅黑" w:hAnsi="微软雅黑" w:eastAsia="微软雅黑" w:cs="微软雅黑"/>
+                          <w:color w:val="auto"/>
+                          <w:sz w:val="28"/>
+                          <w:szCs w:val="28"/>
+                          <w:lang w:val="en-US" w:eastAsia="zh-CN"/>
+                        </w:rPr>
+                        <w:t>春</w:t>
+                      </w:r>
+                    </w:p>
+                  </w:txbxContent>
+                </v:textbox>
+              </v:shape>
+            </w:pict>
+          </mc:Fallback>
+        </mc:AlternateContent>
+      </w:r>
       <w:r>
         <w:rPr>
           <w:sz w:val="21"/>
@@ -1424,7 +2326,1172 @@
         </mc:AlternateContent>
       </w:r>
     </w:p>
-    <w:p/>
+    <w:p>
+      <w:r>
+        <w:rPr>
+          <w:sz w:val="21"/>
+        </w:rPr>
+        <mc:AlternateContent>
+          <mc:Choice Requires="wps">
+            <w:drawing>
+              <wp:anchor distT="0" distB="0" distL="114300" distR="114300" simplePos="0" relativeHeight="251702272" behindDoc="0" locked="0" layoutInCell="1" allowOverlap="1">
+                <wp:simplePos x="0" y="0"/>
+                <wp:positionH relativeFrom="column">
+                  <wp:posOffset>6569075</wp:posOffset>
+                </wp:positionH>
+                <wp:positionV relativeFrom="paragraph">
+                  <wp:posOffset>19685</wp:posOffset>
+                </wp:positionV>
+                <wp:extent cx="359410" cy="387985"/>
+                <wp:effectExtent l="0" t="0" r="0" b="0"/>
+                <wp:wrapNone/>
+                <wp:docPr id="28" name="文本框 28"/>
+                <wp:cNvGraphicFramePr/>
+                <a:graphic xmlns:a="http://schemas.openxmlformats.org/drawingml/2006/main">
+                  <a:graphicData uri="http://schemas.microsoft.com/office/word/2010/wordprocessingShape">
+                    <wps:wsp>
+                      <wps:cNvSpPr txBox="1"/>
+                      <wps:spPr>
+                        <a:xfrm>
+                          <a:off x="0" y="0"/>
+                          <a:ext cx="359410" cy="387985"/>
+                        </a:xfrm>
+                        <a:prstGeom prst="rect">
+                          <a:avLst/>
+                        </a:prstGeom>
+                        <a:noFill/>
+                        <a:ln w="6350">
+                          <a:noFill/>
+                        </a:ln>
+                      </wps:spPr>
+                      <wps:style>
+                        <a:lnRef idx="0">
+                          <a:schemeClr val="accent1"/>
+                        </a:lnRef>
+                        <a:fillRef idx="0">
+                          <a:schemeClr val="accent1"/>
+                        </a:fillRef>
+                        <a:effectRef idx="0">
+                          <a:schemeClr val="accent1"/>
+                        </a:effectRef>
+                        <a:fontRef idx="minor">
+                          <a:schemeClr val="dk1"/>
+                        </a:fontRef>
+                      </wps:style>
+                      <wps:txbx>
+                        <w:txbxContent>
+                          <w:p>
+                            <w:pPr>
+                              <w:keepNext w:val="0"/>
+                              <w:keepLines w:val="0"/>
+                              <w:pageBreakBefore w:val="0"/>
+                              <w:widowControl w:val="0"/>
+                              <w:kinsoku/>
+                              <w:wordWrap/>
+                              <w:overflowPunct/>
+                              <w:topLinePunct w:val="0"/>
+                              <w:bidi w:val="0"/>
+                              <w:adjustRightInd/>
+                              <w:snapToGrid/>
+                              <w:spacing w:line="0" w:lineRule="atLeast"/>
+                              <w:textAlignment w:val="auto"/>
+                              <w:rPr>
+                                <w:rFonts w:hint="default" w:ascii="微软雅黑" w:hAnsi="微软雅黑" w:eastAsia="微软雅黑" w:cs="微软雅黑"/>
+                                <w:color w:val="auto"/>
+                                <w:sz w:val="28"/>
+                                <w:szCs w:val="28"/>
+                                <w:lang w:val="en-US" w:eastAsia="zh-CN"/>
+                              </w:rPr>
+                            </w:pPr>
+                            <w:r>
+                              <w:rPr>
+                                <w:rFonts w:hint="eastAsia" w:ascii="微软雅黑" w:hAnsi="微软雅黑" w:eastAsia="微软雅黑" w:cs="微软雅黑"/>
+                                <w:color w:val="auto"/>
+                                <w:sz w:val="28"/>
+                                <w:szCs w:val="28"/>
+                                <w:lang w:val="en-US" w:eastAsia="zh-CN"/>
+                              </w:rPr>
+                              <w:t>中</w:t>
+                            </w:r>
+                          </w:p>
+                        </w:txbxContent>
+                      </wps:txbx>
+                      <wps:bodyPr rot="0" spcFirstLastPara="0" vertOverflow="overflow" horzOverflow="overflow" vert="horz" wrap="square" lIns="91440" tIns="45720" rIns="91440" bIns="45720" numCol="1" spcCol="0" rtlCol="0" fromWordArt="0" anchor="t" anchorCtr="0" forceAA="0" compatLnSpc="1">
+                        <a:noAutofit/>
+                      </wps:bodyPr>
+                    </wps:wsp>
+                  </a:graphicData>
+                </a:graphic>
+              </wp:anchor>
+            </w:drawing>
+          </mc:Choice>
+          <mc:Fallback>
+            <w:pict>
+              <v:shape id="_x0000_s1026" o:spid="_x0000_s1026" o:spt="202" type="#_x0000_t202" style="position:absolute;left:0pt;margin-left:517.25pt;margin-top:1.55pt;height:30.55pt;width:28.3pt;z-index:251702272;mso-width-relative:page;mso-height-relative:page;" filled="f" stroked="f" coordsize="21600,21600" o:gfxdata="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">
+                <v:fill on="f" focussize="0,0"/>
+                <v:stroke on="f" weight="0.5pt"/>
+                <v:imagedata o:title=""/>
+                <o:lock v:ext="edit" aspectratio="f"/>
+                <v:textbox>
+                  <w:txbxContent>
+                    <w:p>
+                      <w:pPr>
+                        <w:keepNext w:val="0"/>
+                        <w:keepLines w:val="0"/>
+                        <w:pageBreakBefore w:val="0"/>
+                        <w:widowControl w:val="0"/>
+                        <w:kinsoku/>
+                        <w:wordWrap/>
+                        <w:overflowPunct/>
+                        <w:topLinePunct w:val="0"/>
+                        <w:bidi w:val="0"/>
+                        <w:adjustRightInd/>
+                        <w:snapToGrid/>
+                        <w:spacing w:line="0" w:lineRule="atLeast"/>
+                        <w:textAlignment w:val="auto"/>
+                        <w:rPr>
+                          <w:rFonts w:hint="default" w:ascii="微软雅黑" w:hAnsi="微软雅黑" w:eastAsia="微软雅黑" w:cs="微软雅黑"/>
+                          <w:color w:val="auto"/>
+                          <w:sz w:val="28"/>
+                          <w:szCs w:val="28"/>
+                          <w:lang w:val="en-US" w:eastAsia="zh-CN"/>
+                        </w:rPr>
+                      </w:pPr>
+                      <w:r>
+                        <w:rPr>
+                          <w:rFonts w:hint="eastAsia" w:ascii="微软雅黑" w:hAnsi="微软雅黑" w:eastAsia="微软雅黑" w:cs="微软雅黑"/>
+                          <w:color w:val="auto"/>
+                          <w:sz w:val="28"/>
+                          <w:szCs w:val="28"/>
+                          <w:lang w:val="en-US" w:eastAsia="zh-CN"/>
+                        </w:rPr>
+                        <w:t>中</w:t>
+                      </w:r>
+                    </w:p>
+                  </w:txbxContent>
+                </v:textbox>
+              </v:shape>
+            </w:pict>
+          </mc:Fallback>
+        </mc:AlternateContent>
+      </w:r>
+      <w:r>
+        <w:rPr>
+          <w:sz w:val="21"/>
+        </w:rPr>
+        <mc:AlternateContent>
+          <mc:Choice Requires="wps">
+            <w:drawing>
+              <wp:anchor distT="0" distB="0" distL="114300" distR="114300" simplePos="0" relativeHeight="251694080" behindDoc="0" locked="0" layoutInCell="1" allowOverlap="1">
+                <wp:simplePos x="0" y="0"/>
+                <wp:positionH relativeFrom="column">
+                  <wp:posOffset>2271395</wp:posOffset>
+                </wp:positionH>
+                <wp:positionV relativeFrom="paragraph">
+                  <wp:posOffset>7620</wp:posOffset>
+                </wp:positionV>
+                <wp:extent cx="359410" cy="387985"/>
+                <wp:effectExtent l="0" t="0" r="0" b="0"/>
+                <wp:wrapNone/>
+                <wp:docPr id="18" name="文本框 18"/>
+                <wp:cNvGraphicFramePr/>
+                <a:graphic xmlns:a="http://schemas.openxmlformats.org/drawingml/2006/main">
+                  <a:graphicData uri="http://schemas.microsoft.com/office/word/2010/wordprocessingShape">
+                    <wps:wsp>
+                      <wps:cNvSpPr txBox="1"/>
+                      <wps:spPr>
+                        <a:xfrm>
+                          <a:off x="0" y="0"/>
+                          <a:ext cx="359410" cy="387985"/>
+                        </a:xfrm>
+                        <a:prstGeom prst="rect">
+                          <a:avLst/>
+                        </a:prstGeom>
+                        <a:noFill/>
+                        <a:ln w="6350">
+                          <a:noFill/>
+                        </a:ln>
+                      </wps:spPr>
+                      <wps:style>
+                        <a:lnRef idx="0">
+                          <a:schemeClr val="accent1"/>
+                        </a:lnRef>
+                        <a:fillRef idx="0">
+                          <a:schemeClr val="accent1"/>
+                        </a:fillRef>
+                        <a:effectRef idx="0">
+                          <a:schemeClr val="accent1"/>
+                        </a:effectRef>
+                        <a:fontRef idx="minor">
+                          <a:schemeClr val="dk1"/>
+                        </a:fontRef>
+                      </wps:style>
+                      <wps:txbx>
+                        <w:txbxContent>
+                          <w:p>
+                            <w:pPr>
+                              <w:keepNext w:val="0"/>
+                              <w:keepLines w:val="0"/>
+                              <w:pageBreakBefore w:val="0"/>
+                              <w:widowControl w:val="0"/>
+                              <w:kinsoku/>
+                              <w:wordWrap/>
+                              <w:overflowPunct/>
+                              <w:topLinePunct w:val="0"/>
+                              <w:bidi w:val="0"/>
+                              <w:adjustRightInd/>
+                              <w:snapToGrid/>
+                              <w:spacing w:line="0" w:lineRule="atLeast"/>
+                              <w:textAlignment w:val="auto"/>
+                              <w:rPr>
+                                <w:rFonts w:hint="default" w:ascii="微软雅黑" w:hAnsi="微软雅黑" w:eastAsia="微软雅黑" w:cs="微软雅黑"/>
+                                <w:color w:val="auto"/>
+                                <w:sz w:val="28"/>
+                                <w:szCs w:val="28"/>
+                                <w:lang w:val="en-US" w:eastAsia="zh-CN"/>
+                              </w:rPr>
+                            </w:pPr>
+                            <w:r>
+                              <w:rPr>
+                                <w:rFonts w:hint="eastAsia" w:ascii="微软雅黑" w:hAnsi="微软雅黑" w:eastAsia="微软雅黑" w:cs="微软雅黑"/>
+                                <w:color w:val="auto"/>
+                                <w:sz w:val="28"/>
+                                <w:szCs w:val="28"/>
+                                <w:lang w:val="en-US" w:eastAsia="zh-CN"/>
+                              </w:rPr>
+                              <w:t>东</w:t>
+                            </w:r>
+                          </w:p>
+                        </w:txbxContent>
+                      </wps:txbx>
+                      <wps:bodyPr rot="0" spcFirstLastPara="0" vertOverflow="overflow" horzOverflow="overflow" vert="horz" wrap="square" lIns="91440" tIns="45720" rIns="91440" bIns="45720" numCol="1" spcCol="0" rtlCol="0" fromWordArt="0" anchor="t" anchorCtr="0" forceAA="0" compatLnSpc="1">
+                        <a:noAutofit/>
+                      </wps:bodyPr>
+                    </wps:wsp>
+                  </a:graphicData>
+                </a:graphic>
+              </wp:anchor>
+            </w:drawing>
+          </mc:Choice>
+          <mc:Fallback>
+            <w:pict>
+              <v:shape id="_x0000_s1026" o:spid="_x0000_s1026" o:spt="202" type="#_x0000_t202" style="position:absolute;left:0pt;margin-left:178.85pt;margin-top:0.6pt;height:30.55pt;width:28.3pt;z-index:251694080;mso-width-relative:page;mso-height-relative:page;" filled="f" stroked="f" coordsize="21600,21600" o:gfxdata="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">
+                <v:fill on="f" focussize="0,0"/>
+                <v:stroke on="f" weight="0.5pt"/>
+                <v:imagedata o:title=""/>
+                <o:lock v:ext="edit" aspectratio="f"/>
+                <v:textbox>
+                  <w:txbxContent>
+                    <w:p>
+                      <w:pPr>
+                        <w:keepNext w:val="0"/>
+                        <w:keepLines w:val="0"/>
+                        <w:pageBreakBefore w:val="0"/>
+                        <w:widowControl w:val="0"/>
+                        <w:kinsoku/>
+                        <w:wordWrap/>
+                        <w:overflowPunct/>
+                        <w:topLinePunct w:val="0"/>
+                        <w:bidi w:val="0"/>
+                        <w:adjustRightInd/>
+                        <w:snapToGrid/>
+                        <w:spacing w:line="0" w:lineRule="atLeast"/>
+                        <w:textAlignment w:val="auto"/>
+                        <w:rPr>
+                          <w:rFonts w:hint="default" w:ascii="微软雅黑" w:hAnsi="微软雅黑" w:eastAsia="微软雅黑" w:cs="微软雅黑"/>
+                          <w:color w:val="auto"/>
+                          <w:sz w:val="28"/>
+                          <w:szCs w:val="28"/>
+                          <w:lang w:val="en-US" w:eastAsia="zh-CN"/>
+                        </w:rPr>
+                      </w:pPr>
+                      <w:r>
+                        <w:rPr>
+                          <w:rFonts w:hint="eastAsia" w:ascii="微软雅黑" w:hAnsi="微软雅黑" w:eastAsia="微软雅黑" w:cs="微软雅黑"/>
+                          <w:color w:val="auto"/>
+                          <w:sz w:val="28"/>
+                          <w:szCs w:val="28"/>
+                          <w:lang w:val="en-US" w:eastAsia="zh-CN"/>
+                        </w:rPr>
+                        <w:t>东</w:t>
+                      </w:r>
+                    </w:p>
+                  </w:txbxContent>
+                </v:textbox>
+              </v:shape>
+            </w:pict>
+          </mc:Fallback>
+        </mc:AlternateContent>
+      </w:r>
+      <w:r>
+        <w:rPr>
+          <w:sz w:val="21"/>
+        </w:rPr>
+        <mc:AlternateContent>
+          <mc:Choice Requires="wps">
+            <w:drawing>
+              <wp:anchor distT="0" distB="0" distL="114300" distR="114300" simplePos="0" relativeHeight="251700224" behindDoc="0" locked="0" layoutInCell="1" allowOverlap="1">
+                <wp:simplePos x="0" y="0"/>
+                <wp:positionH relativeFrom="column">
+                  <wp:posOffset>7187565</wp:posOffset>
+                </wp:positionH>
+                <wp:positionV relativeFrom="paragraph">
+                  <wp:posOffset>35560</wp:posOffset>
+                </wp:positionV>
+                <wp:extent cx="1160780" cy="1649095"/>
+                <wp:effectExtent l="0" t="0" r="0" b="0"/>
+                <wp:wrapNone/>
+                <wp:docPr id="25" name="文本框 25"/>
+                <wp:cNvGraphicFramePr/>
+                <a:graphic xmlns:a="http://schemas.openxmlformats.org/drawingml/2006/main">
+                  <a:graphicData uri="http://schemas.microsoft.com/office/word/2010/wordprocessingShape">
+                    <wps:wsp>
+                      <wps:cNvSpPr txBox="1"/>
+                      <wps:spPr>
+                        <a:xfrm>
+                          <a:off x="0" y="0"/>
+                          <a:ext cx="1160780" cy="1649095"/>
+                        </a:xfrm>
+                        <a:prstGeom prst="rect">
+                          <a:avLst/>
+                        </a:prstGeom>
+                        <a:noFill/>
+                        <a:ln w="6350">
+                          <a:noFill/>
+                        </a:ln>
+                      </wps:spPr>
+                      <wps:style>
+                        <a:lnRef idx="0">
+                          <a:schemeClr val="accent1"/>
+                        </a:lnRef>
+                        <a:fillRef idx="0">
+                          <a:schemeClr val="accent1"/>
+                        </a:fillRef>
+                        <a:effectRef idx="0">
+                          <a:schemeClr val="accent1"/>
+                        </a:effectRef>
+                        <a:fontRef idx="minor">
+                          <a:schemeClr val="dk1"/>
+                        </a:fontRef>
+                      </wps:style>
+                      <wps:txbx>
+                        <w:txbxContent>
+                          <w:p>
+                            <w:pPr>
+                              <w:keepNext w:val="0"/>
+                              <w:keepLines w:val="0"/>
+                              <w:pageBreakBefore w:val="0"/>
+                              <w:widowControl w:val="0"/>
+                              <w:kinsoku/>
+                              <w:wordWrap/>
+                              <w:overflowPunct/>
+                              <w:topLinePunct w:val="0"/>
+                              <w:bidi w:val="0"/>
+                              <w:adjustRightInd/>
+                              <w:snapToGrid/>
+                              <w:spacing w:line="0" w:lineRule="atLeast"/>
+                              <w:jc w:val="left"/>
+                              <w:textAlignment w:val="auto"/>
+                              <w:rPr>
+                                <w:rFonts w:hint="default" w:ascii="微软雅黑" w:hAnsi="微软雅黑" w:eastAsia="微软雅黑" w:cs="微软雅黑"/>
+                                <w:color w:val="auto"/>
+                                <w:sz w:val="28"/>
+                                <w:szCs w:val="28"/>
+                                <w:lang w:val="en-US" w:eastAsia="zh-CN"/>
+                              </w:rPr>
+                            </w:pPr>
+                            <w:r>
+                              <w:rPr>
+                                <w:rFonts w:hint="eastAsia" w:ascii="微软雅黑" w:hAnsi="微软雅黑" w:eastAsia="微软雅黑" w:cs="微软雅黑"/>
+                                <w:color w:val="auto"/>
+                                <w:sz w:val="28"/>
+                                <w:szCs w:val="28"/>
+                                <w:lang w:val="en-US" w:eastAsia="zh-CN"/>
+                              </w:rPr>
+                              <w:t>开窍于口</w:t>
+                            </w:r>
+                          </w:p>
+                          <w:p>
+                            <w:pPr>
+                              <w:keepNext w:val="0"/>
+                              <w:keepLines w:val="0"/>
+                              <w:pageBreakBefore w:val="0"/>
+                              <w:widowControl w:val="0"/>
+                              <w:kinsoku/>
+                              <w:wordWrap/>
+                              <w:overflowPunct/>
+                              <w:topLinePunct w:val="0"/>
+                              <w:bidi w:val="0"/>
+                              <w:adjustRightInd/>
+                              <w:snapToGrid/>
+                              <w:spacing w:line="0" w:lineRule="atLeast"/>
+                              <w:jc w:val="left"/>
+                              <w:textAlignment w:val="auto"/>
+                              <w:rPr>
+                                <w:rFonts w:hint="default" w:ascii="微软雅黑" w:hAnsi="微软雅黑" w:eastAsia="微软雅黑" w:cs="微软雅黑"/>
+                                <w:color w:val="auto"/>
+                                <w:sz w:val="28"/>
+                                <w:szCs w:val="28"/>
+                                <w:lang w:val="en-US" w:eastAsia="zh-CN"/>
+                              </w:rPr>
+                            </w:pPr>
+                            <w:r>
+                              <w:rPr>
+                                <w:rFonts w:hint="eastAsia" w:ascii="微软雅黑" w:hAnsi="微软雅黑" w:eastAsia="微软雅黑" w:cs="微软雅黑"/>
+                                <w:color w:val="auto"/>
+                                <w:sz w:val="28"/>
+                                <w:szCs w:val="28"/>
+                                <w:lang w:val="en-US" w:eastAsia="zh-CN"/>
+                              </w:rPr>
+                              <w:t>主肉</w:t>
+                            </w:r>
+                          </w:p>
+                          <w:p>
+                            <w:pPr>
+                              <w:keepNext w:val="0"/>
+                              <w:keepLines w:val="0"/>
+                              <w:pageBreakBefore w:val="0"/>
+                              <w:widowControl w:val="0"/>
+                              <w:kinsoku/>
+                              <w:wordWrap/>
+                              <w:overflowPunct/>
+                              <w:topLinePunct w:val="0"/>
+                              <w:bidi w:val="0"/>
+                              <w:adjustRightInd/>
+                              <w:snapToGrid/>
+                              <w:spacing w:line="0" w:lineRule="atLeast"/>
+                              <w:jc w:val="left"/>
+                              <w:textAlignment w:val="auto"/>
+                              <w:rPr>
+                                <w:rFonts w:hint="default" w:ascii="微软雅黑" w:hAnsi="微软雅黑" w:eastAsia="微软雅黑" w:cs="微软雅黑"/>
+                                <w:color w:val="auto"/>
+                                <w:sz w:val="28"/>
+                                <w:szCs w:val="28"/>
+                                <w:lang w:val="en-US" w:eastAsia="zh-CN"/>
+                              </w:rPr>
+                            </w:pPr>
+                            <w:r>
+                              <w:rPr>
+                                <w:rFonts w:hint="eastAsia" w:ascii="微软雅黑" w:hAnsi="微软雅黑" w:eastAsia="微软雅黑" w:cs="微软雅黑"/>
+                                <w:color w:val="auto"/>
+                                <w:sz w:val="28"/>
+                                <w:szCs w:val="28"/>
+                                <w:lang w:val="en-US" w:eastAsia="zh-CN"/>
+                              </w:rPr>
+                              <w:t>其华在唇</w:t>
+                            </w:r>
+                          </w:p>
+                          <w:p>
+                            <w:pPr>
+                              <w:keepNext w:val="0"/>
+                              <w:keepLines w:val="0"/>
+                              <w:pageBreakBefore w:val="0"/>
+                              <w:widowControl w:val="0"/>
+                              <w:kinsoku/>
+                              <w:wordWrap/>
+                              <w:overflowPunct/>
+                              <w:topLinePunct w:val="0"/>
+                              <w:bidi w:val="0"/>
+                              <w:adjustRightInd/>
+                              <w:snapToGrid/>
+                              <w:spacing w:line="0" w:lineRule="atLeast"/>
+                              <w:jc w:val="left"/>
+                              <w:textAlignment w:val="auto"/>
+                              <w:rPr>
+                                <w:rFonts w:hint="default" w:ascii="微软雅黑" w:hAnsi="微软雅黑" w:eastAsia="微软雅黑" w:cs="微软雅黑"/>
+                                <w:color w:val="auto"/>
+                                <w:sz w:val="28"/>
+                                <w:szCs w:val="28"/>
+                                <w:lang w:val="en-US" w:eastAsia="zh-CN"/>
+                              </w:rPr>
+                            </w:pPr>
+                            <w:r>
+                              <w:rPr>
+                                <w:rFonts w:hint="eastAsia" w:ascii="微软雅黑" w:hAnsi="微软雅黑" w:eastAsia="微软雅黑" w:cs="微软雅黑"/>
+                                <w:color w:val="auto"/>
+                                <w:sz w:val="28"/>
+                                <w:szCs w:val="28"/>
+                                <w:lang w:val="en-US" w:eastAsia="zh-CN"/>
+                              </w:rPr>
+                              <w:t>病发肌肉</w:t>
+                            </w:r>
+                          </w:p>
+                        </w:txbxContent>
+                      </wps:txbx>
+                      <wps:bodyPr rot="0" spcFirstLastPara="0" vertOverflow="overflow" horzOverflow="overflow" vert="horz" wrap="square" lIns="91440" tIns="45720" rIns="91440" bIns="45720" numCol="1" spcCol="0" rtlCol="0" fromWordArt="0" anchor="t" anchorCtr="0" forceAA="0" compatLnSpc="1">
+                        <a:noAutofit/>
+                      </wps:bodyPr>
+                    </wps:wsp>
+                  </a:graphicData>
+                </a:graphic>
+              </wp:anchor>
+            </w:drawing>
+          </mc:Choice>
+          <mc:Fallback>
+            <w:pict>
+              <v:shape id="_x0000_s1026" o:spid="_x0000_s1026" o:spt="202" type="#_x0000_t202" style="position:absolute;left:0pt;margin-left:565.95pt;margin-top:2.8pt;height:129.85pt;width:91.4pt;z-index:251700224;mso-width-relative:page;mso-height-relative:page;" filled="f" stroked="f" coordsize="21600,21600" o:gfxdata="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">
+                <v:fill on="f" focussize="0,0"/>
+                <v:stroke on="f" weight="0.5pt"/>
+                <v:imagedata o:title=""/>
+                <o:lock v:ext="edit" aspectratio="f"/>
+                <v:textbox>
+                  <w:txbxContent>
+                    <w:p>
+                      <w:pPr>
+                        <w:keepNext w:val="0"/>
+                        <w:keepLines w:val="0"/>
+                        <w:pageBreakBefore w:val="0"/>
+                        <w:widowControl w:val="0"/>
+                        <w:kinsoku/>
+                        <w:wordWrap/>
+                        <w:overflowPunct/>
+                        <w:topLinePunct w:val="0"/>
+                        <w:bidi w:val="0"/>
+                        <w:adjustRightInd/>
+                        <w:snapToGrid/>
+                        <w:spacing w:line="0" w:lineRule="atLeast"/>
+                        <w:jc w:val="left"/>
+                        <w:textAlignment w:val="auto"/>
+                        <w:rPr>
+                          <w:rFonts w:hint="default" w:ascii="微软雅黑" w:hAnsi="微软雅黑" w:eastAsia="微软雅黑" w:cs="微软雅黑"/>
+                          <w:color w:val="auto"/>
+                          <w:sz w:val="28"/>
+                          <w:szCs w:val="28"/>
+                          <w:lang w:val="en-US" w:eastAsia="zh-CN"/>
+                        </w:rPr>
+                      </w:pPr>
+                      <w:r>
+                        <w:rPr>
+                          <w:rFonts w:hint="eastAsia" w:ascii="微软雅黑" w:hAnsi="微软雅黑" w:eastAsia="微软雅黑" w:cs="微软雅黑"/>
+                          <w:color w:val="auto"/>
+                          <w:sz w:val="28"/>
+                          <w:szCs w:val="28"/>
+                          <w:lang w:val="en-US" w:eastAsia="zh-CN"/>
+                        </w:rPr>
+                        <w:t>开窍于口</w:t>
+                      </w:r>
+                    </w:p>
+                    <w:p>
+                      <w:pPr>
+                        <w:keepNext w:val="0"/>
+                        <w:keepLines w:val="0"/>
+                        <w:pageBreakBefore w:val="0"/>
+                        <w:widowControl w:val="0"/>
+                        <w:kinsoku/>
+                        <w:wordWrap/>
+                        <w:overflowPunct/>
+                        <w:topLinePunct w:val="0"/>
+                        <w:bidi w:val="0"/>
+                        <w:adjustRightInd/>
+                        <w:snapToGrid/>
+                        <w:spacing w:line="0" w:lineRule="atLeast"/>
+                        <w:jc w:val="left"/>
+                        <w:textAlignment w:val="auto"/>
+                        <w:rPr>
+                          <w:rFonts w:hint="default" w:ascii="微软雅黑" w:hAnsi="微软雅黑" w:eastAsia="微软雅黑" w:cs="微软雅黑"/>
+                          <w:color w:val="auto"/>
+                          <w:sz w:val="28"/>
+                          <w:szCs w:val="28"/>
+                          <w:lang w:val="en-US" w:eastAsia="zh-CN"/>
+                        </w:rPr>
+                      </w:pPr>
+                      <w:r>
+                        <w:rPr>
+                          <w:rFonts w:hint="eastAsia" w:ascii="微软雅黑" w:hAnsi="微软雅黑" w:eastAsia="微软雅黑" w:cs="微软雅黑"/>
+                          <w:color w:val="auto"/>
+                          <w:sz w:val="28"/>
+                          <w:szCs w:val="28"/>
+                          <w:lang w:val="en-US" w:eastAsia="zh-CN"/>
+                        </w:rPr>
+                        <w:t>主肉</w:t>
+                      </w:r>
+                    </w:p>
+                    <w:p>
+                      <w:pPr>
+                        <w:keepNext w:val="0"/>
+                        <w:keepLines w:val="0"/>
+                        <w:pageBreakBefore w:val="0"/>
+                        <w:widowControl w:val="0"/>
+                        <w:kinsoku/>
+                        <w:wordWrap/>
+                        <w:overflowPunct/>
+                        <w:topLinePunct w:val="0"/>
+                        <w:bidi w:val="0"/>
+                        <w:adjustRightInd/>
+                        <w:snapToGrid/>
+                        <w:spacing w:line="0" w:lineRule="atLeast"/>
+                        <w:jc w:val="left"/>
+                        <w:textAlignment w:val="auto"/>
+                        <w:rPr>
+                          <w:rFonts w:hint="default" w:ascii="微软雅黑" w:hAnsi="微软雅黑" w:eastAsia="微软雅黑" w:cs="微软雅黑"/>
+                          <w:color w:val="auto"/>
+                          <w:sz w:val="28"/>
+                          <w:szCs w:val="28"/>
+                          <w:lang w:val="en-US" w:eastAsia="zh-CN"/>
+                        </w:rPr>
+                      </w:pPr>
+                      <w:r>
+                        <w:rPr>
+                          <w:rFonts w:hint="eastAsia" w:ascii="微软雅黑" w:hAnsi="微软雅黑" w:eastAsia="微软雅黑" w:cs="微软雅黑"/>
+                          <w:color w:val="auto"/>
+                          <w:sz w:val="28"/>
+                          <w:szCs w:val="28"/>
+                          <w:lang w:val="en-US" w:eastAsia="zh-CN"/>
+                        </w:rPr>
+                        <w:t>其华在唇</w:t>
+                      </w:r>
+                    </w:p>
+                    <w:p>
+                      <w:pPr>
+                        <w:keepNext w:val="0"/>
+                        <w:keepLines w:val="0"/>
+                        <w:pageBreakBefore w:val="0"/>
+                        <w:widowControl w:val="0"/>
+                        <w:kinsoku/>
+                        <w:wordWrap/>
+                        <w:overflowPunct/>
+                        <w:topLinePunct w:val="0"/>
+                        <w:bidi w:val="0"/>
+                        <w:adjustRightInd/>
+                        <w:snapToGrid/>
+                        <w:spacing w:line="0" w:lineRule="atLeast"/>
+                        <w:jc w:val="left"/>
+                        <w:textAlignment w:val="auto"/>
+                        <w:rPr>
+                          <w:rFonts w:hint="default" w:ascii="微软雅黑" w:hAnsi="微软雅黑" w:eastAsia="微软雅黑" w:cs="微软雅黑"/>
+                          <w:color w:val="auto"/>
+                          <w:sz w:val="28"/>
+                          <w:szCs w:val="28"/>
+                          <w:lang w:val="en-US" w:eastAsia="zh-CN"/>
+                        </w:rPr>
+                      </w:pPr>
+                      <w:r>
+                        <w:rPr>
+                          <w:rFonts w:hint="eastAsia" w:ascii="微软雅黑" w:hAnsi="微软雅黑" w:eastAsia="微软雅黑" w:cs="微软雅黑"/>
+                          <w:color w:val="auto"/>
+                          <w:sz w:val="28"/>
+                          <w:szCs w:val="28"/>
+                          <w:lang w:val="en-US" w:eastAsia="zh-CN"/>
+                        </w:rPr>
+                        <w:t>病发肌肉</w:t>
+                      </w:r>
+                    </w:p>
+                  </w:txbxContent>
+                </v:textbox>
+              </v:shape>
+            </w:pict>
+          </mc:Fallback>
+        </mc:AlternateContent>
+      </w:r>
+      <w:r>
+        <w:rPr>
+          <w:sz w:val="21"/>
+        </w:rPr>
+        <mc:AlternateContent>
+          <mc:Choice Requires="wps">
+            <w:drawing>
+              <wp:anchor distT="0" distB="0" distL="114300" distR="114300" simplePos="0" relativeHeight="251693056" behindDoc="0" locked="0" layoutInCell="1" allowOverlap="1">
+                <wp:simplePos x="0" y="0"/>
+                <wp:positionH relativeFrom="column">
+                  <wp:posOffset>31750</wp:posOffset>
+                </wp:positionH>
+                <wp:positionV relativeFrom="paragraph">
+                  <wp:posOffset>53975</wp:posOffset>
+                </wp:positionV>
+                <wp:extent cx="1160780" cy="1268730"/>
+                <wp:effectExtent l="0" t="0" r="0" b="0"/>
+                <wp:wrapNone/>
+                <wp:docPr id="17" name="文本框 17"/>
+                <wp:cNvGraphicFramePr/>
+                <a:graphic xmlns:a="http://schemas.openxmlformats.org/drawingml/2006/main">
+                  <a:graphicData uri="http://schemas.microsoft.com/office/word/2010/wordprocessingShape">
+                    <wps:wsp>
+                      <wps:cNvSpPr txBox="1"/>
+                      <wps:spPr>
+                        <a:xfrm>
+                          <a:off x="0" y="0"/>
+                          <a:ext cx="1160780" cy="1268730"/>
+                        </a:xfrm>
+                        <a:prstGeom prst="rect">
+                          <a:avLst/>
+                        </a:prstGeom>
+                        <a:noFill/>
+                        <a:ln w="6350">
+                          <a:noFill/>
+                        </a:ln>
+                      </wps:spPr>
+                      <wps:style>
+                        <a:lnRef idx="0">
+                          <a:schemeClr val="accent1"/>
+                        </a:lnRef>
+                        <a:fillRef idx="0">
+                          <a:schemeClr val="accent1"/>
+                        </a:fillRef>
+                        <a:effectRef idx="0">
+                          <a:schemeClr val="accent1"/>
+                        </a:effectRef>
+                        <a:fontRef idx="minor">
+                          <a:schemeClr val="dk1"/>
+                        </a:fontRef>
+                      </wps:style>
+                      <wps:txbx>
+                        <w:txbxContent>
+                          <w:p>
+                            <w:pPr>
+                              <w:keepNext w:val="0"/>
+                              <w:keepLines w:val="0"/>
+                              <w:pageBreakBefore w:val="0"/>
+                              <w:widowControl w:val="0"/>
+                              <w:kinsoku/>
+                              <w:wordWrap/>
+                              <w:overflowPunct/>
+                              <w:topLinePunct w:val="0"/>
+                              <w:bidi w:val="0"/>
+                              <w:adjustRightInd/>
+                              <w:snapToGrid/>
+                              <w:spacing w:line="0" w:lineRule="atLeast"/>
+                              <w:jc w:val="left"/>
+                              <w:textAlignment w:val="auto"/>
+                              <w:rPr>
+                                <w:rFonts w:hint="eastAsia" w:ascii="微软雅黑" w:hAnsi="微软雅黑" w:eastAsia="微软雅黑" w:cs="微软雅黑"/>
+                                <w:color w:val="auto"/>
+                                <w:sz w:val="28"/>
+                                <w:szCs w:val="28"/>
+                                <w:lang w:val="en-US" w:eastAsia="zh-CN"/>
+                              </w:rPr>
+                            </w:pPr>
+                            <w:r>
+                              <w:rPr>
+                                <w:rFonts w:hint="eastAsia" w:ascii="微软雅黑" w:hAnsi="微软雅黑" w:eastAsia="微软雅黑" w:cs="微软雅黑"/>
+                                <w:color w:val="auto"/>
+                                <w:sz w:val="28"/>
+                                <w:szCs w:val="28"/>
+                                <w:lang w:val="en-US" w:eastAsia="zh-CN"/>
+                              </w:rPr>
+                              <w:t>开窍于目</w:t>
+                            </w:r>
+                          </w:p>
+                          <w:p>
+                            <w:pPr>
+                              <w:keepNext w:val="0"/>
+                              <w:keepLines w:val="0"/>
+                              <w:pageBreakBefore w:val="0"/>
+                              <w:widowControl w:val="0"/>
+                              <w:kinsoku/>
+                              <w:wordWrap/>
+                              <w:overflowPunct/>
+                              <w:topLinePunct w:val="0"/>
+                              <w:bidi w:val="0"/>
+                              <w:adjustRightInd/>
+                              <w:snapToGrid/>
+                              <w:spacing w:line="0" w:lineRule="atLeast"/>
+                              <w:jc w:val="left"/>
+                              <w:textAlignment w:val="auto"/>
+                              <w:rPr>
+                                <w:rFonts w:hint="eastAsia" w:ascii="微软雅黑" w:hAnsi="微软雅黑" w:eastAsia="微软雅黑" w:cs="微软雅黑"/>
+                                <w:color w:val="auto"/>
+                                <w:sz w:val="28"/>
+                                <w:szCs w:val="28"/>
+                                <w:lang w:val="en-US" w:eastAsia="zh-CN"/>
+                              </w:rPr>
+                            </w:pPr>
+                            <w:r>
+                              <w:rPr>
+                                <w:rFonts w:hint="eastAsia" w:ascii="微软雅黑" w:hAnsi="微软雅黑" w:eastAsia="微软雅黑" w:cs="微软雅黑"/>
+                                <w:color w:val="auto"/>
+                                <w:sz w:val="28"/>
+                                <w:szCs w:val="28"/>
+                                <w:lang w:val="en-US" w:eastAsia="zh-CN"/>
+                              </w:rPr>
+                              <w:t>主筋</w:t>
+                            </w:r>
+                          </w:p>
+                          <w:p>
+                            <w:pPr>
+                              <w:keepNext w:val="0"/>
+                              <w:keepLines w:val="0"/>
+                              <w:pageBreakBefore w:val="0"/>
+                              <w:widowControl w:val="0"/>
+                              <w:kinsoku/>
+                              <w:wordWrap/>
+                              <w:overflowPunct/>
+                              <w:topLinePunct w:val="0"/>
+                              <w:bidi w:val="0"/>
+                              <w:adjustRightInd/>
+                              <w:snapToGrid/>
+                              <w:spacing w:line="0" w:lineRule="atLeast"/>
+                              <w:jc w:val="left"/>
+                              <w:textAlignment w:val="auto"/>
+                              <w:rPr>
+                                <w:rFonts w:hint="eastAsia" w:ascii="微软雅黑" w:hAnsi="微软雅黑" w:eastAsia="微软雅黑" w:cs="微软雅黑"/>
+                                <w:color w:val="auto"/>
+                                <w:sz w:val="28"/>
+                                <w:szCs w:val="28"/>
+                                <w:lang w:val="en-US" w:eastAsia="zh-CN"/>
+                              </w:rPr>
+                            </w:pPr>
+                            <w:r>
+                              <w:rPr>
+                                <w:rFonts w:hint="eastAsia" w:ascii="微软雅黑" w:hAnsi="微软雅黑" w:eastAsia="微软雅黑" w:cs="微软雅黑"/>
+                                <w:color w:val="auto"/>
+                                <w:sz w:val="28"/>
+                                <w:szCs w:val="28"/>
+                                <w:lang w:val="en-US" w:eastAsia="zh-CN"/>
+                              </w:rPr>
+                              <w:t>其华在爪甲</w:t>
+                            </w:r>
+                          </w:p>
+                          <w:p>
+                            <w:pPr>
+                              <w:keepNext w:val="0"/>
+                              <w:keepLines w:val="0"/>
+                              <w:pageBreakBefore w:val="0"/>
+                              <w:widowControl w:val="0"/>
+                              <w:kinsoku/>
+                              <w:wordWrap/>
+                              <w:overflowPunct/>
+                              <w:topLinePunct w:val="0"/>
+                              <w:bidi w:val="0"/>
+                              <w:adjustRightInd/>
+                              <w:snapToGrid/>
+                              <w:spacing w:line="0" w:lineRule="atLeast"/>
+                              <w:jc w:val="left"/>
+                              <w:textAlignment w:val="auto"/>
+                              <w:rPr>
+                                <w:rFonts w:hint="eastAsia" w:ascii="微软雅黑" w:hAnsi="微软雅黑" w:eastAsia="微软雅黑" w:cs="微软雅黑"/>
+                                <w:color w:val="auto"/>
+                                <w:sz w:val="28"/>
+                                <w:szCs w:val="28"/>
+                                <w:lang w:val="en-US" w:eastAsia="zh-CN"/>
+                              </w:rPr>
+                            </w:pPr>
+                            <w:r>
+                              <w:rPr>
+                                <w:rFonts w:hint="eastAsia" w:ascii="微软雅黑" w:hAnsi="微软雅黑" w:eastAsia="微软雅黑" w:cs="微软雅黑"/>
+                                <w:color w:val="auto"/>
+                                <w:sz w:val="28"/>
+                                <w:szCs w:val="28"/>
+                                <w:lang w:val="en-US" w:eastAsia="zh-CN"/>
+                              </w:rPr>
+                              <w:t>病发惊骇</w:t>
+                            </w:r>
+                          </w:p>
+                        </w:txbxContent>
+                      </wps:txbx>
+                      <wps:bodyPr rot="0" spcFirstLastPara="0" vertOverflow="overflow" horzOverflow="overflow" vert="horz" wrap="square" lIns="91440" tIns="45720" rIns="91440" bIns="45720" numCol="1" spcCol="0" rtlCol="0" fromWordArt="0" anchor="t" anchorCtr="0" forceAA="0" compatLnSpc="1">
+                        <a:noAutofit/>
+                      </wps:bodyPr>
+                    </wps:wsp>
+                  </a:graphicData>
+                </a:graphic>
+              </wp:anchor>
+            </w:drawing>
+          </mc:Choice>
+          <mc:Fallback>
+            <w:pict>
+              <v:shape id="_x0000_s1026" o:spid="_x0000_s1026" o:spt="202" type="#_x0000_t202" style="position:absolute;left:0pt;margin-left:2.5pt;margin-top:4.25pt;height:99.9pt;width:91.4pt;z-index:251693056;mso-width-relative:page;mso-height-relative:page;" filled="f" stroked="f" coordsize="21600,21600" o:gfxdata="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">
+                <v:fill on="f" focussize="0,0"/>
+                <v:stroke on="f" weight="0.5pt"/>
+                <v:imagedata o:title=""/>
+                <o:lock v:ext="edit" aspectratio="f"/>
+                <v:textbox>
+                  <w:txbxContent>
+                    <w:p>
+                      <w:pPr>
+                        <w:keepNext w:val="0"/>
+                        <w:keepLines w:val="0"/>
+                        <w:pageBreakBefore w:val="0"/>
+                        <w:widowControl w:val="0"/>
+                        <w:kinsoku/>
+                        <w:wordWrap/>
+                        <w:overflowPunct/>
+                        <w:topLinePunct w:val="0"/>
+                        <w:bidi w:val="0"/>
+                        <w:adjustRightInd/>
+                        <w:snapToGrid/>
+                        <w:spacing w:line="0" w:lineRule="atLeast"/>
+                        <w:jc w:val="left"/>
+                        <w:textAlignment w:val="auto"/>
+                        <w:rPr>
+                          <w:rFonts w:hint="eastAsia" w:ascii="微软雅黑" w:hAnsi="微软雅黑" w:eastAsia="微软雅黑" w:cs="微软雅黑"/>
+                          <w:color w:val="auto"/>
+                          <w:sz w:val="28"/>
+                          <w:szCs w:val="28"/>
+                          <w:lang w:val="en-US" w:eastAsia="zh-CN"/>
+                        </w:rPr>
+                      </w:pPr>
+                      <w:r>
+                        <w:rPr>
+                          <w:rFonts w:hint="eastAsia" w:ascii="微软雅黑" w:hAnsi="微软雅黑" w:eastAsia="微软雅黑" w:cs="微软雅黑"/>
+                          <w:color w:val="auto"/>
+                          <w:sz w:val="28"/>
+                          <w:szCs w:val="28"/>
+                          <w:lang w:val="en-US" w:eastAsia="zh-CN"/>
+                        </w:rPr>
+                        <w:t>开窍于目</w:t>
+                      </w:r>
+                    </w:p>
+                    <w:p>
+                      <w:pPr>
+                        <w:keepNext w:val="0"/>
+                        <w:keepLines w:val="0"/>
+                        <w:pageBreakBefore w:val="0"/>
+                        <w:widowControl w:val="0"/>
+                        <w:kinsoku/>
+                        <w:wordWrap/>
+                        <w:overflowPunct/>
+                        <w:topLinePunct w:val="0"/>
+                        <w:bidi w:val="0"/>
+                        <w:adjustRightInd/>
+                        <w:snapToGrid/>
+                        <w:spacing w:line="0" w:lineRule="atLeast"/>
+                        <w:jc w:val="left"/>
+                        <w:textAlignment w:val="auto"/>
+                        <w:rPr>
+                          <w:rFonts w:hint="eastAsia" w:ascii="微软雅黑" w:hAnsi="微软雅黑" w:eastAsia="微软雅黑" w:cs="微软雅黑"/>
+                          <w:color w:val="auto"/>
+                          <w:sz w:val="28"/>
+                          <w:szCs w:val="28"/>
+                          <w:lang w:val="en-US" w:eastAsia="zh-CN"/>
+                        </w:rPr>
+                      </w:pPr>
+                      <w:r>
+                        <w:rPr>
+                          <w:rFonts w:hint="eastAsia" w:ascii="微软雅黑" w:hAnsi="微软雅黑" w:eastAsia="微软雅黑" w:cs="微软雅黑"/>
+                          <w:color w:val="auto"/>
+                          <w:sz w:val="28"/>
+                          <w:szCs w:val="28"/>
+                          <w:lang w:val="en-US" w:eastAsia="zh-CN"/>
+                        </w:rPr>
+                        <w:t>主筋</w:t>
+                      </w:r>
+                    </w:p>
+                    <w:p>
+                      <w:pPr>
+                        <w:keepNext w:val="0"/>
+                        <w:keepLines w:val="0"/>
+                        <w:pageBreakBefore w:val="0"/>
+                        <w:widowControl w:val="0"/>
+                        <w:kinsoku/>
+                        <w:wordWrap/>
+                        <w:overflowPunct/>
+                        <w:topLinePunct w:val="0"/>
+                        <w:bidi w:val="0"/>
+                        <w:adjustRightInd/>
+                        <w:snapToGrid/>
+                        <w:spacing w:line="0" w:lineRule="atLeast"/>
+                        <w:jc w:val="left"/>
+                        <w:textAlignment w:val="auto"/>
+                        <w:rPr>
+                          <w:rFonts w:hint="eastAsia" w:ascii="微软雅黑" w:hAnsi="微软雅黑" w:eastAsia="微软雅黑" w:cs="微软雅黑"/>
+                          <w:color w:val="auto"/>
+                          <w:sz w:val="28"/>
+                          <w:szCs w:val="28"/>
+                          <w:lang w:val="en-US" w:eastAsia="zh-CN"/>
+                        </w:rPr>
+                      </w:pPr>
+                      <w:r>
+                        <w:rPr>
+                          <w:rFonts w:hint="eastAsia" w:ascii="微软雅黑" w:hAnsi="微软雅黑" w:eastAsia="微软雅黑" w:cs="微软雅黑"/>
+                          <w:color w:val="auto"/>
+                          <w:sz w:val="28"/>
+                          <w:szCs w:val="28"/>
+                          <w:lang w:val="en-US" w:eastAsia="zh-CN"/>
+                        </w:rPr>
+                        <w:t>其华在爪甲</w:t>
+                      </w:r>
+                    </w:p>
+                    <w:p>
+                      <w:pPr>
+                        <w:keepNext w:val="0"/>
+                        <w:keepLines w:val="0"/>
+                        <w:pageBreakBefore w:val="0"/>
+                        <w:widowControl w:val="0"/>
+                        <w:kinsoku/>
+                        <w:wordWrap/>
+                        <w:overflowPunct/>
+                        <w:topLinePunct w:val="0"/>
+                        <w:bidi w:val="0"/>
+                        <w:adjustRightInd/>
+                        <w:snapToGrid/>
+                        <w:spacing w:line="0" w:lineRule="atLeast"/>
+                        <w:jc w:val="left"/>
+                        <w:textAlignment w:val="auto"/>
+                        <w:rPr>
+                          <w:rFonts w:hint="eastAsia" w:ascii="微软雅黑" w:hAnsi="微软雅黑" w:eastAsia="微软雅黑" w:cs="微软雅黑"/>
+                          <w:color w:val="auto"/>
+                          <w:sz w:val="28"/>
+                          <w:szCs w:val="28"/>
+                          <w:lang w:val="en-US" w:eastAsia="zh-CN"/>
+                        </w:rPr>
+                      </w:pPr>
+                      <w:r>
+                        <w:rPr>
+                          <w:rFonts w:hint="eastAsia" w:ascii="微软雅黑" w:hAnsi="微软雅黑" w:eastAsia="微软雅黑" w:cs="微软雅黑"/>
+                          <w:color w:val="auto"/>
+                          <w:sz w:val="28"/>
+                          <w:szCs w:val="28"/>
+                          <w:lang w:val="en-US" w:eastAsia="zh-CN"/>
+                        </w:rPr>
+                        <w:t>病发惊骇</w:t>
+                      </w:r>
+                    </w:p>
+                  </w:txbxContent>
+                </v:textbox>
+              </v:shape>
+            </w:pict>
+          </mc:Fallback>
+        </mc:AlternateContent>
+      </w:r>
+      <w:r>
+        <w:rPr>
+          <w:sz w:val="21"/>
+        </w:rPr>
+        <mc:AlternateContent>
+          <mc:Choice Requires="wps">
+            <w:drawing>
+              <wp:anchor distT="0" distB="0" distL="114300" distR="114300" simplePos="0" relativeHeight="251689984" behindDoc="0" locked="0" layoutInCell="1" allowOverlap="1">
+                <wp:simplePos x="0" y="0"/>
+                <wp:positionH relativeFrom="column">
+                  <wp:posOffset>5574030</wp:posOffset>
+                </wp:positionH>
+                <wp:positionV relativeFrom="paragraph">
+                  <wp:posOffset>34290</wp:posOffset>
+                </wp:positionV>
+                <wp:extent cx="588645" cy="387985"/>
+                <wp:effectExtent l="0" t="0" r="0" b="0"/>
+                <wp:wrapNone/>
+                <wp:docPr id="14" name="文本框 14"/>
+                <wp:cNvGraphicFramePr/>
+                <a:graphic xmlns:a="http://schemas.openxmlformats.org/drawingml/2006/main">
+                  <a:graphicData uri="http://schemas.microsoft.com/office/word/2010/wordprocessingShape">
+                    <wps:wsp>
+                      <wps:cNvSpPr txBox="1"/>
+                      <wps:spPr>
+                        <a:xfrm>
+                          <a:off x="0" y="0"/>
+                          <a:ext cx="588645" cy="387985"/>
+                        </a:xfrm>
+                        <a:prstGeom prst="rect">
+                          <a:avLst/>
+                        </a:prstGeom>
+                        <a:noFill/>
+                        <a:ln w="6350">
+                          <a:noFill/>
+                        </a:ln>
+                      </wps:spPr>
+                      <wps:style>
+                        <a:lnRef idx="0">
+                          <a:schemeClr val="accent1"/>
+                        </a:lnRef>
+                        <a:fillRef idx="0">
+                          <a:schemeClr val="accent1"/>
+                        </a:fillRef>
+                        <a:effectRef idx="0">
+                          <a:schemeClr val="accent1"/>
+                        </a:effectRef>
+                        <a:fontRef idx="minor">
+                          <a:schemeClr val="dk1"/>
+                        </a:fontRef>
+                      </wps:style>
+                      <wps:txbx>
+                        <w:txbxContent>
+                          <w:p>
+                            <w:pPr>
+                              <w:keepNext w:val="0"/>
+                              <w:keepLines w:val="0"/>
+                              <w:pageBreakBefore w:val="0"/>
+                              <w:widowControl w:val="0"/>
+                              <w:kinsoku/>
+                              <w:wordWrap/>
+                              <w:overflowPunct/>
+                              <w:topLinePunct w:val="0"/>
+                              <w:bidi w:val="0"/>
+                              <w:adjustRightInd/>
+                              <w:snapToGrid/>
+                              <w:spacing w:line="0" w:lineRule="atLeast"/>
+                              <w:textAlignment w:val="auto"/>
+                              <w:rPr>
+                                <w:rFonts w:hint="default" w:ascii="微软雅黑" w:hAnsi="微软雅黑" w:eastAsia="微软雅黑" w:cs="微软雅黑"/>
+                                <w:color w:val="auto"/>
+                                <w:sz w:val="28"/>
+                                <w:szCs w:val="28"/>
+                                <w:lang w:val="en-US" w:eastAsia="zh-CN"/>
+                              </w:rPr>
+                            </w:pPr>
+                            <w:r>
+                              <w:rPr>
+                                <w:rFonts w:hint="eastAsia" w:ascii="微软雅黑" w:hAnsi="微软雅黑" w:eastAsia="微软雅黑" w:cs="微软雅黑"/>
+                                <w:color w:val="auto"/>
+                                <w:sz w:val="28"/>
+                                <w:szCs w:val="28"/>
+                                <w:lang w:val="en-US" w:eastAsia="zh-CN"/>
+                              </w:rPr>
+                              <w:t>长夏</w:t>
+                            </w:r>
+                          </w:p>
+                        </w:txbxContent>
+                      </wps:txbx>
+                      <wps:bodyPr rot="0" spcFirstLastPara="0" vertOverflow="overflow" horzOverflow="overflow" vert="horz" wrap="square" lIns="91440" tIns="45720" rIns="91440" bIns="45720" numCol="1" spcCol="0" rtlCol="0" fromWordArt="0" anchor="t" anchorCtr="0" forceAA="0" compatLnSpc="1">
+                        <a:noAutofit/>
+                      </wps:bodyPr>
+                    </wps:wsp>
+                  </a:graphicData>
+                </a:graphic>
+              </wp:anchor>
+            </w:drawing>
+          </mc:Choice>
+          <mc:Fallback>
+            <w:pict>
+              <v:shape id="_x0000_s1026" o:spid="_x0000_s1026" o:spt="202" type="#_x0000_t202" style="position:absolute;left:0pt;margin-left:438.9pt;margin-top:2.7pt;height:30.55pt;width:46.35pt;z-index:251689984;mso-width-relative:page;mso-height-relative:page;" filled="f" stroked="f" coordsize="21600,21600" o:gfxdata="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">
+                <v:fill on="f" focussize="0,0"/>
+                <v:stroke on="f" weight="0.5pt"/>
+                <v:imagedata o:title=""/>
+                <o:lock v:ext="edit" aspectratio="f"/>
+                <v:textbox>
+                  <w:txbxContent>
+                    <w:p>
+                      <w:pPr>
+                        <w:keepNext w:val="0"/>
+                        <w:keepLines w:val="0"/>
+                        <w:pageBreakBefore w:val="0"/>
+                        <w:widowControl w:val="0"/>
+                        <w:kinsoku/>
+                        <w:wordWrap/>
+                        <w:overflowPunct/>
+                        <w:topLinePunct w:val="0"/>
+                        <w:bidi w:val="0"/>
+                        <w:adjustRightInd/>
+                        <w:snapToGrid/>
+                        <w:spacing w:line="0" w:lineRule="atLeast"/>
+                        <w:textAlignment w:val="auto"/>
+                        <w:rPr>
+                          <w:rFonts w:hint="default" w:ascii="微软雅黑" w:hAnsi="微软雅黑" w:eastAsia="微软雅黑" w:cs="微软雅黑"/>
+                          <w:color w:val="auto"/>
+                          <w:sz w:val="28"/>
+                          <w:szCs w:val="28"/>
+                          <w:lang w:val="en-US" w:eastAsia="zh-CN"/>
+                        </w:rPr>
+                      </w:pPr>
+                      <w:r>
+                        <w:rPr>
+                          <w:rFonts w:hint="eastAsia" w:ascii="微软雅黑" w:hAnsi="微软雅黑" w:eastAsia="微软雅黑" w:cs="微软雅黑"/>
+                          <w:color w:val="auto"/>
+                          <w:sz w:val="28"/>
+                          <w:szCs w:val="28"/>
+                          <w:lang w:val="en-US" w:eastAsia="zh-CN"/>
+                        </w:rPr>
+                        <w:t>长夏</w:t>
+                      </w:r>
+                    </w:p>
+                  </w:txbxContent>
+                </v:textbox>
+              </v:shape>
+            </w:pict>
+          </mc:Fallback>
+        </mc:AlternateContent>
+      </w:r>
+    </w:p>
     <w:p/>
     <w:p/>
     <w:p>
@@ -1497,12 +3564,12 @@
               <wp:anchor distT="0" distB="0" distL="114300" distR="114300" simplePos="0" relativeHeight="251681792" behindDoc="0" locked="0" layoutInCell="1" allowOverlap="1">
                 <wp:simplePos x="0" y="0"/>
                 <wp:positionH relativeFrom="column">
-                  <wp:posOffset>5728970</wp:posOffset>
+                  <wp:posOffset>5500370</wp:posOffset>
                 </wp:positionH>
                 <wp:positionV relativeFrom="paragraph">
-                  <wp:posOffset>169545</wp:posOffset>
+                  <wp:posOffset>154305</wp:posOffset>
                 </wp:positionV>
-                <wp:extent cx="1121410" cy="466725"/>
+                <wp:extent cx="1478915" cy="594360"/>
                 <wp:effectExtent l="0" t="0" r="0" b="0"/>
                 <wp:wrapNone/>
                 <wp:docPr id="5" name="文本框 5"/>
@@ -1514,7 +3581,7 @@
                       <wps:spPr>
                         <a:xfrm>
                           <a:off x="0" y="0"/>
-                          <a:ext cx="1121410" cy="466725"/>
+                          <a:ext cx="1478915" cy="594360"/>
                         </a:xfrm>
                         <a:prstGeom prst="rect">
                           <a:avLst/>
@@ -1542,8 +3609,22 @@
                         <w:txbxContent>
                           <w:p>
                             <w:pPr>
-                              <w:rPr>
-                                <w:rFonts w:hint="default" w:ascii="微软雅黑" w:hAnsi="微软雅黑" w:eastAsia="微软雅黑" w:cs="微软雅黑"/>
+                              <w:keepNext w:val="0"/>
+                              <w:keepLines w:val="0"/>
+                              <w:pageBreakBefore w:val="0"/>
+                              <w:widowControl w:val="0"/>
+                              <w:kinsoku/>
+                              <w:wordWrap/>
+                              <w:overflowPunct/>
+                              <w:topLinePunct w:val="0"/>
+                              <w:bidi w:val="0"/>
+                              <w:adjustRightInd/>
+                              <w:snapToGrid/>
+                              <w:spacing w:line="0" w:lineRule="atLeast"/>
+                              <w:jc w:val="center"/>
+                              <w:textAlignment w:val="auto"/>
+                              <w:rPr>
+                                <w:rFonts w:hint="default" w:asciiTheme="minorEastAsia" w:hAnsiTheme="minorEastAsia" w:eastAsiaTheme="minorEastAsia" w:cstheme="minorEastAsia"/>
                                 <w:color w:val="auto"/>
                                 <w:sz w:val="28"/>
                                 <w:szCs w:val="28"/>
@@ -1552,13 +3633,13 @@
                             </w:pPr>
                             <w:r>
                               <w:rPr>
-                                <w:rFonts w:hint="eastAsia" w:ascii="微软雅黑" w:hAnsi="微软雅黑" w:eastAsia="微软雅黑" w:cs="微软雅黑"/>
-                                <w:color w:val="auto"/>
-                                <w:sz w:val="28"/>
-                                <w:szCs w:val="28"/>
-                                <w:lang w:val="en-US" w:eastAsia="zh-CN"/>
-                              </w:rPr>
-                              <w:t>甘、思、呼</w:t>
+                                <w:rFonts w:hint="eastAsia" w:asciiTheme="minorEastAsia" w:hAnsiTheme="minorEastAsia" w:eastAsiaTheme="minorEastAsia" w:cstheme="minorEastAsia"/>
+                                <w:color w:val="auto"/>
+                                <w:sz w:val="28"/>
+                                <w:szCs w:val="28"/>
+                                <w:lang w:val="en-US" w:eastAsia="zh-CN"/>
+                              </w:rPr>
+                              <w:t>甘、香、思、呼牛、稷、五</w:t>
                             </w:r>
                           </w:p>
                         </w:txbxContent>
@@ -1574,7 +3655,7 @@
           </mc:Choice>
           <mc:Fallback>
             <w:pict>
-              <v:shape id="_x0000_s1026" o:spid="_x0000_s1026" o:spt="202" type="#_x0000_t202" style="position:absolute;left:0pt;margin-left:451.1pt;margin-top:13.35pt;height:36.75pt;width:88.3pt;z-index:251681792;mso-width-relative:page;mso-height-relative:page;" filled="f" stroked="f" coordsize="21600,21600" o:gfxdata="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">
+              <v:shape id="_x0000_s1026" o:spid="_x0000_s1026" o:spt="202" type="#_x0000_t202" style="position:absolute;left:0pt;margin-left:433.1pt;margin-top:12.15pt;height:46.8pt;width:116.45pt;z-index:251681792;mso-width-relative:page;mso-height-relative:page;" filled="f" stroked="f" coordsize="21600,21600" o:gfxdata="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">
                 <v:fill on="f" focussize="0,0"/>
                 <v:stroke on="f" weight="0.5pt"/>
                 <v:imagedata o:title=""/>
@@ -1583,8 +3664,22 @@
                   <w:txbxContent>
                     <w:p>
                       <w:pPr>
-                        <w:rPr>
-                          <w:rFonts w:hint="default" w:ascii="微软雅黑" w:hAnsi="微软雅黑" w:eastAsia="微软雅黑" w:cs="微软雅黑"/>
+                        <w:keepNext w:val="0"/>
+                        <w:keepLines w:val="0"/>
+                        <w:pageBreakBefore w:val="0"/>
+                        <w:widowControl w:val="0"/>
+                        <w:kinsoku/>
+                        <w:wordWrap/>
+                        <w:overflowPunct/>
+                        <w:topLinePunct w:val="0"/>
+                        <w:bidi w:val="0"/>
+                        <w:adjustRightInd/>
+                        <w:snapToGrid/>
+                        <w:spacing w:line="0" w:lineRule="atLeast"/>
+                        <w:jc w:val="center"/>
+                        <w:textAlignment w:val="auto"/>
+                        <w:rPr>
+                          <w:rFonts w:hint="default" w:asciiTheme="minorEastAsia" w:hAnsiTheme="minorEastAsia" w:eastAsiaTheme="minorEastAsia" w:cstheme="minorEastAsia"/>
                           <w:color w:val="auto"/>
                           <w:sz w:val="28"/>
                           <w:szCs w:val="28"/>
@@ -1593,13 +3688,163 @@
                       </w:pPr>
                       <w:r>
                         <w:rPr>
-                          <w:rFonts w:hint="eastAsia" w:ascii="微软雅黑" w:hAnsi="微软雅黑" w:eastAsia="微软雅黑" w:cs="微软雅黑"/>
-                          <w:color w:val="auto"/>
-                          <w:sz w:val="28"/>
-                          <w:szCs w:val="28"/>
-                          <w:lang w:val="en-US" w:eastAsia="zh-CN"/>
-                        </w:rPr>
-                        <w:t>甘、思、呼</w:t>
+                          <w:rFonts w:hint="eastAsia" w:asciiTheme="minorEastAsia" w:hAnsiTheme="minorEastAsia" w:eastAsiaTheme="minorEastAsia" w:cstheme="minorEastAsia"/>
+                          <w:color w:val="auto"/>
+                          <w:sz w:val="28"/>
+                          <w:szCs w:val="28"/>
+                          <w:lang w:val="en-US" w:eastAsia="zh-CN"/>
+                        </w:rPr>
+                        <w:t>甘、香、思、呼牛、稷、五</w:t>
+                      </w:r>
+                    </w:p>
+                  </w:txbxContent>
+                </v:textbox>
+              </v:shape>
+            </w:pict>
+          </mc:Fallback>
+        </mc:AlternateContent>
+      </w:r>
+      <w:r>
+        <w:rPr>
+          <w:sz w:val="21"/>
+        </w:rPr>
+        <mc:AlternateContent>
+          <mc:Choice Requires="wps">
+            <w:drawing>
+              <wp:anchor distT="0" distB="0" distL="114300" distR="114300" simplePos="0" relativeHeight="251678720" behindDoc="0" locked="0" layoutInCell="1" allowOverlap="1">
+                <wp:simplePos x="0" y="0"/>
+                <wp:positionH relativeFrom="column">
+                  <wp:posOffset>1283970</wp:posOffset>
+                </wp:positionH>
+                <wp:positionV relativeFrom="paragraph">
+                  <wp:posOffset>140970</wp:posOffset>
+                </wp:positionV>
+                <wp:extent cx="1430655" cy="530225"/>
+                <wp:effectExtent l="0" t="0" r="0" b="0"/>
+                <wp:wrapNone/>
+                <wp:docPr id="2" name="文本框 2"/>
+                <wp:cNvGraphicFramePr/>
+                <a:graphic xmlns:a="http://schemas.openxmlformats.org/drawingml/2006/main">
+                  <a:graphicData uri="http://schemas.microsoft.com/office/word/2010/wordprocessingShape">
+                    <wps:wsp>
+                      <wps:cNvSpPr txBox="1"/>
+                      <wps:spPr>
+                        <a:xfrm>
+                          <a:off x="0" y="0"/>
+                          <a:ext cx="1430655" cy="530225"/>
+                        </a:xfrm>
+                        <a:prstGeom prst="rect">
+                          <a:avLst/>
+                        </a:prstGeom>
+                        <a:noFill/>
+                        <a:ln w="6350">
+                          <a:noFill/>
+                        </a:ln>
+                      </wps:spPr>
+                      <wps:style>
+                        <a:lnRef idx="0">
+                          <a:schemeClr val="accent1"/>
+                        </a:lnRef>
+                        <a:fillRef idx="0">
+                          <a:schemeClr val="accent1"/>
+                        </a:fillRef>
+                        <a:effectRef idx="0">
+                          <a:schemeClr val="accent1"/>
+                        </a:effectRef>
+                        <a:fontRef idx="minor">
+                          <a:schemeClr val="dk1"/>
+                        </a:fontRef>
+                      </wps:style>
+                      <wps:txbx>
+                        <w:txbxContent>
+                          <w:p>
+                            <w:pPr>
+                              <w:keepNext w:val="0"/>
+                              <w:keepLines w:val="0"/>
+                              <w:pageBreakBefore w:val="0"/>
+                              <w:widowControl w:val="0"/>
+                              <w:kinsoku/>
+                              <w:wordWrap/>
+                              <w:overflowPunct/>
+                              <w:topLinePunct w:val="0"/>
+                              <w:bidi w:val="0"/>
+                              <w:adjustRightInd/>
+                              <w:snapToGrid/>
+                              <w:spacing w:line="0" w:lineRule="atLeast"/>
+                              <w:jc w:val="center"/>
+                              <w:textAlignment w:val="auto"/>
+                              <w:rPr>
+                                <w:rFonts w:hint="default" w:asciiTheme="minorEastAsia" w:hAnsiTheme="minorEastAsia" w:eastAsiaTheme="minorEastAsia" w:cstheme="minorEastAsia"/>
+                                <w:color w:val="auto"/>
+                                <w:sz w:val="28"/>
+                                <w:szCs w:val="28"/>
+                                <w:lang w:val="en-US" w:eastAsia="zh-CN"/>
+                              </w:rPr>
+                            </w:pPr>
+                            <w:r>
+                              <w:rPr>
+                                <w:rFonts w:hint="eastAsia" w:asciiTheme="minorEastAsia" w:hAnsiTheme="minorEastAsia" w:eastAsiaTheme="minorEastAsia" w:cstheme="minorEastAsia"/>
+                                <w:color w:val="auto"/>
+                                <w:sz w:val="28"/>
+                                <w:szCs w:val="28"/>
+                                <w:lang w:val="en-US" w:eastAsia="zh-CN"/>
+                              </w:rPr>
+                              <w:t>酸、臊、怒、嘘鸡、麦、八</w:t>
+                            </w:r>
+                          </w:p>
+                        </w:txbxContent>
+                      </wps:txbx>
+                      <wps:bodyPr rot="0" spcFirstLastPara="0" vertOverflow="overflow" horzOverflow="overflow" vert="horz" wrap="square" lIns="91440" tIns="45720" rIns="91440" bIns="45720" numCol="1" spcCol="0" rtlCol="0" fromWordArt="0" anchor="t" anchorCtr="0" forceAA="0" compatLnSpc="1">
+                        <a:noAutofit/>
+                      </wps:bodyPr>
+                    </wps:wsp>
+                  </a:graphicData>
+                </a:graphic>
+              </wp:anchor>
+            </w:drawing>
+          </mc:Choice>
+          <mc:Fallback>
+            <w:pict>
+              <v:shape id="_x0000_s1026" o:spid="_x0000_s1026" o:spt="202" type="#_x0000_t202" style="position:absolute;left:0pt;margin-left:101.1pt;margin-top:11.1pt;height:41.75pt;width:112.65pt;z-index:251678720;mso-width-relative:page;mso-height-relative:page;" filled="f" stroked="f" coordsize="21600,21600" o:gfxdata="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">
+                <v:fill on="f" focussize="0,0"/>
+                <v:stroke on="f" weight="0.5pt"/>
+                <v:imagedata o:title=""/>
+                <o:lock v:ext="edit" aspectratio="f"/>
+                <v:textbox>
+                  <w:txbxContent>
+                    <w:p>
+                      <w:pPr>
+                        <w:keepNext w:val="0"/>
+                        <w:keepLines w:val="0"/>
+                        <w:pageBreakBefore w:val="0"/>
+                        <w:widowControl w:val="0"/>
+                        <w:kinsoku/>
+                        <w:wordWrap/>
+                        <w:overflowPunct/>
+                        <w:topLinePunct w:val="0"/>
+                        <w:bidi w:val="0"/>
+                        <w:adjustRightInd/>
+                        <w:snapToGrid/>
+                        <w:spacing w:line="0" w:lineRule="atLeast"/>
+                        <w:jc w:val="center"/>
+                        <w:textAlignment w:val="auto"/>
+                        <w:rPr>
+                          <w:rFonts w:hint="default" w:asciiTheme="minorEastAsia" w:hAnsiTheme="minorEastAsia" w:eastAsiaTheme="minorEastAsia" w:cstheme="minorEastAsia"/>
+                          <w:color w:val="auto"/>
+                          <w:sz w:val="28"/>
+                          <w:szCs w:val="28"/>
+                          <w:lang w:val="en-US" w:eastAsia="zh-CN"/>
+                        </w:rPr>
+                      </w:pPr>
+                      <w:r>
+                        <w:rPr>
+                          <w:rFonts w:hint="eastAsia" w:asciiTheme="minorEastAsia" w:hAnsiTheme="minorEastAsia" w:eastAsiaTheme="minorEastAsia" w:cstheme="minorEastAsia"/>
+                          <w:color w:val="auto"/>
+                          <w:sz w:val="28"/>
+                          <w:szCs w:val="28"/>
+                          <w:lang w:val="en-US" w:eastAsia="zh-CN"/>
+                        </w:rPr>
+                        <w:t>酸、臊、怒、嘘鸡、麦、八</w:t>
                       </w:r>
                     </w:p>
                   </w:txbxContent>
@@ -1818,128 +4063,6 @@
           </mc:Fallback>
         </mc:AlternateContent>
       </w:r>
-      <w:r>
-        <w:rPr>
-          <w:sz w:val="21"/>
-        </w:rPr>
-        <mc:AlternateContent>
-          <mc:Choice Requires="wps">
-            <w:drawing>
-              <wp:anchor distT="0" distB="0" distL="114300" distR="114300" simplePos="0" relativeHeight="251678720" behindDoc="0" locked="0" layoutInCell="1" allowOverlap="1">
-                <wp:simplePos x="0" y="0"/>
-                <wp:positionH relativeFrom="column">
-                  <wp:posOffset>1619250</wp:posOffset>
-                </wp:positionH>
-                <wp:positionV relativeFrom="paragraph">
-                  <wp:posOffset>179070</wp:posOffset>
-                </wp:positionV>
-                <wp:extent cx="756920" cy="466725"/>
-                <wp:effectExtent l="0" t="0" r="0" b="0"/>
-                <wp:wrapNone/>
-                <wp:docPr id="2" name="文本框 2"/>
-                <wp:cNvGraphicFramePr/>
-                <a:graphic xmlns:a="http://schemas.openxmlformats.org/drawingml/2006/main">
-                  <a:graphicData uri="http://schemas.microsoft.com/office/word/2010/wordprocessingShape">
-                    <wps:wsp>
-                      <wps:cNvSpPr txBox="1"/>
-                      <wps:spPr>
-                        <a:xfrm>
-                          <a:off x="0" y="0"/>
-                          <a:ext cx="756920" cy="466725"/>
-                        </a:xfrm>
-                        <a:prstGeom prst="rect">
-                          <a:avLst/>
-                        </a:prstGeom>
-                        <a:noFill/>
-                        <a:ln w="6350">
-                          <a:noFill/>
-                        </a:ln>
-                      </wps:spPr>
-                      <wps:style>
-                        <a:lnRef idx="0">
-                          <a:schemeClr val="accent1"/>
-                        </a:lnRef>
-                        <a:fillRef idx="0">
-                          <a:schemeClr val="accent1"/>
-                        </a:fillRef>
-                        <a:effectRef idx="0">
-                          <a:schemeClr val="accent1"/>
-                        </a:effectRef>
-                        <a:fontRef idx="minor">
-                          <a:schemeClr val="dk1"/>
-                        </a:fontRef>
-                      </wps:style>
-                      <wps:txbx>
-                        <w:txbxContent>
-                          <w:p>
-                            <w:pPr>
-                              <w:rPr>
-                                <w:rFonts w:hint="eastAsia" w:ascii="微软雅黑" w:hAnsi="微软雅黑" w:eastAsia="微软雅黑" w:cs="微软雅黑"/>
-                                <w:color w:val="auto"/>
-                                <w:sz w:val="28"/>
-                                <w:szCs w:val="28"/>
-                                <w:lang w:val="en-US" w:eastAsia="zh-CN"/>
-                              </w:rPr>
-                            </w:pPr>
-                            <w:r>
-                              <w:rPr>
-                                <w:rFonts w:hint="eastAsia" w:ascii="微软雅黑" w:hAnsi="微软雅黑" w:eastAsia="微软雅黑" w:cs="微软雅黑"/>
-                                <w:color w:val="auto"/>
-                                <w:sz w:val="28"/>
-                                <w:szCs w:val="28"/>
-                                <w:lang w:val="en-US" w:eastAsia="zh-CN"/>
-                              </w:rPr>
-                              <w:t>酸、怒</w:t>
-                            </w:r>
-                          </w:p>
-                        </w:txbxContent>
-                      </wps:txbx>
-                      <wps:bodyPr rot="0" spcFirstLastPara="0" vertOverflow="overflow" horzOverflow="overflow" vert="horz" wrap="square" lIns="91440" tIns="45720" rIns="91440" bIns="45720" numCol="1" spcCol="0" rtlCol="0" fromWordArt="0" anchor="t" anchorCtr="0" forceAA="0" compatLnSpc="1">
-                        <a:noAutofit/>
-                      </wps:bodyPr>
-                    </wps:wsp>
-                  </a:graphicData>
-                </a:graphic>
-              </wp:anchor>
-            </w:drawing>
-          </mc:Choice>
-          <mc:Fallback>
-            <w:pict>
-              <v:shape id="_x0000_s1026" o:spid="_x0000_s1026" o:spt="202" type="#_x0000_t202" style="position:absolute;left:0pt;margin-left:127.5pt;margin-top:14.1pt;height:36.75pt;width:59.6pt;z-index:251678720;mso-width-relative:page;mso-height-relative:page;" filled="f" stroked="f" coordsize="21600,21600" o:gfxdata="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">
-                <v:fill on="f" focussize="0,0"/>
-                <v:stroke on="f" weight="0.5pt"/>
-                <v:imagedata o:title=""/>
-                <o:lock v:ext="edit" aspectratio="f"/>
-                <v:textbox>
-                  <w:txbxContent>
-                    <w:p>
-                      <w:pPr>
-                        <w:rPr>
-                          <w:rFonts w:hint="eastAsia" w:ascii="微软雅黑" w:hAnsi="微软雅黑" w:eastAsia="微软雅黑" w:cs="微软雅黑"/>
-                          <w:color w:val="auto"/>
-                          <w:sz w:val="28"/>
-                          <w:szCs w:val="28"/>
-                          <w:lang w:val="en-US" w:eastAsia="zh-CN"/>
-                        </w:rPr>
-                      </w:pPr>
-                      <w:r>
-                        <w:rPr>
-                          <w:rFonts w:hint="eastAsia" w:ascii="微软雅黑" w:hAnsi="微软雅黑" w:eastAsia="微软雅黑" w:cs="微软雅黑"/>
-                          <w:color w:val="auto"/>
-                          <w:sz w:val="28"/>
-                          <w:szCs w:val="28"/>
-                          <w:lang w:val="en-US" w:eastAsia="zh-CN"/>
-                        </w:rPr>
-                        <w:t>酸、怒</w:t>
-                      </w:r>
-                    </w:p>
-                  </w:txbxContent>
-                </v:textbox>
-              </v:shape>
-            </w:pict>
-          </mc:Fallback>
-        </mc:AlternateContent>
-      </w:r>
     </w:p>
     <w:p/>
     <w:p/>
@@ -2003,6 +4126,8 @@
       </w:r>
     </w:p>
     <w:p/>
+    <w:p/>
+    <w:p/>
     <w:p>
       <w:r>
         <w:rPr>
@@ -2011,18 +4136,18 @@
         <mc:AlternateContent>
           <mc:Choice Requires="wps">
             <w:drawing>
-              <wp:anchor distT="0" distB="0" distL="114300" distR="114300" simplePos="0" relativeHeight="251687936" behindDoc="0" locked="0" layoutInCell="1" allowOverlap="1">
+              <wp:anchor distT="0" distB="0" distL="114300" distR="114300" simplePos="0" relativeHeight="251697152" behindDoc="0" locked="0" layoutInCell="1" allowOverlap="1">
                 <wp:simplePos x="0" y="0"/>
                 <wp:positionH relativeFrom="column">
-                  <wp:posOffset>6548120</wp:posOffset>
+                  <wp:posOffset>2999105</wp:posOffset>
                 </wp:positionH>
                 <wp:positionV relativeFrom="paragraph">
-                  <wp:posOffset>22225</wp:posOffset>
+                  <wp:posOffset>137160</wp:posOffset>
                 </wp:positionV>
-                <wp:extent cx="2759710" cy="2124075"/>
-                <wp:effectExtent l="0" t="0" r="2540" b="9525"/>
+                <wp:extent cx="359410" cy="387985"/>
+                <wp:effectExtent l="0" t="0" r="0" b="0"/>
                 <wp:wrapNone/>
-                <wp:docPr id="11" name="文本框 11"/>
+                <wp:docPr id="21" name="文本框 21"/>
                 <wp:cNvGraphicFramePr/>
                 <a:graphic xmlns:a="http://schemas.openxmlformats.org/drawingml/2006/main">
                   <a:graphicData uri="http://schemas.microsoft.com/office/word/2010/wordprocessingShape">
@@ -2030,15 +4155,13 @@
                       <wps:cNvSpPr txBox="1"/>
                       <wps:spPr>
                         <a:xfrm>
-                          <a:off x="7642225" y="4697095"/>
-                          <a:ext cx="2759710" cy="2124075"/>
+                          <a:off x="0" y="0"/>
+                          <a:ext cx="359410" cy="387985"/>
                         </a:xfrm>
                         <a:prstGeom prst="rect">
                           <a:avLst/>
                         </a:prstGeom>
-                        <a:solidFill>
-                          <a:schemeClr val="lt1"/>
-                        </a:solidFill>
+                        <a:noFill/>
                         <a:ln w="6350">
                           <a:noFill/>
                         </a:ln>
@@ -2061,32 +4184,46 @@
                         <w:txbxContent>
                           <w:p>
                             <w:pPr>
-                              <w:rPr>
-                                <w:rFonts w:hint="eastAsia" w:ascii="微软雅黑" w:hAnsi="微软雅黑" w:eastAsia="微软雅黑" w:cs="微软雅黑"/>
-                                <w:lang w:val="en-US" w:eastAsia="zh-CN"/>
+                              <w:keepNext w:val="0"/>
+                              <w:keepLines w:val="0"/>
+                              <w:pageBreakBefore w:val="0"/>
+                              <w:widowControl w:val="0"/>
+                              <w:kinsoku/>
+                              <w:wordWrap/>
+                              <w:overflowPunct/>
+                              <w:topLinePunct w:val="0"/>
+                              <w:bidi w:val="0"/>
+                              <w:adjustRightInd/>
+                              <w:snapToGrid/>
+                              <w:spacing w:line="0" w:lineRule="atLeast"/>
+                              <w:textAlignment w:val="auto"/>
+                              <w:rPr>
+                                <w:rFonts w:hint="default" w:ascii="微软雅黑" w:hAnsi="微软雅黑" w:eastAsia="微软雅黑" w:cs="微软雅黑"/>
+                                <w:color w:val="FFFFFF" w:themeColor="background1"/>
+                                <w:sz w:val="28"/>
+                                <w:szCs w:val="28"/>
+                                <w:lang w:val="en-US" w:eastAsia="zh-CN"/>
+                                <w14:textFill>
+                                  <w14:solidFill>
+                                    <w14:schemeClr w14:val="bg1"/>
+                                  </w14:solidFill>
+                                </w14:textFill>
                               </w:rPr>
                             </w:pPr>
                             <w:r>
                               <w:rPr>
                                 <w:rFonts w:hint="eastAsia" w:ascii="微软雅黑" w:hAnsi="微软雅黑" w:eastAsia="微软雅黑" w:cs="微软雅黑"/>
-                                <w:lang w:val="en-US" w:eastAsia="zh-CN"/>
-                              </w:rPr>
-                              <w:t>水生木，木生火，火生土，土生金，金生水。如此循环相生，是为健康正常状态。</w:t>
-                            </w:r>
-                          </w:p>
-                          <w:p>
-                            <w:pPr>
-                              <w:rPr>
-                                <w:rFonts w:hint="eastAsia" w:ascii="微软雅黑" w:hAnsi="微软雅黑" w:eastAsia="微软雅黑" w:cs="微软雅黑"/>
-                                <w:lang w:val="en-US" w:eastAsia="zh-CN"/>
-                              </w:rPr>
-                            </w:pPr>
-                            <w:r>
-                              <w:rPr>
-                                <w:rFonts w:hint="eastAsia" w:ascii="微软雅黑" w:hAnsi="微软雅黑" w:eastAsia="微软雅黑" w:cs="微软雅黑"/>
-                                <w:lang w:val="en-US" w:eastAsia="zh-CN"/>
-                              </w:rPr>
-                              <w:t>若木有病，则克土，土再克水，水再克火，火再克金，金再克木。如此循环相克，则整个身体内环境处于不平衡状态，表现为生病。</w:t>
+                                <w:color w:val="FFFFFF" w:themeColor="background1"/>
+                                <w:sz w:val="28"/>
+                                <w:szCs w:val="28"/>
+                                <w:lang w:val="en-US" w:eastAsia="zh-CN"/>
+                                <w14:textFill>
+                                  <w14:solidFill>
+                                    <w14:schemeClr w14:val="bg1"/>
+                                  </w14:solidFill>
+                                </w14:textFill>
+                              </w:rPr>
+                              <w:t>北</w:t>
                             </w:r>
                           </w:p>
                         </w:txbxContent>
@@ -2102,8 +4239,8 @@
           </mc:Choice>
           <mc:Fallback>
             <w:pict>
-              <v:shape id="_x0000_s1026" o:spid="_x0000_s1026" o:spt="202" type="#_x0000_t202" style="position:absolute;left:0pt;margin-left:515.6pt;margin-top:1.75pt;height:167.25pt;width:217.3pt;z-index:251687936;mso-width-relative:page;mso-height-relative:page;" fillcolor="#FFFFFF [3201]" filled="t" stroked="f" coordsize="21600,21600" o:gfxdata="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">
-                <v:fill on="t" focussize="0,0"/>
+              <v:shape id="_x0000_s1026" o:spid="_x0000_s1026" o:spt="202" type="#_x0000_t202" style="position:absolute;left:0pt;margin-left:236.15pt;margin-top:10.8pt;height:30.55pt;width:28.3pt;z-index:251697152;mso-width-relative:page;mso-height-relative:page;" filled="f" stroked="f" coordsize="21600,21600" o:gfxdata="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">
+                <v:fill on="f" focussize="0,0"/>
                 <v:stroke on="f" weight="0.5pt"/>
                 <v:imagedata o:title=""/>
                 <o:lock v:ext="edit" aspectratio="f"/>
@@ -2111,32 +4248,46 @@
                   <w:txbxContent>
                     <w:p>
                       <w:pPr>
-                        <w:rPr>
-                          <w:rFonts w:hint="eastAsia" w:ascii="微软雅黑" w:hAnsi="微软雅黑" w:eastAsia="微软雅黑" w:cs="微软雅黑"/>
-                          <w:lang w:val="en-US" w:eastAsia="zh-CN"/>
+                        <w:keepNext w:val="0"/>
+                        <w:keepLines w:val="0"/>
+                        <w:pageBreakBefore w:val="0"/>
+                        <w:widowControl w:val="0"/>
+                        <w:kinsoku/>
+                        <w:wordWrap/>
+                        <w:overflowPunct/>
+                        <w:topLinePunct w:val="0"/>
+                        <w:bidi w:val="0"/>
+                        <w:adjustRightInd/>
+                        <w:snapToGrid/>
+                        <w:spacing w:line="0" w:lineRule="atLeast"/>
+                        <w:textAlignment w:val="auto"/>
+                        <w:rPr>
+                          <w:rFonts w:hint="default" w:ascii="微软雅黑" w:hAnsi="微软雅黑" w:eastAsia="微软雅黑" w:cs="微软雅黑"/>
+                          <w:color w:val="FFFFFF" w:themeColor="background1"/>
+                          <w:sz w:val="28"/>
+                          <w:szCs w:val="28"/>
+                          <w:lang w:val="en-US" w:eastAsia="zh-CN"/>
+                          <w14:textFill>
+                            <w14:solidFill>
+                              <w14:schemeClr w14:val="bg1"/>
+                            </w14:solidFill>
+                          </w14:textFill>
                         </w:rPr>
                       </w:pPr>
                       <w:r>
                         <w:rPr>
                           <w:rFonts w:hint="eastAsia" w:ascii="微软雅黑" w:hAnsi="微软雅黑" w:eastAsia="微软雅黑" w:cs="微软雅黑"/>
-                          <w:lang w:val="en-US" w:eastAsia="zh-CN"/>
-                        </w:rPr>
-                        <w:t>水生木，木生火，火生土，土生金，金生水。如此循环相生，是为健康正常状态。</w:t>
-                      </w:r>
-                    </w:p>
-                    <w:p>
-                      <w:pPr>
-                        <w:rPr>
-                          <w:rFonts w:hint="eastAsia" w:ascii="微软雅黑" w:hAnsi="微软雅黑" w:eastAsia="微软雅黑" w:cs="微软雅黑"/>
-                          <w:lang w:val="en-US" w:eastAsia="zh-CN"/>
-                        </w:rPr>
-                      </w:pPr>
-                      <w:r>
-                        <w:rPr>
-                          <w:rFonts w:hint="eastAsia" w:ascii="微软雅黑" w:hAnsi="微软雅黑" w:eastAsia="微软雅黑" w:cs="微软雅黑"/>
-                          <w:lang w:val="en-US" w:eastAsia="zh-CN"/>
-                        </w:rPr>
-                        <w:t>若木有病，则克土，土再克水，水再克火，火再克金，金再克木。如此循环相克，则整个身体内环境处于不平衡状态，表现为生病。</w:t>
+                          <w:color w:val="FFFFFF" w:themeColor="background1"/>
+                          <w:sz w:val="28"/>
+                          <w:szCs w:val="28"/>
+                          <w:lang w:val="en-US" w:eastAsia="zh-CN"/>
+                          <w14:textFill>
+                            <w14:solidFill>
+                              <w14:schemeClr w14:val="bg1"/>
+                            </w14:solidFill>
+                          </w14:textFill>
+                        </w:rPr>
+                        <w:t>北</w:t>
                       </w:r>
                     </w:p>
                   </w:txbxContent>
@@ -2146,9 +4297,470 @@
           </mc:Fallback>
         </mc:AlternateContent>
       </w:r>
-    </w:p>
-    <w:p/>
-    <w:p>
+      <w:r>
+        <w:rPr>
+          <w:sz w:val="21"/>
+        </w:rPr>
+        <mc:AlternateContent>
+          <mc:Choice Requires="wps">
+            <w:drawing>
+              <wp:anchor distT="0" distB="0" distL="114300" distR="114300" simplePos="0" relativeHeight="251695104" behindDoc="0" locked="0" layoutInCell="1" allowOverlap="1">
+                <wp:simplePos x="0" y="0"/>
+                <wp:positionH relativeFrom="column">
+                  <wp:posOffset>5513705</wp:posOffset>
+                </wp:positionH>
+                <wp:positionV relativeFrom="paragraph">
+                  <wp:posOffset>179705</wp:posOffset>
+                </wp:positionV>
+                <wp:extent cx="359410" cy="387985"/>
+                <wp:effectExtent l="0" t="0" r="0" b="0"/>
+                <wp:wrapNone/>
+                <wp:docPr id="19" name="文本框 19"/>
+                <wp:cNvGraphicFramePr/>
+                <a:graphic xmlns:a="http://schemas.openxmlformats.org/drawingml/2006/main">
+                  <a:graphicData uri="http://schemas.microsoft.com/office/word/2010/wordprocessingShape">
+                    <wps:wsp>
+                      <wps:cNvSpPr txBox="1"/>
+                      <wps:spPr>
+                        <a:xfrm>
+                          <a:off x="0" y="0"/>
+                          <a:ext cx="359410" cy="387985"/>
+                        </a:xfrm>
+                        <a:prstGeom prst="rect">
+                          <a:avLst/>
+                        </a:prstGeom>
+                        <a:noFill/>
+                        <a:ln w="6350">
+                          <a:noFill/>
+                        </a:ln>
+                      </wps:spPr>
+                      <wps:style>
+                        <a:lnRef idx="0">
+                          <a:schemeClr val="accent1"/>
+                        </a:lnRef>
+                        <a:fillRef idx="0">
+                          <a:schemeClr val="accent1"/>
+                        </a:fillRef>
+                        <a:effectRef idx="0">
+                          <a:schemeClr val="accent1"/>
+                        </a:effectRef>
+                        <a:fontRef idx="minor">
+                          <a:schemeClr val="dk1"/>
+                        </a:fontRef>
+                      </wps:style>
+                      <wps:txbx>
+                        <w:txbxContent>
+                          <w:p>
+                            <w:pPr>
+                              <w:keepNext w:val="0"/>
+                              <w:keepLines w:val="0"/>
+                              <w:pageBreakBefore w:val="0"/>
+                              <w:widowControl w:val="0"/>
+                              <w:kinsoku/>
+                              <w:wordWrap/>
+                              <w:overflowPunct/>
+                              <w:topLinePunct w:val="0"/>
+                              <w:bidi w:val="0"/>
+                              <w:adjustRightInd/>
+                              <w:snapToGrid/>
+                              <w:spacing w:line="0" w:lineRule="atLeast"/>
+                              <w:textAlignment w:val="auto"/>
+                              <w:rPr>
+                                <w:rFonts w:hint="default" w:ascii="微软雅黑" w:hAnsi="微软雅黑" w:eastAsia="微软雅黑" w:cs="微软雅黑"/>
+                                <w:color w:val="auto"/>
+                                <w:sz w:val="28"/>
+                                <w:szCs w:val="28"/>
+                                <w:lang w:val="en-US" w:eastAsia="zh-CN"/>
+                              </w:rPr>
+                            </w:pPr>
+                            <w:r>
+                              <w:rPr>
+                                <w:rFonts w:hint="eastAsia" w:ascii="微软雅黑" w:hAnsi="微软雅黑" w:eastAsia="微软雅黑" w:cs="微软雅黑"/>
+                                <w:color w:val="auto"/>
+                                <w:sz w:val="28"/>
+                                <w:szCs w:val="28"/>
+                                <w:lang w:val="en-US" w:eastAsia="zh-CN"/>
+                              </w:rPr>
+                              <w:t>西</w:t>
+                            </w:r>
+                          </w:p>
+                        </w:txbxContent>
+                      </wps:txbx>
+                      <wps:bodyPr rot="0" spcFirstLastPara="0" vertOverflow="overflow" horzOverflow="overflow" vert="horz" wrap="square" lIns="91440" tIns="45720" rIns="91440" bIns="45720" numCol="1" spcCol="0" rtlCol="0" fromWordArt="0" anchor="t" anchorCtr="0" forceAA="0" compatLnSpc="1">
+                        <a:noAutofit/>
+                      </wps:bodyPr>
+                    </wps:wsp>
+                  </a:graphicData>
+                </a:graphic>
+              </wp:anchor>
+            </w:drawing>
+          </mc:Choice>
+          <mc:Fallback>
+            <w:pict>
+              <v:shape id="_x0000_s1026" o:spid="_x0000_s1026" o:spt="202" type="#_x0000_t202" style="position:absolute;left:0pt;margin-left:434.15pt;margin-top:14.15pt;height:30.55pt;width:28.3pt;z-index:251695104;mso-width-relative:page;mso-height-relative:page;" filled="f" stroked="f" coordsize="21600,21600" o:gfxdata="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">
+                <v:fill on="f" focussize="0,0"/>
+                <v:stroke on="f" weight="0.5pt"/>
+                <v:imagedata o:title=""/>
+                <o:lock v:ext="edit" aspectratio="f"/>
+                <v:textbox>
+                  <w:txbxContent>
+                    <w:p>
+                      <w:pPr>
+                        <w:keepNext w:val="0"/>
+                        <w:keepLines w:val="0"/>
+                        <w:pageBreakBefore w:val="0"/>
+                        <w:widowControl w:val="0"/>
+                        <w:kinsoku/>
+                        <w:wordWrap/>
+                        <w:overflowPunct/>
+                        <w:topLinePunct w:val="0"/>
+                        <w:bidi w:val="0"/>
+                        <w:adjustRightInd/>
+                        <w:snapToGrid/>
+                        <w:spacing w:line="0" w:lineRule="atLeast"/>
+                        <w:textAlignment w:val="auto"/>
+                        <w:rPr>
+                          <w:rFonts w:hint="default" w:ascii="微软雅黑" w:hAnsi="微软雅黑" w:eastAsia="微软雅黑" w:cs="微软雅黑"/>
+                          <w:color w:val="auto"/>
+                          <w:sz w:val="28"/>
+                          <w:szCs w:val="28"/>
+                          <w:lang w:val="en-US" w:eastAsia="zh-CN"/>
+                        </w:rPr>
+                      </w:pPr>
+                      <w:r>
+                        <w:rPr>
+                          <w:rFonts w:hint="eastAsia" w:ascii="微软雅黑" w:hAnsi="微软雅黑" w:eastAsia="微软雅黑" w:cs="微软雅黑"/>
+                          <w:color w:val="auto"/>
+                          <w:sz w:val="28"/>
+                          <w:szCs w:val="28"/>
+                          <w:lang w:val="en-US" w:eastAsia="zh-CN"/>
+                        </w:rPr>
+                        <w:t>西</w:t>
+                      </w:r>
+                    </w:p>
+                  </w:txbxContent>
+                </v:textbox>
+              </v:shape>
+            </w:pict>
+          </mc:Fallback>
+        </mc:AlternateContent>
+      </w:r>
+      <w:r>
+        <w:rPr>
+          <w:sz w:val="21"/>
+        </w:rPr>
+        <mc:AlternateContent>
+          <mc:Choice Requires="wps">
+            <w:drawing>
+              <wp:anchor distT="0" distB="0" distL="114300" distR="114300" simplePos="0" relativeHeight="251691008" behindDoc="0" locked="0" layoutInCell="1" allowOverlap="1">
+                <wp:simplePos x="0" y="0"/>
+                <wp:positionH relativeFrom="column">
+                  <wp:posOffset>4548505</wp:posOffset>
+                </wp:positionH>
+                <wp:positionV relativeFrom="paragraph">
+                  <wp:posOffset>172085</wp:posOffset>
+                </wp:positionV>
+                <wp:extent cx="359410" cy="387985"/>
+                <wp:effectExtent l="0" t="0" r="0" b="0"/>
+                <wp:wrapNone/>
+                <wp:docPr id="15" name="文本框 15"/>
+                <wp:cNvGraphicFramePr/>
+                <a:graphic xmlns:a="http://schemas.openxmlformats.org/drawingml/2006/main">
+                  <a:graphicData uri="http://schemas.microsoft.com/office/word/2010/wordprocessingShape">
+                    <wps:wsp>
+                      <wps:cNvSpPr txBox="1"/>
+                      <wps:spPr>
+                        <a:xfrm>
+                          <a:off x="0" y="0"/>
+                          <a:ext cx="359410" cy="387985"/>
+                        </a:xfrm>
+                        <a:prstGeom prst="rect">
+                          <a:avLst/>
+                        </a:prstGeom>
+                        <a:noFill/>
+                        <a:ln w="6350">
+                          <a:noFill/>
+                        </a:ln>
+                      </wps:spPr>
+                      <wps:style>
+                        <a:lnRef idx="0">
+                          <a:schemeClr val="accent1"/>
+                        </a:lnRef>
+                        <a:fillRef idx="0">
+                          <a:schemeClr val="accent1"/>
+                        </a:fillRef>
+                        <a:effectRef idx="0">
+                          <a:schemeClr val="accent1"/>
+                        </a:effectRef>
+                        <a:fontRef idx="minor">
+                          <a:schemeClr val="dk1"/>
+                        </a:fontRef>
+                      </wps:style>
+                      <wps:txbx>
+                        <w:txbxContent>
+                          <w:p>
+                            <w:pPr>
+                              <w:keepNext w:val="0"/>
+                              <w:keepLines w:val="0"/>
+                              <w:pageBreakBefore w:val="0"/>
+                              <w:widowControl w:val="0"/>
+                              <w:kinsoku/>
+                              <w:wordWrap/>
+                              <w:overflowPunct/>
+                              <w:topLinePunct w:val="0"/>
+                              <w:bidi w:val="0"/>
+                              <w:adjustRightInd/>
+                              <w:snapToGrid/>
+                              <w:spacing w:line="0" w:lineRule="atLeast"/>
+                              <w:textAlignment w:val="auto"/>
+                              <w:rPr>
+                                <w:rFonts w:hint="default" w:ascii="微软雅黑" w:hAnsi="微软雅黑" w:eastAsia="微软雅黑" w:cs="微软雅黑"/>
+                                <w:color w:val="auto"/>
+                                <w:sz w:val="28"/>
+                                <w:szCs w:val="28"/>
+                                <w:lang w:val="en-US" w:eastAsia="zh-CN"/>
+                              </w:rPr>
+                            </w:pPr>
+                            <w:r>
+                              <w:rPr>
+                                <w:rFonts w:hint="eastAsia" w:ascii="微软雅黑" w:hAnsi="微软雅黑" w:eastAsia="微软雅黑" w:cs="微软雅黑"/>
+                                <w:color w:val="auto"/>
+                                <w:sz w:val="28"/>
+                                <w:szCs w:val="28"/>
+                                <w:lang w:val="en-US" w:eastAsia="zh-CN"/>
+                              </w:rPr>
+                              <w:t>秋</w:t>
+                            </w:r>
+                          </w:p>
+                        </w:txbxContent>
+                      </wps:txbx>
+                      <wps:bodyPr rot="0" spcFirstLastPara="0" vertOverflow="overflow" horzOverflow="overflow" vert="horz" wrap="square" lIns="91440" tIns="45720" rIns="91440" bIns="45720" numCol="1" spcCol="0" rtlCol="0" fromWordArt="0" anchor="t" anchorCtr="0" forceAA="0" compatLnSpc="1">
+                        <a:noAutofit/>
+                      </wps:bodyPr>
+                    </wps:wsp>
+                  </a:graphicData>
+                </a:graphic>
+              </wp:anchor>
+            </w:drawing>
+          </mc:Choice>
+          <mc:Fallback>
+            <w:pict>
+              <v:shape id="_x0000_s1026" o:spid="_x0000_s1026" o:spt="202" type="#_x0000_t202" style="position:absolute;left:0pt;margin-left:358.15pt;margin-top:13.55pt;height:30.55pt;width:28.3pt;z-index:251691008;mso-width-relative:page;mso-height-relative:page;" filled="f" stroked="f" coordsize="21600,21600" o:gfxdata="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">
+                <v:fill on="f" focussize="0,0"/>
+                <v:stroke on="f" weight="0.5pt"/>
+                <v:imagedata o:title=""/>
+                <o:lock v:ext="edit" aspectratio="f"/>
+                <v:textbox>
+                  <w:txbxContent>
+                    <w:p>
+                      <w:pPr>
+                        <w:keepNext w:val="0"/>
+                        <w:keepLines w:val="0"/>
+                        <w:pageBreakBefore w:val="0"/>
+                        <w:widowControl w:val="0"/>
+                        <w:kinsoku/>
+                        <w:wordWrap/>
+                        <w:overflowPunct/>
+                        <w:topLinePunct w:val="0"/>
+                        <w:bidi w:val="0"/>
+                        <w:adjustRightInd/>
+                        <w:snapToGrid/>
+                        <w:spacing w:line="0" w:lineRule="atLeast"/>
+                        <w:textAlignment w:val="auto"/>
+                        <w:rPr>
+                          <w:rFonts w:hint="default" w:ascii="微软雅黑" w:hAnsi="微软雅黑" w:eastAsia="微软雅黑" w:cs="微软雅黑"/>
+                          <w:color w:val="auto"/>
+                          <w:sz w:val="28"/>
+                          <w:szCs w:val="28"/>
+                          <w:lang w:val="en-US" w:eastAsia="zh-CN"/>
+                        </w:rPr>
+                      </w:pPr>
+                      <w:r>
+                        <w:rPr>
+                          <w:rFonts w:hint="eastAsia" w:ascii="微软雅黑" w:hAnsi="微软雅黑" w:eastAsia="微软雅黑" w:cs="微软雅黑"/>
+                          <w:color w:val="auto"/>
+                          <w:sz w:val="28"/>
+                          <w:szCs w:val="28"/>
+                          <w:lang w:val="en-US" w:eastAsia="zh-CN"/>
+                        </w:rPr>
+                        <w:t>秋</w:t>
+                      </w:r>
+                    </w:p>
+                  </w:txbxContent>
+                </v:textbox>
+              </v:shape>
+            </w:pict>
+          </mc:Fallback>
+        </mc:AlternateContent>
+      </w:r>
+      <w:r>
+        <w:rPr>
+          <w:sz w:val="21"/>
+        </w:rPr>
+        <mc:AlternateContent>
+          <mc:Choice Requires="wps">
+            <w:drawing>
+              <wp:anchor distT="0" distB="0" distL="114300" distR="114300" simplePos="0" relativeHeight="251692032" behindDoc="0" locked="0" layoutInCell="1" allowOverlap="1">
+                <wp:simplePos x="0" y="0"/>
+                <wp:positionH relativeFrom="column">
+                  <wp:posOffset>2042160</wp:posOffset>
+                </wp:positionH>
+                <wp:positionV relativeFrom="paragraph">
+                  <wp:posOffset>140970</wp:posOffset>
+                </wp:positionV>
+                <wp:extent cx="359410" cy="387985"/>
+                <wp:effectExtent l="0" t="0" r="0" b="0"/>
+                <wp:wrapNone/>
+                <wp:docPr id="16" name="文本框 16"/>
+                <wp:cNvGraphicFramePr/>
+                <a:graphic xmlns:a="http://schemas.openxmlformats.org/drawingml/2006/main">
+                  <a:graphicData uri="http://schemas.microsoft.com/office/word/2010/wordprocessingShape">
+                    <wps:wsp>
+                      <wps:cNvSpPr txBox="1"/>
+                      <wps:spPr>
+                        <a:xfrm>
+                          <a:off x="0" y="0"/>
+                          <a:ext cx="359410" cy="387985"/>
+                        </a:xfrm>
+                        <a:prstGeom prst="rect">
+                          <a:avLst/>
+                        </a:prstGeom>
+                        <a:noFill/>
+                        <a:ln w="6350">
+                          <a:noFill/>
+                        </a:ln>
+                      </wps:spPr>
+                      <wps:style>
+                        <a:lnRef idx="0">
+                          <a:schemeClr val="accent1"/>
+                        </a:lnRef>
+                        <a:fillRef idx="0">
+                          <a:schemeClr val="accent1"/>
+                        </a:fillRef>
+                        <a:effectRef idx="0">
+                          <a:schemeClr val="accent1"/>
+                        </a:effectRef>
+                        <a:fontRef idx="minor">
+                          <a:schemeClr val="dk1"/>
+                        </a:fontRef>
+                      </wps:style>
+                      <wps:txbx>
+                        <w:txbxContent>
+                          <w:p>
+                            <w:pPr>
+                              <w:keepNext w:val="0"/>
+                              <w:keepLines w:val="0"/>
+                              <w:pageBreakBefore w:val="0"/>
+                              <w:widowControl w:val="0"/>
+                              <w:kinsoku/>
+                              <w:wordWrap/>
+                              <w:overflowPunct/>
+                              <w:topLinePunct w:val="0"/>
+                              <w:bidi w:val="0"/>
+                              <w:adjustRightInd/>
+                              <w:snapToGrid/>
+                              <w:spacing w:line="0" w:lineRule="atLeast"/>
+                              <w:textAlignment w:val="auto"/>
+                              <w:rPr>
+                                <w:rFonts w:hint="default" w:ascii="微软雅黑" w:hAnsi="微软雅黑" w:eastAsia="微软雅黑" w:cs="微软雅黑"/>
+                                <w:color w:val="FFFFFF" w:themeColor="background1"/>
+                                <w:sz w:val="28"/>
+                                <w:szCs w:val="28"/>
+                                <w:lang w:val="en-US" w:eastAsia="zh-CN"/>
+                                <w14:textFill>
+                                  <w14:solidFill>
+                                    <w14:schemeClr w14:val="bg1"/>
+                                  </w14:solidFill>
+                                </w14:textFill>
+                              </w:rPr>
+                            </w:pPr>
+                            <w:r>
+                              <w:rPr>
+                                <w:rFonts w:hint="eastAsia" w:ascii="微软雅黑" w:hAnsi="微软雅黑" w:eastAsia="微软雅黑" w:cs="微软雅黑"/>
+                                <w:color w:val="FFFFFF" w:themeColor="background1"/>
+                                <w:sz w:val="28"/>
+                                <w:szCs w:val="28"/>
+                                <w:lang w:val="en-US" w:eastAsia="zh-CN"/>
+                                <w14:textFill>
+                                  <w14:solidFill>
+                                    <w14:schemeClr w14:val="bg1"/>
+                                  </w14:solidFill>
+                                </w14:textFill>
+                              </w:rPr>
+                              <w:t>冬</w:t>
+                            </w:r>
+                          </w:p>
+                        </w:txbxContent>
+                      </wps:txbx>
+                      <wps:bodyPr rot="0" spcFirstLastPara="0" vertOverflow="overflow" horzOverflow="overflow" vert="horz" wrap="square" lIns="91440" tIns="45720" rIns="91440" bIns="45720" numCol="1" spcCol="0" rtlCol="0" fromWordArt="0" anchor="t" anchorCtr="0" forceAA="0" compatLnSpc="1">
+                        <a:noAutofit/>
+                      </wps:bodyPr>
+                    </wps:wsp>
+                  </a:graphicData>
+                </a:graphic>
+              </wp:anchor>
+            </w:drawing>
+          </mc:Choice>
+          <mc:Fallback>
+            <w:pict>
+              <v:shape id="_x0000_s1026" o:spid="_x0000_s1026" o:spt="202" type="#_x0000_t202" style="position:absolute;left:0pt;margin-left:160.8pt;margin-top:11.1pt;height:30.55pt;width:28.3pt;z-index:251692032;mso-width-relative:page;mso-height-relative:page;" filled="f" stroked="f" coordsize="21600,21600" o:gfxdata="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">
+                <v:fill on="f" focussize="0,0"/>
+                <v:stroke on="f" weight="0.5pt"/>
+                <v:imagedata o:title=""/>
+                <o:lock v:ext="edit" aspectratio="f"/>
+                <v:textbox>
+                  <w:txbxContent>
+                    <w:p>
+                      <w:pPr>
+                        <w:keepNext w:val="0"/>
+                        <w:keepLines w:val="0"/>
+                        <w:pageBreakBefore w:val="0"/>
+                        <w:widowControl w:val="0"/>
+                        <w:kinsoku/>
+                        <w:wordWrap/>
+                        <w:overflowPunct/>
+                        <w:topLinePunct w:val="0"/>
+                        <w:bidi w:val="0"/>
+                        <w:adjustRightInd/>
+                        <w:snapToGrid/>
+                        <w:spacing w:line="0" w:lineRule="atLeast"/>
+                        <w:textAlignment w:val="auto"/>
+                        <w:rPr>
+                          <w:rFonts w:hint="default" w:ascii="微软雅黑" w:hAnsi="微软雅黑" w:eastAsia="微软雅黑" w:cs="微软雅黑"/>
+                          <w:color w:val="FFFFFF" w:themeColor="background1"/>
+                          <w:sz w:val="28"/>
+                          <w:szCs w:val="28"/>
+                          <w:lang w:val="en-US" w:eastAsia="zh-CN"/>
+                          <w14:textFill>
+                            <w14:solidFill>
+                              <w14:schemeClr w14:val="bg1"/>
+                            </w14:solidFill>
+                          </w14:textFill>
+                        </w:rPr>
+                      </w:pPr>
+                      <w:r>
+                        <w:rPr>
+                          <w:rFonts w:hint="eastAsia" w:ascii="微软雅黑" w:hAnsi="微软雅黑" w:eastAsia="微软雅黑" w:cs="微软雅黑"/>
+                          <w:color w:val="FFFFFF" w:themeColor="background1"/>
+                          <w:sz w:val="28"/>
+                          <w:szCs w:val="28"/>
+                          <w:lang w:val="en-US" w:eastAsia="zh-CN"/>
+                          <w14:textFill>
+                            <w14:solidFill>
+                              <w14:schemeClr w14:val="bg1"/>
+                            </w14:solidFill>
+                          </w14:textFill>
+                        </w:rPr>
+                        <w:t>冬</w:t>
+                      </w:r>
+                    </w:p>
+                  </w:txbxContent>
+                </v:textbox>
+              </v:shape>
+            </w:pict>
+          </mc:Fallback>
+        </mc:AlternateContent>
+      </w:r>
       <w:r>
         <w:rPr>
           <w:sz w:val="21"/>
@@ -2846,18 +5458,18 @@
         <mc:AlternateContent>
           <mc:Choice Requires="wps">
             <w:drawing>
-              <wp:anchor distT="0" distB="0" distL="114300" distR="114300" simplePos="0" relativeHeight="251686912" behindDoc="0" locked="0" layoutInCell="1" allowOverlap="1">
+              <wp:anchor distT="0" distB="0" distL="114300" distR="114300" simplePos="0" relativeHeight="251699200" behindDoc="0" locked="0" layoutInCell="1" allowOverlap="1">
                 <wp:simplePos x="0" y="0"/>
                 <wp:positionH relativeFrom="column">
-                  <wp:posOffset>2170430</wp:posOffset>
+                  <wp:posOffset>6313170</wp:posOffset>
                 </wp:positionH>
                 <wp:positionV relativeFrom="paragraph">
-                  <wp:posOffset>913765</wp:posOffset>
+                  <wp:posOffset>29845</wp:posOffset>
                 </wp:positionV>
-                <wp:extent cx="1057910" cy="466725"/>
+                <wp:extent cx="1160780" cy="1649095"/>
                 <wp:effectExtent l="0" t="0" r="0" b="0"/>
                 <wp:wrapNone/>
-                <wp:docPr id="10" name="文本框 10"/>
+                <wp:docPr id="23" name="文本框 23"/>
                 <wp:cNvGraphicFramePr/>
                 <a:graphic xmlns:a="http://schemas.openxmlformats.org/drawingml/2006/main">
                   <a:graphicData uri="http://schemas.microsoft.com/office/word/2010/wordprocessingShape">
@@ -2866,7 +5478,7 @@
                       <wps:spPr>
                         <a:xfrm>
                           <a:off x="0" y="0"/>
-                          <a:ext cx="1057910" cy="466725"/>
+                          <a:ext cx="1160780" cy="1649095"/>
                         </a:xfrm>
                         <a:prstGeom prst="rect">
                           <a:avLst/>
@@ -2894,33 +5506,142 @@
                         <w:txbxContent>
                           <w:p>
                             <w:pPr>
-                              <w:rPr>
-                                <w:rFonts w:hint="default" w:ascii="微软雅黑" w:hAnsi="微软雅黑" w:eastAsia="微软雅黑" w:cs="微软雅黑"/>
-                                <w:color w:val="FFFFFF" w:themeColor="background1"/>
-                                <w:sz w:val="28"/>
-                                <w:szCs w:val="28"/>
-                                <w:lang w:val="en-US" w:eastAsia="zh-CN"/>
-                                <w14:textFill>
-                                  <w14:solidFill>
-                                    <w14:schemeClr w14:val="bg1"/>
-                                  </w14:solidFill>
-                                </w14:textFill>
+                              <w:keepNext w:val="0"/>
+                              <w:keepLines w:val="0"/>
+                              <w:pageBreakBefore w:val="0"/>
+                              <w:widowControl w:val="0"/>
+                              <w:kinsoku/>
+                              <w:wordWrap/>
+                              <w:overflowPunct/>
+                              <w:topLinePunct w:val="0"/>
+                              <w:bidi w:val="0"/>
+                              <w:adjustRightInd/>
+                              <w:snapToGrid/>
+                              <w:spacing w:line="0" w:lineRule="atLeast"/>
+                              <w:jc w:val="left"/>
+                              <w:textAlignment w:val="auto"/>
+                              <w:rPr>
+                                <w:rFonts w:hint="eastAsia" w:ascii="微软雅黑" w:hAnsi="微软雅黑" w:eastAsia="微软雅黑" w:cs="微软雅黑"/>
+                                <w:color w:val="auto"/>
+                                <w:sz w:val="28"/>
+                                <w:szCs w:val="28"/>
+                                <w:lang w:val="en-US" w:eastAsia="zh-CN"/>
                               </w:rPr>
                             </w:pPr>
                             <w:r>
                               <w:rPr>
                                 <w:rFonts w:hint="eastAsia" w:ascii="微软雅黑" w:hAnsi="微软雅黑" w:eastAsia="微软雅黑" w:cs="微软雅黑"/>
-                                <w:color w:val="FFFFFF" w:themeColor="background1"/>
-                                <w:sz w:val="28"/>
-                                <w:szCs w:val="28"/>
-                                <w:lang w:val="en-US" w:eastAsia="zh-CN"/>
-                                <w14:textFill>
-                                  <w14:solidFill>
-                                    <w14:schemeClr w14:val="bg1"/>
-                                  </w14:solidFill>
-                                </w14:textFill>
-                              </w:rPr>
-                              <w:t>咸、恐、吹</w:t>
+                                <w:color w:val="auto"/>
+                                <w:sz w:val="28"/>
+                                <w:szCs w:val="28"/>
+                                <w:lang w:val="en-US" w:eastAsia="zh-CN"/>
+                              </w:rPr>
+                              <w:t>开窍于鼻</w:t>
+                            </w:r>
+                          </w:p>
+                          <w:p>
+                            <w:pPr>
+                              <w:keepNext w:val="0"/>
+                              <w:keepLines w:val="0"/>
+                              <w:pageBreakBefore w:val="0"/>
+                              <w:widowControl w:val="0"/>
+                              <w:kinsoku/>
+                              <w:wordWrap/>
+                              <w:overflowPunct/>
+                              <w:topLinePunct w:val="0"/>
+                              <w:bidi w:val="0"/>
+                              <w:adjustRightInd/>
+                              <w:snapToGrid/>
+                              <w:spacing w:line="0" w:lineRule="atLeast"/>
+                              <w:jc w:val="left"/>
+                              <w:textAlignment w:val="auto"/>
+                              <w:rPr>
+                                <w:rFonts w:hint="default" w:ascii="微软雅黑" w:hAnsi="微软雅黑" w:eastAsia="微软雅黑" w:cs="微软雅黑"/>
+                                <w:color w:val="auto"/>
+                                <w:sz w:val="28"/>
+                                <w:szCs w:val="28"/>
+                                <w:lang w:val="en-US" w:eastAsia="zh-CN"/>
+                              </w:rPr>
+                            </w:pPr>
+                            <w:r>
+                              <w:rPr>
+                                <w:rFonts w:hint="eastAsia" w:ascii="微软雅黑" w:hAnsi="微软雅黑" w:eastAsia="微软雅黑" w:cs="微软雅黑"/>
+                                <w:color w:val="auto"/>
+                                <w:sz w:val="28"/>
+                                <w:szCs w:val="28"/>
+                                <w:lang w:val="en-US" w:eastAsia="zh-CN"/>
+                              </w:rPr>
+                              <w:t>主皮毛</w:t>
+                            </w:r>
+                          </w:p>
+                          <w:p>
+                            <w:pPr>
+                              <w:keepNext w:val="0"/>
+                              <w:keepLines w:val="0"/>
+                              <w:pageBreakBefore w:val="0"/>
+                              <w:widowControl w:val="0"/>
+                              <w:kinsoku/>
+                              <w:wordWrap/>
+                              <w:overflowPunct/>
+                              <w:topLinePunct w:val="0"/>
+                              <w:bidi w:val="0"/>
+                              <w:adjustRightInd/>
+                              <w:snapToGrid/>
+                              <w:spacing w:line="0" w:lineRule="atLeast"/>
+                              <w:jc w:val="left"/>
+                              <w:textAlignment w:val="auto"/>
+                              <w:rPr>
+                                <w:rFonts w:hint="default" w:ascii="微软雅黑" w:hAnsi="微软雅黑" w:eastAsia="微软雅黑" w:cs="微软雅黑"/>
+                                <w:color w:val="auto"/>
+                                <w:sz w:val="28"/>
+                                <w:szCs w:val="28"/>
+                                <w:lang w:val="en-US" w:eastAsia="zh-CN"/>
+                              </w:rPr>
+                            </w:pPr>
+                            <w:r>
+                              <w:rPr>
+                                <w:rFonts w:hint="eastAsia" w:ascii="微软雅黑" w:hAnsi="微软雅黑" w:eastAsia="微软雅黑" w:cs="微软雅黑"/>
+                                <w:color w:val="auto"/>
+                                <w:sz w:val="28"/>
+                                <w:szCs w:val="28"/>
+                                <w:lang w:val="en-US" w:eastAsia="zh-CN"/>
+                              </w:rPr>
+                              <w:t>其华在毛</w:t>
+                            </w:r>
+                          </w:p>
+                          <w:p>
+                            <w:pPr>
+                              <w:keepNext w:val="0"/>
+                              <w:keepLines w:val="0"/>
+                              <w:pageBreakBefore w:val="0"/>
+                              <w:widowControl w:val="0"/>
+                              <w:kinsoku/>
+                              <w:wordWrap/>
+                              <w:overflowPunct/>
+                              <w:topLinePunct w:val="0"/>
+                              <w:bidi w:val="0"/>
+                              <w:adjustRightInd/>
+                              <w:snapToGrid/>
+                              <w:spacing w:line="0" w:lineRule="atLeast"/>
+                              <w:jc w:val="left"/>
+                              <w:textAlignment w:val="auto"/>
+                              <w:rPr>
+                                <w:rFonts w:hint="default" w:ascii="微软雅黑" w:hAnsi="微软雅黑" w:eastAsia="微软雅黑" w:cs="微软雅黑"/>
+                                <w:color w:val="auto"/>
+                                <w:sz w:val="28"/>
+                                <w:szCs w:val="28"/>
+                                <w:lang w:val="en-US" w:eastAsia="zh-CN"/>
+                              </w:rPr>
+                            </w:pPr>
+                            <w:r>
+                              <w:rPr>
+                                <w:rFonts w:hint="eastAsia" w:ascii="微软雅黑" w:hAnsi="微软雅黑" w:eastAsia="微软雅黑" w:cs="微软雅黑"/>
+                                <w:color w:val="auto"/>
+                                <w:sz w:val="28"/>
+                                <w:szCs w:val="28"/>
+                                <w:lang w:val="en-US" w:eastAsia="zh-CN"/>
+                              </w:rPr>
+                              <w:t>病发背部</w:t>
                             </w:r>
                           </w:p>
                         </w:txbxContent>
@@ -2936,7 +5657,7 @@
           </mc:Choice>
           <mc:Fallback>
             <w:pict>
-              <v:shape id="_x0000_s1026" o:spid="_x0000_s1026" o:spt="202" type="#_x0000_t202" style="position:absolute;left:0pt;margin-left:170.9pt;margin-top:71.95pt;height:36.75pt;width:83.3pt;z-index:251686912;mso-width-relative:page;mso-height-relative:page;" filled="f" stroked="f" coordsize="21600,21600" o:gfxdata="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">
+              <v:shape id="_x0000_s1026" o:spid="_x0000_s1026" o:spt="202" type="#_x0000_t202" style="position:absolute;left:0pt;margin-left:497.1pt;margin-top:2.35pt;height:129.85pt;width:91.4pt;z-index:251699200;mso-width-relative:page;mso-height-relative:page;" filled="f" stroked="f" coordsize="21600,21600" o:gfxdata="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">
                 <v:fill on="f" focussize="0,0"/>
                 <v:stroke on="f" weight="0.5pt"/>
                 <v:imagedata o:title=""/>
@@ -2945,8 +5666,717 @@
                   <w:txbxContent>
                     <w:p>
                       <w:pPr>
+                        <w:keepNext w:val="0"/>
+                        <w:keepLines w:val="0"/>
+                        <w:pageBreakBefore w:val="0"/>
+                        <w:widowControl w:val="0"/>
+                        <w:kinsoku/>
+                        <w:wordWrap/>
+                        <w:overflowPunct/>
+                        <w:topLinePunct w:val="0"/>
+                        <w:bidi w:val="0"/>
+                        <w:adjustRightInd/>
+                        <w:snapToGrid/>
+                        <w:spacing w:line="0" w:lineRule="atLeast"/>
+                        <w:jc w:val="left"/>
+                        <w:textAlignment w:val="auto"/>
+                        <w:rPr>
+                          <w:rFonts w:hint="eastAsia" w:ascii="微软雅黑" w:hAnsi="微软雅黑" w:eastAsia="微软雅黑" w:cs="微软雅黑"/>
+                          <w:color w:val="auto"/>
+                          <w:sz w:val="28"/>
+                          <w:szCs w:val="28"/>
+                          <w:lang w:val="en-US" w:eastAsia="zh-CN"/>
+                        </w:rPr>
+                      </w:pPr>
+                      <w:r>
+                        <w:rPr>
+                          <w:rFonts w:hint="eastAsia" w:ascii="微软雅黑" w:hAnsi="微软雅黑" w:eastAsia="微软雅黑" w:cs="微软雅黑"/>
+                          <w:color w:val="auto"/>
+                          <w:sz w:val="28"/>
+                          <w:szCs w:val="28"/>
+                          <w:lang w:val="en-US" w:eastAsia="zh-CN"/>
+                        </w:rPr>
+                        <w:t>开窍于鼻</w:t>
+                      </w:r>
+                    </w:p>
+                    <w:p>
+                      <w:pPr>
+                        <w:keepNext w:val="0"/>
+                        <w:keepLines w:val="0"/>
+                        <w:pageBreakBefore w:val="0"/>
+                        <w:widowControl w:val="0"/>
+                        <w:kinsoku/>
+                        <w:wordWrap/>
+                        <w:overflowPunct/>
+                        <w:topLinePunct w:val="0"/>
+                        <w:bidi w:val="0"/>
+                        <w:adjustRightInd/>
+                        <w:snapToGrid/>
+                        <w:spacing w:line="0" w:lineRule="atLeast"/>
+                        <w:jc w:val="left"/>
+                        <w:textAlignment w:val="auto"/>
                         <w:rPr>
                           <w:rFonts w:hint="default" w:ascii="微软雅黑" w:hAnsi="微软雅黑" w:eastAsia="微软雅黑" w:cs="微软雅黑"/>
+                          <w:color w:val="auto"/>
+                          <w:sz w:val="28"/>
+                          <w:szCs w:val="28"/>
+                          <w:lang w:val="en-US" w:eastAsia="zh-CN"/>
+                        </w:rPr>
+                      </w:pPr>
+                      <w:r>
+                        <w:rPr>
+                          <w:rFonts w:hint="eastAsia" w:ascii="微软雅黑" w:hAnsi="微软雅黑" w:eastAsia="微软雅黑" w:cs="微软雅黑"/>
+                          <w:color w:val="auto"/>
+                          <w:sz w:val="28"/>
+                          <w:szCs w:val="28"/>
+                          <w:lang w:val="en-US" w:eastAsia="zh-CN"/>
+                        </w:rPr>
+                        <w:t>主皮毛</w:t>
+                      </w:r>
+                    </w:p>
+                    <w:p>
+                      <w:pPr>
+                        <w:keepNext w:val="0"/>
+                        <w:keepLines w:val="0"/>
+                        <w:pageBreakBefore w:val="0"/>
+                        <w:widowControl w:val="0"/>
+                        <w:kinsoku/>
+                        <w:wordWrap/>
+                        <w:overflowPunct/>
+                        <w:topLinePunct w:val="0"/>
+                        <w:bidi w:val="0"/>
+                        <w:adjustRightInd/>
+                        <w:snapToGrid/>
+                        <w:spacing w:line="0" w:lineRule="atLeast"/>
+                        <w:jc w:val="left"/>
+                        <w:textAlignment w:val="auto"/>
+                        <w:rPr>
+                          <w:rFonts w:hint="default" w:ascii="微软雅黑" w:hAnsi="微软雅黑" w:eastAsia="微软雅黑" w:cs="微软雅黑"/>
+                          <w:color w:val="auto"/>
+                          <w:sz w:val="28"/>
+                          <w:szCs w:val="28"/>
+                          <w:lang w:val="en-US" w:eastAsia="zh-CN"/>
+                        </w:rPr>
+                      </w:pPr>
+                      <w:r>
+                        <w:rPr>
+                          <w:rFonts w:hint="eastAsia" w:ascii="微软雅黑" w:hAnsi="微软雅黑" w:eastAsia="微软雅黑" w:cs="微软雅黑"/>
+                          <w:color w:val="auto"/>
+                          <w:sz w:val="28"/>
+                          <w:szCs w:val="28"/>
+                          <w:lang w:val="en-US" w:eastAsia="zh-CN"/>
+                        </w:rPr>
+                        <w:t>其华在毛</w:t>
+                      </w:r>
+                    </w:p>
+                    <w:p>
+                      <w:pPr>
+                        <w:keepNext w:val="0"/>
+                        <w:keepLines w:val="0"/>
+                        <w:pageBreakBefore w:val="0"/>
+                        <w:widowControl w:val="0"/>
+                        <w:kinsoku/>
+                        <w:wordWrap/>
+                        <w:overflowPunct/>
+                        <w:topLinePunct w:val="0"/>
+                        <w:bidi w:val="0"/>
+                        <w:adjustRightInd/>
+                        <w:snapToGrid/>
+                        <w:spacing w:line="0" w:lineRule="atLeast"/>
+                        <w:jc w:val="left"/>
+                        <w:textAlignment w:val="auto"/>
+                        <w:rPr>
+                          <w:rFonts w:hint="default" w:ascii="微软雅黑" w:hAnsi="微软雅黑" w:eastAsia="微软雅黑" w:cs="微软雅黑"/>
+                          <w:color w:val="auto"/>
+                          <w:sz w:val="28"/>
+                          <w:szCs w:val="28"/>
+                          <w:lang w:val="en-US" w:eastAsia="zh-CN"/>
+                        </w:rPr>
+                      </w:pPr>
+                      <w:r>
+                        <w:rPr>
+                          <w:rFonts w:hint="eastAsia" w:ascii="微软雅黑" w:hAnsi="微软雅黑" w:eastAsia="微软雅黑" w:cs="微软雅黑"/>
+                          <w:color w:val="auto"/>
+                          <w:sz w:val="28"/>
+                          <w:szCs w:val="28"/>
+                          <w:lang w:val="en-US" w:eastAsia="zh-CN"/>
+                        </w:rPr>
+                        <w:t>病发背部</w:t>
+                      </w:r>
+                    </w:p>
+                  </w:txbxContent>
+                </v:textbox>
+              </v:shape>
+            </w:pict>
+          </mc:Fallback>
+        </mc:AlternateContent>
+      </w:r>
+      <w:r>
+        <w:rPr>
+          <w:sz w:val="21"/>
+        </w:rPr>
+        <mc:AlternateContent>
+          <mc:Choice Requires="wps">
+            <w:drawing>
+              <wp:anchor distT="0" distB="0" distL="114300" distR="114300" simplePos="0" relativeHeight="251698176" behindDoc="0" locked="0" layoutInCell="1" allowOverlap="1">
+                <wp:simplePos x="0" y="0"/>
+                <wp:positionH relativeFrom="column">
+                  <wp:posOffset>461645</wp:posOffset>
+                </wp:positionH>
+                <wp:positionV relativeFrom="paragraph">
+                  <wp:posOffset>3810</wp:posOffset>
+                </wp:positionV>
+                <wp:extent cx="1160780" cy="1649095"/>
+                <wp:effectExtent l="0" t="0" r="0" b="0"/>
+                <wp:wrapNone/>
+                <wp:docPr id="22" name="文本框 22"/>
+                <wp:cNvGraphicFramePr/>
+                <a:graphic xmlns:a="http://schemas.openxmlformats.org/drawingml/2006/main">
+                  <a:graphicData uri="http://schemas.microsoft.com/office/word/2010/wordprocessingShape">
+                    <wps:wsp>
+                      <wps:cNvSpPr txBox="1"/>
+                      <wps:spPr>
+                        <a:xfrm>
+                          <a:off x="0" y="0"/>
+                          <a:ext cx="1160780" cy="1649095"/>
+                        </a:xfrm>
+                        <a:prstGeom prst="rect">
+                          <a:avLst/>
+                        </a:prstGeom>
+                        <a:noFill/>
+                        <a:ln w="6350">
+                          <a:noFill/>
+                        </a:ln>
+                      </wps:spPr>
+                      <wps:style>
+                        <a:lnRef idx="0">
+                          <a:schemeClr val="accent1"/>
+                        </a:lnRef>
+                        <a:fillRef idx="0">
+                          <a:schemeClr val="accent1"/>
+                        </a:fillRef>
+                        <a:effectRef idx="0">
+                          <a:schemeClr val="accent1"/>
+                        </a:effectRef>
+                        <a:fontRef idx="minor">
+                          <a:schemeClr val="dk1"/>
+                        </a:fontRef>
+                      </wps:style>
+                      <wps:txbx>
+                        <w:txbxContent>
+                          <w:p>
+                            <w:pPr>
+                              <w:keepNext w:val="0"/>
+                              <w:keepLines w:val="0"/>
+                              <w:pageBreakBefore w:val="0"/>
+                              <w:widowControl w:val="0"/>
+                              <w:kinsoku/>
+                              <w:wordWrap/>
+                              <w:overflowPunct/>
+                              <w:topLinePunct w:val="0"/>
+                              <w:bidi w:val="0"/>
+                              <w:adjustRightInd/>
+                              <w:snapToGrid/>
+                              <w:spacing w:line="0" w:lineRule="atLeast"/>
+                              <w:jc w:val="left"/>
+                              <w:textAlignment w:val="auto"/>
+                              <w:rPr>
+                                <w:rFonts w:hint="eastAsia" w:ascii="微软雅黑" w:hAnsi="微软雅黑" w:eastAsia="微软雅黑" w:cs="微软雅黑"/>
+                                <w:color w:val="auto"/>
+                                <w:sz w:val="28"/>
+                                <w:szCs w:val="28"/>
+                                <w:lang w:val="en-US" w:eastAsia="zh-CN"/>
+                              </w:rPr>
+                            </w:pPr>
+                            <w:r>
+                              <w:rPr>
+                                <w:rFonts w:hint="eastAsia" w:ascii="微软雅黑" w:hAnsi="微软雅黑" w:eastAsia="微软雅黑" w:cs="微软雅黑"/>
+                                <w:color w:val="auto"/>
+                                <w:sz w:val="28"/>
+                                <w:szCs w:val="28"/>
+                                <w:lang w:val="en-US" w:eastAsia="zh-CN"/>
+                              </w:rPr>
+                              <w:t>开窍于二阴</w:t>
+                            </w:r>
+                          </w:p>
+                          <w:p>
+                            <w:pPr>
+                              <w:keepNext w:val="0"/>
+                              <w:keepLines w:val="0"/>
+                              <w:pageBreakBefore w:val="0"/>
+                              <w:widowControl w:val="0"/>
+                              <w:kinsoku/>
+                              <w:wordWrap/>
+                              <w:overflowPunct/>
+                              <w:topLinePunct w:val="0"/>
+                              <w:bidi w:val="0"/>
+                              <w:adjustRightInd/>
+                              <w:snapToGrid/>
+                              <w:spacing w:line="0" w:lineRule="atLeast"/>
+                              <w:jc w:val="left"/>
+                              <w:textAlignment w:val="auto"/>
+                              <w:rPr>
+                                <w:rFonts w:hint="default" w:ascii="微软雅黑" w:hAnsi="微软雅黑" w:eastAsia="微软雅黑" w:cs="微软雅黑"/>
+                                <w:color w:val="auto"/>
+                                <w:sz w:val="28"/>
+                                <w:szCs w:val="28"/>
+                                <w:lang w:val="en-US" w:eastAsia="zh-CN"/>
+                              </w:rPr>
+                            </w:pPr>
+                            <w:r>
+                              <w:rPr>
+                                <w:rFonts w:hint="eastAsia" w:ascii="微软雅黑" w:hAnsi="微软雅黑" w:eastAsia="微软雅黑" w:cs="微软雅黑"/>
+                                <w:color w:val="auto"/>
+                                <w:sz w:val="28"/>
+                                <w:szCs w:val="28"/>
+                                <w:lang w:val="en-US" w:eastAsia="zh-CN"/>
+                              </w:rPr>
+                              <w:t>开窍于耳</w:t>
+                            </w:r>
+                          </w:p>
+                          <w:p>
+                            <w:pPr>
+                              <w:keepNext w:val="0"/>
+                              <w:keepLines w:val="0"/>
+                              <w:pageBreakBefore w:val="0"/>
+                              <w:widowControl w:val="0"/>
+                              <w:kinsoku/>
+                              <w:wordWrap/>
+                              <w:overflowPunct/>
+                              <w:topLinePunct w:val="0"/>
+                              <w:bidi w:val="0"/>
+                              <w:adjustRightInd/>
+                              <w:snapToGrid/>
+                              <w:spacing w:line="0" w:lineRule="atLeast"/>
+                              <w:jc w:val="left"/>
+                              <w:textAlignment w:val="auto"/>
+                              <w:rPr>
+                                <w:rFonts w:hint="default" w:ascii="微软雅黑" w:hAnsi="微软雅黑" w:eastAsia="微软雅黑" w:cs="微软雅黑"/>
+                                <w:color w:val="auto"/>
+                                <w:sz w:val="28"/>
+                                <w:szCs w:val="28"/>
+                                <w:lang w:val="en-US" w:eastAsia="zh-CN"/>
+                              </w:rPr>
+                            </w:pPr>
+                            <w:r>
+                              <w:rPr>
+                                <w:rFonts w:hint="eastAsia" w:ascii="微软雅黑" w:hAnsi="微软雅黑" w:eastAsia="微软雅黑" w:cs="微软雅黑"/>
+                                <w:color w:val="auto"/>
+                                <w:sz w:val="28"/>
+                                <w:szCs w:val="28"/>
+                                <w:lang w:val="en-US" w:eastAsia="zh-CN"/>
+                              </w:rPr>
+                              <w:t>主骨、主脑</w:t>
+                            </w:r>
+                          </w:p>
+                          <w:p>
+                            <w:pPr>
+                              <w:keepNext w:val="0"/>
+                              <w:keepLines w:val="0"/>
+                              <w:pageBreakBefore w:val="0"/>
+                              <w:widowControl w:val="0"/>
+                              <w:kinsoku/>
+                              <w:wordWrap/>
+                              <w:overflowPunct/>
+                              <w:topLinePunct w:val="0"/>
+                              <w:bidi w:val="0"/>
+                              <w:adjustRightInd/>
+                              <w:snapToGrid/>
+                              <w:spacing w:line="0" w:lineRule="atLeast"/>
+                              <w:jc w:val="left"/>
+                              <w:textAlignment w:val="auto"/>
+                              <w:rPr>
+                                <w:rFonts w:hint="eastAsia" w:ascii="微软雅黑" w:hAnsi="微软雅黑" w:eastAsia="微软雅黑" w:cs="微软雅黑"/>
+                                <w:color w:val="auto"/>
+                                <w:sz w:val="28"/>
+                                <w:szCs w:val="28"/>
+                                <w:lang w:val="en-US" w:eastAsia="zh-CN"/>
+                              </w:rPr>
+                            </w:pPr>
+                            <w:r>
+                              <w:rPr>
+                                <w:rFonts w:hint="eastAsia" w:ascii="微软雅黑" w:hAnsi="微软雅黑" w:eastAsia="微软雅黑" w:cs="微软雅黑"/>
+                                <w:color w:val="auto"/>
+                                <w:sz w:val="28"/>
+                                <w:szCs w:val="28"/>
+                                <w:lang w:val="en-US" w:eastAsia="zh-CN"/>
+                              </w:rPr>
+                              <w:t>其华在发</w:t>
+                            </w:r>
+                          </w:p>
+                          <w:p>
+                            <w:pPr>
+                              <w:keepNext w:val="0"/>
+                              <w:keepLines w:val="0"/>
+                              <w:pageBreakBefore w:val="0"/>
+                              <w:widowControl w:val="0"/>
+                              <w:kinsoku/>
+                              <w:wordWrap/>
+                              <w:overflowPunct/>
+                              <w:topLinePunct w:val="0"/>
+                              <w:bidi w:val="0"/>
+                              <w:adjustRightInd/>
+                              <w:snapToGrid/>
+                              <w:spacing w:line="0" w:lineRule="atLeast"/>
+                              <w:jc w:val="left"/>
+                              <w:textAlignment w:val="auto"/>
+                              <w:rPr>
+                                <w:rFonts w:hint="default" w:ascii="微软雅黑" w:hAnsi="微软雅黑" w:eastAsia="微软雅黑" w:cs="微软雅黑"/>
+                                <w:color w:val="auto"/>
+                                <w:sz w:val="28"/>
+                                <w:szCs w:val="28"/>
+                                <w:lang w:val="en-US" w:eastAsia="zh-CN"/>
+                              </w:rPr>
+                            </w:pPr>
+                            <w:r>
+                              <w:rPr>
+                                <w:rFonts w:hint="eastAsia" w:ascii="微软雅黑" w:hAnsi="微软雅黑" w:eastAsia="微软雅黑" w:cs="微软雅黑"/>
+                                <w:color w:val="auto"/>
+                                <w:sz w:val="28"/>
+                                <w:szCs w:val="28"/>
+                                <w:lang w:val="en-US" w:eastAsia="zh-CN"/>
+                              </w:rPr>
+                              <w:t>病发关节</w:t>
+                            </w:r>
+                          </w:p>
+                        </w:txbxContent>
+                      </wps:txbx>
+                      <wps:bodyPr rot="0" spcFirstLastPara="0" vertOverflow="overflow" horzOverflow="overflow" vert="horz" wrap="square" lIns="91440" tIns="45720" rIns="91440" bIns="45720" numCol="1" spcCol="0" rtlCol="0" fromWordArt="0" anchor="t" anchorCtr="0" forceAA="0" compatLnSpc="1">
+                        <a:noAutofit/>
+                      </wps:bodyPr>
+                    </wps:wsp>
+                  </a:graphicData>
+                </a:graphic>
+              </wp:anchor>
+            </w:drawing>
+          </mc:Choice>
+          <mc:Fallback>
+            <w:pict>
+              <v:shape id="_x0000_s1026" o:spid="_x0000_s1026" o:spt="202" type="#_x0000_t202" style="position:absolute;left:0pt;margin-left:36.35pt;margin-top:0.3pt;height:129.85pt;width:91.4pt;z-index:251698176;mso-width-relative:page;mso-height-relative:page;" filled="f" stroked="f" coordsize="21600,21600" o:gfxdata="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">
+                <v:fill on="f" focussize="0,0"/>
+                <v:stroke on="f" weight="0.5pt"/>
+                <v:imagedata o:title=""/>
+                <o:lock v:ext="edit" aspectratio="f"/>
+                <v:textbox>
+                  <w:txbxContent>
+                    <w:p>
+                      <w:pPr>
+                        <w:keepNext w:val="0"/>
+                        <w:keepLines w:val="0"/>
+                        <w:pageBreakBefore w:val="0"/>
+                        <w:widowControl w:val="0"/>
+                        <w:kinsoku/>
+                        <w:wordWrap/>
+                        <w:overflowPunct/>
+                        <w:topLinePunct w:val="0"/>
+                        <w:bidi w:val="0"/>
+                        <w:adjustRightInd/>
+                        <w:snapToGrid/>
+                        <w:spacing w:line="0" w:lineRule="atLeast"/>
+                        <w:jc w:val="left"/>
+                        <w:textAlignment w:val="auto"/>
+                        <w:rPr>
+                          <w:rFonts w:hint="eastAsia" w:ascii="微软雅黑" w:hAnsi="微软雅黑" w:eastAsia="微软雅黑" w:cs="微软雅黑"/>
+                          <w:color w:val="auto"/>
+                          <w:sz w:val="28"/>
+                          <w:szCs w:val="28"/>
+                          <w:lang w:val="en-US" w:eastAsia="zh-CN"/>
+                        </w:rPr>
+                      </w:pPr>
+                      <w:r>
+                        <w:rPr>
+                          <w:rFonts w:hint="eastAsia" w:ascii="微软雅黑" w:hAnsi="微软雅黑" w:eastAsia="微软雅黑" w:cs="微软雅黑"/>
+                          <w:color w:val="auto"/>
+                          <w:sz w:val="28"/>
+                          <w:szCs w:val="28"/>
+                          <w:lang w:val="en-US" w:eastAsia="zh-CN"/>
+                        </w:rPr>
+                        <w:t>开窍于二阴</w:t>
+                      </w:r>
+                    </w:p>
+                    <w:p>
+                      <w:pPr>
+                        <w:keepNext w:val="0"/>
+                        <w:keepLines w:val="0"/>
+                        <w:pageBreakBefore w:val="0"/>
+                        <w:widowControl w:val="0"/>
+                        <w:kinsoku/>
+                        <w:wordWrap/>
+                        <w:overflowPunct/>
+                        <w:topLinePunct w:val="0"/>
+                        <w:bidi w:val="0"/>
+                        <w:adjustRightInd/>
+                        <w:snapToGrid/>
+                        <w:spacing w:line="0" w:lineRule="atLeast"/>
+                        <w:jc w:val="left"/>
+                        <w:textAlignment w:val="auto"/>
+                        <w:rPr>
+                          <w:rFonts w:hint="default" w:ascii="微软雅黑" w:hAnsi="微软雅黑" w:eastAsia="微软雅黑" w:cs="微软雅黑"/>
+                          <w:color w:val="auto"/>
+                          <w:sz w:val="28"/>
+                          <w:szCs w:val="28"/>
+                          <w:lang w:val="en-US" w:eastAsia="zh-CN"/>
+                        </w:rPr>
+                      </w:pPr>
+                      <w:r>
+                        <w:rPr>
+                          <w:rFonts w:hint="eastAsia" w:ascii="微软雅黑" w:hAnsi="微软雅黑" w:eastAsia="微软雅黑" w:cs="微软雅黑"/>
+                          <w:color w:val="auto"/>
+                          <w:sz w:val="28"/>
+                          <w:szCs w:val="28"/>
+                          <w:lang w:val="en-US" w:eastAsia="zh-CN"/>
+                        </w:rPr>
+                        <w:t>开窍于耳</w:t>
+                      </w:r>
+                    </w:p>
+                    <w:p>
+                      <w:pPr>
+                        <w:keepNext w:val="0"/>
+                        <w:keepLines w:val="0"/>
+                        <w:pageBreakBefore w:val="0"/>
+                        <w:widowControl w:val="0"/>
+                        <w:kinsoku/>
+                        <w:wordWrap/>
+                        <w:overflowPunct/>
+                        <w:topLinePunct w:val="0"/>
+                        <w:bidi w:val="0"/>
+                        <w:adjustRightInd/>
+                        <w:snapToGrid/>
+                        <w:spacing w:line="0" w:lineRule="atLeast"/>
+                        <w:jc w:val="left"/>
+                        <w:textAlignment w:val="auto"/>
+                        <w:rPr>
+                          <w:rFonts w:hint="default" w:ascii="微软雅黑" w:hAnsi="微软雅黑" w:eastAsia="微软雅黑" w:cs="微软雅黑"/>
+                          <w:color w:val="auto"/>
+                          <w:sz w:val="28"/>
+                          <w:szCs w:val="28"/>
+                          <w:lang w:val="en-US" w:eastAsia="zh-CN"/>
+                        </w:rPr>
+                      </w:pPr>
+                      <w:r>
+                        <w:rPr>
+                          <w:rFonts w:hint="eastAsia" w:ascii="微软雅黑" w:hAnsi="微软雅黑" w:eastAsia="微软雅黑" w:cs="微软雅黑"/>
+                          <w:color w:val="auto"/>
+                          <w:sz w:val="28"/>
+                          <w:szCs w:val="28"/>
+                          <w:lang w:val="en-US" w:eastAsia="zh-CN"/>
+                        </w:rPr>
+                        <w:t>主骨、主脑</w:t>
+                      </w:r>
+                    </w:p>
+                    <w:p>
+                      <w:pPr>
+                        <w:keepNext w:val="0"/>
+                        <w:keepLines w:val="0"/>
+                        <w:pageBreakBefore w:val="0"/>
+                        <w:widowControl w:val="0"/>
+                        <w:kinsoku/>
+                        <w:wordWrap/>
+                        <w:overflowPunct/>
+                        <w:topLinePunct w:val="0"/>
+                        <w:bidi w:val="0"/>
+                        <w:adjustRightInd/>
+                        <w:snapToGrid/>
+                        <w:spacing w:line="0" w:lineRule="atLeast"/>
+                        <w:jc w:val="left"/>
+                        <w:textAlignment w:val="auto"/>
+                        <w:rPr>
+                          <w:rFonts w:hint="eastAsia" w:ascii="微软雅黑" w:hAnsi="微软雅黑" w:eastAsia="微软雅黑" w:cs="微软雅黑"/>
+                          <w:color w:val="auto"/>
+                          <w:sz w:val="28"/>
+                          <w:szCs w:val="28"/>
+                          <w:lang w:val="en-US" w:eastAsia="zh-CN"/>
+                        </w:rPr>
+                      </w:pPr>
+                      <w:r>
+                        <w:rPr>
+                          <w:rFonts w:hint="eastAsia" w:ascii="微软雅黑" w:hAnsi="微软雅黑" w:eastAsia="微软雅黑" w:cs="微软雅黑"/>
+                          <w:color w:val="auto"/>
+                          <w:sz w:val="28"/>
+                          <w:szCs w:val="28"/>
+                          <w:lang w:val="en-US" w:eastAsia="zh-CN"/>
+                        </w:rPr>
+                        <w:t>其华在发</w:t>
+                      </w:r>
+                    </w:p>
+                    <w:p>
+                      <w:pPr>
+                        <w:keepNext w:val="0"/>
+                        <w:keepLines w:val="0"/>
+                        <w:pageBreakBefore w:val="0"/>
+                        <w:widowControl w:val="0"/>
+                        <w:kinsoku/>
+                        <w:wordWrap/>
+                        <w:overflowPunct/>
+                        <w:topLinePunct w:val="0"/>
+                        <w:bidi w:val="0"/>
+                        <w:adjustRightInd/>
+                        <w:snapToGrid/>
+                        <w:spacing w:line="0" w:lineRule="atLeast"/>
+                        <w:jc w:val="left"/>
+                        <w:textAlignment w:val="auto"/>
+                        <w:rPr>
+                          <w:rFonts w:hint="default" w:ascii="微软雅黑" w:hAnsi="微软雅黑" w:eastAsia="微软雅黑" w:cs="微软雅黑"/>
+                          <w:color w:val="auto"/>
+                          <w:sz w:val="28"/>
+                          <w:szCs w:val="28"/>
+                          <w:lang w:val="en-US" w:eastAsia="zh-CN"/>
+                        </w:rPr>
+                      </w:pPr>
+                      <w:r>
+                        <w:rPr>
+                          <w:rFonts w:hint="eastAsia" w:ascii="微软雅黑" w:hAnsi="微软雅黑" w:eastAsia="微软雅黑" w:cs="微软雅黑"/>
+                          <w:color w:val="auto"/>
+                          <w:sz w:val="28"/>
+                          <w:szCs w:val="28"/>
+                          <w:lang w:val="en-US" w:eastAsia="zh-CN"/>
+                        </w:rPr>
+                        <w:t>病发关节</w:t>
+                      </w:r>
+                    </w:p>
+                  </w:txbxContent>
+                </v:textbox>
+              </v:shape>
+            </w:pict>
+          </mc:Fallback>
+        </mc:AlternateContent>
+      </w:r>
+      <w:r>
+        <w:rPr>
+          <w:sz w:val="21"/>
+        </w:rPr>
+        <mc:AlternateContent>
+          <mc:Choice Requires="wps">
+            <w:drawing>
+              <wp:anchor distT="0" distB="0" distL="114300" distR="114300" simplePos="0" relativeHeight="251686912" behindDoc="0" locked="0" layoutInCell="1" allowOverlap="1">
+                <wp:simplePos x="0" y="0"/>
+                <wp:positionH relativeFrom="column">
+                  <wp:posOffset>1995170</wp:posOffset>
+                </wp:positionH>
+                <wp:positionV relativeFrom="paragraph">
+                  <wp:posOffset>898525</wp:posOffset>
+                </wp:positionV>
+                <wp:extent cx="1407160" cy="633095"/>
+                <wp:effectExtent l="0" t="0" r="0" b="0"/>
+                <wp:wrapNone/>
+                <wp:docPr id="10" name="文本框 10"/>
+                <wp:cNvGraphicFramePr/>
+                <a:graphic xmlns:a="http://schemas.openxmlformats.org/drawingml/2006/main">
+                  <a:graphicData uri="http://schemas.microsoft.com/office/word/2010/wordprocessingShape">
+                    <wps:wsp>
+                      <wps:cNvSpPr txBox="1"/>
+                      <wps:spPr>
+                        <a:xfrm>
+                          <a:off x="0" y="0"/>
+                          <a:ext cx="1407160" cy="633095"/>
+                        </a:xfrm>
+                        <a:prstGeom prst="rect">
+                          <a:avLst/>
+                        </a:prstGeom>
+                        <a:noFill/>
+                        <a:ln w="6350">
+                          <a:noFill/>
+                        </a:ln>
+                      </wps:spPr>
+                      <wps:style>
+                        <a:lnRef idx="0">
+                          <a:schemeClr val="accent1"/>
+                        </a:lnRef>
+                        <a:fillRef idx="0">
+                          <a:schemeClr val="accent1"/>
+                        </a:fillRef>
+                        <a:effectRef idx="0">
+                          <a:schemeClr val="accent1"/>
+                        </a:effectRef>
+                        <a:fontRef idx="minor">
+                          <a:schemeClr val="dk1"/>
+                        </a:fontRef>
+                      </wps:style>
+                      <wps:txbx>
+                        <w:txbxContent>
+                          <w:p>
+                            <w:pPr>
+                              <w:keepNext w:val="0"/>
+                              <w:keepLines w:val="0"/>
+                              <w:pageBreakBefore w:val="0"/>
+                              <w:widowControl w:val="0"/>
+                              <w:kinsoku/>
+                              <w:wordWrap/>
+                              <w:overflowPunct/>
+                              <w:topLinePunct w:val="0"/>
+                              <w:bidi w:val="0"/>
+                              <w:adjustRightInd/>
+                              <w:snapToGrid/>
+                              <w:spacing w:line="0" w:lineRule="atLeast"/>
+                              <w:jc w:val="center"/>
+                              <w:textAlignment w:val="auto"/>
+                              <w:rPr>
+                                <w:rFonts w:hint="default" w:asciiTheme="minorEastAsia" w:hAnsiTheme="minorEastAsia" w:eastAsiaTheme="minorEastAsia" w:cstheme="minorEastAsia"/>
+                                <w:color w:val="FFFFFF" w:themeColor="background1"/>
+                                <w:sz w:val="28"/>
+                                <w:szCs w:val="28"/>
+                                <w:lang w:val="en-US" w:eastAsia="zh-CN"/>
+                                <w14:textFill>
+                                  <w14:solidFill>
+                                    <w14:schemeClr w14:val="bg1"/>
+                                  </w14:solidFill>
+                                </w14:textFill>
+                              </w:rPr>
+                            </w:pPr>
+                            <w:r>
+                              <w:rPr>
+                                <w:rFonts w:hint="eastAsia" w:asciiTheme="minorEastAsia" w:hAnsiTheme="minorEastAsia" w:eastAsiaTheme="minorEastAsia" w:cstheme="minorEastAsia"/>
+                                <w:color w:val="FFFFFF" w:themeColor="background1"/>
+                                <w:sz w:val="28"/>
+                                <w:szCs w:val="28"/>
+                                <w:lang w:val="en-US" w:eastAsia="zh-CN"/>
+                                <w14:textFill>
+                                  <w14:solidFill>
+                                    <w14:schemeClr w14:val="bg1"/>
+                                  </w14:solidFill>
+                                </w14:textFill>
+                              </w:rPr>
+                              <w:t>咸、腐、恐、吹猪、豆、六</w:t>
+                            </w:r>
+                          </w:p>
+                        </w:txbxContent>
+                      </wps:txbx>
+                      <wps:bodyPr rot="0" spcFirstLastPara="0" vertOverflow="overflow" horzOverflow="overflow" vert="horz" wrap="square" lIns="91440" tIns="45720" rIns="91440" bIns="45720" numCol="1" spcCol="0" rtlCol="0" fromWordArt="0" anchor="t" anchorCtr="0" forceAA="0" compatLnSpc="1">
+                        <a:noAutofit/>
+                      </wps:bodyPr>
+                    </wps:wsp>
+                  </a:graphicData>
+                </a:graphic>
+              </wp:anchor>
+            </w:drawing>
+          </mc:Choice>
+          <mc:Fallback>
+            <w:pict>
+              <v:shape id="_x0000_s1026" o:spid="_x0000_s1026" o:spt="202" type="#_x0000_t202" style="position:absolute;left:0pt;margin-left:157.1pt;margin-top:70.75pt;height:49.85pt;width:110.8pt;z-index:251686912;mso-width-relative:page;mso-height-relative:page;" filled="f" stroked="f" coordsize="21600,21600" o:gfxdata="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">
+                <v:fill on="f" focussize="0,0"/>
+                <v:stroke on="f" weight="0.5pt"/>
+                <v:imagedata o:title=""/>
+                <o:lock v:ext="edit" aspectratio="f"/>
+                <v:textbox>
+                  <w:txbxContent>
+                    <w:p>
+                      <w:pPr>
+                        <w:keepNext w:val="0"/>
+                        <w:keepLines w:val="0"/>
+                        <w:pageBreakBefore w:val="0"/>
+                        <w:widowControl w:val="0"/>
+                        <w:kinsoku/>
+                        <w:wordWrap/>
+                        <w:overflowPunct/>
+                        <w:topLinePunct w:val="0"/>
+                        <w:bidi w:val="0"/>
+                        <w:adjustRightInd/>
+                        <w:snapToGrid/>
+                        <w:spacing w:line="0" w:lineRule="atLeast"/>
+                        <w:jc w:val="center"/>
+                        <w:textAlignment w:val="auto"/>
+                        <w:rPr>
+                          <w:rFonts w:hint="default" w:asciiTheme="minorEastAsia" w:hAnsiTheme="minorEastAsia" w:eastAsiaTheme="minorEastAsia" w:cstheme="minorEastAsia"/>
                           <w:color w:val="FFFFFF" w:themeColor="background1"/>
                           <w:sz w:val="28"/>
                           <w:szCs w:val="28"/>
@@ -2960,7 +6390,7 @@
                       </w:pPr>
                       <w:r>
                         <w:rPr>
-                          <w:rFonts w:hint="eastAsia" w:ascii="微软雅黑" w:hAnsi="微软雅黑" w:eastAsia="微软雅黑" w:cs="微软雅黑"/>
+                          <w:rFonts w:hint="eastAsia" w:asciiTheme="minorEastAsia" w:hAnsiTheme="minorEastAsia" w:eastAsiaTheme="minorEastAsia" w:cstheme="minorEastAsia"/>
                           <w:color w:val="FFFFFF" w:themeColor="background1"/>
                           <w:sz w:val="28"/>
                           <w:szCs w:val="28"/>
@@ -2971,7 +6401,7 @@
                             </w14:solidFill>
                           </w14:textFill>
                         </w:rPr>
-                        <w:t>咸、恐、吹</w:t>
+                        <w:t>咸、腐、恐、吹猪、豆、六</w:t>
                       </w:r>
                     </w:p>
                   </w:txbxContent>
@@ -2991,12 +6421,12 @@
               <wp:anchor distT="0" distB="0" distL="114300" distR="114300" simplePos="0" relativeHeight="251684864" behindDoc="0" locked="0" layoutInCell="1" allowOverlap="1">
                 <wp:simplePos x="0" y="0"/>
                 <wp:positionH relativeFrom="column">
-                  <wp:posOffset>4686935</wp:posOffset>
+                  <wp:posOffset>4504055</wp:posOffset>
                 </wp:positionH>
                 <wp:positionV relativeFrom="paragraph">
-                  <wp:posOffset>946785</wp:posOffset>
+                  <wp:posOffset>908685</wp:posOffset>
                 </wp:positionV>
-                <wp:extent cx="1041400" cy="466725"/>
+                <wp:extent cx="1381760" cy="569595"/>
                 <wp:effectExtent l="0" t="0" r="0" b="0"/>
                 <wp:wrapNone/>
                 <wp:docPr id="8" name="文本框 8"/>
@@ -3008,7 +6438,7 @@
                       <wps:spPr>
                         <a:xfrm>
                           <a:off x="0" y="0"/>
-                          <a:ext cx="1041400" cy="466725"/>
+                          <a:ext cx="1381760" cy="569595"/>
                         </a:xfrm>
                         <a:prstGeom prst="rect">
                           <a:avLst/>
@@ -3036,8 +6466,22 @@
                         <w:txbxContent>
                           <w:p>
                             <w:pPr>
-                              <w:rPr>
-                                <w:rFonts w:hint="default" w:ascii="微软雅黑" w:hAnsi="微软雅黑" w:eastAsia="微软雅黑" w:cs="微软雅黑"/>
+                              <w:keepNext w:val="0"/>
+                              <w:keepLines w:val="0"/>
+                              <w:pageBreakBefore w:val="0"/>
+                              <w:widowControl w:val="0"/>
+                              <w:kinsoku/>
+                              <w:wordWrap/>
+                              <w:overflowPunct/>
+                              <w:topLinePunct w:val="0"/>
+                              <w:bidi w:val="0"/>
+                              <w:adjustRightInd/>
+                              <w:snapToGrid/>
+                              <w:spacing w:line="0" w:lineRule="atLeast"/>
+                              <w:jc w:val="center"/>
+                              <w:textAlignment w:val="auto"/>
+                              <w:rPr>
+                                <w:rFonts w:hint="default" w:asciiTheme="minorEastAsia" w:hAnsiTheme="minorEastAsia" w:eastAsiaTheme="minorEastAsia" w:cstheme="minorEastAsia"/>
                                 <w:color w:val="auto"/>
                                 <w:sz w:val="28"/>
                                 <w:szCs w:val="28"/>
@@ -3046,13 +6490,13 @@
                             </w:pPr>
                             <w:r>
                               <w:rPr>
-                                <w:rFonts w:hint="eastAsia" w:ascii="微软雅黑" w:hAnsi="微软雅黑" w:eastAsia="微软雅黑" w:cs="微软雅黑"/>
-                                <w:color w:val="auto"/>
-                                <w:sz w:val="28"/>
-                                <w:szCs w:val="28"/>
-                                <w:lang w:val="en-US" w:eastAsia="zh-CN"/>
-                              </w:rPr>
-                              <w:t>辛、忧、呬</w:t>
+                                <w:rFonts w:hint="eastAsia" w:asciiTheme="minorEastAsia" w:hAnsiTheme="minorEastAsia" w:eastAsiaTheme="minorEastAsia" w:cstheme="minorEastAsia"/>
+                                <w:color w:val="auto"/>
+                                <w:sz w:val="28"/>
+                                <w:szCs w:val="28"/>
+                                <w:lang w:val="en-US" w:eastAsia="zh-CN"/>
+                              </w:rPr>
+                              <w:t>辛、腥、忧、呬马、稻、九</w:t>
                             </w:r>
                           </w:p>
                         </w:txbxContent>
@@ -3068,7 +6512,7 @@
           </mc:Choice>
           <mc:Fallback>
             <w:pict>
-              <v:shape id="_x0000_s1026" o:spid="_x0000_s1026" o:spt="202" type="#_x0000_t202" style="position:absolute;left:0pt;margin-left:369.05pt;margin-top:74.55pt;height:36.75pt;width:82pt;z-index:251684864;mso-width-relative:page;mso-height-relative:page;" filled="f" stroked="f" coordsize="21600,21600" o:gfxdata="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">
+              <v:shape id="_x0000_s1026" o:spid="_x0000_s1026" o:spt="202" type="#_x0000_t202" style="position:absolute;left:0pt;margin-left:354.65pt;margin-top:71.55pt;height:44.85pt;width:108.8pt;z-index:251684864;mso-width-relative:page;mso-height-relative:page;" filled="f" stroked="f" coordsize="21600,21600" o:gfxdata="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">
                 <v:fill on="f" focussize="0,0"/>
                 <v:stroke on="f" weight="0.5pt"/>
                 <v:imagedata o:title=""/>
@@ -3077,8 +6521,22 @@
                   <w:txbxContent>
                     <w:p>
                       <w:pPr>
-                        <w:rPr>
-                          <w:rFonts w:hint="default" w:ascii="微软雅黑" w:hAnsi="微软雅黑" w:eastAsia="微软雅黑" w:cs="微软雅黑"/>
+                        <w:keepNext w:val="0"/>
+                        <w:keepLines w:val="0"/>
+                        <w:pageBreakBefore w:val="0"/>
+                        <w:widowControl w:val="0"/>
+                        <w:kinsoku/>
+                        <w:wordWrap/>
+                        <w:overflowPunct/>
+                        <w:topLinePunct w:val="0"/>
+                        <w:bidi w:val="0"/>
+                        <w:adjustRightInd/>
+                        <w:snapToGrid/>
+                        <w:spacing w:line="0" w:lineRule="atLeast"/>
+                        <w:jc w:val="center"/>
+                        <w:textAlignment w:val="auto"/>
+                        <w:rPr>
+                          <w:rFonts w:hint="default" w:asciiTheme="minorEastAsia" w:hAnsiTheme="minorEastAsia" w:eastAsiaTheme="minorEastAsia" w:cstheme="minorEastAsia"/>
                           <w:color w:val="auto"/>
                           <w:sz w:val="28"/>
                           <w:szCs w:val="28"/>
@@ -3087,13 +6545,13 @@
                       </w:pPr>
                       <w:r>
                         <w:rPr>
-                          <w:rFonts w:hint="eastAsia" w:ascii="微软雅黑" w:hAnsi="微软雅黑" w:eastAsia="微软雅黑" w:cs="微软雅黑"/>
-                          <w:color w:val="auto"/>
-                          <w:sz w:val="28"/>
-                          <w:szCs w:val="28"/>
-                          <w:lang w:val="en-US" w:eastAsia="zh-CN"/>
-                        </w:rPr>
-                        <w:t>辛、忧、呬</w:t>
+                          <w:rFonts w:hint="eastAsia" w:asciiTheme="minorEastAsia" w:hAnsiTheme="minorEastAsia" w:eastAsiaTheme="minorEastAsia" w:cstheme="minorEastAsia"/>
+                          <w:color w:val="auto"/>
+                          <w:sz w:val="28"/>
+                          <w:szCs w:val="28"/>
+                          <w:lang w:val="en-US" w:eastAsia="zh-CN"/>
+                        </w:rPr>
+                        <w:t>辛、腥、忧、呬马、稻、九</w:t>
                       </w:r>
                     </w:p>
                   </w:txbxContent>
@@ -3176,7 +6634,7 @@
   <w:docDefaults>
     <w:rPrDefault>
       <w:rPr>
-        <w:rFonts w:asciiTheme="minorHAnsi" w:hAnsiTheme="minorHAnsi" w:eastAsiaTheme="minorEastAsia" w:cstheme="minorBidi"/>
+        <w:rFonts w:ascii="Times New Roman" w:hAnsi="Times New Roman" w:eastAsia="宋体" w:cs="Times New Roman"/>
       </w:rPr>
     </w:rPrDefault>
     <w:pPrDefault/>

--- a/docs/public/五行生克图.docx
+++ b/docs/public/五行生克图.docx
@@ -10,18 +10,18 @@
         <mc:AlternateContent>
           <mc:Choice Requires="wps">
             <w:drawing>
-              <wp:anchor distT="0" distB="0" distL="114300" distR="114300" simplePos="0" relativeHeight="251701248" behindDoc="0" locked="0" layoutInCell="1" allowOverlap="1">
+              <wp:anchor distT="0" distB="0" distL="114300" distR="114300" simplePos="0" relativeHeight="251703296" behindDoc="0" locked="0" layoutInCell="1" allowOverlap="1">
                 <wp:simplePos x="0" y="0"/>
                 <wp:positionH relativeFrom="column">
-                  <wp:posOffset>2299970</wp:posOffset>
+                  <wp:posOffset>4952365</wp:posOffset>
                 </wp:positionH>
                 <wp:positionV relativeFrom="paragraph">
-                  <wp:posOffset>-758825</wp:posOffset>
+                  <wp:posOffset>-765175</wp:posOffset>
                 </wp:positionV>
-                <wp:extent cx="1160780" cy="1649095"/>
+                <wp:extent cx="1390650" cy="1419225"/>
                 <wp:effectExtent l="0" t="0" r="0" b="0"/>
                 <wp:wrapNone/>
-                <wp:docPr id="27" name="文本框 27"/>
+                <wp:docPr id="11" name="文本框 11"/>
                 <wp:cNvGraphicFramePr/>
                 <a:graphic xmlns:a="http://schemas.openxmlformats.org/drawingml/2006/main">
                   <a:graphicData uri="http://schemas.microsoft.com/office/word/2010/wordprocessingShape">
@@ -30,7 +30,7 @@
                       <wps:spPr>
                         <a:xfrm>
                           <a:off x="0" y="0"/>
-                          <a:ext cx="1160780" cy="1649095"/>
+                          <a:ext cx="1390650" cy="1419225"/>
                         </a:xfrm>
                         <a:prstGeom prst="rect">
                           <a:avLst/>
@@ -73,7 +73,7 @@
                               <w:jc w:val="left"/>
                               <w:textAlignment w:val="auto"/>
                               <w:rPr>
-                                <w:rFonts w:hint="default" w:ascii="微软雅黑" w:hAnsi="微软雅黑" w:eastAsia="微软雅黑" w:cs="微软雅黑"/>
+                                <w:rFonts w:hint="eastAsia" w:ascii="微软雅黑" w:hAnsi="微软雅黑" w:eastAsia="微软雅黑" w:cs="微软雅黑"/>
                                 <w:color w:val="auto"/>
                                 <w:sz w:val="28"/>
                                 <w:szCs w:val="28"/>
@@ -88,7 +88,7 @@
                                 <w:szCs w:val="28"/>
                                 <w:lang w:val="en-US" w:eastAsia="zh-CN"/>
                               </w:rPr>
-                              <w:t>开窍于耳</w:t>
+                              <w:t>在变动为忧</w:t>
                             </w:r>
                           </w:p>
                           <w:p>
@@ -108,7 +108,7 @@
                               <w:jc w:val="left"/>
                               <w:textAlignment w:val="auto"/>
                               <w:rPr>
-                                <w:rFonts w:hint="default" w:ascii="微软雅黑" w:hAnsi="微软雅黑" w:eastAsia="微软雅黑" w:cs="微软雅黑"/>
+                                <w:rFonts w:hint="eastAsia" w:ascii="微软雅黑" w:hAnsi="微软雅黑" w:eastAsia="微软雅黑" w:cs="微软雅黑"/>
                                 <w:color w:val="auto"/>
                                 <w:sz w:val="28"/>
                                 <w:szCs w:val="28"/>
@@ -123,7 +123,7 @@
                                 <w:szCs w:val="28"/>
                                 <w:lang w:val="en-US" w:eastAsia="zh-CN"/>
                               </w:rPr>
-                              <w:t>主脉</w:t>
+                              <w:t>喜伤心，恐胜喜</w:t>
                             </w:r>
                           </w:p>
                           <w:p>
@@ -143,7 +143,7 @@
                               <w:jc w:val="left"/>
                               <w:textAlignment w:val="auto"/>
                               <w:rPr>
-                                <w:rFonts w:hint="default" w:ascii="微软雅黑" w:hAnsi="微软雅黑" w:eastAsia="微软雅黑" w:cs="微软雅黑"/>
+                                <w:rFonts w:hint="eastAsia" w:ascii="微软雅黑" w:hAnsi="微软雅黑" w:eastAsia="微软雅黑" w:cs="微软雅黑"/>
                                 <w:color w:val="auto"/>
                                 <w:sz w:val="28"/>
                                 <w:szCs w:val="28"/>
@@ -158,7 +158,7 @@
                                 <w:szCs w:val="28"/>
                                 <w:lang w:val="en-US" w:eastAsia="zh-CN"/>
                               </w:rPr>
-                              <w:t>其华在面</w:t>
+                              <w:t>热伤气，寒胜热</w:t>
                             </w:r>
                           </w:p>
                           <w:p>
@@ -193,7 +193,7 @@
                                 <w:szCs w:val="28"/>
                                 <w:lang w:val="en-US" w:eastAsia="zh-CN"/>
                               </w:rPr>
-                              <w:t>病及五脏</w:t>
+                              <w:t>苦伤气，咸胜苦</w:t>
                             </w:r>
                           </w:p>
                         </w:txbxContent>
@@ -209,7 +209,7 @@
           </mc:Choice>
           <mc:Fallback>
             <w:pict>
-              <v:shape id="_x0000_s1026" o:spid="_x0000_s1026" o:spt="202" type="#_x0000_t202" style="position:absolute;left:0pt;margin-left:181.1pt;margin-top:-59.75pt;height:129.85pt;width:91.4pt;z-index:251701248;mso-width-relative:page;mso-height-relative:page;" filled="f" stroked="f" coordsize="21600,21600" o:gfxdata="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">
+              <v:shape id="_x0000_s1026" o:spid="_x0000_s1026" o:spt="202" type="#_x0000_t202" style="position:absolute;left:0pt;margin-left:389.95pt;margin-top:-60.25pt;height:111.75pt;width:109.5pt;z-index:251703296;mso-width-relative:page;mso-height-relative:page;" filled="f" stroked="f" coordsize="21600,21600" o:gfxdata="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">
                 <v:fill on="f" focussize="0,0"/>
                 <v:stroke on="f" weight="0.5pt"/>
                 <v:imagedata o:title=""/>
@@ -233,7 +233,7 @@
                         <w:jc w:val="left"/>
                         <w:textAlignment w:val="auto"/>
                         <w:rPr>
-                          <w:rFonts w:hint="default" w:ascii="微软雅黑" w:hAnsi="微软雅黑" w:eastAsia="微软雅黑" w:cs="微软雅黑"/>
+                          <w:rFonts w:hint="eastAsia" w:ascii="微软雅黑" w:hAnsi="微软雅黑" w:eastAsia="微软雅黑" w:cs="微软雅黑"/>
                           <w:color w:val="auto"/>
                           <w:sz w:val="28"/>
                           <w:szCs w:val="28"/>
@@ -248,7 +248,367 @@
                           <w:szCs w:val="28"/>
                           <w:lang w:val="en-US" w:eastAsia="zh-CN"/>
                         </w:rPr>
-                        <w:t>开窍于耳</w:t>
+                        <w:t>在变动为忧</w:t>
+                      </w:r>
+                    </w:p>
+                    <w:p>
+                      <w:pPr>
+                        <w:keepNext w:val="0"/>
+                        <w:keepLines w:val="0"/>
+                        <w:pageBreakBefore w:val="0"/>
+                        <w:widowControl w:val="0"/>
+                        <w:kinsoku/>
+                        <w:wordWrap/>
+                        <w:overflowPunct/>
+                        <w:topLinePunct w:val="0"/>
+                        <w:bidi w:val="0"/>
+                        <w:adjustRightInd/>
+                        <w:snapToGrid/>
+                        <w:spacing w:line="0" w:lineRule="atLeast"/>
+                        <w:jc w:val="left"/>
+                        <w:textAlignment w:val="auto"/>
+                        <w:rPr>
+                          <w:rFonts w:hint="eastAsia" w:ascii="微软雅黑" w:hAnsi="微软雅黑" w:eastAsia="微软雅黑" w:cs="微软雅黑"/>
+                          <w:color w:val="auto"/>
+                          <w:sz w:val="28"/>
+                          <w:szCs w:val="28"/>
+                          <w:lang w:val="en-US" w:eastAsia="zh-CN"/>
+                        </w:rPr>
+                      </w:pPr>
+                      <w:r>
+                        <w:rPr>
+                          <w:rFonts w:hint="eastAsia" w:ascii="微软雅黑" w:hAnsi="微软雅黑" w:eastAsia="微软雅黑" w:cs="微软雅黑"/>
+                          <w:color w:val="auto"/>
+                          <w:sz w:val="28"/>
+                          <w:szCs w:val="28"/>
+                          <w:lang w:val="en-US" w:eastAsia="zh-CN"/>
+                        </w:rPr>
+                        <w:t>喜伤心，恐胜喜</w:t>
+                      </w:r>
+                    </w:p>
+                    <w:p>
+                      <w:pPr>
+                        <w:keepNext w:val="0"/>
+                        <w:keepLines w:val="0"/>
+                        <w:pageBreakBefore w:val="0"/>
+                        <w:widowControl w:val="0"/>
+                        <w:kinsoku/>
+                        <w:wordWrap/>
+                        <w:overflowPunct/>
+                        <w:topLinePunct w:val="0"/>
+                        <w:bidi w:val="0"/>
+                        <w:adjustRightInd/>
+                        <w:snapToGrid/>
+                        <w:spacing w:line="0" w:lineRule="atLeast"/>
+                        <w:jc w:val="left"/>
+                        <w:textAlignment w:val="auto"/>
+                        <w:rPr>
+                          <w:rFonts w:hint="eastAsia" w:ascii="微软雅黑" w:hAnsi="微软雅黑" w:eastAsia="微软雅黑" w:cs="微软雅黑"/>
+                          <w:color w:val="auto"/>
+                          <w:sz w:val="28"/>
+                          <w:szCs w:val="28"/>
+                          <w:lang w:val="en-US" w:eastAsia="zh-CN"/>
+                        </w:rPr>
+                      </w:pPr>
+                      <w:r>
+                        <w:rPr>
+                          <w:rFonts w:hint="eastAsia" w:ascii="微软雅黑" w:hAnsi="微软雅黑" w:eastAsia="微软雅黑" w:cs="微软雅黑"/>
+                          <w:color w:val="auto"/>
+                          <w:sz w:val="28"/>
+                          <w:szCs w:val="28"/>
+                          <w:lang w:val="en-US" w:eastAsia="zh-CN"/>
+                        </w:rPr>
+                        <w:t>热伤气，寒胜热</w:t>
+                      </w:r>
+                    </w:p>
+                    <w:p>
+                      <w:pPr>
+                        <w:keepNext w:val="0"/>
+                        <w:keepLines w:val="0"/>
+                        <w:pageBreakBefore w:val="0"/>
+                        <w:widowControl w:val="0"/>
+                        <w:kinsoku/>
+                        <w:wordWrap/>
+                        <w:overflowPunct/>
+                        <w:topLinePunct w:val="0"/>
+                        <w:bidi w:val="0"/>
+                        <w:adjustRightInd/>
+                        <w:snapToGrid/>
+                        <w:spacing w:line="0" w:lineRule="atLeast"/>
+                        <w:jc w:val="left"/>
+                        <w:textAlignment w:val="auto"/>
+                        <w:rPr>
+                          <w:rFonts w:hint="default" w:ascii="微软雅黑" w:hAnsi="微软雅黑" w:eastAsia="微软雅黑" w:cs="微软雅黑"/>
+                          <w:color w:val="auto"/>
+                          <w:sz w:val="28"/>
+                          <w:szCs w:val="28"/>
+                          <w:lang w:val="en-US" w:eastAsia="zh-CN"/>
+                        </w:rPr>
+                      </w:pPr>
+                      <w:r>
+                        <w:rPr>
+                          <w:rFonts w:hint="eastAsia" w:ascii="微软雅黑" w:hAnsi="微软雅黑" w:eastAsia="微软雅黑" w:cs="微软雅黑"/>
+                          <w:color w:val="auto"/>
+                          <w:sz w:val="28"/>
+                          <w:szCs w:val="28"/>
+                          <w:lang w:val="en-US" w:eastAsia="zh-CN"/>
+                        </w:rPr>
+                        <w:t>苦伤气，咸胜苦</w:t>
+                      </w:r>
+                    </w:p>
+                  </w:txbxContent>
+                </v:textbox>
+              </v:shape>
+            </w:pict>
+          </mc:Fallback>
+        </mc:AlternateContent>
+      </w:r>
+      <w:r>
+        <w:rPr>
+          <w:sz w:val="21"/>
+        </w:rPr>
+        <mc:AlternateContent>
+          <mc:Choice Requires="wps">
+            <w:drawing>
+              <wp:anchor distT="0" distB="0" distL="114300" distR="114300" simplePos="0" relativeHeight="251701248" behindDoc="0" locked="0" layoutInCell="1" allowOverlap="1">
+                <wp:simplePos x="0" y="0"/>
+                <wp:positionH relativeFrom="column">
+                  <wp:posOffset>2180590</wp:posOffset>
+                </wp:positionH>
+                <wp:positionV relativeFrom="paragraph">
+                  <wp:posOffset>-758190</wp:posOffset>
+                </wp:positionV>
+                <wp:extent cx="1390650" cy="1395095"/>
+                <wp:effectExtent l="0" t="0" r="0" b="0"/>
+                <wp:wrapNone/>
+                <wp:docPr id="27" name="文本框 27"/>
+                <wp:cNvGraphicFramePr/>
+                <a:graphic xmlns:a="http://schemas.openxmlformats.org/drawingml/2006/main">
+                  <a:graphicData uri="http://schemas.microsoft.com/office/word/2010/wordprocessingShape">
+                    <wps:wsp>
+                      <wps:cNvSpPr txBox="1"/>
+                      <wps:spPr>
+                        <a:xfrm>
+                          <a:off x="0" y="0"/>
+                          <a:ext cx="1390650" cy="1395095"/>
+                        </a:xfrm>
+                        <a:prstGeom prst="rect">
+                          <a:avLst/>
+                        </a:prstGeom>
+                        <a:noFill/>
+                        <a:ln w="6350">
+                          <a:noFill/>
+                        </a:ln>
+                      </wps:spPr>
+                      <wps:style>
+                        <a:lnRef idx="0">
+                          <a:schemeClr val="accent1"/>
+                        </a:lnRef>
+                        <a:fillRef idx="0">
+                          <a:schemeClr val="accent1"/>
+                        </a:fillRef>
+                        <a:effectRef idx="0">
+                          <a:schemeClr val="accent1"/>
+                        </a:effectRef>
+                        <a:fontRef idx="minor">
+                          <a:schemeClr val="dk1"/>
+                        </a:fontRef>
+                      </wps:style>
+                      <wps:txbx>
+                        <w:txbxContent>
+                          <w:p>
+                            <w:pPr>
+                              <w:keepNext w:val="0"/>
+                              <w:keepLines w:val="0"/>
+                              <w:pageBreakBefore w:val="0"/>
+                              <w:widowControl w:val="0"/>
+                              <w:kinsoku/>
+                              <w:wordWrap/>
+                              <w:overflowPunct/>
+                              <w:topLinePunct w:val="0"/>
+                              <w:bidi w:val="0"/>
+                              <w:adjustRightInd/>
+                              <w:snapToGrid/>
+                              <w:spacing w:line="0" w:lineRule="atLeast"/>
+                              <w:jc w:val="left"/>
+                              <w:textAlignment w:val="auto"/>
+                              <w:rPr>
+                                <w:rFonts w:hint="default" w:ascii="微软雅黑" w:hAnsi="微软雅黑" w:eastAsia="微软雅黑" w:cs="微软雅黑"/>
+                                <w:color w:val="auto"/>
+                                <w:sz w:val="28"/>
+                                <w:szCs w:val="28"/>
+                                <w:lang w:val="en-US" w:eastAsia="zh-CN"/>
+                              </w:rPr>
+                            </w:pPr>
+                            <w:r>
+                              <w:rPr>
+                                <w:rFonts w:hint="eastAsia" w:ascii="微软雅黑" w:hAnsi="微软雅黑" w:eastAsia="微软雅黑" w:cs="微软雅黑"/>
+                                <w:color w:val="auto"/>
+                                <w:sz w:val="28"/>
+                                <w:szCs w:val="28"/>
+                                <w:lang w:val="en-US" w:eastAsia="zh-CN"/>
+                              </w:rPr>
+                              <w:t>开窍于耳、舌</w:t>
+                            </w:r>
+                          </w:p>
+                          <w:p>
+                            <w:pPr>
+                              <w:keepNext w:val="0"/>
+                              <w:keepLines w:val="0"/>
+                              <w:pageBreakBefore w:val="0"/>
+                              <w:widowControl w:val="0"/>
+                              <w:kinsoku/>
+                              <w:wordWrap/>
+                              <w:overflowPunct/>
+                              <w:topLinePunct w:val="0"/>
+                              <w:bidi w:val="0"/>
+                              <w:adjustRightInd/>
+                              <w:snapToGrid/>
+                              <w:spacing w:line="0" w:lineRule="atLeast"/>
+                              <w:jc w:val="left"/>
+                              <w:textAlignment w:val="auto"/>
+                              <w:rPr>
+                                <w:rFonts w:hint="default" w:ascii="微软雅黑" w:hAnsi="微软雅黑" w:eastAsia="微软雅黑" w:cs="微软雅黑"/>
+                                <w:color w:val="auto"/>
+                                <w:sz w:val="28"/>
+                                <w:szCs w:val="28"/>
+                                <w:lang w:val="en-US" w:eastAsia="zh-CN"/>
+                              </w:rPr>
+                            </w:pPr>
+                            <w:r>
+                              <w:rPr>
+                                <w:rFonts w:hint="eastAsia" w:ascii="微软雅黑" w:hAnsi="微软雅黑" w:eastAsia="微软雅黑" w:cs="微软雅黑"/>
+                                <w:color w:val="auto"/>
+                                <w:sz w:val="28"/>
+                                <w:szCs w:val="28"/>
+                                <w:lang w:val="en-US" w:eastAsia="zh-CN"/>
+                              </w:rPr>
+                              <w:t>主脉</w:t>
+                            </w:r>
+                          </w:p>
+                          <w:p>
+                            <w:pPr>
+                              <w:keepNext w:val="0"/>
+                              <w:keepLines w:val="0"/>
+                              <w:pageBreakBefore w:val="0"/>
+                              <w:widowControl w:val="0"/>
+                              <w:kinsoku/>
+                              <w:wordWrap/>
+                              <w:overflowPunct/>
+                              <w:topLinePunct w:val="0"/>
+                              <w:bidi w:val="0"/>
+                              <w:adjustRightInd/>
+                              <w:snapToGrid/>
+                              <w:spacing w:line="0" w:lineRule="atLeast"/>
+                              <w:jc w:val="left"/>
+                              <w:textAlignment w:val="auto"/>
+                              <w:rPr>
+                                <w:rFonts w:hint="default" w:ascii="微软雅黑" w:hAnsi="微软雅黑" w:eastAsia="微软雅黑" w:cs="微软雅黑"/>
+                                <w:color w:val="auto"/>
+                                <w:sz w:val="28"/>
+                                <w:szCs w:val="28"/>
+                                <w:lang w:val="en-US" w:eastAsia="zh-CN"/>
+                              </w:rPr>
+                            </w:pPr>
+                            <w:r>
+                              <w:rPr>
+                                <w:rFonts w:hint="eastAsia" w:ascii="微软雅黑" w:hAnsi="微软雅黑" w:eastAsia="微软雅黑" w:cs="微软雅黑"/>
+                                <w:color w:val="auto"/>
+                                <w:sz w:val="28"/>
+                                <w:szCs w:val="28"/>
+                                <w:lang w:val="en-US" w:eastAsia="zh-CN"/>
+                              </w:rPr>
+                              <w:t>其华在面</w:t>
+                            </w:r>
+                          </w:p>
+                          <w:p>
+                            <w:pPr>
+                              <w:keepNext w:val="0"/>
+                              <w:keepLines w:val="0"/>
+                              <w:pageBreakBefore w:val="0"/>
+                              <w:widowControl w:val="0"/>
+                              <w:kinsoku/>
+                              <w:wordWrap/>
+                              <w:overflowPunct/>
+                              <w:topLinePunct w:val="0"/>
+                              <w:bidi w:val="0"/>
+                              <w:adjustRightInd/>
+                              <w:snapToGrid/>
+                              <w:spacing w:line="0" w:lineRule="atLeast"/>
+                              <w:jc w:val="left"/>
+                              <w:textAlignment w:val="auto"/>
+                              <w:rPr>
+                                <w:rFonts w:hint="default" w:ascii="微软雅黑" w:hAnsi="微软雅黑" w:eastAsia="微软雅黑" w:cs="微软雅黑"/>
+                                <w:color w:val="auto"/>
+                                <w:sz w:val="28"/>
+                                <w:szCs w:val="28"/>
+                                <w:lang w:val="en-US" w:eastAsia="zh-CN"/>
+                              </w:rPr>
+                            </w:pPr>
+                            <w:r>
+                              <w:rPr>
+                                <w:rFonts w:hint="eastAsia" w:ascii="微软雅黑" w:hAnsi="微软雅黑" w:eastAsia="微软雅黑" w:cs="微软雅黑"/>
+                                <w:color w:val="auto"/>
+                                <w:sz w:val="28"/>
+                                <w:szCs w:val="28"/>
+                                <w:lang w:val="en-US" w:eastAsia="zh-CN"/>
+                              </w:rPr>
+                              <w:t>病及五脏</w:t>
+                            </w:r>
+                          </w:p>
+                        </w:txbxContent>
+                      </wps:txbx>
+                      <wps:bodyPr rot="0" spcFirstLastPara="0" vertOverflow="overflow" horzOverflow="overflow" vert="horz" wrap="square" lIns="91440" tIns="45720" rIns="91440" bIns="45720" numCol="1" spcCol="0" rtlCol="0" fromWordArt="0" anchor="t" anchorCtr="0" forceAA="0" compatLnSpc="1">
+                        <a:noAutofit/>
+                      </wps:bodyPr>
+                    </wps:wsp>
+                  </a:graphicData>
+                </a:graphic>
+              </wp:anchor>
+            </w:drawing>
+          </mc:Choice>
+          <mc:Fallback>
+            <w:pict>
+              <v:shape id="_x0000_s1026" o:spid="_x0000_s1026" o:spt="202" type="#_x0000_t202" style="position:absolute;left:0pt;margin-left:171.7pt;margin-top:-59.7pt;height:109.85pt;width:109.5pt;z-index:251701248;mso-width-relative:page;mso-height-relative:page;" filled="f" stroked="f" coordsize="21600,21600" o:gfxdata="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">
+                <v:fill on="f" focussize="0,0"/>
+                <v:stroke on="f" weight="0.5pt"/>
+                <v:imagedata o:title=""/>
+                <o:lock v:ext="edit" aspectratio="f"/>
+                <v:textbox>
+                  <w:txbxContent>
+                    <w:p>
+                      <w:pPr>
+                        <w:keepNext w:val="0"/>
+                        <w:keepLines w:val="0"/>
+                        <w:pageBreakBefore w:val="0"/>
+                        <w:widowControl w:val="0"/>
+                        <w:kinsoku/>
+                        <w:wordWrap/>
+                        <w:overflowPunct/>
+                        <w:topLinePunct w:val="0"/>
+                        <w:bidi w:val="0"/>
+                        <w:adjustRightInd/>
+                        <w:snapToGrid/>
+                        <w:spacing w:line="0" w:lineRule="atLeast"/>
+                        <w:jc w:val="left"/>
+                        <w:textAlignment w:val="auto"/>
+                        <w:rPr>
+                          <w:rFonts w:hint="default" w:ascii="微软雅黑" w:hAnsi="微软雅黑" w:eastAsia="微软雅黑" w:cs="微软雅黑"/>
+                          <w:color w:val="auto"/>
+                          <w:sz w:val="28"/>
+                          <w:szCs w:val="28"/>
+                          <w:lang w:val="en-US" w:eastAsia="zh-CN"/>
+                        </w:rPr>
+                      </w:pPr>
+                      <w:r>
+                        <w:rPr>
+                          <w:rFonts w:hint="eastAsia" w:ascii="微软雅黑" w:hAnsi="微软雅黑" w:eastAsia="微软雅黑" w:cs="微软雅黑"/>
+                          <w:color w:val="auto"/>
+                          <w:sz w:val="28"/>
+                          <w:szCs w:val="28"/>
+                          <w:lang w:val="en-US" w:eastAsia="zh-CN"/>
+                        </w:rPr>
+                        <w:t>开窍于耳、舌</w:t>
                       </w:r>
                     </w:p>
                     <w:p>
@@ -373,12 +733,12 @@
               <wp:anchor distT="0" distB="0" distL="114300" distR="114300" simplePos="0" relativeHeight="251696128" behindDoc="0" locked="0" layoutInCell="1" allowOverlap="1">
                 <wp:simplePos x="0" y="0"/>
                 <wp:positionH relativeFrom="column">
-                  <wp:posOffset>4384675</wp:posOffset>
+                  <wp:posOffset>4308475</wp:posOffset>
                 </wp:positionH>
                 <wp:positionV relativeFrom="paragraph">
                   <wp:posOffset>-254000</wp:posOffset>
                 </wp:positionV>
-                <wp:extent cx="359410" cy="387985"/>
+                <wp:extent cx="589280" cy="387985"/>
                 <wp:effectExtent l="0" t="0" r="0" b="0"/>
                 <wp:wrapNone/>
                 <wp:docPr id="20" name="文本框 20"/>
@@ -390,7 +750,7 @@
                       <wps:spPr>
                         <a:xfrm>
                           <a:off x="0" y="0"/>
-                          <a:ext cx="359410" cy="387985"/>
+                          <a:ext cx="589280" cy="387985"/>
                         </a:xfrm>
                         <a:prstGeom prst="rect">
                           <a:avLst/>
@@ -447,7 +807,7 @@
                                 <w:szCs w:val="28"/>
                                 <w:lang w:val="en-US" w:eastAsia="zh-CN"/>
                               </w:rPr>
-                              <w:t>南</w:t>
+                              <w:t>南热</w:t>
                             </w:r>
                           </w:p>
                         </w:txbxContent>
@@ -463,7 +823,7 @@
           </mc:Choice>
           <mc:Fallback>
             <w:pict>
-              <v:shape id="_x0000_s1026" o:spid="_x0000_s1026" o:spt="202" type="#_x0000_t202" style="position:absolute;left:0pt;margin-left:345.25pt;margin-top:-20pt;height:30.55pt;width:28.3pt;z-index:251696128;mso-width-relative:page;mso-height-relative:page;" filled="f" stroked="f" coordsize="21600,21600" o:gfxdata="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">
+              <v:shape id="_x0000_s1026" o:spid="_x0000_s1026" o:spt="202" type="#_x0000_t202" style="position:absolute;left:0pt;margin-left:339.25pt;margin-top:-20pt;height:30.55pt;width:46.4pt;z-index:251696128;mso-width-relative:page;mso-height-relative:page;" filled="f" stroked="f" coordsize="21600,21600" o:gfxdata="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">
                 <v:fill on="f" focussize="0,0"/>
                 <v:stroke on="f" weight="0.5pt"/>
                 <v:imagedata o:title=""/>
@@ -501,7 +861,7 @@
                           <w:szCs w:val="28"/>
                           <w:lang w:val="en-US" w:eastAsia="zh-CN"/>
                         </w:rPr>
-                        <w:t>南</w:t>
+                        <w:t>南热</w:t>
                       </w:r>
                     </w:p>
                   </w:txbxContent>
@@ -857,8 +1217,8 @@
                             <w:r>
                               <w:rPr>
                                 <w:rFonts w:hint="eastAsia" w:ascii="微软雅黑" w:hAnsi="微软雅黑" w:eastAsia="微软雅黑" w:cs="微软雅黑"/>
-                                <w:sz w:val="44"/>
-                                <w:szCs w:val="44"/>
+                                <w:sz w:val="21"/>
+                                <w:szCs w:val="21"/>
                               </w:rPr>
                               <w:t xml:space="preserve"> </w:t>
                             </w:r>
@@ -878,6 +1238,15 @@
                                 <w:szCs w:val="44"/>
                               </w:rPr>
                               <w:t>肠</w:t>
+                            </w:r>
+                            <w:r>
+                              <w:rPr>
+                                <w:rFonts w:hint="eastAsia" w:ascii="微软雅黑" w:hAnsi="微软雅黑" w:eastAsia="微软雅黑" w:cs="微软雅黑"/>
+                                <w:sz w:val="21"/>
+                                <w:szCs w:val="21"/>
+                                <w:lang w:val="en-US" w:eastAsia="zh-CN"/>
+                              </w:rPr>
+                              <w:t>七</w:t>
                             </w:r>
                           </w:p>
                         </w:txbxContent>
@@ -933,8 +1302,8 @@
                       <w:r>
                         <w:rPr>
                           <w:rFonts w:hint="eastAsia" w:ascii="微软雅黑" w:hAnsi="微软雅黑" w:eastAsia="微软雅黑" w:cs="微软雅黑"/>
-                          <w:sz w:val="44"/>
-                          <w:szCs w:val="44"/>
+                          <w:sz w:val="21"/>
+                          <w:szCs w:val="21"/>
                         </w:rPr>
                         <w:t xml:space="preserve"> </w:t>
                       </w:r>
@@ -954,6 +1323,15 @@
                           <w:szCs w:val="44"/>
                         </w:rPr>
                         <w:t>肠</w:t>
+                      </w:r>
+                      <w:r>
+                        <w:rPr>
+                          <w:rFonts w:hint="eastAsia" w:ascii="微软雅黑" w:hAnsi="微软雅黑" w:eastAsia="微软雅黑" w:cs="微软雅黑"/>
+                          <w:sz w:val="21"/>
+                          <w:szCs w:val="21"/>
+                          <w:lang w:val="en-US" w:eastAsia="zh-CN"/>
+                        </w:rPr>
+                        <w:t>七</w:t>
                       </w:r>
                     </w:p>
                   </w:txbxContent>
@@ -965,101 +1343,6 @@
       </w:r>
     </w:p>
     <w:p>
-      <w:r>
-        <mc:AlternateContent>
-          <mc:Choice Requires="wps">
-            <w:drawing>
-              <wp:anchor distT="0" distB="0" distL="114300" distR="114300" simplePos="0" relativeHeight="251671552" behindDoc="0" locked="0" layoutInCell="1" allowOverlap="1">
-                <wp:simplePos x="0" y="0"/>
-                <wp:positionH relativeFrom="column">
-                  <wp:posOffset>5466715</wp:posOffset>
-                </wp:positionH>
-                <wp:positionV relativeFrom="paragraph">
-                  <wp:posOffset>140970</wp:posOffset>
-                </wp:positionV>
-                <wp:extent cx="613410" cy="438785"/>
-                <wp:effectExtent l="0" t="0" r="0" b="0"/>
-                <wp:wrapNone/>
-                <wp:docPr id="29" name="文本框 29"/>
-                <wp:cNvGraphicFramePr/>
-                <a:graphic xmlns:a="http://schemas.openxmlformats.org/drawingml/2006/main">
-                  <a:graphicData uri="http://schemas.microsoft.com/office/word/2010/wordprocessingShape">
-                    <wps:wsp>
-                      <wps:cNvSpPr txBox="1"/>
-                      <wps:spPr>
-                        <a:xfrm>
-                          <a:off x="0" y="0"/>
-                          <a:ext cx="613410" cy="438785"/>
-                        </a:xfrm>
-                        <a:prstGeom prst="rect">
-                          <a:avLst/>
-                        </a:prstGeom>
-                        <a:noFill/>
-                        <a:ln>
-                          <a:noFill/>
-                        </a:ln>
-                      </wps:spPr>
-                      <wps:txbx>
-                        <w:txbxContent>
-                          <w:p>
-                            <w:pPr>
-                              <w:rPr>
-                                <w:rFonts w:hint="eastAsia" w:ascii="微软雅黑" w:hAnsi="微软雅黑" w:eastAsia="微软雅黑" w:cs="微软雅黑"/>
-                                <w:sz w:val="44"/>
-                                <w:szCs w:val="44"/>
-                              </w:rPr>
-                            </w:pPr>
-                            <w:r>
-                              <w:rPr>
-                                <w:rFonts w:hint="eastAsia" w:ascii="微软雅黑" w:hAnsi="微软雅黑" w:eastAsia="微软雅黑" w:cs="微软雅黑"/>
-                                <w:sz w:val="44"/>
-                                <w:szCs w:val="44"/>
-                              </w:rPr>
-                              <w:t>相生</w:t>
-                            </w:r>
-                          </w:p>
-                        </w:txbxContent>
-                      </wps:txbx>
-                      <wps:bodyPr lIns="0" tIns="0" rIns="0" bIns="0" upright="1"/>
-                    </wps:wsp>
-                  </a:graphicData>
-                </a:graphic>
-              </wp:anchor>
-            </w:drawing>
-          </mc:Choice>
-          <mc:Fallback>
-            <w:pict>
-              <v:shape id="_x0000_s1026" o:spid="_x0000_s1026" o:spt="202" type="#_x0000_t202" style="position:absolute;left:0pt;margin-left:430.45pt;margin-top:11.1pt;height:34.55pt;width:48.3pt;z-index:251671552;mso-width-relative:page;mso-height-relative:page;" filled="f" stroked="f" coordsize="21600,21600" o:gfxdata="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">
-                <v:fill on="f" focussize="0,0"/>
-                <v:stroke on="f"/>
-                <v:imagedata o:title=""/>
-                <o:lock v:ext="edit" aspectratio="f"/>
-                <v:textbox inset="0mm,0mm,0mm,0mm">
-                  <w:txbxContent>
-                    <w:p>
-                      <w:pPr>
-                        <w:rPr>
-                          <w:rFonts w:hint="eastAsia" w:ascii="微软雅黑" w:hAnsi="微软雅黑" w:eastAsia="微软雅黑" w:cs="微软雅黑"/>
-                          <w:sz w:val="44"/>
-                          <w:szCs w:val="44"/>
-                        </w:rPr>
-                      </w:pPr>
-                      <w:r>
-                        <w:rPr>
-                          <w:rFonts w:hint="eastAsia" w:ascii="微软雅黑" w:hAnsi="微软雅黑" w:eastAsia="微软雅黑" w:cs="微软雅黑"/>
-                          <w:sz w:val="44"/>
-                          <w:szCs w:val="44"/>
-                        </w:rPr>
-                        <w:t>相生</w:t>
-                      </w:r>
-                    </w:p>
-                  </w:txbxContent>
-                </v:textbox>
-              </v:shape>
-            </w:pict>
-          </mc:Fallback>
-        </mc:AlternateContent>
-      </w:r>
       <w:r>
         <mc:AlternateContent>
           <mc:Choice Requires="wps">
@@ -1179,8 +1462,101 @@
       </w:r>
     </w:p>
     <w:p>
-      <w:bookmarkStart w:id="0" w:name="_GoBack"/>
-      <w:bookmarkEnd w:id="0"/>
+      <w:r>
+        <mc:AlternateContent>
+          <mc:Choice Requires="wps">
+            <w:drawing>
+              <wp:anchor distT="0" distB="0" distL="114300" distR="114300" simplePos="0" relativeHeight="251671552" behindDoc="0" locked="0" layoutInCell="1" allowOverlap="1">
+                <wp:simplePos x="0" y="0"/>
+                <wp:positionH relativeFrom="column">
+                  <wp:posOffset>5800725</wp:posOffset>
+                </wp:positionH>
+                <wp:positionV relativeFrom="paragraph">
+                  <wp:posOffset>22860</wp:posOffset>
+                </wp:positionV>
+                <wp:extent cx="613410" cy="438785"/>
+                <wp:effectExtent l="0" t="0" r="0" b="0"/>
+                <wp:wrapNone/>
+                <wp:docPr id="29" name="文本框 29"/>
+                <wp:cNvGraphicFramePr/>
+                <a:graphic xmlns:a="http://schemas.openxmlformats.org/drawingml/2006/main">
+                  <a:graphicData uri="http://schemas.microsoft.com/office/word/2010/wordprocessingShape">
+                    <wps:wsp>
+                      <wps:cNvSpPr txBox="1"/>
+                      <wps:spPr>
+                        <a:xfrm>
+                          <a:off x="0" y="0"/>
+                          <a:ext cx="613410" cy="438785"/>
+                        </a:xfrm>
+                        <a:prstGeom prst="rect">
+                          <a:avLst/>
+                        </a:prstGeom>
+                        <a:noFill/>
+                        <a:ln>
+                          <a:noFill/>
+                        </a:ln>
+                      </wps:spPr>
+                      <wps:txbx>
+                        <w:txbxContent>
+                          <w:p>
+                            <w:pPr>
+                              <w:rPr>
+                                <w:rFonts w:hint="eastAsia" w:ascii="微软雅黑" w:hAnsi="微软雅黑" w:eastAsia="微软雅黑" w:cs="微软雅黑"/>
+                                <w:sz w:val="44"/>
+                                <w:szCs w:val="44"/>
+                              </w:rPr>
+                            </w:pPr>
+                            <w:r>
+                              <w:rPr>
+                                <w:rFonts w:hint="eastAsia" w:ascii="微软雅黑" w:hAnsi="微软雅黑" w:eastAsia="微软雅黑" w:cs="微软雅黑"/>
+                                <w:sz w:val="44"/>
+                                <w:szCs w:val="44"/>
+                              </w:rPr>
+                              <w:t>相生</w:t>
+                            </w:r>
+                          </w:p>
+                        </w:txbxContent>
+                      </wps:txbx>
+                      <wps:bodyPr lIns="0" tIns="0" rIns="0" bIns="0" upright="1"/>
+                    </wps:wsp>
+                  </a:graphicData>
+                </a:graphic>
+              </wp:anchor>
+            </w:drawing>
+          </mc:Choice>
+          <mc:Fallback>
+            <w:pict>
+              <v:shape id="_x0000_s1026" o:spid="_x0000_s1026" o:spt="202" type="#_x0000_t202" style="position:absolute;left:0pt;margin-left:456.75pt;margin-top:1.8pt;height:34.55pt;width:48.3pt;z-index:251671552;mso-width-relative:page;mso-height-relative:page;" filled="f" stroked="f" coordsize="21600,21600" o:gfxdata="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">
+                <v:fill on="f" focussize="0,0"/>
+                <v:stroke on="f"/>
+                <v:imagedata o:title=""/>
+                <o:lock v:ext="edit" aspectratio="f"/>
+                <v:textbox inset="0mm,0mm,0mm,0mm">
+                  <w:txbxContent>
+                    <w:p>
+                      <w:pPr>
+                        <w:rPr>
+                          <w:rFonts w:hint="eastAsia" w:ascii="微软雅黑" w:hAnsi="微软雅黑" w:eastAsia="微软雅黑" w:cs="微软雅黑"/>
+                          <w:sz w:val="44"/>
+                          <w:szCs w:val="44"/>
+                        </w:rPr>
+                      </w:pPr>
+                      <w:r>
+                        <w:rPr>
+                          <w:rFonts w:hint="eastAsia" w:ascii="微软雅黑" w:hAnsi="微软雅黑" w:eastAsia="微软雅黑" w:cs="微软雅黑"/>
+                          <w:sz w:val="44"/>
+                          <w:szCs w:val="44"/>
+                        </w:rPr>
+                        <w:t>相生</w:t>
+                      </w:r>
+                    </w:p>
+                  </w:txbxContent>
+                </v:textbox>
+              </v:shape>
+            </w:pict>
+          </mc:Fallback>
+        </mc:AlternateContent>
+      </w:r>
       <w:r>
         <w:rPr>
           <w:sz w:val="21"/>
@@ -1286,7 +1662,7 @@
                               <w:jc w:val="center"/>
                               <w:textAlignment w:val="auto"/>
                               <w:rPr>
-                                <w:rFonts w:hint="eastAsia" w:asciiTheme="minorEastAsia" w:hAnsiTheme="minorEastAsia" w:eastAsiaTheme="minorEastAsia" w:cstheme="minorEastAsia"/>
+                                <w:rFonts w:hint="default" w:asciiTheme="minorEastAsia" w:hAnsiTheme="minorEastAsia" w:eastAsiaTheme="minorEastAsia" w:cstheme="minorEastAsia"/>
                                 <w:color w:val="auto"/>
                                 <w:sz w:val="28"/>
                                 <w:szCs w:val="28"/>
@@ -1301,7 +1677,7 @@
                                 <w:szCs w:val="28"/>
                                 <w:lang w:val="en-US" w:eastAsia="zh-CN"/>
                               </w:rPr>
-                              <w:t>羊、黍、七</w:t>
+                              <w:t>羊、黍、杏</w:t>
                             </w:r>
                           </w:p>
                         </w:txbxContent>
@@ -1376,7 +1752,7 @@
                         <w:jc w:val="center"/>
                         <w:textAlignment w:val="auto"/>
                         <w:rPr>
-                          <w:rFonts w:hint="eastAsia" w:asciiTheme="minorEastAsia" w:hAnsiTheme="minorEastAsia" w:eastAsiaTheme="minorEastAsia" w:cstheme="minorEastAsia"/>
+                          <w:rFonts w:hint="default" w:asciiTheme="minorEastAsia" w:hAnsiTheme="minorEastAsia" w:eastAsiaTheme="minorEastAsia" w:cstheme="minorEastAsia"/>
                           <w:color w:val="auto"/>
                           <w:sz w:val="28"/>
                           <w:szCs w:val="28"/>
@@ -1391,7 +1767,7 @@
                           <w:szCs w:val="28"/>
                           <w:lang w:val="en-US" w:eastAsia="zh-CN"/>
                         </w:rPr>
-                        <w:t>羊、黍、七</w:t>
+                        <w:t>羊、黍、杏</w:t>
                       </w:r>
                     </w:p>
                   </w:txbxContent>
@@ -1402,7 +1778,1288 @@
         </mc:AlternateContent>
       </w:r>
     </w:p>
-    <w:p/>
+    <w:p>
+      <w:r>
+        <w:rPr>
+          <w:sz w:val="21"/>
+        </w:rPr>
+        <mc:AlternateContent>
+          <mc:Choice Requires="wps">
+            <w:drawing>
+              <wp:anchor distT="0" distB="0" distL="114300" distR="114300" simplePos="0" relativeHeight="251700224" behindDoc="0" locked="0" layoutInCell="1" allowOverlap="1">
+                <wp:simplePos x="0" y="0"/>
+                <wp:positionH relativeFrom="column">
+                  <wp:posOffset>7187565</wp:posOffset>
+                </wp:positionH>
+                <wp:positionV relativeFrom="paragraph">
+                  <wp:posOffset>42545</wp:posOffset>
+                </wp:positionV>
+                <wp:extent cx="1453515" cy="2528570"/>
+                <wp:effectExtent l="0" t="0" r="0" b="0"/>
+                <wp:wrapNone/>
+                <wp:docPr id="25" name="文本框 25"/>
+                <wp:cNvGraphicFramePr/>
+                <a:graphic xmlns:a="http://schemas.openxmlformats.org/drawingml/2006/main">
+                  <a:graphicData uri="http://schemas.microsoft.com/office/word/2010/wordprocessingShape">
+                    <wps:wsp>
+                      <wps:cNvSpPr txBox="1"/>
+                      <wps:spPr>
+                        <a:xfrm>
+                          <a:off x="0" y="0"/>
+                          <a:ext cx="1453515" cy="2528570"/>
+                        </a:xfrm>
+                        <a:prstGeom prst="rect">
+                          <a:avLst/>
+                        </a:prstGeom>
+                        <a:noFill/>
+                        <a:ln w="6350">
+                          <a:noFill/>
+                        </a:ln>
+                      </wps:spPr>
+                      <wps:style>
+                        <a:lnRef idx="0">
+                          <a:schemeClr val="accent1"/>
+                        </a:lnRef>
+                        <a:fillRef idx="0">
+                          <a:schemeClr val="accent1"/>
+                        </a:fillRef>
+                        <a:effectRef idx="0">
+                          <a:schemeClr val="accent1"/>
+                        </a:effectRef>
+                        <a:fontRef idx="minor">
+                          <a:schemeClr val="dk1"/>
+                        </a:fontRef>
+                      </wps:style>
+                      <wps:txbx>
+                        <w:txbxContent>
+                          <w:p>
+                            <w:pPr>
+                              <w:keepNext w:val="0"/>
+                              <w:keepLines w:val="0"/>
+                              <w:pageBreakBefore w:val="0"/>
+                              <w:widowControl w:val="0"/>
+                              <w:kinsoku/>
+                              <w:wordWrap/>
+                              <w:overflowPunct/>
+                              <w:topLinePunct w:val="0"/>
+                              <w:bidi w:val="0"/>
+                              <w:adjustRightInd/>
+                              <w:snapToGrid/>
+                              <w:spacing w:line="0" w:lineRule="atLeast"/>
+                              <w:jc w:val="left"/>
+                              <w:textAlignment w:val="auto"/>
+                              <w:rPr>
+                                <w:rFonts w:hint="default" w:ascii="微软雅黑" w:hAnsi="微软雅黑" w:eastAsia="微软雅黑" w:cs="微软雅黑"/>
+                                <w:color w:val="auto"/>
+                                <w:sz w:val="28"/>
+                                <w:szCs w:val="28"/>
+                                <w:lang w:val="en-US" w:eastAsia="zh-CN"/>
+                              </w:rPr>
+                            </w:pPr>
+                            <w:r>
+                              <w:rPr>
+                                <w:rFonts w:hint="eastAsia" w:ascii="微软雅黑" w:hAnsi="微软雅黑" w:eastAsia="微软雅黑" w:cs="微软雅黑"/>
+                                <w:color w:val="auto"/>
+                                <w:sz w:val="28"/>
+                                <w:szCs w:val="28"/>
+                                <w:lang w:val="en-US" w:eastAsia="zh-CN"/>
+                              </w:rPr>
+                              <w:t>开窍于口</w:t>
+                            </w:r>
+                          </w:p>
+                          <w:p>
+                            <w:pPr>
+                              <w:keepNext w:val="0"/>
+                              <w:keepLines w:val="0"/>
+                              <w:pageBreakBefore w:val="0"/>
+                              <w:widowControl w:val="0"/>
+                              <w:kinsoku/>
+                              <w:wordWrap/>
+                              <w:overflowPunct/>
+                              <w:topLinePunct w:val="0"/>
+                              <w:bidi w:val="0"/>
+                              <w:adjustRightInd/>
+                              <w:snapToGrid/>
+                              <w:spacing w:line="0" w:lineRule="atLeast"/>
+                              <w:jc w:val="left"/>
+                              <w:textAlignment w:val="auto"/>
+                              <w:rPr>
+                                <w:rFonts w:hint="default" w:ascii="微软雅黑" w:hAnsi="微软雅黑" w:eastAsia="微软雅黑" w:cs="微软雅黑"/>
+                                <w:color w:val="auto"/>
+                                <w:sz w:val="28"/>
+                                <w:szCs w:val="28"/>
+                                <w:lang w:val="en-US" w:eastAsia="zh-CN"/>
+                              </w:rPr>
+                            </w:pPr>
+                            <w:r>
+                              <w:rPr>
+                                <w:rFonts w:hint="eastAsia" w:ascii="微软雅黑" w:hAnsi="微软雅黑" w:eastAsia="微软雅黑" w:cs="微软雅黑"/>
+                                <w:color w:val="auto"/>
+                                <w:sz w:val="28"/>
+                                <w:szCs w:val="28"/>
+                                <w:lang w:val="en-US" w:eastAsia="zh-CN"/>
+                              </w:rPr>
+                              <w:t>主肉</w:t>
+                            </w:r>
+                          </w:p>
+                          <w:p>
+                            <w:pPr>
+                              <w:keepNext w:val="0"/>
+                              <w:keepLines w:val="0"/>
+                              <w:pageBreakBefore w:val="0"/>
+                              <w:widowControl w:val="0"/>
+                              <w:kinsoku/>
+                              <w:wordWrap/>
+                              <w:overflowPunct/>
+                              <w:topLinePunct w:val="0"/>
+                              <w:bidi w:val="0"/>
+                              <w:adjustRightInd/>
+                              <w:snapToGrid/>
+                              <w:spacing w:line="0" w:lineRule="atLeast"/>
+                              <w:jc w:val="left"/>
+                              <w:textAlignment w:val="auto"/>
+                              <w:rPr>
+                                <w:rFonts w:hint="default" w:ascii="微软雅黑" w:hAnsi="微软雅黑" w:eastAsia="微软雅黑" w:cs="微软雅黑"/>
+                                <w:color w:val="auto"/>
+                                <w:sz w:val="28"/>
+                                <w:szCs w:val="28"/>
+                                <w:lang w:val="en-US" w:eastAsia="zh-CN"/>
+                              </w:rPr>
+                            </w:pPr>
+                            <w:r>
+                              <w:rPr>
+                                <w:rFonts w:hint="eastAsia" w:ascii="微软雅黑" w:hAnsi="微软雅黑" w:eastAsia="微软雅黑" w:cs="微软雅黑"/>
+                                <w:color w:val="auto"/>
+                                <w:sz w:val="28"/>
+                                <w:szCs w:val="28"/>
+                                <w:lang w:val="en-US" w:eastAsia="zh-CN"/>
+                              </w:rPr>
+                              <w:t>其华在唇</w:t>
+                            </w:r>
+                          </w:p>
+                          <w:p>
+                            <w:pPr>
+                              <w:keepNext w:val="0"/>
+                              <w:keepLines w:val="0"/>
+                              <w:pageBreakBefore w:val="0"/>
+                              <w:widowControl w:val="0"/>
+                              <w:kinsoku/>
+                              <w:wordWrap/>
+                              <w:overflowPunct/>
+                              <w:topLinePunct w:val="0"/>
+                              <w:bidi w:val="0"/>
+                              <w:adjustRightInd/>
+                              <w:snapToGrid/>
+                              <w:spacing w:line="0" w:lineRule="atLeast"/>
+                              <w:jc w:val="left"/>
+                              <w:textAlignment w:val="auto"/>
+                              <w:rPr>
+                                <w:rFonts w:hint="eastAsia" w:ascii="微软雅黑" w:hAnsi="微软雅黑" w:eastAsia="微软雅黑" w:cs="微软雅黑"/>
+                                <w:color w:val="auto"/>
+                                <w:sz w:val="28"/>
+                                <w:szCs w:val="28"/>
+                                <w:lang w:val="en-US" w:eastAsia="zh-CN"/>
+                              </w:rPr>
+                            </w:pPr>
+                            <w:r>
+                              <w:rPr>
+                                <w:rFonts w:hint="eastAsia" w:ascii="微软雅黑" w:hAnsi="微软雅黑" w:eastAsia="微软雅黑" w:cs="微软雅黑"/>
+                                <w:color w:val="auto"/>
+                                <w:sz w:val="28"/>
+                                <w:szCs w:val="28"/>
+                                <w:lang w:val="en-US" w:eastAsia="zh-CN"/>
+                              </w:rPr>
+                              <w:t>病发肌肉</w:t>
+                            </w:r>
+                          </w:p>
+                          <w:p>
+                            <w:pPr>
+                              <w:keepNext w:val="0"/>
+                              <w:keepLines w:val="0"/>
+                              <w:pageBreakBefore w:val="0"/>
+                              <w:widowControl w:val="0"/>
+                              <w:kinsoku/>
+                              <w:wordWrap/>
+                              <w:overflowPunct/>
+                              <w:topLinePunct w:val="0"/>
+                              <w:bidi w:val="0"/>
+                              <w:adjustRightInd/>
+                              <w:snapToGrid/>
+                              <w:spacing w:line="0" w:lineRule="atLeast"/>
+                              <w:jc w:val="left"/>
+                              <w:textAlignment w:val="auto"/>
+                              <w:rPr>
+                                <w:rFonts w:hint="eastAsia" w:ascii="微软雅黑" w:hAnsi="微软雅黑" w:eastAsia="微软雅黑" w:cs="微软雅黑"/>
+                                <w:color w:val="auto"/>
+                                <w:sz w:val="28"/>
+                                <w:szCs w:val="28"/>
+                                <w:lang w:val="en-US" w:eastAsia="zh-CN"/>
+                              </w:rPr>
+                            </w:pPr>
+                            <w:r>
+                              <w:rPr>
+                                <w:rFonts w:hint="eastAsia" w:ascii="微软雅黑" w:hAnsi="微软雅黑" w:eastAsia="微软雅黑" w:cs="微软雅黑"/>
+                                <w:color w:val="auto"/>
+                                <w:sz w:val="28"/>
+                                <w:szCs w:val="28"/>
+                                <w:lang w:val="en-US" w:eastAsia="zh-CN"/>
+                              </w:rPr>
+                              <w:t>在变动为哕</w:t>
+                            </w:r>
+                          </w:p>
+                          <w:p>
+                            <w:pPr>
+                              <w:keepNext w:val="0"/>
+                              <w:keepLines w:val="0"/>
+                              <w:pageBreakBefore w:val="0"/>
+                              <w:widowControl w:val="0"/>
+                              <w:kinsoku/>
+                              <w:wordWrap/>
+                              <w:overflowPunct/>
+                              <w:topLinePunct w:val="0"/>
+                              <w:bidi w:val="0"/>
+                              <w:adjustRightInd/>
+                              <w:snapToGrid/>
+                              <w:spacing w:line="0" w:lineRule="atLeast"/>
+                              <w:jc w:val="left"/>
+                              <w:textAlignment w:val="auto"/>
+                              <w:rPr>
+                                <w:rFonts w:hint="eastAsia" w:ascii="微软雅黑" w:hAnsi="微软雅黑" w:eastAsia="微软雅黑" w:cs="微软雅黑"/>
+                                <w:color w:val="auto"/>
+                                <w:sz w:val="28"/>
+                                <w:szCs w:val="28"/>
+                                <w:lang w:val="en-US" w:eastAsia="zh-CN"/>
+                              </w:rPr>
+                            </w:pPr>
+                            <w:r>
+                              <w:rPr>
+                                <w:rFonts w:hint="eastAsia" w:ascii="微软雅黑" w:hAnsi="微软雅黑" w:eastAsia="微软雅黑" w:cs="微软雅黑"/>
+                                <w:color w:val="auto"/>
+                                <w:sz w:val="28"/>
+                                <w:szCs w:val="28"/>
+                                <w:lang w:val="en-US" w:eastAsia="zh-CN"/>
+                              </w:rPr>
+                              <w:t>思伤脾，怒胜思</w:t>
+                            </w:r>
+                          </w:p>
+                          <w:p>
+                            <w:pPr>
+                              <w:keepNext w:val="0"/>
+                              <w:keepLines w:val="0"/>
+                              <w:pageBreakBefore w:val="0"/>
+                              <w:widowControl w:val="0"/>
+                              <w:kinsoku/>
+                              <w:wordWrap/>
+                              <w:overflowPunct/>
+                              <w:topLinePunct w:val="0"/>
+                              <w:bidi w:val="0"/>
+                              <w:adjustRightInd/>
+                              <w:snapToGrid/>
+                              <w:spacing w:line="0" w:lineRule="atLeast"/>
+                              <w:jc w:val="left"/>
+                              <w:textAlignment w:val="auto"/>
+                              <w:rPr>
+                                <w:rFonts w:hint="eastAsia" w:ascii="微软雅黑" w:hAnsi="微软雅黑" w:eastAsia="微软雅黑" w:cs="微软雅黑"/>
+                                <w:color w:val="auto"/>
+                                <w:sz w:val="28"/>
+                                <w:szCs w:val="28"/>
+                                <w:lang w:val="en-US" w:eastAsia="zh-CN"/>
+                              </w:rPr>
+                            </w:pPr>
+                            <w:r>
+                              <w:rPr>
+                                <w:rFonts w:hint="eastAsia" w:ascii="微软雅黑" w:hAnsi="微软雅黑" w:eastAsia="微软雅黑" w:cs="微软雅黑"/>
+                                <w:color w:val="auto"/>
+                                <w:sz w:val="28"/>
+                                <w:szCs w:val="28"/>
+                                <w:lang w:val="en-US" w:eastAsia="zh-CN"/>
+                              </w:rPr>
+                              <w:t>湿伤肉，风胜湿</w:t>
+                            </w:r>
+                          </w:p>
+                          <w:p>
+                            <w:pPr>
+                              <w:keepNext w:val="0"/>
+                              <w:keepLines w:val="0"/>
+                              <w:pageBreakBefore w:val="0"/>
+                              <w:widowControl w:val="0"/>
+                              <w:kinsoku/>
+                              <w:wordWrap/>
+                              <w:overflowPunct/>
+                              <w:topLinePunct w:val="0"/>
+                              <w:bidi w:val="0"/>
+                              <w:adjustRightInd/>
+                              <w:snapToGrid/>
+                              <w:spacing w:line="0" w:lineRule="atLeast"/>
+                              <w:jc w:val="left"/>
+                              <w:textAlignment w:val="auto"/>
+                              <w:rPr>
+                                <w:rFonts w:hint="default" w:ascii="微软雅黑" w:hAnsi="微软雅黑" w:eastAsia="微软雅黑" w:cs="微软雅黑"/>
+                                <w:color w:val="auto"/>
+                                <w:sz w:val="28"/>
+                                <w:szCs w:val="28"/>
+                                <w:lang w:val="en-US" w:eastAsia="zh-CN"/>
+                              </w:rPr>
+                            </w:pPr>
+                            <w:r>
+                              <w:rPr>
+                                <w:rFonts w:hint="eastAsia" w:ascii="微软雅黑" w:hAnsi="微软雅黑" w:eastAsia="微软雅黑" w:cs="微软雅黑"/>
+                                <w:color w:val="auto"/>
+                                <w:sz w:val="28"/>
+                                <w:szCs w:val="28"/>
+                                <w:lang w:val="en-US" w:eastAsia="zh-CN"/>
+                              </w:rPr>
+                              <w:t>甘伤肉，酸胜甘</w:t>
+                            </w:r>
+                          </w:p>
+                        </w:txbxContent>
+                      </wps:txbx>
+                      <wps:bodyPr rot="0" spcFirstLastPara="0" vertOverflow="overflow" horzOverflow="overflow" vert="horz" wrap="square" lIns="91440" tIns="45720" rIns="91440" bIns="45720" numCol="1" spcCol="0" rtlCol="0" fromWordArt="0" anchor="t" anchorCtr="0" forceAA="0" compatLnSpc="1">
+                        <a:noAutofit/>
+                      </wps:bodyPr>
+                    </wps:wsp>
+                  </a:graphicData>
+                </a:graphic>
+              </wp:anchor>
+            </w:drawing>
+          </mc:Choice>
+          <mc:Fallback>
+            <w:pict>
+              <v:shape id="_x0000_s1026" o:spid="_x0000_s1026" o:spt="202" type="#_x0000_t202" style="position:absolute;left:0pt;margin-left:565.95pt;margin-top:3.35pt;height:199.1pt;width:114.45pt;z-index:251700224;mso-width-relative:page;mso-height-relative:page;" filled="f" stroked="f" coordsize="21600,21600" o:gfxdata="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">
+                <v:fill on="f" focussize="0,0"/>
+                <v:stroke on="f" weight="0.5pt"/>
+                <v:imagedata o:title=""/>
+                <o:lock v:ext="edit" aspectratio="f"/>
+                <v:textbox>
+                  <w:txbxContent>
+                    <w:p>
+                      <w:pPr>
+                        <w:keepNext w:val="0"/>
+                        <w:keepLines w:val="0"/>
+                        <w:pageBreakBefore w:val="0"/>
+                        <w:widowControl w:val="0"/>
+                        <w:kinsoku/>
+                        <w:wordWrap/>
+                        <w:overflowPunct/>
+                        <w:topLinePunct w:val="0"/>
+                        <w:bidi w:val="0"/>
+                        <w:adjustRightInd/>
+                        <w:snapToGrid/>
+                        <w:spacing w:line="0" w:lineRule="atLeast"/>
+                        <w:jc w:val="left"/>
+                        <w:textAlignment w:val="auto"/>
+                        <w:rPr>
+                          <w:rFonts w:hint="default" w:ascii="微软雅黑" w:hAnsi="微软雅黑" w:eastAsia="微软雅黑" w:cs="微软雅黑"/>
+                          <w:color w:val="auto"/>
+                          <w:sz w:val="28"/>
+                          <w:szCs w:val="28"/>
+                          <w:lang w:val="en-US" w:eastAsia="zh-CN"/>
+                        </w:rPr>
+                      </w:pPr>
+                      <w:r>
+                        <w:rPr>
+                          <w:rFonts w:hint="eastAsia" w:ascii="微软雅黑" w:hAnsi="微软雅黑" w:eastAsia="微软雅黑" w:cs="微软雅黑"/>
+                          <w:color w:val="auto"/>
+                          <w:sz w:val="28"/>
+                          <w:szCs w:val="28"/>
+                          <w:lang w:val="en-US" w:eastAsia="zh-CN"/>
+                        </w:rPr>
+                        <w:t>开窍于口</w:t>
+                      </w:r>
+                    </w:p>
+                    <w:p>
+                      <w:pPr>
+                        <w:keepNext w:val="0"/>
+                        <w:keepLines w:val="0"/>
+                        <w:pageBreakBefore w:val="0"/>
+                        <w:widowControl w:val="0"/>
+                        <w:kinsoku/>
+                        <w:wordWrap/>
+                        <w:overflowPunct/>
+                        <w:topLinePunct w:val="0"/>
+                        <w:bidi w:val="0"/>
+                        <w:adjustRightInd/>
+                        <w:snapToGrid/>
+                        <w:spacing w:line="0" w:lineRule="atLeast"/>
+                        <w:jc w:val="left"/>
+                        <w:textAlignment w:val="auto"/>
+                        <w:rPr>
+                          <w:rFonts w:hint="default" w:ascii="微软雅黑" w:hAnsi="微软雅黑" w:eastAsia="微软雅黑" w:cs="微软雅黑"/>
+                          <w:color w:val="auto"/>
+                          <w:sz w:val="28"/>
+                          <w:szCs w:val="28"/>
+                          <w:lang w:val="en-US" w:eastAsia="zh-CN"/>
+                        </w:rPr>
+                      </w:pPr>
+                      <w:r>
+                        <w:rPr>
+                          <w:rFonts w:hint="eastAsia" w:ascii="微软雅黑" w:hAnsi="微软雅黑" w:eastAsia="微软雅黑" w:cs="微软雅黑"/>
+                          <w:color w:val="auto"/>
+                          <w:sz w:val="28"/>
+                          <w:szCs w:val="28"/>
+                          <w:lang w:val="en-US" w:eastAsia="zh-CN"/>
+                        </w:rPr>
+                        <w:t>主肉</w:t>
+                      </w:r>
+                    </w:p>
+                    <w:p>
+                      <w:pPr>
+                        <w:keepNext w:val="0"/>
+                        <w:keepLines w:val="0"/>
+                        <w:pageBreakBefore w:val="0"/>
+                        <w:widowControl w:val="0"/>
+                        <w:kinsoku/>
+                        <w:wordWrap/>
+                        <w:overflowPunct/>
+                        <w:topLinePunct w:val="0"/>
+                        <w:bidi w:val="0"/>
+                        <w:adjustRightInd/>
+                        <w:snapToGrid/>
+                        <w:spacing w:line="0" w:lineRule="atLeast"/>
+                        <w:jc w:val="left"/>
+                        <w:textAlignment w:val="auto"/>
+                        <w:rPr>
+                          <w:rFonts w:hint="default" w:ascii="微软雅黑" w:hAnsi="微软雅黑" w:eastAsia="微软雅黑" w:cs="微软雅黑"/>
+                          <w:color w:val="auto"/>
+                          <w:sz w:val="28"/>
+                          <w:szCs w:val="28"/>
+                          <w:lang w:val="en-US" w:eastAsia="zh-CN"/>
+                        </w:rPr>
+                      </w:pPr>
+                      <w:r>
+                        <w:rPr>
+                          <w:rFonts w:hint="eastAsia" w:ascii="微软雅黑" w:hAnsi="微软雅黑" w:eastAsia="微软雅黑" w:cs="微软雅黑"/>
+                          <w:color w:val="auto"/>
+                          <w:sz w:val="28"/>
+                          <w:szCs w:val="28"/>
+                          <w:lang w:val="en-US" w:eastAsia="zh-CN"/>
+                        </w:rPr>
+                        <w:t>其华在唇</w:t>
+                      </w:r>
+                    </w:p>
+                    <w:p>
+                      <w:pPr>
+                        <w:keepNext w:val="0"/>
+                        <w:keepLines w:val="0"/>
+                        <w:pageBreakBefore w:val="0"/>
+                        <w:widowControl w:val="0"/>
+                        <w:kinsoku/>
+                        <w:wordWrap/>
+                        <w:overflowPunct/>
+                        <w:topLinePunct w:val="0"/>
+                        <w:bidi w:val="0"/>
+                        <w:adjustRightInd/>
+                        <w:snapToGrid/>
+                        <w:spacing w:line="0" w:lineRule="atLeast"/>
+                        <w:jc w:val="left"/>
+                        <w:textAlignment w:val="auto"/>
+                        <w:rPr>
+                          <w:rFonts w:hint="eastAsia" w:ascii="微软雅黑" w:hAnsi="微软雅黑" w:eastAsia="微软雅黑" w:cs="微软雅黑"/>
+                          <w:color w:val="auto"/>
+                          <w:sz w:val="28"/>
+                          <w:szCs w:val="28"/>
+                          <w:lang w:val="en-US" w:eastAsia="zh-CN"/>
+                        </w:rPr>
+                      </w:pPr>
+                      <w:r>
+                        <w:rPr>
+                          <w:rFonts w:hint="eastAsia" w:ascii="微软雅黑" w:hAnsi="微软雅黑" w:eastAsia="微软雅黑" w:cs="微软雅黑"/>
+                          <w:color w:val="auto"/>
+                          <w:sz w:val="28"/>
+                          <w:szCs w:val="28"/>
+                          <w:lang w:val="en-US" w:eastAsia="zh-CN"/>
+                        </w:rPr>
+                        <w:t>病发肌肉</w:t>
+                      </w:r>
+                    </w:p>
+                    <w:p>
+                      <w:pPr>
+                        <w:keepNext w:val="0"/>
+                        <w:keepLines w:val="0"/>
+                        <w:pageBreakBefore w:val="0"/>
+                        <w:widowControl w:val="0"/>
+                        <w:kinsoku/>
+                        <w:wordWrap/>
+                        <w:overflowPunct/>
+                        <w:topLinePunct w:val="0"/>
+                        <w:bidi w:val="0"/>
+                        <w:adjustRightInd/>
+                        <w:snapToGrid/>
+                        <w:spacing w:line="0" w:lineRule="atLeast"/>
+                        <w:jc w:val="left"/>
+                        <w:textAlignment w:val="auto"/>
+                        <w:rPr>
+                          <w:rFonts w:hint="eastAsia" w:ascii="微软雅黑" w:hAnsi="微软雅黑" w:eastAsia="微软雅黑" w:cs="微软雅黑"/>
+                          <w:color w:val="auto"/>
+                          <w:sz w:val="28"/>
+                          <w:szCs w:val="28"/>
+                          <w:lang w:val="en-US" w:eastAsia="zh-CN"/>
+                        </w:rPr>
+                      </w:pPr>
+                      <w:r>
+                        <w:rPr>
+                          <w:rFonts w:hint="eastAsia" w:ascii="微软雅黑" w:hAnsi="微软雅黑" w:eastAsia="微软雅黑" w:cs="微软雅黑"/>
+                          <w:color w:val="auto"/>
+                          <w:sz w:val="28"/>
+                          <w:szCs w:val="28"/>
+                          <w:lang w:val="en-US" w:eastAsia="zh-CN"/>
+                        </w:rPr>
+                        <w:t>在变动为哕</w:t>
+                      </w:r>
+                    </w:p>
+                    <w:p>
+                      <w:pPr>
+                        <w:keepNext w:val="0"/>
+                        <w:keepLines w:val="0"/>
+                        <w:pageBreakBefore w:val="0"/>
+                        <w:widowControl w:val="0"/>
+                        <w:kinsoku/>
+                        <w:wordWrap/>
+                        <w:overflowPunct/>
+                        <w:topLinePunct w:val="0"/>
+                        <w:bidi w:val="0"/>
+                        <w:adjustRightInd/>
+                        <w:snapToGrid/>
+                        <w:spacing w:line="0" w:lineRule="atLeast"/>
+                        <w:jc w:val="left"/>
+                        <w:textAlignment w:val="auto"/>
+                        <w:rPr>
+                          <w:rFonts w:hint="eastAsia" w:ascii="微软雅黑" w:hAnsi="微软雅黑" w:eastAsia="微软雅黑" w:cs="微软雅黑"/>
+                          <w:color w:val="auto"/>
+                          <w:sz w:val="28"/>
+                          <w:szCs w:val="28"/>
+                          <w:lang w:val="en-US" w:eastAsia="zh-CN"/>
+                        </w:rPr>
+                      </w:pPr>
+                      <w:r>
+                        <w:rPr>
+                          <w:rFonts w:hint="eastAsia" w:ascii="微软雅黑" w:hAnsi="微软雅黑" w:eastAsia="微软雅黑" w:cs="微软雅黑"/>
+                          <w:color w:val="auto"/>
+                          <w:sz w:val="28"/>
+                          <w:szCs w:val="28"/>
+                          <w:lang w:val="en-US" w:eastAsia="zh-CN"/>
+                        </w:rPr>
+                        <w:t>思伤脾，怒胜思</w:t>
+                      </w:r>
+                    </w:p>
+                    <w:p>
+                      <w:pPr>
+                        <w:keepNext w:val="0"/>
+                        <w:keepLines w:val="0"/>
+                        <w:pageBreakBefore w:val="0"/>
+                        <w:widowControl w:val="0"/>
+                        <w:kinsoku/>
+                        <w:wordWrap/>
+                        <w:overflowPunct/>
+                        <w:topLinePunct w:val="0"/>
+                        <w:bidi w:val="0"/>
+                        <w:adjustRightInd/>
+                        <w:snapToGrid/>
+                        <w:spacing w:line="0" w:lineRule="atLeast"/>
+                        <w:jc w:val="left"/>
+                        <w:textAlignment w:val="auto"/>
+                        <w:rPr>
+                          <w:rFonts w:hint="eastAsia" w:ascii="微软雅黑" w:hAnsi="微软雅黑" w:eastAsia="微软雅黑" w:cs="微软雅黑"/>
+                          <w:color w:val="auto"/>
+                          <w:sz w:val="28"/>
+                          <w:szCs w:val="28"/>
+                          <w:lang w:val="en-US" w:eastAsia="zh-CN"/>
+                        </w:rPr>
+                      </w:pPr>
+                      <w:r>
+                        <w:rPr>
+                          <w:rFonts w:hint="eastAsia" w:ascii="微软雅黑" w:hAnsi="微软雅黑" w:eastAsia="微软雅黑" w:cs="微软雅黑"/>
+                          <w:color w:val="auto"/>
+                          <w:sz w:val="28"/>
+                          <w:szCs w:val="28"/>
+                          <w:lang w:val="en-US" w:eastAsia="zh-CN"/>
+                        </w:rPr>
+                        <w:t>湿伤肉，风胜湿</w:t>
+                      </w:r>
+                    </w:p>
+                    <w:p>
+                      <w:pPr>
+                        <w:keepNext w:val="0"/>
+                        <w:keepLines w:val="0"/>
+                        <w:pageBreakBefore w:val="0"/>
+                        <w:widowControl w:val="0"/>
+                        <w:kinsoku/>
+                        <w:wordWrap/>
+                        <w:overflowPunct/>
+                        <w:topLinePunct w:val="0"/>
+                        <w:bidi w:val="0"/>
+                        <w:adjustRightInd/>
+                        <w:snapToGrid/>
+                        <w:spacing w:line="0" w:lineRule="atLeast"/>
+                        <w:jc w:val="left"/>
+                        <w:textAlignment w:val="auto"/>
+                        <w:rPr>
+                          <w:rFonts w:hint="default" w:ascii="微软雅黑" w:hAnsi="微软雅黑" w:eastAsia="微软雅黑" w:cs="微软雅黑"/>
+                          <w:color w:val="auto"/>
+                          <w:sz w:val="28"/>
+                          <w:szCs w:val="28"/>
+                          <w:lang w:val="en-US" w:eastAsia="zh-CN"/>
+                        </w:rPr>
+                      </w:pPr>
+                      <w:r>
+                        <w:rPr>
+                          <w:rFonts w:hint="eastAsia" w:ascii="微软雅黑" w:hAnsi="微软雅黑" w:eastAsia="微软雅黑" w:cs="微软雅黑"/>
+                          <w:color w:val="auto"/>
+                          <w:sz w:val="28"/>
+                          <w:szCs w:val="28"/>
+                          <w:lang w:val="en-US" w:eastAsia="zh-CN"/>
+                        </w:rPr>
+                        <w:t>甘伤肉，酸胜甘</w:t>
+                      </w:r>
+                    </w:p>
+                  </w:txbxContent>
+                </v:textbox>
+              </v:shape>
+            </w:pict>
+          </mc:Fallback>
+        </mc:AlternateContent>
+      </w:r>
+      <w:r>
+        <w:rPr>
+          <w:sz w:val="21"/>
+        </w:rPr>
+        <mc:AlternateContent>
+          <mc:Choice Requires="wps">
+            <w:drawing>
+              <wp:anchor distT="0" distB="0" distL="114300" distR="114300" simplePos="0" relativeHeight="251693056" behindDoc="0" locked="0" layoutInCell="1" allowOverlap="1">
+                <wp:simplePos x="0" y="0"/>
+                <wp:positionH relativeFrom="column">
+                  <wp:posOffset>-174625</wp:posOffset>
+                </wp:positionH>
+                <wp:positionV relativeFrom="paragraph">
+                  <wp:posOffset>53340</wp:posOffset>
+                </wp:positionV>
+                <wp:extent cx="1414145" cy="2513965"/>
+                <wp:effectExtent l="0" t="0" r="0" b="0"/>
+                <wp:wrapNone/>
+                <wp:docPr id="17" name="文本框 17"/>
+                <wp:cNvGraphicFramePr/>
+                <a:graphic xmlns:a="http://schemas.openxmlformats.org/drawingml/2006/main">
+                  <a:graphicData uri="http://schemas.microsoft.com/office/word/2010/wordprocessingShape">
+                    <wps:wsp>
+                      <wps:cNvSpPr txBox="1"/>
+                      <wps:spPr>
+                        <a:xfrm>
+                          <a:off x="0" y="0"/>
+                          <a:ext cx="1414145" cy="2513965"/>
+                        </a:xfrm>
+                        <a:prstGeom prst="rect">
+                          <a:avLst/>
+                        </a:prstGeom>
+                        <a:noFill/>
+                        <a:ln w="6350">
+                          <a:noFill/>
+                        </a:ln>
+                      </wps:spPr>
+                      <wps:style>
+                        <a:lnRef idx="0">
+                          <a:schemeClr val="accent1"/>
+                        </a:lnRef>
+                        <a:fillRef idx="0">
+                          <a:schemeClr val="accent1"/>
+                        </a:fillRef>
+                        <a:effectRef idx="0">
+                          <a:schemeClr val="accent1"/>
+                        </a:effectRef>
+                        <a:fontRef idx="minor">
+                          <a:schemeClr val="dk1"/>
+                        </a:fontRef>
+                      </wps:style>
+                      <wps:txbx>
+                        <w:txbxContent>
+                          <w:p>
+                            <w:pPr>
+                              <w:keepNext w:val="0"/>
+                              <w:keepLines w:val="0"/>
+                              <w:pageBreakBefore w:val="0"/>
+                              <w:widowControl w:val="0"/>
+                              <w:kinsoku/>
+                              <w:wordWrap/>
+                              <w:overflowPunct/>
+                              <w:topLinePunct w:val="0"/>
+                              <w:bidi w:val="0"/>
+                              <w:adjustRightInd/>
+                              <w:snapToGrid/>
+                              <w:spacing w:line="0" w:lineRule="atLeast"/>
+                              <w:jc w:val="left"/>
+                              <w:textAlignment w:val="auto"/>
+                              <w:rPr>
+                                <w:rFonts w:hint="eastAsia" w:ascii="微软雅黑" w:hAnsi="微软雅黑" w:eastAsia="微软雅黑" w:cs="微软雅黑"/>
+                                <w:color w:val="auto"/>
+                                <w:sz w:val="28"/>
+                                <w:szCs w:val="28"/>
+                                <w:lang w:val="en-US" w:eastAsia="zh-CN"/>
+                              </w:rPr>
+                            </w:pPr>
+                            <w:r>
+                              <w:rPr>
+                                <w:rFonts w:hint="eastAsia" w:ascii="微软雅黑" w:hAnsi="微软雅黑" w:eastAsia="微软雅黑" w:cs="微软雅黑"/>
+                                <w:color w:val="auto"/>
+                                <w:sz w:val="28"/>
+                                <w:szCs w:val="28"/>
+                                <w:lang w:val="en-US" w:eastAsia="zh-CN"/>
+                              </w:rPr>
+                              <w:t>开窍于目</w:t>
+                            </w:r>
+                          </w:p>
+                          <w:p>
+                            <w:pPr>
+                              <w:keepNext w:val="0"/>
+                              <w:keepLines w:val="0"/>
+                              <w:pageBreakBefore w:val="0"/>
+                              <w:widowControl w:val="0"/>
+                              <w:kinsoku/>
+                              <w:wordWrap/>
+                              <w:overflowPunct/>
+                              <w:topLinePunct w:val="0"/>
+                              <w:bidi w:val="0"/>
+                              <w:adjustRightInd/>
+                              <w:snapToGrid/>
+                              <w:spacing w:line="0" w:lineRule="atLeast"/>
+                              <w:jc w:val="left"/>
+                              <w:textAlignment w:val="auto"/>
+                              <w:rPr>
+                                <w:rFonts w:hint="eastAsia" w:ascii="微软雅黑" w:hAnsi="微软雅黑" w:eastAsia="微软雅黑" w:cs="微软雅黑"/>
+                                <w:color w:val="auto"/>
+                                <w:sz w:val="28"/>
+                                <w:szCs w:val="28"/>
+                                <w:lang w:val="en-US" w:eastAsia="zh-CN"/>
+                              </w:rPr>
+                            </w:pPr>
+                            <w:r>
+                              <w:rPr>
+                                <w:rFonts w:hint="eastAsia" w:ascii="微软雅黑" w:hAnsi="微软雅黑" w:eastAsia="微软雅黑" w:cs="微软雅黑"/>
+                                <w:color w:val="auto"/>
+                                <w:sz w:val="28"/>
+                                <w:szCs w:val="28"/>
+                                <w:lang w:val="en-US" w:eastAsia="zh-CN"/>
+                              </w:rPr>
+                              <w:t>主筋</w:t>
+                            </w:r>
+                          </w:p>
+                          <w:p>
+                            <w:pPr>
+                              <w:keepNext w:val="0"/>
+                              <w:keepLines w:val="0"/>
+                              <w:pageBreakBefore w:val="0"/>
+                              <w:widowControl w:val="0"/>
+                              <w:kinsoku/>
+                              <w:wordWrap/>
+                              <w:overflowPunct/>
+                              <w:topLinePunct w:val="0"/>
+                              <w:bidi w:val="0"/>
+                              <w:adjustRightInd/>
+                              <w:snapToGrid/>
+                              <w:spacing w:line="0" w:lineRule="atLeast"/>
+                              <w:jc w:val="left"/>
+                              <w:textAlignment w:val="auto"/>
+                              <w:rPr>
+                                <w:rFonts w:hint="eastAsia" w:ascii="微软雅黑" w:hAnsi="微软雅黑" w:eastAsia="微软雅黑" w:cs="微软雅黑"/>
+                                <w:color w:val="auto"/>
+                                <w:sz w:val="28"/>
+                                <w:szCs w:val="28"/>
+                                <w:lang w:val="en-US" w:eastAsia="zh-CN"/>
+                              </w:rPr>
+                            </w:pPr>
+                            <w:r>
+                              <w:rPr>
+                                <w:rFonts w:hint="eastAsia" w:ascii="微软雅黑" w:hAnsi="微软雅黑" w:eastAsia="微软雅黑" w:cs="微软雅黑"/>
+                                <w:color w:val="auto"/>
+                                <w:sz w:val="28"/>
+                                <w:szCs w:val="28"/>
+                                <w:lang w:val="en-US" w:eastAsia="zh-CN"/>
+                              </w:rPr>
+                              <w:t>其华在爪甲</w:t>
+                            </w:r>
+                          </w:p>
+                          <w:p>
+                            <w:pPr>
+                              <w:keepNext w:val="0"/>
+                              <w:keepLines w:val="0"/>
+                              <w:pageBreakBefore w:val="0"/>
+                              <w:widowControl w:val="0"/>
+                              <w:kinsoku/>
+                              <w:wordWrap/>
+                              <w:overflowPunct/>
+                              <w:topLinePunct w:val="0"/>
+                              <w:bidi w:val="0"/>
+                              <w:adjustRightInd/>
+                              <w:snapToGrid/>
+                              <w:spacing w:line="0" w:lineRule="atLeast"/>
+                              <w:jc w:val="left"/>
+                              <w:textAlignment w:val="auto"/>
+                              <w:rPr>
+                                <w:rFonts w:hint="default" w:ascii="微软雅黑" w:hAnsi="微软雅黑" w:eastAsia="微软雅黑" w:cs="微软雅黑"/>
+                                <w:color w:val="auto"/>
+                                <w:sz w:val="28"/>
+                                <w:szCs w:val="28"/>
+                                <w:lang w:val="en-US" w:eastAsia="zh-CN"/>
+                              </w:rPr>
+                            </w:pPr>
+                            <w:r>
+                              <w:rPr>
+                                <w:rFonts w:hint="eastAsia" w:ascii="微软雅黑" w:hAnsi="微软雅黑" w:eastAsia="微软雅黑" w:cs="微软雅黑"/>
+                                <w:color w:val="auto"/>
+                                <w:sz w:val="28"/>
+                                <w:szCs w:val="28"/>
+                                <w:lang w:val="en-US" w:eastAsia="zh-CN"/>
+                              </w:rPr>
+                              <w:t>在变动为握</w:t>
+                            </w:r>
+                          </w:p>
+                          <w:p>
+                            <w:pPr>
+                              <w:keepNext w:val="0"/>
+                              <w:keepLines w:val="0"/>
+                              <w:pageBreakBefore w:val="0"/>
+                              <w:widowControl w:val="0"/>
+                              <w:kinsoku/>
+                              <w:wordWrap/>
+                              <w:overflowPunct/>
+                              <w:topLinePunct w:val="0"/>
+                              <w:bidi w:val="0"/>
+                              <w:adjustRightInd/>
+                              <w:snapToGrid/>
+                              <w:spacing w:line="0" w:lineRule="atLeast"/>
+                              <w:jc w:val="left"/>
+                              <w:textAlignment w:val="auto"/>
+                              <w:rPr>
+                                <w:rFonts w:hint="eastAsia" w:ascii="微软雅黑" w:hAnsi="微软雅黑" w:eastAsia="微软雅黑" w:cs="微软雅黑"/>
+                                <w:color w:val="auto"/>
+                                <w:sz w:val="28"/>
+                                <w:szCs w:val="28"/>
+                                <w:lang w:val="en-US" w:eastAsia="zh-CN"/>
+                              </w:rPr>
+                            </w:pPr>
+                            <w:r>
+                              <w:rPr>
+                                <w:rFonts w:hint="eastAsia" w:ascii="微软雅黑" w:hAnsi="微软雅黑" w:eastAsia="微软雅黑" w:cs="微软雅黑"/>
+                                <w:color w:val="auto"/>
+                                <w:sz w:val="28"/>
+                                <w:szCs w:val="28"/>
+                                <w:lang w:val="en-US" w:eastAsia="zh-CN"/>
+                              </w:rPr>
+                              <w:t>病发惊骇</w:t>
+                            </w:r>
+                          </w:p>
+                          <w:p>
+                            <w:pPr>
+                              <w:keepNext w:val="0"/>
+                              <w:keepLines w:val="0"/>
+                              <w:pageBreakBefore w:val="0"/>
+                              <w:widowControl w:val="0"/>
+                              <w:kinsoku/>
+                              <w:wordWrap/>
+                              <w:overflowPunct/>
+                              <w:topLinePunct w:val="0"/>
+                              <w:bidi w:val="0"/>
+                              <w:adjustRightInd/>
+                              <w:snapToGrid/>
+                              <w:spacing w:line="0" w:lineRule="atLeast"/>
+                              <w:jc w:val="left"/>
+                              <w:textAlignment w:val="auto"/>
+                              <w:rPr>
+                                <w:rFonts w:hint="eastAsia" w:ascii="微软雅黑" w:hAnsi="微软雅黑" w:eastAsia="微软雅黑" w:cs="微软雅黑"/>
+                                <w:color w:val="auto"/>
+                                <w:sz w:val="28"/>
+                                <w:szCs w:val="28"/>
+                                <w:lang w:val="en-US" w:eastAsia="zh-CN"/>
+                              </w:rPr>
+                            </w:pPr>
+                            <w:r>
+                              <w:rPr>
+                                <w:rFonts w:hint="eastAsia" w:ascii="微软雅黑" w:hAnsi="微软雅黑" w:eastAsia="微软雅黑" w:cs="微软雅黑"/>
+                                <w:color w:val="auto"/>
+                                <w:sz w:val="28"/>
+                                <w:szCs w:val="28"/>
+                                <w:lang w:val="en-US" w:eastAsia="zh-CN"/>
+                              </w:rPr>
+                              <w:t>怒伤肝，悲胜怒</w:t>
+                            </w:r>
+                          </w:p>
+                          <w:p>
+                            <w:pPr>
+                              <w:keepNext w:val="0"/>
+                              <w:keepLines w:val="0"/>
+                              <w:pageBreakBefore w:val="0"/>
+                              <w:widowControl w:val="0"/>
+                              <w:kinsoku/>
+                              <w:wordWrap/>
+                              <w:overflowPunct/>
+                              <w:topLinePunct w:val="0"/>
+                              <w:bidi w:val="0"/>
+                              <w:adjustRightInd/>
+                              <w:snapToGrid/>
+                              <w:spacing w:line="0" w:lineRule="atLeast"/>
+                              <w:jc w:val="left"/>
+                              <w:textAlignment w:val="auto"/>
+                              <w:rPr>
+                                <w:rFonts w:hint="eastAsia" w:ascii="微软雅黑" w:hAnsi="微软雅黑" w:eastAsia="微软雅黑" w:cs="微软雅黑"/>
+                                <w:color w:val="auto"/>
+                                <w:sz w:val="28"/>
+                                <w:szCs w:val="28"/>
+                                <w:lang w:val="en-US" w:eastAsia="zh-CN"/>
+                              </w:rPr>
+                            </w:pPr>
+                            <w:r>
+                              <w:rPr>
+                                <w:rFonts w:hint="eastAsia" w:ascii="微软雅黑" w:hAnsi="微软雅黑" w:eastAsia="微软雅黑" w:cs="微软雅黑"/>
+                                <w:color w:val="auto"/>
+                                <w:sz w:val="28"/>
+                                <w:szCs w:val="28"/>
+                                <w:lang w:val="en-US" w:eastAsia="zh-CN"/>
+                              </w:rPr>
+                              <w:t>风伤筋，燥胜风</w:t>
+                            </w:r>
+                          </w:p>
+                          <w:p>
+                            <w:pPr>
+                              <w:keepNext w:val="0"/>
+                              <w:keepLines w:val="0"/>
+                              <w:pageBreakBefore w:val="0"/>
+                              <w:widowControl w:val="0"/>
+                              <w:kinsoku/>
+                              <w:wordWrap/>
+                              <w:overflowPunct/>
+                              <w:topLinePunct w:val="0"/>
+                              <w:bidi w:val="0"/>
+                              <w:adjustRightInd/>
+                              <w:snapToGrid/>
+                              <w:spacing w:line="0" w:lineRule="atLeast"/>
+                              <w:jc w:val="left"/>
+                              <w:textAlignment w:val="auto"/>
+                              <w:rPr>
+                                <w:rFonts w:hint="default" w:ascii="微软雅黑" w:hAnsi="微软雅黑" w:eastAsia="微软雅黑" w:cs="微软雅黑"/>
+                                <w:color w:val="auto"/>
+                                <w:sz w:val="28"/>
+                                <w:szCs w:val="28"/>
+                                <w:lang w:val="en-US" w:eastAsia="zh-CN"/>
+                              </w:rPr>
+                            </w:pPr>
+                            <w:r>
+                              <w:rPr>
+                                <w:rFonts w:hint="eastAsia" w:ascii="微软雅黑" w:hAnsi="微软雅黑" w:eastAsia="微软雅黑" w:cs="微软雅黑"/>
+                                <w:color w:val="auto"/>
+                                <w:sz w:val="28"/>
+                                <w:szCs w:val="28"/>
+                                <w:lang w:val="en-US" w:eastAsia="zh-CN"/>
+                              </w:rPr>
+                              <w:t>酸伤筋，辛胜酸</w:t>
+                            </w:r>
+                          </w:p>
+                        </w:txbxContent>
+                      </wps:txbx>
+                      <wps:bodyPr rot="0" spcFirstLastPara="0" vertOverflow="overflow" horzOverflow="overflow" vert="horz" wrap="square" lIns="91440" tIns="45720" rIns="91440" bIns="45720" numCol="1" spcCol="0" rtlCol="0" fromWordArt="0" anchor="t" anchorCtr="0" forceAA="0" compatLnSpc="1">
+                        <a:noAutofit/>
+                      </wps:bodyPr>
+                    </wps:wsp>
+                  </a:graphicData>
+                </a:graphic>
+              </wp:anchor>
+            </w:drawing>
+          </mc:Choice>
+          <mc:Fallback>
+            <w:pict>
+              <v:shape id="_x0000_s1026" o:spid="_x0000_s1026" o:spt="202" type="#_x0000_t202" style="position:absolute;left:0pt;margin-left:-13.75pt;margin-top:4.2pt;height:197.95pt;width:111.35pt;z-index:251693056;mso-width-relative:page;mso-height-relative:page;" filled="f" stroked="f" coordsize="21600,21600" o:gfxdata="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">
+                <v:fill on="f" focussize="0,0"/>
+                <v:stroke on="f" weight="0.5pt"/>
+                <v:imagedata o:title=""/>
+                <o:lock v:ext="edit" aspectratio="f"/>
+                <v:textbox>
+                  <w:txbxContent>
+                    <w:p>
+                      <w:pPr>
+                        <w:keepNext w:val="0"/>
+                        <w:keepLines w:val="0"/>
+                        <w:pageBreakBefore w:val="0"/>
+                        <w:widowControl w:val="0"/>
+                        <w:kinsoku/>
+                        <w:wordWrap/>
+                        <w:overflowPunct/>
+                        <w:topLinePunct w:val="0"/>
+                        <w:bidi w:val="0"/>
+                        <w:adjustRightInd/>
+                        <w:snapToGrid/>
+                        <w:spacing w:line="0" w:lineRule="atLeast"/>
+                        <w:jc w:val="left"/>
+                        <w:textAlignment w:val="auto"/>
+                        <w:rPr>
+                          <w:rFonts w:hint="eastAsia" w:ascii="微软雅黑" w:hAnsi="微软雅黑" w:eastAsia="微软雅黑" w:cs="微软雅黑"/>
+                          <w:color w:val="auto"/>
+                          <w:sz w:val="28"/>
+                          <w:szCs w:val="28"/>
+                          <w:lang w:val="en-US" w:eastAsia="zh-CN"/>
+                        </w:rPr>
+                      </w:pPr>
+                      <w:r>
+                        <w:rPr>
+                          <w:rFonts w:hint="eastAsia" w:ascii="微软雅黑" w:hAnsi="微软雅黑" w:eastAsia="微软雅黑" w:cs="微软雅黑"/>
+                          <w:color w:val="auto"/>
+                          <w:sz w:val="28"/>
+                          <w:szCs w:val="28"/>
+                          <w:lang w:val="en-US" w:eastAsia="zh-CN"/>
+                        </w:rPr>
+                        <w:t>开窍于目</w:t>
+                      </w:r>
+                    </w:p>
+                    <w:p>
+                      <w:pPr>
+                        <w:keepNext w:val="0"/>
+                        <w:keepLines w:val="0"/>
+                        <w:pageBreakBefore w:val="0"/>
+                        <w:widowControl w:val="0"/>
+                        <w:kinsoku/>
+                        <w:wordWrap/>
+                        <w:overflowPunct/>
+                        <w:topLinePunct w:val="0"/>
+                        <w:bidi w:val="0"/>
+                        <w:adjustRightInd/>
+                        <w:snapToGrid/>
+                        <w:spacing w:line="0" w:lineRule="atLeast"/>
+                        <w:jc w:val="left"/>
+                        <w:textAlignment w:val="auto"/>
+                        <w:rPr>
+                          <w:rFonts w:hint="eastAsia" w:ascii="微软雅黑" w:hAnsi="微软雅黑" w:eastAsia="微软雅黑" w:cs="微软雅黑"/>
+                          <w:color w:val="auto"/>
+                          <w:sz w:val="28"/>
+                          <w:szCs w:val="28"/>
+                          <w:lang w:val="en-US" w:eastAsia="zh-CN"/>
+                        </w:rPr>
+                      </w:pPr>
+                      <w:r>
+                        <w:rPr>
+                          <w:rFonts w:hint="eastAsia" w:ascii="微软雅黑" w:hAnsi="微软雅黑" w:eastAsia="微软雅黑" w:cs="微软雅黑"/>
+                          <w:color w:val="auto"/>
+                          <w:sz w:val="28"/>
+                          <w:szCs w:val="28"/>
+                          <w:lang w:val="en-US" w:eastAsia="zh-CN"/>
+                        </w:rPr>
+                        <w:t>主筋</w:t>
+                      </w:r>
+                    </w:p>
+                    <w:p>
+                      <w:pPr>
+                        <w:keepNext w:val="0"/>
+                        <w:keepLines w:val="0"/>
+                        <w:pageBreakBefore w:val="0"/>
+                        <w:widowControl w:val="0"/>
+                        <w:kinsoku/>
+                        <w:wordWrap/>
+                        <w:overflowPunct/>
+                        <w:topLinePunct w:val="0"/>
+                        <w:bidi w:val="0"/>
+                        <w:adjustRightInd/>
+                        <w:snapToGrid/>
+                        <w:spacing w:line="0" w:lineRule="atLeast"/>
+                        <w:jc w:val="left"/>
+                        <w:textAlignment w:val="auto"/>
+                        <w:rPr>
+                          <w:rFonts w:hint="eastAsia" w:ascii="微软雅黑" w:hAnsi="微软雅黑" w:eastAsia="微软雅黑" w:cs="微软雅黑"/>
+                          <w:color w:val="auto"/>
+                          <w:sz w:val="28"/>
+                          <w:szCs w:val="28"/>
+                          <w:lang w:val="en-US" w:eastAsia="zh-CN"/>
+                        </w:rPr>
+                      </w:pPr>
+                      <w:r>
+                        <w:rPr>
+                          <w:rFonts w:hint="eastAsia" w:ascii="微软雅黑" w:hAnsi="微软雅黑" w:eastAsia="微软雅黑" w:cs="微软雅黑"/>
+                          <w:color w:val="auto"/>
+                          <w:sz w:val="28"/>
+                          <w:szCs w:val="28"/>
+                          <w:lang w:val="en-US" w:eastAsia="zh-CN"/>
+                        </w:rPr>
+                        <w:t>其华在爪甲</w:t>
+                      </w:r>
+                    </w:p>
+                    <w:p>
+                      <w:pPr>
+                        <w:keepNext w:val="0"/>
+                        <w:keepLines w:val="0"/>
+                        <w:pageBreakBefore w:val="0"/>
+                        <w:widowControl w:val="0"/>
+                        <w:kinsoku/>
+                        <w:wordWrap/>
+                        <w:overflowPunct/>
+                        <w:topLinePunct w:val="0"/>
+                        <w:bidi w:val="0"/>
+                        <w:adjustRightInd/>
+                        <w:snapToGrid/>
+                        <w:spacing w:line="0" w:lineRule="atLeast"/>
+                        <w:jc w:val="left"/>
+                        <w:textAlignment w:val="auto"/>
+                        <w:rPr>
+                          <w:rFonts w:hint="default" w:ascii="微软雅黑" w:hAnsi="微软雅黑" w:eastAsia="微软雅黑" w:cs="微软雅黑"/>
+                          <w:color w:val="auto"/>
+                          <w:sz w:val="28"/>
+                          <w:szCs w:val="28"/>
+                          <w:lang w:val="en-US" w:eastAsia="zh-CN"/>
+                        </w:rPr>
+                      </w:pPr>
+                      <w:r>
+                        <w:rPr>
+                          <w:rFonts w:hint="eastAsia" w:ascii="微软雅黑" w:hAnsi="微软雅黑" w:eastAsia="微软雅黑" w:cs="微软雅黑"/>
+                          <w:color w:val="auto"/>
+                          <w:sz w:val="28"/>
+                          <w:szCs w:val="28"/>
+                          <w:lang w:val="en-US" w:eastAsia="zh-CN"/>
+                        </w:rPr>
+                        <w:t>在变动为握</w:t>
+                      </w:r>
+                    </w:p>
+                    <w:p>
+                      <w:pPr>
+                        <w:keepNext w:val="0"/>
+                        <w:keepLines w:val="0"/>
+                        <w:pageBreakBefore w:val="0"/>
+                        <w:widowControl w:val="0"/>
+                        <w:kinsoku/>
+                        <w:wordWrap/>
+                        <w:overflowPunct/>
+                        <w:topLinePunct w:val="0"/>
+                        <w:bidi w:val="0"/>
+                        <w:adjustRightInd/>
+                        <w:snapToGrid/>
+                        <w:spacing w:line="0" w:lineRule="atLeast"/>
+                        <w:jc w:val="left"/>
+                        <w:textAlignment w:val="auto"/>
+                        <w:rPr>
+                          <w:rFonts w:hint="eastAsia" w:ascii="微软雅黑" w:hAnsi="微软雅黑" w:eastAsia="微软雅黑" w:cs="微软雅黑"/>
+                          <w:color w:val="auto"/>
+                          <w:sz w:val="28"/>
+                          <w:szCs w:val="28"/>
+                          <w:lang w:val="en-US" w:eastAsia="zh-CN"/>
+                        </w:rPr>
+                      </w:pPr>
+                      <w:r>
+                        <w:rPr>
+                          <w:rFonts w:hint="eastAsia" w:ascii="微软雅黑" w:hAnsi="微软雅黑" w:eastAsia="微软雅黑" w:cs="微软雅黑"/>
+                          <w:color w:val="auto"/>
+                          <w:sz w:val="28"/>
+                          <w:szCs w:val="28"/>
+                          <w:lang w:val="en-US" w:eastAsia="zh-CN"/>
+                        </w:rPr>
+                        <w:t>病发惊骇</w:t>
+                      </w:r>
+                    </w:p>
+                    <w:p>
+                      <w:pPr>
+                        <w:keepNext w:val="0"/>
+                        <w:keepLines w:val="0"/>
+                        <w:pageBreakBefore w:val="0"/>
+                        <w:widowControl w:val="0"/>
+                        <w:kinsoku/>
+                        <w:wordWrap/>
+                        <w:overflowPunct/>
+                        <w:topLinePunct w:val="0"/>
+                        <w:bidi w:val="0"/>
+                        <w:adjustRightInd/>
+                        <w:snapToGrid/>
+                        <w:spacing w:line="0" w:lineRule="atLeast"/>
+                        <w:jc w:val="left"/>
+                        <w:textAlignment w:val="auto"/>
+                        <w:rPr>
+                          <w:rFonts w:hint="eastAsia" w:ascii="微软雅黑" w:hAnsi="微软雅黑" w:eastAsia="微软雅黑" w:cs="微软雅黑"/>
+                          <w:color w:val="auto"/>
+                          <w:sz w:val="28"/>
+                          <w:szCs w:val="28"/>
+                          <w:lang w:val="en-US" w:eastAsia="zh-CN"/>
+                        </w:rPr>
+                      </w:pPr>
+                      <w:r>
+                        <w:rPr>
+                          <w:rFonts w:hint="eastAsia" w:ascii="微软雅黑" w:hAnsi="微软雅黑" w:eastAsia="微软雅黑" w:cs="微软雅黑"/>
+                          <w:color w:val="auto"/>
+                          <w:sz w:val="28"/>
+                          <w:szCs w:val="28"/>
+                          <w:lang w:val="en-US" w:eastAsia="zh-CN"/>
+                        </w:rPr>
+                        <w:t>怒伤肝，悲胜怒</w:t>
+                      </w:r>
+                    </w:p>
+                    <w:p>
+                      <w:pPr>
+                        <w:keepNext w:val="0"/>
+                        <w:keepLines w:val="0"/>
+                        <w:pageBreakBefore w:val="0"/>
+                        <w:widowControl w:val="0"/>
+                        <w:kinsoku/>
+                        <w:wordWrap/>
+                        <w:overflowPunct/>
+                        <w:topLinePunct w:val="0"/>
+                        <w:bidi w:val="0"/>
+                        <w:adjustRightInd/>
+                        <w:snapToGrid/>
+                        <w:spacing w:line="0" w:lineRule="atLeast"/>
+                        <w:jc w:val="left"/>
+                        <w:textAlignment w:val="auto"/>
+                        <w:rPr>
+                          <w:rFonts w:hint="eastAsia" w:ascii="微软雅黑" w:hAnsi="微软雅黑" w:eastAsia="微软雅黑" w:cs="微软雅黑"/>
+                          <w:color w:val="auto"/>
+                          <w:sz w:val="28"/>
+                          <w:szCs w:val="28"/>
+                          <w:lang w:val="en-US" w:eastAsia="zh-CN"/>
+                        </w:rPr>
+                      </w:pPr>
+                      <w:r>
+                        <w:rPr>
+                          <w:rFonts w:hint="eastAsia" w:ascii="微软雅黑" w:hAnsi="微软雅黑" w:eastAsia="微软雅黑" w:cs="微软雅黑"/>
+                          <w:color w:val="auto"/>
+                          <w:sz w:val="28"/>
+                          <w:szCs w:val="28"/>
+                          <w:lang w:val="en-US" w:eastAsia="zh-CN"/>
+                        </w:rPr>
+                        <w:t>风伤筋，燥胜风</w:t>
+                      </w:r>
+                    </w:p>
+                    <w:p>
+                      <w:pPr>
+                        <w:keepNext w:val="0"/>
+                        <w:keepLines w:val="0"/>
+                        <w:pageBreakBefore w:val="0"/>
+                        <w:widowControl w:val="0"/>
+                        <w:kinsoku/>
+                        <w:wordWrap/>
+                        <w:overflowPunct/>
+                        <w:topLinePunct w:val="0"/>
+                        <w:bidi w:val="0"/>
+                        <w:adjustRightInd/>
+                        <w:snapToGrid/>
+                        <w:spacing w:line="0" w:lineRule="atLeast"/>
+                        <w:jc w:val="left"/>
+                        <w:textAlignment w:val="auto"/>
+                        <w:rPr>
+                          <w:rFonts w:hint="default" w:ascii="微软雅黑" w:hAnsi="微软雅黑" w:eastAsia="微软雅黑" w:cs="微软雅黑"/>
+                          <w:color w:val="auto"/>
+                          <w:sz w:val="28"/>
+                          <w:szCs w:val="28"/>
+                          <w:lang w:val="en-US" w:eastAsia="zh-CN"/>
+                        </w:rPr>
+                      </w:pPr>
+                      <w:r>
+                        <w:rPr>
+                          <w:rFonts w:hint="eastAsia" w:ascii="微软雅黑" w:hAnsi="微软雅黑" w:eastAsia="微软雅黑" w:cs="微软雅黑"/>
+                          <w:color w:val="auto"/>
+                          <w:sz w:val="28"/>
+                          <w:szCs w:val="28"/>
+                          <w:lang w:val="en-US" w:eastAsia="zh-CN"/>
+                        </w:rPr>
+                        <w:t>酸伤筋，辛胜酸</w:t>
+                      </w:r>
+                    </w:p>
+                  </w:txbxContent>
+                </v:textbox>
+              </v:shape>
+            </w:pict>
+          </mc:Fallback>
+        </mc:AlternateContent>
+      </w:r>
+    </w:p>
     <w:p>
       <w:r>
         <mc:AlternateContent>
@@ -2030,7 +3687,7 @@
                               <w:jc w:val="center"/>
                               <w:textAlignment w:val="auto"/>
                               <w:rPr>
-                                <w:rFonts w:hint="eastAsia" w:ascii="微软雅黑" w:hAnsi="微软雅黑" w:eastAsia="微软雅黑" w:cs="微软雅黑"/>
+                                <w:rFonts w:hint="default" w:ascii="微软雅黑" w:hAnsi="微软雅黑" w:eastAsia="微软雅黑" w:cs="微软雅黑"/>
                                 <w:sz w:val="44"/>
                                 <w:szCs w:val="44"/>
                                 <w:lang w:val="en-US" w:eastAsia="zh-CN"/>
@@ -2070,6 +3727,15 @@
                                 <w:lang w:val="en-US" w:eastAsia="zh-CN"/>
                               </w:rPr>
                               <w:t>胆</w:t>
+                            </w:r>
+                            <w:r>
+                              <w:rPr>
+                                <w:rFonts w:hint="eastAsia" w:ascii="微软雅黑" w:hAnsi="微软雅黑" w:eastAsia="微软雅黑" w:cs="微软雅黑"/>
+                                <w:sz w:val="21"/>
+                                <w:szCs w:val="21"/>
+                                <w:lang w:val="en-US" w:eastAsia="zh-CN"/>
+                              </w:rPr>
+                              <w:t>八</w:t>
                             </w:r>
                           </w:p>
                         </w:txbxContent>
@@ -2107,7 +3773,7 @@
                         <w:jc w:val="center"/>
                         <w:textAlignment w:val="auto"/>
                         <w:rPr>
-                          <w:rFonts w:hint="eastAsia" w:ascii="微软雅黑" w:hAnsi="微软雅黑" w:eastAsia="微软雅黑" w:cs="微软雅黑"/>
+                          <w:rFonts w:hint="default" w:ascii="微软雅黑" w:hAnsi="微软雅黑" w:eastAsia="微软雅黑" w:cs="微软雅黑"/>
                           <w:sz w:val="44"/>
                           <w:szCs w:val="44"/>
                           <w:lang w:val="en-US" w:eastAsia="zh-CN"/>
@@ -2147,6 +3813,15 @@
                           <w:lang w:val="en-US" w:eastAsia="zh-CN"/>
                         </w:rPr>
                         <w:t>胆</w:t>
+                      </w:r>
+                      <w:r>
+                        <w:rPr>
+                          <w:rFonts w:hint="eastAsia" w:ascii="微软雅黑" w:hAnsi="微软雅黑" w:eastAsia="微软雅黑" w:cs="微软雅黑"/>
+                          <w:sz w:val="21"/>
+                          <w:szCs w:val="21"/>
+                          <w:lang w:val="en-US" w:eastAsia="zh-CN"/>
+                        </w:rPr>
+                        <w:t>八</w:t>
                       </w:r>
                     </w:p>
                   </w:txbxContent>
@@ -2217,7 +3892,7 @@
                               <w:jc w:val="center"/>
                               <w:textAlignment w:val="auto"/>
                               <w:rPr>
-                                <w:rFonts w:hint="eastAsia" w:ascii="微软雅黑" w:hAnsi="微软雅黑" w:eastAsia="微软雅黑" w:cs="微软雅黑"/>
+                                <w:rFonts w:hint="default" w:ascii="微软雅黑" w:hAnsi="微软雅黑" w:eastAsia="微软雅黑" w:cs="微软雅黑"/>
                                 <w:sz w:val="44"/>
                                 <w:szCs w:val="44"/>
                                 <w:lang w:val="en-US" w:eastAsia="zh-CN"/>
@@ -2248,6 +3923,15 @@
                                 <w:lang w:val="en-US" w:eastAsia="zh-CN"/>
                               </w:rPr>
                               <w:t>胃</w:t>
+                            </w:r>
+                            <w:r>
+                              <w:rPr>
+                                <w:rFonts w:hint="eastAsia" w:ascii="微软雅黑" w:hAnsi="微软雅黑" w:eastAsia="微软雅黑" w:cs="微软雅黑"/>
+                                <w:sz w:val="21"/>
+                                <w:szCs w:val="21"/>
+                                <w:lang w:val="en-US" w:eastAsia="zh-CN"/>
+                              </w:rPr>
+                              <w:t>五</w:t>
                             </w:r>
                           </w:p>
                         </w:txbxContent>
@@ -2285,7 +3969,7 @@
                         <w:jc w:val="center"/>
                         <w:textAlignment w:val="auto"/>
                         <w:rPr>
-                          <w:rFonts w:hint="eastAsia" w:ascii="微软雅黑" w:hAnsi="微软雅黑" w:eastAsia="微软雅黑" w:cs="微软雅黑"/>
+                          <w:rFonts w:hint="default" w:ascii="微软雅黑" w:hAnsi="微软雅黑" w:eastAsia="微软雅黑" w:cs="微软雅黑"/>
                           <w:sz w:val="44"/>
                           <w:szCs w:val="44"/>
                           <w:lang w:val="en-US" w:eastAsia="zh-CN"/>
@@ -2316,6 +4000,15 @@
                           <w:lang w:val="en-US" w:eastAsia="zh-CN"/>
                         </w:rPr>
                         <w:t>胃</w:t>
+                      </w:r>
+                      <w:r>
+                        <w:rPr>
+                          <w:rFonts w:hint="eastAsia" w:ascii="微软雅黑" w:hAnsi="微软雅黑" w:eastAsia="微软雅黑" w:cs="微软雅黑"/>
+                          <w:sz w:val="21"/>
+                          <w:szCs w:val="21"/>
+                          <w:lang w:val="en-US" w:eastAsia="zh-CN"/>
+                        </w:rPr>
+                        <w:t>五</w:t>
                       </w:r>
                     </w:p>
                   </w:txbxContent>
@@ -2337,12 +4030,12 @@
               <wp:anchor distT="0" distB="0" distL="114300" distR="114300" simplePos="0" relativeHeight="251702272" behindDoc="0" locked="0" layoutInCell="1" allowOverlap="1">
                 <wp:simplePos x="0" y="0"/>
                 <wp:positionH relativeFrom="column">
-                  <wp:posOffset>6569075</wp:posOffset>
+                  <wp:posOffset>6447155</wp:posOffset>
                 </wp:positionH>
                 <wp:positionV relativeFrom="paragraph">
                   <wp:posOffset>19685</wp:posOffset>
                 </wp:positionV>
-                <wp:extent cx="359410" cy="387985"/>
+                <wp:extent cx="589280" cy="387985"/>
                 <wp:effectExtent l="0" t="0" r="0" b="0"/>
                 <wp:wrapNone/>
                 <wp:docPr id="28" name="文本框 28"/>
@@ -2354,7 +4047,7 @@
                       <wps:spPr>
                         <a:xfrm>
                           <a:off x="0" y="0"/>
-                          <a:ext cx="359410" cy="387985"/>
+                          <a:ext cx="589280" cy="387985"/>
                         </a:xfrm>
                         <a:prstGeom prst="rect">
                           <a:avLst/>
@@ -2411,7 +4104,7 @@
                                 <w:szCs w:val="28"/>
                                 <w:lang w:val="en-US" w:eastAsia="zh-CN"/>
                               </w:rPr>
-                              <w:t>中</w:t>
+                              <w:t>中湿</w:t>
                             </w:r>
                           </w:p>
                         </w:txbxContent>
@@ -2427,7 +4120,7 @@
           </mc:Choice>
           <mc:Fallback>
             <w:pict>
-              <v:shape id="_x0000_s1026" o:spid="_x0000_s1026" o:spt="202" type="#_x0000_t202" style="position:absolute;left:0pt;margin-left:517.25pt;margin-top:1.55pt;height:30.55pt;width:28.3pt;z-index:251702272;mso-width-relative:page;mso-height-relative:page;" filled="f" stroked="f" coordsize="21600,21600" o:gfxdata="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">
+              <v:shape id="_x0000_s1026" o:spid="_x0000_s1026" o:spt="202" type="#_x0000_t202" style="position:absolute;left:0pt;margin-left:507.65pt;margin-top:1.55pt;height:30.55pt;width:46.4pt;z-index:251702272;mso-width-relative:page;mso-height-relative:page;" filled="f" stroked="f" coordsize="21600,21600" o:gfxdata="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">
                 <v:fill on="f" focussize="0,0"/>
                 <v:stroke on="f" weight="0.5pt"/>
                 <v:imagedata o:title=""/>
@@ -2465,7 +4158,7 @@
                           <w:szCs w:val="28"/>
                           <w:lang w:val="en-US" w:eastAsia="zh-CN"/>
                         </w:rPr>
-                        <w:t>中</w:t>
+                        <w:t>中湿</w:t>
                       </w:r>
                     </w:p>
                   </w:txbxContent>
@@ -2485,12 +4178,12 @@
               <wp:anchor distT="0" distB="0" distL="114300" distR="114300" simplePos="0" relativeHeight="251694080" behindDoc="0" locked="0" layoutInCell="1" allowOverlap="1">
                 <wp:simplePos x="0" y="0"/>
                 <wp:positionH relativeFrom="column">
-                  <wp:posOffset>2271395</wp:posOffset>
+                  <wp:posOffset>2172335</wp:posOffset>
                 </wp:positionH>
                 <wp:positionV relativeFrom="paragraph">
                   <wp:posOffset>7620</wp:posOffset>
                 </wp:positionV>
-                <wp:extent cx="359410" cy="387985"/>
+                <wp:extent cx="589280" cy="387985"/>
                 <wp:effectExtent l="0" t="0" r="0" b="0"/>
                 <wp:wrapNone/>
                 <wp:docPr id="18" name="文本框 18"/>
@@ -2502,7 +4195,7 @@
                       <wps:spPr>
                         <a:xfrm>
                           <a:off x="0" y="0"/>
-                          <a:ext cx="359410" cy="387985"/>
+                          <a:ext cx="589280" cy="387985"/>
                         </a:xfrm>
                         <a:prstGeom prst="rect">
                           <a:avLst/>
@@ -2559,7 +4252,7 @@
                                 <w:szCs w:val="28"/>
                                 <w:lang w:val="en-US" w:eastAsia="zh-CN"/>
                               </w:rPr>
-                              <w:t>东</w:t>
+                              <w:t>东风</w:t>
                             </w:r>
                           </w:p>
                         </w:txbxContent>
@@ -2575,7 +4268,7 @@
           </mc:Choice>
           <mc:Fallback>
             <w:pict>
-              <v:shape id="_x0000_s1026" o:spid="_x0000_s1026" o:spt="202" type="#_x0000_t202" style="position:absolute;left:0pt;margin-left:178.85pt;margin-top:0.6pt;height:30.55pt;width:28.3pt;z-index:251694080;mso-width-relative:page;mso-height-relative:page;" filled="f" stroked="f" coordsize="21600,21600" o:gfxdata="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">
+              <v:shape id="_x0000_s1026" o:spid="_x0000_s1026" o:spt="202" type="#_x0000_t202" style="position:absolute;left:0pt;margin-left:171.05pt;margin-top:0.6pt;height:30.55pt;width:46.4pt;z-index:251694080;mso-width-relative:page;mso-height-relative:page;" filled="f" stroked="f" coordsize="21600,21600" o:gfxdata="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">
                 <v:fill on="f" focussize="0,0"/>
                 <v:stroke on="f" weight="0.5pt"/>
                 <v:imagedata o:title=""/>
@@ -2613,727 +4306,7 @@
                           <w:szCs w:val="28"/>
                           <w:lang w:val="en-US" w:eastAsia="zh-CN"/>
                         </w:rPr>
-                        <w:t>东</w:t>
-                      </w:r>
-                    </w:p>
-                  </w:txbxContent>
-                </v:textbox>
-              </v:shape>
-            </w:pict>
-          </mc:Fallback>
-        </mc:AlternateContent>
-      </w:r>
-      <w:r>
-        <w:rPr>
-          <w:sz w:val="21"/>
-        </w:rPr>
-        <mc:AlternateContent>
-          <mc:Choice Requires="wps">
-            <w:drawing>
-              <wp:anchor distT="0" distB="0" distL="114300" distR="114300" simplePos="0" relativeHeight="251700224" behindDoc="0" locked="0" layoutInCell="1" allowOverlap="1">
-                <wp:simplePos x="0" y="0"/>
-                <wp:positionH relativeFrom="column">
-                  <wp:posOffset>7187565</wp:posOffset>
-                </wp:positionH>
-                <wp:positionV relativeFrom="paragraph">
-                  <wp:posOffset>35560</wp:posOffset>
-                </wp:positionV>
-                <wp:extent cx="1160780" cy="1649095"/>
-                <wp:effectExtent l="0" t="0" r="0" b="0"/>
-                <wp:wrapNone/>
-                <wp:docPr id="25" name="文本框 25"/>
-                <wp:cNvGraphicFramePr/>
-                <a:graphic xmlns:a="http://schemas.openxmlformats.org/drawingml/2006/main">
-                  <a:graphicData uri="http://schemas.microsoft.com/office/word/2010/wordprocessingShape">
-                    <wps:wsp>
-                      <wps:cNvSpPr txBox="1"/>
-                      <wps:spPr>
-                        <a:xfrm>
-                          <a:off x="0" y="0"/>
-                          <a:ext cx="1160780" cy="1649095"/>
-                        </a:xfrm>
-                        <a:prstGeom prst="rect">
-                          <a:avLst/>
-                        </a:prstGeom>
-                        <a:noFill/>
-                        <a:ln w="6350">
-                          <a:noFill/>
-                        </a:ln>
-                      </wps:spPr>
-                      <wps:style>
-                        <a:lnRef idx="0">
-                          <a:schemeClr val="accent1"/>
-                        </a:lnRef>
-                        <a:fillRef idx="0">
-                          <a:schemeClr val="accent1"/>
-                        </a:fillRef>
-                        <a:effectRef idx="0">
-                          <a:schemeClr val="accent1"/>
-                        </a:effectRef>
-                        <a:fontRef idx="minor">
-                          <a:schemeClr val="dk1"/>
-                        </a:fontRef>
-                      </wps:style>
-                      <wps:txbx>
-                        <w:txbxContent>
-                          <w:p>
-                            <w:pPr>
-                              <w:keepNext w:val="0"/>
-                              <w:keepLines w:val="0"/>
-                              <w:pageBreakBefore w:val="0"/>
-                              <w:widowControl w:val="0"/>
-                              <w:kinsoku/>
-                              <w:wordWrap/>
-                              <w:overflowPunct/>
-                              <w:topLinePunct w:val="0"/>
-                              <w:bidi w:val="0"/>
-                              <w:adjustRightInd/>
-                              <w:snapToGrid/>
-                              <w:spacing w:line="0" w:lineRule="atLeast"/>
-                              <w:jc w:val="left"/>
-                              <w:textAlignment w:val="auto"/>
-                              <w:rPr>
-                                <w:rFonts w:hint="default" w:ascii="微软雅黑" w:hAnsi="微软雅黑" w:eastAsia="微软雅黑" w:cs="微软雅黑"/>
-                                <w:color w:val="auto"/>
-                                <w:sz w:val="28"/>
-                                <w:szCs w:val="28"/>
-                                <w:lang w:val="en-US" w:eastAsia="zh-CN"/>
-                              </w:rPr>
-                            </w:pPr>
-                            <w:r>
-                              <w:rPr>
-                                <w:rFonts w:hint="eastAsia" w:ascii="微软雅黑" w:hAnsi="微软雅黑" w:eastAsia="微软雅黑" w:cs="微软雅黑"/>
-                                <w:color w:val="auto"/>
-                                <w:sz w:val="28"/>
-                                <w:szCs w:val="28"/>
-                                <w:lang w:val="en-US" w:eastAsia="zh-CN"/>
-                              </w:rPr>
-                              <w:t>开窍于口</w:t>
-                            </w:r>
-                          </w:p>
-                          <w:p>
-                            <w:pPr>
-                              <w:keepNext w:val="0"/>
-                              <w:keepLines w:val="0"/>
-                              <w:pageBreakBefore w:val="0"/>
-                              <w:widowControl w:val="0"/>
-                              <w:kinsoku/>
-                              <w:wordWrap/>
-                              <w:overflowPunct/>
-                              <w:topLinePunct w:val="0"/>
-                              <w:bidi w:val="0"/>
-                              <w:adjustRightInd/>
-                              <w:snapToGrid/>
-                              <w:spacing w:line="0" w:lineRule="atLeast"/>
-                              <w:jc w:val="left"/>
-                              <w:textAlignment w:val="auto"/>
-                              <w:rPr>
-                                <w:rFonts w:hint="default" w:ascii="微软雅黑" w:hAnsi="微软雅黑" w:eastAsia="微软雅黑" w:cs="微软雅黑"/>
-                                <w:color w:val="auto"/>
-                                <w:sz w:val="28"/>
-                                <w:szCs w:val="28"/>
-                                <w:lang w:val="en-US" w:eastAsia="zh-CN"/>
-                              </w:rPr>
-                            </w:pPr>
-                            <w:r>
-                              <w:rPr>
-                                <w:rFonts w:hint="eastAsia" w:ascii="微软雅黑" w:hAnsi="微软雅黑" w:eastAsia="微软雅黑" w:cs="微软雅黑"/>
-                                <w:color w:val="auto"/>
-                                <w:sz w:val="28"/>
-                                <w:szCs w:val="28"/>
-                                <w:lang w:val="en-US" w:eastAsia="zh-CN"/>
-                              </w:rPr>
-                              <w:t>主肉</w:t>
-                            </w:r>
-                          </w:p>
-                          <w:p>
-                            <w:pPr>
-                              <w:keepNext w:val="0"/>
-                              <w:keepLines w:val="0"/>
-                              <w:pageBreakBefore w:val="0"/>
-                              <w:widowControl w:val="0"/>
-                              <w:kinsoku/>
-                              <w:wordWrap/>
-                              <w:overflowPunct/>
-                              <w:topLinePunct w:val="0"/>
-                              <w:bidi w:val="0"/>
-                              <w:adjustRightInd/>
-                              <w:snapToGrid/>
-                              <w:spacing w:line="0" w:lineRule="atLeast"/>
-                              <w:jc w:val="left"/>
-                              <w:textAlignment w:val="auto"/>
-                              <w:rPr>
-                                <w:rFonts w:hint="default" w:ascii="微软雅黑" w:hAnsi="微软雅黑" w:eastAsia="微软雅黑" w:cs="微软雅黑"/>
-                                <w:color w:val="auto"/>
-                                <w:sz w:val="28"/>
-                                <w:szCs w:val="28"/>
-                                <w:lang w:val="en-US" w:eastAsia="zh-CN"/>
-                              </w:rPr>
-                            </w:pPr>
-                            <w:r>
-                              <w:rPr>
-                                <w:rFonts w:hint="eastAsia" w:ascii="微软雅黑" w:hAnsi="微软雅黑" w:eastAsia="微软雅黑" w:cs="微软雅黑"/>
-                                <w:color w:val="auto"/>
-                                <w:sz w:val="28"/>
-                                <w:szCs w:val="28"/>
-                                <w:lang w:val="en-US" w:eastAsia="zh-CN"/>
-                              </w:rPr>
-                              <w:t>其华在唇</w:t>
-                            </w:r>
-                          </w:p>
-                          <w:p>
-                            <w:pPr>
-                              <w:keepNext w:val="0"/>
-                              <w:keepLines w:val="0"/>
-                              <w:pageBreakBefore w:val="0"/>
-                              <w:widowControl w:val="0"/>
-                              <w:kinsoku/>
-                              <w:wordWrap/>
-                              <w:overflowPunct/>
-                              <w:topLinePunct w:val="0"/>
-                              <w:bidi w:val="0"/>
-                              <w:adjustRightInd/>
-                              <w:snapToGrid/>
-                              <w:spacing w:line="0" w:lineRule="atLeast"/>
-                              <w:jc w:val="left"/>
-                              <w:textAlignment w:val="auto"/>
-                              <w:rPr>
-                                <w:rFonts w:hint="default" w:ascii="微软雅黑" w:hAnsi="微软雅黑" w:eastAsia="微软雅黑" w:cs="微软雅黑"/>
-                                <w:color w:val="auto"/>
-                                <w:sz w:val="28"/>
-                                <w:szCs w:val="28"/>
-                                <w:lang w:val="en-US" w:eastAsia="zh-CN"/>
-                              </w:rPr>
-                            </w:pPr>
-                            <w:r>
-                              <w:rPr>
-                                <w:rFonts w:hint="eastAsia" w:ascii="微软雅黑" w:hAnsi="微软雅黑" w:eastAsia="微软雅黑" w:cs="微软雅黑"/>
-                                <w:color w:val="auto"/>
-                                <w:sz w:val="28"/>
-                                <w:szCs w:val="28"/>
-                                <w:lang w:val="en-US" w:eastAsia="zh-CN"/>
-                              </w:rPr>
-                              <w:t>病发肌肉</w:t>
-                            </w:r>
-                          </w:p>
-                        </w:txbxContent>
-                      </wps:txbx>
-                      <wps:bodyPr rot="0" spcFirstLastPara="0" vertOverflow="overflow" horzOverflow="overflow" vert="horz" wrap="square" lIns="91440" tIns="45720" rIns="91440" bIns="45720" numCol="1" spcCol="0" rtlCol="0" fromWordArt="0" anchor="t" anchorCtr="0" forceAA="0" compatLnSpc="1">
-                        <a:noAutofit/>
-                      </wps:bodyPr>
-                    </wps:wsp>
-                  </a:graphicData>
-                </a:graphic>
-              </wp:anchor>
-            </w:drawing>
-          </mc:Choice>
-          <mc:Fallback>
-            <w:pict>
-              <v:shape id="_x0000_s1026" o:spid="_x0000_s1026" o:spt="202" type="#_x0000_t202" style="position:absolute;left:0pt;margin-left:565.95pt;margin-top:2.8pt;height:129.85pt;width:91.4pt;z-index:251700224;mso-width-relative:page;mso-height-relative:page;" filled="f" stroked="f" coordsize="21600,21600" o:gfxdata="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">
-                <v:fill on="f" focussize="0,0"/>
-                <v:stroke on="f" weight="0.5pt"/>
-                <v:imagedata o:title=""/>
-                <o:lock v:ext="edit" aspectratio="f"/>
-                <v:textbox>
-                  <w:txbxContent>
-                    <w:p>
-                      <w:pPr>
-                        <w:keepNext w:val="0"/>
-                        <w:keepLines w:val="0"/>
-                        <w:pageBreakBefore w:val="0"/>
-                        <w:widowControl w:val="0"/>
-                        <w:kinsoku/>
-                        <w:wordWrap/>
-                        <w:overflowPunct/>
-                        <w:topLinePunct w:val="0"/>
-                        <w:bidi w:val="0"/>
-                        <w:adjustRightInd/>
-                        <w:snapToGrid/>
-                        <w:spacing w:line="0" w:lineRule="atLeast"/>
-                        <w:jc w:val="left"/>
-                        <w:textAlignment w:val="auto"/>
-                        <w:rPr>
-                          <w:rFonts w:hint="default" w:ascii="微软雅黑" w:hAnsi="微软雅黑" w:eastAsia="微软雅黑" w:cs="微软雅黑"/>
-                          <w:color w:val="auto"/>
-                          <w:sz w:val="28"/>
-                          <w:szCs w:val="28"/>
-                          <w:lang w:val="en-US" w:eastAsia="zh-CN"/>
-                        </w:rPr>
-                      </w:pPr>
-                      <w:r>
-                        <w:rPr>
-                          <w:rFonts w:hint="eastAsia" w:ascii="微软雅黑" w:hAnsi="微软雅黑" w:eastAsia="微软雅黑" w:cs="微软雅黑"/>
-                          <w:color w:val="auto"/>
-                          <w:sz w:val="28"/>
-                          <w:szCs w:val="28"/>
-                          <w:lang w:val="en-US" w:eastAsia="zh-CN"/>
-                        </w:rPr>
-                        <w:t>开窍于口</w:t>
-                      </w:r>
-                    </w:p>
-                    <w:p>
-                      <w:pPr>
-                        <w:keepNext w:val="0"/>
-                        <w:keepLines w:val="0"/>
-                        <w:pageBreakBefore w:val="0"/>
-                        <w:widowControl w:val="0"/>
-                        <w:kinsoku/>
-                        <w:wordWrap/>
-                        <w:overflowPunct/>
-                        <w:topLinePunct w:val="0"/>
-                        <w:bidi w:val="0"/>
-                        <w:adjustRightInd/>
-                        <w:snapToGrid/>
-                        <w:spacing w:line="0" w:lineRule="atLeast"/>
-                        <w:jc w:val="left"/>
-                        <w:textAlignment w:val="auto"/>
-                        <w:rPr>
-                          <w:rFonts w:hint="default" w:ascii="微软雅黑" w:hAnsi="微软雅黑" w:eastAsia="微软雅黑" w:cs="微软雅黑"/>
-                          <w:color w:val="auto"/>
-                          <w:sz w:val="28"/>
-                          <w:szCs w:val="28"/>
-                          <w:lang w:val="en-US" w:eastAsia="zh-CN"/>
-                        </w:rPr>
-                      </w:pPr>
-                      <w:r>
-                        <w:rPr>
-                          <w:rFonts w:hint="eastAsia" w:ascii="微软雅黑" w:hAnsi="微软雅黑" w:eastAsia="微软雅黑" w:cs="微软雅黑"/>
-                          <w:color w:val="auto"/>
-                          <w:sz w:val="28"/>
-                          <w:szCs w:val="28"/>
-                          <w:lang w:val="en-US" w:eastAsia="zh-CN"/>
-                        </w:rPr>
-                        <w:t>主肉</w:t>
-                      </w:r>
-                    </w:p>
-                    <w:p>
-                      <w:pPr>
-                        <w:keepNext w:val="0"/>
-                        <w:keepLines w:val="0"/>
-                        <w:pageBreakBefore w:val="0"/>
-                        <w:widowControl w:val="0"/>
-                        <w:kinsoku/>
-                        <w:wordWrap/>
-                        <w:overflowPunct/>
-                        <w:topLinePunct w:val="0"/>
-                        <w:bidi w:val="0"/>
-                        <w:adjustRightInd/>
-                        <w:snapToGrid/>
-                        <w:spacing w:line="0" w:lineRule="atLeast"/>
-                        <w:jc w:val="left"/>
-                        <w:textAlignment w:val="auto"/>
-                        <w:rPr>
-                          <w:rFonts w:hint="default" w:ascii="微软雅黑" w:hAnsi="微软雅黑" w:eastAsia="微软雅黑" w:cs="微软雅黑"/>
-                          <w:color w:val="auto"/>
-                          <w:sz w:val="28"/>
-                          <w:szCs w:val="28"/>
-                          <w:lang w:val="en-US" w:eastAsia="zh-CN"/>
-                        </w:rPr>
-                      </w:pPr>
-                      <w:r>
-                        <w:rPr>
-                          <w:rFonts w:hint="eastAsia" w:ascii="微软雅黑" w:hAnsi="微软雅黑" w:eastAsia="微软雅黑" w:cs="微软雅黑"/>
-                          <w:color w:val="auto"/>
-                          <w:sz w:val="28"/>
-                          <w:szCs w:val="28"/>
-                          <w:lang w:val="en-US" w:eastAsia="zh-CN"/>
-                        </w:rPr>
-                        <w:t>其华在唇</w:t>
-                      </w:r>
-                    </w:p>
-                    <w:p>
-                      <w:pPr>
-                        <w:keepNext w:val="0"/>
-                        <w:keepLines w:val="0"/>
-                        <w:pageBreakBefore w:val="0"/>
-                        <w:widowControl w:val="0"/>
-                        <w:kinsoku/>
-                        <w:wordWrap/>
-                        <w:overflowPunct/>
-                        <w:topLinePunct w:val="0"/>
-                        <w:bidi w:val="0"/>
-                        <w:adjustRightInd/>
-                        <w:snapToGrid/>
-                        <w:spacing w:line="0" w:lineRule="atLeast"/>
-                        <w:jc w:val="left"/>
-                        <w:textAlignment w:val="auto"/>
-                        <w:rPr>
-                          <w:rFonts w:hint="default" w:ascii="微软雅黑" w:hAnsi="微软雅黑" w:eastAsia="微软雅黑" w:cs="微软雅黑"/>
-                          <w:color w:val="auto"/>
-                          <w:sz w:val="28"/>
-                          <w:szCs w:val="28"/>
-                          <w:lang w:val="en-US" w:eastAsia="zh-CN"/>
-                        </w:rPr>
-                      </w:pPr>
-                      <w:r>
-                        <w:rPr>
-                          <w:rFonts w:hint="eastAsia" w:ascii="微软雅黑" w:hAnsi="微软雅黑" w:eastAsia="微软雅黑" w:cs="微软雅黑"/>
-                          <w:color w:val="auto"/>
-                          <w:sz w:val="28"/>
-                          <w:szCs w:val="28"/>
-                          <w:lang w:val="en-US" w:eastAsia="zh-CN"/>
-                        </w:rPr>
-                        <w:t>病发肌肉</w:t>
-                      </w:r>
-                    </w:p>
-                  </w:txbxContent>
-                </v:textbox>
-              </v:shape>
-            </w:pict>
-          </mc:Fallback>
-        </mc:AlternateContent>
-      </w:r>
-      <w:r>
-        <w:rPr>
-          <w:sz w:val="21"/>
-        </w:rPr>
-        <mc:AlternateContent>
-          <mc:Choice Requires="wps">
-            <w:drawing>
-              <wp:anchor distT="0" distB="0" distL="114300" distR="114300" simplePos="0" relativeHeight="251693056" behindDoc="0" locked="0" layoutInCell="1" allowOverlap="1">
-                <wp:simplePos x="0" y="0"/>
-                <wp:positionH relativeFrom="column">
-                  <wp:posOffset>31750</wp:posOffset>
-                </wp:positionH>
-                <wp:positionV relativeFrom="paragraph">
-                  <wp:posOffset>53975</wp:posOffset>
-                </wp:positionV>
-                <wp:extent cx="1160780" cy="1268730"/>
-                <wp:effectExtent l="0" t="0" r="0" b="0"/>
-                <wp:wrapNone/>
-                <wp:docPr id="17" name="文本框 17"/>
-                <wp:cNvGraphicFramePr/>
-                <a:graphic xmlns:a="http://schemas.openxmlformats.org/drawingml/2006/main">
-                  <a:graphicData uri="http://schemas.microsoft.com/office/word/2010/wordprocessingShape">
-                    <wps:wsp>
-                      <wps:cNvSpPr txBox="1"/>
-                      <wps:spPr>
-                        <a:xfrm>
-                          <a:off x="0" y="0"/>
-                          <a:ext cx="1160780" cy="1268730"/>
-                        </a:xfrm>
-                        <a:prstGeom prst="rect">
-                          <a:avLst/>
-                        </a:prstGeom>
-                        <a:noFill/>
-                        <a:ln w="6350">
-                          <a:noFill/>
-                        </a:ln>
-                      </wps:spPr>
-                      <wps:style>
-                        <a:lnRef idx="0">
-                          <a:schemeClr val="accent1"/>
-                        </a:lnRef>
-                        <a:fillRef idx="0">
-                          <a:schemeClr val="accent1"/>
-                        </a:fillRef>
-                        <a:effectRef idx="0">
-                          <a:schemeClr val="accent1"/>
-                        </a:effectRef>
-                        <a:fontRef idx="minor">
-                          <a:schemeClr val="dk1"/>
-                        </a:fontRef>
-                      </wps:style>
-                      <wps:txbx>
-                        <w:txbxContent>
-                          <w:p>
-                            <w:pPr>
-                              <w:keepNext w:val="0"/>
-                              <w:keepLines w:val="0"/>
-                              <w:pageBreakBefore w:val="0"/>
-                              <w:widowControl w:val="0"/>
-                              <w:kinsoku/>
-                              <w:wordWrap/>
-                              <w:overflowPunct/>
-                              <w:topLinePunct w:val="0"/>
-                              <w:bidi w:val="0"/>
-                              <w:adjustRightInd/>
-                              <w:snapToGrid/>
-                              <w:spacing w:line="0" w:lineRule="atLeast"/>
-                              <w:jc w:val="left"/>
-                              <w:textAlignment w:val="auto"/>
-                              <w:rPr>
-                                <w:rFonts w:hint="eastAsia" w:ascii="微软雅黑" w:hAnsi="微软雅黑" w:eastAsia="微软雅黑" w:cs="微软雅黑"/>
-                                <w:color w:val="auto"/>
-                                <w:sz w:val="28"/>
-                                <w:szCs w:val="28"/>
-                                <w:lang w:val="en-US" w:eastAsia="zh-CN"/>
-                              </w:rPr>
-                            </w:pPr>
-                            <w:r>
-                              <w:rPr>
-                                <w:rFonts w:hint="eastAsia" w:ascii="微软雅黑" w:hAnsi="微软雅黑" w:eastAsia="微软雅黑" w:cs="微软雅黑"/>
-                                <w:color w:val="auto"/>
-                                <w:sz w:val="28"/>
-                                <w:szCs w:val="28"/>
-                                <w:lang w:val="en-US" w:eastAsia="zh-CN"/>
-                              </w:rPr>
-                              <w:t>开窍于目</w:t>
-                            </w:r>
-                          </w:p>
-                          <w:p>
-                            <w:pPr>
-                              <w:keepNext w:val="0"/>
-                              <w:keepLines w:val="0"/>
-                              <w:pageBreakBefore w:val="0"/>
-                              <w:widowControl w:val="0"/>
-                              <w:kinsoku/>
-                              <w:wordWrap/>
-                              <w:overflowPunct/>
-                              <w:topLinePunct w:val="0"/>
-                              <w:bidi w:val="0"/>
-                              <w:adjustRightInd/>
-                              <w:snapToGrid/>
-                              <w:spacing w:line="0" w:lineRule="atLeast"/>
-                              <w:jc w:val="left"/>
-                              <w:textAlignment w:val="auto"/>
-                              <w:rPr>
-                                <w:rFonts w:hint="eastAsia" w:ascii="微软雅黑" w:hAnsi="微软雅黑" w:eastAsia="微软雅黑" w:cs="微软雅黑"/>
-                                <w:color w:val="auto"/>
-                                <w:sz w:val="28"/>
-                                <w:szCs w:val="28"/>
-                                <w:lang w:val="en-US" w:eastAsia="zh-CN"/>
-                              </w:rPr>
-                            </w:pPr>
-                            <w:r>
-                              <w:rPr>
-                                <w:rFonts w:hint="eastAsia" w:ascii="微软雅黑" w:hAnsi="微软雅黑" w:eastAsia="微软雅黑" w:cs="微软雅黑"/>
-                                <w:color w:val="auto"/>
-                                <w:sz w:val="28"/>
-                                <w:szCs w:val="28"/>
-                                <w:lang w:val="en-US" w:eastAsia="zh-CN"/>
-                              </w:rPr>
-                              <w:t>主筋</w:t>
-                            </w:r>
-                          </w:p>
-                          <w:p>
-                            <w:pPr>
-                              <w:keepNext w:val="0"/>
-                              <w:keepLines w:val="0"/>
-                              <w:pageBreakBefore w:val="0"/>
-                              <w:widowControl w:val="0"/>
-                              <w:kinsoku/>
-                              <w:wordWrap/>
-                              <w:overflowPunct/>
-                              <w:topLinePunct w:val="0"/>
-                              <w:bidi w:val="0"/>
-                              <w:adjustRightInd/>
-                              <w:snapToGrid/>
-                              <w:spacing w:line="0" w:lineRule="atLeast"/>
-                              <w:jc w:val="left"/>
-                              <w:textAlignment w:val="auto"/>
-                              <w:rPr>
-                                <w:rFonts w:hint="eastAsia" w:ascii="微软雅黑" w:hAnsi="微软雅黑" w:eastAsia="微软雅黑" w:cs="微软雅黑"/>
-                                <w:color w:val="auto"/>
-                                <w:sz w:val="28"/>
-                                <w:szCs w:val="28"/>
-                                <w:lang w:val="en-US" w:eastAsia="zh-CN"/>
-                              </w:rPr>
-                            </w:pPr>
-                            <w:r>
-                              <w:rPr>
-                                <w:rFonts w:hint="eastAsia" w:ascii="微软雅黑" w:hAnsi="微软雅黑" w:eastAsia="微软雅黑" w:cs="微软雅黑"/>
-                                <w:color w:val="auto"/>
-                                <w:sz w:val="28"/>
-                                <w:szCs w:val="28"/>
-                                <w:lang w:val="en-US" w:eastAsia="zh-CN"/>
-                              </w:rPr>
-                              <w:t>其华在爪甲</w:t>
-                            </w:r>
-                          </w:p>
-                          <w:p>
-                            <w:pPr>
-                              <w:keepNext w:val="0"/>
-                              <w:keepLines w:val="0"/>
-                              <w:pageBreakBefore w:val="0"/>
-                              <w:widowControl w:val="0"/>
-                              <w:kinsoku/>
-                              <w:wordWrap/>
-                              <w:overflowPunct/>
-                              <w:topLinePunct w:val="0"/>
-                              <w:bidi w:val="0"/>
-                              <w:adjustRightInd/>
-                              <w:snapToGrid/>
-                              <w:spacing w:line="0" w:lineRule="atLeast"/>
-                              <w:jc w:val="left"/>
-                              <w:textAlignment w:val="auto"/>
-                              <w:rPr>
-                                <w:rFonts w:hint="eastAsia" w:ascii="微软雅黑" w:hAnsi="微软雅黑" w:eastAsia="微软雅黑" w:cs="微软雅黑"/>
-                                <w:color w:val="auto"/>
-                                <w:sz w:val="28"/>
-                                <w:szCs w:val="28"/>
-                                <w:lang w:val="en-US" w:eastAsia="zh-CN"/>
-                              </w:rPr>
-                            </w:pPr>
-                            <w:r>
-                              <w:rPr>
-                                <w:rFonts w:hint="eastAsia" w:ascii="微软雅黑" w:hAnsi="微软雅黑" w:eastAsia="微软雅黑" w:cs="微软雅黑"/>
-                                <w:color w:val="auto"/>
-                                <w:sz w:val="28"/>
-                                <w:szCs w:val="28"/>
-                                <w:lang w:val="en-US" w:eastAsia="zh-CN"/>
-                              </w:rPr>
-                              <w:t>病发惊骇</w:t>
-                            </w:r>
-                          </w:p>
-                        </w:txbxContent>
-                      </wps:txbx>
-                      <wps:bodyPr rot="0" spcFirstLastPara="0" vertOverflow="overflow" horzOverflow="overflow" vert="horz" wrap="square" lIns="91440" tIns="45720" rIns="91440" bIns="45720" numCol="1" spcCol="0" rtlCol="0" fromWordArt="0" anchor="t" anchorCtr="0" forceAA="0" compatLnSpc="1">
-                        <a:noAutofit/>
-                      </wps:bodyPr>
-                    </wps:wsp>
-                  </a:graphicData>
-                </a:graphic>
-              </wp:anchor>
-            </w:drawing>
-          </mc:Choice>
-          <mc:Fallback>
-            <w:pict>
-              <v:shape id="_x0000_s1026" o:spid="_x0000_s1026" o:spt="202" type="#_x0000_t202" style="position:absolute;left:0pt;margin-left:2.5pt;margin-top:4.25pt;height:99.9pt;width:91.4pt;z-index:251693056;mso-width-relative:page;mso-height-relative:page;" filled="f" stroked="f" coordsize="21600,21600" o:gfxdata="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">
-                <v:fill on="f" focussize="0,0"/>
-                <v:stroke on="f" weight="0.5pt"/>
-                <v:imagedata o:title=""/>
-                <o:lock v:ext="edit" aspectratio="f"/>
-                <v:textbox>
-                  <w:txbxContent>
-                    <w:p>
-                      <w:pPr>
-                        <w:keepNext w:val="0"/>
-                        <w:keepLines w:val="0"/>
-                        <w:pageBreakBefore w:val="0"/>
-                        <w:widowControl w:val="0"/>
-                        <w:kinsoku/>
-                        <w:wordWrap/>
-                        <w:overflowPunct/>
-                        <w:topLinePunct w:val="0"/>
-                        <w:bidi w:val="0"/>
-                        <w:adjustRightInd/>
-                        <w:snapToGrid/>
-                        <w:spacing w:line="0" w:lineRule="atLeast"/>
-                        <w:jc w:val="left"/>
-                        <w:textAlignment w:val="auto"/>
-                        <w:rPr>
-                          <w:rFonts w:hint="eastAsia" w:ascii="微软雅黑" w:hAnsi="微软雅黑" w:eastAsia="微软雅黑" w:cs="微软雅黑"/>
-                          <w:color w:val="auto"/>
-                          <w:sz w:val="28"/>
-                          <w:szCs w:val="28"/>
-                          <w:lang w:val="en-US" w:eastAsia="zh-CN"/>
-                        </w:rPr>
-                      </w:pPr>
-                      <w:r>
-                        <w:rPr>
-                          <w:rFonts w:hint="eastAsia" w:ascii="微软雅黑" w:hAnsi="微软雅黑" w:eastAsia="微软雅黑" w:cs="微软雅黑"/>
-                          <w:color w:val="auto"/>
-                          <w:sz w:val="28"/>
-                          <w:szCs w:val="28"/>
-                          <w:lang w:val="en-US" w:eastAsia="zh-CN"/>
-                        </w:rPr>
-                        <w:t>开窍于目</w:t>
-                      </w:r>
-                    </w:p>
-                    <w:p>
-                      <w:pPr>
-                        <w:keepNext w:val="0"/>
-                        <w:keepLines w:val="0"/>
-                        <w:pageBreakBefore w:val="0"/>
-                        <w:widowControl w:val="0"/>
-                        <w:kinsoku/>
-                        <w:wordWrap/>
-                        <w:overflowPunct/>
-                        <w:topLinePunct w:val="0"/>
-                        <w:bidi w:val="0"/>
-                        <w:adjustRightInd/>
-                        <w:snapToGrid/>
-                        <w:spacing w:line="0" w:lineRule="atLeast"/>
-                        <w:jc w:val="left"/>
-                        <w:textAlignment w:val="auto"/>
-                        <w:rPr>
-                          <w:rFonts w:hint="eastAsia" w:ascii="微软雅黑" w:hAnsi="微软雅黑" w:eastAsia="微软雅黑" w:cs="微软雅黑"/>
-                          <w:color w:val="auto"/>
-                          <w:sz w:val="28"/>
-                          <w:szCs w:val="28"/>
-                          <w:lang w:val="en-US" w:eastAsia="zh-CN"/>
-                        </w:rPr>
-                      </w:pPr>
-                      <w:r>
-                        <w:rPr>
-                          <w:rFonts w:hint="eastAsia" w:ascii="微软雅黑" w:hAnsi="微软雅黑" w:eastAsia="微软雅黑" w:cs="微软雅黑"/>
-                          <w:color w:val="auto"/>
-                          <w:sz w:val="28"/>
-                          <w:szCs w:val="28"/>
-                          <w:lang w:val="en-US" w:eastAsia="zh-CN"/>
-                        </w:rPr>
-                        <w:t>主筋</w:t>
-                      </w:r>
-                    </w:p>
-                    <w:p>
-                      <w:pPr>
-                        <w:keepNext w:val="0"/>
-                        <w:keepLines w:val="0"/>
-                        <w:pageBreakBefore w:val="0"/>
-                        <w:widowControl w:val="0"/>
-                        <w:kinsoku/>
-                        <w:wordWrap/>
-                        <w:overflowPunct/>
-                        <w:topLinePunct w:val="0"/>
-                        <w:bidi w:val="0"/>
-                        <w:adjustRightInd/>
-                        <w:snapToGrid/>
-                        <w:spacing w:line="0" w:lineRule="atLeast"/>
-                        <w:jc w:val="left"/>
-                        <w:textAlignment w:val="auto"/>
-                        <w:rPr>
-                          <w:rFonts w:hint="eastAsia" w:ascii="微软雅黑" w:hAnsi="微软雅黑" w:eastAsia="微软雅黑" w:cs="微软雅黑"/>
-                          <w:color w:val="auto"/>
-                          <w:sz w:val="28"/>
-                          <w:szCs w:val="28"/>
-                          <w:lang w:val="en-US" w:eastAsia="zh-CN"/>
-                        </w:rPr>
-                      </w:pPr>
-                      <w:r>
-                        <w:rPr>
-                          <w:rFonts w:hint="eastAsia" w:ascii="微软雅黑" w:hAnsi="微软雅黑" w:eastAsia="微软雅黑" w:cs="微软雅黑"/>
-                          <w:color w:val="auto"/>
-                          <w:sz w:val="28"/>
-                          <w:szCs w:val="28"/>
-                          <w:lang w:val="en-US" w:eastAsia="zh-CN"/>
-                        </w:rPr>
-                        <w:t>其华在爪甲</w:t>
-                      </w:r>
-                    </w:p>
-                    <w:p>
-                      <w:pPr>
-                        <w:keepNext w:val="0"/>
-                        <w:keepLines w:val="0"/>
-                        <w:pageBreakBefore w:val="0"/>
-                        <w:widowControl w:val="0"/>
-                        <w:kinsoku/>
-                        <w:wordWrap/>
-                        <w:overflowPunct/>
-                        <w:topLinePunct w:val="0"/>
-                        <w:bidi w:val="0"/>
-                        <w:adjustRightInd/>
-                        <w:snapToGrid/>
-                        <w:spacing w:line="0" w:lineRule="atLeast"/>
-                        <w:jc w:val="left"/>
-                        <w:textAlignment w:val="auto"/>
-                        <w:rPr>
-                          <w:rFonts w:hint="eastAsia" w:ascii="微软雅黑" w:hAnsi="微软雅黑" w:eastAsia="微软雅黑" w:cs="微软雅黑"/>
-                          <w:color w:val="auto"/>
-                          <w:sz w:val="28"/>
-                          <w:szCs w:val="28"/>
-                          <w:lang w:val="en-US" w:eastAsia="zh-CN"/>
-                        </w:rPr>
-                      </w:pPr>
-                      <w:r>
-                        <w:rPr>
-                          <w:rFonts w:hint="eastAsia" w:ascii="微软雅黑" w:hAnsi="微软雅黑" w:eastAsia="微软雅黑" w:cs="微软雅黑"/>
-                          <w:color w:val="auto"/>
-                          <w:sz w:val="28"/>
-                          <w:szCs w:val="28"/>
-                          <w:lang w:val="en-US" w:eastAsia="zh-CN"/>
-                        </w:rPr>
-                        <w:t>病发惊骇</w:t>
+                        <w:t>东风</w:t>
                       </w:r>
                     </w:p>
                   </w:txbxContent>
@@ -3639,7 +4612,7 @@
                                 <w:szCs w:val="28"/>
                                 <w:lang w:val="en-US" w:eastAsia="zh-CN"/>
                               </w:rPr>
-                              <w:t>甘、香、思、呼牛、稷、五</w:t>
+                              <w:t>甘、香、思、呼牛、稷、枣</w:t>
                             </w:r>
                           </w:p>
                         </w:txbxContent>
@@ -3694,7 +4667,7 @@
                           <w:szCs w:val="28"/>
                           <w:lang w:val="en-US" w:eastAsia="zh-CN"/>
                         </w:rPr>
-                        <w:t>甘、香、思、呼牛、稷、五</w:t>
+                        <w:t>甘、香、思、呼牛、稷、枣</w:t>
                       </w:r>
                     </w:p>
                   </w:txbxContent>
@@ -3789,7 +4762,7 @@
                                 <w:szCs w:val="28"/>
                                 <w:lang w:val="en-US" w:eastAsia="zh-CN"/>
                               </w:rPr>
-                              <w:t>酸、臊、怒、嘘鸡、麦、八</w:t>
+                              <w:t>酸、臊、怒、嘘鸡、麦、李</w:t>
                             </w:r>
                           </w:p>
                         </w:txbxContent>
@@ -3844,7 +4817,7 @@
                           <w:szCs w:val="28"/>
                           <w:lang w:val="en-US" w:eastAsia="zh-CN"/>
                         </w:rPr>
-                        <w:t>酸、臊、怒、嘘鸡、麦、八</w:t>
+                        <w:t>酸、臊、怒、嘘鸡、麦、李</w:t>
                       </w:r>
                     </w:p>
                   </w:txbxContent>
@@ -4139,12 +5112,12 @@
               <wp:anchor distT="0" distB="0" distL="114300" distR="114300" simplePos="0" relativeHeight="251697152" behindDoc="0" locked="0" layoutInCell="1" allowOverlap="1">
                 <wp:simplePos x="0" y="0"/>
                 <wp:positionH relativeFrom="column">
-                  <wp:posOffset>2999105</wp:posOffset>
+                  <wp:posOffset>2846705</wp:posOffset>
                 </wp:positionH>
                 <wp:positionV relativeFrom="paragraph">
                   <wp:posOffset>137160</wp:posOffset>
                 </wp:positionV>
-                <wp:extent cx="359410" cy="387985"/>
+                <wp:extent cx="573405" cy="387985"/>
                 <wp:effectExtent l="0" t="0" r="0" b="0"/>
                 <wp:wrapNone/>
                 <wp:docPr id="21" name="文本框 21"/>
@@ -4156,7 +5129,7 @@
                       <wps:spPr>
                         <a:xfrm>
                           <a:off x="0" y="0"/>
-                          <a:ext cx="359410" cy="387985"/>
+                          <a:ext cx="573405" cy="387985"/>
                         </a:xfrm>
                         <a:prstGeom prst="rect">
                           <a:avLst/>
@@ -4223,7 +5196,7 @@
                                   </w14:solidFill>
                                 </w14:textFill>
                               </w:rPr>
-                              <w:t>北</w:t>
+                              <w:t>北寒</w:t>
                             </w:r>
                           </w:p>
                         </w:txbxContent>
@@ -4239,7 +5212,7 @@
           </mc:Choice>
           <mc:Fallback>
             <w:pict>
-              <v:shape id="_x0000_s1026" o:spid="_x0000_s1026" o:spt="202" type="#_x0000_t202" style="position:absolute;left:0pt;margin-left:236.15pt;margin-top:10.8pt;height:30.55pt;width:28.3pt;z-index:251697152;mso-width-relative:page;mso-height-relative:page;" filled="f" stroked="f" coordsize="21600,21600" o:gfxdata="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">
+              <v:shape id="_x0000_s1026" o:spid="_x0000_s1026" o:spt="202" type="#_x0000_t202" style="position:absolute;left:0pt;margin-left:224.15pt;margin-top:10.8pt;height:30.55pt;width:45.15pt;z-index:251697152;mso-width-relative:page;mso-height-relative:page;" filled="f" stroked="f" coordsize="21600,21600" o:gfxdata="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">
                 <v:fill on="f" focussize="0,0"/>
                 <v:stroke on="f" weight="0.5pt"/>
                 <v:imagedata o:title=""/>
@@ -4287,7 +5260,7 @@
                             </w14:solidFill>
                           </w14:textFill>
                         </w:rPr>
-                        <w:t>北</w:t>
+                        <w:t>北寒</w:t>
                       </w:r>
                     </w:p>
                   </w:txbxContent>
@@ -4307,12 +5280,12 @@
               <wp:anchor distT="0" distB="0" distL="114300" distR="114300" simplePos="0" relativeHeight="251695104" behindDoc="0" locked="0" layoutInCell="1" allowOverlap="1">
                 <wp:simplePos x="0" y="0"/>
                 <wp:positionH relativeFrom="column">
-                  <wp:posOffset>5513705</wp:posOffset>
+                  <wp:posOffset>5414645</wp:posOffset>
                 </wp:positionH>
                 <wp:positionV relativeFrom="paragraph">
                   <wp:posOffset>179705</wp:posOffset>
                 </wp:positionV>
-                <wp:extent cx="359410" cy="387985"/>
+                <wp:extent cx="558165" cy="387985"/>
                 <wp:effectExtent l="0" t="0" r="0" b="0"/>
                 <wp:wrapNone/>
                 <wp:docPr id="19" name="文本框 19"/>
@@ -4324,7 +5297,7 @@
                       <wps:spPr>
                         <a:xfrm>
                           <a:off x="0" y="0"/>
-                          <a:ext cx="359410" cy="387985"/>
+                          <a:ext cx="558165" cy="387985"/>
                         </a:xfrm>
                         <a:prstGeom prst="rect">
                           <a:avLst/>
@@ -4381,7 +5354,7 @@
                                 <w:szCs w:val="28"/>
                                 <w:lang w:val="en-US" w:eastAsia="zh-CN"/>
                               </w:rPr>
-                              <w:t>西</w:t>
+                              <w:t>西燥</w:t>
                             </w:r>
                           </w:p>
                         </w:txbxContent>
@@ -4397,7 +5370,7 @@
           </mc:Choice>
           <mc:Fallback>
             <w:pict>
-              <v:shape id="_x0000_s1026" o:spid="_x0000_s1026" o:spt="202" type="#_x0000_t202" style="position:absolute;left:0pt;margin-left:434.15pt;margin-top:14.15pt;height:30.55pt;width:28.3pt;z-index:251695104;mso-width-relative:page;mso-height-relative:page;" filled="f" stroked="f" coordsize="21600,21600" o:gfxdata="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">
+              <v:shape id="_x0000_s1026" o:spid="_x0000_s1026" o:spt="202" type="#_x0000_t202" style="position:absolute;left:0pt;margin-left:426.35pt;margin-top:14.15pt;height:30.55pt;width:43.95pt;z-index:251695104;mso-width-relative:page;mso-height-relative:page;" filled="f" stroked="f" coordsize="21600,21600" o:gfxdata="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">
                 <v:fill on="f" focussize="0,0"/>
                 <v:stroke on="f" weight="0.5pt"/>
                 <v:imagedata o:title=""/>
@@ -4435,7 +5408,7 @@
                           <w:szCs w:val="28"/>
                           <w:lang w:val="en-US" w:eastAsia="zh-CN"/>
                         </w:rPr>
-                        <w:t>西</w:t>
+                        <w:t>西燥</w:t>
                       </w:r>
                     </w:p>
                   </w:txbxContent>
@@ -5102,10 +6075,27 @@
                             <w:r>
                               <w:rPr>
                                 <w:rFonts w:hint="eastAsia" w:ascii="微软雅黑" w:hAnsi="微软雅黑" w:eastAsia="微软雅黑" w:cs="微软雅黑"/>
+                                <w:sz w:val="21"/>
+                                <w:szCs w:val="21"/>
+                              </w:rPr>
+                              <w:t xml:space="preserve"> </w:t>
+                            </w:r>
+                            <w:r>
+                              <w:rPr>
+                                <w:rFonts w:hint="eastAsia" w:ascii="微软雅黑" w:hAnsi="微软雅黑" w:eastAsia="微软雅黑" w:cs="微软雅黑"/>
                                 <w:sz w:val="44"/>
                                 <w:szCs w:val="44"/>
                               </w:rPr>
-                              <w:t xml:space="preserve"> 大肠</w:t>
+                              <w:t>大肠</w:t>
+                            </w:r>
+                            <w:r>
+                              <w:rPr>
+                                <w:rFonts w:hint="eastAsia" w:ascii="微软雅黑" w:hAnsi="微软雅黑" w:eastAsia="微软雅黑" w:cs="微软雅黑"/>
+                                <w:sz w:val="21"/>
+                                <w:szCs w:val="21"/>
+                                <w:lang w:val="en-US" w:eastAsia="zh-CN"/>
+                              </w:rPr>
+                              <w:t>九</w:t>
                             </w:r>
                           </w:p>
                         </w:txbxContent>
@@ -5160,10 +6150,27 @@
                       <w:r>
                         <w:rPr>
                           <w:rFonts w:hint="eastAsia" w:ascii="微软雅黑" w:hAnsi="微软雅黑" w:eastAsia="微软雅黑" w:cs="微软雅黑"/>
+                          <w:sz w:val="21"/>
+                          <w:szCs w:val="21"/>
+                        </w:rPr>
+                        <w:t xml:space="preserve"> </w:t>
+                      </w:r>
+                      <w:r>
+                        <w:rPr>
+                          <w:rFonts w:hint="eastAsia" w:ascii="微软雅黑" w:hAnsi="微软雅黑" w:eastAsia="微软雅黑" w:cs="微软雅黑"/>
                           <w:sz w:val="44"/>
                           <w:szCs w:val="44"/>
                         </w:rPr>
-                        <w:t xml:space="preserve"> 大肠</w:t>
+                        <w:t>大肠</w:t>
+                      </w:r>
+                      <w:r>
+                        <w:rPr>
+                          <w:rFonts w:hint="eastAsia" w:ascii="微软雅黑" w:hAnsi="微软雅黑" w:eastAsia="微软雅黑" w:cs="微软雅黑"/>
+                          <w:sz w:val="21"/>
+                          <w:szCs w:val="21"/>
+                          <w:lang w:val="en-US" w:eastAsia="zh-CN"/>
+                        </w:rPr>
+                        <w:t>九</w:t>
                       </w:r>
                     </w:p>
                   </w:txbxContent>
@@ -5290,7 +6297,7 @@
                               <w:jc w:val="center"/>
                               <w:textAlignment w:val="auto"/>
                               <w:rPr>
-                                <w:rFonts w:hint="eastAsia" w:ascii="微软雅黑" w:hAnsi="微软雅黑" w:eastAsia="微软雅黑" w:cs="微软雅黑"/>
+                                <w:rFonts w:hint="default" w:ascii="微软雅黑" w:hAnsi="微软雅黑" w:eastAsia="微软雅黑" w:cs="微软雅黑"/>
                                 <w:color w:val="FFFFFF" w:themeColor="background1"/>
                                 <w:sz w:val="44"/>
                                 <w:szCs w:val="44"/>
@@ -5321,8 +6328,8 @@
                               <w:rPr>
                                 <w:rFonts w:hint="eastAsia" w:ascii="微软雅黑" w:hAnsi="微软雅黑" w:eastAsia="微软雅黑" w:cs="微软雅黑"/>
                                 <w:color w:val="FFFFFF" w:themeColor="background1"/>
-                                <w:sz w:val="44"/>
-                                <w:szCs w:val="44"/>
+                                <w:sz w:val="21"/>
+                                <w:szCs w:val="21"/>
                                 <w14:textFill>
                                   <w14:solidFill>
                                     <w14:schemeClr w14:val="bg1"/>
@@ -5345,6 +6352,21 @@
                                 </w14:textFill>
                               </w:rPr>
                               <w:t>膀胱</w:t>
+                            </w:r>
+                            <w:r>
+                              <w:rPr>
+                                <w:rFonts w:hint="eastAsia" w:ascii="微软雅黑" w:hAnsi="微软雅黑" w:eastAsia="微软雅黑" w:cs="微软雅黑"/>
+                                <w:color w:val="FFFFFF" w:themeColor="background1"/>
+                                <w:sz w:val="21"/>
+                                <w:szCs w:val="21"/>
+                                <w:lang w:val="en-US" w:eastAsia="zh-CN"/>
+                                <w14:textFill>
+                                  <w14:solidFill>
+                                    <w14:schemeClr w14:val="bg1"/>
+                                  </w14:solidFill>
+                                </w14:textFill>
+                              </w:rPr>
+                              <w:t>六</w:t>
                             </w:r>
                           </w:p>
                         </w:txbxContent>
@@ -5382,7 +6404,7 @@
                         <w:jc w:val="center"/>
                         <w:textAlignment w:val="auto"/>
                         <w:rPr>
-                          <w:rFonts w:hint="eastAsia" w:ascii="微软雅黑" w:hAnsi="微软雅黑" w:eastAsia="微软雅黑" w:cs="微软雅黑"/>
+                          <w:rFonts w:hint="default" w:ascii="微软雅黑" w:hAnsi="微软雅黑" w:eastAsia="微软雅黑" w:cs="微软雅黑"/>
                           <w:color w:val="FFFFFF" w:themeColor="background1"/>
                           <w:sz w:val="44"/>
                           <w:szCs w:val="44"/>
@@ -5413,8 +6435,8 @@
                         <w:rPr>
                           <w:rFonts w:hint="eastAsia" w:ascii="微软雅黑" w:hAnsi="微软雅黑" w:eastAsia="微软雅黑" w:cs="微软雅黑"/>
                           <w:color w:val="FFFFFF" w:themeColor="background1"/>
-                          <w:sz w:val="44"/>
-                          <w:szCs w:val="44"/>
+                          <w:sz w:val="21"/>
+                          <w:szCs w:val="21"/>
                           <w14:textFill>
                             <w14:solidFill>
                               <w14:schemeClr w14:val="bg1"/>
@@ -5437,6 +6459,21 @@
                           </w14:textFill>
                         </w:rPr>
                         <w:t>膀胱</w:t>
+                      </w:r>
+                      <w:r>
+                        <w:rPr>
+                          <w:rFonts w:hint="eastAsia" w:ascii="微软雅黑" w:hAnsi="微软雅黑" w:eastAsia="微软雅黑" w:cs="微软雅黑"/>
+                          <w:color w:val="FFFFFF" w:themeColor="background1"/>
+                          <w:sz w:val="21"/>
+                          <w:szCs w:val="21"/>
+                          <w:lang w:val="en-US" w:eastAsia="zh-CN"/>
+                          <w14:textFill>
+                            <w14:solidFill>
+                              <w14:schemeClr w14:val="bg1"/>
+                            </w14:solidFill>
+                          </w14:textFill>
+                        </w:rPr>
+                        <w:t>六</w:t>
                       </w:r>
                     </w:p>
                   </w:txbxContent>
@@ -5451,6 +6488,8 @@
       <w:pPr>
         <w:ind w:left="0" w:leftChars="0" w:firstLine="0" w:firstLineChars="0"/>
       </w:pPr>
+      <w:bookmarkStart w:id="0" w:name="_GoBack"/>
+      <w:bookmarkEnd w:id="0"/>
       <w:r>
         <w:rPr>
           <w:sz w:val="21"/>
@@ -5458,18 +6497,18 @@
         <mc:AlternateContent>
           <mc:Choice Requires="wps">
             <w:drawing>
-              <wp:anchor distT="0" distB="0" distL="114300" distR="114300" simplePos="0" relativeHeight="251699200" behindDoc="0" locked="0" layoutInCell="1" allowOverlap="1">
+              <wp:anchor distT="0" distB="0" distL="114300" distR="114300" simplePos="0" relativeHeight="251698176" behindDoc="0" locked="0" layoutInCell="1" allowOverlap="1">
                 <wp:simplePos x="0" y="0"/>
                 <wp:positionH relativeFrom="column">
-                  <wp:posOffset>6313170</wp:posOffset>
+                  <wp:posOffset>739775</wp:posOffset>
                 </wp:positionH>
                 <wp:positionV relativeFrom="paragraph">
-                  <wp:posOffset>29845</wp:posOffset>
+                  <wp:posOffset>296545</wp:posOffset>
                 </wp:positionV>
-                <wp:extent cx="1160780" cy="1649095"/>
+                <wp:extent cx="1414780" cy="1695450"/>
                 <wp:effectExtent l="0" t="0" r="0" b="0"/>
                 <wp:wrapNone/>
-                <wp:docPr id="23" name="文本框 23"/>
+                <wp:docPr id="22" name="文本框 22"/>
                 <wp:cNvGraphicFramePr/>
                 <a:graphic xmlns:a="http://schemas.openxmlformats.org/drawingml/2006/main">
                   <a:graphicData uri="http://schemas.microsoft.com/office/word/2010/wordprocessingShape">
@@ -5478,7 +6517,7 @@
                       <wps:spPr>
                         <a:xfrm>
                           <a:off x="0" y="0"/>
-                          <a:ext cx="1160780" cy="1649095"/>
+                          <a:ext cx="1414780" cy="1695450"/>
                         </a:xfrm>
                         <a:prstGeom prst="rect">
                           <a:avLst/>
@@ -5536,7 +6575,7 @@
                                 <w:szCs w:val="28"/>
                                 <w:lang w:val="en-US" w:eastAsia="zh-CN"/>
                               </w:rPr>
-                              <w:t>开窍于鼻</w:t>
+                              <w:t>开窍于二阴</w:t>
                             </w:r>
                           </w:p>
                           <w:p>
@@ -5571,7 +6610,7 @@
                                 <w:szCs w:val="28"/>
                                 <w:lang w:val="en-US" w:eastAsia="zh-CN"/>
                               </w:rPr>
-                              <w:t>主皮毛</w:t>
+                              <w:t>开窍于耳</w:t>
                             </w:r>
                           </w:p>
                           <w:p>
@@ -5606,7 +6645,7 @@
                                 <w:szCs w:val="28"/>
                                 <w:lang w:val="en-US" w:eastAsia="zh-CN"/>
                               </w:rPr>
-                              <w:t>其华在毛</w:t>
+                              <w:t>主骨、主脑</w:t>
                             </w:r>
                           </w:p>
                           <w:p>
@@ -5626,7 +6665,7 @@
                               <w:jc w:val="left"/>
                               <w:textAlignment w:val="auto"/>
                               <w:rPr>
-                                <w:rFonts w:hint="default" w:ascii="微软雅黑" w:hAnsi="微软雅黑" w:eastAsia="微软雅黑" w:cs="微软雅黑"/>
+                                <w:rFonts w:hint="eastAsia" w:ascii="微软雅黑" w:hAnsi="微软雅黑" w:eastAsia="微软雅黑" w:cs="微软雅黑"/>
                                 <w:color w:val="auto"/>
                                 <w:sz w:val="28"/>
                                 <w:szCs w:val="28"/>
@@ -5641,8 +6680,68 @@
                                 <w:szCs w:val="28"/>
                                 <w:lang w:val="en-US" w:eastAsia="zh-CN"/>
                               </w:rPr>
-                              <w:t>病发背部</w:t>
+                              <w:t>其华在发</w:t>
                             </w:r>
+                          </w:p>
+                          <w:p>
+                            <w:pPr>
+                              <w:keepNext w:val="0"/>
+                              <w:keepLines w:val="0"/>
+                              <w:pageBreakBefore w:val="0"/>
+                              <w:widowControl w:val="0"/>
+                              <w:kinsoku/>
+                              <w:wordWrap/>
+                              <w:overflowPunct/>
+                              <w:topLinePunct w:val="0"/>
+                              <w:bidi w:val="0"/>
+                              <w:adjustRightInd/>
+                              <w:snapToGrid/>
+                              <w:spacing w:line="0" w:lineRule="atLeast"/>
+                              <w:jc w:val="left"/>
+                              <w:textAlignment w:val="auto"/>
+                              <w:rPr>
+                                <w:rFonts w:hint="eastAsia" w:ascii="微软雅黑" w:hAnsi="微软雅黑" w:eastAsia="微软雅黑" w:cs="微软雅黑"/>
+                                <w:color w:val="auto"/>
+                                <w:sz w:val="28"/>
+                                <w:szCs w:val="28"/>
+                                <w:lang w:val="en-US" w:eastAsia="zh-CN"/>
+                              </w:rPr>
+                            </w:pPr>
+                            <w:r>
+                              <w:rPr>
+                                <w:rFonts w:hint="eastAsia" w:ascii="微软雅黑" w:hAnsi="微软雅黑" w:eastAsia="微软雅黑" w:cs="微软雅黑"/>
+                                <w:color w:val="auto"/>
+                                <w:sz w:val="28"/>
+                                <w:szCs w:val="28"/>
+                                <w:lang w:val="en-US" w:eastAsia="zh-CN"/>
+                              </w:rPr>
+                              <w:t>病发关节</w:t>
+                            </w:r>
+                          </w:p>
+                          <w:p>
+                            <w:pPr>
+                              <w:keepNext w:val="0"/>
+                              <w:keepLines w:val="0"/>
+                              <w:pageBreakBefore w:val="0"/>
+                              <w:widowControl w:val="0"/>
+                              <w:kinsoku/>
+                              <w:wordWrap/>
+                              <w:overflowPunct/>
+                              <w:topLinePunct w:val="0"/>
+                              <w:bidi w:val="0"/>
+                              <w:adjustRightInd/>
+                              <w:snapToGrid/>
+                              <w:spacing w:line="0" w:lineRule="atLeast"/>
+                              <w:jc w:val="left"/>
+                              <w:textAlignment w:val="auto"/>
+                              <w:rPr>
+                                <w:rFonts w:hint="default" w:ascii="微软雅黑" w:hAnsi="微软雅黑" w:eastAsia="微软雅黑" w:cs="微软雅黑"/>
+                                <w:color w:val="auto"/>
+                                <w:sz w:val="28"/>
+                                <w:szCs w:val="28"/>
+                                <w:lang w:val="en-US" w:eastAsia="zh-CN"/>
+                              </w:rPr>
+                            </w:pPr>
                           </w:p>
                         </w:txbxContent>
                       </wps:txbx>
@@ -5657,7 +6756,7 @@
           </mc:Choice>
           <mc:Fallback>
             <w:pict>
-              <v:shape id="_x0000_s1026" o:spid="_x0000_s1026" o:spt="202" type="#_x0000_t202" style="position:absolute;left:0pt;margin-left:497.1pt;margin-top:2.35pt;height:129.85pt;width:91.4pt;z-index:251699200;mso-width-relative:page;mso-height-relative:page;" filled="f" stroked="f" coordsize="21600,21600" o:gfxdata="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">
+              <v:shape id="_x0000_s1026" o:spid="_x0000_s1026" o:spt="202" type="#_x0000_t202" style="position:absolute;left:0pt;margin-left:58.25pt;margin-top:23.35pt;height:133.5pt;width:111.4pt;z-index:251698176;mso-width-relative:page;mso-height-relative:page;" filled="f" stroked="f" coordsize="21600,21600" o:gfxdata="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">
                 <v:fill on="f" focussize="0,0"/>
                 <v:stroke on="f" weight="0.5pt"/>
                 <v:imagedata o:title=""/>
@@ -5696,7 +6795,7 @@
                           <w:szCs w:val="28"/>
                           <w:lang w:val="en-US" w:eastAsia="zh-CN"/>
                         </w:rPr>
-                        <w:t>开窍于鼻</w:t>
+                        <w:t>开窍于二阴</w:t>
                       </w:r>
                     </w:p>
                     <w:p>
@@ -5731,7 +6830,7 @@
                           <w:szCs w:val="28"/>
                           <w:lang w:val="en-US" w:eastAsia="zh-CN"/>
                         </w:rPr>
-                        <w:t>主皮毛</w:t>
+                        <w:t>开窍于耳</w:t>
                       </w:r>
                     </w:p>
                     <w:p>
@@ -5766,7 +6865,7 @@
                           <w:szCs w:val="28"/>
                           <w:lang w:val="en-US" w:eastAsia="zh-CN"/>
                         </w:rPr>
-                        <w:t>其华在毛</w:t>
+                        <w:t>主骨、主脑</w:t>
                       </w:r>
                     </w:p>
                     <w:p>
@@ -5786,7 +6885,7 @@
                         <w:jc w:val="left"/>
                         <w:textAlignment w:val="auto"/>
                         <w:rPr>
-                          <w:rFonts w:hint="default" w:ascii="微软雅黑" w:hAnsi="微软雅黑" w:eastAsia="微软雅黑" w:cs="微软雅黑"/>
+                          <w:rFonts w:hint="eastAsia" w:ascii="微软雅黑" w:hAnsi="微软雅黑" w:eastAsia="微软雅黑" w:cs="微软雅黑"/>
                           <w:color w:val="auto"/>
                           <w:sz w:val="28"/>
                           <w:szCs w:val="28"/>
@@ -5801,8 +6900,68 @@
                           <w:szCs w:val="28"/>
                           <w:lang w:val="en-US" w:eastAsia="zh-CN"/>
                         </w:rPr>
-                        <w:t>病发背部</w:t>
+                        <w:t>其华在发</w:t>
                       </w:r>
+                    </w:p>
+                    <w:p>
+                      <w:pPr>
+                        <w:keepNext w:val="0"/>
+                        <w:keepLines w:val="0"/>
+                        <w:pageBreakBefore w:val="0"/>
+                        <w:widowControl w:val="0"/>
+                        <w:kinsoku/>
+                        <w:wordWrap/>
+                        <w:overflowPunct/>
+                        <w:topLinePunct w:val="0"/>
+                        <w:bidi w:val="0"/>
+                        <w:adjustRightInd/>
+                        <w:snapToGrid/>
+                        <w:spacing w:line="0" w:lineRule="atLeast"/>
+                        <w:jc w:val="left"/>
+                        <w:textAlignment w:val="auto"/>
+                        <w:rPr>
+                          <w:rFonts w:hint="eastAsia" w:ascii="微软雅黑" w:hAnsi="微软雅黑" w:eastAsia="微软雅黑" w:cs="微软雅黑"/>
+                          <w:color w:val="auto"/>
+                          <w:sz w:val="28"/>
+                          <w:szCs w:val="28"/>
+                          <w:lang w:val="en-US" w:eastAsia="zh-CN"/>
+                        </w:rPr>
+                      </w:pPr>
+                      <w:r>
+                        <w:rPr>
+                          <w:rFonts w:hint="eastAsia" w:ascii="微软雅黑" w:hAnsi="微软雅黑" w:eastAsia="微软雅黑" w:cs="微软雅黑"/>
+                          <w:color w:val="auto"/>
+                          <w:sz w:val="28"/>
+                          <w:szCs w:val="28"/>
+                          <w:lang w:val="en-US" w:eastAsia="zh-CN"/>
+                        </w:rPr>
+                        <w:t>病发关节</w:t>
+                      </w:r>
+                    </w:p>
+                    <w:p>
+                      <w:pPr>
+                        <w:keepNext w:val="0"/>
+                        <w:keepLines w:val="0"/>
+                        <w:pageBreakBefore w:val="0"/>
+                        <w:widowControl w:val="0"/>
+                        <w:kinsoku/>
+                        <w:wordWrap/>
+                        <w:overflowPunct/>
+                        <w:topLinePunct w:val="0"/>
+                        <w:bidi w:val="0"/>
+                        <w:adjustRightInd/>
+                        <w:snapToGrid/>
+                        <w:spacing w:line="0" w:lineRule="atLeast"/>
+                        <w:jc w:val="left"/>
+                        <w:textAlignment w:val="auto"/>
+                        <w:rPr>
+                          <w:rFonts w:hint="default" w:ascii="微软雅黑" w:hAnsi="微软雅黑" w:eastAsia="微软雅黑" w:cs="微软雅黑"/>
+                          <w:color w:val="auto"/>
+                          <w:sz w:val="28"/>
+                          <w:szCs w:val="28"/>
+                          <w:lang w:val="en-US" w:eastAsia="zh-CN"/>
+                        </w:rPr>
+                      </w:pPr>
                     </w:p>
                   </w:txbxContent>
                 </v:textbox>
@@ -5818,18 +6977,18 @@
         <mc:AlternateContent>
           <mc:Choice Requires="wps">
             <w:drawing>
-              <wp:anchor distT="0" distB="0" distL="114300" distR="114300" simplePos="0" relativeHeight="251698176" behindDoc="0" locked="0" layoutInCell="1" allowOverlap="1">
+              <wp:anchor distT="0" distB="0" distL="114300" distR="114300" simplePos="0" relativeHeight="251699200" behindDoc="0" locked="0" layoutInCell="1" allowOverlap="1">
                 <wp:simplePos x="0" y="0"/>
                 <wp:positionH relativeFrom="column">
-                  <wp:posOffset>461645</wp:posOffset>
+                  <wp:posOffset>6193790</wp:posOffset>
                 </wp:positionH>
                 <wp:positionV relativeFrom="paragraph">
-                  <wp:posOffset>3810</wp:posOffset>
+                  <wp:posOffset>325120</wp:posOffset>
                 </wp:positionV>
-                <wp:extent cx="1160780" cy="1649095"/>
+                <wp:extent cx="1739900" cy="1346200"/>
                 <wp:effectExtent l="0" t="0" r="0" b="0"/>
                 <wp:wrapNone/>
-                <wp:docPr id="22" name="文本框 22"/>
+                <wp:docPr id="23" name="文本框 23"/>
                 <wp:cNvGraphicFramePr/>
                 <a:graphic xmlns:a="http://schemas.openxmlformats.org/drawingml/2006/main">
                   <a:graphicData uri="http://schemas.microsoft.com/office/word/2010/wordprocessingShape">
@@ -5838,7 +6997,7 @@
                       <wps:spPr>
                         <a:xfrm>
                           <a:off x="0" y="0"/>
-                          <a:ext cx="1160780" cy="1649095"/>
+                          <a:ext cx="1739900" cy="1346200"/>
                         </a:xfrm>
                         <a:prstGeom prst="rect">
                           <a:avLst/>
@@ -5896,7 +7055,7 @@
                                 <w:szCs w:val="28"/>
                                 <w:lang w:val="en-US" w:eastAsia="zh-CN"/>
                               </w:rPr>
-                              <w:t>开窍于二阴</w:t>
+                              <w:t>开窍于鼻</w:t>
                             </w:r>
                           </w:p>
                           <w:p>
@@ -5931,7 +7090,7 @@
                                 <w:szCs w:val="28"/>
                                 <w:lang w:val="en-US" w:eastAsia="zh-CN"/>
                               </w:rPr>
-                              <w:t>开窍于耳</w:t>
+                              <w:t>主皮毛</w:t>
                             </w:r>
                           </w:p>
                           <w:p>
@@ -5966,7 +7125,7 @@
                                 <w:szCs w:val="28"/>
                                 <w:lang w:val="en-US" w:eastAsia="zh-CN"/>
                               </w:rPr>
-                              <w:t>主骨、主脑</w:t>
+                              <w:t>其华在毛</w:t>
                             </w:r>
                           </w:p>
                           <w:p>
@@ -5986,7 +7145,7 @@
                               <w:jc w:val="left"/>
                               <w:textAlignment w:val="auto"/>
                               <w:rPr>
-                                <w:rFonts w:hint="eastAsia" w:ascii="微软雅黑" w:hAnsi="微软雅黑" w:eastAsia="微软雅黑" w:cs="微软雅黑"/>
+                                <w:rFonts w:hint="default" w:ascii="微软雅黑" w:hAnsi="微软雅黑" w:eastAsia="微软雅黑" w:cs="微软雅黑"/>
                                 <w:color w:val="auto"/>
                                 <w:sz w:val="28"/>
                                 <w:szCs w:val="28"/>
@@ -6001,42 +7160,7 @@
                                 <w:szCs w:val="28"/>
                                 <w:lang w:val="en-US" w:eastAsia="zh-CN"/>
                               </w:rPr>
-                              <w:t>其华在发</w:t>
-                            </w:r>
-                          </w:p>
-                          <w:p>
-                            <w:pPr>
-                              <w:keepNext w:val="0"/>
-                              <w:keepLines w:val="0"/>
-                              <w:pageBreakBefore w:val="0"/>
-                              <w:widowControl w:val="0"/>
-                              <w:kinsoku/>
-                              <w:wordWrap/>
-                              <w:overflowPunct/>
-                              <w:topLinePunct w:val="0"/>
-                              <w:bidi w:val="0"/>
-                              <w:adjustRightInd/>
-                              <w:snapToGrid/>
-                              <w:spacing w:line="0" w:lineRule="atLeast"/>
-                              <w:jc w:val="left"/>
-                              <w:textAlignment w:val="auto"/>
-                              <w:rPr>
-                                <w:rFonts w:hint="default" w:ascii="微软雅黑" w:hAnsi="微软雅黑" w:eastAsia="微软雅黑" w:cs="微软雅黑"/>
-                                <w:color w:val="auto"/>
-                                <w:sz w:val="28"/>
-                                <w:szCs w:val="28"/>
-                                <w:lang w:val="en-US" w:eastAsia="zh-CN"/>
-                              </w:rPr>
-                            </w:pPr>
-                            <w:r>
-                              <w:rPr>
-                                <w:rFonts w:hint="eastAsia" w:ascii="微软雅黑" w:hAnsi="微软雅黑" w:eastAsia="微软雅黑" w:cs="微软雅黑"/>
-                                <w:color w:val="auto"/>
-                                <w:sz w:val="28"/>
-                                <w:szCs w:val="28"/>
-                                <w:lang w:val="en-US" w:eastAsia="zh-CN"/>
-                              </w:rPr>
-                              <w:t>病发关节</w:t>
+                              <w:t>病发背部</w:t>
                             </w:r>
                           </w:p>
                         </w:txbxContent>
@@ -6052,7 +7176,7 @@
           </mc:Choice>
           <mc:Fallback>
             <w:pict>
-              <v:shape id="_x0000_s1026" o:spid="_x0000_s1026" o:spt="202" type="#_x0000_t202" style="position:absolute;left:0pt;margin-left:36.35pt;margin-top:0.3pt;height:129.85pt;width:91.4pt;z-index:251698176;mso-width-relative:page;mso-height-relative:page;" filled="f" stroked="f" coordsize="21600,21600" o:gfxdata="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">
+              <v:shape id="_x0000_s1026" o:spid="_x0000_s1026" o:spt="202" type="#_x0000_t202" style="position:absolute;left:0pt;margin-left:487.7pt;margin-top:25.6pt;height:106pt;width:137pt;z-index:251699200;mso-width-relative:page;mso-height-relative:page;" filled="f" stroked="f" coordsize="21600,21600" o:gfxdata="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">
                 <v:fill on="f" focussize="0,0"/>
                 <v:stroke on="f" weight="0.5pt"/>
                 <v:imagedata o:title=""/>
@@ -6091,7 +7215,7 @@
                           <w:szCs w:val="28"/>
                           <w:lang w:val="en-US" w:eastAsia="zh-CN"/>
                         </w:rPr>
-                        <w:t>开窍于二阴</w:t>
+                        <w:t>开窍于鼻</w:t>
                       </w:r>
                     </w:p>
                     <w:p>
@@ -6126,7 +7250,7 @@
                           <w:szCs w:val="28"/>
                           <w:lang w:val="en-US" w:eastAsia="zh-CN"/>
                         </w:rPr>
-                        <w:t>开窍于耳</w:t>
+                        <w:t>主皮毛</w:t>
                       </w:r>
                     </w:p>
                     <w:p>
@@ -6161,7 +7285,7 @@
                           <w:szCs w:val="28"/>
                           <w:lang w:val="en-US" w:eastAsia="zh-CN"/>
                         </w:rPr>
-                        <w:t>主骨、主脑</w:t>
+                        <w:t>其华在毛</w:t>
                       </w:r>
                     </w:p>
                     <w:p>
@@ -6181,7 +7305,7 @@
                         <w:jc w:val="left"/>
                         <w:textAlignment w:val="auto"/>
                         <w:rPr>
-                          <w:rFonts w:hint="eastAsia" w:ascii="微软雅黑" w:hAnsi="微软雅黑" w:eastAsia="微软雅黑" w:cs="微软雅黑"/>
+                          <w:rFonts w:hint="default" w:ascii="微软雅黑" w:hAnsi="微软雅黑" w:eastAsia="微软雅黑" w:cs="微软雅黑"/>
                           <w:color w:val="auto"/>
                           <w:sz w:val="28"/>
                           <w:szCs w:val="28"/>
@@ -6196,7 +7320,277 @@
                           <w:szCs w:val="28"/>
                           <w:lang w:val="en-US" w:eastAsia="zh-CN"/>
                         </w:rPr>
-                        <w:t>其华在发</w:t>
+                        <w:t>病发背部</w:t>
+                      </w:r>
+                    </w:p>
+                  </w:txbxContent>
+                </v:textbox>
+              </v:shape>
+            </w:pict>
+          </mc:Fallback>
+        </mc:AlternateContent>
+      </w:r>
+      <w:r>
+        <w:rPr>
+          <w:sz w:val="21"/>
+        </w:rPr>
+        <mc:AlternateContent>
+          <mc:Choice Requires="wps">
+            <w:drawing>
+              <wp:anchor distT="0" distB="0" distL="114300" distR="114300" simplePos="0" relativeHeight="251705344" behindDoc="0" locked="0" layoutInCell="1" allowOverlap="1">
+                <wp:simplePos x="0" y="0"/>
+                <wp:positionH relativeFrom="column">
+                  <wp:posOffset>7347585</wp:posOffset>
+                </wp:positionH>
+                <wp:positionV relativeFrom="paragraph">
+                  <wp:posOffset>301625</wp:posOffset>
+                </wp:positionV>
+                <wp:extent cx="1739900" cy="1409065"/>
+                <wp:effectExtent l="0" t="0" r="0" b="0"/>
+                <wp:wrapNone/>
+                <wp:docPr id="37" name="文本框 37"/>
+                <wp:cNvGraphicFramePr/>
+                <a:graphic xmlns:a="http://schemas.openxmlformats.org/drawingml/2006/main">
+                  <a:graphicData uri="http://schemas.microsoft.com/office/word/2010/wordprocessingShape">
+                    <wps:wsp>
+                      <wps:cNvSpPr txBox="1"/>
+                      <wps:spPr>
+                        <a:xfrm>
+                          <a:off x="0" y="0"/>
+                          <a:ext cx="1739900" cy="1409065"/>
+                        </a:xfrm>
+                        <a:prstGeom prst="rect">
+                          <a:avLst/>
+                        </a:prstGeom>
+                        <a:noFill/>
+                        <a:ln w="6350">
+                          <a:noFill/>
+                        </a:ln>
+                      </wps:spPr>
+                      <wps:style>
+                        <a:lnRef idx="0">
+                          <a:schemeClr val="accent1"/>
+                        </a:lnRef>
+                        <a:fillRef idx="0">
+                          <a:schemeClr val="accent1"/>
+                        </a:fillRef>
+                        <a:effectRef idx="0">
+                          <a:schemeClr val="accent1"/>
+                        </a:effectRef>
+                        <a:fontRef idx="minor">
+                          <a:schemeClr val="dk1"/>
+                        </a:fontRef>
+                      </wps:style>
+                      <wps:txbx>
+                        <w:txbxContent>
+                          <w:p>
+                            <w:pPr>
+                              <w:keepNext w:val="0"/>
+                              <w:keepLines w:val="0"/>
+                              <w:pageBreakBefore w:val="0"/>
+                              <w:widowControl w:val="0"/>
+                              <w:kinsoku/>
+                              <w:wordWrap/>
+                              <w:overflowPunct/>
+                              <w:topLinePunct w:val="0"/>
+                              <w:bidi w:val="0"/>
+                              <w:adjustRightInd/>
+                              <w:snapToGrid/>
+                              <w:spacing w:line="0" w:lineRule="atLeast"/>
+                              <w:jc w:val="left"/>
+                              <w:textAlignment w:val="auto"/>
+                              <w:rPr>
+                                <w:rFonts w:hint="eastAsia" w:ascii="微软雅黑" w:hAnsi="微软雅黑" w:eastAsia="微软雅黑" w:cs="微软雅黑"/>
+                                <w:color w:val="auto"/>
+                                <w:sz w:val="28"/>
+                                <w:szCs w:val="28"/>
+                                <w:lang w:val="en-US" w:eastAsia="zh-CN"/>
+                              </w:rPr>
+                            </w:pPr>
+                            <w:r>
+                              <w:rPr>
+                                <w:rFonts w:hint="eastAsia" w:ascii="微软雅黑" w:hAnsi="微软雅黑" w:eastAsia="微软雅黑" w:cs="微软雅黑"/>
+                                <w:color w:val="auto"/>
+                                <w:sz w:val="28"/>
+                                <w:szCs w:val="28"/>
+                                <w:lang w:val="en-US" w:eastAsia="zh-CN"/>
+                              </w:rPr>
+                              <w:t>在变动为咳</w:t>
+                            </w:r>
+                          </w:p>
+                          <w:p>
+                            <w:pPr>
+                              <w:keepNext w:val="0"/>
+                              <w:keepLines w:val="0"/>
+                              <w:pageBreakBefore w:val="0"/>
+                              <w:widowControl w:val="0"/>
+                              <w:kinsoku/>
+                              <w:wordWrap/>
+                              <w:overflowPunct/>
+                              <w:topLinePunct w:val="0"/>
+                              <w:bidi w:val="0"/>
+                              <w:adjustRightInd/>
+                              <w:snapToGrid/>
+                              <w:spacing w:line="0" w:lineRule="atLeast"/>
+                              <w:jc w:val="left"/>
+                              <w:textAlignment w:val="auto"/>
+                              <w:rPr>
+                                <w:rFonts w:hint="eastAsia" w:ascii="微软雅黑" w:hAnsi="微软雅黑" w:eastAsia="微软雅黑" w:cs="微软雅黑"/>
+                                <w:color w:val="auto"/>
+                                <w:sz w:val="28"/>
+                                <w:szCs w:val="28"/>
+                                <w:lang w:val="en-US" w:eastAsia="zh-CN"/>
+                              </w:rPr>
+                            </w:pPr>
+                            <w:r>
+                              <w:rPr>
+                                <w:rFonts w:hint="eastAsia" w:ascii="微软雅黑" w:hAnsi="微软雅黑" w:eastAsia="微软雅黑" w:cs="微软雅黑"/>
+                                <w:color w:val="auto"/>
+                                <w:sz w:val="28"/>
+                                <w:szCs w:val="28"/>
+                                <w:lang w:val="en-US" w:eastAsia="zh-CN"/>
+                              </w:rPr>
+                              <w:t>忧伤肺，喜胜忧</w:t>
+                            </w:r>
+                          </w:p>
+                          <w:p>
+                            <w:pPr>
+                              <w:keepNext w:val="0"/>
+                              <w:keepLines w:val="0"/>
+                              <w:pageBreakBefore w:val="0"/>
+                              <w:widowControl w:val="0"/>
+                              <w:kinsoku/>
+                              <w:wordWrap/>
+                              <w:overflowPunct/>
+                              <w:topLinePunct w:val="0"/>
+                              <w:bidi w:val="0"/>
+                              <w:adjustRightInd/>
+                              <w:snapToGrid/>
+                              <w:spacing w:line="0" w:lineRule="atLeast"/>
+                              <w:jc w:val="left"/>
+                              <w:textAlignment w:val="auto"/>
+                              <w:rPr>
+                                <w:rFonts w:hint="eastAsia" w:ascii="微软雅黑" w:hAnsi="微软雅黑" w:eastAsia="微软雅黑" w:cs="微软雅黑"/>
+                                <w:color w:val="auto"/>
+                                <w:sz w:val="28"/>
+                                <w:szCs w:val="28"/>
+                                <w:lang w:val="en-US" w:eastAsia="zh-CN"/>
+                              </w:rPr>
+                            </w:pPr>
+                            <w:r>
+                              <w:rPr>
+                                <w:rFonts w:hint="eastAsia" w:ascii="微软雅黑" w:hAnsi="微软雅黑" w:eastAsia="微软雅黑" w:cs="微软雅黑"/>
+                                <w:color w:val="auto"/>
+                                <w:sz w:val="28"/>
+                                <w:szCs w:val="28"/>
+                                <w:lang w:val="en-US" w:eastAsia="zh-CN"/>
+                              </w:rPr>
+                              <w:t>热伤皮毛，</w:t>
+                            </w:r>
+                            <w:r>
+                              <w:rPr>
+                                <w:rFonts w:hint="eastAsia" w:ascii="微软雅黑" w:hAnsi="微软雅黑" w:eastAsia="微软雅黑" w:cs="微软雅黑"/>
+                                <w:color w:val="EE822F" w:themeColor="accent2"/>
+                                <w:sz w:val="28"/>
+                                <w:szCs w:val="28"/>
+                                <w:lang w:val="en-US" w:eastAsia="zh-CN"/>
+                                <w14:textFill>
+                                  <w14:solidFill>
+                                    <w14:schemeClr w14:val="accent2"/>
+                                  </w14:solidFill>
+                                </w14:textFill>
+                              </w:rPr>
+                              <w:t>寒胜热</w:t>
+                            </w:r>
+                          </w:p>
+                          <w:p>
+                            <w:pPr>
+                              <w:keepNext w:val="0"/>
+                              <w:keepLines w:val="0"/>
+                              <w:pageBreakBefore w:val="0"/>
+                              <w:widowControl w:val="0"/>
+                              <w:kinsoku/>
+                              <w:wordWrap/>
+                              <w:overflowPunct/>
+                              <w:topLinePunct w:val="0"/>
+                              <w:bidi w:val="0"/>
+                              <w:adjustRightInd/>
+                              <w:snapToGrid/>
+                              <w:spacing w:line="0" w:lineRule="atLeast"/>
+                              <w:jc w:val="left"/>
+                              <w:textAlignment w:val="auto"/>
+                              <w:rPr>
+                                <w:rFonts w:hint="default" w:ascii="微软雅黑" w:hAnsi="微软雅黑" w:eastAsia="微软雅黑" w:cs="微软雅黑"/>
+                                <w:color w:val="auto"/>
+                                <w:sz w:val="28"/>
+                                <w:szCs w:val="28"/>
+                                <w:lang w:val="en-US" w:eastAsia="zh-CN"/>
+                              </w:rPr>
+                            </w:pPr>
+                            <w:r>
+                              <w:rPr>
+                                <w:rFonts w:hint="eastAsia" w:ascii="微软雅黑" w:hAnsi="微软雅黑" w:eastAsia="微软雅黑" w:cs="微软雅黑"/>
+                                <w:color w:val="auto"/>
+                                <w:sz w:val="28"/>
+                                <w:szCs w:val="28"/>
+                                <w:lang w:val="en-US" w:eastAsia="zh-CN"/>
+                              </w:rPr>
+                              <w:t>辛伤皮毛，苦胜辛</w:t>
+                            </w:r>
+                          </w:p>
+                        </w:txbxContent>
+                      </wps:txbx>
+                      <wps:bodyPr rot="0" spcFirstLastPara="0" vertOverflow="overflow" horzOverflow="overflow" vert="horz" wrap="square" lIns="91440" tIns="45720" rIns="91440" bIns="45720" numCol="1" spcCol="0" rtlCol="0" fromWordArt="0" anchor="t" anchorCtr="0" forceAA="0" compatLnSpc="1">
+                        <a:noAutofit/>
+                      </wps:bodyPr>
+                    </wps:wsp>
+                  </a:graphicData>
+                </a:graphic>
+              </wp:anchor>
+            </w:drawing>
+          </mc:Choice>
+          <mc:Fallback>
+            <w:pict>
+              <v:shape id="_x0000_s1026" o:spid="_x0000_s1026" o:spt="202" type="#_x0000_t202" style="position:absolute;left:0pt;margin-left:578.55pt;margin-top:23.75pt;height:110.95pt;width:137pt;z-index:251705344;mso-width-relative:page;mso-height-relative:page;" filled="f" stroked="f" coordsize="21600,21600" o:gfxdata="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">
+                <v:fill on="f" focussize="0,0"/>
+                <v:stroke on="f" weight="0.5pt"/>
+                <v:imagedata o:title=""/>
+                <o:lock v:ext="edit" aspectratio="f"/>
+                <v:textbox>
+                  <w:txbxContent>
+                    <w:p>
+                      <w:pPr>
+                        <w:keepNext w:val="0"/>
+                        <w:keepLines w:val="0"/>
+                        <w:pageBreakBefore w:val="0"/>
+                        <w:widowControl w:val="0"/>
+                        <w:kinsoku/>
+                        <w:wordWrap/>
+                        <w:overflowPunct/>
+                        <w:topLinePunct w:val="0"/>
+                        <w:bidi w:val="0"/>
+                        <w:adjustRightInd/>
+                        <w:snapToGrid/>
+                        <w:spacing w:line="0" w:lineRule="atLeast"/>
+                        <w:jc w:val="left"/>
+                        <w:textAlignment w:val="auto"/>
+                        <w:rPr>
+                          <w:rFonts w:hint="eastAsia" w:ascii="微软雅黑" w:hAnsi="微软雅黑" w:eastAsia="微软雅黑" w:cs="微软雅黑"/>
+                          <w:color w:val="auto"/>
+                          <w:sz w:val="28"/>
+                          <w:szCs w:val="28"/>
+                          <w:lang w:val="en-US" w:eastAsia="zh-CN"/>
+                        </w:rPr>
+                      </w:pPr>
+                      <w:r>
+                        <w:rPr>
+                          <w:rFonts w:hint="eastAsia" w:ascii="微软雅黑" w:hAnsi="微软雅黑" w:eastAsia="微软雅黑" w:cs="微软雅黑"/>
+                          <w:color w:val="auto"/>
+                          <w:sz w:val="28"/>
+                          <w:szCs w:val="28"/>
+                          <w:lang w:val="en-US" w:eastAsia="zh-CN"/>
+                        </w:rPr>
+                        <w:t>在变动为咳</w:t>
                       </w:r>
                     </w:p>
                     <w:p>
@@ -6216,7 +7610,7 @@
                         <w:jc w:val="left"/>
                         <w:textAlignment w:val="auto"/>
                         <w:rPr>
-                          <w:rFonts w:hint="default" w:ascii="微软雅黑" w:hAnsi="微软雅黑" w:eastAsia="微软雅黑" w:cs="微软雅黑"/>
+                          <w:rFonts w:hint="eastAsia" w:ascii="微软雅黑" w:hAnsi="微软雅黑" w:eastAsia="微软雅黑" w:cs="微软雅黑"/>
                           <w:color w:val="auto"/>
                           <w:sz w:val="28"/>
                           <w:szCs w:val="28"/>
@@ -6231,7 +7625,482 @@
                           <w:szCs w:val="28"/>
                           <w:lang w:val="en-US" w:eastAsia="zh-CN"/>
                         </w:rPr>
-                        <w:t>病发关节</w:t>
+                        <w:t>忧伤肺，喜胜忧</w:t>
+                      </w:r>
+                    </w:p>
+                    <w:p>
+                      <w:pPr>
+                        <w:keepNext w:val="0"/>
+                        <w:keepLines w:val="0"/>
+                        <w:pageBreakBefore w:val="0"/>
+                        <w:widowControl w:val="0"/>
+                        <w:kinsoku/>
+                        <w:wordWrap/>
+                        <w:overflowPunct/>
+                        <w:topLinePunct w:val="0"/>
+                        <w:bidi w:val="0"/>
+                        <w:adjustRightInd/>
+                        <w:snapToGrid/>
+                        <w:spacing w:line="0" w:lineRule="atLeast"/>
+                        <w:jc w:val="left"/>
+                        <w:textAlignment w:val="auto"/>
+                        <w:rPr>
+                          <w:rFonts w:hint="eastAsia" w:ascii="微软雅黑" w:hAnsi="微软雅黑" w:eastAsia="微软雅黑" w:cs="微软雅黑"/>
+                          <w:color w:val="auto"/>
+                          <w:sz w:val="28"/>
+                          <w:szCs w:val="28"/>
+                          <w:lang w:val="en-US" w:eastAsia="zh-CN"/>
+                        </w:rPr>
+                      </w:pPr>
+                      <w:r>
+                        <w:rPr>
+                          <w:rFonts w:hint="eastAsia" w:ascii="微软雅黑" w:hAnsi="微软雅黑" w:eastAsia="微软雅黑" w:cs="微软雅黑"/>
+                          <w:color w:val="auto"/>
+                          <w:sz w:val="28"/>
+                          <w:szCs w:val="28"/>
+                          <w:lang w:val="en-US" w:eastAsia="zh-CN"/>
+                        </w:rPr>
+                        <w:t>热伤皮毛，</w:t>
+                      </w:r>
+                      <w:r>
+                        <w:rPr>
+                          <w:rFonts w:hint="eastAsia" w:ascii="微软雅黑" w:hAnsi="微软雅黑" w:eastAsia="微软雅黑" w:cs="微软雅黑"/>
+                          <w:color w:val="EE822F" w:themeColor="accent2"/>
+                          <w:sz w:val="28"/>
+                          <w:szCs w:val="28"/>
+                          <w:lang w:val="en-US" w:eastAsia="zh-CN"/>
+                          <w14:textFill>
+                            <w14:solidFill>
+                              <w14:schemeClr w14:val="accent2"/>
+                            </w14:solidFill>
+                          </w14:textFill>
+                        </w:rPr>
+                        <w:t>寒胜热</w:t>
+                      </w:r>
+                    </w:p>
+                    <w:p>
+                      <w:pPr>
+                        <w:keepNext w:val="0"/>
+                        <w:keepLines w:val="0"/>
+                        <w:pageBreakBefore w:val="0"/>
+                        <w:widowControl w:val="0"/>
+                        <w:kinsoku/>
+                        <w:wordWrap/>
+                        <w:overflowPunct/>
+                        <w:topLinePunct w:val="0"/>
+                        <w:bidi w:val="0"/>
+                        <w:adjustRightInd/>
+                        <w:snapToGrid/>
+                        <w:spacing w:line="0" w:lineRule="atLeast"/>
+                        <w:jc w:val="left"/>
+                        <w:textAlignment w:val="auto"/>
+                        <w:rPr>
+                          <w:rFonts w:hint="default" w:ascii="微软雅黑" w:hAnsi="微软雅黑" w:eastAsia="微软雅黑" w:cs="微软雅黑"/>
+                          <w:color w:val="auto"/>
+                          <w:sz w:val="28"/>
+                          <w:szCs w:val="28"/>
+                          <w:lang w:val="en-US" w:eastAsia="zh-CN"/>
+                        </w:rPr>
+                      </w:pPr>
+                      <w:r>
+                        <w:rPr>
+                          <w:rFonts w:hint="eastAsia" w:ascii="微软雅黑" w:hAnsi="微软雅黑" w:eastAsia="微软雅黑" w:cs="微软雅黑"/>
+                          <w:color w:val="auto"/>
+                          <w:sz w:val="28"/>
+                          <w:szCs w:val="28"/>
+                          <w:lang w:val="en-US" w:eastAsia="zh-CN"/>
+                        </w:rPr>
+                        <w:t>辛伤皮毛，苦胜辛</w:t>
+                      </w:r>
+                    </w:p>
+                  </w:txbxContent>
+                </v:textbox>
+              </v:shape>
+            </w:pict>
+          </mc:Fallback>
+        </mc:AlternateContent>
+      </w:r>
+      <w:r>
+        <w:rPr>
+          <w:sz w:val="21"/>
+        </w:rPr>
+        <mc:AlternateContent>
+          <mc:Choice Requires="wps">
+            <w:drawing>
+              <wp:anchor distT="0" distB="0" distL="114300" distR="114300" simplePos="0" relativeHeight="251704320" behindDoc="0" locked="0" layoutInCell="1" allowOverlap="1">
+                <wp:simplePos x="0" y="0"/>
+                <wp:positionH relativeFrom="column">
+                  <wp:posOffset>-695960</wp:posOffset>
+                </wp:positionH>
+                <wp:positionV relativeFrom="paragraph">
+                  <wp:posOffset>321945</wp:posOffset>
+                </wp:positionV>
+                <wp:extent cx="1414780" cy="1417955"/>
+                <wp:effectExtent l="0" t="0" r="0" b="0"/>
+                <wp:wrapNone/>
+                <wp:docPr id="31" name="文本框 31"/>
+                <wp:cNvGraphicFramePr/>
+                <a:graphic xmlns:a="http://schemas.openxmlformats.org/drawingml/2006/main">
+                  <a:graphicData uri="http://schemas.microsoft.com/office/word/2010/wordprocessingShape">
+                    <wps:wsp>
+                      <wps:cNvSpPr txBox="1"/>
+                      <wps:spPr>
+                        <a:xfrm>
+                          <a:off x="0" y="0"/>
+                          <a:ext cx="1414780" cy="1417955"/>
+                        </a:xfrm>
+                        <a:prstGeom prst="rect">
+                          <a:avLst/>
+                        </a:prstGeom>
+                        <a:noFill/>
+                        <a:ln w="6350">
+                          <a:noFill/>
+                        </a:ln>
+                      </wps:spPr>
+                      <wps:style>
+                        <a:lnRef idx="0">
+                          <a:schemeClr val="accent1"/>
+                        </a:lnRef>
+                        <a:fillRef idx="0">
+                          <a:schemeClr val="accent1"/>
+                        </a:fillRef>
+                        <a:effectRef idx="0">
+                          <a:schemeClr val="accent1"/>
+                        </a:effectRef>
+                        <a:fontRef idx="minor">
+                          <a:schemeClr val="dk1"/>
+                        </a:fontRef>
+                      </wps:style>
+                      <wps:txbx>
+                        <w:txbxContent>
+                          <w:p>
+                            <w:pPr>
+                              <w:keepNext w:val="0"/>
+                              <w:keepLines w:val="0"/>
+                              <w:pageBreakBefore w:val="0"/>
+                              <w:widowControl w:val="0"/>
+                              <w:kinsoku/>
+                              <w:wordWrap/>
+                              <w:overflowPunct/>
+                              <w:topLinePunct w:val="0"/>
+                              <w:bidi w:val="0"/>
+                              <w:adjustRightInd/>
+                              <w:snapToGrid/>
+                              <w:spacing w:line="0" w:lineRule="atLeast"/>
+                              <w:jc w:val="left"/>
+                              <w:textAlignment w:val="auto"/>
+                              <w:rPr>
+                                <w:rFonts w:hint="eastAsia" w:ascii="微软雅黑" w:hAnsi="微软雅黑" w:eastAsia="微软雅黑" w:cs="微软雅黑"/>
+                                <w:color w:val="auto"/>
+                                <w:sz w:val="28"/>
+                                <w:szCs w:val="28"/>
+                                <w:lang w:val="en-US" w:eastAsia="zh-CN"/>
+                              </w:rPr>
+                            </w:pPr>
+                            <w:r>
+                              <w:rPr>
+                                <w:rFonts w:hint="eastAsia" w:ascii="微软雅黑" w:hAnsi="微软雅黑" w:eastAsia="微软雅黑" w:cs="微软雅黑"/>
+                                <w:color w:val="auto"/>
+                                <w:sz w:val="28"/>
+                                <w:szCs w:val="28"/>
+                                <w:lang w:val="en-US" w:eastAsia="zh-CN"/>
+                              </w:rPr>
+                              <w:t>在变动为栗</w:t>
+                            </w:r>
+                          </w:p>
+                          <w:p>
+                            <w:pPr>
+                              <w:keepNext w:val="0"/>
+                              <w:keepLines w:val="0"/>
+                              <w:pageBreakBefore w:val="0"/>
+                              <w:widowControl w:val="0"/>
+                              <w:kinsoku/>
+                              <w:wordWrap/>
+                              <w:overflowPunct/>
+                              <w:topLinePunct w:val="0"/>
+                              <w:bidi w:val="0"/>
+                              <w:adjustRightInd/>
+                              <w:snapToGrid/>
+                              <w:spacing w:line="0" w:lineRule="atLeast"/>
+                              <w:jc w:val="left"/>
+                              <w:textAlignment w:val="auto"/>
+                              <w:rPr>
+                                <w:rFonts w:hint="eastAsia" w:ascii="微软雅黑" w:hAnsi="微软雅黑" w:eastAsia="微软雅黑" w:cs="微软雅黑"/>
+                                <w:color w:val="auto"/>
+                                <w:sz w:val="28"/>
+                                <w:szCs w:val="28"/>
+                                <w:lang w:val="en-US" w:eastAsia="zh-CN"/>
+                              </w:rPr>
+                            </w:pPr>
+                            <w:r>
+                              <w:rPr>
+                                <w:rFonts w:hint="eastAsia" w:ascii="微软雅黑" w:hAnsi="微软雅黑" w:eastAsia="微软雅黑" w:cs="微软雅黑"/>
+                                <w:color w:val="auto"/>
+                                <w:sz w:val="28"/>
+                                <w:szCs w:val="28"/>
+                                <w:lang w:val="en-US" w:eastAsia="zh-CN"/>
+                              </w:rPr>
+                              <w:t>恐伤肾，思胜恐</w:t>
+                            </w:r>
+                          </w:p>
+                          <w:p>
+                            <w:pPr>
+                              <w:keepNext w:val="0"/>
+                              <w:keepLines w:val="0"/>
+                              <w:pageBreakBefore w:val="0"/>
+                              <w:widowControl w:val="0"/>
+                              <w:kinsoku/>
+                              <w:wordWrap/>
+                              <w:overflowPunct/>
+                              <w:topLinePunct w:val="0"/>
+                              <w:bidi w:val="0"/>
+                              <w:adjustRightInd/>
+                              <w:snapToGrid/>
+                              <w:spacing w:line="0" w:lineRule="atLeast"/>
+                              <w:jc w:val="left"/>
+                              <w:textAlignment w:val="auto"/>
+                              <w:rPr>
+                                <w:rFonts w:hint="eastAsia" w:ascii="微软雅黑" w:hAnsi="微软雅黑" w:eastAsia="微软雅黑" w:cs="微软雅黑"/>
+                                <w:color w:val="auto"/>
+                                <w:sz w:val="28"/>
+                                <w:szCs w:val="28"/>
+                                <w:lang w:val="en-US" w:eastAsia="zh-CN"/>
+                              </w:rPr>
+                            </w:pPr>
+                            <w:r>
+                              <w:rPr>
+                                <w:rFonts w:hint="eastAsia" w:ascii="微软雅黑" w:hAnsi="微软雅黑" w:eastAsia="微软雅黑" w:cs="微软雅黑"/>
+                                <w:color w:val="auto"/>
+                                <w:sz w:val="28"/>
+                                <w:szCs w:val="28"/>
+                                <w:lang w:val="en-US" w:eastAsia="zh-CN"/>
+                              </w:rPr>
+                              <w:t>寒伤血，</w:t>
+                            </w:r>
+                            <w:r>
+                              <w:rPr>
+                                <w:rFonts w:hint="eastAsia" w:ascii="微软雅黑" w:hAnsi="微软雅黑" w:eastAsia="微软雅黑" w:cs="微软雅黑"/>
+                                <w:color w:val="EE822F" w:themeColor="accent2"/>
+                                <w:sz w:val="28"/>
+                                <w:szCs w:val="28"/>
+                                <w:lang w:val="en-US" w:eastAsia="zh-CN"/>
+                                <w14:textFill>
+                                  <w14:solidFill>
+                                    <w14:schemeClr w14:val="accent2"/>
+                                  </w14:solidFill>
+                                </w14:textFill>
+                              </w:rPr>
+                              <w:t>燥胜寒</w:t>
+                            </w:r>
+                          </w:p>
+                          <w:p>
+                            <w:pPr>
+                              <w:keepNext w:val="0"/>
+                              <w:keepLines w:val="0"/>
+                              <w:pageBreakBefore w:val="0"/>
+                              <w:widowControl w:val="0"/>
+                              <w:kinsoku/>
+                              <w:wordWrap/>
+                              <w:overflowPunct/>
+                              <w:topLinePunct w:val="0"/>
+                              <w:bidi w:val="0"/>
+                              <w:adjustRightInd/>
+                              <w:snapToGrid/>
+                              <w:spacing w:line="0" w:lineRule="atLeast"/>
+                              <w:jc w:val="left"/>
+                              <w:textAlignment w:val="auto"/>
+                              <w:rPr>
+                                <w:rFonts w:hint="default" w:ascii="微软雅黑" w:hAnsi="微软雅黑" w:eastAsia="微软雅黑" w:cs="微软雅黑"/>
+                                <w:color w:val="auto"/>
+                                <w:sz w:val="28"/>
+                                <w:szCs w:val="28"/>
+                                <w:lang w:val="en-US" w:eastAsia="zh-CN"/>
+                              </w:rPr>
+                            </w:pPr>
+                            <w:r>
+                              <w:rPr>
+                                <w:rFonts w:hint="eastAsia" w:ascii="微软雅黑" w:hAnsi="微软雅黑" w:eastAsia="微软雅黑" w:cs="微软雅黑"/>
+                                <w:color w:val="auto"/>
+                                <w:sz w:val="28"/>
+                                <w:szCs w:val="28"/>
+                                <w:lang w:val="en-US" w:eastAsia="zh-CN"/>
+                              </w:rPr>
+                              <w:t>咸伤血，甘胜咸</w:t>
+                            </w:r>
+                          </w:p>
+                        </w:txbxContent>
+                      </wps:txbx>
+                      <wps:bodyPr rot="0" spcFirstLastPara="0" vertOverflow="overflow" horzOverflow="overflow" vert="horz" wrap="square" lIns="91440" tIns="45720" rIns="91440" bIns="45720" numCol="1" spcCol="0" rtlCol="0" fromWordArt="0" anchor="t" anchorCtr="0" forceAA="0" compatLnSpc="1">
+                        <a:noAutofit/>
+                      </wps:bodyPr>
+                    </wps:wsp>
+                  </a:graphicData>
+                </a:graphic>
+              </wp:anchor>
+            </w:drawing>
+          </mc:Choice>
+          <mc:Fallback>
+            <w:pict>
+              <v:shape id="_x0000_s1026" o:spid="_x0000_s1026" o:spt="202" type="#_x0000_t202" style="position:absolute;left:0pt;margin-left:-54.8pt;margin-top:25.35pt;height:111.65pt;width:111.4pt;z-index:251704320;mso-width-relative:page;mso-height-relative:page;" filled="f" stroked="f" coordsize="21600,21600" o:gfxdata="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">
+                <v:fill on="f" focussize="0,0"/>
+                <v:stroke on="f" weight="0.5pt"/>
+                <v:imagedata o:title=""/>
+                <o:lock v:ext="edit" aspectratio="f"/>
+                <v:textbox>
+                  <w:txbxContent>
+                    <w:p>
+                      <w:pPr>
+                        <w:keepNext w:val="0"/>
+                        <w:keepLines w:val="0"/>
+                        <w:pageBreakBefore w:val="0"/>
+                        <w:widowControl w:val="0"/>
+                        <w:kinsoku/>
+                        <w:wordWrap/>
+                        <w:overflowPunct/>
+                        <w:topLinePunct w:val="0"/>
+                        <w:bidi w:val="0"/>
+                        <w:adjustRightInd/>
+                        <w:snapToGrid/>
+                        <w:spacing w:line="0" w:lineRule="atLeast"/>
+                        <w:jc w:val="left"/>
+                        <w:textAlignment w:val="auto"/>
+                        <w:rPr>
+                          <w:rFonts w:hint="eastAsia" w:ascii="微软雅黑" w:hAnsi="微软雅黑" w:eastAsia="微软雅黑" w:cs="微软雅黑"/>
+                          <w:color w:val="auto"/>
+                          <w:sz w:val="28"/>
+                          <w:szCs w:val="28"/>
+                          <w:lang w:val="en-US" w:eastAsia="zh-CN"/>
+                        </w:rPr>
+                      </w:pPr>
+                      <w:r>
+                        <w:rPr>
+                          <w:rFonts w:hint="eastAsia" w:ascii="微软雅黑" w:hAnsi="微软雅黑" w:eastAsia="微软雅黑" w:cs="微软雅黑"/>
+                          <w:color w:val="auto"/>
+                          <w:sz w:val="28"/>
+                          <w:szCs w:val="28"/>
+                          <w:lang w:val="en-US" w:eastAsia="zh-CN"/>
+                        </w:rPr>
+                        <w:t>在变动为栗</w:t>
+                      </w:r>
+                    </w:p>
+                    <w:p>
+                      <w:pPr>
+                        <w:keepNext w:val="0"/>
+                        <w:keepLines w:val="0"/>
+                        <w:pageBreakBefore w:val="0"/>
+                        <w:widowControl w:val="0"/>
+                        <w:kinsoku/>
+                        <w:wordWrap/>
+                        <w:overflowPunct/>
+                        <w:topLinePunct w:val="0"/>
+                        <w:bidi w:val="0"/>
+                        <w:adjustRightInd/>
+                        <w:snapToGrid/>
+                        <w:spacing w:line="0" w:lineRule="atLeast"/>
+                        <w:jc w:val="left"/>
+                        <w:textAlignment w:val="auto"/>
+                        <w:rPr>
+                          <w:rFonts w:hint="eastAsia" w:ascii="微软雅黑" w:hAnsi="微软雅黑" w:eastAsia="微软雅黑" w:cs="微软雅黑"/>
+                          <w:color w:val="auto"/>
+                          <w:sz w:val="28"/>
+                          <w:szCs w:val="28"/>
+                          <w:lang w:val="en-US" w:eastAsia="zh-CN"/>
+                        </w:rPr>
+                      </w:pPr>
+                      <w:r>
+                        <w:rPr>
+                          <w:rFonts w:hint="eastAsia" w:ascii="微软雅黑" w:hAnsi="微软雅黑" w:eastAsia="微软雅黑" w:cs="微软雅黑"/>
+                          <w:color w:val="auto"/>
+                          <w:sz w:val="28"/>
+                          <w:szCs w:val="28"/>
+                          <w:lang w:val="en-US" w:eastAsia="zh-CN"/>
+                        </w:rPr>
+                        <w:t>恐伤肾，思胜恐</w:t>
+                      </w:r>
+                    </w:p>
+                    <w:p>
+                      <w:pPr>
+                        <w:keepNext w:val="0"/>
+                        <w:keepLines w:val="0"/>
+                        <w:pageBreakBefore w:val="0"/>
+                        <w:widowControl w:val="0"/>
+                        <w:kinsoku/>
+                        <w:wordWrap/>
+                        <w:overflowPunct/>
+                        <w:topLinePunct w:val="0"/>
+                        <w:bidi w:val="0"/>
+                        <w:adjustRightInd/>
+                        <w:snapToGrid/>
+                        <w:spacing w:line="0" w:lineRule="atLeast"/>
+                        <w:jc w:val="left"/>
+                        <w:textAlignment w:val="auto"/>
+                        <w:rPr>
+                          <w:rFonts w:hint="eastAsia" w:ascii="微软雅黑" w:hAnsi="微软雅黑" w:eastAsia="微软雅黑" w:cs="微软雅黑"/>
+                          <w:color w:val="auto"/>
+                          <w:sz w:val="28"/>
+                          <w:szCs w:val="28"/>
+                          <w:lang w:val="en-US" w:eastAsia="zh-CN"/>
+                        </w:rPr>
+                      </w:pPr>
+                      <w:r>
+                        <w:rPr>
+                          <w:rFonts w:hint="eastAsia" w:ascii="微软雅黑" w:hAnsi="微软雅黑" w:eastAsia="微软雅黑" w:cs="微软雅黑"/>
+                          <w:color w:val="auto"/>
+                          <w:sz w:val="28"/>
+                          <w:szCs w:val="28"/>
+                          <w:lang w:val="en-US" w:eastAsia="zh-CN"/>
+                        </w:rPr>
+                        <w:t>寒伤血，</w:t>
+                      </w:r>
+                      <w:r>
+                        <w:rPr>
+                          <w:rFonts w:hint="eastAsia" w:ascii="微软雅黑" w:hAnsi="微软雅黑" w:eastAsia="微软雅黑" w:cs="微软雅黑"/>
+                          <w:color w:val="EE822F" w:themeColor="accent2"/>
+                          <w:sz w:val="28"/>
+                          <w:szCs w:val="28"/>
+                          <w:lang w:val="en-US" w:eastAsia="zh-CN"/>
+                          <w14:textFill>
+                            <w14:solidFill>
+                              <w14:schemeClr w14:val="accent2"/>
+                            </w14:solidFill>
+                          </w14:textFill>
+                        </w:rPr>
+                        <w:t>燥胜寒</w:t>
+                      </w:r>
+                    </w:p>
+                    <w:p>
+                      <w:pPr>
+                        <w:keepNext w:val="0"/>
+                        <w:keepLines w:val="0"/>
+                        <w:pageBreakBefore w:val="0"/>
+                        <w:widowControl w:val="0"/>
+                        <w:kinsoku/>
+                        <w:wordWrap/>
+                        <w:overflowPunct/>
+                        <w:topLinePunct w:val="0"/>
+                        <w:bidi w:val="0"/>
+                        <w:adjustRightInd/>
+                        <w:snapToGrid/>
+                        <w:spacing w:line="0" w:lineRule="atLeast"/>
+                        <w:jc w:val="left"/>
+                        <w:textAlignment w:val="auto"/>
+                        <w:rPr>
+                          <w:rFonts w:hint="default" w:ascii="微软雅黑" w:hAnsi="微软雅黑" w:eastAsia="微软雅黑" w:cs="微软雅黑"/>
+                          <w:color w:val="auto"/>
+                          <w:sz w:val="28"/>
+                          <w:szCs w:val="28"/>
+                          <w:lang w:val="en-US" w:eastAsia="zh-CN"/>
+                        </w:rPr>
+                      </w:pPr>
+                      <w:r>
+                        <w:rPr>
+                          <w:rFonts w:hint="eastAsia" w:ascii="微软雅黑" w:hAnsi="微软雅黑" w:eastAsia="微软雅黑" w:cs="微软雅黑"/>
+                          <w:color w:val="auto"/>
+                          <w:sz w:val="28"/>
+                          <w:szCs w:val="28"/>
+                          <w:lang w:val="en-US" w:eastAsia="zh-CN"/>
+                        </w:rPr>
+                        <w:t>咸伤血，甘胜咸</w:t>
                       </w:r>
                     </w:p>
                   </w:txbxContent>
@@ -6336,7 +8205,7 @@
                                   </w14:solidFill>
                                 </w14:textFill>
                               </w:rPr>
-                              <w:t>咸、腐、恐、吹猪、豆、六</w:t>
+                              <w:t>咸、腐、恐、吹猪、豆、坚</w:t>
                             </w:r>
                           </w:p>
                         </w:txbxContent>
@@ -6401,7 +8270,7 @@
                             </w14:solidFill>
                           </w14:textFill>
                         </w:rPr>
-                        <w:t>咸、腐、恐、吹猪、豆、六</w:t>
+                        <w:t>咸、腐、恐、吹猪、豆、坚</w:t>
                       </w:r>
                     </w:p>
                   </w:txbxContent>
@@ -6496,7 +8365,7 @@
                                 <w:szCs w:val="28"/>
                                 <w:lang w:val="en-US" w:eastAsia="zh-CN"/>
                               </w:rPr>
-                              <w:t>辛、腥、忧、呬马、稻、九</w:t>
+                              <w:t>辛、腥、忧、呬马、稻、梨</w:t>
                             </w:r>
                           </w:p>
                         </w:txbxContent>
@@ -6551,7 +8420,7 @@
                           <w:szCs w:val="28"/>
                           <w:lang w:val="en-US" w:eastAsia="zh-CN"/>
                         </w:rPr>
-                        <w:t>辛、腥、忧、呬马、稻、九</w:t>
+                        <w:t>辛、腥、忧、呬马、稻、梨</w:t>
                       </w:r>
                     </w:p>
                   </w:txbxContent>

--- a/docs/public/五行生克图.docx
+++ b/docs/public/五行生克图.docx
@@ -569,7 +569,7 @@
           </mc:Choice>
           <mc:Fallback>
             <w:pict>
-              <v:shape id="_x0000_s1026" o:spid="_x0000_s1026" o:spt="202" type="#_x0000_t202" style="position:absolute;left:0pt;margin-left:171.7pt;margin-top:-59.7pt;height:109.85pt;width:109.5pt;z-index:251701248;mso-width-relative:page;mso-height-relative:page;" filled="f" stroked="f" coordsize="21600,21600" o:gfxdata="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">
+              <v:shape id="_x0000_s1026" o:spid="_x0000_s1026" o:spt="202" type="#_x0000_t202" style="position:absolute;left:0pt;margin-left:171.7pt;margin-top:-59.7pt;height:109.85pt;width:109.5pt;z-index:251701248;mso-width-relative:page;mso-height-relative:page;" filled="f" stroked="f" coordsize="21600,21600" o:gfxdata="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">
                 <v:fill on="f" focussize="0,0"/>
                 <v:stroke on="f" weight="0.5pt"/>
                 <v:imagedata o:title=""/>
@@ -823,7 +823,7 @@
           </mc:Choice>
           <mc:Fallback>
             <w:pict>
-              <v:shape id="_x0000_s1026" o:spid="_x0000_s1026" o:spt="202" type="#_x0000_t202" style="position:absolute;left:0pt;margin-left:339.25pt;margin-top:-20pt;height:30.55pt;width:46.4pt;z-index:251696128;mso-width-relative:page;mso-height-relative:page;" filled="f" stroked="f" coordsize="21600,21600" o:gfxdata="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">
+              <v:shape id="_x0000_s1026" o:spid="_x0000_s1026" o:spt="202" type="#_x0000_t202" style="position:absolute;left:0pt;margin-left:339.25pt;margin-top:-20pt;height:30.55pt;width:46.4pt;z-index:251696128;mso-width-relative:page;mso-height-relative:page;" filled="f" stroked="f" coordsize="21600,21600" o:gfxdata="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">
                 <v:fill on="f" focussize="0,0"/>
                 <v:stroke on="f" weight="0.5pt"/>
                 <v:imagedata o:title=""/>
@@ -1526,7 +1526,7 @@
           </mc:Choice>
           <mc:Fallback>
             <w:pict>
-              <v:shape id="_x0000_s1026" o:spid="_x0000_s1026" o:spt="202" type="#_x0000_t202" style="position:absolute;left:0pt;margin-left:456.75pt;margin-top:1.8pt;height:34.55pt;width:48.3pt;z-index:251671552;mso-width-relative:page;mso-height-relative:page;" filled="f" stroked="f" coordsize="21600,21600" o:gfxdata="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">
+              <v:shape id="_x0000_s1026" o:spid="_x0000_s1026" o:spt="202" type="#_x0000_t202" style="position:absolute;left:0pt;margin-left:456.75pt;margin-top:1.8pt;height:34.55pt;width:48.3pt;z-index:251671552;mso-width-relative:page;mso-height-relative:page;" filled="f" stroked="f" coordsize="21600,21600" o:gfxdata="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">
                 <v:fill on="f" focussize="0,0"/>
                 <v:stroke on="f"/>
                 <v:imagedata o:title=""/>
@@ -1934,7 +1934,7 @@
                                 <w:szCs w:val="28"/>
                                 <w:lang w:val="en-US" w:eastAsia="zh-CN"/>
                               </w:rPr>
-                              <w:t>其华在唇</w:t>
+                              <w:t>其华在唇四白</w:t>
                             </w:r>
                           </w:p>
                           <w:p>
@@ -2125,7 +2125,7 @@
           </mc:Choice>
           <mc:Fallback>
             <w:pict>
-              <v:shape id="_x0000_s1026" o:spid="_x0000_s1026" o:spt="202" type="#_x0000_t202" style="position:absolute;left:0pt;margin-left:565.95pt;margin-top:3.35pt;height:199.1pt;width:114.45pt;z-index:251700224;mso-width-relative:page;mso-height-relative:page;" filled="f" stroked="f" coordsize="21600,21600" o:gfxdata="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">
+              <v:shape id="_x0000_s1026" o:spid="_x0000_s1026" o:spt="202" type="#_x0000_t202" style="position:absolute;left:0pt;margin-left:565.95pt;margin-top:3.35pt;height:199.1pt;width:114.45pt;z-index:251700224;mso-width-relative:page;mso-height-relative:page;" filled="f" stroked="f" coordsize="21600,21600" o:gfxdata="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">
                 <v:fill on="f" focussize="0,0"/>
                 <v:stroke on="f" weight="0.5pt"/>
                 <v:imagedata o:title=""/>
@@ -2234,7 +2234,7 @@
                           <w:szCs w:val="28"/>
                           <w:lang w:val="en-US" w:eastAsia="zh-CN"/>
                         </w:rPr>
-                        <w:t>其华在唇</w:t>
+                        <w:t>其华在唇四白</w:t>
                       </w:r>
                     </w:p>
                     <w:p>
@@ -2765,7 +2765,7 @@
           </mc:Choice>
           <mc:Fallback>
             <w:pict>
-              <v:shape id="_x0000_s1026" o:spid="_x0000_s1026" o:spt="202" type="#_x0000_t202" style="position:absolute;left:0pt;margin-left:-13.75pt;margin-top:4.2pt;height:197.95pt;width:111.35pt;z-index:251693056;mso-width-relative:page;mso-height-relative:page;" filled="f" stroked="f" coordsize="21600,21600" o:gfxdata="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">
+              <v:shape id="_x0000_s1026" o:spid="_x0000_s1026" o:spt="202" type="#_x0000_t202" style="position:absolute;left:0pt;margin-left:-13.75pt;margin-top:4.2pt;height:197.95pt;width:111.35pt;z-index:251693056;mso-width-relative:page;mso-height-relative:page;" filled="f" stroked="f" coordsize="21600,21600" o:gfxdata="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">
                 <v:fill on="f" focussize="0,0"/>
                 <v:stroke on="f" weight="0.5pt"/>
                 <v:imagedata o:title=""/>
@@ -4120,7 +4120,7 @@
           </mc:Choice>
           <mc:Fallback>
             <w:pict>
-              <v:shape id="_x0000_s1026" o:spid="_x0000_s1026" o:spt="202" type="#_x0000_t202" style="position:absolute;left:0pt;margin-left:507.65pt;margin-top:1.55pt;height:30.55pt;width:46.4pt;z-index:251702272;mso-width-relative:page;mso-height-relative:page;" filled="f" stroked="f" coordsize="21600,21600" o:gfxdata="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">
+              <v:shape id="_x0000_s1026" o:spid="_x0000_s1026" o:spt="202" type="#_x0000_t202" style="position:absolute;left:0pt;margin-left:507.65pt;margin-top:1.55pt;height:30.55pt;width:46.4pt;z-index:251702272;mso-width-relative:page;mso-height-relative:page;" filled="f" stroked="f" coordsize="21600,21600" o:gfxdata="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">
                 <v:fill on="f" focussize="0,0"/>
                 <v:stroke on="f" weight="0.5pt"/>
                 <v:imagedata o:title=""/>
@@ -4268,7 +4268,7 @@
           </mc:Choice>
           <mc:Fallback>
             <w:pict>
-              <v:shape id="_x0000_s1026" o:spid="_x0000_s1026" o:spt="202" type="#_x0000_t202" style="position:absolute;left:0pt;margin-left:171.05pt;margin-top:0.6pt;height:30.55pt;width:46.4pt;z-index:251694080;mso-width-relative:page;mso-height-relative:page;" filled="f" stroked="f" coordsize="21600,21600" o:gfxdata="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">
+              <v:shape id="_x0000_s1026" o:spid="_x0000_s1026" o:spt="202" type="#_x0000_t202" style="position:absolute;left:0pt;margin-left:171.05pt;margin-top:0.6pt;height:30.55pt;width:46.4pt;z-index:251694080;mso-width-relative:page;mso-height-relative:page;" filled="f" stroked="f" coordsize="21600,21600" o:gfxdata="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">
                 <v:fill on="f" focussize="0,0"/>
                 <v:stroke on="f" weight="0.5pt"/>
                 <v:imagedata o:title=""/>
@@ -5212,7 +5212,7 @@
           </mc:Choice>
           <mc:Fallback>
             <w:pict>
-              <v:shape id="_x0000_s1026" o:spid="_x0000_s1026" o:spt="202" type="#_x0000_t202" style="position:absolute;left:0pt;margin-left:224.15pt;margin-top:10.8pt;height:30.55pt;width:45.15pt;z-index:251697152;mso-width-relative:page;mso-height-relative:page;" filled="f" stroked="f" coordsize="21600,21600" o:gfxdata="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">
+              <v:shape id="_x0000_s1026" o:spid="_x0000_s1026" o:spt="202" type="#_x0000_t202" style="position:absolute;left:0pt;margin-left:224.15pt;margin-top:10.8pt;height:30.55pt;width:45.15pt;z-index:251697152;mso-width-relative:page;mso-height-relative:page;" filled="f" stroked="f" coordsize="21600,21600" o:gfxdata="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">
                 <v:fill on="f" focussize="0,0"/>
                 <v:stroke on="f" weight="0.5pt"/>
                 <v:imagedata o:title=""/>
@@ -5370,7 +5370,7 @@
           </mc:Choice>
           <mc:Fallback>
             <w:pict>
-              <v:shape id="_x0000_s1026" o:spid="_x0000_s1026" o:spt="202" type="#_x0000_t202" style="position:absolute;left:0pt;margin-left:426.35pt;margin-top:14.15pt;height:30.55pt;width:43.95pt;z-index:251695104;mso-width-relative:page;mso-height-relative:page;" filled="f" stroked="f" coordsize="21600,21600" o:gfxdata="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">
+              <v:shape id="_x0000_s1026" o:spid="_x0000_s1026" o:spt="202" type="#_x0000_t202" style="position:absolute;left:0pt;margin-left:426.35pt;margin-top:14.15pt;height:30.55pt;width:43.95pt;z-index:251695104;mso-width-relative:page;mso-height-relative:page;" filled="f" stroked="f" coordsize="21600,21600" o:gfxdata="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">
                 <v:fill on="f" focussize="0,0"/>
                 <v:stroke on="f" weight="0.5pt"/>
                 <v:imagedata o:title=""/>
@@ -6756,7 +6756,7 @@
           </mc:Choice>
           <mc:Fallback>
             <w:pict>
-              <v:shape id="_x0000_s1026" o:spid="_x0000_s1026" o:spt="202" type="#_x0000_t202" style="position:absolute;left:0pt;margin-left:58.25pt;margin-top:23.35pt;height:133.5pt;width:111.4pt;z-index:251698176;mso-width-relative:page;mso-height-relative:page;" filled="f" stroked="f" coordsize="21600,21600" o:gfxdata="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">
+              <v:shape id="_x0000_s1026" o:spid="_x0000_s1026" o:spt="202" type="#_x0000_t202" style="position:absolute;left:0pt;margin-left:58.25pt;margin-top:23.35pt;height:133.5pt;width:111.4pt;z-index:251698176;mso-width-relative:page;mso-height-relative:page;" filled="f" stroked="f" coordsize="21600,21600" o:gfxdata="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">
                 <v:fill on="f" focussize="0,0"/>
                 <v:stroke on="f" weight="0.5pt"/>
                 <v:imagedata o:title=""/>
@@ -7176,7 +7176,7 @@
           </mc:Choice>
           <mc:Fallback>
             <w:pict>
-              <v:shape id="_x0000_s1026" o:spid="_x0000_s1026" o:spt="202" type="#_x0000_t202" style="position:absolute;left:0pt;margin-left:487.7pt;margin-top:25.6pt;height:106pt;width:137pt;z-index:251699200;mso-width-relative:page;mso-height-relative:page;" filled="f" stroked="f" coordsize="21600,21600" o:gfxdata="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">
+              <v:shape id="_x0000_s1026" o:spid="_x0000_s1026" o:spt="202" type="#_x0000_t202" style="position:absolute;left:0pt;margin-left:487.7pt;margin-top:25.6pt;height:106pt;width:137pt;z-index:251699200;mso-width-relative:page;mso-height-relative:page;" filled="f" stroked="f" coordsize="21600,21600" o:gfxdata="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">
                 <v:fill on="f" focussize="0,0"/>
                 <v:stroke on="f" weight="0.5pt"/>
                 <v:imagedata o:title=""/>

--- a/docs/public/五行生克图.docx
+++ b/docs/public/五行生克图.docx
@@ -10,13 +10,371 @@
         <mc:AlternateContent>
           <mc:Choice Requires="wps">
             <w:drawing>
+              <wp:anchor distT="0" distB="0" distL="114300" distR="114300" simplePos="0" relativeHeight="251706368" behindDoc="0" locked="0" layoutInCell="1" allowOverlap="1">
+                <wp:simplePos x="0" y="0"/>
+                <wp:positionH relativeFrom="column">
+                  <wp:posOffset>-173355</wp:posOffset>
+                </wp:positionH>
+                <wp:positionV relativeFrom="paragraph">
+                  <wp:posOffset>-703580</wp:posOffset>
+                </wp:positionV>
+                <wp:extent cx="1838325" cy="1362075"/>
+                <wp:effectExtent l="0" t="0" r="9525" b="9525"/>
+                <wp:wrapNone/>
+                <wp:docPr id="38" name="文本框 38"/>
+                <wp:cNvGraphicFramePr/>
+                <a:graphic xmlns:a="http://schemas.openxmlformats.org/drawingml/2006/main">
+                  <a:graphicData uri="http://schemas.microsoft.com/office/word/2010/wordprocessingShape">
+                    <wps:wsp>
+                      <wps:cNvSpPr txBox="1"/>
+                      <wps:spPr>
+                        <a:xfrm>
+                          <a:off x="664845" y="296545"/>
+                          <a:ext cx="1838325" cy="1362075"/>
+                        </a:xfrm>
+                        <a:prstGeom prst="rect">
+                          <a:avLst/>
+                        </a:prstGeom>
+                        <a:solidFill>
+                          <a:schemeClr val="lt1"/>
+                        </a:solidFill>
+                        <a:ln w="6350">
+                          <a:noFill/>
+                        </a:ln>
+                      </wps:spPr>
+                      <wps:style>
+                        <a:lnRef idx="0">
+                          <a:schemeClr val="accent1"/>
+                        </a:lnRef>
+                        <a:fillRef idx="0">
+                          <a:schemeClr val="accent1"/>
+                        </a:fillRef>
+                        <a:effectRef idx="0">
+                          <a:schemeClr val="accent1"/>
+                        </a:effectRef>
+                        <a:fontRef idx="minor">
+                          <a:schemeClr val="dk1"/>
+                        </a:fontRef>
+                      </wps:style>
+                      <wps:txbx>
+                        <w:txbxContent>
+                          <w:p>
+                            <w:pPr>
+                              <w:rPr>
+                                <w:rFonts w:hint="eastAsia" w:ascii="微软雅黑" w:hAnsi="微软雅黑" w:eastAsia="微软雅黑" w:cs="微软雅黑"/>
+                                <w:sz w:val="52"/>
+                                <w:szCs w:val="52"/>
+                                <w:lang w:val="en-US" w:eastAsia="zh-CN"/>
+                              </w:rPr>
+                            </w:pPr>
+                            <w:r>
+                              <w:rPr>
+                                <w:rFonts w:hint="eastAsia" w:ascii="微软雅黑" w:hAnsi="微软雅黑" w:eastAsia="微软雅黑" w:cs="微软雅黑"/>
+                                <w:sz w:val="52"/>
+                                <w:szCs w:val="52"/>
+                                <w:lang w:val="en-US" w:eastAsia="zh-CN"/>
+                              </w:rPr>
+                              <w:t>五臟系统</w:t>
+                            </w:r>
+                          </w:p>
+                          <w:p>
+                            <w:pPr>
+                              <w:rPr>
+                                <w:rFonts w:hint="eastAsia" w:ascii="微软雅黑" w:hAnsi="微软雅黑" w:eastAsia="微软雅黑" w:cs="微软雅黑"/>
+                                <w:sz w:val="52"/>
+                                <w:szCs w:val="52"/>
+                                <w:lang w:val="en-US" w:eastAsia="zh-CN"/>
+                              </w:rPr>
+                            </w:pPr>
+                            <w:r>
+                              <w:rPr>
+                                <w:rFonts w:hint="eastAsia" w:ascii="微软雅黑" w:hAnsi="微软雅黑" w:eastAsia="微软雅黑" w:cs="微软雅黑"/>
+                                <w:sz w:val="52"/>
+                                <w:szCs w:val="52"/>
+                                <w:lang w:val="en-US" w:eastAsia="zh-CN"/>
+                              </w:rPr>
+                              <w:t>设计图</w:t>
+                            </w:r>
+                          </w:p>
+                        </w:txbxContent>
+                      </wps:txbx>
+                      <wps:bodyPr rot="0" spcFirstLastPara="0" vertOverflow="overflow" horzOverflow="overflow" vert="horz" wrap="square" lIns="91440" tIns="45720" rIns="91440" bIns="45720" numCol="1" spcCol="0" rtlCol="0" fromWordArt="0" anchor="t" anchorCtr="0" forceAA="0" compatLnSpc="1">
+                        <a:noAutofit/>
+                      </wps:bodyPr>
+                    </wps:wsp>
+                  </a:graphicData>
+                </a:graphic>
+              </wp:anchor>
+            </w:drawing>
+          </mc:Choice>
+          <mc:Fallback>
+            <w:pict>
+              <v:shape id="_x0000_s1026" o:spid="_x0000_s1026" o:spt="202" type="#_x0000_t202" style="position:absolute;left:0pt;margin-left:-13.65pt;margin-top:-55.4pt;height:107.25pt;width:144.75pt;z-index:251706368;mso-width-relative:page;mso-height-relative:page;" fillcolor="#FFFFFF [3201]" filled="t" stroked="f" coordsize="21600,21600" o:gfxdata="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">
+                <v:fill on="t" focussize="0,0"/>
+                <v:stroke on="f" weight="0.5pt"/>
+                <v:imagedata o:title=""/>
+                <o:lock v:ext="edit" aspectratio="f"/>
+                <v:textbox>
+                  <w:txbxContent>
+                    <w:p>
+                      <w:pPr>
+                        <w:rPr>
+                          <w:rFonts w:hint="eastAsia" w:ascii="微软雅黑" w:hAnsi="微软雅黑" w:eastAsia="微软雅黑" w:cs="微软雅黑"/>
+                          <w:sz w:val="52"/>
+                          <w:szCs w:val="52"/>
+                          <w:lang w:val="en-US" w:eastAsia="zh-CN"/>
+                        </w:rPr>
+                      </w:pPr>
+                      <w:r>
+                        <w:rPr>
+                          <w:rFonts w:hint="eastAsia" w:ascii="微软雅黑" w:hAnsi="微软雅黑" w:eastAsia="微软雅黑" w:cs="微软雅黑"/>
+                          <w:sz w:val="52"/>
+                          <w:szCs w:val="52"/>
+                          <w:lang w:val="en-US" w:eastAsia="zh-CN"/>
+                        </w:rPr>
+                        <w:t>五臟系统</w:t>
+                      </w:r>
+                    </w:p>
+                    <w:p>
+                      <w:pPr>
+                        <w:rPr>
+                          <w:rFonts w:hint="eastAsia" w:ascii="微软雅黑" w:hAnsi="微软雅黑" w:eastAsia="微软雅黑" w:cs="微软雅黑"/>
+                          <w:sz w:val="52"/>
+                          <w:szCs w:val="52"/>
+                          <w:lang w:val="en-US" w:eastAsia="zh-CN"/>
+                        </w:rPr>
+                      </w:pPr>
+                      <w:r>
+                        <w:rPr>
+                          <w:rFonts w:hint="eastAsia" w:ascii="微软雅黑" w:hAnsi="微软雅黑" w:eastAsia="微软雅黑" w:cs="微软雅黑"/>
+                          <w:sz w:val="52"/>
+                          <w:szCs w:val="52"/>
+                          <w:lang w:val="en-US" w:eastAsia="zh-CN"/>
+                        </w:rPr>
+                        <w:t>设计图</w:t>
+                      </w:r>
+                    </w:p>
+                  </w:txbxContent>
+                </v:textbox>
+              </v:shape>
+            </w:pict>
+          </mc:Fallback>
+        </mc:AlternateContent>
+      </w:r>
+      <w:r>
+        <mc:AlternateContent>
+          <mc:Choice Requires="wps">
+            <w:drawing>
+              <wp:anchor distT="0" distB="0" distL="114300" distR="114300" simplePos="0" relativeHeight="251674624" behindDoc="0" locked="0" layoutInCell="1" allowOverlap="1">
+                <wp:simplePos x="0" y="0"/>
+                <wp:positionH relativeFrom="column">
+                  <wp:posOffset>3505200</wp:posOffset>
+                </wp:positionH>
+                <wp:positionV relativeFrom="margin">
+                  <wp:posOffset>-356235</wp:posOffset>
+                </wp:positionV>
+                <wp:extent cx="1633220" cy="1633220"/>
+                <wp:effectExtent l="0" t="0" r="5080" b="5080"/>
+                <wp:wrapNone/>
+                <wp:docPr id="48" name="椭圆 48"/>
+                <wp:cNvGraphicFramePr/>
+                <a:graphic xmlns:a="http://schemas.openxmlformats.org/drawingml/2006/main">
+                  <a:graphicData uri="http://schemas.microsoft.com/office/word/2010/wordprocessingShape">
+                    <wps:wsp>
+                      <wps:cNvSpPr/>
+                      <wps:spPr>
+                        <a:xfrm>
+                          <a:off x="0" y="0"/>
+                          <a:ext cx="1633220" cy="1633220"/>
+                        </a:xfrm>
+                        <a:prstGeom prst="ellipse">
+                          <a:avLst/>
+                        </a:prstGeom>
+                        <a:solidFill>
+                          <a:schemeClr val="accent6"/>
+                        </a:solidFill>
+                        <a:ln w="9525" cap="flat" cmpd="sng">
+                          <a:noFill/>
+                          <a:prstDash val="solid"/>
+                          <a:headEnd type="none" w="med" len="med"/>
+                          <a:tailEnd type="none" w="med" len="med"/>
+                        </a:ln>
+                      </wps:spPr>
+                      <wps:txbx>
+                        <w:txbxContent>
+                          <w:p>
+                            <w:pPr>
+                              <w:keepNext w:val="0"/>
+                              <w:keepLines w:val="0"/>
+                              <w:pageBreakBefore w:val="0"/>
+                              <w:widowControl w:val="0"/>
+                              <w:kinsoku/>
+                              <w:wordWrap/>
+                              <w:overflowPunct/>
+                              <w:topLinePunct w:val="0"/>
+                              <w:bidi w:val="0"/>
+                              <w:adjustRightInd/>
+                              <w:snapToGrid/>
+                              <w:spacing w:before="0" w:beforeLines="50" w:after="0" w:afterLines="50" w:line="480" w:lineRule="auto"/>
+                              <w:jc w:val="center"/>
+                              <w:textAlignment w:val="auto"/>
+                              <w:rPr>
+                                <w:rFonts w:hint="eastAsia" w:ascii="微软雅黑" w:hAnsi="微软雅黑" w:eastAsia="微软雅黑" w:cs="微软雅黑"/>
+                                <w:sz w:val="44"/>
+                                <w:szCs w:val="44"/>
+                                <w:lang w:val="en-US" w:eastAsia="zh-CN"/>
+                              </w:rPr>
+                            </w:pPr>
+                            <w:r>
+                              <w:rPr>
+                                <w:rFonts w:hint="eastAsia" w:ascii="微软雅黑" w:hAnsi="微软雅黑" w:eastAsia="微软雅黑" w:cs="微软雅黑"/>
+                                <w:sz w:val="52"/>
+                                <w:szCs w:val="52"/>
+                                <w:lang w:val="en-US" w:eastAsia="zh-CN"/>
+                              </w:rPr>
+                              <w:t>心</w:t>
+                            </w:r>
+                            <w:r>
+                              <w:rPr>
+                                <w:rFonts w:hint="eastAsia" w:ascii="微软雅黑" w:hAnsi="微软雅黑" w:eastAsia="微软雅黑" w:cs="微软雅黑"/>
+                                <w:sz w:val="21"/>
+                                <w:szCs w:val="21"/>
+                              </w:rPr>
+                              <w:t xml:space="preserve"> </w:t>
+                            </w:r>
+                            <w:r>
+                              <w:rPr>
+                                <w:rFonts w:hint="eastAsia" w:ascii="微软雅黑" w:hAnsi="微软雅黑" w:eastAsia="微软雅黑" w:cs="微软雅黑"/>
+                                <w:sz w:val="44"/>
+                                <w:szCs w:val="44"/>
+                                <w:lang w:val="en-US" w:eastAsia="zh-CN"/>
+                              </w:rPr>
+                              <w:t>小</w:t>
+                            </w:r>
+                            <w:r>
+                              <w:rPr>
+                                <w:rFonts w:hint="eastAsia" w:ascii="微软雅黑" w:hAnsi="微软雅黑" w:eastAsia="微软雅黑" w:cs="微软雅黑"/>
+                                <w:sz w:val="44"/>
+                                <w:szCs w:val="44"/>
+                              </w:rPr>
+                              <w:t>肠</w:t>
+                            </w:r>
+                            <w:r>
+                              <w:rPr>
+                                <w:rFonts w:hint="eastAsia" w:ascii="微软雅黑" w:hAnsi="微软雅黑" w:eastAsia="微软雅黑" w:cs="微软雅黑"/>
+                                <w:sz w:val="21"/>
+                                <w:szCs w:val="21"/>
+                                <w:lang w:val="en-US" w:eastAsia="zh-CN"/>
+                              </w:rPr>
+                              <w:t>七</w:t>
+                            </w:r>
+                          </w:p>
+                        </w:txbxContent>
+                      </wps:txbx>
+                      <wps:bodyPr lIns="0" tIns="180000" rIns="0" bIns="0" upright="1"/>
+                    </wps:wsp>
+                  </a:graphicData>
+                </a:graphic>
+              </wp:anchor>
+            </w:drawing>
+          </mc:Choice>
+          <mc:Fallback>
+            <w:pict>
+              <v:shape id="_x0000_s1026" o:spid="_x0000_s1026" o:spt="3" type="#_x0000_t3" style="position:absolute;left:0pt;margin-left:276pt;margin-top:-28.05pt;height:128.6pt;width:128.6pt;mso-position-vertical-relative:margin;z-index:251674624;mso-width-relative:page;mso-height-relative:page;" fillcolor="#E54C5E [3209]" filled="t" stroked="f" coordsize="21600,21600" o:gfxdata="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">
+                <v:fill on="t" focussize="0,0"/>
+                <v:stroke on="f"/>
+                <v:imagedata o:title=""/>
+                <o:lock v:ext="edit" aspectratio="f"/>
+                <v:textbox inset="0mm,5mm,0mm,0mm">
+                  <w:txbxContent>
+                    <w:p>
+                      <w:pPr>
+                        <w:keepNext w:val="0"/>
+                        <w:keepLines w:val="0"/>
+                        <w:pageBreakBefore w:val="0"/>
+                        <w:widowControl w:val="0"/>
+                        <w:kinsoku/>
+                        <w:wordWrap/>
+                        <w:overflowPunct/>
+                        <w:topLinePunct w:val="0"/>
+                        <w:bidi w:val="0"/>
+                        <w:adjustRightInd/>
+                        <w:snapToGrid/>
+                        <w:spacing w:before="0" w:beforeLines="50" w:after="0" w:afterLines="50" w:line="480" w:lineRule="auto"/>
+                        <w:jc w:val="center"/>
+                        <w:textAlignment w:val="auto"/>
+                        <w:rPr>
+                          <w:rFonts w:hint="eastAsia" w:ascii="微软雅黑" w:hAnsi="微软雅黑" w:eastAsia="微软雅黑" w:cs="微软雅黑"/>
+                          <w:sz w:val="44"/>
+                          <w:szCs w:val="44"/>
+                          <w:lang w:val="en-US" w:eastAsia="zh-CN"/>
+                        </w:rPr>
+                      </w:pPr>
+                      <w:r>
+                        <w:rPr>
+                          <w:rFonts w:hint="eastAsia" w:ascii="微软雅黑" w:hAnsi="微软雅黑" w:eastAsia="微软雅黑" w:cs="微软雅黑"/>
+                          <w:sz w:val="52"/>
+                          <w:szCs w:val="52"/>
+                          <w:lang w:val="en-US" w:eastAsia="zh-CN"/>
+                        </w:rPr>
+                        <w:t>心</w:t>
+                      </w:r>
+                      <w:r>
+                        <w:rPr>
+                          <w:rFonts w:hint="eastAsia" w:ascii="微软雅黑" w:hAnsi="微软雅黑" w:eastAsia="微软雅黑" w:cs="微软雅黑"/>
+                          <w:sz w:val="21"/>
+                          <w:szCs w:val="21"/>
+                        </w:rPr>
+                        <w:t xml:space="preserve"> </w:t>
+                      </w:r>
+                      <w:r>
+                        <w:rPr>
+                          <w:rFonts w:hint="eastAsia" w:ascii="微软雅黑" w:hAnsi="微软雅黑" w:eastAsia="微软雅黑" w:cs="微软雅黑"/>
+                          <w:sz w:val="44"/>
+                          <w:szCs w:val="44"/>
+                          <w:lang w:val="en-US" w:eastAsia="zh-CN"/>
+                        </w:rPr>
+                        <w:t>小</w:t>
+                      </w:r>
+                      <w:r>
+                        <w:rPr>
+                          <w:rFonts w:hint="eastAsia" w:ascii="微软雅黑" w:hAnsi="微软雅黑" w:eastAsia="微软雅黑" w:cs="微软雅黑"/>
+                          <w:sz w:val="44"/>
+                          <w:szCs w:val="44"/>
+                        </w:rPr>
+                        <w:t>肠</w:t>
+                      </w:r>
+                      <w:r>
+                        <w:rPr>
+                          <w:rFonts w:hint="eastAsia" w:ascii="微软雅黑" w:hAnsi="微软雅黑" w:eastAsia="微软雅黑" w:cs="微软雅黑"/>
+                          <w:sz w:val="21"/>
+                          <w:szCs w:val="21"/>
+                          <w:lang w:val="en-US" w:eastAsia="zh-CN"/>
+                        </w:rPr>
+                        <w:t>七</w:t>
+                      </w:r>
+                    </w:p>
+                  </w:txbxContent>
+                </v:textbox>
+              </v:shape>
+            </w:pict>
+          </mc:Fallback>
+        </mc:AlternateContent>
+      </w:r>
+      <w:r>
+        <w:rPr>
+          <w:sz w:val="21"/>
+        </w:rPr>
+        <mc:AlternateContent>
+          <mc:Choice Requires="wps">
+            <w:drawing>
               <wp:anchor distT="0" distB="0" distL="114300" distR="114300" simplePos="0" relativeHeight="251703296" behindDoc="0" locked="0" layoutInCell="1" allowOverlap="1">
                 <wp:simplePos x="0" y="0"/>
                 <wp:positionH relativeFrom="column">
-                  <wp:posOffset>4952365</wp:posOffset>
+                  <wp:posOffset>5180965</wp:posOffset>
                 </wp:positionH>
                 <wp:positionV relativeFrom="paragraph">
-                  <wp:posOffset>-765175</wp:posOffset>
+                  <wp:posOffset>-717550</wp:posOffset>
                 </wp:positionV>
                 <wp:extent cx="1390650" cy="1419225"/>
                 <wp:effectExtent l="0" t="0" r="0" b="0"/>
@@ -209,7 +567,7 @@
           </mc:Choice>
           <mc:Fallback>
             <w:pict>
-              <v:shape id="_x0000_s1026" o:spid="_x0000_s1026" o:spt="202" type="#_x0000_t202" style="position:absolute;left:0pt;margin-left:389.95pt;margin-top:-60.25pt;height:111.75pt;width:109.5pt;z-index:251703296;mso-width-relative:page;mso-height-relative:page;" filled="f" stroked="f" coordsize="21600,21600" o:gfxdata="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">
+              <v:shape id="_x0000_s1026" o:spid="_x0000_s1026" o:spt="202" type="#_x0000_t202" style="position:absolute;left:0pt;margin-left:407.95pt;margin-top:-56.5pt;height:111.75pt;width:109.5pt;z-index:251703296;mso-width-relative:page;mso-height-relative:page;" filled="f" stroked="f" coordsize="21600,21600" o:gfxdata="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">
                 <v:fill on="f" focussize="0,0"/>
                 <v:stroke on="f" weight="0.5pt"/>
                 <v:imagedata o:title=""/>
@@ -373,10 +731,10 @@
               <wp:anchor distT="0" distB="0" distL="114300" distR="114300" simplePos="0" relativeHeight="251701248" behindDoc="0" locked="0" layoutInCell="1" allowOverlap="1">
                 <wp:simplePos x="0" y="0"/>
                 <wp:positionH relativeFrom="column">
-                  <wp:posOffset>2180590</wp:posOffset>
+                  <wp:posOffset>2409190</wp:posOffset>
                 </wp:positionH>
                 <wp:positionV relativeFrom="paragraph">
-                  <wp:posOffset>-758190</wp:posOffset>
+                  <wp:posOffset>-710565</wp:posOffset>
                 </wp:positionV>
                 <wp:extent cx="1390650" cy="1395095"/>
                 <wp:effectExtent l="0" t="0" r="0" b="0"/>
@@ -569,7 +927,7 @@
           </mc:Choice>
           <mc:Fallback>
             <w:pict>
-              <v:shape id="_x0000_s1026" o:spid="_x0000_s1026" o:spt="202" type="#_x0000_t202" style="position:absolute;left:0pt;margin-left:171.7pt;margin-top:-59.7pt;height:109.85pt;width:109.5pt;z-index:251701248;mso-width-relative:page;mso-height-relative:page;" filled="f" stroked="f" coordsize="21600,21600" o:gfxdata="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">
+              <v:shape id="_x0000_s1026" o:spid="_x0000_s1026" o:spt="202" type="#_x0000_t202" style="position:absolute;left:0pt;margin-left:189.7pt;margin-top:-55.95pt;height:109.85pt;width:109.5pt;z-index:251701248;mso-width-relative:page;mso-height-relative:page;" filled="f" stroked="f" coordsize="21600,21600" o:gfxdata="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">
                 <v:fill on="f" focussize="0,0"/>
                 <v:stroke on="f" weight="0.5pt"/>
                 <v:imagedata o:title=""/>
@@ -733,10 +1091,10 @@
               <wp:anchor distT="0" distB="0" distL="114300" distR="114300" simplePos="0" relativeHeight="251696128" behindDoc="0" locked="0" layoutInCell="1" allowOverlap="1">
                 <wp:simplePos x="0" y="0"/>
                 <wp:positionH relativeFrom="column">
-                  <wp:posOffset>4308475</wp:posOffset>
+                  <wp:posOffset>4537075</wp:posOffset>
                 </wp:positionH>
                 <wp:positionV relativeFrom="paragraph">
-                  <wp:posOffset>-254000</wp:posOffset>
+                  <wp:posOffset>-206375</wp:posOffset>
                 </wp:positionV>
                 <wp:extent cx="589280" cy="387985"/>
                 <wp:effectExtent l="0" t="0" r="0" b="0"/>
@@ -823,7 +1181,7 @@
           </mc:Choice>
           <mc:Fallback>
             <w:pict>
-              <v:shape id="_x0000_s1026" o:spid="_x0000_s1026" o:spt="202" type="#_x0000_t202" style="position:absolute;left:0pt;margin-left:339.25pt;margin-top:-20pt;height:30.55pt;width:46.4pt;z-index:251696128;mso-width-relative:page;mso-height-relative:page;" filled="f" stroked="f" coordsize="21600,21600" o:gfxdata="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">
+              <v:shape id="_x0000_s1026" o:spid="_x0000_s1026" o:spt="202" type="#_x0000_t202" style="position:absolute;left:0pt;margin-left:357.25pt;margin-top:-16.25pt;height:30.55pt;width:46.4pt;z-index:251696128;mso-width-relative:page;mso-height-relative:page;" filled="f" stroked="f" coordsize="21600,21600" o:gfxdata="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">
                 <v:fill on="f" focussize="0,0"/>
                 <v:stroke on="f" weight="0.5pt"/>
                 <v:imagedata o:title=""/>
@@ -881,10 +1239,10 @@
               <wp:anchor distT="0" distB="0" distL="114300" distR="114300" simplePos="0" relativeHeight="251688960" behindDoc="0" locked="0" layoutInCell="1" allowOverlap="1">
                 <wp:simplePos x="0" y="0"/>
                 <wp:positionH relativeFrom="column">
-                  <wp:posOffset>3444875</wp:posOffset>
+                  <wp:posOffset>3673475</wp:posOffset>
                 </wp:positionH>
                 <wp:positionV relativeFrom="paragraph">
-                  <wp:posOffset>-255905</wp:posOffset>
+                  <wp:posOffset>-208280</wp:posOffset>
                 </wp:positionV>
                 <wp:extent cx="359410" cy="387985"/>
                 <wp:effectExtent l="0" t="0" r="0" b="0"/>
@@ -971,7 +1329,7 @@
           </mc:Choice>
           <mc:Fallback>
             <w:pict>
-              <v:shape id="_x0000_s1026" o:spid="_x0000_s1026" o:spt="202" type="#_x0000_t202" style="position:absolute;left:0pt;margin-left:271.25pt;margin-top:-20.15pt;height:30.55pt;width:28.3pt;z-index:251688960;mso-width-relative:page;mso-height-relative:page;" filled="f" stroked="f" coordsize="21600,21600" o:gfxdata="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">
+              <v:shape id="_x0000_s1026" o:spid="_x0000_s1026" o:spt="202" type="#_x0000_t202" style="position:absolute;left:0pt;margin-left:289.25pt;margin-top:-16.4pt;height:30.55pt;width:28.3pt;z-index:251688960;mso-width-relative:page;mso-height-relative:page;" filled="f" stroked="f" coordsize="21600,21600" o:gfxdata="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">
                 <v:fill on="f" focussize="0,0"/>
                 <v:stroke on="f" weight="0.5pt"/>
                 <v:imagedata o:title=""/>
@@ -1029,10 +1387,10 @@
               <wp:anchor distT="0" distB="0" distL="114300" distR="114300" simplePos="0" relativeHeight="251679744" behindDoc="0" locked="0" layoutInCell="1" allowOverlap="1">
                 <wp:simplePos x="0" y="0"/>
                 <wp:positionH relativeFrom="column">
-                  <wp:posOffset>3871595</wp:posOffset>
+                  <wp:posOffset>4100195</wp:posOffset>
                 </wp:positionH>
                 <wp:positionV relativeFrom="paragraph">
-                  <wp:posOffset>-381635</wp:posOffset>
+                  <wp:posOffset>-334010</wp:posOffset>
                 </wp:positionV>
                 <wp:extent cx="419100" cy="542290"/>
                 <wp:effectExtent l="0" t="0" r="0" b="0"/>
@@ -1106,7 +1464,7 @@
           </mc:Choice>
           <mc:Fallback>
             <w:pict>
-              <v:shape id="_x0000_s1026" o:spid="_x0000_s1026" o:spt="202" type="#_x0000_t202" style="position:absolute;left:0pt;margin-left:304.85pt;margin-top:-30.05pt;height:42.7pt;width:33pt;z-index:251679744;mso-width-relative:page;mso-height-relative:page;" filled="f" stroked="f" coordsize="21600,21600" o:gfxdata="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">
+              <v:shape id="_x0000_s1026" o:spid="_x0000_s1026" o:spt="202" type="#_x0000_t202" style="position:absolute;left:0pt;margin-left:322.85pt;margin-top:-26.3pt;height:42.7pt;width:33pt;z-index:251679744;mso-width-relative:page;mso-height-relative:page;" filled="f" stroked="f" coordsize="21600,21600" o:gfxdata="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">
                 <v:fill on="f" focussize="0,0"/>
                 <v:stroke on="f" weight="0.5pt"/>
                 <v:imagedata o:title=""/>
@@ -1132,206 +1490,6 @@
                           <w:lang w:val="en-US" w:eastAsia="zh-CN"/>
                         </w:rPr>
                         <w:t>火</w:t>
-                      </w:r>
-                    </w:p>
-                  </w:txbxContent>
-                </v:textbox>
-              </v:shape>
-            </w:pict>
-          </mc:Fallback>
-        </mc:AlternateContent>
-      </w:r>
-      <w:r>
-        <mc:AlternateContent>
-          <mc:Choice Requires="wps">
-            <w:drawing>
-              <wp:anchor distT="0" distB="0" distL="114300" distR="114300" simplePos="0" relativeHeight="251674624" behindDoc="0" locked="0" layoutInCell="1" allowOverlap="1">
-                <wp:simplePos x="0" y="0"/>
-                <wp:positionH relativeFrom="column">
-                  <wp:posOffset>3276600</wp:posOffset>
-                </wp:positionH>
-                <wp:positionV relativeFrom="margin">
-                  <wp:posOffset>-403860</wp:posOffset>
-                </wp:positionV>
-                <wp:extent cx="1633220" cy="1633220"/>
-                <wp:effectExtent l="0" t="0" r="5080" b="5080"/>
-                <wp:wrapNone/>
-                <wp:docPr id="48" name="椭圆 48"/>
-                <wp:cNvGraphicFramePr/>
-                <a:graphic xmlns:a="http://schemas.openxmlformats.org/drawingml/2006/main">
-                  <a:graphicData uri="http://schemas.microsoft.com/office/word/2010/wordprocessingShape">
-                    <wps:wsp>
-                      <wps:cNvSpPr/>
-                      <wps:spPr>
-                        <a:xfrm>
-                          <a:off x="0" y="0"/>
-                          <a:ext cx="1633220" cy="1633220"/>
-                        </a:xfrm>
-                        <a:prstGeom prst="ellipse">
-                          <a:avLst/>
-                        </a:prstGeom>
-                        <a:solidFill>
-                          <a:schemeClr val="accent6"/>
-                        </a:solidFill>
-                        <a:ln w="9525" cap="flat" cmpd="sng">
-                          <a:noFill/>
-                          <a:prstDash val="solid"/>
-                          <a:headEnd type="none" w="med" len="med"/>
-                          <a:tailEnd type="none" w="med" len="med"/>
-                        </a:ln>
-                      </wps:spPr>
-                      <wps:txbx>
-                        <w:txbxContent>
-                          <w:p>
-                            <w:pPr>
-                              <w:keepNext w:val="0"/>
-                              <w:keepLines w:val="0"/>
-                              <w:pageBreakBefore w:val="0"/>
-                              <w:widowControl w:val="0"/>
-                              <w:kinsoku/>
-                              <w:wordWrap/>
-                              <w:overflowPunct/>
-                              <w:topLinePunct w:val="0"/>
-                              <w:bidi w:val="0"/>
-                              <w:adjustRightInd/>
-                              <w:snapToGrid/>
-                              <w:spacing w:before="0" w:beforeLines="50" w:after="0" w:afterLines="50" w:line="480" w:lineRule="auto"/>
-                              <w:jc w:val="center"/>
-                              <w:textAlignment w:val="auto"/>
-                              <w:rPr>
-                                <w:rFonts w:hint="eastAsia" w:ascii="微软雅黑" w:hAnsi="微软雅黑" w:eastAsia="微软雅黑" w:cs="微软雅黑"/>
-                                <w:sz w:val="44"/>
-                                <w:szCs w:val="44"/>
-                                <w:lang w:val="en-US" w:eastAsia="zh-CN"/>
-                              </w:rPr>
-                            </w:pPr>
-                            <w:r>
-                              <w:rPr>
-                                <w:rFonts w:hint="eastAsia" w:ascii="微软雅黑" w:hAnsi="微软雅黑" w:eastAsia="微软雅黑" w:cs="微软雅黑"/>
-                                <w:sz w:val="52"/>
-                                <w:szCs w:val="52"/>
-                                <w:lang w:val="en-US" w:eastAsia="zh-CN"/>
-                              </w:rPr>
-                              <w:t>心</w:t>
-                            </w:r>
-                            <w:r>
-                              <w:rPr>
-                                <w:rFonts w:hint="eastAsia" w:ascii="微软雅黑" w:hAnsi="微软雅黑" w:eastAsia="微软雅黑" w:cs="微软雅黑"/>
-                                <w:sz w:val="21"/>
-                                <w:szCs w:val="21"/>
-                              </w:rPr>
-                              <w:t xml:space="preserve"> </w:t>
-                            </w:r>
-                            <w:r>
-                              <w:rPr>
-                                <w:rFonts w:hint="eastAsia" w:ascii="微软雅黑" w:hAnsi="微软雅黑" w:eastAsia="微软雅黑" w:cs="微软雅黑"/>
-                                <w:sz w:val="44"/>
-                                <w:szCs w:val="44"/>
-                                <w:lang w:val="en-US" w:eastAsia="zh-CN"/>
-                              </w:rPr>
-                              <w:t>小</w:t>
-                            </w:r>
-                            <w:r>
-                              <w:rPr>
-                                <w:rFonts w:hint="eastAsia" w:ascii="微软雅黑" w:hAnsi="微软雅黑" w:eastAsia="微软雅黑" w:cs="微软雅黑"/>
-                                <w:sz w:val="44"/>
-                                <w:szCs w:val="44"/>
-                              </w:rPr>
-                              <w:t>肠</w:t>
-                            </w:r>
-                            <w:r>
-                              <w:rPr>
-                                <w:rFonts w:hint="eastAsia" w:ascii="微软雅黑" w:hAnsi="微软雅黑" w:eastAsia="微软雅黑" w:cs="微软雅黑"/>
-                                <w:sz w:val="21"/>
-                                <w:szCs w:val="21"/>
-                                <w:lang w:val="en-US" w:eastAsia="zh-CN"/>
-                              </w:rPr>
-                              <w:t>七</w:t>
-                            </w:r>
-                          </w:p>
-                        </w:txbxContent>
-                      </wps:txbx>
-                      <wps:bodyPr lIns="0" tIns="180000" rIns="0" bIns="0" upright="1"/>
-                    </wps:wsp>
-                  </a:graphicData>
-                </a:graphic>
-              </wp:anchor>
-            </w:drawing>
-          </mc:Choice>
-          <mc:Fallback>
-            <w:pict>
-              <v:shape id="_x0000_s1026" o:spid="_x0000_s1026" o:spt="3" type="#_x0000_t3" style="position:absolute;left:0pt;margin-left:258pt;margin-top:-31.8pt;height:128.6pt;width:128.6pt;mso-position-vertical-relative:margin;z-index:251674624;mso-width-relative:page;mso-height-relative:page;" fillcolor="#E54C5E [3209]" filled="t" stroked="f" coordsize="21600,21600" o:gfxdata="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">
-                <v:fill on="t" focussize="0,0"/>
-                <v:stroke on="f"/>
-                <v:imagedata o:title=""/>
-                <o:lock v:ext="edit" aspectratio="f"/>
-                <v:textbox inset="0mm,5mm,0mm,0mm">
-                  <w:txbxContent>
-                    <w:p>
-                      <w:pPr>
-                        <w:keepNext w:val="0"/>
-                        <w:keepLines w:val="0"/>
-                        <w:pageBreakBefore w:val="0"/>
-                        <w:widowControl w:val="0"/>
-                        <w:kinsoku/>
-                        <w:wordWrap/>
-                        <w:overflowPunct/>
-                        <w:topLinePunct w:val="0"/>
-                        <w:bidi w:val="0"/>
-                        <w:adjustRightInd/>
-                        <w:snapToGrid/>
-                        <w:spacing w:before="0" w:beforeLines="50" w:after="0" w:afterLines="50" w:line="480" w:lineRule="auto"/>
-                        <w:jc w:val="center"/>
-                        <w:textAlignment w:val="auto"/>
-                        <w:rPr>
-                          <w:rFonts w:hint="eastAsia" w:ascii="微软雅黑" w:hAnsi="微软雅黑" w:eastAsia="微软雅黑" w:cs="微软雅黑"/>
-                          <w:sz w:val="44"/>
-                          <w:szCs w:val="44"/>
-                          <w:lang w:val="en-US" w:eastAsia="zh-CN"/>
-                        </w:rPr>
-                      </w:pPr>
-                      <w:r>
-                        <w:rPr>
-                          <w:rFonts w:hint="eastAsia" w:ascii="微软雅黑" w:hAnsi="微软雅黑" w:eastAsia="微软雅黑" w:cs="微软雅黑"/>
-                          <w:sz w:val="52"/>
-                          <w:szCs w:val="52"/>
-                          <w:lang w:val="en-US" w:eastAsia="zh-CN"/>
-                        </w:rPr>
-                        <w:t>心</w:t>
-                      </w:r>
-                      <w:r>
-                        <w:rPr>
-                          <w:rFonts w:hint="eastAsia" w:ascii="微软雅黑" w:hAnsi="微软雅黑" w:eastAsia="微软雅黑" w:cs="微软雅黑"/>
-                          <w:sz w:val="21"/>
-                          <w:szCs w:val="21"/>
-                        </w:rPr>
-                        <w:t xml:space="preserve"> </w:t>
-                      </w:r>
-                      <w:r>
-                        <w:rPr>
-                          <w:rFonts w:hint="eastAsia" w:ascii="微软雅黑" w:hAnsi="微软雅黑" w:eastAsia="微软雅黑" w:cs="微软雅黑"/>
-                          <w:sz w:val="44"/>
-                          <w:szCs w:val="44"/>
-                          <w:lang w:val="en-US" w:eastAsia="zh-CN"/>
-                        </w:rPr>
-                        <w:t>小</w:t>
-                      </w:r>
-                      <w:r>
-                        <w:rPr>
-                          <w:rFonts w:hint="eastAsia" w:ascii="微软雅黑" w:hAnsi="微软雅黑" w:eastAsia="微软雅黑" w:cs="微软雅黑"/>
-                          <w:sz w:val="44"/>
-                          <w:szCs w:val="44"/>
-                        </w:rPr>
-                        <w:t>肠</w:t>
-                      </w:r>
-                      <w:r>
-                        <w:rPr>
-                          <w:rFonts w:hint="eastAsia" w:ascii="微软雅黑" w:hAnsi="微软雅黑" w:eastAsia="微软雅黑" w:cs="微软雅黑"/>
-                          <w:sz w:val="21"/>
-                          <w:szCs w:val="21"/>
-                          <w:lang w:val="en-US" w:eastAsia="zh-CN"/>
-                        </w:rPr>
-                        <w:t>七</w:t>
                       </w:r>
                     </w:p>
                   </w:txbxContent>
@@ -1343,6 +1501,10 @@
       </w:r>
     </w:p>
     <w:p>
+      <w:bookmarkStart w:id="0" w:name="_GoBack"/>
+      <w:bookmarkEnd w:id="0"/>
+    </w:p>
+    <w:p>
       <w:r>
         <mc:AlternateContent>
           <mc:Choice Requires="wps">
@@ -1350,10 +1512,10 @@
               <wp:anchor distT="0" distB="0" distL="114300" distR="114300" simplePos="0" relativeHeight="251659264" behindDoc="0" locked="0" layoutInCell="1" allowOverlap="1">
                 <wp:simplePos x="0" y="0"/>
                 <wp:positionH relativeFrom="column">
-                  <wp:posOffset>1847215</wp:posOffset>
+                  <wp:posOffset>2075815</wp:posOffset>
                 </wp:positionH>
                 <wp:positionV relativeFrom="paragraph">
-                  <wp:posOffset>189865</wp:posOffset>
+                  <wp:posOffset>39370</wp:posOffset>
                 </wp:positionV>
                 <wp:extent cx="4536440" cy="4536440"/>
                 <wp:effectExtent l="12700" t="12700" r="22860" b="22860"/>
@@ -1391,7 +1553,7 @@
           </mc:Choice>
           <mc:Fallback>
             <w:pict>
-              <v:shape id="_x0000_s1026" o:spid="_x0000_s1026" o:spt="3" type="#_x0000_t3" style="position:absolute;left:0pt;margin-left:145.45pt;margin-top:14.95pt;height:357.2pt;width:357.2pt;z-index:251659264;mso-width-relative:page;mso-height-relative:page;" filled="f" stroked="t" coordsize="21600,21600" o:gfxdata="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">
+              <v:shape id="_x0000_s1026" o:spid="_x0000_s1026" o:spt="3" type="#_x0000_t3" style="position:absolute;left:0pt;margin-left:163.45pt;margin-top:3.1pt;height:357.2pt;width:357.2pt;z-index:251659264;mso-width-relative:page;mso-height-relative:page;" filled="f" stroked="t" coordsize="21600,21600" o:gfxdata="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">
                 <v:fill on="f" focussize="0,0"/>
                 <v:stroke weight="2pt" color="#000000" joinstyle="round"/>
                 <v:imagedata o:title=""/>
@@ -1401,8 +1563,6 @@
           </mc:Fallback>
         </mc:AlternateContent>
       </w:r>
-    </w:p>
-    <w:p>
       <w:r>
         <mc:AlternateContent>
           <mc:Choice Requires="wps">
@@ -1410,10 +1570,10 @@
               <wp:anchor distT="0" distB="0" distL="114300" distR="114300" simplePos="0" relativeHeight="251661312" behindDoc="0" locked="0" layoutInCell="1" allowOverlap="1">
                 <wp:simplePos x="0" y="0"/>
                 <wp:positionH relativeFrom="column">
-                  <wp:posOffset>2983865</wp:posOffset>
+                  <wp:posOffset>3212465</wp:posOffset>
                 </wp:positionH>
                 <wp:positionV relativeFrom="paragraph">
-                  <wp:posOffset>118745</wp:posOffset>
+                  <wp:posOffset>166370</wp:posOffset>
                 </wp:positionV>
                 <wp:extent cx="326390" cy="177800"/>
                 <wp:effectExtent l="6350" t="0" r="10160" b="12700"/>
@@ -1450,7 +1610,7 @@
           </mc:Choice>
           <mc:Fallback>
             <w:pict>
-              <v:shape id="_x0000_s1026" o:spid="_x0000_s1026" o:spt="32" type="#_x0000_t32" style="position:absolute;left:0pt;flip:y;margin-left:234.95pt;margin-top:9.35pt;height:14pt;width:25.7pt;z-index:251661312;mso-width-relative:page;mso-height-relative:page;" filled="f" stroked="t" coordsize="21600,21600" o:gfxdata="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">
+              <v:shape id="_x0000_s1026" o:spid="_x0000_s1026" o:spt="32" type="#_x0000_t32" style="position:absolute;left:0pt;flip:y;margin-left:252.95pt;margin-top:13.1pt;height:14pt;width:25.7pt;z-index:251661312;mso-width-relative:page;mso-height-relative:page;" filled="f" stroked="t" coordsize="21600,21600" o:gfxdata="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">
                 <v:fill on="f" focussize="0,0"/>
                 <v:stroke weight="2pt" color="#000000" joinstyle="round" endarrow="block" endarrowwidth="wide" endarrowlength="long"/>
                 <v:imagedata o:title=""/>
@@ -1463,101 +1623,6 @@
     </w:p>
     <w:p>
       <w:r>
-        <mc:AlternateContent>
-          <mc:Choice Requires="wps">
-            <w:drawing>
-              <wp:anchor distT="0" distB="0" distL="114300" distR="114300" simplePos="0" relativeHeight="251671552" behindDoc="0" locked="0" layoutInCell="1" allowOverlap="1">
-                <wp:simplePos x="0" y="0"/>
-                <wp:positionH relativeFrom="column">
-                  <wp:posOffset>5800725</wp:posOffset>
-                </wp:positionH>
-                <wp:positionV relativeFrom="paragraph">
-                  <wp:posOffset>22860</wp:posOffset>
-                </wp:positionV>
-                <wp:extent cx="613410" cy="438785"/>
-                <wp:effectExtent l="0" t="0" r="0" b="0"/>
-                <wp:wrapNone/>
-                <wp:docPr id="29" name="文本框 29"/>
-                <wp:cNvGraphicFramePr/>
-                <a:graphic xmlns:a="http://schemas.openxmlformats.org/drawingml/2006/main">
-                  <a:graphicData uri="http://schemas.microsoft.com/office/word/2010/wordprocessingShape">
-                    <wps:wsp>
-                      <wps:cNvSpPr txBox="1"/>
-                      <wps:spPr>
-                        <a:xfrm>
-                          <a:off x="0" y="0"/>
-                          <a:ext cx="613410" cy="438785"/>
-                        </a:xfrm>
-                        <a:prstGeom prst="rect">
-                          <a:avLst/>
-                        </a:prstGeom>
-                        <a:noFill/>
-                        <a:ln>
-                          <a:noFill/>
-                        </a:ln>
-                      </wps:spPr>
-                      <wps:txbx>
-                        <w:txbxContent>
-                          <w:p>
-                            <w:pPr>
-                              <w:rPr>
-                                <w:rFonts w:hint="eastAsia" w:ascii="微软雅黑" w:hAnsi="微软雅黑" w:eastAsia="微软雅黑" w:cs="微软雅黑"/>
-                                <w:sz w:val="44"/>
-                                <w:szCs w:val="44"/>
-                              </w:rPr>
-                            </w:pPr>
-                            <w:r>
-                              <w:rPr>
-                                <w:rFonts w:hint="eastAsia" w:ascii="微软雅黑" w:hAnsi="微软雅黑" w:eastAsia="微软雅黑" w:cs="微软雅黑"/>
-                                <w:sz w:val="44"/>
-                                <w:szCs w:val="44"/>
-                              </w:rPr>
-                              <w:t>相生</w:t>
-                            </w:r>
-                          </w:p>
-                        </w:txbxContent>
-                      </wps:txbx>
-                      <wps:bodyPr lIns="0" tIns="0" rIns="0" bIns="0" upright="1"/>
-                    </wps:wsp>
-                  </a:graphicData>
-                </a:graphic>
-              </wp:anchor>
-            </w:drawing>
-          </mc:Choice>
-          <mc:Fallback>
-            <w:pict>
-              <v:shape id="_x0000_s1026" o:spid="_x0000_s1026" o:spt="202" type="#_x0000_t202" style="position:absolute;left:0pt;margin-left:456.75pt;margin-top:1.8pt;height:34.55pt;width:48.3pt;z-index:251671552;mso-width-relative:page;mso-height-relative:page;" filled="f" stroked="f" coordsize="21600,21600" o:gfxdata="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">
-                <v:fill on="f" focussize="0,0"/>
-                <v:stroke on="f"/>
-                <v:imagedata o:title=""/>
-                <o:lock v:ext="edit" aspectratio="f"/>
-                <v:textbox inset="0mm,0mm,0mm,0mm">
-                  <w:txbxContent>
-                    <w:p>
-                      <w:pPr>
-                        <w:rPr>
-                          <w:rFonts w:hint="eastAsia" w:ascii="微软雅黑" w:hAnsi="微软雅黑" w:eastAsia="微软雅黑" w:cs="微软雅黑"/>
-                          <w:sz w:val="44"/>
-                          <w:szCs w:val="44"/>
-                        </w:rPr>
-                      </w:pPr>
-                      <w:r>
-                        <w:rPr>
-                          <w:rFonts w:hint="eastAsia" w:ascii="微软雅黑" w:hAnsi="微软雅黑" w:eastAsia="微软雅黑" w:cs="微软雅黑"/>
-                          <w:sz w:val="44"/>
-                          <w:szCs w:val="44"/>
-                        </w:rPr>
-                        <w:t>相生</w:t>
-                      </w:r>
-                    </w:p>
-                  </w:txbxContent>
-                </v:textbox>
-              </v:shape>
-            </w:pict>
-          </mc:Fallback>
-        </mc:AlternateContent>
-      </w:r>
-      <w:r>
         <w:rPr>
           <w:sz w:val="21"/>
         </w:rPr>
@@ -1567,10 +1632,10 @@
               <wp:anchor distT="0" distB="0" distL="114300" distR="114300" simplePos="0" relativeHeight="251680768" behindDoc="0" locked="0" layoutInCell="1" allowOverlap="1">
                 <wp:simplePos x="0" y="0"/>
                 <wp:positionH relativeFrom="column">
-                  <wp:posOffset>3367405</wp:posOffset>
+                  <wp:posOffset>3596005</wp:posOffset>
                 </wp:positionH>
                 <wp:positionV relativeFrom="paragraph">
-                  <wp:posOffset>58420</wp:posOffset>
+                  <wp:posOffset>106045</wp:posOffset>
                 </wp:positionV>
                 <wp:extent cx="1421130" cy="624840"/>
                 <wp:effectExtent l="0" t="0" r="0" b="0"/>
@@ -1693,7 +1758,7 @@
           </mc:Choice>
           <mc:Fallback>
             <w:pict>
-              <v:shape id="_x0000_s1026" o:spid="_x0000_s1026" o:spt="202" type="#_x0000_t202" style="position:absolute;left:0pt;margin-left:265.15pt;margin-top:4.6pt;height:49.2pt;width:111.9pt;z-index:251680768;mso-width-relative:page;mso-height-relative:page;" filled="f" stroked="f" coordsize="21600,21600" o:gfxdata="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">
+              <v:shape id="_x0000_s1026" o:spid="_x0000_s1026" o:spt="202" type="#_x0000_t202" style="position:absolute;left:0pt;margin-left:283.15pt;margin-top:8.35pt;height:49.2pt;width:111.9pt;z-index:251680768;mso-width-relative:page;mso-height-relative:page;" filled="f" stroked="f" coordsize="21600,21600" o:gfxdata="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">
                 <v:fill on="f" focussize="0,0"/>
                 <v:stroke on="f" weight="0.5pt"/>
                 <v:imagedata o:title=""/>
@@ -1777,8 +1842,743 @@
           </mc:Fallback>
         </mc:AlternateContent>
       </w:r>
+      <w:r>
+        <mc:AlternateContent>
+          <mc:Choice Requires="wps">
+            <w:drawing>
+              <wp:anchor distT="0" distB="0" distL="114300" distR="114300" simplePos="0" relativeHeight="251671552" behindDoc="0" locked="0" layoutInCell="1" allowOverlap="1">
+                <wp:simplePos x="0" y="0"/>
+                <wp:positionH relativeFrom="column">
+                  <wp:posOffset>6029325</wp:posOffset>
+                </wp:positionH>
+                <wp:positionV relativeFrom="paragraph">
+                  <wp:posOffset>70485</wp:posOffset>
+                </wp:positionV>
+                <wp:extent cx="613410" cy="438785"/>
+                <wp:effectExtent l="0" t="0" r="0" b="0"/>
+                <wp:wrapNone/>
+                <wp:docPr id="29" name="文本框 29"/>
+                <wp:cNvGraphicFramePr/>
+                <a:graphic xmlns:a="http://schemas.openxmlformats.org/drawingml/2006/main">
+                  <a:graphicData uri="http://schemas.microsoft.com/office/word/2010/wordprocessingShape">
+                    <wps:wsp>
+                      <wps:cNvSpPr txBox="1"/>
+                      <wps:spPr>
+                        <a:xfrm>
+                          <a:off x="0" y="0"/>
+                          <a:ext cx="613410" cy="438785"/>
+                        </a:xfrm>
+                        <a:prstGeom prst="rect">
+                          <a:avLst/>
+                        </a:prstGeom>
+                        <a:noFill/>
+                        <a:ln>
+                          <a:noFill/>
+                        </a:ln>
+                      </wps:spPr>
+                      <wps:txbx>
+                        <w:txbxContent>
+                          <w:p>
+                            <w:pPr>
+                              <w:rPr>
+                                <w:rFonts w:hint="eastAsia" w:ascii="微软雅黑" w:hAnsi="微软雅黑" w:eastAsia="微软雅黑" w:cs="微软雅黑"/>
+                                <w:sz w:val="44"/>
+                                <w:szCs w:val="44"/>
+                              </w:rPr>
+                            </w:pPr>
+                            <w:r>
+                              <w:rPr>
+                                <w:rFonts w:hint="eastAsia" w:ascii="微软雅黑" w:hAnsi="微软雅黑" w:eastAsia="微软雅黑" w:cs="微软雅黑"/>
+                                <w:sz w:val="44"/>
+                                <w:szCs w:val="44"/>
+                              </w:rPr>
+                              <w:t>相生</w:t>
+                            </w:r>
+                          </w:p>
+                        </w:txbxContent>
+                      </wps:txbx>
+                      <wps:bodyPr lIns="0" tIns="0" rIns="0" bIns="0" upright="1"/>
+                    </wps:wsp>
+                  </a:graphicData>
+                </a:graphic>
+              </wp:anchor>
+            </w:drawing>
+          </mc:Choice>
+          <mc:Fallback>
+            <w:pict>
+              <v:shape id="_x0000_s1026" o:spid="_x0000_s1026" o:spt="202" type="#_x0000_t202" style="position:absolute;left:0pt;margin-left:474.75pt;margin-top:5.55pt;height:34.55pt;width:48.3pt;z-index:251671552;mso-width-relative:page;mso-height-relative:page;" filled="f" stroked="f" coordsize="21600,21600" o:gfxdata="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">
+                <v:fill on="f" focussize="0,0"/>
+                <v:stroke on="f"/>
+                <v:imagedata o:title=""/>
+                <o:lock v:ext="edit" aspectratio="f"/>
+                <v:textbox inset="0mm,0mm,0mm,0mm">
+                  <w:txbxContent>
+                    <w:p>
+                      <w:pPr>
+                        <w:rPr>
+                          <w:rFonts w:hint="eastAsia" w:ascii="微软雅黑" w:hAnsi="微软雅黑" w:eastAsia="微软雅黑" w:cs="微软雅黑"/>
+                          <w:sz w:val="44"/>
+                          <w:szCs w:val="44"/>
+                        </w:rPr>
+                      </w:pPr>
+                      <w:r>
+                        <w:rPr>
+                          <w:rFonts w:hint="eastAsia" w:ascii="微软雅黑" w:hAnsi="微软雅黑" w:eastAsia="微软雅黑" w:cs="微软雅黑"/>
+                          <w:sz w:val="44"/>
+                          <w:szCs w:val="44"/>
+                        </w:rPr>
+                        <w:t>相生</w:t>
+                      </w:r>
+                    </w:p>
+                  </w:txbxContent>
+                </v:textbox>
+              </v:shape>
+            </w:pict>
+          </mc:Fallback>
+        </mc:AlternateContent>
+      </w:r>
     </w:p>
     <w:p>
+      <w:r>
+        <w:rPr>
+          <w:sz w:val="21"/>
+        </w:rPr>
+        <mc:AlternateContent>
+          <mc:Choice Requires="wps">
+            <w:drawing>
+              <wp:anchor distT="0" distB="0" distL="114300" distR="114300" simplePos="0" relativeHeight="251693056" behindDoc="0" locked="0" layoutInCell="1" allowOverlap="1">
+                <wp:simplePos x="0" y="0"/>
+                <wp:positionH relativeFrom="column">
+                  <wp:posOffset>53975</wp:posOffset>
+                </wp:positionH>
+                <wp:positionV relativeFrom="paragraph">
+                  <wp:posOffset>100965</wp:posOffset>
+                </wp:positionV>
+                <wp:extent cx="1414145" cy="2513965"/>
+                <wp:effectExtent l="0" t="0" r="0" b="0"/>
+                <wp:wrapNone/>
+                <wp:docPr id="17" name="文本框 17"/>
+                <wp:cNvGraphicFramePr/>
+                <a:graphic xmlns:a="http://schemas.openxmlformats.org/drawingml/2006/main">
+                  <a:graphicData uri="http://schemas.microsoft.com/office/word/2010/wordprocessingShape">
+                    <wps:wsp>
+                      <wps:cNvSpPr txBox="1"/>
+                      <wps:spPr>
+                        <a:xfrm>
+                          <a:off x="0" y="0"/>
+                          <a:ext cx="1414145" cy="2513965"/>
+                        </a:xfrm>
+                        <a:prstGeom prst="rect">
+                          <a:avLst/>
+                        </a:prstGeom>
+                        <a:noFill/>
+                        <a:ln w="6350">
+                          <a:noFill/>
+                        </a:ln>
+                      </wps:spPr>
+                      <wps:style>
+                        <a:lnRef idx="0">
+                          <a:schemeClr val="accent1"/>
+                        </a:lnRef>
+                        <a:fillRef idx="0">
+                          <a:schemeClr val="accent1"/>
+                        </a:fillRef>
+                        <a:effectRef idx="0">
+                          <a:schemeClr val="accent1"/>
+                        </a:effectRef>
+                        <a:fontRef idx="minor">
+                          <a:schemeClr val="dk1"/>
+                        </a:fontRef>
+                      </wps:style>
+                      <wps:txbx>
+                        <w:txbxContent>
+                          <w:p>
+                            <w:pPr>
+                              <w:keepNext w:val="0"/>
+                              <w:keepLines w:val="0"/>
+                              <w:pageBreakBefore w:val="0"/>
+                              <w:widowControl w:val="0"/>
+                              <w:kinsoku/>
+                              <w:wordWrap/>
+                              <w:overflowPunct/>
+                              <w:topLinePunct w:val="0"/>
+                              <w:bidi w:val="0"/>
+                              <w:adjustRightInd/>
+                              <w:snapToGrid/>
+                              <w:spacing w:line="0" w:lineRule="atLeast"/>
+                              <w:jc w:val="left"/>
+                              <w:textAlignment w:val="auto"/>
+                              <w:rPr>
+                                <w:rFonts w:hint="eastAsia" w:ascii="微软雅黑" w:hAnsi="微软雅黑" w:eastAsia="微软雅黑" w:cs="微软雅黑"/>
+                                <w:color w:val="auto"/>
+                                <w:sz w:val="28"/>
+                                <w:szCs w:val="28"/>
+                                <w:lang w:val="en-US" w:eastAsia="zh-CN"/>
+                              </w:rPr>
+                            </w:pPr>
+                            <w:r>
+                              <w:rPr>
+                                <w:rFonts w:hint="eastAsia" w:ascii="微软雅黑" w:hAnsi="微软雅黑" w:eastAsia="微软雅黑" w:cs="微软雅黑"/>
+                                <w:color w:val="auto"/>
+                                <w:sz w:val="28"/>
+                                <w:szCs w:val="28"/>
+                                <w:lang w:val="en-US" w:eastAsia="zh-CN"/>
+                              </w:rPr>
+                              <w:t>开窍于目</w:t>
+                            </w:r>
+                          </w:p>
+                          <w:p>
+                            <w:pPr>
+                              <w:keepNext w:val="0"/>
+                              <w:keepLines w:val="0"/>
+                              <w:pageBreakBefore w:val="0"/>
+                              <w:widowControl w:val="0"/>
+                              <w:kinsoku/>
+                              <w:wordWrap/>
+                              <w:overflowPunct/>
+                              <w:topLinePunct w:val="0"/>
+                              <w:bidi w:val="0"/>
+                              <w:adjustRightInd/>
+                              <w:snapToGrid/>
+                              <w:spacing w:line="0" w:lineRule="atLeast"/>
+                              <w:jc w:val="left"/>
+                              <w:textAlignment w:val="auto"/>
+                              <w:rPr>
+                                <w:rFonts w:hint="eastAsia" w:ascii="微软雅黑" w:hAnsi="微软雅黑" w:eastAsia="微软雅黑" w:cs="微软雅黑"/>
+                                <w:color w:val="auto"/>
+                                <w:sz w:val="28"/>
+                                <w:szCs w:val="28"/>
+                                <w:lang w:val="en-US" w:eastAsia="zh-CN"/>
+                              </w:rPr>
+                            </w:pPr>
+                            <w:r>
+                              <w:rPr>
+                                <w:rFonts w:hint="eastAsia" w:ascii="微软雅黑" w:hAnsi="微软雅黑" w:eastAsia="微软雅黑" w:cs="微软雅黑"/>
+                                <w:color w:val="auto"/>
+                                <w:sz w:val="28"/>
+                                <w:szCs w:val="28"/>
+                                <w:lang w:val="en-US" w:eastAsia="zh-CN"/>
+                              </w:rPr>
+                              <w:t>主筋</w:t>
+                            </w:r>
+                          </w:p>
+                          <w:p>
+                            <w:pPr>
+                              <w:keepNext w:val="0"/>
+                              <w:keepLines w:val="0"/>
+                              <w:pageBreakBefore w:val="0"/>
+                              <w:widowControl w:val="0"/>
+                              <w:kinsoku/>
+                              <w:wordWrap/>
+                              <w:overflowPunct/>
+                              <w:topLinePunct w:val="0"/>
+                              <w:bidi w:val="0"/>
+                              <w:adjustRightInd/>
+                              <w:snapToGrid/>
+                              <w:spacing w:line="0" w:lineRule="atLeast"/>
+                              <w:jc w:val="left"/>
+                              <w:textAlignment w:val="auto"/>
+                              <w:rPr>
+                                <w:rFonts w:hint="eastAsia" w:ascii="微软雅黑" w:hAnsi="微软雅黑" w:eastAsia="微软雅黑" w:cs="微软雅黑"/>
+                                <w:color w:val="auto"/>
+                                <w:sz w:val="28"/>
+                                <w:szCs w:val="28"/>
+                                <w:lang w:val="en-US" w:eastAsia="zh-CN"/>
+                              </w:rPr>
+                            </w:pPr>
+                            <w:r>
+                              <w:rPr>
+                                <w:rFonts w:hint="eastAsia" w:ascii="微软雅黑" w:hAnsi="微软雅黑" w:eastAsia="微软雅黑" w:cs="微软雅黑"/>
+                                <w:color w:val="auto"/>
+                                <w:sz w:val="28"/>
+                                <w:szCs w:val="28"/>
+                                <w:lang w:val="en-US" w:eastAsia="zh-CN"/>
+                              </w:rPr>
+                              <w:t>其华在爪甲</w:t>
+                            </w:r>
+                          </w:p>
+                          <w:p>
+                            <w:pPr>
+                              <w:keepNext w:val="0"/>
+                              <w:keepLines w:val="0"/>
+                              <w:pageBreakBefore w:val="0"/>
+                              <w:widowControl w:val="0"/>
+                              <w:kinsoku/>
+                              <w:wordWrap/>
+                              <w:overflowPunct/>
+                              <w:topLinePunct w:val="0"/>
+                              <w:bidi w:val="0"/>
+                              <w:adjustRightInd/>
+                              <w:snapToGrid/>
+                              <w:spacing w:line="0" w:lineRule="atLeast"/>
+                              <w:jc w:val="left"/>
+                              <w:textAlignment w:val="auto"/>
+                              <w:rPr>
+                                <w:rFonts w:hint="default" w:ascii="微软雅黑" w:hAnsi="微软雅黑" w:eastAsia="微软雅黑" w:cs="微软雅黑"/>
+                                <w:color w:val="auto"/>
+                                <w:sz w:val="28"/>
+                                <w:szCs w:val="28"/>
+                                <w:lang w:val="en-US" w:eastAsia="zh-CN"/>
+                              </w:rPr>
+                            </w:pPr>
+                            <w:r>
+                              <w:rPr>
+                                <w:rFonts w:hint="eastAsia" w:ascii="微软雅黑" w:hAnsi="微软雅黑" w:eastAsia="微软雅黑" w:cs="微软雅黑"/>
+                                <w:color w:val="auto"/>
+                                <w:sz w:val="28"/>
+                                <w:szCs w:val="28"/>
+                                <w:lang w:val="en-US" w:eastAsia="zh-CN"/>
+                              </w:rPr>
+                              <w:t>在变动为握</w:t>
+                            </w:r>
+                          </w:p>
+                          <w:p>
+                            <w:pPr>
+                              <w:keepNext w:val="0"/>
+                              <w:keepLines w:val="0"/>
+                              <w:pageBreakBefore w:val="0"/>
+                              <w:widowControl w:val="0"/>
+                              <w:kinsoku/>
+                              <w:wordWrap/>
+                              <w:overflowPunct/>
+                              <w:topLinePunct w:val="0"/>
+                              <w:bidi w:val="0"/>
+                              <w:adjustRightInd/>
+                              <w:snapToGrid/>
+                              <w:spacing w:line="0" w:lineRule="atLeast"/>
+                              <w:jc w:val="left"/>
+                              <w:textAlignment w:val="auto"/>
+                              <w:rPr>
+                                <w:rFonts w:hint="eastAsia" w:ascii="微软雅黑" w:hAnsi="微软雅黑" w:eastAsia="微软雅黑" w:cs="微软雅黑"/>
+                                <w:color w:val="auto"/>
+                                <w:sz w:val="28"/>
+                                <w:szCs w:val="28"/>
+                                <w:lang w:val="en-US" w:eastAsia="zh-CN"/>
+                              </w:rPr>
+                            </w:pPr>
+                            <w:r>
+                              <w:rPr>
+                                <w:rFonts w:hint="eastAsia" w:ascii="微软雅黑" w:hAnsi="微软雅黑" w:eastAsia="微软雅黑" w:cs="微软雅黑"/>
+                                <w:color w:val="auto"/>
+                                <w:sz w:val="28"/>
+                                <w:szCs w:val="28"/>
+                                <w:lang w:val="en-US" w:eastAsia="zh-CN"/>
+                              </w:rPr>
+                              <w:t>病发惊骇</w:t>
+                            </w:r>
+                          </w:p>
+                          <w:p>
+                            <w:pPr>
+                              <w:keepNext w:val="0"/>
+                              <w:keepLines w:val="0"/>
+                              <w:pageBreakBefore w:val="0"/>
+                              <w:widowControl w:val="0"/>
+                              <w:kinsoku/>
+                              <w:wordWrap/>
+                              <w:overflowPunct/>
+                              <w:topLinePunct w:val="0"/>
+                              <w:bidi w:val="0"/>
+                              <w:adjustRightInd/>
+                              <w:snapToGrid/>
+                              <w:spacing w:line="0" w:lineRule="atLeast"/>
+                              <w:jc w:val="left"/>
+                              <w:textAlignment w:val="auto"/>
+                              <w:rPr>
+                                <w:rFonts w:hint="eastAsia" w:ascii="微软雅黑" w:hAnsi="微软雅黑" w:eastAsia="微软雅黑" w:cs="微软雅黑"/>
+                                <w:color w:val="auto"/>
+                                <w:sz w:val="28"/>
+                                <w:szCs w:val="28"/>
+                                <w:lang w:val="en-US" w:eastAsia="zh-CN"/>
+                              </w:rPr>
+                            </w:pPr>
+                            <w:r>
+                              <w:rPr>
+                                <w:rFonts w:hint="eastAsia" w:ascii="微软雅黑" w:hAnsi="微软雅黑" w:eastAsia="微软雅黑" w:cs="微软雅黑"/>
+                                <w:color w:val="auto"/>
+                                <w:sz w:val="28"/>
+                                <w:szCs w:val="28"/>
+                                <w:lang w:val="en-US" w:eastAsia="zh-CN"/>
+                              </w:rPr>
+                              <w:t>怒伤肝，悲胜怒</w:t>
+                            </w:r>
+                          </w:p>
+                          <w:p>
+                            <w:pPr>
+                              <w:keepNext w:val="0"/>
+                              <w:keepLines w:val="0"/>
+                              <w:pageBreakBefore w:val="0"/>
+                              <w:widowControl w:val="0"/>
+                              <w:kinsoku/>
+                              <w:wordWrap/>
+                              <w:overflowPunct/>
+                              <w:topLinePunct w:val="0"/>
+                              <w:bidi w:val="0"/>
+                              <w:adjustRightInd/>
+                              <w:snapToGrid/>
+                              <w:spacing w:line="0" w:lineRule="atLeast"/>
+                              <w:jc w:val="left"/>
+                              <w:textAlignment w:val="auto"/>
+                              <w:rPr>
+                                <w:rFonts w:hint="eastAsia" w:ascii="微软雅黑" w:hAnsi="微软雅黑" w:eastAsia="微软雅黑" w:cs="微软雅黑"/>
+                                <w:color w:val="auto"/>
+                                <w:sz w:val="28"/>
+                                <w:szCs w:val="28"/>
+                                <w:lang w:val="en-US" w:eastAsia="zh-CN"/>
+                              </w:rPr>
+                            </w:pPr>
+                            <w:r>
+                              <w:rPr>
+                                <w:rFonts w:hint="eastAsia" w:ascii="微软雅黑" w:hAnsi="微软雅黑" w:eastAsia="微软雅黑" w:cs="微软雅黑"/>
+                                <w:color w:val="auto"/>
+                                <w:sz w:val="28"/>
+                                <w:szCs w:val="28"/>
+                                <w:lang w:val="en-US" w:eastAsia="zh-CN"/>
+                              </w:rPr>
+                              <w:t>风伤筋，燥胜风</w:t>
+                            </w:r>
+                          </w:p>
+                          <w:p>
+                            <w:pPr>
+                              <w:keepNext w:val="0"/>
+                              <w:keepLines w:val="0"/>
+                              <w:pageBreakBefore w:val="0"/>
+                              <w:widowControl w:val="0"/>
+                              <w:kinsoku/>
+                              <w:wordWrap/>
+                              <w:overflowPunct/>
+                              <w:topLinePunct w:val="0"/>
+                              <w:bidi w:val="0"/>
+                              <w:adjustRightInd/>
+                              <w:snapToGrid/>
+                              <w:spacing w:line="0" w:lineRule="atLeast"/>
+                              <w:jc w:val="left"/>
+                              <w:textAlignment w:val="auto"/>
+                              <w:rPr>
+                                <w:rFonts w:hint="default" w:ascii="微软雅黑" w:hAnsi="微软雅黑" w:eastAsia="微软雅黑" w:cs="微软雅黑"/>
+                                <w:color w:val="auto"/>
+                                <w:sz w:val="28"/>
+                                <w:szCs w:val="28"/>
+                                <w:lang w:val="en-US" w:eastAsia="zh-CN"/>
+                              </w:rPr>
+                            </w:pPr>
+                            <w:r>
+                              <w:rPr>
+                                <w:rFonts w:hint="eastAsia" w:ascii="微软雅黑" w:hAnsi="微软雅黑" w:eastAsia="微软雅黑" w:cs="微软雅黑"/>
+                                <w:color w:val="auto"/>
+                                <w:sz w:val="28"/>
+                                <w:szCs w:val="28"/>
+                                <w:lang w:val="en-US" w:eastAsia="zh-CN"/>
+                              </w:rPr>
+                              <w:t>酸伤筋，辛胜酸</w:t>
+                            </w:r>
+                          </w:p>
+                        </w:txbxContent>
+                      </wps:txbx>
+                      <wps:bodyPr rot="0" spcFirstLastPara="0" vertOverflow="overflow" horzOverflow="overflow" vert="horz" wrap="square" lIns="91440" tIns="45720" rIns="91440" bIns="45720" numCol="1" spcCol="0" rtlCol="0" fromWordArt="0" anchor="t" anchorCtr="0" forceAA="0" compatLnSpc="1">
+                        <a:noAutofit/>
+                      </wps:bodyPr>
+                    </wps:wsp>
+                  </a:graphicData>
+                </a:graphic>
+              </wp:anchor>
+            </w:drawing>
+          </mc:Choice>
+          <mc:Fallback>
+            <w:pict>
+              <v:shape id="_x0000_s1026" o:spid="_x0000_s1026" o:spt="202" type="#_x0000_t202" style="position:absolute;left:0pt;margin-left:4.25pt;margin-top:7.95pt;height:197.95pt;width:111.35pt;z-index:251693056;mso-width-relative:page;mso-height-relative:page;" filled="f" stroked="f" coordsize="21600,21600" o:gfxdata="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">
+                <v:fill on="f" focussize="0,0"/>
+                <v:stroke on="f" weight="0.5pt"/>
+                <v:imagedata o:title=""/>
+                <o:lock v:ext="edit" aspectratio="f"/>
+                <v:textbox>
+                  <w:txbxContent>
+                    <w:p>
+                      <w:pPr>
+                        <w:keepNext w:val="0"/>
+                        <w:keepLines w:val="0"/>
+                        <w:pageBreakBefore w:val="0"/>
+                        <w:widowControl w:val="0"/>
+                        <w:kinsoku/>
+                        <w:wordWrap/>
+                        <w:overflowPunct/>
+                        <w:topLinePunct w:val="0"/>
+                        <w:bidi w:val="0"/>
+                        <w:adjustRightInd/>
+                        <w:snapToGrid/>
+                        <w:spacing w:line="0" w:lineRule="atLeast"/>
+                        <w:jc w:val="left"/>
+                        <w:textAlignment w:val="auto"/>
+                        <w:rPr>
+                          <w:rFonts w:hint="eastAsia" w:ascii="微软雅黑" w:hAnsi="微软雅黑" w:eastAsia="微软雅黑" w:cs="微软雅黑"/>
+                          <w:color w:val="auto"/>
+                          <w:sz w:val="28"/>
+                          <w:szCs w:val="28"/>
+                          <w:lang w:val="en-US" w:eastAsia="zh-CN"/>
+                        </w:rPr>
+                      </w:pPr>
+                      <w:r>
+                        <w:rPr>
+                          <w:rFonts w:hint="eastAsia" w:ascii="微软雅黑" w:hAnsi="微软雅黑" w:eastAsia="微软雅黑" w:cs="微软雅黑"/>
+                          <w:color w:val="auto"/>
+                          <w:sz w:val="28"/>
+                          <w:szCs w:val="28"/>
+                          <w:lang w:val="en-US" w:eastAsia="zh-CN"/>
+                        </w:rPr>
+                        <w:t>开窍于目</w:t>
+                      </w:r>
+                    </w:p>
+                    <w:p>
+                      <w:pPr>
+                        <w:keepNext w:val="0"/>
+                        <w:keepLines w:val="0"/>
+                        <w:pageBreakBefore w:val="0"/>
+                        <w:widowControl w:val="0"/>
+                        <w:kinsoku/>
+                        <w:wordWrap/>
+                        <w:overflowPunct/>
+                        <w:topLinePunct w:val="0"/>
+                        <w:bidi w:val="0"/>
+                        <w:adjustRightInd/>
+                        <w:snapToGrid/>
+                        <w:spacing w:line="0" w:lineRule="atLeast"/>
+                        <w:jc w:val="left"/>
+                        <w:textAlignment w:val="auto"/>
+                        <w:rPr>
+                          <w:rFonts w:hint="eastAsia" w:ascii="微软雅黑" w:hAnsi="微软雅黑" w:eastAsia="微软雅黑" w:cs="微软雅黑"/>
+                          <w:color w:val="auto"/>
+                          <w:sz w:val="28"/>
+                          <w:szCs w:val="28"/>
+                          <w:lang w:val="en-US" w:eastAsia="zh-CN"/>
+                        </w:rPr>
+                      </w:pPr>
+                      <w:r>
+                        <w:rPr>
+                          <w:rFonts w:hint="eastAsia" w:ascii="微软雅黑" w:hAnsi="微软雅黑" w:eastAsia="微软雅黑" w:cs="微软雅黑"/>
+                          <w:color w:val="auto"/>
+                          <w:sz w:val="28"/>
+                          <w:szCs w:val="28"/>
+                          <w:lang w:val="en-US" w:eastAsia="zh-CN"/>
+                        </w:rPr>
+                        <w:t>主筋</w:t>
+                      </w:r>
+                    </w:p>
+                    <w:p>
+                      <w:pPr>
+                        <w:keepNext w:val="0"/>
+                        <w:keepLines w:val="0"/>
+                        <w:pageBreakBefore w:val="0"/>
+                        <w:widowControl w:val="0"/>
+                        <w:kinsoku/>
+                        <w:wordWrap/>
+                        <w:overflowPunct/>
+                        <w:topLinePunct w:val="0"/>
+                        <w:bidi w:val="0"/>
+                        <w:adjustRightInd/>
+                        <w:snapToGrid/>
+                        <w:spacing w:line="0" w:lineRule="atLeast"/>
+                        <w:jc w:val="left"/>
+                        <w:textAlignment w:val="auto"/>
+                        <w:rPr>
+                          <w:rFonts w:hint="eastAsia" w:ascii="微软雅黑" w:hAnsi="微软雅黑" w:eastAsia="微软雅黑" w:cs="微软雅黑"/>
+                          <w:color w:val="auto"/>
+                          <w:sz w:val="28"/>
+                          <w:szCs w:val="28"/>
+                          <w:lang w:val="en-US" w:eastAsia="zh-CN"/>
+                        </w:rPr>
+                      </w:pPr>
+                      <w:r>
+                        <w:rPr>
+                          <w:rFonts w:hint="eastAsia" w:ascii="微软雅黑" w:hAnsi="微软雅黑" w:eastAsia="微软雅黑" w:cs="微软雅黑"/>
+                          <w:color w:val="auto"/>
+                          <w:sz w:val="28"/>
+                          <w:szCs w:val="28"/>
+                          <w:lang w:val="en-US" w:eastAsia="zh-CN"/>
+                        </w:rPr>
+                        <w:t>其华在爪甲</w:t>
+                      </w:r>
+                    </w:p>
+                    <w:p>
+                      <w:pPr>
+                        <w:keepNext w:val="0"/>
+                        <w:keepLines w:val="0"/>
+                        <w:pageBreakBefore w:val="0"/>
+                        <w:widowControl w:val="0"/>
+                        <w:kinsoku/>
+                        <w:wordWrap/>
+                        <w:overflowPunct/>
+                        <w:topLinePunct w:val="0"/>
+                        <w:bidi w:val="0"/>
+                        <w:adjustRightInd/>
+                        <w:snapToGrid/>
+                        <w:spacing w:line="0" w:lineRule="atLeast"/>
+                        <w:jc w:val="left"/>
+                        <w:textAlignment w:val="auto"/>
+                        <w:rPr>
+                          <w:rFonts w:hint="default" w:ascii="微软雅黑" w:hAnsi="微软雅黑" w:eastAsia="微软雅黑" w:cs="微软雅黑"/>
+                          <w:color w:val="auto"/>
+                          <w:sz w:val="28"/>
+                          <w:szCs w:val="28"/>
+                          <w:lang w:val="en-US" w:eastAsia="zh-CN"/>
+                        </w:rPr>
+                      </w:pPr>
+                      <w:r>
+                        <w:rPr>
+                          <w:rFonts w:hint="eastAsia" w:ascii="微软雅黑" w:hAnsi="微软雅黑" w:eastAsia="微软雅黑" w:cs="微软雅黑"/>
+                          <w:color w:val="auto"/>
+                          <w:sz w:val="28"/>
+                          <w:szCs w:val="28"/>
+                          <w:lang w:val="en-US" w:eastAsia="zh-CN"/>
+                        </w:rPr>
+                        <w:t>在变动为握</w:t>
+                      </w:r>
+                    </w:p>
+                    <w:p>
+                      <w:pPr>
+                        <w:keepNext w:val="0"/>
+                        <w:keepLines w:val="0"/>
+                        <w:pageBreakBefore w:val="0"/>
+                        <w:widowControl w:val="0"/>
+                        <w:kinsoku/>
+                        <w:wordWrap/>
+                        <w:overflowPunct/>
+                        <w:topLinePunct w:val="0"/>
+                        <w:bidi w:val="0"/>
+                        <w:adjustRightInd/>
+                        <w:snapToGrid/>
+                        <w:spacing w:line="0" w:lineRule="atLeast"/>
+                        <w:jc w:val="left"/>
+                        <w:textAlignment w:val="auto"/>
+                        <w:rPr>
+                          <w:rFonts w:hint="eastAsia" w:ascii="微软雅黑" w:hAnsi="微软雅黑" w:eastAsia="微软雅黑" w:cs="微软雅黑"/>
+                          <w:color w:val="auto"/>
+                          <w:sz w:val="28"/>
+                          <w:szCs w:val="28"/>
+                          <w:lang w:val="en-US" w:eastAsia="zh-CN"/>
+                        </w:rPr>
+                      </w:pPr>
+                      <w:r>
+                        <w:rPr>
+                          <w:rFonts w:hint="eastAsia" w:ascii="微软雅黑" w:hAnsi="微软雅黑" w:eastAsia="微软雅黑" w:cs="微软雅黑"/>
+                          <w:color w:val="auto"/>
+                          <w:sz w:val="28"/>
+                          <w:szCs w:val="28"/>
+                          <w:lang w:val="en-US" w:eastAsia="zh-CN"/>
+                        </w:rPr>
+                        <w:t>病发惊骇</w:t>
+                      </w:r>
+                    </w:p>
+                    <w:p>
+                      <w:pPr>
+                        <w:keepNext w:val="0"/>
+                        <w:keepLines w:val="0"/>
+                        <w:pageBreakBefore w:val="0"/>
+                        <w:widowControl w:val="0"/>
+                        <w:kinsoku/>
+                        <w:wordWrap/>
+                        <w:overflowPunct/>
+                        <w:topLinePunct w:val="0"/>
+                        <w:bidi w:val="0"/>
+                        <w:adjustRightInd/>
+                        <w:snapToGrid/>
+                        <w:spacing w:line="0" w:lineRule="atLeast"/>
+                        <w:jc w:val="left"/>
+                        <w:textAlignment w:val="auto"/>
+                        <w:rPr>
+                          <w:rFonts w:hint="eastAsia" w:ascii="微软雅黑" w:hAnsi="微软雅黑" w:eastAsia="微软雅黑" w:cs="微软雅黑"/>
+                          <w:color w:val="auto"/>
+                          <w:sz w:val="28"/>
+                          <w:szCs w:val="28"/>
+                          <w:lang w:val="en-US" w:eastAsia="zh-CN"/>
+                        </w:rPr>
+                      </w:pPr>
+                      <w:r>
+                        <w:rPr>
+                          <w:rFonts w:hint="eastAsia" w:ascii="微软雅黑" w:hAnsi="微软雅黑" w:eastAsia="微软雅黑" w:cs="微软雅黑"/>
+                          <w:color w:val="auto"/>
+                          <w:sz w:val="28"/>
+                          <w:szCs w:val="28"/>
+                          <w:lang w:val="en-US" w:eastAsia="zh-CN"/>
+                        </w:rPr>
+                        <w:t>怒伤肝，悲胜怒</w:t>
+                      </w:r>
+                    </w:p>
+                    <w:p>
+                      <w:pPr>
+                        <w:keepNext w:val="0"/>
+                        <w:keepLines w:val="0"/>
+                        <w:pageBreakBefore w:val="0"/>
+                        <w:widowControl w:val="0"/>
+                        <w:kinsoku/>
+                        <w:wordWrap/>
+                        <w:overflowPunct/>
+                        <w:topLinePunct w:val="0"/>
+                        <w:bidi w:val="0"/>
+                        <w:adjustRightInd/>
+                        <w:snapToGrid/>
+                        <w:spacing w:line="0" w:lineRule="atLeast"/>
+                        <w:jc w:val="left"/>
+                        <w:textAlignment w:val="auto"/>
+                        <w:rPr>
+                          <w:rFonts w:hint="eastAsia" w:ascii="微软雅黑" w:hAnsi="微软雅黑" w:eastAsia="微软雅黑" w:cs="微软雅黑"/>
+                          <w:color w:val="auto"/>
+                          <w:sz w:val="28"/>
+                          <w:szCs w:val="28"/>
+                          <w:lang w:val="en-US" w:eastAsia="zh-CN"/>
+                        </w:rPr>
+                      </w:pPr>
+                      <w:r>
+                        <w:rPr>
+                          <w:rFonts w:hint="eastAsia" w:ascii="微软雅黑" w:hAnsi="微软雅黑" w:eastAsia="微软雅黑" w:cs="微软雅黑"/>
+                          <w:color w:val="auto"/>
+                          <w:sz w:val="28"/>
+                          <w:szCs w:val="28"/>
+                          <w:lang w:val="en-US" w:eastAsia="zh-CN"/>
+                        </w:rPr>
+                        <w:t>风伤筋，燥胜风</w:t>
+                      </w:r>
+                    </w:p>
+                    <w:p>
+                      <w:pPr>
+                        <w:keepNext w:val="0"/>
+                        <w:keepLines w:val="0"/>
+                        <w:pageBreakBefore w:val="0"/>
+                        <w:widowControl w:val="0"/>
+                        <w:kinsoku/>
+                        <w:wordWrap/>
+                        <w:overflowPunct/>
+                        <w:topLinePunct w:val="0"/>
+                        <w:bidi w:val="0"/>
+                        <w:adjustRightInd/>
+                        <w:snapToGrid/>
+                        <w:spacing w:line="0" w:lineRule="atLeast"/>
+                        <w:jc w:val="left"/>
+                        <w:textAlignment w:val="auto"/>
+                        <w:rPr>
+                          <w:rFonts w:hint="default" w:ascii="微软雅黑" w:hAnsi="微软雅黑" w:eastAsia="微软雅黑" w:cs="微软雅黑"/>
+                          <w:color w:val="auto"/>
+                          <w:sz w:val="28"/>
+                          <w:szCs w:val="28"/>
+                          <w:lang w:val="en-US" w:eastAsia="zh-CN"/>
+                        </w:rPr>
+                      </w:pPr>
+                      <w:r>
+                        <w:rPr>
+                          <w:rFonts w:hint="eastAsia" w:ascii="微软雅黑" w:hAnsi="微软雅黑" w:eastAsia="微软雅黑" w:cs="微软雅黑"/>
+                          <w:color w:val="auto"/>
+                          <w:sz w:val="28"/>
+                          <w:szCs w:val="28"/>
+                          <w:lang w:val="en-US" w:eastAsia="zh-CN"/>
+                        </w:rPr>
+                        <w:t>酸伤筋，辛胜酸</w:t>
+                      </w:r>
+                    </w:p>
+                  </w:txbxContent>
+                </v:textbox>
+              </v:shape>
+            </w:pict>
+          </mc:Fallback>
+        </mc:AlternateContent>
+      </w:r>
       <w:r>
         <w:rPr>
           <w:sz w:val="21"/>
@@ -1789,10 +2589,10 @@
               <wp:anchor distT="0" distB="0" distL="114300" distR="114300" simplePos="0" relativeHeight="251700224" behindDoc="0" locked="0" layoutInCell="1" allowOverlap="1">
                 <wp:simplePos x="0" y="0"/>
                 <wp:positionH relativeFrom="column">
-                  <wp:posOffset>7187565</wp:posOffset>
+                  <wp:posOffset>7416165</wp:posOffset>
                 </wp:positionH>
                 <wp:positionV relativeFrom="paragraph">
-                  <wp:posOffset>42545</wp:posOffset>
+                  <wp:posOffset>90170</wp:posOffset>
                 </wp:positionV>
                 <wp:extent cx="1453515" cy="2528570"/>
                 <wp:effectExtent l="0" t="0" r="0" b="0"/>
@@ -2125,7 +2925,7 @@
           </mc:Choice>
           <mc:Fallback>
             <w:pict>
-              <v:shape id="_x0000_s1026" o:spid="_x0000_s1026" o:spt="202" type="#_x0000_t202" style="position:absolute;left:0pt;margin-left:565.95pt;margin-top:3.35pt;height:199.1pt;width:114.45pt;z-index:251700224;mso-width-relative:page;mso-height-relative:page;" filled="f" stroked="f" coordsize="21600,21600" o:gfxdata="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">
+              <v:shape id="_x0000_s1026" o:spid="_x0000_s1026" o:spt="202" type="#_x0000_t202" style="position:absolute;left:0pt;margin-left:583.95pt;margin-top:7.1pt;height:199.1pt;width:114.45pt;z-index:251700224;mso-width-relative:page;mso-height-relative:page;" filled="f" stroked="f" coordsize="21600,21600" o:gfxdata="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">
                 <v:fill on="f" focussize="0,0"/>
                 <v:stroke on="f" weight="0.5pt"/>
                 <v:imagedata o:title=""/>
@@ -2419,6 +3219,401 @@
           </mc:Fallback>
         </mc:AlternateContent>
       </w:r>
+    </w:p>
+    <w:p/>
+    <w:p>
+      <w:r>
+        <mc:AlternateContent>
+          <mc:Choice Requires="wps">
+            <w:drawing>
+              <wp:anchor distT="0" distB="0" distL="114300" distR="114300" simplePos="0" relativeHeight="251675648" behindDoc="0" locked="0" layoutInCell="1" allowOverlap="1">
+                <wp:simplePos x="0" y="0"/>
+                <wp:positionH relativeFrom="column">
+                  <wp:posOffset>1405255</wp:posOffset>
+                </wp:positionH>
+                <wp:positionV relativeFrom="margin">
+                  <wp:posOffset>1328420</wp:posOffset>
+                </wp:positionV>
+                <wp:extent cx="1633220" cy="1633220"/>
+                <wp:effectExtent l="0" t="0" r="5080" b="5080"/>
+                <wp:wrapNone/>
+                <wp:docPr id="49" name="椭圆 49"/>
+                <wp:cNvGraphicFramePr/>
+                <a:graphic xmlns:a="http://schemas.openxmlformats.org/drawingml/2006/main">
+                  <a:graphicData uri="http://schemas.microsoft.com/office/word/2010/wordprocessingShape">
+                    <wps:wsp>
+                      <wps:cNvSpPr/>
+                      <wps:spPr>
+                        <a:xfrm>
+                          <a:off x="0" y="0"/>
+                          <a:ext cx="1633220" cy="1633220"/>
+                        </a:xfrm>
+                        <a:prstGeom prst="ellipse">
+                          <a:avLst/>
+                        </a:prstGeom>
+                        <a:solidFill>
+                          <a:schemeClr val="accent4">
+                            <a:lumMod val="60000"/>
+                            <a:lumOff val="40000"/>
+                          </a:schemeClr>
+                        </a:solidFill>
+                        <a:ln w="9525" cap="flat" cmpd="sng">
+                          <a:noFill/>
+                          <a:prstDash val="solid"/>
+                          <a:headEnd type="none" w="med" len="med"/>
+                          <a:tailEnd type="none" w="med" len="med"/>
+                        </a:ln>
+                      </wps:spPr>
+                      <wps:txbx>
+                        <w:txbxContent>
+                          <w:p>
+                            <w:pPr>
+                              <w:keepNext w:val="0"/>
+                              <w:keepLines w:val="0"/>
+                              <w:pageBreakBefore w:val="0"/>
+                              <w:widowControl w:val="0"/>
+                              <w:kinsoku/>
+                              <w:wordWrap/>
+                              <w:overflowPunct/>
+                              <w:topLinePunct w:val="0"/>
+                              <w:bidi w:val="0"/>
+                              <w:adjustRightInd/>
+                              <w:snapToGrid/>
+                              <w:spacing w:before="0" w:beforeLines="50" w:after="0" w:afterLines="50" w:line="480" w:lineRule="auto"/>
+                              <w:jc w:val="center"/>
+                              <w:textAlignment w:val="auto"/>
+                              <w:rPr>
+                                <w:rFonts w:hint="default" w:ascii="微软雅黑" w:hAnsi="微软雅黑" w:eastAsia="微软雅黑" w:cs="微软雅黑"/>
+                                <w:sz w:val="44"/>
+                                <w:szCs w:val="44"/>
+                                <w:lang w:val="en-US" w:eastAsia="zh-CN"/>
+                              </w:rPr>
+                            </w:pPr>
+                            <w:r>
+                              <w:rPr>
+                                <w:rFonts w:hint="eastAsia" w:ascii="微软雅黑" w:hAnsi="微软雅黑" w:eastAsia="微软雅黑" w:cs="微软雅黑"/>
+                                <w:sz w:val="52"/>
+                                <w:szCs w:val="52"/>
+                                <w:lang w:val="en-US" w:eastAsia="zh-CN"/>
+                              </w:rPr>
+                              <w:t>肝</w:t>
+                            </w:r>
+                            <w:r>
+                              <w:rPr>
+                                <w:rFonts w:hint="eastAsia" w:ascii="微软雅黑" w:hAnsi="微软雅黑" w:eastAsia="微软雅黑" w:cs="微软雅黑"/>
+                                <w:sz w:val="44"/>
+                                <w:szCs w:val="44"/>
+                                <w:lang w:val="en-US" w:eastAsia="zh-CN"/>
+                              </w:rPr>
+                              <w:t xml:space="preserve"> </w:t>
+                            </w:r>
+                            <w:r>
+                              <w:rPr>
+                                <w:rFonts w:hint="eastAsia" w:ascii="微软雅黑" w:hAnsi="微软雅黑" w:eastAsia="微软雅黑" w:cs="微软雅黑"/>
+                                <w:sz w:val="44"/>
+                                <w:szCs w:val="44"/>
+                              </w:rPr>
+                              <w:t xml:space="preserve"> </w:t>
+                            </w:r>
+                            <w:r>
+                              <w:rPr>
+                                <w:rFonts w:hint="eastAsia" w:ascii="微软雅黑" w:hAnsi="微软雅黑" w:eastAsia="微软雅黑" w:cs="微软雅黑"/>
+                                <w:sz w:val="44"/>
+                                <w:szCs w:val="44"/>
+                                <w:lang w:val="en-US" w:eastAsia="zh-CN"/>
+                              </w:rPr>
+                              <w:t>胆</w:t>
+                            </w:r>
+                            <w:r>
+                              <w:rPr>
+                                <w:rFonts w:hint="eastAsia" w:ascii="微软雅黑" w:hAnsi="微软雅黑" w:eastAsia="微软雅黑" w:cs="微软雅黑"/>
+                                <w:sz w:val="21"/>
+                                <w:szCs w:val="21"/>
+                                <w:lang w:val="en-US" w:eastAsia="zh-CN"/>
+                              </w:rPr>
+                              <w:t>八</w:t>
+                            </w:r>
+                          </w:p>
+                        </w:txbxContent>
+                      </wps:txbx>
+                      <wps:bodyPr lIns="0" tIns="180000" rIns="0" bIns="0" upright="1"/>
+                    </wps:wsp>
+                  </a:graphicData>
+                </a:graphic>
+              </wp:anchor>
+            </w:drawing>
+          </mc:Choice>
+          <mc:Fallback>
+            <w:pict>
+              <v:shape id="_x0000_s1026" o:spid="_x0000_s1026" o:spt="3" type="#_x0000_t3" style="position:absolute;left:0pt;margin-left:110.65pt;margin-top:104.6pt;height:128.6pt;width:128.6pt;mso-position-vertical-relative:margin;z-index:251675648;mso-width-relative:page;mso-height-relative:page;" fillcolor="#ACD78E [1943]" filled="t" stroked="f" coordsize="21600,21600" o:gfxdata="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">
+                <v:fill on="t" focussize="0,0"/>
+                <v:stroke on="f"/>
+                <v:imagedata o:title=""/>
+                <o:lock v:ext="edit" aspectratio="f"/>
+                <v:textbox inset="0mm,5mm,0mm,0mm">
+                  <w:txbxContent>
+                    <w:p>
+                      <w:pPr>
+                        <w:keepNext w:val="0"/>
+                        <w:keepLines w:val="0"/>
+                        <w:pageBreakBefore w:val="0"/>
+                        <w:widowControl w:val="0"/>
+                        <w:kinsoku/>
+                        <w:wordWrap/>
+                        <w:overflowPunct/>
+                        <w:topLinePunct w:val="0"/>
+                        <w:bidi w:val="0"/>
+                        <w:adjustRightInd/>
+                        <w:snapToGrid/>
+                        <w:spacing w:before="0" w:beforeLines="50" w:after="0" w:afterLines="50" w:line="480" w:lineRule="auto"/>
+                        <w:jc w:val="center"/>
+                        <w:textAlignment w:val="auto"/>
+                        <w:rPr>
+                          <w:rFonts w:hint="default" w:ascii="微软雅黑" w:hAnsi="微软雅黑" w:eastAsia="微软雅黑" w:cs="微软雅黑"/>
+                          <w:sz w:val="44"/>
+                          <w:szCs w:val="44"/>
+                          <w:lang w:val="en-US" w:eastAsia="zh-CN"/>
+                        </w:rPr>
+                      </w:pPr>
+                      <w:r>
+                        <w:rPr>
+                          <w:rFonts w:hint="eastAsia" w:ascii="微软雅黑" w:hAnsi="微软雅黑" w:eastAsia="微软雅黑" w:cs="微软雅黑"/>
+                          <w:sz w:val="52"/>
+                          <w:szCs w:val="52"/>
+                          <w:lang w:val="en-US" w:eastAsia="zh-CN"/>
+                        </w:rPr>
+                        <w:t>肝</w:t>
+                      </w:r>
+                      <w:r>
+                        <w:rPr>
+                          <w:rFonts w:hint="eastAsia" w:ascii="微软雅黑" w:hAnsi="微软雅黑" w:eastAsia="微软雅黑" w:cs="微软雅黑"/>
+                          <w:sz w:val="44"/>
+                          <w:szCs w:val="44"/>
+                          <w:lang w:val="en-US" w:eastAsia="zh-CN"/>
+                        </w:rPr>
+                        <w:t xml:space="preserve"> </w:t>
+                      </w:r>
+                      <w:r>
+                        <w:rPr>
+                          <w:rFonts w:hint="eastAsia" w:ascii="微软雅黑" w:hAnsi="微软雅黑" w:eastAsia="微软雅黑" w:cs="微软雅黑"/>
+                          <w:sz w:val="44"/>
+                          <w:szCs w:val="44"/>
+                        </w:rPr>
+                        <w:t xml:space="preserve"> </w:t>
+                      </w:r>
+                      <w:r>
+                        <w:rPr>
+                          <w:rFonts w:hint="eastAsia" w:ascii="微软雅黑" w:hAnsi="微软雅黑" w:eastAsia="微软雅黑" w:cs="微软雅黑"/>
+                          <w:sz w:val="44"/>
+                          <w:szCs w:val="44"/>
+                          <w:lang w:val="en-US" w:eastAsia="zh-CN"/>
+                        </w:rPr>
+                        <w:t>胆</w:t>
+                      </w:r>
+                      <w:r>
+                        <w:rPr>
+                          <w:rFonts w:hint="eastAsia" w:ascii="微软雅黑" w:hAnsi="微软雅黑" w:eastAsia="微软雅黑" w:cs="微软雅黑"/>
+                          <w:sz w:val="21"/>
+                          <w:szCs w:val="21"/>
+                          <w:lang w:val="en-US" w:eastAsia="zh-CN"/>
+                        </w:rPr>
+                        <w:t>八</w:t>
+                      </w:r>
+                    </w:p>
+                  </w:txbxContent>
+                </v:textbox>
+              </v:shape>
+            </w:pict>
+          </mc:Fallback>
+        </mc:AlternateContent>
+      </w:r>
+      <w:r>
+        <mc:AlternateContent>
+          <mc:Choice Requires="wps">
+            <w:drawing>
+              <wp:anchor distT="0" distB="0" distL="114300" distR="114300" simplePos="0" relativeHeight="251673600" behindDoc="0" locked="0" layoutInCell="1" allowOverlap="1">
+                <wp:simplePos x="0" y="0"/>
+                <wp:positionH relativeFrom="column">
+                  <wp:posOffset>5672455</wp:posOffset>
+                </wp:positionH>
+                <wp:positionV relativeFrom="margin">
+                  <wp:posOffset>1320165</wp:posOffset>
+                </wp:positionV>
+                <wp:extent cx="1633220" cy="1633220"/>
+                <wp:effectExtent l="0" t="0" r="5080" b="5080"/>
+                <wp:wrapNone/>
+                <wp:docPr id="47" name="椭圆 47"/>
+                <wp:cNvGraphicFramePr/>
+                <a:graphic xmlns:a="http://schemas.openxmlformats.org/drawingml/2006/main">
+                  <a:graphicData uri="http://schemas.microsoft.com/office/word/2010/wordprocessingShape">
+                    <wps:wsp>
+                      <wps:cNvSpPr/>
+                      <wps:spPr>
+                        <a:xfrm>
+                          <a:off x="0" y="0"/>
+                          <a:ext cx="1633220" cy="1633220"/>
+                        </a:xfrm>
+                        <a:prstGeom prst="ellipse">
+                          <a:avLst/>
+                        </a:prstGeom>
+                        <a:solidFill>
+                          <a:schemeClr val="accent3">
+                            <a:lumMod val="60000"/>
+                            <a:lumOff val="40000"/>
+                          </a:schemeClr>
+                        </a:solidFill>
+                        <a:ln w="9525" cap="flat" cmpd="sng">
+                          <a:noFill/>
+                          <a:prstDash val="solid"/>
+                          <a:headEnd type="none" w="med" len="med"/>
+                          <a:tailEnd type="none" w="med" len="med"/>
+                        </a:ln>
+                      </wps:spPr>
+                      <wps:txbx>
+                        <w:txbxContent>
+                          <w:p>
+                            <w:pPr>
+                              <w:keepNext w:val="0"/>
+                              <w:keepLines w:val="0"/>
+                              <w:pageBreakBefore w:val="0"/>
+                              <w:widowControl w:val="0"/>
+                              <w:kinsoku/>
+                              <w:wordWrap/>
+                              <w:overflowPunct/>
+                              <w:topLinePunct w:val="0"/>
+                              <w:bidi w:val="0"/>
+                              <w:adjustRightInd/>
+                              <w:snapToGrid/>
+                              <w:spacing w:before="0" w:beforeLines="50" w:after="0" w:afterLines="50" w:line="480" w:lineRule="auto"/>
+                              <w:jc w:val="center"/>
+                              <w:textAlignment w:val="auto"/>
+                              <w:rPr>
+                                <w:rFonts w:hint="default" w:ascii="微软雅黑" w:hAnsi="微软雅黑" w:eastAsia="微软雅黑" w:cs="微软雅黑"/>
+                                <w:sz w:val="44"/>
+                                <w:szCs w:val="44"/>
+                                <w:lang w:val="en-US" w:eastAsia="zh-CN"/>
+                              </w:rPr>
+                            </w:pPr>
+                            <w:r>
+                              <w:rPr>
+                                <w:rFonts w:hint="eastAsia" w:ascii="微软雅黑" w:hAnsi="微软雅黑" w:eastAsia="微软雅黑" w:cs="微软雅黑"/>
+                                <w:sz w:val="52"/>
+                                <w:szCs w:val="52"/>
+                                <w:lang w:val="en-US" w:eastAsia="zh-CN"/>
+                              </w:rPr>
+                              <w:t xml:space="preserve">脾 </w:t>
+                            </w:r>
+                            <w:r>
+                              <w:rPr>
+                                <w:rFonts w:hint="eastAsia" w:ascii="微软雅黑" w:hAnsi="微软雅黑" w:eastAsia="微软雅黑" w:cs="微软雅黑"/>
+                                <w:sz w:val="44"/>
+                                <w:szCs w:val="44"/>
+                              </w:rPr>
+                              <w:t xml:space="preserve"> </w:t>
+                            </w:r>
+                            <w:r>
+                              <w:rPr>
+                                <w:rFonts w:hint="eastAsia" w:ascii="微软雅黑" w:hAnsi="微软雅黑" w:eastAsia="微软雅黑" w:cs="微软雅黑"/>
+                                <w:sz w:val="44"/>
+                                <w:szCs w:val="44"/>
+                                <w:lang w:val="en-US" w:eastAsia="zh-CN"/>
+                              </w:rPr>
+                              <w:t>胃</w:t>
+                            </w:r>
+                            <w:r>
+                              <w:rPr>
+                                <w:rFonts w:hint="eastAsia" w:ascii="微软雅黑" w:hAnsi="微软雅黑" w:eastAsia="微软雅黑" w:cs="微软雅黑"/>
+                                <w:sz w:val="21"/>
+                                <w:szCs w:val="21"/>
+                                <w:lang w:val="en-US" w:eastAsia="zh-CN"/>
+                              </w:rPr>
+                              <w:t>五</w:t>
+                            </w:r>
+                          </w:p>
+                        </w:txbxContent>
+                      </wps:txbx>
+                      <wps:bodyPr lIns="0" tIns="180000" rIns="0" bIns="0" upright="1"/>
+                    </wps:wsp>
+                  </a:graphicData>
+                </a:graphic>
+              </wp:anchor>
+            </w:drawing>
+          </mc:Choice>
+          <mc:Fallback>
+            <w:pict>
+              <v:shape id="_x0000_s1026" o:spid="_x0000_s1026" o:spt="3" type="#_x0000_t3" style="position:absolute;left:0pt;margin-left:446.65pt;margin-top:103.95pt;height:128.6pt;width:128.6pt;mso-position-vertical-relative:margin;z-index:251673600;mso-width-relative:page;mso-height-relative:page;" fillcolor="#FED961 [1942]" filled="t" stroked="f" coordsize="21600,21600" o:gfxdata="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">
+                <v:fill on="t" focussize="0,0"/>
+                <v:stroke on="f"/>
+                <v:imagedata o:title=""/>
+                <o:lock v:ext="edit" aspectratio="f"/>
+                <v:textbox inset="0mm,5mm,0mm,0mm">
+                  <w:txbxContent>
+                    <w:p>
+                      <w:pPr>
+                        <w:keepNext w:val="0"/>
+                        <w:keepLines w:val="0"/>
+                        <w:pageBreakBefore w:val="0"/>
+                        <w:widowControl w:val="0"/>
+                        <w:kinsoku/>
+                        <w:wordWrap/>
+                        <w:overflowPunct/>
+                        <w:topLinePunct w:val="0"/>
+                        <w:bidi w:val="0"/>
+                        <w:adjustRightInd/>
+                        <w:snapToGrid/>
+                        <w:spacing w:before="0" w:beforeLines="50" w:after="0" w:afterLines="50" w:line="480" w:lineRule="auto"/>
+                        <w:jc w:val="center"/>
+                        <w:textAlignment w:val="auto"/>
+                        <w:rPr>
+                          <w:rFonts w:hint="default" w:ascii="微软雅黑" w:hAnsi="微软雅黑" w:eastAsia="微软雅黑" w:cs="微软雅黑"/>
+                          <w:sz w:val="44"/>
+                          <w:szCs w:val="44"/>
+                          <w:lang w:val="en-US" w:eastAsia="zh-CN"/>
+                        </w:rPr>
+                      </w:pPr>
+                      <w:r>
+                        <w:rPr>
+                          <w:rFonts w:hint="eastAsia" w:ascii="微软雅黑" w:hAnsi="微软雅黑" w:eastAsia="微软雅黑" w:cs="微软雅黑"/>
+                          <w:sz w:val="52"/>
+                          <w:szCs w:val="52"/>
+                          <w:lang w:val="en-US" w:eastAsia="zh-CN"/>
+                        </w:rPr>
+                        <w:t xml:space="preserve">脾 </w:t>
+                      </w:r>
+                      <w:r>
+                        <w:rPr>
+                          <w:rFonts w:hint="eastAsia" w:ascii="微软雅黑" w:hAnsi="微软雅黑" w:eastAsia="微软雅黑" w:cs="微软雅黑"/>
+                          <w:sz w:val="44"/>
+                          <w:szCs w:val="44"/>
+                        </w:rPr>
+                        <w:t xml:space="preserve"> </w:t>
+                      </w:r>
+                      <w:r>
+                        <w:rPr>
+                          <w:rFonts w:hint="eastAsia" w:ascii="微软雅黑" w:hAnsi="微软雅黑" w:eastAsia="微软雅黑" w:cs="微软雅黑"/>
+                          <w:sz w:val="44"/>
+                          <w:szCs w:val="44"/>
+                          <w:lang w:val="en-US" w:eastAsia="zh-CN"/>
+                        </w:rPr>
+                        <w:t>胃</w:t>
+                      </w:r>
+                      <w:r>
+                        <w:rPr>
+                          <w:rFonts w:hint="eastAsia" w:ascii="微软雅黑" w:hAnsi="微软雅黑" w:eastAsia="微软雅黑" w:cs="微软雅黑"/>
+                          <w:sz w:val="21"/>
+                          <w:szCs w:val="21"/>
+                          <w:lang w:val="en-US" w:eastAsia="zh-CN"/>
+                        </w:rPr>
+                        <w:t>五</w:t>
+                      </w:r>
+                    </w:p>
+                  </w:txbxContent>
+                </v:textbox>
+              </v:shape>
+            </w:pict>
+          </mc:Fallback>
+        </mc:AlternateContent>
+      </w:r>
       <w:r>
         <w:rPr>
           <w:sz w:val="21"/>
@@ -2426,18 +3621,254 @@
         <mc:AlternateContent>
           <mc:Choice Requires="wps">
             <w:drawing>
-              <wp:anchor distT="0" distB="0" distL="114300" distR="114300" simplePos="0" relativeHeight="251693056" behindDoc="0" locked="0" layoutInCell="1" allowOverlap="1">
+              <wp:anchor distT="0" distB="0" distL="114300" distR="114300" simplePos="0" relativeHeight="251677696" behindDoc="0" locked="0" layoutInCell="1" allowOverlap="1">
                 <wp:simplePos x="0" y="0"/>
                 <wp:positionH relativeFrom="column">
-                  <wp:posOffset>-174625</wp:posOffset>
+                  <wp:posOffset>1988185</wp:posOffset>
                 </wp:positionH>
                 <wp:positionV relativeFrom="paragraph">
-                  <wp:posOffset>53340</wp:posOffset>
+                  <wp:posOffset>168275</wp:posOffset>
                 </wp:positionV>
-                <wp:extent cx="1414145" cy="2513965"/>
+                <wp:extent cx="444500" cy="542290"/>
                 <wp:effectExtent l="0" t="0" r="0" b="0"/>
                 <wp:wrapNone/>
-                <wp:docPr id="17" name="文本框 17"/>
+                <wp:docPr id="1" name="文本框 1"/>
+                <wp:cNvGraphicFramePr/>
+                <a:graphic xmlns:a="http://schemas.openxmlformats.org/drawingml/2006/main">
+                  <a:graphicData uri="http://schemas.microsoft.com/office/word/2010/wordprocessingShape">
+                    <wps:wsp>
+                      <wps:cNvSpPr txBox="1"/>
+                      <wps:spPr>
+                        <a:xfrm>
+                          <a:off x="2724785" y="2601595"/>
+                          <a:ext cx="444500" cy="542290"/>
+                        </a:xfrm>
+                        <a:prstGeom prst="rect">
+                          <a:avLst/>
+                        </a:prstGeom>
+                        <a:noFill/>
+                        <a:ln w="6350">
+                          <a:noFill/>
+                        </a:ln>
+                      </wps:spPr>
+                      <wps:style>
+                        <a:lnRef idx="0">
+                          <a:schemeClr val="accent1"/>
+                        </a:lnRef>
+                        <a:fillRef idx="0">
+                          <a:schemeClr val="accent1"/>
+                        </a:fillRef>
+                        <a:effectRef idx="0">
+                          <a:schemeClr val="accent1"/>
+                        </a:effectRef>
+                        <a:fontRef idx="minor">
+                          <a:schemeClr val="dk1"/>
+                        </a:fontRef>
+                      </wps:style>
+                      <wps:txbx>
+                        <w:txbxContent>
+                          <w:p>
+                            <w:pPr>
+                              <w:rPr>
+                                <w:rFonts w:hint="eastAsia" w:ascii="微软雅黑" w:hAnsi="微软雅黑" w:eastAsia="微软雅黑" w:cs="微软雅黑"/>
+                                <w:color w:val="auto"/>
+                                <w:sz w:val="44"/>
+                                <w:szCs w:val="44"/>
+                                <w:lang w:val="en-US" w:eastAsia="zh-CN"/>
+                              </w:rPr>
+                            </w:pPr>
+                            <w:r>
+                              <w:rPr>
+                                <w:rFonts w:hint="eastAsia" w:ascii="微软雅黑" w:hAnsi="微软雅黑" w:eastAsia="微软雅黑" w:cs="微软雅黑"/>
+                                <w:color w:val="auto"/>
+                                <w:sz w:val="44"/>
+                                <w:szCs w:val="44"/>
+                                <w:lang w:val="en-US" w:eastAsia="zh-CN"/>
+                              </w:rPr>
+                              <w:t>木</w:t>
+                            </w:r>
+                          </w:p>
+                        </w:txbxContent>
+                      </wps:txbx>
+                      <wps:bodyPr rot="0" spcFirstLastPara="0" vertOverflow="overflow" horzOverflow="overflow" vert="horz" wrap="square" lIns="91440" tIns="45720" rIns="91440" bIns="45720" numCol="1" spcCol="0" rtlCol="0" fromWordArt="0" anchor="t" anchorCtr="0" forceAA="0" compatLnSpc="1">
+                        <a:noAutofit/>
+                      </wps:bodyPr>
+                    </wps:wsp>
+                  </a:graphicData>
+                </a:graphic>
+              </wp:anchor>
+            </w:drawing>
+          </mc:Choice>
+          <mc:Fallback>
+            <w:pict>
+              <v:shape id="_x0000_s1026" o:spid="_x0000_s1026" o:spt="202" type="#_x0000_t202" style="position:absolute;left:0pt;margin-left:156.55pt;margin-top:13.25pt;height:42.7pt;width:35pt;z-index:251677696;mso-width-relative:page;mso-height-relative:page;" filled="f" stroked="f" coordsize="21600,21600" o:gfxdata="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">
+                <v:fill on="f" focussize="0,0"/>
+                <v:stroke on="f" weight="0.5pt"/>
+                <v:imagedata o:title=""/>
+                <o:lock v:ext="edit" aspectratio="f"/>
+                <v:textbox>
+                  <w:txbxContent>
+                    <w:p>
+                      <w:pPr>
+                        <w:rPr>
+                          <w:rFonts w:hint="eastAsia" w:ascii="微软雅黑" w:hAnsi="微软雅黑" w:eastAsia="微软雅黑" w:cs="微软雅黑"/>
+                          <w:color w:val="auto"/>
+                          <w:sz w:val="44"/>
+                          <w:szCs w:val="44"/>
+                          <w:lang w:val="en-US" w:eastAsia="zh-CN"/>
+                        </w:rPr>
+                      </w:pPr>
+                      <w:r>
+                        <w:rPr>
+                          <w:rFonts w:hint="eastAsia" w:ascii="微软雅黑" w:hAnsi="微软雅黑" w:eastAsia="微软雅黑" w:cs="微软雅黑"/>
+                          <w:color w:val="auto"/>
+                          <w:sz w:val="44"/>
+                          <w:szCs w:val="44"/>
+                          <w:lang w:val="en-US" w:eastAsia="zh-CN"/>
+                        </w:rPr>
+                        <w:t>木</w:t>
+                      </w:r>
+                    </w:p>
+                  </w:txbxContent>
+                </v:textbox>
+              </v:shape>
+            </w:pict>
+          </mc:Fallback>
+        </mc:AlternateContent>
+      </w:r>
+      <w:r>
+        <mc:AlternateContent>
+          <mc:Choice Requires="wps">
+            <w:drawing>
+              <wp:anchor distT="0" distB="0" distL="114300" distR="114300" simplePos="0" relativeHeight="251666432" behindDoc="0" locked="0" layoutInCell="1" allowOverlap="1">
+                <wp:simplePos x="0" y="0"/>
+                <wp:positionH relativeFrom="column">
+                  <wp:posOffset>3489325</wp:posOffset>
+                </wp:positionH>
+                <wp:positionV relativeFrom="paragraph">
+                  <wp:posOffset>136525</wp:posOffset>
+                </wp:positionV>
+                <wp:extent cx="771525" cy="2428875"/>
+                <wp:effectExtent l="12065" t="0" r="35560" b="9525"/>
+                <wp:wrapNone/>
+                <wp:docPr id="41" name="直接箭头连接符 41"/>
+                <wp:cNvGraphicFramePr/>
+                <a:graphic xmlns:a="http://schemas.openxmlformats.org/drawingml/2006/main">
+                  <a:graphicData uri="http://schemas.microsoft.com/office/word/2010/wordprocessingShape">
+                    <wps:wsp>
+                      <wps:cNvCnPr/>
+                      <wps:spPr>
+                        <a:xfrm flipV="1">
+                          <a:off x="0" y="0"/>
+                          <a:ext cx="771525" cy="2428875"/>
+                        </a:xfrm>
+                        <a:prstGeom prst="straightConnector1">
+                          <a:avLst/>
+                        </a:prstGeom>
+                        <a:ln w="25400" cap="flat" cmpd="sng">
+                          <a:solidFill>
+                            <a:srgbClr val="000000"/>
+                          </a:solidFill>
+                          <a:prstDash val="solid"/>
+                          <a:headEnd type="none" w="med" len="med"/>
+                          <a:tailEnd type="triangle" w="lg" len="lg"/>
+                        </a:ln>
+                      </wps:spPr>
+                      <wps:bodyPr/>
+                    </wps:wsp>
+                  </a:graphicData>
+                </a:graphic>
+              </wp:anchor>
+            </w:drawing>
+          </mc:Choice>
+          <mc:Fallback>
+            <w:pict>
+              <v:shape id="_x0000_s1026" o:spid="_x0000_s1026" o:spt="32" type="#_x0000_t32" style="position:absolute;left:0pt;flip:y;margin-left:274.75pt;margin-top:10.75pt;height:191.25pt;width:60.75pt;z-index:251666432;mso-width-relative:page;mso-height-relative:page;" filled="f" stroked="t" coordsize="21600,21600" o:gfxdata="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">
+                <v:fill on="f" focussize="0,0"/>
+                <v:stroke weight="2pt" color="#000000" joinstyle="round" endarrow="block" endarrowwidth="wide" endarrowlength="long"/>
+                <v:imagedata o:title=""/>
+                <o:lock v:ext="edit" aspectratio="f"/>
+              </v:shape>
+            </w:pict>
+          </mc:Fallback>
+        </mc:AlternateContent>
+      </w:r>
+      <w:r>
+        <mc:AlternateContent>
+          <mc:Choice Requires="wps">
+            <w:drawing>
+              <wp:anchor distT="0" distB="0" distL="114300" distR="114300" simplePos="0" relativeHeight="251667456" behindDoc="0" locked="0" layoutInCell="1" allowOverlap="1">
+                <wp:simplePos x="0" y="0"/>
+                <wp:positionH relativeFrom="column">
+                  <wp:posOffset>4379595</wp:posOffset>
+                </wp:positionH>
+                <wp:positionV relativeFrom="paragraph">
+                  <wp:posOffset>136525</wp:posOffset>
+                </wp:positionV>
+                <wp:extent cx="681355" cy="2362200"/>
+                <wp:effectExtent l="12065" t="3810" r="30480" b="15240"/>
+                <wp:wrapNone/>
+                <wp:docPr id="33" name="直接箭头连接符 33"/>
+                <wp:cNvGraphicFramePr/>
+                <a:graphic xmlns:a="http://schemas.openxmlformats.org/drawingml/2006/main">
+                  <a:graphicData uri="http://schemas.microsoft.com/office/word/2010/wordprocessingShape">
+                    <wps:wsp>
+                      <wps:cNvCnPr/>
+                      <wps:spPr>
+                        <a:xfrm>
+                          <a:off x="0" y="0"/>
+                          <a:ext cx="681355" cy="2362200"/>
+                        </a:xfrm>
+                        <a:prstGeom prst="straightConnector1">
+                          <a:avLst/>
+                        </a:prstGeom>
+                        <a:ln w="25400" cap="flat" cmpd="sng">
+                          <a:solidFill>
+                            <a:srgbClr val="000000"/>
+                          </a:solidFill>
+                          <a:prstDash val="solid"/>
+                          <a:headEnd type="none" w="med" len="med"/>
+                          <a:tailEnd type="triangle" w="lg" len="lg"/>
+                        </a:ln>
+                      </wps:spPr>
+                      <wps:bodyPr/>
+                    </wps:wsp>
+                  </a:graphicData>
+                </a:graphic>
+              </wp:anchor>
+            </w:drawing>
+          </mc:Choice>
+          <mc:Fallback>
+            <w:pict>
+              <v:shape id="_x0000_s1026" o:spid="_x0000_s1026" o:spt="32" type="#_x0000_t32" style="position:absolute;left:0pt;margin-left:344.85pt;margin-top:10.75pt;height:186pt;width:53.65pt;z-index:251667456;mso-width-relative:page;mso-height-relative:page;" filled="f" stroked="t" coordsize="21600,21600" o:gfxdata="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">
+                <v:fill on="f" focussize="0,0"/>
+                <v:stroke weight="2pt" color="#000000" joinstyle="round" endarrow="block" endarrowwidth="wide" endarrowlength="long"/>
+                <v:imagedata o:title=""/>
+                <o:lock v:ext="edit" aspectratio="f"/>
+              </v:shape>
+            </w:pict>
+          </mc:Fallback>
+        </mc:AlternateContent>
+      </w:r>
+      <w:r>
+        <w:rPr>
+          <w:sz w:val="21"/>
+        </w:rPr>
+        <mc:AlternateContent>
+          <mc:Choice Requires="wps">
+            <w:drawing>
+              <wp:anchor distT="0" distB="0" distL="114300" distR="114300" simplePos="0" relativeHeight="251682816" behindDoc="0" locked="0" layoutInCell="1" allowOverlap="1">
+                <wp:simplePos x="0" y="0"/>
+                <wp:positionH relativeFrom="column">
+                  <wp:posOffset>6265545</wp:posOffset>
+                </wp:positionH>
+                <wp:positionV relativeFrom="paragraph">
+                  <wp:posOffset>155575</wp:posOffset>
+                </wp:positionV>
+                <wp:extent cx="438150" cy="530225"/>
+                <wp:effectExtent l="0" t="0" r="0" b="0"/>
+                <wp:wrapNone/>
+                <wp:docPr id="6" name="文本框 6"/>
                 <wp:cNvGraphicFramePr/>
                 <a:graphic xmlns:a="http://schemas.openxmlformats.org/drawingml/2006/main">
                   <a:graphicData uri="http://schemas.microsoft.com/office/word/2010/wordprocessingShape">
@@ -2446,7 +3877,188 @@
                       <wps:spPr>
                         <a:xfrm>
                           <a:off x="0" y="0"/>
-                          <a:ext cx="1414145" cy="2513965"/>
+                          <a:ext cx="438150" cy="530225"/>
+                        </a:xfrm>
+                        <a:prstGeom prst="rect">
+                          <a:avLst/>
+                        </a:prstGeom>
+                        <a:noFill/>
+                        <a:ln w="6350">
+                          <a:noFill/>
+                        </a:ln>
+                      </wps:spPr>
+                      <wps:style>
+                        <a:lnRef idx="0">
+                          <a:schemeClr val="accent1"/>
+                        </a:lnRef>
+                        <a:fillRef idx="0">
+                          <a:schemeClr val="accent1"/>
+                        </a:fillRef>
+                        <a:effectRef idx="0">
+                          <a:schemeClr val="accent1"/>
+                        </a:effectRef>
+                        <a:fontRef idx="minor">
+                          <a:schemeClr val="dk1"/>
+                        </a:fontRef>
+                      </wps:style>
+                      <wps:txbx>
+                        <w:txbxContent>
+                          <w:p>
+                            <w:pPr>
+                              <w:rPr>
+                                <w:rFonts w:hint="eastAsia" w:ascii="微软雅黑" w:hAnsi="微软雅黑" w:eastAsia="微软雅黑" w:cs="微软雅黑"/>
+                                <w:color w:val="auto"/>
+                                <w:sz w:val="44"/>
+                                <w:szCs w:val="44"/>
+                                <w:lang w:val="en-US" w:eastAsia="zh-CN"/>
+                              </w:rPr>
+                            </w:pPr>
+                            <w:r>
+                              <w:rPr>
+                                <w:rFonts w:hint="eastAsia" w:ascii="微软雅黑" w:hAnsi="微软雅黑" w:eastAsia="微软雅黑" w:cs="微软雅黑"/>
+                                <w:color w:val="auto"/>
+                                <w:sz w:val="44"/>
+                                <w:szCs w:val="44"/>
+                                <w:lang w:val="en-US" w:eastAsia="zh-CN"/>
+                              </w:rPr>
+                              <w:t>土</w:t>
+                            </w:r>
+                          </w:p>
+                        </w:txbxContent>
+                      </wps:txbx>
+                      <wps:bodyPr rot="0" spcFirstLastPara="0" vertOverflow="overflow" horzOverflow="overflow" vert="horz" wrap="square" lIns="91440" tIns="45720" rIns="91440" bIns="45720" numCol="1" spcCol="0" rtlCol="0" fromWordArt="0" anchor="t" anchorCtr="0" forceAA="0" compatLnSpc="1">
+                        <a:noAutofit/>
+                      </wps:bodyPr>
+                    </wps:wsp>
+                  </a:graphicData>
+                </a:graphic>
+              </wp:anchor>
+            </w:drawing>
+          </mc:Choice>
+          <mc:Fallback>
+            <w:pict>
+              <v:shape id="_x0000_s1026" o:spid="_x0000_s1026" o:spt="202" type="#_x0000_t202" style="position:absolute;left:0pt;margin-left:493.35pt;margin-top:12.25pt;height:41.75pt;width:34.5pt;z-index:251682816;mso-width-relative:page;mso-height-relative:page;" filled="f" stroked="f" coordsize="21600,21600" o:gfxdata="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">
+                <v:fill on="f" focussize="0,0"/>
+                <v:stroke on="f" weight="0.5pt"/>
+                <v:imagedata o:title=""/>
+                <o:lock v:ext="edit" aspectratio="f"/>
+                <v:textbox>
+                  <w:txbxContent>
+                    <w:p>
+                      <w:pPr>
+                        <w:rPr>
+                          <w:rFonts w:hint="eastAsia" w:ascii="微软雅黑" w:hAnsi="微软雅黑" w:eastAsia="微软雅黑" w:cs="微软雅黑"/>
+                          <w:color w:val="auto"/>
+                          <w:sz w:val="44"/>
+                          <w:szCs w:val="44"/>
+                          <w:lang w:val="en-US" w:eastAsia="zh-CN"/>
+                        </w:rPr>
+                      </w:pPr>
+                      <w:r>
+                        <w:rPr>
+                          <w:rFonts w:hint="eastAsia" w:ascii="微软雅黑" w:hAnsi="微软雅黑" w:eastAsia="微软雅黑" w:cs="微软雅黑"/>
+                          <w:color w:val="auto"/>
+                          <w:sz w:val="44"/>
+                          <w:szCs w:val="44"/>
+                          <w:lang w:val="en-US" w:eastAsia="zh-CN"/>
+                        </w:rPr>
+                        <w:t>土</w:t>
+                      </w:r>
+                    </w:p>
+                  </w:txbxContent>
+                </v:textbox>
+              </v:shape>
+            </w:pict>
+          </mc:Fallback>
+        </mc:AlternateContent>
+      </w:r>
+      <w:r>
+        <mc:AlternateContent>
+          <mc:Choice Requires="wps">
+            <w:drawing>
+              <wp:anchor distT="0" distB="0" distL="114300" distR="114300" simplePos="0" relativeHeight="251663360" behindDoc="0" locked="0" layoutInCell="1" allowOverlap="1">
+                <wp:simplePos x="0" y="0"/>
+                <wp:positionH relativeFrom="column">
+                  <wp:posOffset>6053455</wp:posOffset>
+                </wp:positionH>
+                <wp:positionV relativeFrom="paragraph">
+                  <wp:posOffset>24130</wp:posOffset>
+                </wp:positionV>
+                <wp:extent cx="152400" cy="187325"/>
+                <wp:effectExtent l="10160" t="8255" r="8890" b="13970"/>
+                <wp:wrapNone/>
+                <wp:docPr id="24" name="直接箭头连接符 24"/>
+                <wp:cNvGraphicFramePr/>
+                <a:graphic xmlns:a="http://schemas.openxmlformats.org/drawingml/2006/main">
+                  <a:graphicData uri="http://schemas.microsoft.com/office/word/2010/wordprocessingShape">
+                    <wps:wsp>
+                      <wps:cNvCnPr/>
+                      <wps:spPr>
+                        <a:xfrm>
+                          <a:off x="0" y="0"/>
+                          <a:ext cx="152400" cy="187325"/>
+                        </a:xfrm>
+                        <a:prstGeom prst="straightConnector1">
+                          <a:avLst/>
+                        </a:prstGeom>
+                        <a:ln w="25400" cap="flat" cmpd="sng">
+                          <a:solidFill>
+                            <a:srgbClr val="000000"/>
+                          </a:solidFill>
+                          <a:prstDash val="solid"/>
+                          <a:headEnd type="none" w="med" len="med"/>
+                          <a:tailEnd type="triangle" w="lg" len="lg"/>
+                        </a:ln>
+                      </wps:spPr>
+                      <wps:bodyPr/>
+                    </wps:wsp>
+                  </a:graphicData>
+                </a:graphic>
+              </wp:anchor>
+            </w:drawing>
+          </mc:Choice>
+          <mc:Fallback>
+            <w:pict>
+              <v:shape id="_x0000_s1026" o:spid="_x0000_s1026" o:spt="32" type="#_x0000_t32" style="position:absolute;left:0pt;margin-left:476.65pt;margin-top:1.9pt;height:14.75pt;width:12pt;z-index:251663360;mso-width-relative:page;mso-height-relative:page;" filled="f" stroked="t" coordsize="21600,21600" o:gfxdata="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">
+                <v:fill on="f" focussize="0,0"/>
+                <v:stroke weight="2pt" color="#000000" joinstyle="round" endarrow="block" endarrowwidth="wide" endarrowlength="long"/>
+                <v:imagedata o:title=""/>
+                <o:lock v:ext="edit" aspectratio="f"/>
+              </v:shape>
+            </w:pict>
+          </mc:Fallback>
+        </mc:AlternateContent>
+      </w:r>
+    </w:p>
+    <w:p>
+      <w:r>
+        <w:rPr>
+          <w:sz w:val="21"/>
+        </w:rPr>
+        <mc:AlternateContent>
+          <mc:Choice Requires="wps">
+            <w:drawing>
+              <wp:anchor distT="0" distB="0" distL="114300" distR="114300" simplePos="0" relativeHeight="251689984" behindDoc="0" locked="0" layoutInCell="1" allowOverlap="1">
+                <wp:simplePos x="0" y="0"/>
+                <wp:positionH relativeFrom="column">
+                  <wp:posOffset>5802630</wp:posOffset>
+                </wp:positionH>
+                <wp:positionV relativeFrom="paragraph">
+                  <wp:posOffset>81915</wp:posOffset>
+                </wp:positionV>
+                <wp:extent cx="588645" cy="387985"/>
+                <wp:effectExtent l="0" t="0" r="0" b="0"/>
+                <wp:wrapNone/>
+                <wp:docPr id="14" name="文本框 14"/>
+                <wp:cNvGraphicFramePr/>
+                <a:graphic xmlns:a="http://schemas.openxmlformats.org/drawingml/2006/main">
+                  <a:graphicData uri="http://schemas.microsoft.com/office/word/2010/wordprocessingShape">
+                    <wps:wsp>
+                      <wps:cNvSpPr txBox="1"/>
+                      <wps:spPr>
+                        <a:xfrm>
+                          <a:off x="0" y="0"/>
+                          <a:ext cx="588645" cy="387985"/>
                         </a:xfrm>
                         <a:prstGeom prst="rect">
                           <a:avLst/>
@@ -2486,10 +4098,9 @@
                               <w:adjustRightInd/>
                               <w:snapToGrid/>
                               <w:spacing w:line="0" w:lineRule="atLeast"/>
-                              <w:jc w:val="left"/>
                               <w:textAlignment w:val="auto"/>
                               <w:rPr>
-                                <w:rFonts w:hint="eastAsia" w:ascii="微软雅黑" w:hAnsi="微软雅黑" w:eastAsia="微软雅黑" w:cs="微软雅黑"/>
+                                <w:rFonts w:hint="default" w:ascii="微软雅黑" w:hAnsi="微软雅黑" w:eastAsia="微软雅黑" w:cs="微软雅黑"/>
                                 <w:color w:val="auto"/>
                                 <w:sz w:val="28"/>
                                 <w:szCs w:val="28"/>
@@ -2504,252 +4115,7 @@
                                 <w:szCs w:val="28"/>
                                 <w:lang w:val="en-US" w:eastAsia="zh-CN"/>
                               </w:rPr>
-                              <w:t>开窍于目</w:t>
-                            </w:r>
-                          </w:p>
-                          <w:p>
-                            <w:pPr>
-                              <w:keepNext w:val="0"/>
-                              <w:keepLines w:val="0"/>
-                              <w:pageBreakBefore w:val="0"/>
-                              <w:widowControl w:val="0"/>
-                              <w:kinsoku/>
-                              <w:wordWrap/>
-                              <w:overflowPunct/>
-                              <w:topLinePunct w:val="0"/>
-                              <w:bidi w:val="0"/>
-                              <w:adjustRightInd/>
-                              <w:snapToGrid/>
-                              <w:spacing w:line="0" w:lineRule="atLeast"/>
-                              <w:jc w:val="left"/>
-                              <w:textAlignment w:val="auto"/>
-                              <w:rPr>
-                                <w:rFonts w:hint="eastAsia" w:ascii="微软雅黑" w:hAnsi="微软雅黑" w:eastAsia="微软雅黑" w:cs="微软雅黑"/>
-                                <w:color w:val="auto"/>
-                                <w:sz w:val="28"/>
-                                <w:szCs w:val="28"/>
-                                <w:lang w:val="en-US" w:eastAsia="zh-CN"/>
-                              </w:rPr>
-                            </w:pPr>
-                            <w:r>
-                              <w:rPr>
-                                <w:rFonts w:hint="eastAsia" w:ascii="微软雅黑" w:hAnsi="微软雅黑" w:eastAsia="微软雅黑" w:cs="微软雅黑"/>
-                                <w:color w:val="auto"/>
-                                <w:sz w:val="28"/>
-                                <w:szCs w:val="28"/>
-                                <w:lang w:val="en-US" w:eastAsia="zh-CN"/>
-                              </w:rPr>
-                              <w:t>主筋</w:t>
-                            </w:r>
-                          </w:p>
-                          <w:p>
-                            <w:pPr>
-                              <w:keepNext w:val="0"/>
-                              <w:keepLines w:val="0"/>
-                              <w:pageBreakBefore w:val="0"/>
-                              <w:widowControl w:val="0"/>
-                              <w:kinsoku/>
-                              <w:wordWrap/>
-                              <w:overflowPunct/>
-                              <w:topLinePunct w:val="0"/>
-                              <w:bidi w:val="0"/>
-                              <w:adjustRightInd/>
-                              <w:snapToGrid/>
-                              <w:spacing w:line="0" w:lineRule="atLeast"/>
-                              <w:jc w:val="left"/>
-                              <w:textAlignment w:val="auto"/>
-                              <w:rPr>
-                                <w:rFonts w:hint="eastAsia" w:ascii="微软雅黑" w:hAnsi="微软雅黑" w:eastAsia="微软雅黑" w:cs="微软雅黑"/>
-                                <w:color w:val="auto"/>
-                                <w:sz w:val="28"/>
-                                <w:szCs w:val="28"/>
-                                <w:lang w:val="en-US" w:eastAsia="zh-CN"/>
-                              </w:rPr>
-                            </w:pPr>
-                            <w:r>
-                              <w:rPr>
-                                <w:rFonts w:hint="eastAsia" w:ascii="微软雅黑" w:hAnsi="微软雅黑" w:eastAsia="微软雅黑" w:cs="微软雅黑"/>
-                                <w:color w:val="auto"/>
-                                <w:sz w:val="28"/>
-                                <w:szCs w:val="28"/>
-                                <w:lang w:val="en-US" w:eastAsia="zh-CN"/>
-                              </w:rPr>
-                              <w:t>其华在爪甲</w:t>
-                            </w:r>
-                          </w:p>
-                          <w:p>
-                            <w:pPr>
-                              <w:keepNext w:val="0"/>
-                              <w:keepLines w:val="0"/>
-                              <w:pageBreakBefore w:val="0"/>
-                              <w:widowControl w:val="0"/>
-                              <w:kinsoku/>
-                              <w:wordWrap/>
-                              <w:overflowPunct/>
-                              <w:topLinePunct w:val="0"/>
-                              <w:bidi w:val="0"/>
-                              <w:adjustRightInd/>
-                              <w:snapToGrid/>
-                              <w:spacing w:line="0" w:lineRule="atLeast"/>
-                              <w:jc w:val="left"/>
-                              <w:textAlignment w:val="auto"/>
-                              <w:rPr>
-                                <w:rFonts w:hint="default" w:ascii="微软雅黑" w:hAnsi="微软雅黑" w:eastAsia="微软雅黑" w:cs="微软雅黑"/>
-                                <w:color w:val="auto"/>
-                                <w:sz w:val="28"/>
-                                <w:szCs w:val="28"/>
-                                <w:lang w:val="en-US" w:eastAsia="zh-CN"/>
-                              </w:rPr>
-                            </w:pPr>
-                            <w:r>
-                              <w:rPr>
-                                <w:rFonts w:hint="eastAsia" w:ascii="微软雅黑" w:hAnsi="微软雅黑" w:eastAsia="微软雅黑" w:cs="微软雅黑"/>
-                                <w:color w:val="auto"/>
-                                <w:sz w:val="28"/>
-                                <w:szCs w:val="28"/>
-                                <w:lang w:val="en-US" w:eastAsia="zh-CN"/>
-                              </w:rPr>
-                              <w:t>在变动为握</w:t>
-                            </w:r>
-                          </w:p>
-                          <w:p>
-                            <w:pPr>
-                              <w:keepNext w:val="0"/>
-                              <w:keepLines w:val="0"/>
-                              <w:pageBreakBefore w:val="0"/>
-                              <w:widowControl w:val="0"/>
-                              <w:kinsoku/>
-                              <w:wordWrap/>
-                              <w:overflowPunct/>
-                              <w:topLinePunct w:val="0"/>
-                              <w:bidi w:val="0"/>
-                              <w:adjustRightInd/>
-                              <w:snapToGrid/>
-                              <w:spacing w:line="0" w:lineRule="atLeast"/>
-                              <w:jc w:val="left"/>
-                              <w:textAlignment w:val="auto"/>
-                              <w:rPr>
-                                <w:rFonts w:hint="eastAsia" w:ascii="微软雅黑" w:hAnsi="微软雅黑" w:eastAsia="微软雅黑" w:cs="微软雅黑"/>
-                                <w:color w:val="auto"/>
-                                <w:sz w:val="28"/>
-                                <w:szCs w:val="28"/>
-                                <w:lang w:val="en-US" w:eastAsia="zh-CN"/>
-                              </w:rPr>
-                            </w:pPr>
-                            <w:r>
-                              <w:rPr>
-                                <w:rFonts w:hint="eastAsia" w:ascii="微软雅黑" w:hAnsi="微软雅黑" w:eastAsia="微软雅黑" w:cs="微软雅黑"/>
-                                <w:color w:val="auto"/>
-                                <w:sz w:val="28"/>
-                                <w:szCs w:val="28"/>
-                                <w:lang w:val="en-US" w:eastAsia="zh-CN"/>
-                              </w:rPr>
-                              <w:t>病发惊骇</w:t>
-                            </w:r>
-                          </w:p>
-                          <w:p>
-                            <w:pPr>
-                              <w:keepNext w:val="0"/>
-                              <w:keepLines w:val="0"/>
-                              <w:pageBreakBefore w:val="0"/>
-                              <w:widowControl w:val="0"/>
-                              <w:kinsoku/>
-                              <w:wordWrap/>
-                              <w:overflowPunct/>
-                              <w:topLinePunct w:val="0"/>
-                              <w:bidi w:val="0"/>
-                              <w:adjustRightInd/>
-                              <w:snapToGrid/>
-                              <w:spacing w:line="0" w:lineRule="atLeast"/>
-                              <w:jc w:val="left"/>
-                              <w:textAlignment w:val="auto"/>
-                              <w:rPr>
-                                <w:rFonts w:hint="eastAsia" w:ascii="微软雅黑" w:hAnsi="微软雅黑" w:eastAsia="微软雅黑" w:cs="微软雅黑"/>
-                                <w:color w:val="auto"/>
-                                <w:sz w:val="28"/>
-                                <w:szCs w:val="28"/>
-                                <w:lang w:val="en-US" w:eastAsia="zh-CN"/>
-                              </w:rPr>
-                            </w:pPr>
-                            <w:r>
-                              <w:rPr>
-                                <w:rFonts w:hint="eastAsia" w:ascii="微软雅黑" w:hAnsi="微软雅黑" w:eastAsia="微软雅黑" w:cs="微软雅黑"/>
-                                <w:color w:val="auto"/>
-                                <w:sz w:val="28"/>
-                                <w:szCs w:val="28"/>
-                                <w:lang w:val="en-US" w:eastAsia="zh-CN"/>
-                              </w:rPr>
-                              <w:t>怒伤肝，悲胜怒</w:t>
-                            </w:r>
-                          </w:p>
-                          <w:p>
-                            <w:pPr>
-                              <w:keepNext w:val="0"/>
-                              <w:keepLines w:val="0"/>
-                              <w:pageBreakBefore w:val="0"/>
-                              <w:widowControl w:val="0"/>
-                              <w:kinsoku/>
-                              <w:wordWrap/>
-                              <w:overflowPunct/>
-                              <w:topLinePunct w:val="0"/>
-                              <w:bidi w:val="0"/>
-                              <w:adjustRightInd/>
-                              <w:snapToGrid/>
-                              <w:spacing w:line="0" w:lineRule="atLeast"/>
-                              <w:jc w:val="left"/>
-                              <w:textAlignment w:val="auto"/>
-                              <w:rPr>
-                                <w:rFonts w:hint="eastAsia" w:ascii="微软雅黑" w:hAnsi="微软雅黑" w:eastAsia="微软雅黑" w:cs="微软雅黑"/>
-                                <w:color w:val="auto"/>
-                                <w:sz w:val="28"/>
-                                <w:szCs w:val="28"/>
-                                <w:lang w:val="en-US" w:eastAsia="zh-CN"/>
-                              </w:rPr>
-                            </w:pPr>
-                            <w:r>
-                              <w:rPr>
-                                <w:rFonts w:hint="eastAsia" w:ascii="微软雅黑" w:hAnsi="微软雅黑" w:eastAsia="微软雅黑" w:cs="微软雅黑"/>
-                                <w:color w:val="auto"/>
-                                <w:sz w:val="28"/>
-                                <w:szCs w:val="28"/>
-                                <w:lang w:val="en-US" w:eastAsia="zh-CN"/>
-                              </w:rPr>
-                              <w:t>风伤筋，燥胜风</w:t>
-                            </w:r>
-                          </w:p>
-                          <w:p>
-                            <w:pPr>
-                              <w:keepNext w:val="0"/>
-                              <w:keepLines w:val="0"/>
-                              <w:pageBreakBefore w:val="0"/>
-                              <w:widowControl w:val="0"/>
-                              <w:kinsoku/>
-                              <w:wordWrap/>
-                              <w:overflowPunct/>
-                              <w:topLinePunct w:val="0"/>
-                              <w:bidi w:val="0"/>
-                              <w:adjustRightInd/>
-                              <w:snapToGrid/>
-                              <w:spacing w:line="0" w:lineRule="atLeast"/>
-                              <w:jc w:val="left"/>
-                              <w:textAlignment w:val="auto"/>
-                              <w:rPr>
-                                <w:rFonts w:hint="default" w:ascii="微软雅黑" w:hAnsi="微软雅黑" w:eastAsia="微软雅黑" w:cs="微软雅黑"/>
-                                <w:color w:val="auto"/>
-                                <w:sz w:val="28"/>
-                                <w:szCs w:val="28"/>
-                                <w:lang w:val="en-US" w:eastAsia="zh-CN"/>
-                              </w:rPr>
-                            </w:pPr>
-                            <w:r>
-                              <w:rPr>
-                                <w:rFonts w:hint="eastAsia" w:ascii="微软雅黑" w:hAnsi="微软雅黑" w:eastAsia="微软雅黑" w:cs="微软雅黑"/>
-                                <w:color w:val="auto"/>
-                                <w:sz w:val="28"/>
-                                <w:szCs w:val="28"/>
-                                <w:lang w:val="en-US" w:eastAsia="zh-CN"/>
-                              </w:rPr>
-                              <w:t>酸伤筋，辛胜酸</w:t>
+                              <w:t>长夏</w:t>
                             </w:r>
                           </w:p>
                         </w:txbxContent>
@@ -2765,7 +4131,7 @@
           </mc:Choice>
           <mc:Fallback>
             <w:pict>
-              <v:shape id="_x0000_s1026" o:spid="_x0000_s1026" o:spt="202" type="#_x0000_t202" style="position:absolute;left:0pt;margin-left:-13.75pt;margin-top:4.2pt;height:197.95pt;width:111.35pt;z-index:251693056;mso-width-relative:page;mso-height-relative:page;" filled="f" stroked="f" coordsize="21600,21600" o:gfxdata="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">
+              <v:shape id="_x0000_s1026" o:spid="_x0000_s1026" o:spt="202" type="#_x0000_t202" style="position:absolute;left:0pt;margin-left:456.9pt;margin-top:6.45pt;height:30.55pt;width:46.35pt;z-index:251689984;mso-width-relative:page;mso-height-relative:page;" filled="f" stroked="f" coordsize="21600,21600" o:gfxdata="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">
                 <v:fill on="f" focussize="0,0"/>
                 <v:stroke on="f" weight="0.5pt"/>
                 <v:imagedata o:title=""/>
@@ -2786,10 +4152,9 @@
                         <w:adjustRightInd/>
                         <w:snapToGrid/>
                         <w:spacing w:line="0" w:lineRule="atLeast"/>
-                        <w:jc w:val="left"/>
                         <w:textAlignment w:val="auto"/>
                         <w:rPr>
-                          <w:rFonts w:hint="eastAsia" w:ascii="微软雅黑" w:hAnsi="微软雅黑" w:eastAsia="微软雅黑" w:cs="微软雅黑"/>
+                          <w:rFonts w:hint="default" w:ascii="微软雅黑" w:hAnsi="微软雅黑" w:eastAsia="微软雅黑" w:cs="微软雅黑"/>
                           <w:color w:val="auto"/>
                           <w:sz w:val="28"/>
                           <w:szCs w:val="28"/>
@@ -2804,9 +4169,123 @@
                           <w:szCs w:val="28"/>
                           <w:lang w:val="en-US" w:eastAsia="zh-CN"/>
                         </w:rPr>
-                        <w:t>开窍于目</w:t>
+                        <w:t>长夏</w:t>
                       </w:r>
                     </w:p>
+                  </w:txbxContent>
+                </v:textbox>
+              </v:shape>
+            </w:pict>
+          </mc:Fallback>
+        </mc:AlternateContent>
+      </w:r>
+      <w:r>
+        <w:rPr>
+          <w:sz w:val="21"/>
+        </w:rPr>
+        <mc:AlternateContent>
+          <mc:Choice Requires="wps">
+            <w:drawing>
+              <wp:anchor distT="0" distB="0" distL="114300" distR="114300" simplePos="0" relativeHeight="251702272" behindDoc="0" locked="0" layoutInCell="1" allowOverlap="1">
+                <wp:simplePos x="0" y="0"/>
+                <wp:positionH relativeFrom="column">
+                  <wp:posOffset>6675755</wp:posOffset>
+                </wp:positionH>
+                <wp:positionV relativeFrom="paragraph">
+                  <wp:posOffset>67310</wp:posOffset>
+                </wp:positionV>
+                <wp:extent cx="589280" cy="387985"/>
+                <wp:effectExtent l="0" t="0" r="0" b="0"/>
+                <wp:wrapNone/>
+                <wp:docPr id="28" name="文本框 28"/>
+                <wp:cNvGraphicFramePr/>
+                <a:graphic xmlns:a="http://schemas.openxmlformats.org/drawingml/2006/main">
+                  <a:graphicData uri="http://schemas.microsoft.com/office/word/2010/wordprocessingShape">
+                    <wps:wsp>
+                      <wps:cNvSpPr txBox="1"/>
+                      <wps:spPr>
+                        <a:xfrm>
+                          <a:off x="0" y="0"/>
+                          <a:ext cx="589280" cy="387985"/>
+                        </a:xfrm>
+                        <a:prstGeom prst="rect">
+                          <a:avLst/>
+                        </a:prstGeom>
+                        <a:noFill/>
+                        <a:ln w="6350">
+                          <a:noFill/>
+                        </a:ln>
+                      </wps:spPr>
+                      <wps:style>
+                        <a:lnRef idx="0">
+                          <a:schemeClr val="accent1"/>
+                        </a:lnRef>
+                        <a:fillRef idx="0">
+                          <a:schemeClr val="accent1"/>
+                        </a:fillRef>
+                        <a:effectRef idx="0">
+                          <a:schemeClr val="accent1"/>
+                        </a:effectRef>
+                        <a:fontRef idx="minor">
+                          <a:schemeClr val="dk1"/>
+                        </a:fontRef>
+                      </wps:style>
+                      <wps:txbx>
+                        <w:txbxContent>
+                          <w:p>
+                            <w:pPr>
+                              <w:keepNext w:val="0"/>
+                              <w:keepLines w:val="0"/>
+                              <w:pageBreakBefore w:val="0"/>
+                              <w:widowControl w:val="0"/>
+                              <w:kinsoku/>
+                              <w:wordWrap/>
+                              <w:overflowPunct/>
+                              <w:topLinePunct w:val="0"/>
+                              <w:bidi w:val="0"/>
+                              <w:adjustRightInd/>
+                              <w:snapToGrid/>
+                              <w:spacing w:line="0" w:lineRule="atLeast"/>
+                              <w:textAlignment w:val="auto"/>
+                              <w:rPr>
+                                <w:rFonts w:hint="default" w:ascii="微软雅黑" w:hAnsi="微软雅黑" w:eastAsia="微软雅黑" w:cs="微软雅黑"/>
+                                <w:color w:val="auto"/>
+                                <w:sz w:val="28"/>
+                                <w:szCs w:val="28"/>
+                                <w:lang w:val="en-US" w:eastAsia="zh-CN"/>
+                              </w:rPr>
+                            </w:pPr>
+                            <w:r>
+                              <w:rPr>
+                                <w:rFonts w:hint="eastAsia" w:ascii="微软雅黑" w:hAnsi="微软雅黑" w:eastAsia="微软雅黑" w:cs="微软雅黑"/>
+                                <w:color w:val="auto"/>
+                                <w:sz w:val="28"/>
+                                <w:szCs w:val="28"/>
+                                <w:lang w:val="en-US" w:eastAsia="zh-CN"/>
+                              </w:rPr>
+                              <w:t>中湿</w:t>
+                            </w:r>
+                          </w:p>
+                        </w:txbxContent>
+                      </wps:txbx>
+                      <wps:bodyPr rot="0" spcFirstLastPara="0" vertOverflow="overflow" horzOverflow="overflow" vert="horz" wrap="square" lIns="91440" tIns="45720" rIns="91440" bIns="45720" numCol="1" spcCol="0" rtlCol="0" fromWordArt="0" anchor="t" anchorCtr="0" forceAA="0" compatLnSpc="1">
+                        <a:noAutofit/>
+                      </wps:bodyPr>
+                    </wps:wsp>
+                  </a:graphicData>
+                </a:graphic>
+              </wp:anchor>
+            </w:drawing>
+          </mc:Choice>
+          <mc:Fallback>
+            <w:pict>
+              <v:shape id="_x0000_s1026" o:spid="_x0000_s1026" o:spt="202" type="#_x0000_t202" style="position:absolute;left:0pt;margin-left:525.65pt;margin-top:5.3pt;height:30.55pt;width:46.4pt;z-index:251702272;mso-width-relative:page;mso-height-relative:page;" filled="f" stroked="f" coordsize="21600,21600" o:gfxdata="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">
+                <v:fill on="f" focussize="0,0"/>
+                <v:stroke on="f" weight="0.5pt"/>
+                <v:imagedata o:title=""/>
+                <o:lock v:ext="edit" aspectratio="f"/>
+                <v:textbox>
+                  <w:txbxContent>
                     <w:p>
                       <w:pPr>
                         <w:keepNext w:val="0"/>
@@ -2821,10 +4300,9 @@
                         <w:adjustRightInd/>
                         <w:snapToGrid/>
                         <w:spacing w:line="0" w:lineRule="atLeast"/>
-                        <w:jc w:val="left"/>
                         <w:textAlignment w:val="auto"/>
                         <w:rPr>
-                          <w:rFonts w:hint="eastAsia" w:ascii="微软雅黑" w:hAnsi="微软雅黑" w:eastAsia="微软雅黑" w:cs="微软雅黑"/>
+                          <w:rFonts w:hint="default" w:ascii="微软雅黑" w:hAnsi="微软雅黑" w:eastAsia="微软雅黑" w:cs="微软雅黑"/>
                           <w:color w:val="auto"/>
                           <w:sz w:val="28"/>
                           <w:szCs w:val="28"/>
@@ -2839,9 +4317,123 @@
                           <w:szCs w:val="28"/>
                           <w:lang w:val="en-US" w:eastAsia="zh-CN"/>
                         </w:rPr>
-                        <w:t>主筋</w:t>
+                        <w:t>中湿</w:t>
                       </w:r>
                     </w:p>
+                  </w:txbxContent>
+                </v:textbox>
+              </v:shape>
+            </w:pict>
+          </mc:Fallback>
+        </mc:AlternateContent>
+      </w:r>
+      <w:r>
+        <w:rPr>
+          <w:sz w:val="21"/>
+        </w:rPr>
+        <mc:AlternateContent>
+          <mc:Choice Requires="wps">
+            <w:drawing>
+              <wp:anchor distT="0" distB="0" distL="114300" distR="114300" simplePos="0" relativeHeight="251694080" behindDoc="0" locked="0" layoutInCell="1" allowOverlap="1">
+                <wp:simplePos x="0" y="0"/>
+                <wp:positionH relativeFrom="column">
+                  <wp:posOffset>2400935</wp:posOffset>
+                </wp:positionH>
+                <wp:positionV relativeFrom="paragraph">
+                  <wp:posOffset>55245</wp:posOffset>
+                </wp:positionV>
+                <wp:extent cx="589280" cy="387985"/>
+                <wp:effectExtent l="0" t="0" r="0" b="0"/>
+                <wp:wrapNone/>
+                <wp:docPr id="18" name="文本框 18"/>
+                <wp:cNvGraphicFramePr/>
+                <a:graphic xmlns:a="http://schemas.openxmlformats.org/drawingml/2006/main">
+                  <a:graphicData uri="http://schemas.microsoft.com/office/word/2010/wordprocessingShape">
+                    <wps:wsp>
+                      <wps:cNvSpPr txBox="1"/>
+                      <wps:spPr>
+                        <a:xfrm>
+                          <a:off x="0" y="0"/>
+                          <a:ext cx="589280" cy="387985"/>
+                        </a:xfrm>
+                        <a:prstGeom prst="rect">
+                          <a:avLst/>
+                        </a:prstGeom>
+                        <a:noFill/>
+                        <a:ln w="6350">
+                          <a:noFill/>
+                        </a:ln>
+                      </wps:spPr>
+                      <wps:style>
+                        <a:lnRef idx="0">
+                          <a:schemeClr val="accent1"/>
+                        </a:lnRef>
+                        <a:fillRef idx="0">
+                          <a:schemeClr val="accent1"/>
+                        </a:fillRef>
+                        <a:effectRef idx="0">
+                          <a:schemeClr val="accent1"/>
+                        </a:effectRef>
+                        <a:fontRef idx="minor">
+                          <a:schemeClr val="dk1"/>
+                        </a:fontRef>
+                      </wps:style>
+                      <wps:txbx>
+                        <w:txbxContent>
+                          <w:p>
+                            <w:pPr>
+                              <w:keepNext w:val="0"/>
+                              <w:keepLines w:val="0"/>
+                              <w:pageBreakBefore w:val="0"/>
+                              <w:widowControl w:val="0"/>
+                              <w:kinsoku/>
+                              <w:wordWrap/>
+                              <w:overflowPunct/>
+                              <w:topLinePunct w:val="0"/>
+                              <w:bidi w:val="0"/>
+                              <w:adjustRightInd/>
+                              <w:snapToGrid/>
+                              <w:spacing w:line="0" w:lineRule="atLeast"/>
+                              <w:textAlignment w:val="auto"/>
+                              <w:rPr>
+                                <w:rFonts w:hint="default" w:ascii="微软雅黑" w:hAnsi="微软雅黑" w:eastAsia="微软雅黑" w:cs="微软雅黑"/>
+                                <w:color w:val="auto"/>
+                                <w:sz w:val="28"/>
+                                <w:szCs w:val="28"/>
+                                <w:lang w:val="en-US" w:eastAsia="zh-CN"/>
+                              </w:rPr>
+                            </w:pPr>
+                            <w:r>
+                              <w:rPr>
+                                <w:rFonts w:hint="eastAsia" w:ascii="微软雅黑" w:hAnsi="微软雅黑" w:eastAsia="微软雅黑" w:cs="微软雅黑"/>
+                                <w:color w:val="auto"/>
+                                <w:sz w:val="28"/>
+                                <w:szCs w:val="28"/>
+                                <w:lang w:val="en-US" w:eastAsia="zh-CN"/>
+                              </w:rPr>
+                              <w:t>东风</w:t>
+                            </w:r>
+                          </w:p>
+                        </w:txbxContent>
+                      </wps:txbx>
+                      <wps:bodyPr rot="0" spcFirstLastPara="0" vertOverflow="overflow" horzOverflow="overflow" vert="horz" wrap="square" lIns="91440" tIns="45720" rIns="91440" bIns="45720" numCol="1" spcCol="0" rtlCol="0" fromWordArt="0" anchor="t" anchorCtr="0" forceAA="0" compatLnSpc="1">
+                        <a:noAutofit/>
+                      </wps:bodyPr>
+                    </wps:wsp>
+                  </a:graphicData>
+                </a:graphic>
+              </wp:anchor>
+            </w:drawing>
+          </mc:Choice>
+          <mc:Fallback>
+            <w:pict>
+              <v:shape id="_x0000_s1026" o:spid="_x0000_s1026" o:spt="202" type="#_x0000_t202" style="position:absolute;left:0pt;margin-left:189.05pt;margin-top:4.35pt;height:30.55pt;width:46.4pt;z-index:251694080;mso-width-relative:page;mso-height-relative:page;" filled="f" stroked="f" coordsize="21600,21600" o:gfxdata="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">
+                <v:fill on="f" focussize="0,0"/>
+                <v:stroke on="f" weight="0.5pt"/>
+                <v:imagedata o:title=""/>
+                <o:lock v:ext="edit" aspectratio="f"/>
+                <v:textbox>
+                  <w:txbxContent>
                     <w:p>
                       <w:pPr>
                         <w:keepNext w:val="0"/>
@@ -2856,10 +4448,9 @@
                         <w:adjustRightInd/>
                         <w:snapToGrid/>
                         <w:spacing w:line="0" w:lineRule="atLeast"/>
-                        <w:jc w:val="left"/>
                         <w:textAlignment w:val="auto"/>
                         <w:rPr>
-                          <w:rFonts w:hint="eastAsia" w:ascii="微软雅黑" w:hAnsi="微软雅黑" w:eastAsia="微软雅黑" w:cs="微软雅黑"/>
+                          <w:rFonts w:hint="default" w:ascii="微软雅黑" w:hAnsi="微软雅黑" w:eastAsia="微软雅黑" w:cs="微软雅黑"/>
                           <w:color w:val="auto"/>
                           <w:sz w:val="28"/>
                           <w:szCs w:val="28"/>
@@ -2874,182 +4465,7 @@
                           <w:szCs w:val="28"/>
                           <w:lang w:val="en-US" w:eastAsia="zh-CN"/>
                         </w:rPr>
-                        <w:t>其华在爪甲</w:t>
-                      </w:r>
-                    </w:p>
-                    <w:p>
-                      <w:pPr>
-                        <w:keepNext w:val="0"/>
-                        <w:keepLines w:val="0"/>
-                        <w:pageBreakBefore w:val="0"/>
-                        <w:widowControl w:val="0"/>
-                        <w:kinsoku/>
-                        <w:wordWrap/>
-                        <w:overflowPunct/>
-                        <w:topLinePunct w:val="0"/>
-                        <w:bidi w:val="0"/>
-                        <w:adjustRightInd/>
-                        <w:snapToGrid/>
-                        <w:spacing w:line="0" w:lineRule="atLeast"/>
-                        <w:jc w:val="left"/>
-                        <w:textAlignment w:val="auto"/>
-                        <w:rPr>
-                          <w:rFonts w:hint="default" w:ascii="微软雅黑" w:hAnsi="微软雅黑" w:eastAsia="微软雅黑" w:cs="微软雅黑"/>
-                          <w:color w:val="auto"/>
-                          <w:sz w:val="28"/>
-                          <w:szCs w:val="28"/>
-                          <w:lang w:val="en-US" w:eastAsia="zh-CN"/>
-                        </w:rPr>
-                      </w:pPr>
-                      <w:r>
-                        <w:rPr>
-                          <w:rFonts w:hint="eastAsia" w:ascii="微软雅黑" w:hAnsi="微软雅黑" w:eastAsia="微软雅黑" w:cs="微软雅黑"/>
-                          <w:color w:val="auto"/>
-                          <w:sz w:val="28"/>
-                          <w:szCs w:val="28"/>
-                          <w:lang w:val="en-US" w:eastAsia="zh-CN"/>
-                        </w:rPr>
-                        <w:t>在变动为握</w:t>
-                      </w:r>
-                    </w:p>
-                    <w:p>
-                      <w:pPr>
-                        <w:keepNext w:val="0"/>
-                        <w:keepLines w:val="0"/>
-                        <w:pageBreakBefore w:val="0"/>
-                        <w:widowControl w:val="0"/>
-                        <w:kinsoku/>
-                        <w:wordWrap/>
-                        <w:overflowPunct/>
-                        <w:topLinePunct w:val="0"/>
-                        <w:bidi w:val="0"/>
-                        <w:adjustRightInd/>
-                        <w:snapToGrid/>
-                        <w:spacing w:line="0" w:lineRule="atLeast"/>
-                        <w:jc w:val="left"/>
-                        <w:textAlignment w:val="auto"/>
-                        <w:rPr>
-                          <w:rFonts w:hint="eastAsia" w:ascii="微软雅黑" w:hAnsi="微软雅黑" w:eastAsia="微软雅黑" w:cs="微软雅黑"/>
-                          <w:color w:val="auto"/>
-                          <w:sz w:val="28"/>
-                          <w:szCs w:val="28"/>
-                          <w:lang w:val="en-US" w:eastAsia="zh-CN"/>
-                        </w:rPr>
-                      </w:pPr>
-                      <w:r>
-                        <w:rPr>
-                          <w:rFonts w:hint="eastAsia" w:ascii="微软雅黑" w:hAnsi="微软雅黑" w:eastAsia="微软雅黑" w:cs="微软雅黑"/>
-                          <w:color w:val="auto"/>
-                          <w:sz w:val="28"/>
-                          <w:szCs w:val="28"/>
-                          <w:lang w:val="en-US" w:eastAsia="zh-CN"/>
-                        </w:rPr>
-                        <w:t>病发惊骇</w:t>
-                      </w:r>
-                    </w:p>
-                    <w:p>
-                      <w:pPr>
-                        <w:keepNext w:val="0"/>
-                        <w:keepLines w:val="0"/>
-                        <w:pageBreakBefore w:val="0"/>
-                        <w:widowControl w:val="0"/>
-                        <w:kinsoku/>
-                        <w:wordWrap/>
-                        <w:overflowPunct/>
-                        <w:topLinePunct w:val="0"/>
-                        <w:bidi w:val="0"/>
-                        <w:adjustRightInd/>
-                        <w:snapToGrid/>
-                        <w:spacing w:line="0" w:lineRule="atLeast"/>
-                        <w:jc w:val="left"/>
-                        <w:textAlignment w:val="auto"/>
-                        <w:rPr>
-                          <w:rFonts w:hint="eastAsia" w:ascii="微软雅黑" w:hAnsi="微软雅黑" w:eastAsia="微软雅黑" w:cs="微软雅黑"/>
-                          <w:color w:val="auto"/>
-                          <w:sz w:val="28"/>
-                          <w:szCs w:val="28"/>
-                          <w:lang w:val="en-US" w:eastAsia="zh-CN"/>
-                        </w:rPr>
-                      </w:pPr>
-                      <w:r>
-                        <w:rPr>
-                          <w:rFonts w:hint="eastAsia" w:ascii="微软雅黑" w:hAnsi="微软雅黑" w:eastAsia="微软雅黑" w:cs="微软雅黑"/>
-                          <w:color w:val="auto"/>
-                          <w:sz w:val="28"/>
-                          <w:szCs w:val="28"/>
-                          <w:lang w:val="en-US" w:eastAsia="zh-CN"/>
-                        </w:rPr>
-                        <w:t>怒伤肝，悲胜怒</w:t>
-                      </w:r>
-                    </w:p>
-                    <w:p>
-                      <w:pPr>
-                        <w:keepNext w:val="0"/>
-                        <w:keepLines w:val="0"/>
-                        <w:pageBreakBefore w:val="0"/>
-                        <w:widowControl w:val="0"/>
-                        <w:kinsoku/>
-                        <w:wordWrap/>
-                        <w:overflowPunct/>
-                        <w:topLinePunct w:val="0"/>
-                        <w:bidi w:val="0"/>
-                        <w:adjustRightInd/>
-                        <w:snapToGrid/>
-                        <w:spacing w:line="0" w:lineRule="atLeast"/>
-                        <w:jc w:val="left"/>
-                        <w:textAlignment w:val="auto"/>
-                        <w:rPr>
-                          <w:rFonts w:hint="eastAsia" w:ascii="微软雅黑" w:hAnsi="微软雅黑" w:eastAsia="微软雅黑" w:cs="微软雅黑"/>
-                          <w:color w:val="auto"/>
-                          <w:sz w:val="28"/>
-                          <w:szCs w:val="28"/>
-                          <w:lang w:val="en-US" w:eastAsia="zh-CN"/>
-                        </w:rPr>
-                      </w:pPr>
-                      <w:r>
-                        <w:rPr>
-                          <w:rFonts w:hint="eastAsia" w:ascii="微软雅黑" w:hAnsi="微软雅黑" w:eastAsia="微软雅黑" w:cs="微软雅黑"/>
-                          <w:color w:val="auto"/>
-                          <w:sz w:val="28"/>
-                          <w:szCs w:val="28"/>
-                          <w:lang w:val="en-US" w:eastAsia="zh-CN"/>
-                        </w:rPr>
-                        <w:t>风伤筋，燥胜风</w:t>
-                      </w:r>
-                    </w:p>
-                    <w:p>
-                      <w:pPr>
-                        <w:keepNext w:val="0"/>
-                        <w:keepLines w:val="0"/>
-                        <w:pageBreakBefore w:val="0"/>
-                        <w:widowControl w:val="0"/>
-                        <w:kinsoku/>
-                        <w:wordWrap/>
-                        <w:overflowPunct/>
-                        <w:topLinePunct w:val="0"/>
-                        <w:bidi w:val="0"/>
-                        <w:adjustRightInd/>
-                        <w:snapToGrid/>
-                        <w:spacing w:line="0" w:lineRule="atLeast"/>
-                        <w:jc w:val="left"/>
-                        <w:textAlignment w:val="auto"/>
-                        <w:rPr>
-                          <w:rFonts w:hint="default" w:ascii="微软雅黑" w:hAnsi="微软雅黑" w:eastAsia="微软雅黑" w:cs="微软雅黑"/>
-                          <w:color w:val="auto"/>
-                          <w:sz w:val="28"/>
-                          <w:szCs w:val="28"/>
-                          <w:lang w:val="en-US" w:eastAsia="zh-CN"/>
-                        </w:rPr>
-                      </w:pPr>
-                      <w:r>
-                        <w:rPr>
-                          <w:rFonts w:hint="eastAsia" w:ascii="微软雅黑" w:hAnsi="微软雅黑" w:eastAsia="微软雅黑" w:cs="微软雅黑"/>
-                          <w:color w:val="auto"/>
-                          <w:sz w:val="28"/>
-                          <w:szCs w:val="28"/>
-                          <w:lang w:val="en-US" w:eastAsia="zh-CN"/>
-                        </w:rPr>
-                        <w:t>酸伤筋，辛胜酸</w:t>
+                        <w:t>东风</w:t>
                       </w:r>
                     </w:p>
                   </w:txbxContent>
@@ -3059,67 +4475,6 @@
           </mc:Fallback>
         </mc:AlternateContent>
       </w:r>
-    </w:p>
-    <w:p>
-      <w:r>
-        <mc:AlternateContent>
-          <mc:Choice Requires="wps">
-            <w:drawing>
-              <wp:anchor distT="0" distB="0" distL="114300" distR="114300" simplePos="0" relativeHeight="251663360" behindDoc="0" locked="0" layoutInCell="1" allowOverlap="1">
-                <wp:simplePos x="0" y="0"/>
-                <wp:positionH relativeFrom="column">
-                  <wp:posOffset>5824855</wp:posOffset>
-                </wp:positionH>
-                <wp:positionV relativeFrom="paragraph">
-                  <wp:posOffset>174625</wp:posOffset>
-                </wp:positionV>
-                <wp:extent cx="152400" cy="187325"/>
-                <wp:effectExtent l="10160" t="8255" r="8890" b="13970"/>
-                <wp:wrapNone/>
-                <wp:docPr id="24" name="直接箭头连接符 24"/>
-                <wp:cNvGraphicFramePr/>
-                <a:graphic xmlns:a="http://schemas.openxmlformats.org/drawingml/2006/main">
-                  <a:graphicData uri="http://schemas.microsoft.com/office/word/2010/wordprocessingShape">
-                    <wps:wsp>
-                      <wps:cNvCnPr/>
-                      <wps:spPr>
-                        <a:xfrm>
-                          <a:off x="0" y="0"/>
-                          <a:ext cx="152400" cy="187325"/>
-                        </a:xfrm>
-                        <a:prstGeom prst="straightConnector1">
-                          <a:avLst/>
-                        </a:prstGeom>
-                        <a:ln w="25400" cap="flat" cmpd="sng">
-                          <a:solidFill>
-                            <a:srgbClr val="000000"/>
-                          </a:solidFill>
-                          <a:prstDash val="solid"/>
-                          <a:headEnd type="none" w="med" len="med"/>
-                          <a:tailEnd type="triangle" w="lg" len="lg"/>
-                        </a:ln>
-                      </wps:spPr>
-                      <wps:bodyPr/>
-                    </wps:wsp>
-                  </a:graphicData>
-                </a:graphic>
-              </wp:anchor>
-            </w:drawing>
-          </mc:Choice>
-          <mc:Fallback>
-            <w:pict>
-              <v:shape id="_x0000_s1026" o:spid="_x0000_s1026" o:spt="32" type="#_x0000_t32" style="position:absolute;left:0pt;margin-left:458.65pt;margin-top:13.75pt;height:14.75pt;width:12pt;z-index:251663360;mso-width-relative:page;mso-height-relative:page;" filled="f" stroked="t" coordsize="21600,21600" o:gfxdata="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">
-                <v:fill on="f" focussize="0,0"/>
-                <v:stroke weight="2pt" color="#000000" joinstyle="round" endarrow="block" endarrowwidth="wide" endarrowlength="long"/>
-                <v:imagedata o:title=""/>
-                <o:lock v:ext="edit" aspectratio="f"/>
-              </v:shape>
-            </w:pict>
-          </mc:Fallback>
-        </mc:AlternateContent>
-      </w:r>
-    </w:p>
-    <w:p>
       <w:r>
         <w:rPr>
           <w:sz w:val="21"/>
@@ -3130,10 +4485,10 @@
               <wp:anchor distT="0" distB="0" distL="114300" distR="114300" simplePos="0" relativeHeight="251687936" behindDoc="0" locked="0" layoutInCell="1" allowOverlap="1">
                 <wp:simplePos x="0" y="0"/>
                 <wp:positionH relativeFrom="column">
-                  <wp:posOffset>1379855</wp:posOffset>
+                  <wp:posOffset>1608455</wp:posOffset>
                 </wp:positionH>
                 <wp:positionV relativeFrom="paragraph">
-                  <wp:posOffset>188595</wp:posOffset>
+                  <wp:posOffset>38100</wp:posOffset>
                 </wp:positionV>
                 <wp:extent cx="359410" cy="387985"/>
                 <wp:effectExtent l="0" t="0" r="0" b="0"/>
@@ -3220,7 +4575,7 @@
           </mc:Choice>
           <mc:Fallback>
             <w:pict>
-              <v:shape id="_x0000_s1026" o:spid="_x0000_s1026" o:spt="202" type="#_x0000_t202" style="position:absolute;left:0pt;margin-left:108.65pt;margin-top:14.85pt;height:30.55pt;width:28.3pt;z-index:251687936;mso-width-relative:page;mso-height-relative:page;" filled="f" stroked="f" coordsize="21600,21600" o:gfxdata="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">
+              <v:shape id="_x0000_s1026" o:spid="_x0000_s1026" o:spt="202" type="#_x0000_t202" style="position:absolute;left:0pt;margin-left:126.65pt;margin-top:3pt;height:30.55pt;width:28.3pt;z-index:251687936;mso-width-relative:page;mso-height-relative:page;" filled="f" stroked="f" coordsize="21600,21600" o:gfxdata="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">
                 <v:fill on="f" focussize="0,0"/>
                 <v:stroke on="f" weight="0.5pt"/>
                 <v:imagedata o:title=""/>
@@ -3268,153 +4623,35 @@
           </mc:Fallback>
         </mc:AlternateContent>
       </w:r>
-      <w:r>
-        <w:rPr>
-          <w:sz w:val="21"/>
-        </w:rPr>
-        <mc:AlternateContent>
-          <mc:Choice Requires="wps">
-            <w:drawing>
-              <wp:anchor distT="0" distB="0" distL="114300" distR="114300" simplePos="0" relativeHeight="251677696" behindDoc="0" locked="0" layoutInCell="1" allowOverlap="1">
-                <wp:simplePos x="0" y="0"/>
-                <wp:positionH relativeFrom="column">
-                  <wp:posOffset>1759585</wp:posOffset>
-                </wp:positionH>
-                <wp:positionV relativeFrom="paragraph">
-                  <wp:posOffset>120650</wp:posOffset>
-                </wp:positionV>
-                <wp:extent cx="444500" cy="542290"/>
-                <wp:effectExtent l="0" t="0" r="0" b="0"/>
-                <wp:wrapNone/>
-                <wp:docPr id="1" name="文本框 1"/>
-                <wp:cNvGraphicFramePr/>
-                <a:graphic xmlns:a="http://schemas.openxmlformats.org/drawingml/2006/main">
-                  <a:graphicData uri="http://schemas.microsoft.com/office/word/2010/wordprocessingShape">
-                    <wps:wsp>
-                      <wps:cNvSpPr txBox="1"/>
-                      <wps:spPr>
-                        <a:xfrm>
-                          <a:off x="2724785" y="2601595"/>
-                          <a:ext cx="444500" cy="542290"/>
-                        </a:xfrm>
-                        <a:prstGeom prst="rect">
-                          <a:avLst/>
-                        </a:prstGeom>
-                        <a:noFill/>
-                        <a:ln w="6350">
-                          <a:noFill/>
-                        </a:ln>
-                      </wps:spPr>
-                      <wps:style>
-                        <a:lnRef idx="0">
-                          <a:schemeClr val="accent1"/>
-                        </a:lnRef>
-                        <a:fillRef idx="0">
-                          <a:schemeClr val="accent1"/>
-                        </a:fillRef>
-                        <a:effectRef idx="0">
-                          <a:schemeClr val="accent1"/>
-                        </a:effectRef>
-                        <a:fontRef idx="minor">
-                          <a:schemeClr val="dk1"/>
-                        </a:fontRef>
-                      </wps:style>
-                      <wps:txbx>
-                        <w:txbxContent>
-                          <w:p>
-                            <w:pPr>
-                              <w:rPr>
-                                <w:rFonts w:hint="eastAsia" w:ascii="微软雅黑" w:hAnsi="微软雅黑" w:eastAsia="微软雅黑" w:cs="微软雅黑"/>
-                                <w:color w:val="auto"/>
-                                <w:sz w:val="44"/>
-                                <w:szCs w:val="44"/>
-                                <w:lang w:val="en-US" w:eastAsia="zh-CN"/>
-                              </w:rPr>
-                            </w:pPr>
-                            <w:r>
-                              <w:rPr>
-                                <w:rFonts w:hint="eastAsia" w:ascii="微软雅黑" w:hAnsi="微软雅黑" w:eastAsia="微软雅黑" w:cs="微软雅黑"/>
-                                <w:color w:val="auto"/>
-                                <w:sz w:val="44"/>
-                                <w:szCs w:val="44"/>
-                                <w:lang w:val="en-US" w:eastAsia="zh-CN"/>
-                              </w:rPr>
-                              <w:t>木</w:t>
-                            </w:r>
-                          </w:p>
-                        </w:txbxContent>
-                      </wps:txbx>
-                      <wps:bodyPr rot="0" spcFirstLastPara="0" vertOverflow="overflow" horzOverflow="overflow" vert="horz" wrap="square" lIns="91440" tIns="45720" rIns="91440" bIns="45720" numCol="1" spcCol="0" rtlCol="0" fromWordArt="0" anchor="t" anchorCtr="0" forceAA="0" compatLnSpc="1">
-                        <a:noAutofit/>
-                      </wps:bodyPr>
-                    </wps:wsp>
-                  </a:graphicData>
-                </a:graphic>
-              </wp:anchor>
-            </w:drawing>
-          </mc:Choice>
-          <mc:Fallback>
-            <w:pict>
-              <v:shape id="_x0000_s1026" o:spid="_x0000_s1026" o:spt="202" type="#_x0000_t202" style="position:absolute;left:0pt;margin-left:138.55pt;margin-top:9.5pt;height:42.7pt;width:35pt;z-index:251677696;mso-width-relative:page;mso-height-relative:page;" filled="f" stroked="f" coordsize="21600,21600" o:gfxdata="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">
-                <v:fill on="f" focussize="0,0"/>
-                <v:stroke on="f" weight="0.5pt"/>
-                <v:imagedata o:title=""/>
-                <o:lock v:ext="edit" aspectratio="f"/>
-                <v:textbox>
-                  <w:txbxContent>
-                    <w:p>
-                      <w:pPr>
-                        <w:rPr>
-                          <w:rFonts w:hint="eastAsia" w:ascii="微软雅黑" w:hAnsi="微软雅黑" w:eastAsia="微软雅黑" w:cs="微软雅黑"/>
-                          <w:color w:val="auto"/>
-                          <w:sz w:val="44"/>
-                          <w:szCs w:val="44"/>
-                          <w:lang w:val="en-US" w:eastAsia="zh-CN"/>
-                        </w:rPr>
-                      </w:pPr>
-                      <w:r>
-                        <w:rPr>
-                          <w:rFonts w:hint="eastAsia" w:ascii="微软雅黑" w:hAnsi="微软雅黑" w:eastAsia="微软雅黑" w:cs="微软雅黑"/>
-                          <w:color w:val="auto"/>
-                          <w:sz w:val="44"/>
-                          <w:szCs w:val="44"/>
-                          <w:lang w:val="en-US" w:eastAsia="zh-CN"/>
-                        </w:rPr>
-                        <w:t>木</w:t>
-                      </w:r>
-                    </w:p>
-                  </w:txbxContent>
-                </v:textbox>
-              </v:shape>
-            </w:pict>
-          </mc:Fallback>
-        </mc:AlternateContent>
-      </w:r>
+    </w:p>
+    <w:p/>
+    <w:p/>
+    <w:p>
       <w:r>
         <mc:AlternateContent>
           <mc:Choice Requires="wps">
             <w:drawing>
-              <wp:anchor distT="0" distB="0" distL="114300" distR="114300" simplePos="0" relativeHeight="251666432" behindDoc="0" locked="0" layoutInCell="1" allowOverlap="1">
+              <wp:anchor distT="0" distB="0" distL="114300" distR="114300" simplePos="0" relativeHeight="251669504" behindDoc="0" locked="0" layoutInCell="1" allowOverlap="1">
                 <wp:simplePos x="0" y="0"/>
                 <wp:positionH relativeFrom="column">
-                  <wp:posOffset>3260725</wp:posOffset>
+                  <wp:posOffset>3121660</wp:posOffset>
                 </wp:positionH>
                 <wp:positionV relativeFrom="paragraph">
-                  <wp:posOffset>88900</wp:posOffset>
+                  <wp:posOffset>189865</wp:posOffset>
                 </wp:positionV>
-                <wp:extent cx="771525" cy="2428875"/>
-                <wp:effectExtent l="12065" t="0" r="35560" b="9525"/>
+                <wp:extent cx="2489200" cy="17145"/>
+                <wp:effectExtent l="0" t="46990" r="6350" b="69215"/>
                 <wp:wrapNone/>
-                <wp:docPr id="41" name="直接箭头连接符 41"/>
+                <wp:docPr id="35" name="直接箭头连接符 35"/>
                 <wp:cNvGraphicFramePr/>
                 <a:graphic xmlns:a="http://schemas.openxmlformats.org/drawingml/2006/main">
                   <a:graphicData uri="http://schemas.microsoft.com/office/word/2010/wordprocessingShape">
                     <wps:wsp>
                       <wps:cNvCnPr/>
                       <wps:spPr>
-                        <a:xfrm flipV="1">
+                        <a:xfrm>
                           <a:off x="0" y="0"/>
-                          <a:ext cx="771525" cy="2428875"/>
+                          <a:ext cx="2489200" cy="17145"/>
                         </a:xfrm>
                         <a:prstGeom prst="straightConnector1">
                           <a:avLst/>
@@ -3437,7 +4674,7 @@
           </mc:Choice>
           <mc:Fallback>
             <w:pict>
-              <v:shape id="_x0000_s1026" o:spid="_x0000_s1026" o:spt="32" type="#_x0000_t32" style="position:absolute;left:0pt;flip:y;margin-left:256.75pt;margin-top:7pt;height:191.25pt;width:60.75pt;z-index:251666432;mso-width-relative:page;mso-height-relative:page;" filled="f" stroked="t" coordsize="21600,21600" o:gfxdata="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">
+              <v:shape id="_x0000_s1026" o:spid="_x0000_s1026" o:spt="32" type="#_x0000_t32" style="position:absolute;left:0pt;margin-left:245.8pt;margin-top:14.95pt;height:1.35pt;width:196pt;z-index:251669504;mso-width-relative:page;mso-height-relative:page;" filled="f" stroked="t" coordsize="21600,21600" o:gfxdata="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">
                 <v:fill on="f" focussize="0,0"/>
                 <v:stroke weight="2pt" color="#000000" joinstyle="round" endarrow="block" endarrowwidth="wide" endarrowlength="long"/>
                 <v:imagedata o:title=""/>
@@ -3447,31 +4684,33 @@
           </mc:Fallback>
         </mc:AlternateContent>
       </w:r>
+    </w:p>
+    <w:p>
       <w:r>
         <mc:AlternateContent>
           <mc:Choice Requires="wps">
             <w:drawing>
-              <wp:anchor distT="0" distB="0" distL="114300" distR="114300" simplePos="0" relativeHeight="251667456" behindDoc="0" locked="0" layoutInCell="1" allowOverlap="1">
+              <wp:anchor distT="0" distB="0" distL="114300" distR="114300" simplePos="0" relativeHeight="251670528" behindDoc="0" locked="0" layoutInCell="1" allowOverlap="1">
                 <wp:simplePos x="0" y="0"/>
                 <wp:positionH relativeFrom="column">
-                  <wp:posOffset>4150995</wp:posOffset>
+                  <wp:posOffset>3556000</wp:posOffset>
                 </wp:positionH>
                 <wp:positionV relativeFrom="paragraph">
-                  <wp:posOffset>88900</wp:posOffset>
+                  <wp:posOffset>107950</wp:posOffset>
                 </wp:positionV>
-                <wp:extent cx="681355" cy="2362200"/>
-                <wp:effectExtent l="12065" t="3810" r="30480" b="15240"/>
+                <wp:extent cx="2047875" cy="1543050"/>
+                <wp:effectExtent l="0" t="10160" r="9525" b="8890"/>
                 <wp:wrapNone/>
-                <wp:docPr id="33" name="直接箭头连接符 33"/>
+                <wp:docPr id="36" name="直接箭头连接符 36"/>
                 <wp:cNvGraphicFramePr/>
                 <a:graphic xmlns:a="http://schemas.openxmlformats.org/drawingml/2006/main">
                   <a:graphicData uri="http://schemas.microsoft.com/office/word/2010/wordprocessingShape">
                     <wps:wsp>
                       <wps:cNvCnPr/>
                       <wps:spPr>
-                        <a:xfrm>
+                        <a:xfrm flipH="1">
                           <a:off x="0" y="0"/>
-                          <a:ext cx="681355" cy="2362200"/>
+                          <a:ext cx="2047875" cy="1543050"/>
                         </a:xfrm>
                         <a:prstGeom prst="straightConnector1">
                           <a:avLst/>
@@ -3494,7 +4733,64 @@
           </mc:Choice>
           <mc:Fallback>
             <w:pict>
-              <v:shape id="_x0000_s1026" o:spid="_x0000_s1026" o:spt="32" type="#_x0000_t32" style="position:absolute;left:0pt;margin-left:326.85pt;margin-top:7pt;height:186pt;width:53.65pt;z-index:251667456;mso-width-relative:page;mso-height-relative:page;" filled="f" stroked="t" coordsize="21600,21600" o:gfxdata="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">
+              <v:shape id="_x0000_s1026" o:spid="_x0000_s1026" o:spt="32" type="#_x0000_t32" style="position:absolute;left:0pt;flip:x;margin-left:280pt;margin-top:8.5pt;height:121.5pt;width:161.25pt;z-index:251670528;mso-width-relative:page;mso-height-relative:page;" filled="f" stroked="t" coordsize="21600,21600" o:gfxdata="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">
+                <v:fill on="f" focussize="0,0"/>
+                <v:stroke weight="2pt" color="#000000" joinstyle="round" endarrow="block" endarrowwidth="wide" endarrowlength="long"/>
+                <v:imagedata o:title=""/>
+                <o:lock v:ext="edit" aspectratio="f"/>
+              </v:shape>
+            </w:pict>
+          </mc:Fallback>
+        </mc:AlternateContent>
+      </w:r>
+      <w:r>
+        <mc:AlternateContent>
+          <mc:Choice Requires="wps">
+            <w:drawing>
+              <wp:anchor distT="0" distB="0" distL="114300" distR="114300" simplePos="0" relativeHeight="251668480" behindDoc="0" locked="0" layoutInCell="1" allowOverlap="1">
+                <wp:simplePos x="0" y="0"/>
+                <wp:positionH relativeFrom="column">
+                  <wp:posOffset>3116580</wp:posOffset>
+                </wp:positionH>
+                <wp:positionV relativeFrom="paragraph">
+                  <wp:posOffset>68580</wp:posOffset>
+                </wp:positionV>
+                <wp:extent cx="1858645" cy="1487170"/>
+                <wp:effectExtent l="0" t="0" r="8255" b="17780"/>
+                <wp:wrapNone/>
+                <wp:docPr id="40" name="直接箭头连接符 40"/>
+                <wp:cNvGraphicFramePr/>
+                <a:graphic xmlns:a="http://schemas.openxmlformats.org/drawingml/2006/main">
+                  <a:graphicData uri="http://schemas.microsoft.com/office/word/2010/wordprocessingShape">
+                    <wps:wsp>
+                      <wps:cNvCnPr/>
+                      <wps:spPr>
+                        <a:xfrm flipH="1" flipV="1">
+                          <a:off x="0" y="0"/>
+                          <a:ext cx="1858645" cy="1487170"/>
+                        </a:xfrm>
+                        <a:prstGeom prst="straightConnector1">
+                          <a:avLst/>
+                        </a:prstGeom>
+                        <a:ln w="25400" cap="flat" cmpd="sng">
+                          <a:solidFill>
+                            <a:srgbClr val="000000"/>
+                          </a:solidFill>
+                          <a:prstDash val="solid"/>
+                          <a:headEnd type="none" w="med" len="med"/>
+                          <a:tailEnd type="triangle" w="lg" len="lg"/>
+                        </a:ln>
+                      </wps:spPr>
+                      <wps:bodyPr/>
+                    </wps:wsp>
+                  </a:graphicData>
+                </a:graphic>
+              </wp:anchor>
+            </w:drawing>
+          </mc:Choice>
+          <mc:Fallback>
+            <w:pict>
+              <v:shape id="_x0000_s1026" o:spid="_x0000_s1026" o:spt="32" type="#_x0000_t32" style="position:absolute;left:0pt;flip:x y;margin-left:245.4pt;margin-top:5.4pt;height:117.1pt;width:146.35pt;z-index:251668480;mso-width-relative:page;mso-height-relative:page;" filled="f" stroked="t" coordsize="21600,21600" o:gfxdata="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">
                 <v:fill on="f" focussize="0,0"/>
                 <v:stroke weight="2pt" color="#000000" joinstyle="round" endarrow="block" endarrowwidth="wide" endarrowlength="long"/>
                 <v:imagedata o:title=""/>
@@ -3511,18 +4807,18 @@
         <mc:AlternateContent>
           <mc:Choice Requires="wps">
             <w:drawing>
-              <wp:anchor distT="0" distB="0" distL="114300" distR="114300" simplePos="0" relativeHeight="251682816" behindDoc="0" locked="0" layoutInCell="1" allowOverlap="1">
+              <wp:anchor distT="0" distB="0" distL="114300" distR="114300" simplePos="0" relativeHeight="251678720" behindDoc="0" locked="0" layoutInCell="1" allowOverlap="1">
                 <wp:simplePos x="0" y="0"/>
                 <wp:positionH relativeFrom="column">
-                  <wp:posOffset>6036945</wp:posOffset>
+                  <wp:posOffset>1512570</wp:posOffset>
                 </wp:positionH>
                 <wp:positionV relativeFrom="paragraph">
-                  <wp:posOffset>107950</wp:posOffset>
+                  <wp:posOffset>188595</wp:posOffset>
                 </wp:positionV>
-                <wp:extent cx="438150" cy="530225"/>
+                <wp:extent cx="1430655" cy="530225"/>
                 <wp:effectExtent l="0" t="0" r="0" b="0"/>
                 <wp:wrapNone/>
-                <wp:docPr id="6" name="文本框 6"/>
+                <wp:docPr id="2" name="文本框 2"/>
                 <wp:cNvGraphicFramePr/>
                 <a:graphic xmlns:a="http://schemas.openxmlformats.org/drawingml/2006/main">
                   <a:graphicData uri="http://schemas.microsoft.com/office/word/2010/wordprocessingShape">
@@ -3531,523 +4827,7 @@
                       <wps:spPr>
                         <a:xfrm>
                           <a:off x="0" y="0"/>
-                          <a:ext cx="438150" cy="530225"/>
-                        </a:xfrm>
-                        <a:prstGeom prst="rect">
-                          <a:avLst/>
-                        </a:prstGeom>
-                        <a:noFill/>
-                        <a:ln w="6350">
-                          <a:noFill/>
-                        </a:ln>
-                      </wps:spPr>
-                      <wps:style>
-                        <a:lnRef idx="0">
-                          <a:schemeClr val="accent1"/>
-                        </a:lnRef>
-                        <a:fillRef idx="0">
-                          <a:schemeClr val="accent1"/>
-                        </a:fillRef>
-                        <a:effectRef idx="0">
-                          <a:schemeClr val="accent1"/>
-                        </a:effectRef>
-                        <a:fontRef idx="minor">
-                          <a:schemeClr val="dk1"/>
-                        </a:fontRef>
-                      </wps:style>
-                      <wps:txbx>
-                        <w:txbxContent>
-                          <w:p>
-                            <w:pPr>
-                              <w:rPr>
-                                <w:rFonts w:hint="eastAsia" w:ascii="微软雅黑" w:hAnsi="微软雅黑" w:eastAsia="微软雅黑" w:cs="微软雅黑"/>
-                                <w:color w:val="auto"/>
-                                <w:sz w:val="44"/>
-                                <w:szCs w:val="44"/>
-                                <w:lang w:val="en-US" w:eastAsia="zh-CN"/>
-                              </w:rPr>
-                            </w:pPr>
-                            <w:r>
-                              <w:rPr>
-                                <w:rFonts w:hint="eastAsia" w:ascii="微软雅黑" w:hAnsi="微软雅黑" w:eastAsia="微软雅黑" w:cs="微软雅黑"/>
-                                <w:color w:val="auto"/>
-                                <w:sz w:val="44"/>
-                                <w:szCs w:val="44"/>
-                                <w:lang w:val="en-US" w:eastAsia="zh-CN"/>
-                              </w:rPr>
-                              <w:t>土</w:t>
-                            </w:r>
-                          </w:p>
-                        </w:txbxContent>
-                      </wps:txbx>
-                      <wps:bodyPr rot="0" spcFirstLastPara="0" vertOverflow="overflow" horzOverflow="overflow" vert="horz" wrap="square" lIns="91440" tIns="45720" rIns="91440" bIns="45720" numCol="1" spcCol="0" rtlCol="0" fromWordArt="0" anchor="t" anchorCtr="0" forceAA="0" compatLnSpc="1">
-                        <a:noAutofit/>
-                      </wps:bodyPr>
-                    </wps:wsp>
-                  </a:graphicData>
-                </a:graphic>
-              </wp:anchor>
-            </w:drawing>
-          </mc:Choice>
-          <mc:Fallback>
-            <w:pict>
-              <v:shape id="_x0000_s1026" o:spid="_x0000_s1026" o:spt="202" type="#_x0000_t202" style="position:absolute;left:0pt;margin-left:475.35pt;margin-top:8.5pt;height:41.75pt;width:34.5pt;z-index:251682816;mso-width-relative:page;mso-height-relative:page;" filled="f" stroked="f" coordsize="21600,21600" o:gfxdata="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">
-                <v:fill on="f" focussize="0,0"/>
-                <v:stroke on="f" weight="0.5pt"/>
-                <v:imagedata o:title=""/>
-                <o:lock v:ext="edit" aspectratio="f"/>
-                <v:textbox>
-                  <w:txbxContent>
-                    <w:p>
-                      <w:pPr>
-                        <w:rPr>
-                          <w:rFonts w:hint="eastAsia" w:ascii="微软雅黑" w:hAnsi="微软雅黑" w:eastAsia="微软雅黑" w:cs="微软雅黑"/>
-                          <w:color w:val="auto"/>
-                          <w:sz w:val="44"/>
-                          <w:szCs w:val="44"/>
-                          <w:lang w:val="en-US" w:eastAsia="zh-CN"/>
-                        </w:rPr>
-                      </w:pPr>
-                      <w:r>
-                        <w:rPr>
-                          <w:rFonts w:hint="eastAsia" w:ascii="微软雅黑" w:hAnsi="微软雅黑" w:eastAsia="微软雅黑" w:cs="微软雅黑"/>
-                          <w:color w:val="auto"/>
-                          <w:sz w:val="44"/>
-                          <w:szCs w:val="44"/>
-                          <w:lang w:val="en-US" w:eastAsia="zh-CN"/>
-                        </w:rPr>
-                        <w:t>土</w:t>
-                      </w:r>
-                    </w:p>
-                  </w:txbxContent>
-                </v:textbox>
-              </v:shape>
-            </w:pict>
-          </mc:Fallback>
-        </mc:AlternateContent>
-      </w:r>
-      <w:r>
-        <mc:AlternateContent>
-          <mc:Choice Requires="wps">
-            <w:drawing>
-              <wp:anchor distT="0" distB="0" distL="114300" distR="114300" simplePos="0" relativeHeight="251675648" behindDoc="0" locked="0" layoutInCell="1" allowOverlap="1">
-                <wp:simplePos x="0" y="0"/>
-                <wp:positionH relativeFrom="column">
-                  <wp:posOffset>1176655</wp:posOffset>
-                </wp:positionH>
-                <wp:positionV relativeFrom="margin">
-                  <wp:posOffset>1280795</wp:posOffset>
-                </wp:positionV>
-                <wp:extent cx="1633220" cy="1633220"/>
-                <wp:effectExtent l="0" t="0" r="5080" b="5080"/>
-                <wp:wrapNone/>
-                <wp:docPr id="49" name="椭圆 49"/>
-                <wp:cNvGraphicFramePr/>
-                <a:graphic xmlns:a="http://schemas.openxmlformats.org/drawingml/2006/main">
-                  <a:graphicData uri="http://schemas.microsoft.com/office/word/2010/wordprocessingShape">
-                    <wps:wsp>
-                      <wps:cNvSpPr/>
-                      <wps:spPr>
-                        <a:xfrm>
-                          <a:off x="0" y="0"/>
-                          <a:ext cx="1633220" cy="1633220"/>
-                        </a:xfrm>
-                        <a:prstGeom prst="ellipse">
-                          <a:avLst/>
-                        </a:prstGeom>
-                        <a:solidFill>
-                          <a:schemeClr val="accent4">
-                            <a:lumMod val="60000"/>
-                            <a:lumOff val="40000"/>
-                          </a:schemeClr>
-                        </a:solidFill>
-                        <a:ln w="9525" cap="flat" cmpd="sng">
-                          <a:noFill/>
-                          <a:prstDash val="solid"/>
-                          <a:headEnd type="none" w="med" len="med"/>
-                          <a:tailEnd type="none" w="med" len="med"/>
-                        </a:ln>
-                      </wps:spPr>
-                      <wps:txbx>
-                        <w:txbxContent>
-                          <w:p>
-                            <w:pPr>
-                              <w:keepNext w:val="0"/>
-                              <w:keepLines w:val="0"/>
-                              <w:pageBreakBefore w:val="0"/>
-                              <w:widowControl w:val="0"/>
-                              <w:kinsoku/>
-                              <w:wordWrap/>
-                              <w:overflowPunct/>
-                              <w:topLinePunct w:val="0"/>
-                              <w:bidi w:val="0"/>
-                              <w:adjustRightInd/>
-                              <w:snapToGrid/>
-                              <w:spacing w:before="0" w:beforeLines="50" w:after="0" w:afterLines="50" w:line="480" w:lineRule="auto"/>
-                              <w:jc w:val="center"/>
-                              <w:textAlignment w:val="auto"/>
-                              <w:rPr>
-                                <w:rFonts w:hint="default" w:ascii="微软雅黑" w:hAnsi="微软雅黑" w:eastAsia="微软雅黑" w:cs="微软雅黑"/>
-                                <w:sz w:val="44"/>
-                                <w:szCs w:val="44"/>
-                                <w:lang w:val="en-US" w:eastAsia="zh-CN"/>
-                              </w:rPr>
-                            </w:pPr>
-                            <w:r>
-                              <w:rPr>
-                                <w:rFonts w:hint="eastAsia" w:ascii="微软雅黑" w:hAnsi="微软雅黑" w:eastAsia="微软雅黑" w:cs="微软雅黑"/>
-                                <w:sz w:val="52"/>
-                                <w:szCs w:val="52"/>
-                                <w:lang w:val="en-US" w:eastAsia="zh-CN"/>
-                              </w:rPr>
-                              <w:t>肝</w:t>
-                            </w:r>
-                            <w:r>
-                              <w:rPr>
-                                <w:rFonts w:hint="eastAsia" w:ascii="微软雅黑" w:hAnsi="微软雅黑" w:eastAsia="微软雅黑" w:cs="微软雅黑"/>
-                                <w:sz w:val="44"/>
-                                <w:szCs w:val="44"/>
-                                <w:lang w:val="en-US" w:eastAsia="zh-CN"/>
-                              </w:rPr>
-                              <w:t xml:space="preserve"> </w:t>
-                            </w:r>
-                            <w:r>
-                              <w:rPr>
-                                <w:rFonts w:hint="eastAsia" w:ascii="微软雅黑" w:hAnsi="微软雅黑" w:eastAsia="微软雅黑" w:cs="微软雅黑"/>
-                                <w:sz w:val="44"/>
-                                <w:szCs w:val="44"/>
-                              </w:rPr>
-                              <w:t xml:space="preserve"> </w:t>
-                            </w:r>
-                            <w:r>
-                              <w:rPr>
-                                <w:rFonts w:hint="eastAsia" w:ascii="微软雅黑" w:hAnsi="微软雅黑" w:eastAsia="微软雅黑" w:cs="微软雅黑"/>
-                                <w:sz w:val="44"/>
-                                <w:szCs w:val="44"/>
-                                <w:lang w:val="en-US" w:eastAsia="zh-CN"/>
-                              </w:rPr>
-                              <w:t>胆</w:t>
-                            </w:r>
-                            <w:r>
-                              <w:rPr>
-                                <w:rFonts w:hint="eastAsia" w:ascii="微软雅黑" w:hAnsi="微软雅黑" w:eastAsia="微软雅黑" w:cs="微软雅黑"/>
-                                <w:sz w:val="21"/>
-                                <w:szCs w:val="21"/>
-                                <w:lang w:val="en-US" w:eastAsia="zh-CN"/>
-                              </w:rPr>
-                              <w:t>八</w:t>
-                            </w:r>
-                          </w:p>
-                        </w:txbxContent>
-                      </wps:txbx>
-                      <wps:bodyPr lIns="0" tIns="180000" rIns="0" bIns="0" upright="1"/>
-                    </wps:wsp>
-                  </a:graphicData>
-                </a:graphic>
-              </wp:anchor>
-            </w:drawing>
-          </mc:Choice>
-          <mc:Fallback>
-            <w:pict>
-              <v:shape id="_x0000_s1026" o:spid="_x0000_s1026" o:spt="3" type="#_x0000_t3" style="position:absolute;left:0pt;margin-left:92.65pt;margin-top:100.85pt;height:128.6pt;width:128.6pt;mso-position-vertical-relative:margin;z-index:251675648;mso-width-relative:page;mso-height-relative:page;" fillcolor="#ACD78E [1943]" filled="t" stroked="f" coordsize="21600,21600" o:gfxdata="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">
-                <v:fill on="t" focussize="0,0"/>
-                <v:stroke on="f"/>
-                <v:imagedata o:title=""/>
-                <o:lock v:ext="edit" aspectratio="f"/>
-                <v:textbox inset="0mm,5mm,0mm,0mm">
-                  <w:txbxContent>
-                    <w:p>
-                      <w:pPr>
-                        <w:keepNext w:val="0"/>
-                        <w:keepLines w:val="0"/>
-                        <w:pageBreakBefore w:val="0"/>
-                        <w:widowControl w:val="0"/>
-                        <w:kinsoku/>
-                        <w:wordWrap/>
-                        <w:overflowPunct/>
-                        <w:topLinePunct w:val="0"/>
-                        <w:bidi w:val="0"/>
-                        <w:adjustRightInd/>
-                        <w:snapToGrid/>
-                        <w:spacing w:before="0" w:beforeLines="50" w:after="0" w:afterLines="50" w:line="480" w:lineRule="auto"/>
-                        <w:jc w:val="center"/>
-                        <w:textAlignment w:val="auto"/>
-                        <w:rPr>
-                          <w:rFonts w:hint="default" w:ascii="微软雅黑" w:hAnsi="微软雅黑" w:eastAsia="微软雅黑" w:cs="微软雅黑"/>
-                          <w:sz w:val="44"/>
-                          <w:szCs w:val="44"/>
-                          <w:lang w:val="en-US" w:eastAsia="zh-CN"/>
-                        </w:rPr>
-                      </w:pPr>
-                      <w:r>
-                        <w:rPr>
-                          <w:rFonts w:hint="eastAsia" w:ascii="微软雅黑" w:hAnsi="微软雅黑" w:eastAsia="微软雅黑" w:cs="微软雅黑"/>
-                          <w:sz w:val="52"/>
-                          <w:szCs w:val="52"/>
-                          <w:lang w:val="en-US" w:eastAsia="zh-CN"/>
-                        </w:rPr>
-                        <w:t>肝</w:t>
-                      </w:r>
-                      <w:r>
-                        <w:rPr>
-                          <w:rFonts w:hint="eastAsia" w:ascii="微软雅黑" w:hAnsi="微软雅黑" w:eastAsia="微软雅黑" w:cs="微软雅黑"/>
-                          <w:sz w:val="44"/>
-                          <w:szCs w:val="44"/>
-                          <w:lang w:val="en-US" w:eastAsia="zh-CN"/>
-                        </w:rPr>
-                        <w:t xml:space="preserve"> </w:t>
-                      </w:r>
-                      <w:r>
-                        <w:rPr>
-                          <w:rFonts w:hint="eastAsia" w:ascii="微软雅黑" w:hAnsi="微软雅黑" w:eastAsia="微软雅黑" w:cs="微软雅黑"/>
-                          <w:sz w:val="44"/>
-                          <w:szCs w:val="44"/>
-                        </w:rPr>
-                        <w:t xml:space="preserve"> </w:t>
-                      </w:r>
-                      <w:r>
-                        <w:rPr>
-                          <w:rFonts w:hint="eastAsia" w:ascii="微软雅黑" w:hAnsi="微软雅黑" w:eastAsia="微软雅黑" w:cs="微软雅黑"/>
-                          <w:sz w:val="44"/>
-                          <w:szCs w:val="44"/>
-                          <w:lang w:val="en-US" w:eastAsia="zh-CN"/>
-                        </w:rPr>
-                        <w:t>胆</w:t>
-                      </w:r>
-                      <w:r>
-                        <w:rPr>
-                          <w:rFonts w:hint="eastAsia" w:ascii="微软雅黑" w:hAnsi="微软雅黑" w:eastAsia="微软雅黑" w:cs="微软雅黑"/>
-                          <w:sz w:val="21"/>
-                          <w:szCs w:val="21"/>
-                          <w:lang w:val="en-US" w:eastAsia="zh-CN"/>
-                        </w:rPr>
-                        <w:t>八</w:t>
-                      </w:r>
-                    </w:p>
-                  </w:txbxContent>
-                </v:textbox>
-              </v:shape>
-            </w:pict>
-          </mc:Fallback>
-        </mc:AlternateContent>
-      </w:r>
-      <w:r>
-        <mc:AlternateContent>
-          <mc:Choice Requires="wps">
-            <w:drawing>
-              <wp:anchor distT="0" distB="0" distL="114300" distR="114300" simplePos="0" relativeHeight="251673600" behindDoc="0" locked="0" layoutInCell="1" allowOverlap="1">
-                <wp:simplePos x="0" y="0"/>
-                <wp:positionH relativeFrom="column">
-                  <wp:posOffset>5443855</wp:posOffset>
-                </wp:positionH>
-                <wp:positionV relativeFrom="margin">
-                  <wp:posOffset>1272540</wp:posOffset>
-                </wp:positionV>
-                <wp:extent cx="1633220" cy="1633220"/>
-                <wp:effectExtent l="0" t="0" r="5080" b="5080"/>
-                <wp:wrapNone/>
-                <wp:docPr id="47" name="椭圆 47"/>
-                <wp:cNvGraphicFramePr/>
-                <a:graphic xmlns:a="http://schemas.openxmlformats.org/drawingml/2006/main">
-                  <a:graphicData uri="http://schemas.microsoft.com/office/word/2010/wordprocessingShape">
-                    <wps:wsp>
-                      <wps:cNvSpPr/>
-                      <wps:spPr>
-                        <a:xfrm>
-                          <a:off x="0" y="0"/>
-                          <a:ext cx="1633220" cy="1633220"/>
-                        </a:xfrm>
-                        <a:prstGeom prst="ellipse">
-                          <a:avLst/>
-                        </a:prstGeom>
-                        <a:solidFill>
-                          <a:schemeClr val="accent3">
-                            <a:lumMod val="60000"/>
-                            <a:lumOff val="40000"/>
-                          </a:schemeClr>
-                        </a:solidFill>
-                        <a:ln w="9525" cap="flat" cmpd="sng">
-                          <a:noFill/>
-                          <a:prstDash val="solid"/>
-                          <a:headEnd type="none" w="med" len="med"/>
-                          <a:tailEnd type="none" w="med" len="med"/>
-                        </a:ln>
-                      </wps:spPr>
-                      <wps:txbx>
-                        <w:txbxContent>
-                          <w:p>
-                            <w:pPr>
-                              <w:keepNext w:val="0"/>
-                              <w:keepLines w:val="0"/>
-                              <w:pageBreakBefore w:val="0"/>
-                              <w:widowControl w:val="0"/>
-                              <w:kinsoku/>
-                              <w:wordWrap/>
-                              <w:overflowPunct/>
-                              <w:topLinePunct w:val="0"/>
-                              <w:bidi w:val="0"/>
-                              <w:adjustRightInd/>
-                              <w:snapToGrid/>
-                              <w:spacing w:before="0" w:beforeLines="50" w:after="0" w:afterLines="50" w:line="480" w:lineRule="auto"/>
-                              <w:jc w:val="center"/>
-                              <w:textAlignment w:val="auto"/>
-                              <w:rPr>
-                                <w:rFonts w:hint="default" w:ascii="微软雅黑" w:hAnsi="微软雅黑" w:eastAsia="微软雅黑" w:cs="微软雅黑"/>
-                                <w:sz w:val="44"/>
-                                <w:szCs w:val="44"/>
-                                <w:lang w:val="en-US" w:eastAsia="zh-CN"/>
-                              </w:rPr>
-                            </w:pPr>
-                            <w:r>
-                              <w:rPr>
-                                <w:rFonts w:hint="eastAsia" w:ascii="微软雅黑" w:hAnsi="微软雅黑" w:eastAsia="微软雅黑" w:cs="微软雅黑"/>
-                                <w:sz w:val="52"/>
-                                <w:szCs w:val="52"/>
-                                <w:lang w:val="en-US" w:eastAsia="zh-CN"/>
-                              </w:rPr>
-                              <w:t xml:space="preserve">脾 </w:t>
-                            </w:r>
-                            <w:r>
-                              <w:rPr>
-                                <w:rFonts w:hint="eastAsia" w:ascii="微软雅黑" w:hAnsi="微软雅黑" w:eastAsia="微软雅黑" w:cs="微软雅黑"/>
-                                <w:sz w:val="44"/>
-                                <w:szCs w:val="44"/>
-                              </w:rPr>
-                              <w:t xml:space="preserve"> </w:t>
-                            </w:r>
-                            <w:r>
-                              <w:rPr>
-                                <w:rFonts w:hint="eastAsia" w:ascii="微软雅黑" w:hAnsi="微软雅黑" w:eastAsia="微软雅黑" w:cs="微软雅黑"/>
-                                <w:sz w:val="44"/>
-                                <w:szCs w:val="44"/>
-                                <w:lang w:val="en-US" w:eastAsia="zh-CN"/>
-                              </w:rPr>
-                              <w:t>胃</w:t>
-                            </w:r>
-                            <w:r>
-                              <w:rPr>
-                                <w:rFonts w:hint="eastAsia" w:ascii="微软雅黑" w:hAnsi="微软雅黑" w:eastAsia="微软雅黑" w:cs="微软雅黑"/>
-                                <w:sz w:val="21"/>
-                                <w:szCs w:val="21"/>
-                                <w:lang w:val="en-US" w:eastAsia="zh-CN"/>
-                              </w:rPr>
-                              <w:t>五</w:t>
-                            </w:r>
-                          </w:p>
-                        </w:txbxContent>
-                      </wps:txbx>
-                      <wps:bodyPr lIns="0" tIns="180000" rIns="0" bIns="0" upright="1"/>
-                    </wps:wsp>
-                  </a:graphicData>
-                </a:graphic>
-              </wp:anchor>
-            </w:drawing>
-          </mc:Choice>
-          <mc:Fallback>
-            <w:pict>
-              <v:shape id="_x0000_s1026" o:spid="_x0000_s1026" o:spt="3" type="#_x0000_t3" style="position:absolute;left:0pt;margin-left:428.65pt;margin-top:100.2pt;height:128.6pt;width:128.6pt;mso-position-vertical-relative:margin;z-index:251673600;mso-width-relative:page;mso-height-relative:page;" fillcolor="#FED961 [1942]" filled="t" stroked="f" coordsize="21600,21600" o:gfxdata="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">
-                <v:fill on="t" focussize="0,0"/>
-                <v:stroke on="f"/>
-                <v:imagedata o:title=""/>
-                <o:lock v:ext="edit" aspectratio="f"/>
-                <v:textbox inset="0mm,5mm,0mm,0mm">
-                  <w:txbxContent>
-                    <w:p>
-                      <w:pPr>
-                        <w:keepNext w:val="0"/>
-                        <w:keepLines w:val="0"/>
-                        <w:pageBreakBefore w:val="0"/>
-                        <w:widowControl w:val="0"/>
-                        <w:kinsoku/>
-                        <w:wordWrap/>
-                        <w:overflowPunct/>
-                        <w:topLinePunct w:val="0"/>
-                        <w:bidi w:val="0"/>
-                        <w:adjustRightInd/>
-                        <w:snapToGrid/>
-                        <w:spacing w:before="0" w:beforeLines="50" w:after="0" w:afterLines="50" w:line="480" w:lineRule="auto"/>
-                        <w:jc w:val="center"/>
-                        <w:textAlignment w:val="auto"/>
-                        <w:rPr>
-                          <w:rFonts w:hint="default" w:ascii="微软雅黑" w:hAnsi="微软雅黑" w:eastAsia="微软雅黑" w:cs="微软雅黑"/>
-                          <w:sz w:val="44"/>
-                          <w:szCs w:val="44"/>
-                          <w:lang w:val="en-US" w:eastAsia="zh-CN"/>
-                        </w:rPr>
-                      </w:pPr>
-                      <w:r>
-                        <w:rPr>
-                          <w:rFonts w:hint="eastAsia" w:ascii="微软雅黑" w:hAnsi="微软雅黑" w:eastAsia="微软雅黑" w:cs="微软雅黑"/>
-                          <w:sz w:val="52"/>
-                          <w:szCs w:val="52"/>
-                          <w:lang w:val="en-US" w:eastAsia="zh-CN"/>
-                        </w:rPr>
-                        <w:t xml:space="preserve">脾 </w:t>
-                      </w:r>
-                      <w:r>
-                        <w:rPr>
-                          <w:rFonts w:hint="eastAsia" w:ascii="微软雅黑" w:hAnsi="微软雅黑" w:eastAsia="微软雅黑" w:cs="微软雅黑"/>
-                          <w:sz w:val="44"/>
-                          <w:szCs w:val="44"/>
-                        </w:rPr>
-                        <w:t xml:space="preserve"> </w:t>
-                      </w:r>
-                      <w:r>
-                        <w:rPr>
-                          <w:rFonts w:hint="eastAsia" w:ascii="微软雅黑" w:hAnsi="微软雅黑" w:eastAsia="微软雅黑" w:cs="微软雅黑"/>
-                          <w:sz w:val="44"/>
-                          <w:szCs w:val="44"/>
-                          <w:lang w:val="en-US" w:eastAsia="zh-CN"/>
-                        </w:rPr>
-                        <w:t>胃</w:t>
-                      </w:r>
-                      <w:r>
-                        <w:rPr>
-                          <w:rFonts w:hint="eastAsia" w:ascii="微软雅黑" w:hAnsi="微软雅黑" w:eastAsia="微软雅黑" w:cs="微软雅黑"/>
-                          <w:sz w:val="21"/>
-                          <w:szCs w:val="21"/>
-                          <w:lang w:val="en-US" w:eastAsia="zh-CN"/>
-                        </w:rPr>
-                        <w:t>五</w:t>
-                      </w:r>
-                    </w:p>
-                  </w:txbxContent>
-                </v:textbox>
-              </v:shape>
-            </w:pict>
-          </mc:Fallback>
-        </mc:AlternateContent>
-      </w:r>
-    </w:p>
-    <w:p>
-      <w:r>
-        <w:rPr>
-          <w:sz w:val="21"/>
-        </w:rPr>
-        <mc:AlternateContent>
-          <mc:Choice Requires="wps">
-            <w:drawing>
-              <wp:anchor distT="0" distB="0" distL="114300" distR="114300" simplePos="0" relativeHeight="251702272" behindDoc="0" locked="0" layoutInCell="1" allowOverlap="1">
-                <wp:simplePos x="0" y="0"/>
-                <wp:positionH relativeFrom="column">
-                  <wp:posOffset>6447155</wp:posOffset>
-                </wp:positionH>
-                <wp:positionV relativeFrom="paragraph">
-                  <wp:posOffset>19685</wp:posOffset>
-                </wp:positionV>
-                <wp:extent cx="589280" cy="387985"/>
-                <wp:effectExtent l="0" t="0" r="0" b="0"/>
-                <wp:wrapNone/>
-                <wp:docPr id="28" name="文本框 28"/>
-                <wp:cNvGraphicFramePr/>
-                <a:graphic xmlns:a="http://schemas.openxmlformats.org/drawingml/2006/main">
-                  <a:graphicData uri="http://schemas.microsoft.com/office/word/2010/wordprocessingShape">
-                    <wps:wsp>
-                      <wps:cNvSpPr txBox="1"/>
-                      <wps:spPr>
-                        <a:xfrm>
-                          <a:off x="0" y="0"/>
-                          <a:ext cx="589280" cy="387985"/>
+                          <a:ext cx="1430655" cy="530225"/>
                         </a:xfrm>
                         <a:prstGeom prst="rect">
                           <a:avLst/>
@@ -4087,9 +4867,10 @@
                               <w:adjustRightInd/>
                               <w:snapToGrid/>
                               <w:spacing w:line="0" w:lineRule="atLeast"/>
+                              <w:jc w:val="center"/>
                               <w:textAlignment w:val="auto"/>
                               <w:rPr>
-                                <w:rFonts w:hint="default" w:ascii="微软雅黑" w:hAnsi="微软雅黑" w:eastAsia="微软雅黑" w:cs="微软雅黑"/>
+                                <w:rFonts w:hint="default" w:asciiTheme="minorEastAsia" w:hAnsiTheme="minorEastAsia" w:eastAsiaTheme="minorEastAsia" w:cstheme="minorEastAsia"/>
                                 <w:color w:val="auto"/>
                                 <w:sz w:val="28"/>
                                 <w:szCs w:val="28"/>
@@ -4098,13 +4879,13 @@
                             </w:pPr>
                             <w:r>
                               <w:rPr>
-                                <w:rFonts w:hint="eastAsia" w:ascii="微软雅黑" w:hAnsi="微软雅黑" w:eastAsia="微软雅黑" w:cs="微软雅黑"/>
-                                <w:color w:val="auto"/>
-                                <w:sz w:val="28"/>
-                                <w:szCs w:val="28"/>
-                                <w:lang w:val="en-US" w:eastAsia="zh-CN"/>
-                              </w:rPr>
-                              <w:t>中湿</w:t>
+                                <w:rFonts w:hint="eastAsia" w:asciiTheme="minorEastAsia" w:hAnsiTheme="minorEastAsia" w:eastAsiaTheme="minorEastAsia" w:cstheme="minorEastAsia"/>
+                                <w:color w:val="auto"/>
+                                <w:sz w:val="28"/>
+                                <w:szCs w:val="28"/>
+                                <w:lang w:val="en-US" w:eastAsia="zh-CN"/>
+                              </w:rPr>
+                              <w:t>酸、臊、怒、嘘鸡、麦、李</w:t>
                             </w:r>
                           </w:p>
                         </w:txbxContent>
@@ -4120,7 +4901,7 @@
           </mc:Choice>
           <mc:Fallback>
             <w:pict>
-              <v:shape id="_x0000_s1026" o:spid="_x0000_s1026" o:spt="202" type="#_x0000_t202" style="position:absolute;left:0pt;margin-left:507.65pt;margin-top:1.55pt;height:30.55pt;width:46.4pt;z-index:251702272;mso-width-relative:page;mso-height-relative:page;" filled="f" stroked="f" coordsize="21600,21600" o:gfxdata="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">
+              <v:shape id="_x0000_s1026" o:spid="_x0000_s1026" o:spt="202" type="#_x0000_t202" style="position:absolute;left:0pt;margin-left:119.1pt;margin-top:14.85pt;height:41.75pt;width:112.65pt;z-index:251678720;mso-width-relative:page;mso-height-relative:page;" filled="f" stroked="f" coordsize="21600,21600" o:gfxdata="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">
                 <v:fill on="f" focussize="0,0"/>
                 <v:stroke on="f" weight="0.5pt"/>
                 <v:imagedata o:title=""/>
@@ -4141,9 +4922,10 @@
                         <w:adjustRightInd/>
                         <w:snapToGrid/>
                         <w:spacing w:line="0" w:lineRule="atLeast"/>
+                        <w:jc w:val="center"/>
                         <w:textAlignment w:val="auto"/>
                         <w:rPr>
-                          <w:rFonts w:hint="default" w:ascii="微软雅黑" w:hAnsi="微软雅黑" w:eastAsia="微软雅黑" w:cs="微软雅黑"/>
+                          <w:rFonts w:hint="default" w:asciiTheme="minorEastAsia" w:hAnsiTheme="minorEastAsia" w:eastAsiaTheme="minorEastAsia" w:cstheme="minorEastAsia"/>
                           <w:color w:val="auto"/>
                           <w:sz w:val="28"/>
                           <w:szCs w:val="28"/>
@@ -4152,13 +4934,13 @@
                       </w:pPr>
                       <w:r>
                         <w:rPr>
-                          <w:rFonts w:hint="eastAsia" w:ascii="微软雅黑" w:hAnsi="微软雅黑" w:eastAsia="微软雅黑" w:cs="微软雅黑"/>
-                          <w:color w:val="auto"/>
-                          <w:sz w:val="28"/>
-                          <w:szCs w:val="28"/>
-                          <w:lang w:val="en-US" w:eastAsia="zh-CN"/>
-                        </w:rPr>
-                        <w:t>中湿</w:t>
+                          <w:rFonts w:hint="eastAsia" w:asciiTheme="minorEastAsia" w:hAnsiTheme="minorEastAsia" w:eastAsiaTheme="minorEastAsia" w:cstheme="minorEastAsia"/>
+                          <w:color w:val="auto"/>
+                          <w:sz w:val="28"/>
+                          <w:szCs w:val="28"/>
+                          <w:lang w:val="en-US" w:eastAsia="zh-CN"/>
+                        </w:rPr>
+                        <w:t>酸、臊、怒、嘘鸡、麦、李</w:t>
                       </w:r>
                     </w:p>
                   </w:txbxContent>
@@ -4169,24 +4951,21 @@
         </mc:AlternateContent>
       </w:r>
       <w:r>
-        <w:rPr>
-          <w:sz w:val="21"/>
-        </w:rPr>
         <mc:AlternateContent>
           <mc:Choice Requires="wps">
             <w:drawing>
-              <wp:anchor distT="0" distB="0" distL="114300" distR="114300" simplePos="0" relativeHeight="251694080" behindDoc="0" locked="0" layoutInCell="1" allowOverlap="1">
+              <wp:anchor distT="0" distB="0" distL="114300" distR="114300" simplePos="0" relativeHeight="251672576" behindDoc="0" locked="0" layoutInCell="1" allowOverlap="1">
                 <wp:simplePos x="0" y="0"/>
                 <wp:positionH relativeFrom="column">
-                  <wp:posOffset>2172335</wp:posOffset>
+                  <wp:posOffset>4033520</wp:posOffset>
                 </wp:positionH>
                 <wp:positionV relativeFrom="paragraph">
-                  <wp:posOffset>7620</wp:posOffset>
+                  <wp:posOffset>127635</wp:posOffset>
                 </wp:positionV>
-                <wp:extent cx="589280" cy="387985"/>
+                <wp:extent cx="654685" cy="514985"/>
                 <wp:effectExtent l="0" t="0" r="0" b="0"/>
                 <wp:wrapNone/>
-                <wp:docPr id="18" name="文本框 18"/>
+                <wp:docPr id="34" name="文本框 34"/>
                 <wp:cNvGraphicFramePr/>
                 <a:graphic xmlns:a="http://schemas.openxmlformats.org/drawingml/2006/main">
                   <a:graphicData uri="http://schemas.microsoft.com/office/word/2010/wordprocessingShape">
@@ -4195,71 +4974,38 @@
                       <wps:spPr>
                         <a:xfrm>
                           <a:off x="0" y="0"/>
-                          <a:ext cx="589280" cy="387985"/>
+                          <a:ext cx="654685" cy="514985"/>
                         </a:xfrm>
                         <a:prstGeom prst="rect">
                           <a:avLst/>
                         </a:prstGeom>
                         <a:noFill/>
-                        <a:ln w="6350">
+                        <a:ln>
                           <a:noFill/>
                         </a:ln>
                       </wps:spPr>
-                      <wps:style>
-                        <a:lnRef idx="0">
-                          <a:schemeClr val="accent1"/>
-                        </a:lnRef>
-                        <a:fillRef idx="0">
-                          <a:schemeClr val="accent1"/>
-                        </a:fillRef>
-                        <a:effectRef idx="0">
-                          <a:schemeClr val="accent1"/>
-                        </a:effectRef>
-                        <a:fontRef idx="minor">
-                          <a:schemeClr val="dk1"/>
-                        </a:fontRef>
-                      </wps:style>
                       <wps:txbx>
                         <w:txbxContent>
                           <w:p>
                             <w:pPr>
-                              <w:keepNext w:val="0"/>
-                              <w:keepLines w:val="0"/>
-                              <w:pageBreakBefore w:val="0"/>
-                              <w:widowControl w:val="0"/>
-                              <w:kinsoku/>
-                              <w:wordWrap/>
-                              <w:overflowPunct/>
-                              <w:topLinePunct w:val="0"/>
-                              <w:bidi w:val="0"/>
-                              <w:adjustRightInd/>
-                              <w:snapToGrid/>
-                              <w:spacing w:line="0" w:lineRule="atLeast"/>
-                              <w:textAlignment w:val="auto"/>
-                              <w:rPr>
-                                <w:rFonts w:hint="default" w:ascii="微软雅黑" w:hAnsi="微软雅黑" w:eastAsia="微软雅黑" w:cs="微软雅黑"/>
-                                <w:color w:val="auto"/>
-                                <w:sz w:val="28"/>
-                                <w:szCs w:val="28"/>
-                                <w:lang w:val="en-US" w:eastAsia="zh-CN"/>
+                              <w:rPr>
+                                <w:rFonts w:hint="eastAsia" w:ascii="微软雅黑" w:hAnsi="微软雅黑" w:eastAsia="微软雅黑" w:cs="微软雅黑"/>
+                                <w:sz w:val="44"/>
+                                <w:szCs w:val="44"/>
                               </w:rPr>
                             </w:pPr>
                             <w:r>
                               <w:rPr>
                                 <w:rFonts w:hint="eastAsia" w:ascii="微软雅黑" w:hAnsi="微软雅黑" w:eastAsia="微软雅黑" w:cs="微软雅黑"/>
-                                <w:color w:val="auto"/>
-                                <w:sz w:val="28"/>
-                                <w:szCs w:val="28"/>
-                                <w:lang w:val="en-US" w:eastAsia="zh-CN"/>
-                              </w:rPr>
-                              <w:t>东风</w:t>
+                                <w:sz w:val="44"/>
+                                <w:szCs w:val="44"/>
+                              </w:rPr>
+                              <w:t>相克</w:t>
                             </w:r>
                           </w:p>
                         </w:txbxContent>
                       </wps:txbx>
-                      <wps:bodyPr rot="0" spcFirstLastPara="0" vertOverflow="overflow" horzOverflow="overflow" vert="horz" wrap="square" lIns="91440" tIns="45720" rIns="91440" bIns="45720" numCol="1" spcCol="0" rtlCol="0" fromWordArt="0" anchor="t" anchorCtr="0" forceAA="0" compatLnSpc="1">
-                        <a:noAutofit/>
-                      </wps:bodyPr>
+                      <wps:bodyPr lIns="0" tIns="0" rIns="0" bIns="0" upright="1"/>
                     </wps:wsp>
                   </a:graphicData>
                 </a:graphic>
@@ -4268,258 +5014,32 @@
           </mc:Choice>
           <mc:Fallback>
             <w:pict>
-              <v:shape id="_x0000_s1026" o:spid="_x0000_s1026" o:spt="202" type="#_x0000_t202" style="position:absolute;left:0pt;margin-left:171.05pt;margin-top:0.6pt;height:30.55pt;width:46.4pt;z-index:251694080;mso-width-relative:page;mso-height-relative:page;" filled="f" stroked="f" coordsize="21600,21600" o:gfxdata="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">
+              <v:shape id="_x0000_s1026" o:spid="_x0000_s1026" o:spt="202" type="#_x0000_t202" style="position:absolute;left:0pt;margin-left:317.6pt;margin-top:10.05pt;height:40.55pt;width:51.55pt;z-index:251672576;mso-width-relative:page;mso-height-relative:page;" filled="f" stroked="f" coordsize="21600,21600" o:gfxdata="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">
                 <v:fill on="f" focussize="0,0"/>
-                <v:stroke on="f" weight="0.5pt"/>
+                <v:stroke on="f"/>
                 <v:imagedata o:title=""/>
                 <o:lock v:ext="edit" aspectratio="f"/>
-                <v:textbox>
+                <v:textbox inset="0mm,0mm,0mm,0mm">
                   <w:txbxContent>
                     <w:p>
                       <w:pPr>
-                        <w:keepNext w:val="0"/>
-                        <w:keepLines w:val="0"/>
-                        <w:pageBreakBefore w:val="0"/>
-                        <w:widowControl w:val="0"/>
-                        <w:kinsoku/>
-                        <w:wordWrap/>
-                        <w:overflowPunct/>
-                        <w:topLinePunct w:val="0"/>
-                        <w:bidi w:val="0"/>
-                        <w:adjustRightInd/>
-                        <w:snapToGrid/>
-                        <w:spacing w:line="0" w:lineRule="atLeast"/>
-                        <w:textAlignment w:val="auto"/>
-                        <w:rPr>
-                          <w:rFonts w:hint="default" w:ascii="微软雅黑" w:hAnsi="微软雅黑" w:eastAsia="微软雅黑" w:cs="微软雅黑"/>
-                          <w:color w:val="auto"/>
-                          <w:sz w:val="28"/>
-                          <w:szCs w:val="28"/>
-                          <w:lang w:val="en-US" w:eastAsia="zh-CN"/>
+                        <w:rPr>
+                          <w:rFonts w:hint="eastAsia" w:ascii="微软雅黑" w:hAnsi="微软雅黑" w:eastAsia="微软雅黑" w:cs="微软雅黑"/>
+                          <w:sz w:val="44"/>
+                          <w:szCs w:val="44"/>
                         </w:rPr>
                       </w:pPr>
                       <w:r>
                         <w:rPr>
                           <w:rFonts w:hint="eastAsia" w:ascii="微软雅黑" w:hAnsi="微软雅黑" w:eastAsia="微软雅黑" w:cs="微软雅黑"/>
-                          <w:color w:val="auto"/>
-                          <w:sz w:val="28"/>
-                          <w:szCs w:val="28"/>
-                          <w:lang w:val="en-US" w:eastAsia="zh-CN"/>
-                        </w:rPr>
-                        <w:t>东风</w:t>
+                          <w:sz w:val="44"/>
+                          <w:szCs w:val="44"/>
+                        </w:rPr>
+                        <w:t>相克</w:t>
                       </w:r>
                     </w:p>
                   </w:txbxContent>
                 </v:textbox>
-              </v:shape>
-            </w:pict>
-          </mc:Fallback>
-        </mc:AlternateContent>
-      </w:r>
-      <w:r>
-        <w:rPr>
-          <w:sz w:val="21"/>
-        </w:rPr>
-        <mc:AlternateContent>
-          <mc:Choice Requires="wps">
-            <w:drawing>
-              <wp:anchor distT="0" distB="0" distL="114300" distR="114300" simplePos="0" relativeHeight="251689984" behindDoc="0" locked="0" layoutInCell="1" allowOverlap="1">
-                <wp:simplePos x="0" y="0"/>
-                <wp:positionH relativeFrom="column">
-                  <wp:posOffset>5574030</wp:posOffset>
-                </wp:positionH>
-                <wp:positionV relativeFrom="paragraph">
-                  <wp:posOffset>34290</wp:posOffset>
-                </wp:positionV>
-                <wp:extent cx="588645" cy="387985"/>
-                <wp:effectExtent l="0" t="0" r="0" b="0"/>
-                <wp:wrapNone/>
-                <wp:docPr id="14" name="文本框 14"/>
-                <wp:cNvGraphicFramePr/>
-                <a:graphic xmlns:a="http://schemas.openxmlformats.org/drawingml/2006/main">
-                  <a:graphicData uri="http://schemas.microsoft.com/office/word/2010/wordprocessingShape">
-                    <wps:wsp>
-                      <wps:cNvSpPr txBox="1"/>
-                      <wps:spPr>
-                        <a:xfrm>
-                          <a:off x="0" y="0"/>
-                          <a:ext cx="588645" cy="387985"/>
-                        </a:xfrm>
-                        <a:prstGeom prst="rect">
-                          <a:avLst/>
-                        </a:prstGeom>
-                        <a:noFill/>
-                        <a:ln w="6350">
-                          <a:noFill/>
-                        </a:ln>
-                      </wps:spPr>
-                      <wps:style>
-                        <a:lnRef idx="0">
-                          <a:schemeClr val="accent1"/>
-                        </a:lnRef>
-                        <a:fillRef idx="0">
-                          <a:schemeClr val="accent1"/>
-                        </a:fillRef>
-                        <a:effectRef idx="0">
-                          <a:schemeClr val="accent1"/>
-                        </a:effectRef>
-                        <a:fontRef idx="minor">
-                          <a:schemeClr val="dk1"/>
-                        </a:fontRef>
-                      </wps:style>
-                      <wps:txbx>
-                        <w:txbxContent>
-                          <w:p>
-                            <w:pPr>
-                              <w:keepNext w:val="0"/>
-                              <w:keepLines w:val="0"/>
-                              <w:pageBreakBefore w:val="0"/>
-                              <w:widowControl w:val="0"/>
-                              <w:kinsoku/>
-                              <w:wordWrap/>
-                              <w:overflowPunct/>
-                              <w:topLinePunct w:val="0"/>
-                              <w:bidi w:val="0"/>
-                              <w:adjustRightInd/>
-                              <w:snapToGrid/>
-                              <w:spacing w:line="0" w:lineRule="atLeast"/>
-                              <w:textAlignment w:val="auto"/>
-                              <w:rPr>
-                                <w:rFonts w:hint="default" w:ascii="微软雅黑" w:hAnsi="微软雅黑" w:eastAsia="微软雅黑" w:cs="微软雅黑"/>
-                                <w:color w:val="auto"/>
-                                <w:sz w:val="28"/>
-                                <w:szCs w:val="28"/>
-                                <w:lang w:val="en-US" w:eastAsia="zh-CN"/>
-                              </w:rPr>
-                            </w:pPr>
-                            <w:r>
-                              <w:rPr>
-                                <w:rFonts w:hint="eastAsia" w:ascii="微软雅黑" w:hAnsi="微软雅黑" w:eastAsia="微软雅黑" w:cs="微软雅黑"/>
-                                <w:color w:val="auto"/>
-                                <w:sz w:val="28"/>
-                                <w:szCs w:val="28"/>
-                                <w:lang w:val="en-US" w:eastAsia="zh-CN"/>
-                              </w:rPr>
-                              <w:t>长夏</w:t>
-                            </w:r>
-                          </w:p>
-                        </w:txbxContent>
-                      </wps:txbx>
-                      <wps:bodyPr rot="0" spcFirstLastPara="0" vertOverflow="overflow" horzOverflow="overflow" vert="horz" wrap="square" lIns="91440" tIns="45720" rIns="91440" bIns="45720" numCol="1" spcCol="0" rtlCol="0" fromWordArt="0" anchor="t" anchorCtr="0" forceAA="0" compatLnSpc="1">
-                        <a:noAutofit/>
-                      </wps:bodyPr>
-                    </wps:wsp>
-                  </a:graphicData>
-                </a:graphic>
-              </wp:anchor>
-            </w:drawing>
-          </mc:Choice>
-          <mc:Fallback>
-            <w:pict>
-              <v:shape id="_x0000_s1026" o:spid="_x0000_s1026" o:spt="202" type="#_x0000_t202" style="position:absolute;left:0pt;margin-left:438.9pt;margin-top:2.7pt;height:30.55pt;width:46.35pt;z-index:251689984;mso-width-relative:page;mso-height-relative:page;" filled="f" stroked="f" coordsize="21600,21600" o:gfxdata="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">
-                <v:fill on="f" focussize="0,0"/>
-                <v:stroke on="f" weight="0.5pt"/>
-                <v:imagedata o:title=""/>
-                <o:lock v:ext="edit" aspectratio="f"/>
-                <v:textbox>
-                  <w:txbxContent>
-                    <w:p>
-                      <w:pPr>
-                        <w:keepNext w:val="0"/>
-                        <w:keepLines w:val="0"/>
-                        <w:pageBreakBefore w:val="0"/>
-                        <w:widowControl w:val="0"/>
-                        <w:kinsoku/>
-                        <w:wordWrap/>
-                        <w:overflowPunct/>
-                        <w:topLinePunct w:val="0"/>
-                        <w:bidi w:val="0"/>
-                        <w:adjustRightInd/>
-                        <w:snapToGrid/>
-                        <w:spacing w:line="0" w:lineRule="atLeast"/>
-                        <w:textAlignment w:val="auto"/>
-                        <w:rPr>
-                          <w:rFonts w:hint="default" w:ascii="微软雅黑" w:hAnsi="微软雅黑" w:eastAsia="微软雅黑" w:cs="微软雅黑"/>
-                          <w:color w:val="auto"/>
-                          <w:sz w:val="28"/>
-                          <w:szCs w:val="28"/>
-                          <w:lang w:val="en-US" w:eastAsia="zh-CN"/>
-                        </w:rPr>
-                      </w:pPr>
-                      <w:r>
-                        <w:rPr>
-                          <w:rFonts w:hint="eastAsia" w:ascii="微软雅黑" w:hAnsi="微软雅黑" w:eastAsia="微软雅黑" w:cs="微软雅黑"/>
-                          <w:color w:val="auto"/>
-                          <w:sz w:val="28"/>
-                          <w:szCs w:val="28"/>
-                          <w:lang w:val="en-US" w:eastAsia="zh-CN"/>
-                        </w:rPr>
-                        <w:t>长夏</w:t>
-                      </w:r>
-                    </w:p>
-                  </w:txbxContent>
-                </v:textbox>
-              </v:shape>
-            </w:pict>
-          </mc:Fallback>
-        </mc:AlternateContent>
-      </w:r>
-    </w:p>
-    <w:p/>
-    <w:p/>
-    <w:p>
-      <w:r>
-        <mc:AlternateContent>
-          <mc:Choice Requires="wps">
-            <w:drawing>
-              <wp:anchor distT="0" distB="0" distL="114300" distR="114300" simplePos="0" relativeHeight="251669504" behindDoc="0" locked="0" layoutInCell="1" allowOverlap="1">
-                <wp:simplePos x="0" y="0"/>
-                <wp:positionH relativeFrom="column">
-                  <wp:posOffset>2893060</wp:posOffset>
-                </wp:positionH>
-                <wp:positionV relativeFrom="paragraph">
-                  <wp:posOffset>142240</wp:posOffset>
-                </wp:positionV>
-                <wp:extent cx="2489200" cy="17145"/>
-                <wp:effectExtent l="0" t="46990" r="6350" b="69215"/>
-                <wp:wrapNone/>
-                <wp:docPr id="35" name="直接箭头连接符 35"/>
-                <wp:cNvGraphicFramePr/>
-                <a:graphic xmlns:a="http://schemas.openxmlformats.org/drawingml/2006/main">
-                  <a:graphicData uri="http://schemas.microsoft.com/office/word/2010/wordprocessingShape">
-                    <wps:wsp>
-                      <wps:cNvCnPr/>
-                      <wps:spPr>
-                        <a:xfrm>
-                          <a:off x="0" y="0"/>
-                          <a:ext cx="2489200" cy="17145"/>
-                        </a:xfrm>
-                        <a:prstGeom prst="straightConnector1">
-                          <a:avLst/>
-                        </a:prstGeom>
-                        <a:ln w="25400" cap="flat" cmpd="sng">
-                          <a:solidFill>
-                            <a:srgbClr val="000000"/>
-                          </a:solidFill>
-                          <a:prstDash val="solid"/>
-                          <a:headEnd type="none" w="med" len="med"/>
-                          <a:tailEnd type="triangle" w="lg" len="lg"/>
-                        </a:ln>
-                      </wps:spPr>
-                      <wps:bodyPr/>
-                    </wps:wsp>
-                  </a:graphicData>
-                </a:graphic>
-              </wp:anchor>
-            </w:drawing>
-          </mc:Choice>
-          <mc:Fallback>
-            <w:pict>
-              <v:shape id="_x0000_s1026" o:spid="_x0000_s1026" o:spt="32" type="#_x0000_t32" style="position:absolute;left:0pt;margin-left:227.8pt;margin-top:11.2pt;height:1.35pt;width:196pt;z-index:251669504;mso-width-relative:page;mso-height-relative:page;" filled="f" stroked="t" coordsize="21600,21600" o:gfxdata="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">
-                <v:fill on="f" focussize="0,0"/>
-                <v:stroke weight="2pt" color="#000000" joinstyle="round" endarrow="block" endarrowwidth="wide" endarrowlength="long"/>
-                <v:imagedata o:title=""/>
-                <o:lock v:ext="edit" aspectratio="f"/>
               </v:shape>
             </w:pict>
           </mc:Fallback>
@@ -4537,10 +5057,10 @@
               <wp:anchor distT="0" distB="0" distL="114300" distR="114300" simplePos="0" relativeHeight="251681792" behindDoc="0" locked="0" layoutInCell="1" allowOverlap="1">
                 <wp:simplePos x="0" y="0"/>
                 <wp:positionH relativeFrom="column">
-                  <wp:posOffset>5500370</wp:posOffset>
+                  <wp:posOffset>5728970</wp:posOffset>
                 </wp:positionH>
                 <wp:positionV relativeFrom="paragraph">
-                  <wp:posOffset>154305</wp:posOffset>
+                  <wp:posOffset>3810</wp:posOffset>
                 </wp:positionV>
                 <wp:extent cx="1478915" cy="594360"/>
                 <wp:effectExtent l="0" t="0" r="0" b="0"/>
@@ -4628,7 +5148,7 @@
           </mc:Choice>
           <mc:Fallback>
             <w:pict>
-              <v:shape id="_x0000_s1026" o:spid="_x0000_s1026" o:spt="202" type="#_x0000_t202" style="position:absolute;left:0pt;margin-left:433.1pt;margin-top:12.15pt;height:46.8pt;width:116.45pt;z-index:251681792;mso-width-relative:page;mso-height-relative:page;" filled="f" stroked="f" coordsize="21600,21600" o:gfxdata="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">
+              <v:shape id="_x0000_s1026" o:spid="_x0000_s1026" o:spt="202" type="#_x0000_t202" style="position:absolute;left:0pt;margin-left:451.1pt;margin-top:0.3pt;height:46.8pt;width:116.45pt;z-index:251681792;mso-width-relative:page;mso-height-relative:page;" filled="f" stroked="f" coordsize="21600,21600" o:gfxdata="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">
                 <v:fill on="f" focussize="0,0"/>
                 <v:stroke on="f" weight="0.5pt"/>
                 <v:imagedata o:title=""/>
@@ -4677,367 +5197,7 @@
           </mc:Fallback>
         </mc:AlternateContent>
       </w:r>
-      <w:r>
-        <w:rPr>
-          <w:sz w:val="21"/>
-        </w:rPr>
-        <mc:AlternateContent>
-          <mc:Choice Requires="wps">
-            <w:drawing>
-              <wp:anchor distT="0" distB="0" distL="114300" distR="114300" simplePos="0" relativeHeight="251678720" behindDoc="0" locked="0" layoutInCell="1" allowOverlap="1">
-                <wp:simplePos x="0" y="0"/>
-                <wp:positionH relativeFrom="column">
-                  <wp:posOffset>1283970</wp:posOffset>
-                </wp:positionH>
-                <wp:positionV relativeFrom="paragraph">
-                  <wp:posOffset>140970</wp:posOffset>
-                </wp:positionV>
-                <wp:extent cx="1430655" cy="530225"/>
-                <wp:effectExtent l="0" t="0" r="0" b="0"/>
-                <wp:wrapNone/>
-                <wp:docPr id="2" name="文本框 2"/>
-                <wp:cNvGraphicFramePr/>
-                <a:graphic xmlns:a="http://schemas.openxmlformats.org/drawingml/2006/main">
-                  <a:graphicData uri="http://schemas.microsoft.com/office/word/2010/wordprocessingShape">
-                    <wps:wsp>
-                      <wps:cNvSpPr txBox="1"/>
-                      <wps:spPr>
-                        <a:xfrm>
-                          <a:off x="0" y="0"/>
-                          <a:ext cx="1430655" cy="530225"/>
-                        </a:xfrm>
-                        <a:prstGeom prst="rect">
-                          <a:avLst/>
-                        </a:prstGeom>
-                        <a:noFill/>
-                        <a:ln w="6350">
-                          <a:noFill/>
-                        </a:ln>
-                      </wps:spPr>
-                      <wps:style>
-                        <a:lnRef idx="0">
-                          <a:schemeClr val="accent1"/>
-                        </a:lnRef>
-                        <a:fillRef idx="0">
-                          <a:schemeClr val="accent1"/>
-                        </a:fillRef>
-                        <a:effectRef idx="0">
-                          <a:schemeClr val="accent1"/>
-                        </a:effectRef>
-                        <a:fontRef idx="minor">
-                          <a:schemeClr val="dk1"/>
-                        </a:fontRef>
-                      </wps:style>
-                      <wps:txbx>
-                        <w:txbxContent>
-                          <w:p>
-                            <w:pPr>
-                              <w:keepNext w:val="0"/>
-                              <w:keepLines w:val="0"/>
-                              <w:pageBreakBefore w:val="0"/>
-                              <w:widowControl w:val="0"/>
-                              <w:kinsoku/>
-                              <w:wordWrap/>
-                              <w:overflowPunct/>
-                              <w:topLinePunct w:val="0"/>
-                              <w:bidi w:val="0"/>
-                              <w:adjustRightInd/>
-                              <w:snapToGrid/>
-                              <w:spacing w:line="0" w:lineRule="atLeast"/>
-                              <w:jc w:val="center"/>
-                              <w:textAlignment w:val="auto"/>
-                              <w:rPr>
-                                <w:rFonts w:hint="default" w:asciiTheme="minorEastAsia" w:hAnsiTheme="minorEastAsia" w:eastAsiaTheme="minorEastAsia" w:cstheme="minorEastAsia"/>
-                                <w:color w:val="auto"/>
-                                <w:sz w:val="28"/>
-                                <w:szCs w:val="28"/>
-                                <w:lang w:val="en-US" w:eastAsia="zh-CN"/>
-                              </w:rPr>
-                            </w:pPr>
-                            <w:r>
-                              <w:rPr>
-                                <w:rFonts w:hint="eastAsia" w:asciiTheme="minorEastAsia" w:hAnsiTheme="minorEastAsia" w:eastAsiaTheme="minorEastAsia" w:cstheme="minorEastAsia"/>
-                                <w:color w:val="auto"/>
-                                <w:sz w:val="28"/>
-                                <w:szCs w:val="28"/>
-                                <w:lang w:val="en-US" w:eastAsia="zh-CN"/>
-                              </w:rPr>
-                              <w:t>酸、臊、怒、嘘鸡、麦、李</w:t>
-                            </w:r>
-                          </w:p>
-                        </w:txbxContent>
-                      </wps:txbx>
-                      <wps:bodyPr rot="0" spcFirstLastPara="0" vertOverflow="overflow" horzOverflow="overflow" vert="horz" wrap="square" lIns="91440" tIns="45720" rIns="91440" bIns="45720" numCol="1" spcCol="0" rtlCol="0" fromWordArt="0" anchor="t" anchorCtr="0" forceAA="0" compatLnSpc="1">
-                        <a:noAutofit/>
-                      </wps:bodyPr>
-                    </wps:wsp>
-                  </a:graphicData>
-                </a:graphic>
-              </wp:anchor>
-            </w:drawing>
-          </mc:Choice>
-          <mc:Fallback>
-            <w:pict>
-              <v:shape id="_x0000_s1026" o:spid="_x0000_s1026" o:spt="202" type="#_x0000_t202" style="position:absolute;left:0pt;margin-left:101.1pt;margin-top:11.1pt;height:41.75pt;width:112.65pt;z-index:251678720;mso-width-relative:page;mso-height-relative:page;" filled="f" stroked="f" coordsize="21600,21600" o:gfxdata="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">
-                <v:fill on="f" focussize="0,0"/>
-                <v:stroke on="f" weight="0.5pt"/>
-                <v:imagedata o:title=""/>
-                <o:lock v:ext="edit" aspectratio="f"/>
-                <v:textbox>
-                  <w:txbxContent>
-                    <w:p>
-                      <w:pPr>
-                        <w:keepNext w:val="0"/>
-                        <w:keepLines w:val="0"/>
-                        <w:pageBreakBefore w:val="0"/>
-                        <w:widowControl w:val="0"/>
-                        <w:kinsoku/>
-                        <w:wordWrap/>
-                        <w:overflowPunct/>
-                        <w:topLinePunct w:val="0"/>
-                        <w:bidi w:val="0"/>
-                        <w:adjustRightInd/>
-                        <w:snapToGrid/>
-                        <w:spacing w:line="0" w:lineRule="atLeast"/>
-                        <w:jc w:val="center"/>
-                        <w:textAlignment w:val="auto"/>
-                        <w:rPr>
-                          <w:rFonts w:hint="default" w:asciiTheme="minorEastAsia" w:hAnsiTheme="minorEastAsia" w:eastAsiaTheme="minorEastAsia" w:cstheme="minorEastAsia"/>
-                          <w:color w:val="auto"/>
-                          <w:sz w:val="28"/>
-                          <w:szCs w:val="28"/>
-                          <w:lang w:val="en-US" w:eastAsia="zh-CN"/>
-                        </w:rPr>
-                      </w:pPr>
-                      <w:r>
-                        <w:rPr>
-                          <w:rFonts w:hint="eastAsia" w:asciiTheme="minorEastAsia" w:hAnsiTheme="minorEastAsia" w:eastAsiaTheme="minorEastAsia" w:cstheme="minorEastAsia"/>
-                          <w:color w:val="auto"/>
-                          <w:sz w:val="28"/>
-                          <w:szCs w:val="28"/>
-                          <w:lang w:val="en-US" w:eastAsia="zh-CN"/>
-                        </w:rPr>
-                        <w:t>酸、臊、怒、嘘鸡、麦、李</w:t>
-                      </w:r>
-                    </w:p>
-                  </w:txbxContent>
-                </v:textbox>
-              </v:shape>
-            </w:pict>
-          </mc:Fallback>
-        </mc:AlternateContent>
-      </w:r>
-      <w:r>
-        <mc:AlternateContent>
-          <mc:Choice Requires="wps">
-            <w:drawing>
-              <wp:anchor distT="0" distB="0" distL="114300" distR="114300" simplePos="0" relativeHeight="251672576" behindDoc="0" locked="0" layoutInCell="1" allowOverlap="1">
-                <wp:simplePos x="0" y="0"/>
-                <wp:positionH relativeFrom="column">
-                  <wp:posOffset>3804920</wp:posOffset>
-                </wp:positionH>
-                <wp:positionV relativeFrom="paragraph">
-                  <wp:posOffset>80010</wp:posOffset>
-                </wp:positionV>
-                <wp:extent cx="654685" cy="514985"/>
-                <wp:effectExtent l="0" t="0" r="0" b="0"/>
-                <wp:wrapNone/>
-                <wp:docPr id="34" name="文本框 34"/>
-                <wp:cNvGraphicFramePr/>
-                <a:graphic xmlns:a="http://schemas.openxmlformats.org/drawingml/2006/main">
-                  <a:graphicData uri="http://schemas.microsoft.com/office/word/2010/wordprocessingShape">
-                    <wps:wsp>
-                      <wps:cNvSpPr txBox="1"/>
-                      <wps:spPr>
-                        <a:xfrm>
-                          <a:off x="0" y="0"/>
-                          <a:ext cx="654685" cy="514985"/>
-                        </a:xfrm>
-                        <a:prstGeom prst="rect">
-                          <a:avLst/>
-                        </a:prstGeom>
-                        <a:noFill/>
-                        <a:ln>
-                          <a:noFill/>
-                        </a:ln>
-                      </wps:spPr>
-                      <wps:txbx>
-                        <w:txbxContent>
-                          <w:p>
-                            <w:pPr>
-                              <w:rPr>
-                                <w:rFonts w:hint="eastAsia" w:ascii="微软雅黑" w:hAnsi="微软雅黑" w:eastAsia="微软雅黑" w:cs="微软雅黑"/>
-                                <w:sz w:val="44"/>
-                                <w:szCs w:val="44"/>
-                              </w:rPr>
-                            </w:pPr>
-                            <w:r>
-                              <w:rPr>
-                                <w:rFonts w:hint="eastAsia" w:ascii="微软雅黑" w:hAnsi="微软雅黑" w:eastAsia="微软雅黑" w:cs="微软雅黑"/>
-                                <w:sz w:val="44"/>
-                                <w:szCs w:val="44"/>
-                              </w:rPr>
-                              <w:t>相克</w:t>
-                            </w:r>
-                          </w:p>
-                        </w:txbxContent>
-                      </wps:txbx>
-                      <wps:bodyPr lIns="0" tIns="0" rIns="0" bIns="0" upright="1"/>
-                    </wps:wsp>
-                  </a:graphicData>
-                </a:graphic>
-              </wp:anchor>
-            </w:drawing>
-          </mc:Choice>
-          <mc:Fallback>
-            <w:pict>
-              <v:shape id="_x0000_s1026" o:spid="_x0000_s1026" o:spt="202" type="#_x0000_t202" style="position:absolute;left:0pt;margin-left:299.6pt;margin-top:6.3pt;height:40.55pt;width:51.55pt;z-index:251672576;mso-width-relative:page;mso-height-relative:page;" filled="f" stroked="f" coordsize="21600,21600" o:gfxdata="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">
-                <v:fill on="f" focussize="0,0"/>
-                <v:stroke on="f"/>
-                <v:imagedata o:title=""/>
-                <o:lock v:ext="edit" aspectratio="f"/>
-                <v:textbox inset="0mm,0mm,0mm,0mm">
-                  <w:txbxContent>
-                    <w:p>
-                      <w:pPr>
-                        <w:rPr>
-                          <w:rFonts w:hint="eastAsia" w:ascii="微软雅黑" w:hAnsi="微软雅黑" w:eastAsia="微软雅黑" w:cs="微软雅黑"/>
-                          <w:sz w:val="44"/>
-                          <w:szCs w:val="44"/>
-                        </w:rPr>
-                      </w:pPr>
-                      <w:r>
-                        <w:rPr>
-                          <w:rFonts w:hint="eastAsia" w:ascii="微软雅黑" w:hAnsi="微软雅黑" w:eastAsia="微软雅黑" w:cs="微软雅黑"/>
-                          <w:sz w:val="44"/>
-                          <w:szCs w:val="44"/>
-                        </w:rPr>
-                        <w:t>相克</w:t>
-                      </w:r>
-                    </w:p>
-                  </w:txbxContent>
-                </v:textbox>
-              </v:shape>
-            </w:pict>
-          </mc:Fallback>
-        </mc:AlternateContent>
-      </w:r>
-      <w:r>
-        <mc:AlternateContent>
-          <mc:Choice Requires="wps">
-            <w:drawing>
-              <wp:anchor distT="0" distB="0" distL="114300" distR="114300" simplePos="0" relativeHeight="251670528" behindDoc="0" locked="0" layoutInCell="1" allowOverlap="1">
-                <wp:simplePos x="0" y="0"/>
-                <wp:positionH relativeFrom="column">
-                  <wp:posOffset>3327400</wp:posOffset>
-                </wp:positionH>
-                <wp:positionV relativeFrom="paragraph">
-                  <wp:posOffset>60325</wp:posOffset>
-                </wp:positionV>
-                <wp:extent cx="2047875" cy="1543050"/>
-                <wp:effectExtent l="0" t="10160" r="9525" b="8890"/>
-                <wp:wrapNone/>
-                <wp:docPr id="36" name="直接箭头连接符 36"/>
-                <wp:cNvGraphicFramePr/>
-                <a:graphic xmlns:a="http://schemas.openxmlformats.org/drawingml/2006/main">
-                  <a:graphicData uri="http://schemas.microsoft.com/office/word/2010/wordprocessingShape">
-                    <wps:wsp>
-                      <wps:cNvCnPr/>
-                      <wps:spPr>
-                        <a:xfrm flipH="1">
-                          <a:off x="0" y="0"/>
-                          <a:ext cx="2047875" cy="1543050"/>
-                        </a:xfrm>
-                        <a:prstGeom prst="straightConnector1">
-                          <a:avLst/>
-                        </a:prstGeom>
-                        <a:ln w="25400" cap="flat" cmpd="sng">
-                          <a:solidFill>
-                            <a:srgbClr val="000000"/>
-                          </a:solidFill>
-                          <a:prstDash val="solid"/>
-                          <a:headEnd type="none" w="med" len="med"/>
-                          <a:tailEnd type="triangle" w="lg" len="lg"/>
-                        </a:ln>
-                      </wps:spPr>
-                      <wps:bodyPr/>
-                    </wps:wsp>
-                  </a:graphicData>
-                </a:graphic>
-              </wp:anchor>
-            </w:drawing>
-          </mc:Choice>
-          <mc:Fallback>
-            <w:pict>
-              <v:shape id="_x0000_s1026" o:spid="_x0000_s1026" o:spt="32" type="#_x0000_t32" style="position:absolute;left:0pt;flip:x;margin-left:262pt;margin-top:4.75pt;height:121.5pt;width:161.25pt;z-index:251670528;mso-width-relative:page;mso-height-relative:page;" filled="f" stroked="t" coordsize="21600,21600" o:gfxdata="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">
-                <v:fill on="f" focussize="0,0"/>
-                <v:stroke weight="2pt" color="#000000" joinstyle="round" endarrow="block" endarrowwidth="wide" endarrowlength="long"/>
-                <v:imagedata o:title=""/>
-                <o:lock v:ext="edit" aspectratio="f"/>
-              </v:shape>
-            </w:pict>
-          </mc:Fallback>
-        </mc:AlternateContent>
-      </w:r>
-      <w:r>
-        <mc:AlternateContent>
-          <mc:Choice Requires="wps">
-            <w:drawing>
-              <wp:anchor distT="0" distB="0" distL="114300" distR="114300" simplePos="0" relativeHeight="251668480" behindDoc="0" locked="0" layoutInCell="1" allowOverlap="1">
-                <wp:simplePos x="0" y="0"/>
-                <wp:positionH relativeFrom="column">
-                  <wp:posOffset>2887980</wp:posOffset>
-                </wp:positionH>
-                <wp:positionV relativeFrom="paragraph">
-                  <wp:posOffset>20955</wp:posOffset>
-                </wp:positionV>
-                <wp:extent cx="1858645" cy="1487170"/>
-                <wp:effectExtent l="0" t="0" r="8255" b="17780"/>
-                <wp:wrapNone/>
-                <wp:docPr id="40" name="直接箭头连接符 40"/>
-                <wp:cNvGraphicFramePr/>
-                <a:graphic xmlns:a="http://schemas.openxmlformats.org/drawingml/2006/main">
-                  <a:graphicData uri="http://schemas.microsoft.com/office/word/2010/wordprocessingShape">
-                    <wps:wsp>
-                      <wps:cNvCnPr/>
-                      <wps:spPr>
-                        <a:xfrm flipH="1" flipV="1">
-                          <a:off x="0" y="0"/>
-                          <a:ext cx="1858645" cy="1487170"/>
-                        </a:xfrm>
-                        <a:prstGeom prst="straightConnector1">
-                          <a:avLst/>
-                        </a:prstGeom>
-                        <a:ln w="25400" cap="flat" cmpd="sng">
-                          <a:solidFill>
-                            <a:srgbClr val="000000"/>
-                          </a:solidFill>
-                          <a:prstDash val="solid"/>
-                          <a:headEnd type="none" w="med" len="med"/>
-                          <a:tailEnd type="triangle" w="lg" len="lg"/>
-                        </a:ln>
-                      </wps:spPr>
-                      <wps:bodyPr/>
-                    </wps:wsp>
-                  </a:graphicData>
-                </a:graphic>
-              </wp:anchor>
-            </w:drawing>
-          </mc:Choice>
-          <mc:Fallback>
-            <w:pict>
-              <v:shape id="_x0000_s1026" o:spid="_x0000_s1026" o:spt="32" type="#_x0000_t32" style="position:absolute;left:0pt;flip:x y;margin-left:227.4pt;margin-top:1.65pt;height:117.1pt;width:146.35pt;z-index:251668480;mso-width-relative:page;mso-height-relative:page;" filled="f" stroked="t" coordsize="21600,21600" o:gfxdata="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">
-                <v:fill on="f" focussize="0,0"/>
-                <v:stroke weight="2pt" color="#000000" joinstyle="round" endarrow="block" endarrowwidth="wide" endarrowlength="long"/>
-                <v:imagedata o:title=""/>
-                <o:lock v:ext="edit" aspectratio="f"/>
-              </v:shape>
-            </w:pict>
-          </mc:Fallback>
-        </mc:AlternateContent>
-      </w:r>
     </w:p>
-    <w:p/>
     <w:p/>
     <w:p>
       <w:r>
@@ -5047,10 +5207,10 @@
               <wp:anchor distT="0" distB="0" distL="114300" distR="114300" simplePos="0" relativeHeight="251665408" behindDoc="0" locked="0" layoutInCell="1" allowOverlap="1">
                 <wp:simplePos x="0" y="0"/>
                 <wp:positionH relativeFrom="column">
-                  <wp:posOffset>1846580</wp:posOffset>
+                  <wp:posOffset>2075180</wp:posOffset>
                 </wp:positionH>
                 <wp:positionV relativeFrom="paragraph">
-                  <wp:posOffset>121920</wp:posOffset>
+                  <wp:posOffset>169545</wp:posOffset>
                 </wp:positionV>
                 <wp:extent cx="52070" cy="258445"/>
                 <wp:effectExtent l="37465" t="0" r="43815" b="8255"/>
@@ -5087,7 +5247,7 @@
           </mc:Choice>
           <mc:Fallback>
             <w:pict>
-              <v:shape id="_x0000_s1026" o:spid="_x0000_s1026" o:spt="32" type="#_x0000_t32" style="position:absolute;left:0pt;flip:x y;margin-left:145.4pt;margin-top:9.6pt;height:20.35pt;width:4.1pt;z-index:251665408;mso-width-relative:page;mso-height-relative:page;" filled="f" stroked="t" coordsize="21600,21600" o:gfxdata="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">
+              <v:shape id="_x0000_s1026" o:spid="_x0000_s1026" o:spt="32" type="#_x0000_t32" style="position:absolute;left:0pt;flip:x y;margin-left:163.4pt;margin-top:13.35pt;height:20.35pt;width:4.1pt;z-index:251665408;mso-width-relative:page;mso-height-relative:page;" filled="f" stroked="t" coordsize="21600,21600" o:gfxdata="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">
                 <v:fill on="f" focussize="0,0"/>
                 <v:stroke weight="2pt" color="#000000" joinstyle="round" endarrow="block" endarrowwidth="wide" endarrowlength="long"/>
                 <v:imagedata o:title=""/>
@@ -5109,13 +5269,563 @@
         <mc:AlternateContent>
           <mc:Choice Requires="wps">
             <w:drawing>
+              <wp:anchor distT="0" distB="0" distL="114300" distR="114300" simplePos="0" relativeHeight="251683840" behindDoc="0" locked="0" layoutInCell="1" allowOverlap="1">
+                <wp:simplePos x="0" y="0"/>
+                <wp:positionH relativeFrom="column">
+                  <wp:posOffset>5232400</wp:posOffset>
+                </wp:positionH>
+                <wp:positionV relativeFrom="paragraph">
+                  <wp:posOffset>119380</wp:posOffset>
+                </wp:positionV>
+                <wp:extent cx="469900" cy="574040"/>
+                <wp:effectExtent l="0" t="0" r="0" b="0"/>
+                <wp:wrapNone/>
+                <wp:docPr id="7" name="文本框 7"/>
+                <wp:cNvGraphicFramePr/>
+                <a:graphic xmlns:a="http://schemas.openxmlformats.org/drawingml/2006/main">
+                  <a:graphicData uri="http://schemas.microsoft.com/office/word/2010/wordprocessingShape">
+                    <wps:wsp>
+                      <wps:cNvSpPr txBox="1"/>
+                      <wps:spPr>
+                        <a:xfrm>
+                          <a:off x="0" y="0"/>
+                          <a:ext cx="469900" cy="574040"/>
+                        </a:xfrm>
+                        <a:prstGeom prst="rect">
+                          <a:avLst/>
+                        </a:prstGeom>
+                        <a:noFill/>
+                        <a:ln w="6350">
+                          <a:noFill/>
+                        </a:ln>
+                      </wps:spPr>
+                      <wps:style>
+                        <a:lnRef idx="0">
+                          <a:schemeClr val="accent1"/>
+                        </a:lnRef>
+                        <a:fillRef idx="0">
+                          <a:schemeClr val="accent1"/>
+                        </a:fillRef>
+                        <a:effectRef idx="0">
+                          <a:schemeClr val="accent1"/>
+                        </a:effectRef>
+                        <a:fontRef idx="minor">
+                          <a:schemeClr val="dk1"/>
+                        </a:fontRef>
+                      </wps:style>
+                      <wps:txbx>
+                        <w:txbxContent>
+                          <w:p>
+                            <w:pPr>
+                              <w:rPr>
+                                <w:rFonts w:hint="eastAsia" w:ascii="微软雅黑" w:hAnsi="微软雅黑" w:eastAsia="微软雅黑" w:cs="微软雅黑"/>
+                                <w:color w:val="auto"/>
+                                <w:sz w:val="44"/>
+                                <w:szCs w:val="44"/>
+                                <w:lang w:val="en-US" w:eastAsia="zh-CN"/>
+                              </w:rPr>
+                            </w:pPr>
+                            <w:r>
+                              <w:rPr>
+                                <w:rFonts w:hint="eastAsia" w:ascii="微软雅黑" w:hAnsi="微软雅黑" w:eastAsia="微软雅黑" w:cs="微软雅黑"/>
+                                <w:color w:val="auto"/>
+                                <w:sz w:val="44"/>
+                                <w:szCs w:val="44"/>
+                                <w:lang w:val="en-US" w:eastAsia="zh-CN"/>
+                              </w:rPr>
+                              <w:t>金</w:t>
+                            </w:r>
+                          </w:p>
+                        </w:txbxContent>
+                      </wps:txbx>
+                      <wps:bodyPr rot="0" spcFirstLastPara="0" vertOverflow="overflow" horzOverflow="overflow" vert="horz" wrap="square" lIns="91440" tIns="45720" rIns="91440" bIns="45720" numCol="1" spcCol="0" rtlCol="0" fromWordArt="0" anchor="t" anchorCtr="0" forceAA="0" compatLnSpc="1">
+                        <a:noAutofit/>
+                      </wps:bodyPr>
+                    </wps:wsp>
+                  </a:graphicData>
+                </a:graphic>
+              </wp:anchor>
+            </w:drawing>
+          </mc:Choice>
+          <mc:Fallback>
+            <w:pict>
+              <v:shape id="_x0000_s1026" o:spid="_x0000_s1026" o:spt="202" type="#_x0000_t202" style="position:absolute;left:0pt;margin-left:412pt;margin-top:9.4pt;height:45.2pt;width:37pt;z-index:251683840;mso-width-relative:page;mso-height-relative:page;" filled="f" stroked="f" coordsize="21600,21600" o:gfxdata="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">
+                <v:fill on="f" focussize="0,0"/>
+                <v:stroke on="f" weight="0.5pt"/>
+                <v:imagedata o:title=""/>
+                <o:lock v:ext="edit" aspectratio="f"/>
+                <v:textbox>
+                  <w:txbxContent>
+                    <w:p>
+                      <w:pPr>
+                        <w:rPr>
+                          <w:rFonts w:hint="eastAsia" w:ascii="微软雅黑" w:hAnsi="微软雅黑" w:eastAsia="微软雅黑" w:cs="微软雅黑"/>
+                          <w:color w:val="auto"/>
+                          <w:sz w:val="44"/>
+                          <w:szCs w:val="44"/>
+                          <w:lang w:val="en-US" w:eastAsia="zh-CN"/>
+                        </w:rPr>
+                      </w:pPr>
+                      <w:r>
+                        <w:rPr>
+                          <w:rFonts w:hint="eastAsia" w:ascii="微软雅黑" w:hAnsi="微软雅黑" w:eastAsia="微软雅黑" w:cs="微软雅黑"/>
+                          <w:color w:val="auto"/>
+                          <w:sz w:val="44"/>
+                          <w:szCs w:val="44"/>
+                          <w:lang w:val="en-US" w:eastAsia="zh-CN"/>
+                        </w:rPr>
+                        <w:t>金</w:t>
+                      </w:r>
+                    </w:p>
+                  </w:txbxContent>
+                </v:textbox>
+              </v:shape>
+            </w:pict>
+          </mc:Fallback>
+        </mc:AlternateContent>
+      </w:r>
+      <w:r>
+        <mc:AlternateContent>
+          <mc:Choice Requires="wps">
+            <w:drawing>
+              <wp:anchor distT="0" distB="0" distL="114300" distR="114300" simplePos="0" relativeHeight="251660288" behindDoc="0" locked="0" layoutInCell="1" allowOverlap="1">
+                <wp:simplePos x="0" y="0"/>
+                <wp:positionH relativeFrom="column">
+                  <wp:posOffset>4631055</wp:posOffset>
+                </wp:positionH>
+                <wp:positionV relativeFrom="margin">
+                  <wp:posOffset>3656965</wp:posOffset>
+                </wp:positionV>
+                <wp:extent cx="1633220" cy="1633220"/>
+                <wp:effectExtent l="4445" t="4445" r="13335" b="13335"/>
+                <wp:wrapNone/>
+                <wp:docPr id="26" name="椭圆 26"/>
+                <wp:cNvGraphicFramePr/>
+                <a:graphic xmlns:a="http://schemas.openxmlformats.org/drawingml/2006/main">
+                  <a:graphicData uri="http://schemas.microsoft.com/office/word/2010/wordprocessingShape">
+                    <wps:wsp>
+                      <wps:cNvSpPr/>
+                      <wps:spPr>
+                        <a:xfrm>
+                          <a:off x="0" y="0"/>
+                          <a:ext cx="1633220" cy="1633220"/>
+                        </a:xfrm>
+                        <a:prstGeom prst="ellipse">
+                          <a:avLst/>
+                        </a:prstGeom>
+                        <a:solidFill>
+                          <a:srgbClr val="FFFFFF"/>
+                        </a:solidFill>
+                        <a:ln w="9525" cap="flat" cmpd="sng">
+                          <a:solidFill>
+                            <a:srgbClr val="000000"/>
+                          </a:solidFill>
+                          <a:prstDash val="solid"/>
+                          <a:headEnd type="none" w="med" len="med"/>
+                          <a:tailEnd type="none" w="med" len="med"/>
+                        </a:ln>
+                      </wps:spPr>
+                      <wps:txbx>
+                        <w:txbxContent>
+                          <w:p>
+                            <w:pPr>
+                              <w:keepNext w:val="0"/>
+                              <w:keepLines w:val="0"/>
+                              <w:pageBreakBefore w:val="0"/>
+                              <w:widowControl w:val="0"/>
+                              <w:kinsoku/>
+                              <w:wordWrap/>
+                              <w:overflowPunct/>
+                              <w:topLinePunct w:val="0"/>
+                              <w:bidi w:val="0"/>
+                              <w:adjustRightInd/>
+                              <w:snapToGrid/>
+                              <w:spacing w:before="0" w:beforeLines="50" w:after="0" w:afterLines="50" w:line="480" w:lineRule="auto"/>
+                              <w:jc w:val="center"/>
+                              <w:textAlignment w:val="auto"/>
+                              <w:rPr>
+                                <w:rFonts w:hint="eastAsia" w:ascii="微软雅黑" w:hAnsi="微软雅黑" w:eastAsia="微软雅黑" w:cs="微软雅黑"/>
+                                <w:sz w:val="44"/>
+                                <w:szCs w:val="44"/>
+                                <w:lang w:val="en-US" w:eastAsia="zh-CN"/>
+                              </w:rPr>
+                            </w:pPr>
+                            <w:r>
+                              <w:rPr>
+                                <w:rFonts w:hint="eastAsia" w:ascii="微软雅黑" w:hAnsi="微软雅黑" w:eastAsia="微软雅黑" w:cs="微软雅黑"/>
+                                <w:sz w:val="52"/>
+                                <w:szCs w:val="52"/>
+                              </w:rPr>
+                              <w:t>肺</w:t>
+                            </w:r>
+                            <w:r>
+                              <w:rPr>
+                                <w:rFonts w:hint="eastAsia" w:ascii="微软雅黑" w:hAnsi="微软雅黑" w:eastAsia="微软雅黑" w:cs="微软雅黑"/>
+                                <w:sz w:val="21"/>
+                                <w:szCs w:val="21"/>
+                              </w:rPr>
+                              <w:t xml:space="preserve"> </w:t>
+                            </w:r>
+                            <w:r>
+                              <w:rPr>
+                                <w:rFonts w:hint="eastAsia" w:ascii="微软雅黑" w:hAnsi="微软雅黑" w:eastAsia="微软雅黑" w:cs="微软雅黑"/>
+                                <w:sz w:val="44"/>
+                                <w:szCs w:val="44"/>
+                              </w:rPr>
+                              <w:t>大肠</w:t>
+                            </w:r>
+                            <w:r>
+                              <w:rPr>
+                                <w:rFonts w:hint="eastAsia" w:ascii="微软雅黑" w:hAnsi="微软雅黑" w:eastAsia="微软雅黑" w:cs="微软雅黑"/>
+                                <w:sz w:val="21"/>
+                                <w:szCs w:val="21"/>
+                                <w:lang w:val="en-US" w:eastAsia="zh-CN"/>
+                              </w:rPr>
+                              <w:t>九</w:t>
+                            </w:r>
+                          </w:p>
+                        </w:txbxContent>
+                      </wps:txbx>
+                      <wps:bodyPr lIns="0" tIns="180000" rIns="0" bIns="0" upright="1"/>
+                    </wps:wsp>
+                  </a:graphicData>
+                </a:graphic>
+              </wp:anchor>
+            </w:drawing>
+          </mc:Choice>
+          <mc:Fallback>
+            <w:pict>
+              <v:shape id="_x0000_s1026" o:spid="_x0000_s1026" o:spt="3" type="#_x0000_t3" style="position:absolute;left:0pt;margin-left:364.65pt;margin-top:287.95pt;height:128.6pt;width:128.6pt;mso-position-vertical-relative:margin;z-index:251660288;mso-width-relative:page;mso-height-relative:page;" fillcolor="#FFFFFF" filled="t" stroked="t" coordsize="21600,21600" o:gfxdata="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">
+                <v:fill on="t" focussize="0,0"/>
+                <v:stroke color="#000000" joinstyle="round"/>
+                <v:imagedata o:title=""/>
+                <o:lock v:ext="edit" aspectratio="f"/>
+                <v:textbox inset="0mm,5mm,0mm,0mm">
+                  <w:txbxContent>
+                    <w:p>
+                      <w:pPr>
+                        <w:keepNext w:val="0"/>
+                        <w:keepLines w:val="0"/>
+                        <w:pageBreakBefore w:val="0"/>
+                        <w:widowControl w:val="0"/>
+                        <w:kinsoku/>
+                        <w:wordWrap/>
+                        <w:overflowPunct/>
+                        <w:topLinePunct w:val="0"/>
+                        <w:bidi w:val="0"/>
+                        <w:adjustRightInd/>
+                        <w:snapToGrid/>
+                        <w:spacing w:before="0" w:beforeLines="50" w:after="0" w:afterLines="50" w:line="480" w:lineRule="auto"/>
+                        <w:jc w:val="center"/>
+                        <w:textAlignment w:val="auto"/>
+                        <w:rPr>
+                          <w:rFonts w:hint="eastAsia" w:ascii="微软雅黑" w:hAnsi="微软雅黑" w:eastAsia="微软雅黑" w:cs="微软雅黑"/>
+                          <w:sz w:val="44"/>
+                          <w:szCs w:val="44"/>
+                          <w:lang w:val="en-US" w:eastAsia="zh-CN"/>
+                        </w:rPr>
+                      </w:pPr>
+                      <w:r>
+                        <w:rPr>
+                          <w:rFonts w:hint="eastAsia" w:ascii="微软雅黑" w:hAnsi="微软雅黑" w:eastAsia="微软雅黑" w:cs="微软雅黑"/>
+                          <w:sz w:val="52"/>
+                          <w:szCs w:val="52"/>
+                        </w:rPr>
+                        <w:t>肺</w:t>
+                      </w:r>
+                      <w:r>
+                        <w:rPr>
+                          <w:rFonts w:hint="eastAsia" w:ascii="微软雅黑" w:hAnsi="微软雅黑" w:eastAsia="微软雅黑" w:cs="微软雅黑"/>
+                          <w:sz w:val="21"/>
+                          <w:szCs w:val="21"/>
+                        </w:rPr>
+                        <w:t xml:space="preserve"> </w:t>
+                      </w:r>
+                      <w:r>
+                        <w:rPr>
+                          <w:rFonts w:hint="eastAsia" w:ascii="微软雅黑" w:hAnsi="微软雅黑" w:eastAsia="微软雅黑" w:cs="微软雅黑"/>
+                          <w:sz w:val="44"/>
+                          <w:szCs w:val="44"/>
+                        </w:rPr>
+                        <w:t>大肠</w:t>
+                      </w:r>
+                      <w:r>
+                        <w:rPr>
+                          <w:rFonts w:hint="eastAsia" w:ascii="微软雅黑" w:hAnsi="微软雅黑" w:eastAsia="微软雅黑" w:cs="微软雅黑"/>
+                          <w:sz w:val="21"/>
+                          <w:szCs w:val="21"/>
+                          <w:lang w:val="en-US" w:eastAsia="zh-CN"/>
+                        </w:rPr>
+                        <w:t>九</w:t>
+                      </w:r>
+                    </w:p>
+                  </w:txbxContent>
+                </v:textbox>
+              </v:shape>
+            </w:pict>
+          </mc:Fallback>
+        </mc:AlternateContent>
+      </w:r>
+      <w:r>
+        <mc:AlternateContent>
+          <mc:Choice Requires="wps">
+            <w:drawing>
+              <wp:anchor distT="0" distB="0" distL="114300" distR="114300" simplePos="0" relativeHeight="251676672" behindDoc="0" locked="0" layoutInCell="1" allowOverlap="1">
+                <wp:simplePos x="0" y="0"/>
+                <wp:positionH relativeFrom="column">
+                  <wp:posOffset>2107565</wp:posOffset>
+                </wp:positionH>
+                <wp:positionV relativeFrom="margin">
+                  <wp:posOffset>3656330</wp:posOffset>
+                </wp:positionV>
+                <wp:extent cx="1633220" cy="1633220"/>
+                <wp:effectExtent l="4445" t="4445" r="13335" b="13335"/>
+                <wp:wrapNone/>
+                <wp:docPr id="50" name="椭圆 50"/>
+                <wp:cNvGraphicFramePr/>
+                <a:graphic xmlns:a="http://schemas.openxmlformats.org/drawingml/2006/main">
+                  <a:graphicData uri="http://schemas.microsoft.com/office/word/2010/wordprocessingShape">
+                    <wps:wsp>
+                      <wps:cNvSpPr/>
+                      <wps:spPr>
+                        <a:xfrm>
+                          <a:off x="0" y="0"/>
+                          <a:ext cx="1633220" cy="1633220"/>
+                        </a:xfrm>
+                        <a:prstGeom prst="ellipse">
+                          <a:avLst/>
+                        </a:prstGeom>
+                        <a:solidFill>
+                          <a:schemeClr val="tx1"/>
+                        </a:solidFill>
+                        <a:ln w="9525" cap="flat" cmpd="sng">
+                          <a:solidFill>
+                            <a:srgbClr val="000000"/>
+                          </a:solidFill>
+                          <a:prstDash val="solid"/>
+                          <a:headEnd type="none" w="med" len="med"/>
+                          <a:tailEnd type="none" w="med" len="med"/>
+                        </a:ln>
+                      </wps:spPr>
+                      <wps:txbx>
+                        <w:txbxContent>
+                          <w:p>
+                            <w:pPr>
+                              <w:keepNext w:val="0"/>
+                              <w:keepLines w:val="0"/>
+                              <w:pageBreakBefore w:val="0"/>
+                              <w:widowControl w:val="0"/>
+                              <w:kinsoku/>
+                              <w:wordWrap/>
+                              <w:overflowPunct/>
+                              <w:topLinePunct w:val="0"/>
+                              <w:bidi w:val="0"/>
+                              <w:adjustRightInd/>
+                              <w:snapToGrid/>
+                              <w:spacing w:before="0" w:beforeLines="50" w:after="0" w:afterLines="50" w:line="480" w:lineRule="auto"/>
+                              <w:jc w:val="center"/>
+                              <w:textAlignment w:val="auto"/>
+                              <w:rPr>
+                                <w:rFonts w:hint="default" w:ascii="微软雅黑" w:hAnsi="微软雅黑" w:eastAsia="微软雅黑" w:cs="微软雅黑"/>
+                                <w:color w:val="FFFFFF" w:themeColor="background1"/>
+                                <w:sz w:val="44"/>
+                                <w:szCs w:val="44"/>
+                                <w:lang w:val="en-US" w:eastAsia="zh-CN"/>
+                                <w14:textFill>
+                                  <w14:solidFill>
+                                    <w14:schemeClr w14:val="bg1"/>
+                                  </w14:solidFill>
+                                </w14:textFill>
+                              </w:rPr>
+                            </w:pPr>
+                            <w:r>
+                              <w:rPr>
+                                <w:rFonts w:hint="eastAsia" w:ascii="微软雅黑" w:hAnsi="微软雅黑" w:eastAsia="微软雅黑" w:cs="微软雅黑"/>
+                                <w:color w:val="FFFFFF" w:themeColor="background1"/>
+                                <w:sz w:val="52"/>
+                                <w:szCs w:val="52"/>
+                                <w:lang w:val="en-US" w:eastAsia="zh-CN"/>
+                                <w14:textFill>
+                                  <w14:solidFill>
+                                    <w14:schemeClr w14:val="bg1"/>
+                                  </w14:solidFill>
+                                </w14:textFill>
+                              </w:rPr>
+                              <w:t>肾</w:t>
+                            </w:r>
+                            <w:r>
+                              <w:rPr>
+                                <w:rFonts w:hint="eastAsia" w:ascii="微软雅黑" w:hAnsi="微软雅黑" w:eastAsia="微软雅黑" w:cs="微软雅黑"/>
+                                <w:color w:val="FFFFFF" w:themeColor="background1"/>
+                                <w:sz w:val="21"/>
+                                <w:szCs w:val="21"/>
+                                <w14:textFill>
+                                  <w14:solidFill>
+                                    <w14:schemeClr w14:val="bg1"/>
+                                  </w14:solidFill>
+                                </w14:textFill>
+                              </w:rPr>
+                              <w:t xml:space="preserve"> </w:t>
+                            </w:r>
+                            <w:r>
+                              <w:rPr>
+                                <w:rFonts w:hint="eastAsia" w:ascii="微软雅黑" w:hAnsi="微软雅黑" w:eastAsia="微软雅黑" w:cs="微软雅黑"/>
+                                <w:color w:val="FFFFFF" w:themeColor="background1"/>
+                                <w:sz w:val="44"/>
+                                <w:szCs w:val="44"/>
+                                <w:lang w:val="en-US" w:eastAsia="zh-CN"/>
+                                <w14:textFill>
+                                  <w14:solidFill>
+                                    <w14:schemeClr w14:val="bg1"/>
+                                  </w14:solidFill>
+                                </w14:textFill>
+                              </w:rPr>
+                              <w:t>膀胱</w:t>
+                            </w:r>
+                            <w:r>
+                              <w:rPr>
+                                <w:rFonts w:hint="eastAsia" w:ascii="微软雅黑" w:hAnsi="微软雅黑" w:eastAsia="微软雅黑" w:cs="微软雅黑"/>
+                                <w:color w:val="FFFFFF" w:themeColor="background1"/>
+                                <w:sz w:val="21"/>
+                                <w:szCs w:val="21"/>
+                                <w:lang w:val="en-US" w:eastAsia="zh-CN"/>
+                                <w14:textFill>
+                                  <w14:solidFill>
+                                    <w14:schemeClr w14:val="bg1"/>
+                                  </w14:solidFill>
+                                </w14:textFill>
+                              </w:rPr>
+                              <w:t>六</w:t>
+                            </w:r>
+                          </w:p>
+                        </w:txbxContent>
+                      </wps:txbx>
+                      <wps:bodyPr lIns="0" tIns="180000" rIns="0" bIns="0" upright="1"/>
+                    </wps:wsp>
+                  </a:graphicData>
+                </a:graphic>
+              </wp:anchor>
+            </w:drawing>
+          </mc:Choice>
+          <mc:Fallback>
+            <w:pict>
+              <v:shape id="_x0000_s1026" o:spid="_x0000_s1026" o:spt="3" type="#_x0000_t3" style="position:absolute;left:0pt;margin-left:165.95pt;margin-top:287.9pt;height:128.6pt;width:128.6pt;mso-position-vertical-relative:margin;z-index:251676672;mso-width-relative:page;mso-height-relative:page;" fillcolor="#000000 [3213]" filled="t" stroked="t" coordsize="21600,21600" o:gfxdata="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">
+                <v:fill on="t" focussize="0,0"/>
+                <v:stroke color="#000000" joinstyle="round"/>
+                <v:imagedata o:title=""/>
+                <o:lock v:ext="edit" aspectratio="f"/>
+                <v:textbox inset="0mm,5mm,0mm,0mm">
+                  <w:txbxContent>
+                    <w:p>
+                      <w:pPr>
+                        <w:keepNext w:val="0"/>
+                        <w:keepLines w:val="0"/>
+                        <w:pageBreakBefore w:val="0"/>
+                        <w:widowControl w:val="0"/>
+                        <w:kinsoku/>
+                        <w:wordWrap/>
+                        <w:overflowPunct/>
+                        <w:topLinePunct w:val="0"/>
+                        <w:bidi w:val="0"/>
+                        <w:adjustRightInd/>
+                        <w:snapToGrid/>
+                        <w:spacing w:before="0" w:beforeLines="50" w:after="0" w:afterLines="50" w:line="480" w:lineRule="auto"/>
+                        <w:jc w:val="center"/>
+                        <w:textAlignment w:val="auto"/>
+                        <w:rPr>
+                          <w:rFonts w:hint="default" w:ascii="微软雅黑" w:hAnsi="微软雅黑" w:eastAsia="微软雅黑" w:cs="微软雅黑"/>
+                          <w:color w:val="FFFFFF" w:themeColor="background1"/>
+                          <w:sz w:val="44"/>
+                          <w:szCs w:val="44"/>
+                          <w:lang w:val="en-US" w:eastAsia="zh-CN"/>
+                          <w14:textFill>
+                            <w14:solidFill>
+                              <w14:schemeClr w14:val="bg1"/>
+                            </w14:solidFill>
+                          </w14:textFill>
+                        </w:rPr>
+                      </w:pPr>
+                      <w:r>
+                        <w:rPr>
+                          <w:rFonts w:hint="eastAsia" w:ascii="微软雅黑" w:hAnsi="微软雅黑" w:eastAsia="微软雅黑" w:cs="微软雅黑"/>
+                          <w:color w:val="FFFFFF" w:themeColor="background1"/>
+                          <w:sz w:val="52"/>
+                          <w:szCs w:val="52"/>
+                          <w:lang w:val="en-US" w:eastAsia="zh-CN"/>
+                          <w14:textFill>
+                            <w14:solidFill>
+                              <w14:schemeClr w14:val="bg1"/>
+                            </w14:solidFill>
+                          </w14:textFill>
+                        </w:rPr>
+                        <w:t>肾</w:t>
+                      </w:r>
+                      <w:r>
+                        <w:rPr>
+                          <w:rFonts w:hint="eastAsia" w:ascii="微软雅黑" w:hAnsi="微软雅黑" w:eastAsia="微软雅黑" w:cs="微软雅黑"/>
+                          <w:color w:val="FFFFFF" w:themeColor="background1"/>
+                          <w:sz w:val="21"/>
+                          <w:szCs w:val="21"/>
+                          <w14:textFill>
+                            <w14:solidFill>
+                              <w14:schemeClr w14:val="bg1"/>
+                            </w14:solidFill>
+                          </w14:textFill>
+                        </w:rPr>
+                        <w:t xml:space="preserve"> </w:t>
+                      </w:r>
+                      <w:r>
+                        <w:rPr>
+                          <w:rFonts w:hint="eastAsia" w:ascii="微软雅黑" w:hAnsi="微软雅黑" w:eastAsia="微软雅黑" w:cs="微软雅黑"/>
+                          <w:color w:val="FFFFFF" w:themeColor="background1"/>
+                          <w:sz w:val="44"/>
+                          <w:szCs w:val="44"/>
+                          <w:lang w:val="en-US" w:eastAsia="zh-CN"/>
+                          <w14:textFill>
+                            <w14:solidFill>
+                              <w14:schemeClr w14:val="bg1"/>
+                            </w14:solidFill>
+                          </w14:textFill>
+                        </w:rPr>
+                        <w:t>膀胱</w:t>
+                      </w:r>
+                      <w:r>
+                        <w:rPr>
+                          <w:rFonts w:hint="eastAsia" w:ascii="微软雅黑" w:hAnsi="微软雅黑" w:eastAsia="微软雅黑" w:cs="微软雅黑"/>
+                          <w:color w:val="FFFFFF" w:themeColor="background1"/>
+                          <w:sz w:val="21"/>
+                          <w:szCs w:val="21"/>
+                          <w:lang w:val="en-US" w:eastAsia="zh-CN"/>
+                          <w14:textFill>
+                            <w14:solidFill>
+                              <w14:schemeClr w14:val="bg1"/>
+                            </w14:solidFill>
+                          </w14:textFill>
+                        </w:rPr>
+                        <w:t>六</w:t>
+                      </w:r>
+                    </w:p>
+                  </w:txbxContent>
+                </v:textbox>
+              </v:shape>
+            </w:pict>
+          </mc:Fallback>
+        </mc:AlternateContent>
+      </w:r>
+      <w:r>
+        <w:rPr>
+          <w:sz w:val="21"/>
+        </w:rPr>
+        <mc:AlternateContent>
+          <mc:Choice Requires="wps">
+            <w:drawing>
               <wp:anchor distT="0" distB="0" distL="114300" distR="114300" simplePos="0" relativeHeight="251697152" behindDoc="0" locked="0" layoutInCell="1" allowOverlap="1">
                 <wp:simplePos x="0" y="0"/>
                 <wp:positionH relativeFrom="column">
-                  <wp:posOffset>2846705</wp:posOffset>
+                  <wp:posOffset>3075305</wp:posOffset>
                 </wp:positionH>
                 <wp:positionV relativeFrom="paragraph">
-                  <wp:posOffset>137160</wp:posOffset>
+                  <wp:posOffset>184785</wp:posOffset>
                 </wp:positionV>
                 <wp:extent cx="573405" cy="387985"/>
                 <wp:effectExtent l="0" t="0" r="0" b="0"/>
@@ -5212,7 +5922,7 @@
           </mc:Choice>
           <mc:Fallback>
             <w:pict>
-              <v:shape id="_x0000_s1026" o:spid="_x0000_s1026" o:spt="202" type="#_x0000_t202" style="position:absolute;left:0pt;margin-left:224.15pt;margin-top:10.8pt;height:30.55pt;width:45.15pt;z-index:251697152;mso-width-relative:page;mso-height-relative:page;" filled="f" stroked="f" coordsize="21600,21600" o:gfxdata="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">
+              <v:shape id="_x0000_s1026" o:spid="_x0000_s1026" o:spt="202" type="#_x0000_t202" style="position:absolute;left:0pt;margin-left:242.15pt;margin-top:14.55pt;height:30.55pt;width:45.15pt;z-index:251697152;mso-width-relative:page;mso-height-relative:page;" filled="f" stroked="f" coordsize="21600,21600" o:gfxdata="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">
                 <v:fill on="f" focussize="0,0"/>
                 <v:stroke on="f" weight="0.5pt"/>
                 <v:imagedata o:title=""/>
@@ -5277,13 +5987,385 @@
         <mc:AlternateContent>
           <mc:Choice Requires="wps">
             <w:drawing>
+              <wp:anchor distT="0" distB="0" distL="114300" distR="114300" simplePos="0" relativeHeight="251692032" behindDoc="0" locked="0" layoutInCell="1" allowOverlap="1">
+                <wp:simplePos x="0" y="0"/>
+                <wp:positionH relativeFrom="column">
+                  <wp:posOffset>2270760</wp:posOffset>
+                </wp:positionH>
+                <wp:positionV relativeFrom="paragraph">
+                  <wp:posOffset>188595</wp:posOffset>
+                </wp:positionV>
+                <wp:extent cx="359410" cy="387985"/>
+                <wp:effectExtent l="0" t="0" r="0" b="0"/>
+                <wp:wrapNone/>
+                <wp:docPr id="16" name="文本框 16"/>
+                <wp:cNvGraphicFramePr/>
+                <a:graphic xmlns:a="http://schemas.openxmlformats.org/drawingml/2006/main">
+                  <a:graphicData uri="http://schemas.microsoft.com/office/word/2010/wordprocessingShape">
+                    <wps:wsp>
+                      <wps:cNvSpPr txBox="1"/>
+                      <wps:spPr>
+                        <a:xfrm>
+                          <a:off x="0" y="0"/>
+                          <a:ext cx="359410" cy="387985"/>
+                        </a:xfrm>
+                        <a:prstGeom prst="rect">
+                          <a:avLst/>
+                        </a:prstGeom>
+                        <a:noFill/>
+                        <a:ln w="6350">
+                          <a:noFill/>
+                        </a:ln>
+                      </wps:spPr>
+                      <wps:style>
+                        <a:lnRef idx="0">
+                          <a:schemeClr val="accent1"/>
+                        </a:lnRef>
+                        <a:fillRef idx="0">
+                          <a:schemeClr val="accent1"/>
+                        </a:fillRef>
+                        <a:effectRef idx="0">
+                          <a:schemeClr val="accent1"/>
+                        </a:effectRef>
+                        <a:fontRef idx="minor">
+                          <a:schemeClr val="dk1"/>
+                        </a:fontRef>
+                      </wps:style>
+                      <wps:txbx>
+                        <w:txbxContent>
+                          <w:p>
+                            <w:pPr>
+                              <w:keepNext w:val="0"/>
+                              <w:keepLines w:val="0"/>
+                              <w:pageBreakBefore w:val="0"/>
+                              <w:widowControl w:val="0"/>
+                              <w:kinsoku/>
+                              <w:wordWrap/>
+                              <w:overflowPunct/>
+                              <w:topLinePunct w:val="0"/>
+                              <w:bidi w:val="0"/>
+                              <w:adjustRightInd/>
+                              <w:snapToGrid/>
+                              <w:spacing w:line="0" w:lineRule="atLeast"/>
+                              <w:textAlignment w:val="auto"/>
+                              <w:rPr>
+                                <w:rFonts w:hint="default" w:ascii="微软雅黑" w:hAnsi="微软雅黑" w:eastAsia="微软雅黑" w:cs="微软雅黑"/>
+                                <w:color w:val="FFFFFF" w:themeColor="background1"/>
+                                <w:sz w:val="28"/>
+                                <w:szCs w:val="28"/>
+                                <w:lang w:val="en-US" w:eastAsia="zh-CN"/>
+                                <w14:textFill>
+                                  <w14:solidFill>
+                                    <w14:schemeClr w14:val="bg1"/>
+                                  </w14:solidFill>
+                                </w14:textFill>
+                              </w:rPr>
+                            </w:pPr>
+                            <w:r>
+                              <w:rPr>
+                                <w:rFonts w:hint="eastAsia" w:ascii="微软雅黑" w:hAnsi="微软雅黑" w:eastAsia="微软雅黑" w:cs="微软雅黑"/>
+                                <w:color w:val="FFFFFF" w:themeColor="background1"/>
+                                <w:sz w:val="28"/>
+                                <w:szCs w:val="28"/>
+                                <w:lang w:val="en-US" w:eastAsia="zh-CN"/>
+                                <w14:textFill>
+                                  <w14:solidFill>
+                                    <w14:schemeClr w14:val="bg1"/>
+                                  </w14:solidFill>
+                                </w14:textFill>
+                              </w:rPr>
+                              <w:t>冬</w:t>
+                            </w:r>
+                          </w:p>
+                        </w:txbxContent>
+                      </wps:txbx>
+                      <wps:bodyPr rot="0" spcFirstLastPara="0" vertOverflow="overflow" horzOverflow="overflow" vert="horz" wrap="square" lIns="91440" tIns="45720" rIns="91440" bIns="45720" numCol="1" spcCol="0" rtlCol="0" fromWordArt="0" anchor="t" anchorCtr="0" forceAA="0" compatLnSpc="1">
+                        <a:noAutofit/>
+                      </wps:bodyPr>
+                    </wps:wsp>
+                  </a:graphicData>
+                </a:graphic>
+              </wp:anchor>
+            </w:drawing>
+          </mc:Choice>
+          <mc:Fallback>
+            <w:pict>
+              <v:shape id="_x0000_s1026" o:spid="_x0000_s1026" o:spt="202" type="#_x0000_t202" style="position:absolute;left:0pt;margin-left:178.8pt;margin-top:14.85pt;height:30.55pt;width:28.3pt;z-index:251692032;mso-width-relative:page;mso-height-relative:page;" filled="f" stroked="f" coordsize="21600,21600" o:gfxdata="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">
+                <v:fill on="f" focussize="0,0"/>
+                <v:stroke on="f" weight="0.5pt"/>
+                <v:imagedata o:title=""/>
+                <o:lock v:ext="edit" aspectratio="f"/>
+                <v:textbox>
+                  <w:txbxContent>
+                    <w:p>
+                      <w:pPr>
+                        <w:keepNext w:val="0"/>
+                        <w:keepLines w:val="0"/>
+                        <w:pageBreakBefore w:val="0"/>
+                        <w:widowControl w:val="0"/>
+                        <w:kinsoku/>
+                        <w:wordWrap/>
+                        <w:overflowPunct/>
+                        <w:topLinePunct w:val="0"/>
+                        <w:bidi w:val="0"/>
+                        <w:adjustRightInd/>
+                        <w:snapToGrid/>
+                        <w:spacing w:line="0" w:lineRule="atLeast"/>
+                        <w:textAlignment w:val="auto"/>
+                        <w:rPr>
+                          <w:rFonts w:hint="default" w:ascii="微软雅黑" w:hAnsi="微软雅黑" w:eastAsia="微软雅黑" w:cs="微软雅黑"/>
+                          <w:color w:val="FFFFFF" w:themeColor="background1"/>
+                          <w:sz w:val="28"/>
+                          <w:szCs w:val="28"/>
+                          <w:lang w:val="en-US" w:eastAsia="zh-CN"/>
+                          <w14:textFill>
+                            <w14:solidFill>
+                              <w14:schemeClr w14:val="bg1"/>
+                            </w14:solidFill>
+                          </w14:textFill>
+                        </w:rPr>
+                      </w:pPr>
+                      <w:r>
+                        <w:rPr>
+                          <w:rFonts w:hint="eastAsia" w:ascii="微软雅黑" w:hAnsi="微软雅黑" w:eastAsia="微软雅黑" w:cs="微软雅黑"/>
+                          <w:color w:val="FFFFFF" w:themeColor="background1"/>
+                          <w:sz w:val="28"/>
+                          <w:szCs w:val="28"/>
+                          <w:lang w:val="en-US" w:eastAsia="zh-CN"/>
+                          <w14:textFill>
+                            <w14:solidFill>
+                              <w14:schemeClr w14:val="bg1"/>
+                            </w14:solidFill>
+                          </w14:textFill>
+                        </w:rPr>
+                        <w:t>冬</w:t>
+                      </w:r>
+                    </w:p>
+                  </w:txbxContent>
+                </v:textbox>
+              </v:shape>
+            </w:pict>
+          </mc:Fallback>
+        </mc:AlternateContent>
+      </w:r>
+      <w:r>
+        <w:rPr>
+          <w:sz w:val="21"/>
+        </w:rPr>
+        <mc:AlternateContent>
+          <mc:Choice Requires="wps">
+            <w:drawing>
+              <wp:anchor distT="0" distB="0" distL="114300" distR="114300" simplePos="0" relativeHeight="251685888" behindDoc="0" locked="0" layoutInCell="1" allowOverlap="1">
+                <wp:simplePos x="0" y="0"/>
+                <wp:positionH relativeFrom="column">
+                  <wp:posOffset>2708275</wp:posOffset>
+                </wp:positionH>
+                <wp:positionV relativeFrom="paragraph">
+                  <wp:posOffset>114300</wp:posOffset>
+                </wp:positionV>
+                <wp:extent cx="450850" cy="535940"/>
+                <wp:effectExtent l="0" t="0" r="0" b="0"/>
+                <wp:wrapNone/>
+                <wp:docPr id="9" name="文本框 9"/>
+                <wp:cNvGraphicFramePr/>
+                <a:graphic xmlns:a="http://schemas.openxmlformats.org/drawingml/2006/main">
+                  <a:graphicData uri="http://schemas.microsoft.com/office/word/2010/wordprocessingShape">
+                    <wps:wsp>
+                      <wps:cNvSpPr txBox="1"/>
+                      <wps:spPr>
+                        <a:xfrm>
+                          <a:off x="0" y="0"/>
+                          <a:ext cx="450850" cy="535940"/>
+                        </a:xfrm>
+                        <a:prstGeom prst="rect">
+                          <a:avLst/>
+                        </a:prstGeom>
+                        <a:noFill/>
+                        <a:ln w="6350">
+                          <a:noFill/>
+                        </a:ln>
+                      </wps:spPr>
+                      <wps:style>
+                        <a:lnRef idx="0">
+                          <a:schemeClr val="accent1"/>
+                        </a:lnRef>
+                        <a:fillRef idx="0">
+                          <a:schemeClr val="accent1"/>
+                        </a:fillRef>
+                        <a:effectRef idx="0">
+                          <a:schemeClr val="accent1"/>
+                        </a:effectRef>
+                        <a:fontRef idx="minor">
+                          <a:schemeClr val="dk1"/>
+                        </a:fontRef>
+                      </wps:style>
+                      <wps:txbx>
+                        <w:txbxContent>
+                          <w:p>
+                            <w:pPr>
+                              <w:rPr>
+                                <w:rFonts w:hint="eastAsia" w:ascii="微软雅黑" w:hAnsi="微软雅黑" w:eastAsia="微软雅黑" w:cs="微软雅黑"/>
+                                <w:color w:val="FFFFFF" w:themeColor="background1"/>
+                                <w:sz w:val="44"/>
+                                <w:szCs w:val="44"/>
+                                <w:lang w:val="en-US" w:eastAsia="zh-CN"/>
+                                <w14:textFill>
+                                  <w14:solidFill>
+                                    <w14:schemeClr w14:val="bg1"/>
+                                  </w14:solidFill>
+                                </w14:textFill>
+                              </w:rPr>
+                            </w:pPr>
+                            <w:r>
+                              <w:rPr>
+                                <w:rFonts w:hint="eastAsia" w:ascii="微软雅黑" w:hAnsi="微软雅黑" w:eastAsia="微软雅黑" w:cs="微软雅黑"/>
+                                <w:color w:val="FFFFFF" w:themeColor="background1"/>
+                                <w:sz w:val="44"/>
+                                <w:szCs w:val="44"/>
+                                <w:lang w:val="en-US" w:eastAsia="zh-CN"/>
+                                <w14:textFill>
+                                  <w14:solidFill>
+                                    <w14:schemeClr w14:val="bg1"/>
+                                  </w14:solidFill>
+                                </w14:textFill>
+                              </w:rPr>
+                              <w:t>水</w:t>
+                            </w:r>
+                          </w:p>
+                        </w:txbxContent>
+                      </wps:txbx>
+                      <wps:bodyPr rot="0" spcFirstLastPara="0" vertOverflow="overflow" horzOverflow="overflow" vert="horz" wrap="square" lIns="91440" tIns="45720" rIns="91440" bIns="45720" numCol="1" spcCol="0" rtlCol="0" fromWordArt="0" anchor="t" anchorCtr="0" forceAA="0" compatLnSpc="1">
+                        <a:noAutofit/>
+                      </wps:bodyPr>
+                    </wps:wsp>
+                  </a:graphicData>
+                </a:graphic>
+              </wp:anchor>
+            </w:drawing>
+          </mc:Choice>
+          <mc:Fallback>
+            <w:pict>
+              <v:shape id="_x0000_s1026" o:spid="_x0000_s1026" o:spt="202" type="#_x0000_t202" style="position:absolute;left:0pt;margin-left:213.25pt;margin-top:9pt;height:42.2pt;width:35.5pt;z-index:251685888;mso-width-relative:page;mso-height-relative:page;" filled="f" stroked="f" coordsize="21600,21600" o:gfxdata="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">
+                <v:fill on="f" focussize="0,0"/>
+                <v:stroke on="f" weight="0.5pt"/>
+                <v:imagedata o:title=""/>
+                <o:lock v:ext="edit" aspectratio="f"/>
+                <v:textbox>
+                  <w:txbxContent>
+                    <w:p>
+                      <w:pPr>
+                        <w:rPr>
+                          <w:rFonts w:hint="eastAsia" w:ascii="微软雅黑" w:hAnsi="微软雅黑" w:eastAsia="微软雅黑" w:cs="微软雅黑"/>
+                          <w:color w:val="FFFFFF" w:themeColor="background1"/>
+                          <w:sz w:val="44"/>
+                          <w:szCs w:val="44"/>
+                          <w:lang w:val="en-US" w:eastAsia="zh-CN"/>
+                          <w14:textFill>
+                            <w14:solidFill>
+                              <w14:schemeClr w14:val="bg1"/>
+                            </w14:solidFill>
+                          </w14:textFill>
+                        </w:rPr>
+                      </w:pPr>
+                      <w:r>
+                        <w:rPr>
+                          <w:rFonts w:hint="eastAsia" w:ascii="微软雅黑" w:hAnsi="微软雅黑" w:eastAsia="微软雅黑" w:cs="微软雅黑"/>
+                          <w:color w:val="FFFFFF" w:themeColor="background1"/>
+                          <w:sz w:val="44"/>
+                          <w:szCs w:val="44"/>
+                          <w:lang w:val="en-US" w:eastAsia="zh-CN"/>
+                          <w14:textFill>
+                            <w14:solidFill>
+                              <w14:schemeClr w14:val="bg1"/>
+                            </w14:solidFill>
+                          </w14:textFill>
+                        </w:rPr>
+                        <w:t>水</w:t>
+                      </w:r>
+                    </w:p>
+                  </w:txbxContent>
+                </v:textbox>
+              </v:shape>
+            </w:pict>
+          </mc:Fallback>
+        </mc:AlternateContent>
+      </w:r>
+    </w:p>
+    <w:p>
+      <w:pPr>
+        <w:ind w:left="0" w:leftChars="0" w:firstLine="0" w:firstLineChars="0"/>
+      </w:pPr>
+      <w:r>
+        <mc:AlternateContent>
+          <mc:Choice Requires="wps">
+            <w:drawing>
+              <wp:anchor distT="0" distB="0" distL="114300" distR="114300" simplePos="0" relativeHeight="251664384" behindDoc="0" locked="0" layoutInCell="1" allowOverlap="1">
+                <wp:simplePos x="0" y="0"/>
+                <wp:positionH relativeFrom="column">
+                  <wp:posOffset>3609975</wp:posOffset>
+                </wp:positionH>
+                <wp:positionV relativeFrom="paragraph">
+                  <wp:posOffset>1083945</wp:posOffset>
+                </wp:positionV>
+                <wp:extent cx="276225" cy="74295"/>
+                <wp:effectExtent l="0" t="28575" r="9525" b="30480"/>
+                <wp:wrapNone/>
+                <wp:docPr id="30" name="直接箭头连接符 30"/>
+                <wp:cNvGraphicFramePr/>
+                <a:graphic xmlns:a="http://schemas.openxmlformats.org/drawingml/2006/main">
+                  <a:graphicData uri="http://schemas.microsoft.com/office/word/2010/wordprocessingShape">
+                    <wps:wsp>
+                      <wps:cNvCnPr/>
+                      <wps:spPr>
+                        <a:xfrm flipH="1" flipV="1">
+                          <a:off x="0" y="0"/>
+                          <a:ext cx="276225" cy="74295"/>
+                        </a:xfrm>
+                        <a:prstGeom prst="straightConnector1">
+                          <a:avLst/>
+                        </a:prstGeom>
+                        <a:ln w="25400" cap="flat" cmpd="sng">
+                          <a:solidFill>
+                            <a:srgbClr val="000000"/>
+                          </a:solidFill>
+                          <a:prstDash val="solid"/>
+                          <a:headEnd type="none" w="med" len="med"/>
+                          <a:tailEnd type="triangle" w="lg" len="lg"/>
+                        </a:ln>
+                      </wps:spPr>
+                      <wps:bodyPr/>
+                    </wps:wsp>
+                  </a:graphicData>
+                </a:graphic>
+              </wp:anchor>
+            </w:drawing>
+          </mc:Choice>
+          <mc:Fallback>
+            <w:pict>
+              <v:shape id="_x0000_s1026" o:spid="_x0000_s1026" o:spt="32" type="#_x0000_t32" style="position:absolute;left:0pt;flip:x y;margin-left:284.25pt;margin-top:85.35pt;height:5.85pt;width:21.75pt;z-index:251664384;mso-width-relative:page;mso-height-relative:page;" filled="f" stroked="t" coordsize="21600,21600" o:gfxdata="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">
+                <v:fill on="f" focussize="0,0"/>
+                <v:stroke weight="2pt" color="#000000" joinstyle="round" endarrow="block" endarrowwidth="wide" endarrowlength="long"/>
+                <v:imagedata o:title=""/>
+                <o:lock v:ext="edit" aspectratio="f"/>
+              </v:shape>
+            </w:pict>
+          </mc:Fallback>
+        </mc:AlternateContent>
+      </w:r>
+      <w:r>
+        <w:rPr>
+          <w:sz w:val="21"/>
+        </w:rPr>
+        <mc:AlternateContent>
+          <mc:Choice Requires="wps">
+            <w:drawing>
               <wp:anchor distT="0" distB="0" distL="114300" distR="114300" simplePos="0" relativeHeight="251695104" behindDoc="0" locked="0" layoutInCell="1" allowOverlap="1">
                 <wp:simplePos x="0" y="0"/>
                 <wp:positionH relativeFrom="column">
-                  <wp:posOffset>5414645</wp:posOffset>
+                  <wp:posOffset>5643245</wp:posOffset>
                 </wp:positionH>
                 <wp:positionV relativeFrom="paragraph">
-                  <wp:posOffset>179705</wp:posOffset>
+                  <wp:posOffset>29210</wp:posOffset>
                 </wp:positionV>
                 <wp:extent cx="558165" cy="387985"/>
                 <wp:effectExtent l="0" t="0" r="0" b="0"/>
@@ -5370,7 +6452,7 @@
           </mc:Choice>
           <mc:Fallback>
             <w:pict>
-              <v:shape id="_x0000_s1026" o:spid="_x0000_s1026" o:spt="202" type="#_x0000_t202" style="position:absolute;left:0pt;margin-left:426.35pt;margin-top:14.15pt;height:30.55pt;width:43.95pt;z-index:251695104;mso-width-relative:page;mso-height-relative:page;" filled="f" stroked="f" coordsize="21600,21600" o:gfxdata="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">
+              <v:shape id="_x0000_s1026" o:spid="_x0000_s1026" o:spt="202" type="#_x0000_t202" style="position:absolute;left:0pt;margin-left:444.35pt;margin-top:2.3pt;height:30.55pt;width:43.95pt;z-index:251695104;mso-width-relative:page;mso-height-relative:page;" filled="f" stroked="f" coordsize="21600,21600" o:gfxdata="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">
                 <v:fill on="f" focussize="0,0"/>
                 <v:stroke on="f" weight="0.5pt"/>
                 <v:imagedata o:title=""/>
@@ -5428,10 +6510,10 @@
               <wp:anchor distT="0" distB="0" distL="114300" distR="114300" simplePos="0" relativeHeight="251691008" behindDoc="0" locked="0" layoutInCell="1" allowOverlap="1">
                 <wp:simplePos x="0" y="0"/>
                 <wp:positionH relativeFrom="column">
-                  <wp:posOffset>4548505</wp:posOffset>
+                  <wp:posOffset>4777105</wp:posOffset>
                 </wp:positionH>
                 <wp:positionV relativeFrom="paragraph">
-                  <wp:posOffset>172085</wp:posOffset>
+                  <wp:posOffset>21590</wp:posOffset>
                 </wp:positionV>
                 <wp:extent cx="359410" cy="387985"/>
                 <wp:effectExtent l="0" t="0" r="0" b="0"/>
@@ -5518,7 +6600,7 @@
           </mc:Choice>
           <mc:Fallback>
             <w:pict>
-              <v:shape id="_x0000_s1026" o:spid="_x0000_s1026" o:spt="202" type="#_x0000_t202" style="position:absolute;left:0pt;margin-left:358.15pt;margin-top:13.55pt;height:30.55pt;width:28.3pt;z-index:251691008;mso-width-relative:page;mso-height-relative:page;" filled="f" stroked="f" coordsize="21600,21600" o:gfxdata="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">
+              <v:shape id="_x0000_s1026" o:spid="_x0000_s1026" o:spt="202" type="#_x0000_t202" style="position:absolute;left:0pt;margin-left:376.15pt;margin-top:1.7pt;height:30.55pt;width:28.3pt;z-index:251691008;mso-width-relative:page;mso-height-relative:page;" filled="f" stroked="f" coordsize="21600,21600" o:gfxdata="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">
                 <v:fill on="f" focussize="0,0"/>
                 <v:stroke on="f" weight="0.5pt"/>
                 <v:imagedata o:title=""/>
@@ -5573,937 +6655,13 @@
         <mc:AlternateContent>
           <mc:Choice Requires="wps">
             <w:drawing>
-              <wp:anchor distT="0" distB="0" distL="114300" distR="114300" simplePos="0" relativeHeight="251692032" behindDoc="0" locked="0" layoutInCell="1" allowOverlap="1">
-                <wp:simplePos x="0" y="0"/>
-                <wp:positionH relativeFrom="column">
-                  <wp:posOffset>2042160</wp:posOffset>
-                </wp:positionH>
-                <wp:positionV relativeFrom="paragraph">
-                  <wp:posOffset>140970</wp:posOffset>
-                </wp:positionV>
-                <wp:extent cx="359410" cy="387985"/>
-                <wp:effectExtent l="0" t="0" r="0" b="0"/>
-                <wp:wrapNone/>
-                <wp:docPr id="16" name="文本框 16"/>
-                <wp:cNvGraphicFramePr/>
-                <a:graphic xmlns:a="http://schemas.openxmlformats.org/drawingml/2006/main">
-                  <a:graphicData uri="http://schemas.microsoft.com/office/word/2010/wordprocessingShape">
-                    <wps:wsp>
-                      <wps:cNvSpPr txBox="1"/>
-                      <wps:spPr>
-                        <a:xfrm>
-                          <a:off x="0" y="0"/>
-                          <a:ext cx="359410" cy="387985"/>
-                        </a:xfrm>
-                        <a:prstGeom prst="rect">
-                          <a:avLst/>
-                        </a:prstGeom>
-                        <a:noFill/>
-                        <a:ln w="6350">
-                          <a:noFill/>
-                        </a:ln>
-                      </wps:spPr>
-                      <wps:style>
-                        <a:lnRef idx="0">
-                          <a:schemeClr val="accent1"/>
-                        </a:lnRef>
-                        <a:fillRef idx="0">
-                          <a:schemeClr val="accent1"/>
-                        </a:fillRef>
-                        <a:effectRef idx="0">
-                          <a:schemeClr val="accent1"/>
-                        </a:effectRef>
-                        <a:fontRef idx="minor">
-                          <a:schemeClr val="dk1"/>
-                        </a:fontRef>
-                      </wps:style>
-                      <wps:txbx>
-                        <w:txbxContent>
-                          <w:p>
-                            <w:pPr>
-                              <w:keepNext w:val="0"/>
-                              <w:keepLines w:val="0"/>
-                              <w:pageBreakBefore w:val="0"/>
-                              <w:widowControl w:val="0"/>
-                              <w:kinsoku/>
-                              <w:wordWrap/>
-                              <w:overflowPunct/>
-                              <w:topLinePunct w:val="0"/>
-                              <w:bidi w:val="0"/>
-                              <w:adjustRightInd/>
-                              <w:snapToGrid/>
-                              <w:spacing w:line="0" w:lineRule="atLeast"/>
-                              <w:textAlignment w:val="auto"/>
-                              <w:rPr>
-                                <w:rFonts w:hint="default" w:ascii="微软雅黑" w:hAnsi="微软雅黑" w:eastAsia="微软雅黑" w:cs="微软雅黑"/>
-                                <w:color w:val="FFFFFF" w:themeColor="background1"/>
-                                <w:sz w:val="28"/>
-                                <w:szCs w:val="28"/>
-                                <w:lang w:val="en-US" w:eastAsia="zh-CN"/>
-                                <w14:textFill>
-                                  <w14:solidFill>
-                                    <w14:schemeClr w14:val="bg1"/>
-                                  </w14:solidFill>
-                                </w14:textFill>
-                              </w:rPr>
-                            </w:pPr>
-                            <w:r>
-                              <w:rPr>
-                                <w:rFonts w:hint="eastAsia" w:ascii="微软雅黑" w:hAnsi="微软雅黑" w:eastAsia="微软雅黑" w:cs="微软雅黑"/>
-                                <w:color w:val="FFFFFF" w:themeColor="background1"/>
-                                <w:sz w:val="28"/>
-                                <w:szCs w:val="28"/>
-                                <w:lang w:val="en-US" w:eastAsia="zh-CN"/>
-                                <w14:textFill>
-                                  <w14:solidFill>
-                                    <w14:schemeClr w14:val="bg1"/>
-                                  </w14:solidFill>
-                                </w14:textFill>
-                              </w:rPr>
-                              <w:t>冬</w:t>
-                            </w:r>
-                          </w:p>
-                        </w:txbxContent>
-                      </wps:txbx>
-                      <wps:bodyPr rot="0" spcFirstLastPara="0" vertOverflow="overflow" horzOverflow="overflow" vert="horz" wrap="square" lIns="91440" tIns="45720" rIns="91440" bIns="45720" numCol="1" spcCol="0" rtlCol="0" fromWordArt="0" anchor="t" anchorCtr="0" forceAA="0" compatLnSpc="1">
-                        <a:noAutofit/>
-                      </wps:bodyPr>
-                    </wps:wsp>
-                  </a:graphicData>
-                </a:graphic>
-              </wp:anchor>
-            </w:drawing>
-          </mc:Choice>
-          <mc:Fallback>
-            <w:pict>
-              <v:shape id="_x0000_s1026" o:spid="_x0000_s1026" o:spt="202" type="#_x0000_t202" style="position:absolute;left:0pt;margin-left:160.8pt;margin-top:11.1pt;height:30.55pt;width:28.3pt;z-index:251692032;mso-width-relative:page;mso-height-relative:page;" filled="f" stroked="f" coordsize="21600,21600" o:gfxdata="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">
-                <v:fill on="f" focussize="0,0"/>
-                <v:stroke on="f" weight="0.5pt"/>
-                <v:imagedata o:title=""/>
-                <o:lock v:ext="edit" aspectratio="f"/>
-                <v:textbox>
-                  <w:txbxContent>
-                    <w:p>
-                      <w:pPr>
-                        <w:keepNext w:val="0"/>
-                        <w:keepLines w:val="0"/>
-                        <w:pageBreakBefore w:val="0"/>
-                        <w:widowControl w:val="0"/>
-                        <w:kinsoku/>
-                        <w:wordWrap/>
-                        <w:overflowPunct/>
-                        <w:topLinePunct w:val="0"/>
-                        <w:bidi w:val="0"/>
-                        <w:adjustRightInd/>
-                        <w:snapToGrid/>
-                        <w:spacing w:line="0" w:lineRule="atLeast"/>
-                        <w:textAlignment w:val="auto"/>
-                        <w:rPr>
-                          <w:rFonts w:hint="default" w:ascii="微软雅黑" w:hAnsi="微软雅黑" w:eastAsia="微软雅黑" w:cs="微软雅黑"/>
-                          <w:color w:val="FFFFFF" w:themeColor="background1"/>
-                          <w:sz w:val="28"/>
-                          <w:szCs w:val="28"/>
-                          <w:lang w:val="en-US" w:eastAsia="zh-CN"/>
-                          <w14:textFill>
-                            <w14:solidFill>
-                              <w14:schemeClr w14:val="bg1"/>
-                            </w14:solidFill>
-                          </w14:textFill>
-                        </w:rPr>
-                      </w:pPr>
-                      <w:r>
-                        <w:rPr>
-                          <w:rFonts w:hint="eastAsia" w:ascii="微软雅黑" w:hAnsi="微软雅黑" w:eastAsia="微软雅黑" w:cs="微软雅黑"/>
-                          <w:color w:val="FFFFFF" w:themeColor="background1"/>
-                          <w:sz w:val="28"/>
-                          <w:szCs w:val="28"/>
-                          <w:lang w:val="en-US" w:eastAsia="zh-CN"/>
-                          <w14:textFill>
-                            <w14:solidFill>
-                              <w14:schemeClr w14:val="bg1"/>
-                            </w14:solidFill>
-                          </w14:textFill>
-                        </w:rPr>
-                        <w:t>冬</w:t>
-                      </w:r>
-                    </w:p>
-                  </w:txbxContent>
-                </v:textbox>
-              </v:shape>
-            </w:pict>
-          </mc:Fallback>
-        </mc:AlternateContent>
-      </w:r>
-      <w:r>
-        <w:rPr>
-          <w:sz w:val="21"/>
-        </w:rPr>
-        <mc:AlternateContent>
-          <mc:Choice Requires="wps">
-            <w:drawing>
-              <wp:anchor distT="0" distB="0" distL="114300" distR="114300" simplePos="0" relativeHeight="251685888" behindDoc="0" locked="0" layoutInCell="1" allowOverlap="1">
-                <wp:simplePos x="0" y="0"/>
-                <wp:positionH relativeFrom="column">
-                  <wp:posOffset>2479675</wp:posOffset>
-                </wp:positionH>
-                <wp:positionV relativeFrom="paragraph">
-                  <wp:posOffset>66675</wp:posOffset>
-                </wp:positionV>
-                <wp:extent cx="450850" cy="535940"/>
-                <wp:effectExtent l="0" t="0" r="0" b="0"/>
-                <wp:wrapNone/>
-                <wp:docPr id="9" name="文本框 9"/>
-                <wp:cNvGraphicFramePr/>
-                <a:graphic xmlns:a="http://schemas.openxmlformats.org/drawingml/2006/main">
-                  <a:graphicData uri="http://schemas.microsoft.com/office/word/2010/wordprocessingShape">
-                    <wps:wsp>
-                      <wps:cNvSpPr txBox="1"/>
-                      <wps:spPr>
-                        <a:xfrm>
-                          <a:off x="0" y="0"/>
-                          <a:ext cx="450850" cy="535940"/>
-                        </a:xfrm>
-                        <a:prstGeom prst="rect">
-                          <a:avLst/>
-                        </a:prstGeom>
-                        <a:noFill/>
-                        <a:ln w="6350">
-                          <a:noFill/>
-                        </a:ln>
-                      </wps:spPr>
-                      <wps:style>
-                        <a:lnRef idx="0">
-                          <a:schemeClr val="accent1"/>
-                        </a:lnRef>
-                        <a:fillRef idx="0">
-                          <a:schemeClr val="accent1"/>
-                        </a:fillRef>
-                        <a:effectRef idx="0">
-                          <a:schemeClr val="accent1"/>
-                        </a:effectRef>
-                        <a:fontRef idx="minor">
-                          <a:schemeClr val="dk1"/>
-                        </a:fontRef>
-                      </wps:style>
-                      <wps:txbx>
-                        <w:txbxContent>
-                          <w:p>
-                            <w:pPr>
-                              <w:rPr>
-                                <w:rFonts w:hint="eastAsia" w:ascii="微软雅黑" w:hAnsi="微软雅黑" w:eastAsia="微软雅黑" w:cs="微软雅黑"/>
-                                <w:color w:val="FFFFFF" w:themeColor="background1"/>
-                                <w:sz w:val="44"/>
-                                <w:szCs w:val="44"/>
-                                <w:lang w:val="en-US" w:eastAsia="zh-CN"/>
-                                <w14:textFill>
-                                  <w14:solidFill>
-                                    <w14:schemeClr w14:val="bg1"/>
-                                  </w14:solidFill>
-                                </w14:textFill>
-                              </w:rPr>
-                            </w:pPr>
-                            <w:r>
-                              <w:rPr>
-                                <w:rFonts w:hint="eastAsia" w:ascii="微软雅黑" w:hAnsi="微软雅黑" w:eastAsia="微软雅黑" w:cs="微软雅黑"/>
-                                <w:color w:val="FFFFFF" w:themeColor="background1"/>
-                                <w:sz w:val="44"/>
-                                <w:szCs w:val="44"/>
-                                <w:lang w:val="en-US" w:eastAsia="zh-CN"/>
-                                <w14:textFill>
-                                  <w14:solidFill>
-                                    <w14:schemeClr w14:val="bg1"/>
-                                  </w14:solidFill>
-                                </w14:textFill>
-                              </w:rPr>
-                              <w:t>水</w:t>
-                            </w:r>
-                          </w:p>
-                        </w:txbxContent>
-                      </wps:txbx>
-                      <wps:bodyPr rot="0" spcFirstLastPara="0" vertOverflow="overflow" horzOverflow="overflow" vert="horz" wrap="square" lIns="91440" tIns="45720" rIns="91440" bIns="45720" numCol="1" spcCol="0" rtlCol="0" fromWordArt="0" anchor="t" anchorCtr="0" forceAA="0" compatLnSpc="1">
-                        <a:noAutofit/>
-                      </wps:bodyPr>
-                    </wps:wsp>
-                  </a:graphicData>
-                </a:graphic>
-              </wp:anchor>
-            </w:drawing>
-          </mc:Choice>
-          <mc:Fallback>
-            <w:pict>
-              <v:shape id="_x0000_s1026" o:spid="_x0000_s1026" o:spt="202" type="#_x0000_t202" style="position:absolute;left:0pt;margin-left:195.25pt;margin-top:5.25pt;height:42.2pt;width:35.5pt;z-index:251685888;mso-width-relative:page;mso-height-relative:page;" filled="f" stroked="f" coordsize="21600,21600" o:gfxdata="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">
-                <v:fill on="f" focussize="0,0"/>
-                <v:stroke on="f" weight="0.5pt"/>
-                <v:imagedata o:title=""/>
-                <o:lock v:ext="edit" aspectratio="f"/>
-                <v:textbox>
-                  <w:txbxContent>
-                    <w:p>
-                      <w:pPr>
-                        <w:rPr>
-                          <w:rFonts w:hint="eastAsia" w:ascii="微软雅黑" w:hAnsi="微软雅黑" w:eastAsia="微软雅黑" w:cs="微软雅黑"/>
-                          <w:color w:val="FFFFFF" w:themeColor="background1"/>
-                          <w:sz w:val="44"/>
-                          <w:szCs w:val="44"/>
-                          <w:lang w:val="en-US" w:eastAsia="zh-CN"/>
-                          <w14:textFill>
-                            <w14:solidFill>
-                              <w14:schemeClr w14:val="bg1"/>
-                            </w14:solidFill>
-                          </w14:textFill>
-                        </w:rPr>
-                      </w:pPr>
-                      <w:r>
-                        <w:rPr>
-                          <w:rFonts w:hint="eastAsia" w:ascii="微软雅黑" w:hAnsi="微软雅黑" w:eastAsia="微软雅黑" w:cs="微软雅黑"/>
-                          <w:color w:val="FFFFFF" w:themeColor="background1"/>
-                          <w:sz w:val="44"/>
-                          <w:szCs w:val="44"/>
-                          <w:lang w:val="en-US" w:eastAsia="zh-CN"/>
-                          <w14:textFill>
-                            <w14:solidFill>
-                              <w14:schemeClr w14:val="bg1"/>
-                            </w14:solidFill>
-                          </w14:textFill>
-                        </w:rPr>
-                        <w:t>水</w:t>
-                      </w:r>
-                    </w:p>
-                  </w:txbxContent>
-                </v:textbox>
-              </v:shape>
-            </w:pict>
-          </mc:Fallback>
-        </mc:AlternateContent>
-      </w:r>
-      <w:r>
-        <w:rPr>
-          <w:sz w:val="21"/>
-        </w:rPr>
-        <mc:AlternateContent>
-          <mc:Choice Requires="wps">
-            <w:drawing>
-              <wp:anchor distT="0" distB="0" distL="114300" distR="114300" simplePos="0" relativeHeight="251683840" behindDoc="0" locked="0" layoutInCell="1" allowOverlap="1">
-                <wp:simplePos x="0" y="0"/>
-                <wp:positionH relativeFrom="column">
-                  <wp:posOffset>5003800</wp:posOffset>
-                </wp:positionH>
-                <wp:positionV relativeFrom="paragraph">
-                  <wp:posOffset>71755</wp:posOffset>
-                </wp:positionV>
-                <wp:extent cx="469900" cy="574040"/>
-                <wp:effectExtent l="0" t="0" r="0" b="0"/>
-                <wp:wrapNone/>
-                <wp:docPr id="7" name="文本框 7"/>
-                <wp:cNvGraphicFramePr/>
-                <a:graphic xmlns:a="http://schemas.openxmlformats.org/drawingml/2006/main">
-                  <a:graphicData uri="http://schemas.microsoft.com/office/word/2010/wordprocessingShape">
-                    <wps:wsp>
-                      <wps:cNvSpPr txBox="1"/>
-                      <wps:spPr>
-                        <a:xfrm>
-                          <a:off x="0" y="0"/>
-                          <a:ext cx="469900" cy="574040"/>
-                        </a:xfrm>
-                        <a:prstGeom prst="rect">
-                          <a:avLst/>
-                        </a:prstGeom>
-                        <a:noFill/>
-                        <a:ln w="6350">
-                          <a:noFill/>
-                        </a:ln>
-                      </wps:spPr>
-                      <wps:style>
-                        <a:lnRef idx="0">
-                          <a:schemeClr val="accent1"/>
-                        </a:lnRef>
-                        <a:fillRef idx="0">
-                          <a:schemeClr val="accent1"/>
-                        </a:fillRef>
-                        <a:effectRef idx="0">
-                          <a:schemeClr val="accent1"/>
-                        </a:effectRef>
-                        <a:fontRef idx="minor">
-                          <a:schemeClr val="dk1"/>
-                        </a:fontRef>
-                      </wps:style>
-                      <wps:txbx>
-                        <w:txbxContent>
-                          <w:p>
-                            <w:pPr>
-                              <w:rPr>
-                                <w:rFonts w:hint="eastAsia" w:ascii="微软雅黑" w:hAnsi="微软雅黑" w:eastAsia="微软雅黑" w:cs="微软雅黑"/>
-                                <w:color w:val="auto"/>
-                                <w:sz w:val="44"/>
-                                <w:szCs w:val="44"/>
-                                <w:lang w:val="en-US" w:eastAsia="zh-CN"/>
-                              </w:rPr>
-                            </w:pPr>
-                            <w:r>
-                              <w:rPr>
-                                <w:rFonts w:hint="eastAsia" w:ascii="微软雅黑" w:hAnsi="微软雅黑" w:eastAsia="微软雅黑" w:cs="微软雅黑"/>
-                                <w:color w:val="auto"/>
-                                <w:sz w:val="44"/>
-                                <w:szCs w:val="44"/>
-                                <w:lang w:val="en-US" w:eastAsia="zh-CN"/>
-                              </w:rPr>
-                              <w:t>金</w:t>
-                            </w:r>
-                          </w:p>
-                        </w:txbxContent>
-                      </wps:txbx>
-                      <wps:bodyPr rot="0" spcFirstLastPara="0" vertOverflow="overflow" horzOverflow="overflow" vert="horz" wrap="square" lIns="91440" tIns="45720" rIns="91440" bIns="45720" numCol="1" spcCol="0" rtlCol="0" fromWordArt="0" anchor="t" anchorCtr="0" forceAA="0" compatLnSpc="1">
-                        <a:noAutofit/>
-                      </wps:bodyPr>
-                    </wps:wsp>
-                  </a:graphicData>
-                </a:graphic>
-              </wp:anchor>
-            </w:drawing>
-          </mc:Choice>
-          <mc:Fallback>
-            <w:pict>
-              <v:shape id="_x0000_s1026" o:spid="_x0000_s1026" o:spt="202" type="#_x0000_t202" style="position:absolute;left:0pt;margin-left:394pt;margin-top:5.65pt;height:45.2pt;width:37pt;z-index:251683840;mso-width-relative:page;mso-height-relative:page;" filled="f" stroked="f" coordsize="21600,21600" o:gfxdata="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">
-                <v:fill on="f" focussize="0,0"/>
-                <v:stroke on="f" weight="0.5pt"/>
-                <v:imagedata o:title=""/>
-                <o:lock v:ext="edit" aspectratio="f"/>
-                <v:textbox>
-                  <w:txbxContent>
-                    <w:p>
-                      <w:pPr>
-                        <w:rPr>
-                          <w:rFonts w:hint="eastAsia" w:ascii="微软雅黑" w:hAnsi="微软雅黑" w:eastAsia="微软雅黑" w:cs="微软雅黑"/>
-                          <w:color w:val="auto"/>
-                          <w:sz w:val="44"/>
-                          <w:szCs w:val="44"/>
-                          <w:lang w:val="en-US" w:eastAsia="zh-CN"/>
-                        </w:rPr>
-                      </w:pPr>
-                      <w:r>
-                        <w:rPr>
-                          <w:rFonts w:hint="eastAsia" w:ascii="微软雅黑" w:hAnsi="微软雅黑" w:eastAsia="微软雅黑" w:cs="微软雅黑"/>
-                          <w:color w:val="auto"/>
-                          <w:sz w:val="44"/>
-                          <w:szCs w:val="44"/>
-                          <w:lang w:val="en-US" w:eastAsia="zh-CN"/>
-                        </w:rPr>
-                        <w:t>金</w:t>
-                      </w:r>
-                    </w:p>
-                  </w:txbxContent>
-                </v:textbox>
-              </v:shape>
-            </w:pict>
-          </mc:Fallback>
-        </mc:AlternateContent>
-      </w:r>
-      <w:r>
-        <mc:AlternateContent>
-          <mc:Choice Requires="wps">
-            <w:drawing>
-              <wp:anchor distT="0" distB="0" distL="114300" distR="114300" simplePos="0" relativeHeight="251660288" behindDoc="0" locked="0" layoutInCell="1" allowOverlap="1">
-                <wp:simplePos x="0" y="0"/>
-                <wp:positionH relativeFrom="column">
-                  <wp:posOffset>4402455</wp:posOffset>
-                </wp:positionH>
-                <wp:positionV relativeFrom="margin">
-                  <wp:posOffset>3609340</wp:posOffset>
-                </wp:positionV>
-                <wp:extent cx="1633220" cy="1633220"/>
-                <wp:effectExtent l="4445" t="4445" r="13335" b="13335"/>
-                <wp:wrapNone/>
-                <wp:docPr id="26" name="椭圆 26"/>
-                <wp:cNvGraphicFramePr/>
-                <a:graphic xmlns:a="http://schemas.openxmlformats.org/drawingml/2006/main">
-                  <a:graphicData uri="http://schemas.microsoft.com/office/word/2010/wordprocessingShape">
-                    <wps:wsp>
-                      <wps:cNvSpPr/>
-                      <wps:spPr>
-                        <a:xfrm>
-                          <a:off x="0" y="0"/>
-                          <a:ext cx="1633220" cy="1633220"/>
-                        </a:xfrm>
-                        <a:prstGeom prst="ellipse">
-                          <a:avLst/>
-                        </a:prstGeom>
-                        <a:solidFill>
-                          <a:srgbClr val="FFFFFF"/>
-                        </a:solidFill>
-                        <a:ln w="9525" cap="flat" cmpd="sng">
-                          <a:solidFill>
-                            <a:srgbClr val="000000"/>
-                          </a:solidFill>
-                          <a:prstDash val="solid"/>
-                          <a:headEnd type="none" w="med" len="med"/>
-                          <a:tailEnd type="none" w="med" len="med"/>
-                        </a:ln>
-                      </wps:spPr>
-                      <wps:txbx>
-                        <w:txbxContent>
-                          <w:p>
-                            <w:pPr>
-                              <w:keepNext w:val="0"/>
-                              <w:keepLines w:val="0"/>
-                              <w:pageBreakBefore w:val="0"/>
-                              <w:widowControl w:val="0"/>
-                              <w:kinsoku/>
-                              <w:wordWrap/>
-                              <w:overflowPunct/>
-                              <w:topLinePunct w:val="0"/>
-                              <w:bidi w:val="0"/>
-                              <w:adjustRightInd/>
-                              <w:snapToGrid/>
-                              <w:spacing w:before="0" w:beforeLines="50" w:after="0" w:afterLines="50" w:line="480" w:lineRule="auto"/>
-                              <w:jc w:val="center"/>
-                              <w:textAlignment w:val="auto"/>
-                              <w:rPr>
-                                <w:rFonts w:hint="eastAsia" w:ascii="微软雅黑" w:hAnsi="微软雅黑" w:eastAsia="微软雅黑" w:cs="微软雅黑"/>
-                                <w:sz w:val="44"/>
-                                <w:szCs w:val="44"/>
-                                <w:lang w:val="en-US" w:eastAsia="zh-CN"/>
-                              </w:rPr>
-                            </w:pPr>
-                            <w:r>
-                              <w:rPr>
-                                <w:rFonts w:hint="eastAsia" w:ascii="微软雅黑" w:hAnsi="微软雅黑" w:eastAsia="微软雅黑" w:cs="微软雅黑"/>
-                                <w:sz w:val="52"/>
-                                <w:szCs w:val="52"/>
-                              </w:rPr>
-                              <w:t>肺</w:t>
-                            </w:r>
-                            <w:r>
-                              <w:rPr>
-                                <w:rFonts w:hint="eastAsia" w:ascii="微软雅黑" w:hAnsi="微软雅黑" w:eastAsia="微软雅黑" w:cs="微软雅黑"/>
-                                <w:sz w:val="21"/>
-                                <w:szCs w:val="21"/>
-                              </w:rPr>
-                              <w:t xml:space="preserve"> </w:t>
-                            </w:r>
-                            <w:r>
-                              <w:rPr>
-                                <w:rFonts w:hint="eastAsia" w:ascii="微软雅黑" w:hAnsi="微软雅黑" w:eastAsia="微软雅黑" w:cs="微软雅黑"/>
-                                <w:sz w:val="44"/>
-                                <w:szCs w:val="44"/>
-                              </w:rPr>
-                              <w:t>大肠</w:t>
-                            </w:r>
-                            <w:r>
-                              <w:rPr>
-                                <w:rFonts w:hint="eastAsia" w:ascii="微软雅黑" w:hAnsi="微软雅黑" w:eastAsia="微软雅黑" w:cs="微软雅黑"/>
-                                <w:sz w:val="21"/>
-                                <w:szCs w:val="21"/>
-                                <w:lang w:val="en-US" w:eastAsia="zh-CN"/>
-                              </w:rPr>
-                              <w:t>九</w:t>
-                            </w:r>
-                          </w:p>
-                        </w:txbxContent>
-                      </wps:txbx>
-                      <wps:bodyPr lIns="0" tIns="180000" rIns="0" bIns="0" upright="1"/>
-                    </wps:wsp>
-                  </a:graphicData>
-                </a:graphic>
-              </wp:anchor>
-            </w:drawing>
-          </mc:Choice>
-          <mc:Fallback>
-            <w:pict>
-              <v:shape id="_x0000_s1026" o:spid="_x0000_s1026" o:spt="3" type="#_x0000_t3" style="position:absolute;left:0pt;margin-left:346.65pt;margin-top:284.2pt;height:128.6pt;width:128.6pt;mso-position-vertical-relative:margin;z-index:251660288;mso-width-relative:page;mso-height-relative:page;" fillcolor="#FFFFFF" filled="t" stroked="t" coordsize="21600,21600" o:gfxdata="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">
-                <v:fill on="t" focussize="0,0"/>
-                <v:stroke color="#000000" joinstyle="round"/>
-                <v:imagedata o:title=""/>
-                <o:lock v:ext="edit" aspectratio="f"/>
-                <v:textbox inset="0mm,5mm,0mm,0mm">
-                  <w:txbxContent>
-                    <w:p>
-                      <w:pPr>
-                        <w:keepNext w:val="0"/>
-                        <w:keepLines w:val="0"/>
-                        <w:pageBreakBefore w:val="0"/>
-                        <w:widowControl w:val="0"/>
-                        <w:kinsoku/>
-                        <w:wordWrap/>
-                        <w:overflowPunct/>
-                        <w:topLinePunct w:val="0"/>
-                        <w:bidi w:val="0"/>
-                        <w:adjustRightInd/>
-                        <w:snapToGrid/>
-                        <w:spacing w:before="0" w:beforeLines="50" w:after="0" w:afterLines="50" w:line="480" w:lineRule="auto"/>
-                        <w:jc w:val="center"/>
-                        <w:textAlignment w:val="auto"/>
-                        <w:rPr>
-                          <w:rFonts w:hint="eastAsia" w:ascii="微软雅黑" w:hAnsi="微软雅黑" w:eastAsia="微软雅黑" w:cs="微软雅黑"/>
-                          <w:sz w:val="44"/>
-                          <w:szCs w:val="44"/>
-                          <w:lang w:val="en-US" w:eastAsia="zh-CN"/>
-                        </w:rPr>
-                      </w:pPr>
-                      <w:r>
-                        <w:rPr>
-                          <w:rFonts w:hint="eastAsia" w:ascii="微软雅黑" w:hAnsi="微软雅黑" w:eastAsia="微软雅黑" w:cs="微软雅黑"/>
-                          <w:sz w:val="52"/>
-                          <w:szCs w:val="52"/>
-                        </w:rPr>
-                        <w:t>肺</w:t>
-                      </w:r>
-                      <w:r>
-                        <w:rPr>
-                          <w:rFonts w:hint="eastAsia" w:ascii="微软雅黑" w:hAnsi="微软雅黑" w:eastAsia="微软雅黑" w:cs="微软雅黑"/>
-                          <w:sz w:val="21"/>
-                          <w:szCs w:val="21"/>
-                        </w:rPr>
-                        <w:t xml:space="preserve"> </w:t>
-                      </w:r>
-                      <w:r>
-                        <w:rPr>
-                          <w:rFonts w:hint="eastAsia" w:ascii="微软雅黑" w:hAnsi="微软雅黑" w:eastAsia="微软雅黑" w:cs="微软雅黑"/>
-                          <w:sz w:val="44"/>
-                          <w:szCs w:val="44"/>
-                        </w:rPr>
-                        <w:t>大肠</w:t>
-                      </w:r>
-                      <w:r>
-                        <w:rPr>
-                          <w:rFonts w:hint="eastAsia" w:ascii="微软雅黑" w:hAnsi="微软雅黑" w:eastAsia="微软雅黑" w:cs="微软雅黑"/>
-                          <w:sz w:val="21"/>
-                          <w:szCs w:val="21"/>
-                          <w:lang w:val="en-US" w:eastAsia="zh-CN"/>
-                        </w:rPr>
-                        <w:t>九</w:t>
-                      </w:r>
-                    </w:p>
-                  </w:txbxContent>
-                </v:textbox>
-              </v:shape>
-            </w:pict>
-          </mc:Fallback>
-        </mc:AlternateContent>
-      </w:r>
-      <w:r>
-        <mc:AlternateContent>
-          <mc:Choice Requires="wps">
-            <w:drawing>
-              <wp:anchor distT="0" distB="0" distL="114300" distR="114300" simplePos="0" relativeHeight="251662336" behindDoc="0" locked="0" layoutInCell="1" allowOverlap="1">
-                <wp:simplePos x="0" y="0"/>
-                <wp:positionH relativeFrom="column">
-                  <wp:posOffset>5918835</wp:posOffset>
-                </wp:positionH>
-                <wp:positionV relativeFrom="paragraph">
-                  <wp:posOffset>245110</wp:posOffset>
-                </wp:positionV>
-                <wp:extent cx="151765" cy="233680"/>
-                <wp:effectExtent l="0" t="6985" r="19685" b="6985"/>
-                <wp:wrapNone/>
-                <wp:docPr id="44" name="直接箭头连接符 44"/>
-                <wp:cNvGraphicFramePr/>
-                <a:graphic xmlns:a="http://schemas.openxmlformats.org/drawingml/2006/main">
-                  <a:graphicData uri="http://schemas.microsoft.com/office/word/2010/wordprocessingShape">
-                    <wps:wsp>
-                      <wps:cNvCnPr/>
-                      <wps:spPr>
-                        <a:xfrm flipH="1">
-                          <a:off x="0" y="0"/>
-                          <a:ext cx="151765" cy="233680"/>
-                        </a:xfrm>
-                        <a:prstGeom prst="straightConnector1">
-                          <a:avLst/>
-                        </a:prstGeom>
-                        <a:ln w="25400" cap="flat" cmpd="sng">
-                          <a:solidFill>
-                            <a:srgbClr val="000000"/>
-                          </a:solidFill>
-                          <a:prstDash val="solid"/>
-                          <a:headEnd type="none" w="med" len="med"/>
-                          <a:tailEnd type="triangle" w="lg" len="lg"/>
-                        </a:ln>
-                      </wps:spPr>
-                      <wps:bodyPr/>
-                    </wps:wsp>
-                  </a:graphicData>
-                </a:graphic>
-              </wp:anchor>
-            </w:drawing>
-          </mc:Choice>
-          <mc:Fallback>
-            <w:pict>
-              <v:shape id="_x0000_s1026" o:spid="_x0000_s1026" o:spt="32" type="#_x0000_t32" style="position:absolute;left:0pt;flip:x;margin-left:466.05pt;margin-top:19.3pt;height:18.4pt;width:11.95pt;z-index:251662336;mso-width-relative:page;mso-height-relative:page;" filled="f" stroked="t" coordsize="21600,21600" o:gfxdata="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">
-                <v:fill on="f" focussize="0,0"/>
-                <v:stroke weight="2pt" color="#000000" joinstyle="round" endarrow="block" endarrowwidth="wide" endarrowlength="long"/>
-                <v:imagedata o:title=""/>
-                <o:lock v:ext="edit" aspectratio="f"/>
-              </v:shape>
-            </w:pict>
-          </mc:Fallback>
-        </mc:AlternateContent>
-      </w:r>
-      <w:r>
-        <mc:AlternateContent>
-          <mc:Choice Requires="wps">
-            <w:drawing>
-              <wp:anchor distT="0" distB="0" distL="114300" distR="114300" simplePos="0" relativeHeight="251676672" behindDoc="0" locked="0" layoutInCell="1" allowOverlap="1">
-                <wp:simplePos x="0" y="0"/>
-                <wp:positionH relativeFrom="column">
-                  <wp:posOffset>1878965</wp:posOffset>
-                </wp:positionH>
-                <wp:positionV relativeFrom="margin">
-                  <wp:posOffset>3608705</wp:posOffset>
-                </wp:positionV>
-                <wp:extent cx="1633220" cy="1633220"/>
-                <wp:effectExtent l="4445" t="4445" r="13335" b="13335"/>
-                <wp:wrapNone/>
-                <wp:docPr id="50" name="椭圆 50"/>
-                <wp:cNvGraphicFramePr/>
-                <a:graphic xmlns:a="http://schemas.openxmlformats.org/drawingml/2006/main">
-                  <a:graphicData uri="http://schemas.microsoft.com/office/word/2010/wordprocessingShape">
-                    <wps:wsp>
-                      <wps:cNvSpPr/>
-                      <wps:spPr>
-                        <a:xfrm>
-                          <a:off x="0" y="0"/>
-                          <a:ext cx="1633220" cy="1633220"/>
-                        </a:xfrm>
-                        <a:prstGeom prst="ellipse">
-                          <a:avLst/>
-                        </a:prstGeom>
-                        <a:solidFill>
-                          <a:schemeClr val="tx1"/>
-                        </a:solidFill>
-                        <a:ln w="9525" cap="flat" cmpd="sng">
-                          <a:solidFill>
-                            <a:srgbClr val="000000"/>
-                          </a:solidFill>
-                          <a:prstDash val="solid"/>
-                          <a:headEnd type="none" w="med" len="med"/>
-                          <a:tailEnd type="none" w="med" len="med"/>
-                        </a:ln>
-                      </wps:spPr>
-                      <wps:txbx>
-                        <w:txbxContent>
-                          <w:p>
-                            <w:pPr>
-                              <w:keepNext w:val="0"/>
-                              <w:keepLines w:val="0"/>
-                              <w:pageBreakBefore w:val="0"/>
-                              <w:widowControl w:val="0"/>
-                              <w:kinsoku/>
-                              <w:wordWrap/>
-                              <w:overflowPunct/>
-                              <w:topLinePunct w:val="0"/>
-                              <w:bidi w:val="0"/>
-                              <w:adjustRightInd/>
-                              <w:snapToGrid/>
-                              <w:spacing w:before="0" w:beforeLines="50" w:after="0" w:afterLines="50" w:line="480" w:lineRule="auto"/>
-                              <w:jc w:val="center"/>
-                              <w:textAlignment w:val="auto"/>
-                              <w:rPr>
-                                <w:rFonts w:hint="default" w:ascii="微软雅黑" w:hAnsi="微软雅黑" w:eastAsia="微软雅黑" w:cs="微软雅黑"/>
-                                <w:color w:val="FFFFFF" w:themeColor="background1"/>
-                                <w:sz w:val="44"/>
-                                <w:szCs w:val="44"/>
-                                <w:lang w:val="en-US" w:eastAsia="zh-CN"/>
-                                <w14:textFill>
-                                  <w14:solidFill>
-                                    <w14:schemeClr w14:val="bg1"/>
-                                  </w14:solidFill>
-                                </w14:textFill>
-                              </w:rPr>
-                            </w:pPr>
-                            <w:r>
-                              <w:rPr>
-                                <w:rFonts w:hint="eastAsia" w:ascii="微软雅黑" w:hAnsi="微软雅黑" w:eastAsia="微软雅黑" w:cs="微软雅黑"/>
-                                <w:color w:val="FFFFFF" w:themeColor="background1"/>
-                                <w:sz w:val="52"/>
-                                <w:szCs w:val="52"/>
-                                <w:lang w:val="en-US" w:eastAsia="zh-CN"/>
-                                <w14:textFill>
-                                  <w14:solidFill>
-                                    <w14:schemeClr w14:val="bg1"/>
-                                  </w14:solidFill>
-                                </w14:textFill>
-                              </w:rPr>
-                              <w:t>肾</w:t>
-                            </w:r>
-                            <w:r>
-                              <w:rPr>
-                                <w:rFonts w:hint="eastAsia" w:ascii="微软雅黑" w:hAnsi="微软雅黑" w:eastAsia="微软雅黑" w:cs="微软雅黑"/>
-                                <w:color w:val="FFFFFF" w:themeColor="background1"/>
-                                <w:sz w:val="21"/>
-                                <w:szCs w:val="21"/>
-                                <w14:textFill>
-                                  <w14:solidFill>
-                                    <w14:schemeClr w14:val="bg1"/>
-                                  </w14:solidFill>
-                                </w14:textFill>
-                              </w:rPr>
-                              <w:t xml:space="preserve"> </w:t>
-                            </w:r>
-                            <w:r>
-                              <w:rPr>
-                                <w:rFonts w:hint="eastAsia" w:ascii="微软雅黑" w:hAnsi="微软雅黑" w:eastAsia="微软雅黑" w:cs="微软雅黑"/>
-                                <w:color w:val="FFFFFF" w:themeColor="background1"/>
-                                <w:sz w:val="44"/>
-                                <w:szCs w:val="44"/>
-                                <w:lang w:val="en-US" w:eastAsia="zh-CN"/>
-                                <w14:textFill>
-                                  <w14:solidFill>
-                                    <w14:schemeClr w14:val="bg1"/>
-                                  </w14:solidFill>
-                                </w14:textFill>
-                              </w:rPr>
-                              <w:t>膀胱</w:t>
-                            </w:r>
-                            <w:r>
-                              <w:rPr>
-                                <w:rFonts w:hint="eastAsia" w:ascii="微软雅黑" w:hAnsi="微软雅黑" w:eastAsia="微软雅黑" w:cs="微软雅黑"/>
-                                <w:color w:val="FFFFFF" w:themeColor="background1"/>
-                                <w:sz w:val="21"/>
-                                <w:szCs w:val="21"/>
-                                <w:lang w:val="en-US" w:eastAsia="zh-CN"/>
-                                <w14:textFill>
-                                  <w14:solidFill>
-                                    <w14:schemeClr w14:val="bg1"/>
-                                  </w14:solidFill>
-                                </w14:textFill>
-                              </w:rPr>
-                              <w:t>六</w:t>
-                            </w:r>
-                          </w:p>
-                        </w:txbxContent>
-                      </wps:txbx>
-                      <wps:bodyPr lIns="0" tIns="180000" rIns="0" bIns="0" upright="1"/>
-                    </wps:wsp>
-                  </a:graphicData>
-                </a:graphic>
-              </wp:anchor>
-            </w:drawing>
-          </mc:Choice>
-          <mc:Fallback>
-            <w:pict>
-              <v:shape id="_x0000_s1026" o:spid="_x0000_s1026" o:spt="3" type="#_x0000_t3" style="position:absolute;left:0pt;margin-left:147.95pt;margin-top:284.15pt;height:128.6pt;width:128.6pt;mso-position-vertical-relative:margin;z-index:251676672;mso-width-relative:page;mso-height-relative:page;" fillcolor="#000000 [3213]" filled="t" stroked="t" coordsize="21600,21600" o:gfxdata="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">
-                <v:fill on="t" focussize="0,0"/>
-                <v:stroke color="#000000" joinstyle="round"/>
-                <v:imagedata o:title=""/>
-                <o:lock v:ext="edit" aspectratio="f"/>
-                <v:textbox inset="0mm,5mm,0mm,0mm">
-                  <w:txbxContent>
-                    <w:p>
-                      <w:pPr>
-                        <w:keepNext w:val="0"/>
-                        <w:keepLines w:val="0"/>
-                        <w:pageBreakBefore w:val="0"/>
-                        <w:widowControl w:val="0"/>
-                        <w:kinsoku/>
-                        <w:wordWrap/>
-                        <w:overflowPunct/>
-                        <w:topLinePunct w:val="0"/>
-                        <w:bidi w:val="0"/>
-                        <w:adjustRightInd/>
-                        <w:snapToGrid/>
-                        <w:spacing w:before="0" w:beforeLines="50" w:after="0" w:afterLines="50" w:line="480" w:lineRule="auto"/>
-                        <w:jc w:val="center"/>
-                        <w:textAlignment w:val="auto"/>
-                        <w:rPr>
-                          <w:rFonts w:hint="default" w:ascii="微软雅黑" w:hAnsi="微软雅黑" w:eastAsia="微软雅黑" w:cs="微软雅黑"/>
-                          <w:color w:val="FFFFFF" w:themeColor="background1"/>
-                          <w:sz w:val="44"/>
-                          <w:szCs w:val="44"/>
-                          <w:lang w:val="en-US" w:eastAsia="zh-CN"/>
-                          <w14:textFill>
-                            <w14:solidFill>
-                              <w14:schemeClr w14:val="bg1"/>
-                            </w14:solidFill>
-                          </w14:textFill>
-                        </w:rPr>
-                      </w:pPr>
-                      <w:r>
-                        <w:rPr>
-                          <w:rFonts w:hint="eastAsia" w:ascii="微软雅黑" w:hAnsi="微软雅黑" w:eastAsia="微软雅黑" w:cs="微软雅黑"/>
-                          <w:color w:val="FFFFFF" w:themeColor="background1"/>
-                          <w:sz w:val="52"/>
-                          <w:szCs w:val="52"/>
-                          <w:lang w:val="en-US" w:eastAsia="zh-CN"/>
-                          <w14:textFill>
-                            <w14:solidFill>
-                              <w14:schemeClr w14:val="bg1"/>
-                            </w14:solidFill>
-                          </w14:textFill>
-                        </w:rPr>
-                        <w:t>肾</w:t>
-                      </w:r>
-                      <w:r>
-                        <w:rPr>
-                          <w:rFonts w:hint="eastAsia" w:ascii="微软雅黑" w:hAnsi="微软雅黑" w:eastAsia="微软雅黑" w:cs="微软雅黑"/>
-                          <w:color w:val="FFFFFF" w:themeColor="background1"/>
-                          <w:sz w:val="21"/>
-                          <w:szCs w:val="21"/>
-                          <w14:textFill>
-                            <w14:solidFill>
-                              <w14:schemeClr w14:val="bg1"/>
-                            </w14:solidFill>
-                          </w14:textFill>
-                        </w:rPr>
-                        <w:t xml:space="preserve"> </w:t>
-                      </w:r>
-                      <w:r>
-                        <w:rPr>
-                          <w:rFonts w:hint="eastAsia" w:ascii="微软雅黑" w:hAnsi="微软雅黑" w:eastAsia="微软雅黑" w:cs="微软雅黑"/>
-                          <w:color w:val="FFFFFF" w:themeColor="background1"/>
-                          <w:sz w:val="44"/>
-                          <w:szCs w:val="44"/>
-                          <w:lang w:val="en-US" w:eastAsia="zh-CN"/>
-                          <w14:textFill>
-                            <w14:solidFill>
-                              <w14:schemeClr w14:val="bg1"/>
-                            </w14:solidFill>
-                          </w14:textFill>
-                        </w:rPr>
-                        <w:t>膀胱</w:t>
-                      </w:r>
-                      <w:r>
-                        <w:rPr>
-                          <w:rFonts w:hint="eastAsia" w:ascii="微软雅黑" w:hAnsi="微软雅黑" w:eastAsia="微软雅黑" w:cs="微软雅黑"/>
-                          <w:color w:val="FFFFFF" w:themeColor="background1"/>
-                          <w:sz w:val="21"/>
-                          <w:szCs w:val="21"/>
-                          <w:lang w:val="en-US" w:eastAsia="zh-CN"/>
-                          <w14:textFill>
-                            <w14:solidFill>
-                              <w14:schemeClr w14:val="bg1"/>
-                            </w14:solidFill>
-                          </w14:textFill>
-                        </w:rPr>
-                        <w:t>六</w:t>
-                      </w:r>
-                    </w:p>
-                  </w:txbxContent>
-                </v:textbox>
-              </v:shape>
-            </w:pict>
-          </mc:Fallback>
-        </mc:AlternateContent>
-      </w:r>
-    </w:p>
-    <w:p>
-      <w:pPr>
-        <w:ind w:left="0" w:leftChars="0" w:firstLine="0" w:firstLineChars="0"/>
-      </w:pPr>
-      <w:bookmarkStart w:id="0" w:name="_GoBack"/>
-      <w:bookmarkEnd w:id="0"/>
-      <w:r>
-        <w:rPr>
-          <w:sz w:val="21"/>
-        </w:rPr>
-        <mc:AlternateContent>
-          <mc:Choice Requires="wps">
-            <w:drawing>
               <wp:anchor distT="0" distB="0" distL="114300" distR="114300" simplePos="0" relativeHeight="251698176" behindDoc="0" locked="0" layoutInCell="1" allowOverlap="1">
                 <wp:simplePos x="0" y="0"/>
                 <wp:positionH relativeFrom="column">
-                  <wp:posOffset>739775</wp:posOffset>
+                  <wp:posOffset>968375</wp:posOffset>
                 </wp:positionH>
                 <wp:positionV relativeFrom="paragraph">
-                  <wp:posOffset>296545</wp:posOffset>
+                  <wp:posOffset>344170</wp:posOffset>
                 </wp:positionV>
                 <wp:extent cx="1414780" cy="1695450"/>
                 <wp:effectExtent l="0" t="0" r="0" b="0"/>
@@ -6756,7 +6914,7 @@
           </mc:Choice>
           <mc:Fallback>
             <w:pict>
-              <v:shape id="_x0000_s1026" o:spid="_x0000_s1026" o:spt="202" type="#_x0000_t202" style="position:absolute;left:0pt;margin-left:58.25pt;margin-top:23.35pt;height:133.5pt;width:111.4pt;z-index:251698176;mso-width-relative:page;mso-height-relative:page;" filled="f" stroked="f" coordsize="21600,21600" o:gfxdata="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">
+              <v:shape id="_x0000_s1026" o:spid="_x0000_s1026" o:spt="202" type="#_x0000_t202" style="position:absolute;left:0pt;margin-left:76.25pt;margin-top:27.1pt;height:133.5pt;width:111.4pt;z-index:251698176;mso-width-relative:page;mso-height-relative:page;" filled="f" stroked="f" coordsize="21600,21600" o:gfxdata="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">
                 <v:fill on="f" focussize="0,0"/>
                 <v:stroke on="f" weight="0.5pt"/>
                 <v:imagedata o:title=""/>
@@ -6971,6 +7129,63 @@
         </mc:AlternateContent>
       </w:r>
       <w:r>
+        <mc:AlternateContent>
+          <mc:Choice Requires="wps">
+            <w:drawing>
+              <wp:anchor distT="0" distB="0" distL="114300" distR="114300" simplePos="0" relativeHeight="251662336" behindDoc="0" locked="0" layoutInCell="1" allowOverlap="1">
+                <wp:simplePos x="0" y="0"/>
+                <wp:positionH relativeFrom="column">
+                  <wp:posOffset>6147435</wp:posOffset>
+                </wp:positionH>
+                <wp:positionV relativeFrom="paragraph">
+                  <wp:posOffset>94615</wp:posOffset>
+                </wp:positionV>
+                <wp:extent cx="151765" cy="233680"/>
+                <wp:effectExtent l="0" t="6985" r="19685" b="6985"/>
+                <wp:wrapNone/>
+                <wp:docPr id="44" name="直接箭头连接符 44"/>
+                <wp:cNvGraphicFramePr/>
+                <a:graphic xmlns:a="http://schemas.openxmlformats.org/drawingml/2006/main">
+                  <a:graphicData uri="http://schemas.microsoft.com/office/word/2010/wordprocessingShape">
+                    <wps:wsp>
+                      <wps:cNvCnPr/>
+                      <wps:spPr>
+                        <a:xfrm flipH="1">
+                          <a:off x="0" y="0"/>
+                          <a:ext cx="151765" cy="233680"/>
+                        </a:xfrm>
+                        <a:prstGeom prst="straightConnector1">
+                          <a:avLst/>
+                        </a:prstGeom>
+                        <a:ln w="25400" cap="flat" cmpd="sng">
+                          <a:solidFill>
+                            <a:srgbClr val="000000"/>
+                          </a:solidFill>
+                          <a:prstDash val="solid"/>
+                          <a:headEnd type="none" w="med" len="med"/>
+                          <a:tailEnd type="triangle" w="lg" len="lg"/>
+                        </a:ln>
+                      </wps:spPr>
+                      <wps:bodyPr/>
+                    </wps:wsp>
+                  </a:graphicData>
+                </a:graphic>
+              </wp:anchor>
+            </w:drawing>
+          </mc:Choice>
+          <mc:Fallback>
+            <w:pict>
+              <v:shape id="_x0000_s1026" o:spid="_x0000_s1026" o:spt="32" type="#_x0000_t32" style="position:absolute;left:0pt;flip:x;margin-left:484.05pt;margin-top:7.45pt;height:18.4pt;width:11.95pt;z-index:251662336;mso-width-relative:page;mso-height-relative:page;" filled="f" stroked="t" coordsize="21600,21600" o:gfxdata="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">
+                <v:fill on="f" focussize="0,0"/>
+                <v:stroke weight="2pt" color="#000000" joinstyle="round" endarrow="block" endarrowwidth="wide" endarrowlength="long"/>
+                <v:imagedata o:title=""/>
+                <o:lock v:ext="edit" aspectratio="f"/>
+              </v:shape>
+            </w:pict>
+          </mc:Fallback>
+        </mc:AlternateContent>
+      </w:r>
+      <w:r>
         <w:rPr>
           <w:sz w:val="21"/>
         </w:rPr>
@@ -6980,10 +7195,10 @@
               <wp:anchor distT="0" distB="0" distL="114300" distR="114300" simplePos="0" relativeHeight="251699200" behindDoc="0" locked="0" layoutInCell="1" allowOverlap="1">
                 <wp:simplePos x="0" y="0"/>
                 <wp:positionH relativeFrom="column">
-                  <wp:posOffset>6193790</wp:posOffset>
+                  <wp:posOffset>6422390</wp:posOffset>
                 </wp:positionH>
                 <wp:positionV relativeFrom="paragraph">
-                  <wp:posOffset>325120</wp:posOffset>
+                  <wp:posOffset>372745</wp:posOffset>
                 </wp:positionV>
                 <wp:extent cx="1739900" cy="1346200"/>
                 <wp:effectExtent l="0" t="0" r="0" b="0"/>
@@ -7176,7 +7391,7 @@
           </mc:Choice>
           <mc:Fallback>
             <w:pict>
-              <v:shape id="_x0000_s1026" o:spid="_x0000_s1026" o:spt="202" type="#_x0000_t202" style="position:absolute;left:0pt;margin-left:487.7pt;margin-top:25.6pt;height:106pt;width:137pt;z-index:251699200;mso-width-relative:page;mso-height-relative:page;" filled="f" stroked="f" coordsize="21600,21600" o:gfxdata="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">
+              <v:shape id="_x0000_s1026" o:spid="_x0000_s1026" o:spt="202" type="#_x0000_t202" style="position:absolute;left:0pt;margin-left:505.7pt;margin-top:29.35pt;height:106pt;width:137pt;z-index:251699200;mso-width-relative:page;mso-height-relative:page;" filled="f" stroked="f" coordsize="21600,21600" o:gfxdata="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">
                 <v:fill on="f" focussize="0,0"/>
                 <v:stroke on="f" weight="0.5pt"/>
                 <v:imagedata o:title=""/>
@@ -7340,10 +7555,10 @@
               <wp:anchor distT="0" distB="0" distL="114300" distR="114300" simplePos="0" relativeHeight="251705344" behindDoc="0" locked="0" layoutInCell="1" allowOverlap="1">
                 <wp:simplePos x="0" y="0"/>
                 <wp:positionH relativeFrom="column">
-                  <wp:posOffset>7347585</wp:posOffset>
+                  <wp:posOffset>7576185</wp:posOffset>
                 </wp:positionH>
                 <wp:positionV relativeFrom="paragraph">
-                  <wp:posOffset>301625</wp:posOffset>
+                  <wp:posOffset>349250</wp:posOffset>
                 </wp:positionV>
                 <wp:extent cx="1739900" cy="1409065"/>
                 <wp:effectExtent l="0" t="0" r="0" b="0"/>
@@ -7551,7 +7766,7 @@
           </mc:Choice>
           <mc:Fallback>
             <w:pict>
-              <v:shape id="_x0000_s1026" o:spid="_x0000_s1026" o:spt="202" type="#_x0000_t202" style="position:absolute;left:0pt;margin-left:578.55pt;margin-top:23.75pt;height:110.95pt;width:137pt;z-index:251705344;mso-width-relative:page;mso-height-relative:page;" filled="f" stroked="f" coordsize="21600,21600" o:gfxdata="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">
+              <v:shape id="_x0000_s1026" o:spid="_x0000_s1026" o:spt="202" type="#_x0000_t202" style="position:absolute;left:0pt;margin-left:596.55pt;margin-top:27.5pt;height:110.95pt;width:137pt;z-index:251705344;mso-width-relative:page;mso-height-relative:page;" filled="f" stroked="f" coordsize="21600,21600" o:gfxdata="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">
                 <v:fill on="f" focussize="0,0"/>
                 <v:stroke on="f" weight="0.5pt"/>
                 <v:imagedata o:title=""/>
@@ -7730,10 +7945,10 @@
               <wp:anchor distT="0" distB="0" distL="114300" distR="114300" simplePos="0" relativeHeight="251704320" behindDoc="0" locked="0" layoutInCell="1" allowOverlap="1">
                 <wp:simplePos x="0" y="0"/>
                 <wp:positionH relativeFrom="column">
-                  <wp:posOffset>-695960</wp:posOffset>
+                  <wp:posOffset>-467360</wp:posOffset>
                 </wp:positionH>
                 <wp:positionV relativeFrom="paragraph">
-                  <wp:posOffset>321945</wp:posOffset>
+                  <wp:posOffset>369570</wp:posOffset>
                 </wp:positionV>
                 <wp:extent cx="1414780" cy="1417955"/>
                 <wp:effectExtent l="0" t="0" r="0" b="0"/>
@@ -7941,7 +8156,7 @@
           </mc:Choice>
           <mc:Fallback>
             <w:pict>
-              <v:shape id="_x0000_s1026" o:spid="_x0000_s1026" o:spt="202" type="#_x0000_t202" style="position:absolute;left:0pt;margin-left:-54.8pt;margin-top:25.35pt;height:111.65pt;width:111.4pt;z-index:251704320;mso-width-relative:page;mso-height-relative:page;" filled="f" stroked="f" coordsize="21600,21600" o:gfxdata="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">
+              <v:shape id="_x0000_s1026" o:spid="_x0000_s1026" o:spt="202" type="#_x0000_t202" style="position:absolute;left:0pt;margin-left:-36.8pt;margin-top:29.1pt;height:111.65pt;width:111.4pt;z-index:251704320;mso-width-relative:page;mso-height-relative:page;" filled="f" stroked="f" coordsize="21600,21600" o:gfxdata="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">
                 <v:fill on="f" focussize="0,0"/>
                 <v:stroke on="f" weight="0.5pt"/>
                 <v:imagedata o:title=""/>
@@ -8120,10 +8335,10 @@
               <wp:anchor distT="0" distB="0" distL="114300" distR="114300" simplePos="0" relativeHeight="251686912" behindDoc="0" locked="0" layoutInCell="1" allowOverlap="1">
                 <wp:simplePos x="0" y="0"/>
                 <wp:positionH relativeFrom="column">
-                  <wp:posOffset>1995170</wp:posOffset>
+                  <wp:posOffset>2223770</wp:posOffset>
                 </wp:positionH>
                 <wp:positionV relativeFrom="paragraph">
-                  <wp:posOffset>898525</wp:posOffset>
+                  <wp:posOffset>946150</wp:posOffset>
                 </wp:positionV>
                 <wp:extent cx="1407160" cy="633095"/>
                 <wp:effectExtent l="0" t="0" r="0" b="0"/>
@@ -8221,7 +8436,7 @@
           </mc:Choice>
           <mc:Fallback>
             <w:pict>
-              <v:shape id="_x0000_s1026" o:spid="_x0000_s1026" o:spt="202" type="#_x0000_t202" style="position:absolute;left:0pt;margin-left:157.1pt;margin-top:70.75pt;height:49.85pt;width:110.8pt;z-index:251686912;mso-width-relative:page;mso-height-relative:page;" filled="f" stroked="f" coordsize="21600,21600" o:gfxdata="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">
+              <v:shape id="_x0000_s1026" o:spid="_x0000_s1026" o:spt="202" type="#_x0000_t202" style="position:absolute;left:0pt;margin-left:175.1pt;margin-top:74.5pt;height:49.85pt;width:110.8pt;z-index:251686912;mso-width-relative:page;mso-height-relative:page;" filled="f" stroked="f" coordsize="21600,21600" o:gfxdata="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">
                 <v:fill on="f" focussize="0,0"/>
                 <v:stroke on="f" weight="0.5pt"/>
                 <v:imagedata o:title=""/>
@@ -8290,10 +8505,10 @@
               <wp:anchor distT="0" distB="0" distL="114300" distR="114300" simplePos="0" relativeHeight="251684864" behindDoc="0" locked="0" layoutInCell="1" allowOverlap="1">
                 <wp:simplePos x="0" y="0"/>
                 <wp:positionH relativeFrom="column">
-                  <wp:posOffset>4504055</wp:posOffset>
+                  <wp:posOffset>4732655</wp:posOffset>
                 </wp:positionH>
                 <wp:positionV relativeFrom="paragraph">
-                  <wp:posOffset>908685</wp:posOffset>
+                  <wp:posOffset>956310</wp:posOffset>
                 </wp:positionV>
                 <wp:extent cx="1381760" cy="569595"/>
                 <wp:effectExtent l="0" t="0" r="0" b="0"/>
@@ -8381,7 +8596,7 @@
           </mc:Choice>
           <mc:Fallback>
             <w:pict>
-              <v:shape id="_x0000_s1026" o:spid="_x0000_s1026" o:spt="202" type="#_x0000_t202" style="position:absolute;left:0pt;margin-left:354.65pt;margin-top:71.55pt;height:44.85pt;width:108.8pt;z-index:251684864;mso-width-relative:page;mso-height-relative:page;" filled="f" stroked="f" coordsize="21600,21600" o:gfxdata="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">
+              <v:shape id="_x0000_s1026" o:spid="_x0000_s1026" o:spt="202" type="#_x0000_t202" style="position:absolute;left:0pt;margin-left:372.65pt;margin-top:75.3pt;height:44.85pt;width:108.8pt;z-index:251684864;mso-width-relative:page;mso-height-relative:page;" filled="f" stroked="f" coordsize="21600,21600" o:gfxdata="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">
                 <v:fill on="f" focussize="0,0"/>
                 <v:stroke on="f" weight="0.5pt"/>
                 <v:imagedata o:title=""/>
@@ -8425,63 +8640,6 @@
                     </w:p>
                   </w:txbxContent>
                 </v:textbox>
-              </v:shape>
-            </w:pict>
-          </mc:Fallback>
-        </mc:AlternateContent>
-      </w:r>
-      <w:r>
-        <mc:AlternateContent>
-          <mc:Choice Requires="wps">
-            <w:drawing>
-              <wp:anchor distT="0" distB="0" distL="114300" distR="114300" simplePos="0" relativeHeight="251664384" behindDoc="0" locked="0" layoutInCell="1" allowOverlap="1">
-                <wp:simplePos x="0" y="0"/>
-                <wp:positionH relativeFrom="column">
-                  <wp:posOffset>3381375</wp:posOffset>
-                </wp:positionH>
-                <wp:positionV relativeFrom="paragraph">
-                  <wp:posOffset>1036320</wp:posOffset>
-                </wp:positionV>
-                <wp:extent cx="276225" cy="74295"/>
-                <wp:effectExtent l="0" t="28575" r="9525" b="30480"/>
-                <wp:wrapNone/>
-                <wp:docPr id="30" name="直接箭头连接符 30"/>
-                <wp:cNvGraphicFramePr/>
-                <a:graphic xmlns:a="http://schemas.openxmlformats.org/drawingml/2006/main">
-                  <a:graphicData uri="http://schemas.microsoft.com/office/word/2010/wordprocessingShape">
-                    <wps:wsp>
-                      <wps:cNvCnPr/>
-                      <wps:spPr>
-                        <a:xfrm flipH="1" flipV="1">
-                          <a:off x="0" y="0"/>
-                          <a:ext cx="276225" cy="74295"/>
-                        </a:xfrm>
-                        <a:prstGeom prst="straightConnector1">
-                          <a:avLst/>
-                        </a:prstGeom>
-                        <a:ln w="25400" cap="flat" cmpd="sng">
-                          <a:solidFill>
-                            <a:srgbClr val="000000"/>
-                          </a:solidFill>
-                          <a:prstDash val="solid"/>
-                          <a:headEnd type="none" w="med" len="med"/>
-                          <a:tailEnd type="triangle" w="lg" len="lg"/>
-                        </a:ln>
-                      </wps:spPr>
-                      <wps:bodyPr/>
-                    </wps:wsp>
-                  </a:graphicData>
-                </a:graphic>
-              </wp:anchor>
-            </w:drawing>
-          </mc:Choice>
-          <mc:Fallback>
-            <w:pict>
-              <v:shape id="_x0000_s1026" o:spid="_x0000_s1026" o:spt="32" type="#_x0000_t32" style="position:absolute;left:0pt;flip:x y;margin-left:266.25pt;margin-top:81.6pt;height:5.85pt;width:21.75pt;z-index:251664384;mso-width-relative:page;mso-height-relative:page;" filled="f" stroked="t" coordsize="21600,21600" o:gfxdata="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">
-                <v:fill on="f" focussize="0,0"/>
-                <v:stroke weight="2pt" color="#000000" joinstyle="round" endarrow="block" endarrowwidth="wide" endarrowlength="long"/>
-                <v:imagedata o:title=""/>
-                <o:lock v:ext="edit" aspectratio="f"/>
               </v:shape>
             </w:pict>
           </mc:Fallback>
